--- a/《草芥》游戏策划案.docx
+++ b/《草芥》游戏策划案.docx
@@ -12315,7 +12315,7 @@
     </w:p>
     <w:bookmarkEnd w:id="73"/>
     <w:bookmarkEnd w:id="74"/>
-    <w:bookmarkStart w:id="128" w:name="人物档案"/>
+    <w:bookmarkStart w:id="129" w:name="人物档案"/>
     <w:p>
       <w:pPr>
         <w:pStyle w:val="Heading1"/>
@@ -12327,7 +12327,7 @@
         <w:t xml:space="preserve">人物档案</w:t>
       </w:r>
     </w:p>
-    <w:bookmarkStart w:id="82" w:name="外婆"/>
+    <w:bookmarkStart w:id="83" w:name="外婆"/>
     <w:p>
       <w:pPr>
         <w:pStyle w:val="Heading2"/>
@@ -12749,7 +12749,64 @@
       </w:r>
     </w:p>
     <w:bookmarkEnd w:id="78"/>
-    <w:bookmarkStart w:id="79" w:name="与主角的关系"/>
+    <w:bookmarkStart w:id="79" w:name="与女儿主角妈妈的感情"/>
+    <w:p>
+      <w:pPr>
+        <w:pStyle w:val="Heading3"/>
+      </w:pPr>
+      <w:r>
+        <w:rPr>
+          <w:rFonts w:hint="eastAsia"/>
+        </w:rPr>
+        <w:t xml:space="preserve">与女儿（主角妈妈）的感情</w:t>
+      </w:r>
+    </w:p>
+    <w:p>
+      <w:pPr>
+        <w:pStyle w:val="FirstParagraph"/>
+      </w:pPr>
+      <w:r>
+        <w:rPr>
+          <w:rFonts w:hint="eastAsia"/>
+        </w:rPr>
+        <w:t xml:space="preserve">女儿嫁出去了，去了外地，老公也得出去打工，日子过得不容易，孩子没人带，只能送回来。</w:t>
+      </w:r>
+    </w:p>
+    <w:p>
+      <w:pPr>
+        <w:pStyle w:val="BodyText"/>
+      </w:pPr>
+      <w:r>
+        <w:rPr>
+          <w:rFonts w:hint="eastAsia"/>
+        </w:rPr>
+        <w:t xml:space="preserve">外婆心疼女儿，但心里也有一个说不出口的想法：你小时候我带你，老了还要帮你带你的孩子。但她说不出来。她不会跟女儿抱怨，也不会跟主角说”你妈不要你了”这种话。她就是接着，默默接着。</w:t>
+      </w:r>
+    </w:p>
+    <w:p>
+      <w:pPr>
+        <w:pStyle w:val="BodyText"/>
+      </w:pPr>
+      <w:r>
+        <w:rPr>
+          <w:rFonts w:hint="eastAsia"/>
+        </w:rPr>
+        <w:t xml:space="preserve">逢年过节女儿打电话回来，她会说”孩子好着呢，你放心”，然后挂了电话叹口气。</w:t>
+      </w:r>
+    </w:p>
+    <w:p>
+      <w:pPr>
+        <w:pStyle w:val="BodyText"/>
+      </w:pPr>
+      <w:r>
+        <w:rPr>
+          <w:rFonts w:hint="eastAsia"/>
+        </w:rPr>
+        <w:t xml:space="preserve">她对主角的好，有一部分是对女儿的牵挂——你照顾好她的孩子，就是帮了她最大的忙。主角是外婆和女儿之间的情感纽带，外婆照顾主角，某种程度上也是在替女儿尽母亲的责任。</w:t>
+      </w:r>
+    </w:p>
+    <w:bookmarkEnd w:id="79"/>
+    <w:bookmarkStart w:id="80" w:name="与主角的关系"/>
     <w:p>
       <w:pPr>
         <w:pStyle w:val="Heading3"/>
@@ -12912,8 +12969,8 @@
         <w:t xml:space="preserve">外婆是主角在乡下最先建立情感联系的人。她不会说什么大道理，但她的存在本身就是一种安全感。</w:t>
       </w:r>
     </w:p>
-    <w:bookmarkEnd w:id="79"/>
-    <w:bookmarkStart w:id="80" w:name="参与事件"/>
+    <w:bookmarkEnd w:id="80"/>
+    <w:bookmarkStart w:id="81" w:name="参与事件"/>
     <w:p>
       <w:pPr>
         <w:pStyle w:val="Heading3"/>
@@ -12985,8 +13042,8 @@
         <w:t xml:space="preserve">主角想家时的安慰事件</w:t>
       </w:r>
     </w:p>
-    <w:bookmarkEnd w:id="80"/>
-    <w:bookmarkStart w:id="81" w:name="视觉设计参考"/>
+    <w:bookmarkEnd w:id="81"/>
+    <w:bookmarkStart w:id="82" w:name="视觉设计参考"/>
     <w:p>
       <w:pPr>
         <w:pStyle w:val="Heading3"/>
@@ -13050,9 +13107,9 @@
         </w:pict>
       </w:r>
     </w:p>
-    <w:bookmarkEnd w:id="81"/>
     <w:bookmarkEnd w:id="82"/>
-    <w:bookmarkStart w:id="92" w:name="外公"/>
+    <w:bookmarkEnd w:id="83"/>
+    <w:bookmarkStart w:id="93" w:name="外公"/>
     <w:p>
       <w:pPr>
         <w:pStyle w:val="Heading2"/>
@@ -13064,7 +13121,7 @@
         <w:t xml:space="preserve">外公</w:t>
       </w:r>
     </w:p>
-    <w:bookmarkStart w:id="83" w:name="基本信息-1"/>
+    <w:bookmarkStart w:id="84" w:name="基本信息-1"/>
     <w:p>
       <w:pPr>
         <w:pStyle w:val="Heading3"/>
@@ -13213,8 +13270,8 @@
         </w:tc>
       </w:tr>
     </w:tbl>
-    <w:bookmarkEnd w:id="83"/>
-    <w:bookmarkStart w:id="84" w:name="人物小传-1"/>
+    <w:bookmarkEnd w:id="84"/>
+    <w:bookmarkStart w:id="85" w:name="人物小传-1"/>
     <w:p>
       <w:pPr>
         <w:pStyle w:val="Heading3"/>
@@ -13303,8 +13360,8 @@
         <w:t xml:space="preserve">这就是他的爱的方式——不解释，不邀功，只是默默把东西带到你面前。</w:t>
       </w:r>
     </w:p>
-    <w:bookmarkEnd w:id="84"/>
-    <w:bookmarkStart w:id="85" w:name="性格特点-1"/>
+    <w:bookmarkEnd w:id="85"/>
+    <w:bookmarkStart w:id="86" w:name="性格特点-1"/>
     <w:p>
       <w:pPr>
         <w:pStyle w:val="Heading3"/>
@@ -13454,8 +13511,8 @@
         <w:t xml:space="preserve">：年轻时卷入过一场南边的仗（非正式军人），回来后性格大变，从那以后不再多说话</w:t>
       </w:r>
     </w:p>
-    <w:bookmarkEnd w:id="85"/>
-    <w:bookmarkStart w:id="86" w:name="年轻时的外公"/>
+    <w:bookmarkEnd w:id="86"/>
+    <w:bookmarkStart w:id="87" w:name="年轻时的外公"/>
     <w:p>
       <w:pPr>
         <w:pStyle w:val="Heading3"/>
@@ -13526,8 +13583,8 @@
         <w:t xml:space="preserve">等模糊表述。玩家不需要知道具体是什么战争，只需要感受到一个被改变过的老人。</w:t>
       </w:r>
     </w:p>
-    <w:bookmarkEnd w:id="86"/>
-    <w:bookmarkStart w:id="87" w:name="说话方式-1"/>
+    <w:bookmarkEnd w:id="87"/>
+    <w:bookmarkStart w:id="88" w:name="说话方式-1"/>
     <w:p>
       <w:pPr>
         <w:pStyle w:val="Heading3"/>
@@ -13602,8 +13659,8 @@
         <w:t xml:space="preserve">对主角偶尔蹦出一句让人记住很久的话，比如”鱼要慢慢喂，急不得”</w:t>
       </w:r>
     </w:p>
-    <w:bookmarkEnd w:id="87"/>
-    <w:bookmarkStart w:id="88" w:name="与主角的关系-1"/>
+    <w:bookmarkEnd w:id="88"/>
+    <w:bookmarkStart w:id="89" w:name="与主角的关系-1"/>
     <w:p>
       <w:pPr>
         <w:pStyle w:val="Heading3"/>
@@ -13767,8 +13824,8 @@
         <w:t xml:space="preserve">外公是主角”沉默中的关爱”的来源。他不表达，但如果你感受得到，那就是最深的一种信任。</w:t>
       </w:r>
     </w:p>
-    <w:bookmarkEnd w:id="88"/>
-    <w:bookmarkStart w:id="89" w:name="与舅舅的关系"/>
+    <w:bookmarkEnd w:id="89"/>
+    <w:bookmarkStart w:id="90" w:name="与舅舅的关系"/>
     <w:p>
       <w:pPr>
         <w:pStyle w:val="Heading3"/>
@@ -13835,8 +13892,8 @@
         <w:t xml:space="preserve">外公是”做不说”的人，舅舅是”说但没做成”的人。方向相反，但根上是一样的倔。</w:t>
       </w:r>
     </w:p>
-    <w:bookmarkEnd w:id="89"/>
-    <w:bookmarkStart w:id="90" w:name="参与事件-1"/>
+    <w:bookmarkEnd w:id="90"/>
+    <w:bookmarkStart w:id="91" w:name="参与事件-1"/>
     <w:p>
       <w:pPr>
         <w:pStyle w:val="Heading3"/>
@@ -13938,8 +13995,8 @@
         <w:t xml:space="preserve">暴雨天抢收鱼塘（危机事件）</w:t>
       </w:r>
     </w:p>
-    <w:bookmarkEnd w:id="90"/>
-    <w:bookmarkStart w:id="91" w:name="视觉设计参考-1"/>
+    <w:bookmarkEnd w:id="91"/>
+    <w:bookmarkStart w:id="92" w:name="视觉设计参考-1"/>
     <w:p>
       <w:pPr>
         <w:pStyle w:val="Heading3"/>
@@ -14003,9 +14060,9 @@
         </w:pict>
       </w:r>
     </w:p>
-    <w:bookmarkEnd w:id="91"/>
     <w:bookmarkEnd w:id="92"/>
-    <w:bookmarkStart w:id="102" w:name="舅舅"/>
+    <w:bookmarkEnd w:id="93"/>
+    <w:bookmarkStart w:id="103" w:name="舅舅"/>
     <w:p>
       <w:pPr>
         <w:pStyle w:val="Heading2"/>
@@ -14017,7 +14074,7 @@
         <w:t xml:space="preserve">舅舅</w:t>
       </w:r>
     </w:p>
-    <w:bookmarkStart w:id="93" w:name="基本信息-2"/>
+    <w:bookmarkStart w:id="94" w:name="基本信息-2"/>
     <w:p>
       <w:pPr>
         <w:pStyle w:val="Heading3"/>
@@ -14166,8 +14223,8 @@
         </w:tc>
       </w:tr>
     </w:tbl>
-    <w:bookmarkEnd w:id="93"/>
-    <w:bookmarkStart w:id="94" w:name="人物小传-2"/>
+    <w:bookmarkEnd w:id="94"/>
+    <w:bookmarkStart w:id="95" w:name="人物小传-2"/>
     <w:p>
       <w:pPr>
         <w:pStyle w:val="Heading3"/>
@@ -14234,8 +14291,8 @@
         <w:t xml:space="preserve">但他不是坏人。他严厉，是因为他对自己也严厉。他不善于表达关心，是因为没人教过他怎么表达。如果家里遇到大事——比如台风、比如需要做重要决定——他是会站出来的那个人。</w:t>
       </w:r>
     </w:p>
-    <w:bookmarkEnd w:id="94"/>
-    <w:bookmarkStart w:id="95" w:name="性格特点-2"/>
+    <w:bookmarkEnd w:id="95"/>
+    <w:bookmarkStart w:id="96" w:name="性格特点-2"/>
     <w:p>
       <w:pPr>
         <w:pStyle w:val="Heading3"/>
@@ -14362,8 +14419,8 @@
         <w:t xml:space="preserve">：别人一句无心的话可能戳到他的痛处，尤其是关于”城里”的话题</w:t>
       </w:r>
     </w:p>
-    <w:bookmarkEnd w:id="95"/>
-    <w:bookmarkStart w:id="96" w:name="说话方式-2"/>
+    <w:bookmarkEnd w:id="96"/>
+    <w:bookmarkStart w:id="97" w:name="说话方式-2"/>
     <w:p>
       <w:pPr>
         <w:pStyle w:val="Heading3"/>
@@ -14453,8 +14510,8 @@
         <w:t xml:space="preserve">喝了酒之后可能会多说几句，但说的也都是牢骚</w:t>
       </w:r>
     </w:p>
-    <w:bookmarkEnd w:id="96"/>
-    <w:bookmarkStart w:id="97" w:name="与主角的关系-2"/>
+    <w:bookmarkEnd w:id="97"/>
+    <w:bookmarkStart w:id="98" w:name="与主角的关系-2"/>
     <w:p>
       <w:pPr>
         <w:pStyle w:val="Heading3"/>
@@ -14617,8 +14674,8 @@
         <w:t xml:space="preserve">舅舅是主角理解”大人也不容易”的窗口。他不是英雄，也不是反派，只是一个被生活打败了但还在硬撑的人。</w:t>
       </w:r>
     </w:p>
-    <w:bookmarkEnd w:id="97"/>
-    <w:bookmarkStart w:id="98" w:name="与外公的关系"/>
+    <w:bookmarkEnd w:id="98"/>
+    <w:bookmarkStart w:id="99" w:name="与外公的关系"/>
     <w:p>
       <w:pPr>
         <w:pStyle w:val="Heading3"/>
@@ -14674,8 +14731,8 @@
         <w:t xml:space="preserve">两人不吵架，但暗涌不断。真遇到大事——台风来了、鱼塘出问题——舅舅是能扛的，外公也知道。父子俩平时各干各的，危机时刻不用说就站到一起了。</w:t>
       </w:r>
     </w:p>
-    <w:bookmarkEnd w:id="98"/>
-    <w:bookmarkStart w:id="99" w:name="与大表哥的暗线"/>
+    <w:bookmarkEnd w:id="99"/>
+    <w:bookmarkStart w:id="100" w:name="与大表哥的暗线"/>
     <w:p>
       <w:pPr>
         <w:pStyle w:val="Heading3"/>
@@ -14698,8 +14755,8 @@
         <w:t xml:space="preserve">舅舅从城里退回来，大表哥往城里闯——父子俩方向相反。舅舅可能觉得大表哥迟早也会撞南墙，大表哥觉得舅舅是被打败了才回来。他们不吵架，但互相不理解。这种沉默的对峙比激烈的冲突更有力量。</w:t>
       </w:r>
     </w:p>
-    <w:bookmarkEnd w:id="99"/>
-    <w:bookmarkStart w:id="100" w:name="参与事件-2"/>
+    <w:bookmarkEnd w:id="100"/>
+    <w:bookmarkStart w:id="101" w:name="参与事件-2"/>
     <w:p>
       <w:pPr>
         <w:pStyle w:val="Heading3"/>
@@ -14771,8 +14828,8 @@
         <w:t xml:space="preserve">酒后吐真言事件（情感事件）</w:t>
       </w:r>
     </w:p>
-    <w:bookmarkEnd w:id="100"/>
-    <w:bookmarkStart w:id="101" w:name="视觉设计参考-2"/>
+    <w:bookmarkEnd w:id="101"/>
+    <w:bookmarkStart w:id="102" w:name="视觉设计参考-2"/>
     <w:p>
       <w:pPr>
         <w:pStyle w:val="Heading3"/>
@@ -14836,9 +14893,9 @@
         </w:pict>
       </w:r>
     </w:p>
-    <w:bookmarkEnd w:id="101"/>
     <w:bookmarkEnd w:id="102"/>
-    <w:bookmarkStart w:id="110" w:name="舅妈"/>
+    <w:bookmarkEnd w:id="103"/>
+    <w:bookmarkStart w:id="111" w:name="舅妈"/>
     <w:p>
       <w:pPr>
         <w:pStyle w:val="Heading2"/>
@@ -14850,7 +14907,7 @@
         <w:t xml:space="preserve">舅妈</w:t>
       </w:r>
     </w:p>
-    <w:bookmarkStart w:id="103" w:name="基本信息-3"/>
+    <w:bookmarkStart w:id="104" w:name="基本信息-3"/>
     <w:p>
       <w:pPr>
         <w:pStyle w:val="Heading3"/>
@@ -14999,8 +15056,8 @@
         </w:tc>
       </w:tr>
     </w:tbl>
-    <w:bookmarkEnd w:id="103"/>
-    <w:bookmarkStart w:id="104" w:name="人物小传-3"/>
+    <w:bookmarkEnd w:id="104"/>
+    <w:bookmarkStart w:id="105" w:name="人物小传-3"/>
     <w:p>
       <w:pPr>
         <w:pStyle w:val="Heading3"/>
@@ -15056,8 +15113,8 @@
         <w:t xml:space="preserve">她对主角的态度是”客气但有距离”。不是冷，是真的没有多余的精力去热情。她有自己的两个孩子要操心，多一个外孙，能保证他吃饱穿暖、不饿着冻着，已经尽了她的本分。但如果主角主动帮她干活——择菜、扫地、喂鸡——她会慢慢软下来。</w:t>
       </w:r>
     </w:p>
-    <w:bookmarkEnd w:id="104"/>
-    <w:bookmarkStart w:id="105" w:name="性格特点-3"/>
+    <w:bookmarkEnd w:id="105"/>
+    <w:bookmarkStart w:id="106" w:name="性格特点-3"/>
     <w:p>
       <w:pPr>
         <w:pStyle w:val="Heading3"/>
@@ -15184,8 +15241,8 @@
         <w:t xml:space="preserve">：嘴上说”这孩子怎么这样”，但该照顾的一样不少</w:t>
       </w:r>
     </w:p>
-    <w:bookmarkEnd w:id="105"/>
-    <w:bookmarkStart w:id="106" w:name="说话方式-3"/>
+    <w:bookmarkEnd w:id="106"/>
+    <w:bookmarkStart w:id="107" w:name="说话方式-3"/>
     <w:p>
       <w:pPr>
         <w:pStyle w:val="Heading3"/>
@@ -15269,8 +15326,8 @@
         <w:t xml:space="preserve">对舅舅有时会抱怨两句，但适可而止</w:t>
       </w:r>
     </w:p>
-    <w:bookmarkEnd w:id="106"/>
-    <w:bookmarkStart w:id="107" w:name="与主角的关系-3"/>
+    <w:bookmarkEnd w:id="107"/>
+    <w:bookmarkStart w:id="108" w:name="与主角的关系-3"/>
     <w:p>
       <w:pPr>
         <w:pStyle w:val="Heading3"/>
@@ -15434,8 +15491,8 @@
         <w:t xml:space="preserve">舅妈是主角理解”被接纳需要努力”的NPC。她不欠主角什么，但她的态度变化是最有分量的——因为她不是一开始就对你好的人。</w:t>
       </w:r>
     </w:p>
-    <w:bookmarkEnd w:id="107"/>
-    <w:bookmarkStart w:id="108" w:name="参与事件-3"/>
+    <w:bookmarkEnd w:id="108"/>
+    <w:bookmarkStart w:id="109" w:name="参与事件-3"/>
     <w:p>
       <w:pPr>
         <w:pStyle w:val="Heading3"/>
@@ -15507,8 +15564,8 @@
         <w:t xml:space="preserve">某次舅妈生病/累倒，主角帮忙撑了一天的家务（关键事件）</w:t>
       </w:r>
     </w:p>
-    <w:bookmarkEnd w:id="108"/>
-    <w:bookmarkStart w:id="109" w:name="视觉设计参考-3"/>
+    <w:bookmarkEnd w:id="109"/>
+    <w:bookmarkStart w:id="110" w:name="视觉设计参考-3"/>
     <w:p>
       <w:pPr>
         <w:pStyle w:val="Heading3"/>
@@ -15572,9 +15629,9 @@
         </w:pict>
       </w:r>
     </w:p>
-    <w:bookmarkEnd w:id="109"/>
     <w:bookmarkEnd w:id="110"/>
-    <w:bookmarkStart w:id="119" w:name="大表哥"/>
+    <w:bookmarkEnd w:id="111"/>
+    <w:bookmarkStart w:id="120" w:name="大表哥"/>
     <w:p>
       <w:pPr>
         <w:pStyle w:val="Heading2"/>
@@ -15586,7 +15643,7 @@
         <w:t xml:space="preserve">大表哥</w:t>
       </w:r>
     </w:p>
-    <w:bookmarkStart w:id="111" w:name="基本信息-4"/>
+    <w:bookmarkStart w:id="112" w:name="基本信息-4"/>
     <w:p>
       <w:pPr>
         <w:pStyle w:val="Heading3"/>
@@ -15735,8 +15792,8 @@
         </w:tc>
       </w:tr>
     </w:tbl>
-    <w:bookmarkEnd w:id="111"/>
-    <w:bookmarkStart w:id="112" w:name="人物小传-4"/>
+    <w:bookmarkEnd w:id="112"/>
+    <w:bookmarkStart w:id="113" w:name="人物小传-4"/>
     <w:p>
       <w:pPr>
         <w:pStyle w:val="Heading3"/>
@@ -15803,8 +15860,8 @@
         <w:t xml:space="preserve">他和舅舅之间有一条暗线。舅舅从城里退回来，他从乡下往城里闯。父子俩方向相反，不吵架，但互相不理解。大表哥觉得舅舅是被打败了才回来的，舅舅觉得大表哥迟早也会撞南墙。他们用沉默对峙。</w:t>
       </w:r>
     </w:p>
-    <w:bookmarkEnd w:id="112"/>
-    <w:bookmarkStart w:id="113" w:name="性格特点-4"/>
+    <w:bookmarkEnd w:id="113"/>
+    <w:bookmarkStart w:id="114" w:name="性格特点-4"/>
     <w:p>
       <w:pPr>
         <w:pStyle w:val="Heading3"/>
@@ -15931,8 +15988,8 @@
         <w:t xml:space="preserve">：跟舅舅一样倔，不肯服软</w:t>
       </w:r>
     </w:p>
-    <w:bookmarkEnd w:id="113"/>
-    <w:bookmarkStart w:id="114" w:name="说话方式-4"/>
+    <w:bookmarkEnd w:id="114"/>
+    <w:bookmarkStart w:id="115" w:name="说话方式-4"/>
     <w:p>
       <w:pPr>
         <w:pStyle w:val="Heading3"/>
@@ -16016,8 +16073,8 @@
         <w:t xml:space="preserve">偶尔带点县城的词或者饭馆里的行话</w:t>
       </w:r>
     </w:p>
-    <w:bookmarkEnd w:id="114"/>
-    <w:bookmarkStart w:id="115" w:name="与主角的关系-4"/>
+    <w:bookmarkEnd w:id="115"/>
+    <w:bookmarkStart w:id="116" w:name="与主角的关系-4"/>
     <w:p>
       <w:pPr>
         <w:pStyle w:val="Heading3"/>
@@ -16181,8 +16238,8 @@
         <w:t xml:space="preserve">大表哥是主角的”榜样型玩伴”——他比主角大，见过更多东西，有自己想做的事。他让主角看到”不读书也有出路”，但也让主角思考”那条路是不是我想要的”。</w:t>
       </w:r>
     </w:p>
-    <w:bookmarkEnd w:id="115"/>
-    <w:bookmarkStart w:id="116" w:name="关键弧线"/>
+    <w:bookmarkEnd w:id="116"/>
+    <w:bookmarkStart w:id="117" w:name="关键弧线"/>
     <w:p>
       <w:pPr>
         <w:pStyle w:val="Heading3"/>
@@ -16264,8 +16321,8 @@
         <w:t xml:space="preserve">这个过程不需要玩家做什么，只需要”在场”——看着他变化。</w:t>
       </w:r>
     </w:p>
-    <w:bookmarkEnd w:id="116"/>
-    <w:bookmarkStart w:id="117" w:name="参与事件-4"/>
+    <w:bookmarkEnd w:id="117"/>
+    <w:bookmarkStart w:id="118" w:name="参与事件-4"/>
     <w:p>
       <w:pPr>
         <w:pStyle w:val="Heading3"/>
@@ -16352,8 +16409,8 @@
         <w:t xml:space="preserve">说出口想开饭馆（情感事件）</w:t>
       </w:r>
     </w:p>
-    <w:bookmarkEnd w:id="117"/>
-    <w:bookmarkStart w:id="118" w:name="视觉设计参考-4"/>
+    <w:bookmarkEnd w:id="118"/>
+    <w:bookmarkStart w:id="119" w:name="视觉设计参考-4"/>
     <w:p>
       <w:pPr>
         <w:pStyle w:val="Heading3"/>
@@ -16432,9 +16489,9 @@
         </w:pict>
       </w:r>
     </w:p>
-    <w:bookmarkEnd w:id="118"/>
     <w:bookmarkEnd w:id="119"/>
-    <w:bookmarkStart w:id="127" w:name="二表哥"/>
+    <w:bookmarkEnd w:id="120"/>
+    <w:bookmarkStart w:id="128" w:name="二表哥"/>
     <w:p>
       <w:pPr>
         <w:pStyle w:val="Heading2"/>
@@ -16446,7 +16503,7 @@
         <w:t xml:space="preserve">二表哥</w:t>
       </w:r>
     </w:p>
-    <w:bookmarkStart w:id="120" w:name="基本信息-5"/>
+    <w:bookmarkStart w:id="121" w:name="基本信息-5"/>
     <w:p>
       <w:pPr>
         <w:pStyle w:val="Heading3"/>
@@ -16595,8 +16652,8 @@
         </w:tc>
       </w:tr>
     </w:tbl>
-    <w:bookmarkEnd w:id="120"/>
-    <w:bookmarkStart w:id="121" w:name="人物小传-5"/>
+    <w:bookmarkEnd w:id="121"/>
+    <w:bookmarkStart w:id="122" w:name="人物小传-5"/>
     <w:p>
       <w:pPr>
         <w:pStyle w:val="Heading3"/>
@@ -16675,8 +16732,8 @@
         <w:t xml:space="preserve">他是这个家最不”懂事”的人，但也正因为不”懂事”，他活得最轻松。大人们的心事、家里的经济、舅舅的失意——这些他都不管。他的世界很简单：今天玩什么、明天去哪里玩。</w:t>
       </w:r>
     </w:p>
-    <w:bookmarkEnd w:id="121"/>
-    <w:bookmarkStart w:id="122" w:name="性格特点-5"/>
+    <w:bookmarkEnd w:id="122"/>
+    <w:bookmarkStart w:id="123" w:name="性格特点-5"/>
     <w:p>
       <w:pPr>
         <w:pStyle w:val="Heading3"/>
@@ -16803,8 +16860,8 @@
         <w:t xml:space="preserve">：被骂了转头就忘，不记仇、不纠结</w:t>
       </w:r>
     </w:p>
-    <w:bookmarkEnd w:id="122"/>
-    <w:bookmarkStart w:id="123" w:name="说话方式-5"/>
+    <w:bookmarkEnd w:id="123"/>
+    <w:bookmarkStart w:id="124" w:name="说话方式-5"/>
     <w:p>
       <w:pPr>
         <w:pStyle w:val="Heading3"/>
@@ -16894,8 +16951,8 @@
         <w:t xml:space="preserve">偶尔冒出一句让人哭笑不得的话</w:t>
       </w:r>
     </w:p>
-    <w:bookmarkEnd w:id="123"/>
-    <w:bookmarkStart w:id="124" w:name="与主角的关系-5"/>
+    <w:bookmarkEnd w:id="124"/>
+    <w:bookmarkStart w:id="125" w:name="与主角的关系-5"/>
     <w:p>
       <w:pPr>
         <w:pStyle w:val="Heading3"/>
@@ -17058,8 +17115,8 @@
         <w:t xml:space="preserve">二表哥是主角”童年”本身。跟大表哥在一起是”学到东西”，跟二表哥在一起是”玩得开心”。当主角将来面临回城读书的选择时，二表哥是那个最不舍的人。</w:t>
       </w:r>
     </w:p>
-    <w:bookmarkEnd w:id="124"/>
-    <w:bookmarkStart w:id="125" w:name="参与事件-5"/>
+    <w:bookmarkEnd w:id="125"/>
+    <w:bookmarkStart w:id="126" w:name="参与事件-5"/>
     <w:p>
       <w:pPr>
         <w:pStyle w:val="Heading3"/>
@@ -17131,8 +17188,8 @@
         <w:t xml:space="preserve">主角要回城读书时的分别事件</w:t>
       </w:r>
     </w:p>
-    <w:bookmarkEnd w:id="125"/>
-    <w:bookmarkStart w:id="126" w:name="视觉设计参考-5"/>
+    <w:bookmarkEnd w:id="126"/>
+    <w:bookmarkStart w:id="127" w:name="视觉设计参考-5"/>
     <w:p>
       <w:pPr>
         <w:pStyle w:val="Heading3"/>
@@ -17204,9 +17261,9 @@
         <w:t xml:space="preserve">随身物品：口袋里可能装着弹珠、石子、抓到的小虫</w:t>
       </w:r>
     </w:p>
-    <w:bookmarkEnd w:id="126"/>
     <w:bookmarkEnd w:id="127"/>
     <w:bookmarkEnd w:id="128"/>
+    <w:bookmarkEnd w:id="129"/>
     <w:sectPr>
       <w:footnotePr>
         <w:numRestart w:val="eachSect"/>

--- a/《草芥》游戏策划案.docx
+++ b/《草芥》游戏策划案.docx
@@ -7468,13 +7468,14 @@
     <w:tbl>
       <w:tblPr>
         <w:tblStyle w:val="Table"/>
-        <w:tblW w:type="auto" w:w="0"/>
+        <w:tblW w:type="pct" w:w="5000"/>
+        <w:tblLayout w:type="fixed"/>
         <w:tblLook w:firstRow="1" w:lastRow="0" w:firstColumn="0" w:lastColumn="0" w:noHBand="0" w:noVBand="0" w:val="0020"/>
       </w:tblPr>
       <w:tblGrid>
-        <w:gridCol w:w="2640"/>
-        <w:gridCol w:w="2640"/>
-        <w:gridCol w:w="2640"/>
+        <w:gridCol w:w="2066"/>
+        <w:gridCol w:w="2066"/>
+        <w:gridCol w:w="3787"/>
       </w:tblGrid>
       <w:tr>
         <w:trPr>
@@ -7607,6 +7608,50 @@
                 <w:rFonts w:hint="eastAsia"/>
               </w:rPr>
               <w:t xml:space="preserve">学做菜事件</w:t>
+            </w:r>
+          </w:p>
+        </w:tc>
+      </w:tr>
+      <w:tr>
+        <w:tc>
+          <w:tcPr/>
+          <w:p>
+            <w:pPr>
+              <w:pStyle w:val="Compact"/>
+            </w:pPr>
+            <w:r>
+              <w:rPr>
+                <w:rFonts w:hint="eastAsia"/>
+              </w:rPr>
+              <w:t xml:space="preserve">便利店</w:t>
+            </w:r>
+          </w:p>
+        </w:tc>
+        <w:tc>
+          <w:tcPr/>
+          <w:p>
+            <w:pPr>
+              <w:pStyle w:val="Compact"/>
+            </w:pPr>
+            <w:r>
+              <w:rPr>
+                <w:rFonts w:hint="eastAsia"/>
+              </w:rPr>
+              <w:t xml:space="preserve">一楼角落，老旧塑料罐装零食</w:t>
+            </w:r>
+          </w:p>
+        </w:tc>
+        <w:tc>
+          <w:tcPr/>
+          <w:p>
+            <w:pPr>
+              <w:pStyle w:val="Compact"/>
+            </w:pPr>
+            <w:r>
+              <w:rPr>
+                <w:rFonts w:hint="eastAsia"/>
+              </w:rPr>
+              <w:t xml:space="preserve">挑零食、帮外婆看店、村里人来买东西闲聊</w:t>
             </w:r>
           </w:p>
         </w:tc>
@@ -12521,6 +12566,17 @@
           <w:rFonts w:hint="eastAsia"/>
         </w:rPr>
         <w:t xml:space="preserve">她老了，重活已经干不动了，但一日三餐从来没落下过。灶台是她的战场，厨房是她说了算的地方。她做饭不精致，但量大、管饱、有家的味道。</w:t>
+      </w:r>
+    </w:p>
+    <w:p>
+      <w:pPr>
+        <w:pStyle w:val="BodyText"/>
+      </w:pPr>
+      <w:r>
+        <w:rPr>
+          <w:rFonts w:hint="eastAsia"/>
+        </w:rPr>
+        <w:t xml:space="preserve">大屋一楼有一角是她开的小便利店，用一些老旧的塑料罐子装着零食来卖——瓜子、花生、糖果、辣条，还有小孩爱吃的零碎东西。赚不了几个钱，但她觉得闲着也是闲着，有人来买还能顺便聊几句。罐子是攒了很多年的，有的发黄了，有的盖子裂了用橡皮筋箍着。主角有时候会蹲在罐子前面挑零食，外婆就在旁边看着，偶尔说”这个辣，你吃不了”。</w:t>
       </w:r>
     </w:p>
     <w:p>

--- a/《草芥》游戏策划案.docx
+++ b/《草芥》游戏策划案.docx
@@ -12360,7 +12360,7 @@
     </w:p>
     <w:bookmarkEnd w:id="73"/>
     <w:bookmarkEnd w:id="74"/>
-    <w:bookmarkStart w:id="129" w:name="人物档案"/>
+    <w:bookmarkStart w:id="130" w:name="人物档案"/>
     <w:p>
       <w:pPr>
         <w:pStyle w:val="Heading1"/>
@@ -14118,7 +14118,7 @@
     </w:p>
     <w:bookmarkEnd w:id="92"/>
     <w:bookmarkEnd w:id="93"/>
-    <w:bookmarkStart w:id="103" w:name="舅舅"/>
+    <w:bookmarkStart w:id="104" w:name="舅舅"/>
     <w:p>
       <w:pPr>
         <w:pStyle w:val="Heading2"/>
@@ -14731,7 +14731,7 @@
       </w:r>
     </w:p>
     <w:bookmarkEnd w:id="98"/>
-    <w:bookmarkStart w:id="99" w:name="与外公的关系"/>
+    <w:bookmarkStart w:id="99" w:name="与舅妈的关系"/>
     <w:p>
       <w:pPr>
         <w:pStyle w:val="Heading3"/>
@@ -14740,6 +14740,81 @@
         <w:rPr>
           <w:rFonts w:hint="eastAsia"/>
         </w:rPr>
+        <w:t xml:space="preserve">与舅妈的关系</w:t>
+      </w:r>
+    </w:p>
+    <w:p>
+      <w:pPr>
+        <w:pStyle w:val="FirstParagraph"/>
+      </w:pPr>
+      <w:r>
+        <w:rPr>
+          <w:rFonts w:hint="eastAsia"/>
+        </w:rPr>
+        <w:t xml:space="preserve">舅舅和舅妈结婚很多年了，日子过得不算富裕，但也不是没有温度。</w:t>
+      </w:r>
+    </w:p>
+    <w:p>
+      <w:pPr>
+        <w:pStyle w:val="BodyText"/>
+      </w:pPr>
+      <w:r>
+        <w:rPr>
+          <w:rFonts w:hint="eastAsia"/>
+        </w:rPr>
+        <w:t xml:space="preserve">两人相处的日常模式是斗嘴。舅妈嘴上从来不饶人，嫌他好吃懒做、嫌他干农活磨蹭、嫌他一天到晚想那些没用的。舅舅被骂了不还嘴，一笑了之，有时候还故意逗她。舅妈越骂越来劲，舅舅就越笑越开心——斗嘴是他们之间最常见的情感表达方式。</w:t>
+      </w:r>
+    </w:p>
+    <w:p>
+      <w:pPr>
+        <w:pStyle w:val="BodyText"/>
+      </w:pPr>
+      <w:r>
+        <w:rPr>
+          <w:rFonts w:hint="eastAsia"/>
+        </w:rPr>
+        <w:t xml:space="preserve">舅舅对舅妈有愧疚。人家跟着自己从城里来到这乡下地方，没有享过什么福，净吃苦了。但他不会说”对不起”这种话，他表达愧疚的方式是：舅妈骂他的时候他不还嘴，舅妈累了的时候他多干一点活，舅妈发火的时候他笑一笑把火气接住。</w:t>
+      </w:r>
+    </w:p>
+    <w:p>
+      <w:pPr>
+        <w:pStyle w:val="BodyText"/>
+      </w:pPr>
+      <w:r>
+        <w:rPr>
+          <w:rFonts w:hint="eastAsia"/>
+        </w:rPr>
+        <w:t xml:space="preserve">在村里，舅舅是另一副面孔。他的人缘很好，大屋门口看到有人经过就热情地打招呼，</w:t>
+      </w:r>
+      <w:r>
+        <w:rPr>
+          <w:rFonts w:hint="eastAsia"/>
+        </w:rPr>
+        <w:t xml:space="preserve">“来坐啊”</w:t>
+      </w:r>
+      <w:r>
+        <w:rPr>
+          <w:rFonts w:hint="eastAsia"/>
+        </w:rPr>
+        <w:t xml:space="preserve">“进来喝杯茶”</w:t>
+      </w:r>
+      <w:r>
+        <w:rPr>
+          <w:rFonts w:hint="eastAsia"/>
+        </w:rPr>
+        <w:t xml:space="preserve">。他喜欢热闹，喜欢家里有人来。舅妈一边骂他”又叫人来，饭都不够吃”，一边去厨房多炒两个菜。</w:t>
+      </w:r>
+    </w:p>
+    <w:bookmarkEnd w:id="99"/>
+    <w:bookmarkStart w:id="100" w:name="与外公的关系"/>
+    <w:p>
+      <w:pPr>
+        <w:pStyle w:val="Heading3"/>
+      </w:pPr>
+      <w:r>
+        <w:rPr>
+          <w:rFonts w:hint="eastAsia"/>
+        </w:rPr>
         <w:t xml:space="preserve">与外公的关系</w:t>
       </w:r>
     </w:p>
@@ -14787,8 +14862,8 @@
         <w:t xml:space="preserve">两人不吵架，但暗涌不断。真遇到大事——台风来了、鱼塘出问题——舅舅是能扛的，外公也知道。父子俩平时各干各的，危机时刻不用说就站到一起了。</w:t>
       </w:r>
     </w:p>
-    <w:bookmarkEnd w:id="99"/>
-    <w:bookmarkStart w:id="100" w:name="与大表哥的暗线"/>
+    <w:bookmarkEnd w:id="100"/>
+    <w:bookmarkStart w:id="101" w:name="与大表哥的暗线"/>
     <w:p>
       <w:pPr>
         <w:pStyle w:val="Heading3"/>
@@ -14811,8 +14886,8 @@
         <w:t xml:space="preserve">舅舅从城里退回来，大表哥往城里闯——父子俩方向相反。舅舅可能觉得大表哥迟早也会撞南墙，大表哥觉得舅舅是被打败了才回来。他们不吵架，但互相不理解。这种沉默的对峙比激烈的冲突更有力量。</w:t>
       </w:r>
     </w:p>
-    <w:bookmarkEnd w:id="100"/>
-    <w:bookmarkStart w:id="101" w:name="参与事件-2"/>
+    <w:bookmarkEnd w:id="101"/>
+    <w:bookmarkStart w:id="102" w:name="参与事件-2"/>
     <w:p>
       <w:pPr>
         <w:pStyle w:val="Heading3"/>
@@ -14884,8 +14959,8 @@
         <w:t xml:space="preserve">酒后吐真言事件（情感事件）</w:t>
       </w:r>
     </w:p>
-    <w:bookmarkEnd w:id="101"/>
-    <w:bookmarkStart w:id="102" w:name="视觉设计参考-2"/>
+    <w:bookmarkEnd w:id="102"/>
+    <w:bookmarkStart w:id="103" w:name="视觉设计参考-2"/>
     <w:p>
       <w:pPr>
         <w:pStyle w:val="Heading3"/>
@@ -14949,9 +15024,9 @@
         </w:pict>
       </w:r>
     </w:p>
-    <w:bookmarkEnd w:id="102"/>
     <w:bookmarkEnd w:id="103"/>
-    <w:bookmarkStart w:id="111" w:name="舅妈"/>
+    <w:bookmarkEnd w:id="104"/>
+    <w:bookmarkStart w:id="112" w:name="舅妈"/>
     <w:p>
       <w:pPr>
         <w:pStyle w:val="Heading2"/>
@@ -14963,7 +15038,7 @@
         <w:t xml:space="preserve">舅妈</w:t>
       </w:r>
     </w:p>
-    <w:bookmarkStart w:id="104" w:name="基本信息-3"/>
+    <w:bookmarkStart w:id="105" w:name="基本信息-3"/>
     <w:p>
       <w:pPr>
         <w:pStyle w:val="Heading3"/>
@@ -15112,8 +15187,8 @@
         </w:tc>
       </w:tr>
     </w:tbl>
-    <w:bookmarkEnd w:id="104"/>
-    <w:bookmarkStart w:id="105" w:name="人物小传-3"/>
+    <w:bookmarkEnd w:id="105"/>
+    <w:bookmarkStart w:id="106" w:name="人物小传-3"/>
     <w:p>
       <w:pPr>
         <w:pStyle w:val="Heading3"/>
@@ -15169,8 +15244,8 @@
         <w:t xml:space="preserve">她对主角的态度是”客气但有距离”。不是冷，是真的没有多余的精力去热情。她有自己的两个孩子要操心，多一个外孙，能保证他吃饱穿暖、不饿着冻着，已经尽了她的本分。但如果主角主动帮她干活——择菜、扫地、喂鸡——她会慢慢软下来。</w:t>
       </w:r>
     </w:p>
-    <w:bookmarkEnd w:id="105"/>
-    <w:bookmarkStart w:id="106" w:name="性格特点-3"/>
+    <w:bookmarkEnd w:id="106"/>
+    <w:bookmarkStart w:id="107" w:name="性格特点-3"/>
     <w:p>
       <w:pPr>
         <w:pStyle w:val="Heading3"/>
@@ -15297,8 +15372,8 @@
         <w:t xml:space="preserve">：嘴上说”这孩子怎么这样”，但该照顾的一样不少</w:t>
       </w:r>
     </w:p>
-    <w:bookmarkEnd w:id="106"/>
-    <w:bookmarkStart w:id="107" w:name="说话方式-3"/>
+    <w:bookmarkEnd w:id="107"/>
+    <w:bookmarkStart w:id="108" w:name="说话方式-3"/>
     <w:p>
       <w:pPr>
         <w:pStyle w:val="Heading3"/>
@@ -15382,8 +15457,8 @@
         <w:t xml:space="preserve">对舅舅有时会抱怨两句，但适可而止</w:t>
       </w:r>
     </w:p>
-    <w:bookmarkEnd w:id="107"/>
-    <w:bookmarkStart w:id="108" w:name="与主角的关系-3"/>
+    <w:bookmarkEnd w:id="108"/>
+    <w:bookmarkStart w:id="109" w:name="与主角的关系-3"/>
     <w:p>
       <w:pPr>
         <w:pStyle w:val="Heading3"/>
@@ -15547,8 +15622,8 @@
         <w:t xml:space="preserve">舅妈是主角理解”被接纳需要努力”的NPC。她不欠主角什么，但她的态度变化是最有分量的——因为她不是一开始就对你好的人。</w:t>
       </w:r>
     </w:p>
-    <w:bookmarkEnd w:id="108"/>
-    <w:bookmarkStart w:id="109" w:name="参与事件-3"/>
+    <w:bookmarkEnd w:id="109"/>
+    <w:bookmarkStart w:id="110" w:name="参与事件-3"/>
     <w:p>
       <w:pPr>
         <w:pStyle w:val="Heading3"/>
@@ -15620,8 +15695,8 @@
         <w:t xml:space="preserve">某次舅妈生病/累倒，主角帮忙撑了一天的家务（关键事件）</w:t>
       </w:r>
     </w:p>
-    <w:bookmarkEnd w:id="109"/>
-    <w:bookmarkStart w:id="110" w:name="视觉设计参考-3"/>
+    <w:bookmarkEnd w:id="110"/>
+    <w:bookmarkStart w:id="111" w:name="视觉设计参考-3"/>
     <w:p>
       <w:pPr>
         <w:pStyle w:val="Heading3"/>
@@ -15685,9 +15760,9 @@
         </w:pict>
       </w:r>
     </w:p>
-    <w:bookmarkEnd w:id="110"/>
     <w:bookmarkEnd w:id="111"/>
-    <w:bookmarkStart w:id="120" w:name="大表哥"/>
+    <w:bookmarkEnd w:id="112"/>
+    <w:bookmarkStart w:id="121" w:name="大表哥"/>
     <w:p>
       <w:pPr>
         <w:pStyle w:val="Heading2"/>
@@ -15699,7 +15774,7 @@
         <w:t xml:space="preserve">大表哥</w:t>
       </w:r>
     </w:p>
-    <w:bookmarkStart w:id="112" w:name="基本信息-4"/>
+    <w:bookmarkStart w:id="113" w:name="基本信息-4"/>
     <w:p>
       <w:pPr>
         <w:pStyle w:val="Heading3"/>
@@ -15848,8 +15923,8 @@
         </w:tc>
       </w:tr>
     </w:tbl>
-    <w:bookmarkEnd w:id="112"/>
-    <w:bookmarkStart w:id="113" w:name="人物小传-4"/>
+    <w:bookmarkEnd w:id="113"/>
+    <w:bookmarkStart w:id="114" w:name="人物小传-4"/>
     <w:p>
       <w:pPr>
         <w:pStyle w:val="Heading3"/>
@@ -15916,8 +15991,8 @@
         <w:t xml:space="preserve">他和舅舅之间有一条暗线。舅舅从城里退回来，他从乡下往城里闯。父子俩方向相反，不吵架，但互相不理解。大表哥觉得舅舅是被打败了才回来的，舅舅觉得大表哥迟早也会撞南墙。他们用沉默对峙。</w:t>
       </w:r>
     </w:p>
-    <w:bookmarkEnd w:id="113"/>
-    <w:bookmarkStart w:id="114" w:name="性格特点-4"/>
+    <w:bookmarkEnd w:id="114"/>
+    <w:bookmarkStart w:id="115" w:name="性格特点-4"/>
     <w:p>
       <w:pPr>
         <w:pStyle w:val="Heading3"/>
@@ -16044,8 +16119,8 @@
         <w:t xml:space="preserve">：跟舅舅一样倔，不肯服软</w:t>
       </w:r>
     </w:p>
-    <w:bookmarkEnd w:id="114"/>
-    <w:bookmarkStart w:id="115" w:name="说话方式-4"/>
+    <w:bookmarkEnd w:id="115"/>
+    <w:bookmarkStart w:id="116" w:name="说话方式-4"/>
     <w:p>
       <w:pPr>
         <w:pStyle w:val="Heading3"/>
@@ -16129,8 +16204,8 @@
         <w:t xml:space="preserve">偶尔带点县城的词或者饭馆里的行话</w:t>
       </w:r>
     </w:p>
-    <w:bookmarkEnd w:id="115"/>
-    <w:bookmarkStart w:id="116" w:name="与主角的关系-4"/>
+    <w:bookmarkEnd w:id="116"/>
+    <w:bookmarkStart w:id="117" w:name="与主角的关系-4"/>
     <w:p>
       <w:pPr>
         <w:pStyle w:val="Heading3"/>
@@ -16294,8 +16369,8 @@
         <w:t xml:space="preserve">大表哥是主角的”榜样型玩伴”——他比主角大，见过更多东西，有自己想做的事。他让主角看到”不读书也有出路”，但也让主角思考”那条路是不是我想要的”。</w:t>
       </w:r>
     </w:p>
-    <w:bookmarkEnd w:id="116"/>
-    <w:bookmarkStart w:id="117" w:name="关键弧线"/>
+    <w:bookmarkEnd w:id="117"/>
+    <w:bookmarkStart w:id="118" w:name="关键弧线"/>
     <w:p>
       <w:pPr>
         <w:pStyle w:val="Heading3"/>
@@ -16377,8 +16452,8 @@
         <w:t xml:space="preserve">这个过程不需要玩家做什么，只需要”在场”——看着他变化。</w:t>
       </w:r>
     </w:p>
-    <w:bookmarkEnd w:id="117"/>
-    <w:bookmarkStart w:id="118" w:name="参与事件-4"/>
+    <w:bookmarkEnd w:id="118"/>
+    <w:bookmarkStart w:id="119" w:name="参与事件-4"/>
     <w:p>
       <w:pPr>
         <w:pStyle w:val="Heading3"/>
@@ -16465,8 +16540,8 @@
         <w:t xml:space="preserve">说出口想开饭馆（情感事件）</w:t>
       </w:r>
     </w:p>
-    <w:bookmarkEnd w:id="118"/>
-    <w:bookmarkStart w:id="119" w:name="视觉设计参考-4"/>
+    <w:bookmarkEnd w:id="119"/>
+    <w:bookmarkStart w:id="120" w:name="视觉设计参考-4"/>
     <w:p>
       <w:pPr>
         <w:pStyle w:val="Heading3"/>
@@ -16545,9 +16620,9 @@
         </w:pict>
       </w:r>
     </w:p>
-    <w:bookmarkEnd w:id="119"/>
     <w:bookmarkEnd w:id="120"/>
-    <w:bookmarkStart w:id="128" w:name="二表哥"/>
+    <w:bookmarkEnd w:id="121"/>
+    <w:bookmarkStart w:id="129" w:name="二表哥"/>
     <w:p>
       <w:pPr>
         <w:pStyle w:val="Heading2"/>
@@ -16559,7 +16634,7 @@
         <w:t xml:space="preserve">二表哥</w:t>
       </w:r>
     </w:p>
-    <w:bookmarkStart w:id="121" w:name="基本信息-5"/>
+    <w:bookmarkStart w:id="122" w:name="基本信息-5"/>
     <w:p>
       <w:pPr>
         <w:pStyle w:val="Heading3"/>
@@ -16708,8 +16783,8 @@
         </w:tc>
       </w:tr>
     </w:tbl>
-    <w:bookmarkEnd w:id="121"/>
-    <w:bookmarkStart w:id="122" w:name="人物小传-5"/>
+    <w:bookmarkEnd w:id="122"/>
+    <w:bookmarkStart w:id="123" w:name="人物小传-5"/>
     <w:p>
       <w:pPr>
         <w:pStyle w:val="Heading3"/>
@@ -16788,8 +16863,8 @@
         <w:t xml:space="preserve">他是这个家最不”懂事”的人，但也正因为不”懂事”，他活得最轻松。大人们的心事、家里的经济、舅舅的失意——这些他都不管。他的世界很简单：今天玩什么、明天去哪里玩。</w:t>
       </w:r>
     </w:p>
-    <w:bookmarkEnd w:id="122"/>
-    <w:bookmarkStart w:id="123" w:name="性格特点-5"/>
+    <w:bookmarkEnd w:id="123"/>
+    <w:bookmarkStart w:id="124" w:name="性格特点-5"/>
     <w:p>
       <w:pPr>
         <w:pStyle w:val="Heading3"/>
@@ -16916,8 +16991,8 @@
         <w:t xml:space="preserve">：被骂了转头就忘，不记仇、不纠结</w:t>
       </w:r>
     </w:p>
-    <w:bookmarkEnd w:id="123"/>
-    <w:bookmarkStart w:id="124" w:name="说话方式-5"/>
+    <w:bookmarkEnd w:id="124"/>
+    <w:bookmarkStart w:id="125" w:name="说话方式-5"/>
     <w:p>
       <w:pPr>
         <w:pStyle w:val="Heading3"/>
@@ -17007,8 +17082,8 @@
         <w:t xml:space="preserve">偶尔冒出一句让人哭笑不得的话</w:t>
       </w:r>
     </w:p>
-    <w:bookmarkEnd w:id="124"/>
-    <w:bookmarkStart w:id="125" w:name="与主角的关系-5"/>
+    <w:bookmarkEnd w:id="125"/>
+    <w:bookmarkStart w:id="126" w:name="与主角的关系-5"/>
     <w:p>
       <w:pPr>
         <w:pStyle w:val="Heading3"/>
@@ -17171,8 +17246,8 @@
         <w:t xml:space="preserve">二表哥是主角”童年”本身。跟大表哥在一起是”学到东西”，跟二表哥在一起是”玩得开心”。当主角将来面临回城读书的选择时，二表哥是那个最不舍的人。</w:t>
       </w:r>
     </w:p>
-    <w:bookmarkEnd w:id="125"/>
-    <w:bookmarkStart w:id="126" w:name="参与事件-5"/>
+    <w:bookmarkEnd w:id="126"/>
+    <w:bookmarkStart w:id="127" w:name="参与事件-5"/>
     <w:p>
       <w:pPr>
         <w:pStyle w:val="Heading3"/>
@@ -17244,8 +17319,8 @@
         <w:t xml:space="preserve">主角要回城读书时的分别事件</w:t>
       </w:r>
     </w:p>
-    <w:bookmarkEnd w:id="126"/>
-    <w:bookmarkStart w:id="127" w:name="视觉设计参考-5"/>
+    <w:bookmarkEnd w:id="127"/>
+    <w:bookmarkStart w:id="128" w:name="视觉设计参考-5"/>
     <w:p>
       <w:pPr>
         <w:pStyle w:val="Heading3"/>
@@ -17317,9 +17392,9 @@
         <w:t xml:space="preserve">随身物品：口袋里可能装着弹珠、石子、抓到的小虫</w:t>
       </w:r>
     </w:p>
-    <w:bookmarkEnd w:id="127"/>
     <w:bookmarkEnd w:id="128"/>
     <w:bookmarkEnd w:id="129"/>
+    <w:bookmarkEnd w:id="130"/>
     <w:sectPr>
       <w:footnotePr>
         <w:numRestart w:val="eachSect"/>

--- a/《草芥》游戏策划案.docx
+++ b/《草芥》游戏策划案.docx
@@ -764,7 +764,7 @@
           <w:rStyle w:val="VerbatimChar"/>
           <w:rFonts w:hint="eastAsia"/>
         </w:rPr>
-        <w:t xml:space="preserve">大表哥（约12-13岁，高年级小学/初中）</w:t>
+        <w:t xml:space="preserve">大表哥（约18岁，初中辍学，在县城学厨艺）</w:t>
       </w:r>
       <w:r>
         <w:br/>
@@ -780,7 +780,7 @@
           <w:rStyle w:val="VerbatimChar"/>
           <w:rFonts w:hint="eastAsia"/>
         </w:rPr>
-        <w:t xml:space="preserve">二表哥（约8-9岁，低年级小学）</w:t>
+        <w:t xml:space="preserve">二表哥（约16岁，初中辍学，留在乡下）</w:t>
       </w:r>
     </w:p>
     <w:tbl>
@@ -1109,21 +1109,21 @@
               <w:pStyle w:val="Compact"/>
             </w:pPr>
             <w:r>
-              <w:t xml:space="preserve">12-13</w:t>
-            </w:r>
-          </w:p>
-        </w:tc>
-        <w:tc>
-          <w:tcPr/>
-          <w:p>
-            <w:pPr>
-              <w:pStyle w:val="Compact"/>
-            </w:pPr>
-            <w:r>
-              <w:rPr>
-                <w:rFonts w:hint="eastAsia"/>
-              </w:rPr>
-              <w:t xml:space="preserve">不喜欢读书早早辍学，在县城饭馆学厨艺，心里憋着将来开自己饭馆的野心。平时在县城，周末或节假日才回乡下，每次回来会带些县城的新鲜东西（漫画、零食）给主角，也会给家里做一顿饭</w:t>
+              <w:t xml:space="preserve">18</w:t>
+            </w:r>
+          </w:p>
+        </w:tc>
+        <w:tc>
+          <w:tcPr/>
+          <w:p>
+            <w:pPr>
+              <w:pStyle w:val="Compact"/>
+            </w:pPr>
+            <w:r>
+              <w:rPr>
+                <w:rFonts w:hint="eastAsia"/>
+              </w:rPr>
+              <w:t xml:space="preserve">初中辍学，在县城饭馆学厨艺，心里憋着将来开自己饭馆的野心。平时在县城，周末或节假日才回乡下，每次回来会带些县城的新鲜东西（漫画、零食）给主角，也会给家里做一顿饭</w:t>
             </w:r>
           </w:p>
         </w:tc>
@@ -1166,21 +1166,21 @@
               <w:pStyle w:val="Compact"/>
             </w:pPr>
             <w:r>
-              <w:t xml:space="preserve">8-9</w:t>
-            </w:r>
-          </w:p>
-        </w:tc>
-        <w:tc>
-          <w:tcPr/>
-          <w:p>
-            <w:pPr>
-              <w:pStyle w:val="Compact"/>
-            </w:pPr>
-            <w:r>
-              <w:rPr>
-                <w:rFonts w:hint="eastAsia"/>
-              </w:rPr>
-              <w:t xml:space="preserve">同样不爱学习，皮，爱玩，跟着大哥混</w:t>
+              <w:t xml:space="preserve">16</w:t>
+            </w:r>
+          </w:p>
+        </w:tc>
+        <w:tc>
+          <w:tcPr/>
+          <w:p>
+            <w:pPr>
+              <w:pStyle w:val="Compact"/>
+            </w:pPr>
+            <w:r>
+              <w:rPr>
+                <w:rFonts w:hint="eastAsia"/>
+              </w:rPr>
+              <w:t xml:space="preserve">同样不爱学习，初中辍学，皮，爱玩，跟着大哥混</w:t>
             </w:r>
           </w:p>
         </w:tc>
@@ -6032,7 +6032,7 @@
               <w:pStyle w:val="Compact"/>
             </w:pPr>
             <w:r>
-              <w:t xml:space="preserve">12-13</w:t>
+              <w:t xml:space="preserve">18</w:t>
             </w:r>
           </w:p>
         </w:tc>
@@ -6112,21 +6112,21 @@
               <w:pStyle w:val="Compact"/>
             </w:pPr>
             <w:r>
-              <w:t xml:space="preserve">8-9</w:t>
-            </w:r>
-          </w:p>
-        </w:tc>
-        <w:tc>
-          <w:tcPr/>
-          <w:p>
-            <w:pPr>
-              <w:pStyle w:val="Compact"/>
-            </w:pPr>
-            <w:r>
-              <w:rPr>
-                <w:rFonts w:hint="eastAsia"/>
-              </w:rPr>
-              <w:t xml:space="preserve">同样不爱学习，皮、爱玩、仗义，跟着大哥混</w:t>
+              <w:t xml:space="preserve">16</w:t>
+            </w:r>
+          </w:p>
+        </w:tc>
+        <w:tc>
+          <w:tcPr/>
+          <w:p>
+            <w:pPr>
+              <w:pStyle w:val="Compact"/>
+            </w:pPr>
+            <w:r>
+              <w:rPr>
+                <w:rFonts w:hint="eastAsia"/>
+              </w:rPr>
+              <w:t xml:space="preserve">同样不爱学习，初中辍学，皮、爱玩、仗义，跟着大哥混</w:t>
             </w:r>
           </w:p>
         </w:tc>
@@ -14863,7 +14863,7 @@
       </w:r>
     </w:p>
     <w:bookmarkEnd w:id="100"/>
-    <w:bookmarkStart w:id="101" w:name="与大表哥的暗线"/>
+    <w:bookmarkStart w:id="101" w:name="与两个儿子的关系"/>
     <w:p>
       <w:pPr>
         <w:pStyle w:val="Heading3"/>
@@ -14872,7 +14872,7 @@
         <w:rPr>
           <w:rFonts w:hint="eastAsia"/>
         </w:rPr>
-        <w:t xml:space="preserve">与大表哥的暗线</w:t>
+        <w:t xml:space="preserve">与两个儿子的关系</w:t>
       </w:r>
     </w:p>
     <w:p>
@@ -14883,7 +14883,58 @@
         <w:rPr>
           <w:rFonts w:hint="eastAsia"/>
         </w:rPr>
-        <w:t xml:space="preserve">舅舅从城里退回来，大表哥往城里闯——父子俩方向相反。舅舅可能觉得大表哥迟早也会撞南墙，大表哥觉得舅舅是被打败了才回来。他们不吵架，但互相不理解。这种沉默的对峙比激烈的冲突更有力量。</w:t>
+        <w:t xml:space="preserve">舅舅对两个儿子的态度，是他心里最拧巴的部分。</w:t>
+      </w:r>
+    </w:p>
+    <w:p>
+      <w:pPr>
+        <w:pStyle w:val="BodyText"/>
+      </w:pPr>
+      <w:r>
+        <w:rPr>
+          <w:rFonts w:hint="eastAsia"/>
+        </w:rPr>
+        <w:t xml:space="preserve">大表哥最像年轻时的舅舅——不爱学习，敢闯荡，有野心。舅舅一眼就认出了自己年轻时的影子，但这让他更害怕。他知道那条路有多难走，他自己走过，走不通。所以大表哥每次从县城回来，舅舅总要刺他几句：</w:t>
+      </w:r>
+      <w:r>
+        <w:rPr>
+          <w:rFonts w:hint="eastAsia"/>
+        </w:rPr>
+        <w:t xml:space="preserve">“在饭馆能学出什么名堂”</w:t>
+      </w:r>
+      <w:r>
+        <w:rPr>
+          <w:rFonts w:hint="eastAsia"/>
+        </w:rPr>
+        <w:t xml:space="preserve">“你以为开饭店那么容易”</w:t>
+      </w:r>
+      <w:r>
+        <w:rPr>
+          <w:rFonts w:hint="eastAsia"/>
+        </w:rPr>
+        <w:t xml:space="preserve">。大表哥不服，觉得舅舅是被打败了才回来的，凭什么说我。父子俩经常吵架，一吵就崩，谁都不让谁。</w:t>
+      </w:r>
+    </w:p>
+    <w:p>
+      <w:pPr>
+        <w:pStyle w:val="BodyText"/>
+      </w:pPr>
+      <w:r>
+        <w:rPr>
+          <w:rFonts w:hint="eastAsia"/>
+        </w:rPr>
+        <w:t xml:space="preserve">二表哥则像现在的舅舅——不上进，安于现状，待在乡下不觉得有什么不好。舅舅看着二表哥，反而说不出什么重话。也许是因为在二表哥身上看到了自己的现在，也许是因为他知道骂也没用。二表哥皮归皮，但不惹大祸，舅舅也就随他去了。</w:t>
+      </w:r>
+    </w:p>
+    <w:p>
+      <w:pPr>
+        <w:pStyle w:val="BlockText"/>
+      </w:pPr>
+      <w:r>
+        <w:rPr>
+          <w:rFonts w:hint="eastAsia"/>
+        </w:rPr>
+        <w:t xml:space="preserve">大表哥是”以前的舅舅”，二表哥是”现在的舅舅”。舅舅看着大表哥像是看到了要走自己老路的儿子，看着二表哥像是看到了已经走完这条路的自己。两个都让他心疼，但他一个都说不出口。</w:t>
       </w:r>
     </w:p>
     <w:bookmarkEnd w:id="101"/>
@@ -15885,7 +15936,7 @@
               <w:pStyle w:val="Compact"/>
             </w:pPr>
             <w:r>
-              <w:t xml:space="preserve">12-13</w:t>
+              <w:t xml:space="preserve">18</w:t>
             </w:r>
           </w:p>
         </w:tc>
@@ -16745,7 +16796,7 @@
               <w:pStyle w:val="Compact"/>
             </w:pPr>
             <w:r>
-              <w:t xml:space="preserve">8-9</w:t>
+              <w:t xml:space="preserve">16</w:t>
             </w:r>
           </w:p>
         </w:tc>

--- a/《草芥》游戏策划案.docx
+++ b/《草芥》游戏策划案.docx
@@ -1066,21 +1066,21 @@
               <w:rPr>
                 <w:rFonts w:hint="eastAsia"/>
               </w:rPr>
-              <w:t xml:space="preserve">跟着舅舅从城里来到乡下，任劳任怨扛起家务和农活，是家里的”发动机”</w:t>
-            </w:r>
-          </w:p>
-        </w:tc>
-        <w:tc>
-          <w:tcPr/>
-          <w:p>
-            <w:pPr>
-              <w:pStyle w:val="Compact"/>
-            </w:pPr>
-            <w:r>
-              <w:rPr>
-                <w:rFonts w:hint="eastAsia"/>
-              </w:rPr>
-              <w:t xml:space="preserve">客气但有距离——她已经够忙了</w:t>
+              <w:t xml:space="preserve">跟着舅舅从城里来到乡下，勤劳踏实，操持家务、养猪养鱼养果树，对主角视如己出</w:t>
+            </w:r>
+          </w:p>
+        </w:tc>
+        <w:tc>
+          <w:tcPr/>
+          <w:p>
+            <w:pPr>
+              <w:pStyle w:val="Compact"/>
+            </w:pPr>
+            <w:r>
+              <w:rPr>
+                <w:rFonts w:hint="eastAsia"/>
+              </w:rPr>
+              <w:t xml:space="preserve">善良可亲，不需要争取就获得的善意</w:t>
             </w:r>
           </w:p>
         </w:tc>
@@ -5975,21 +5975,21 @@
               <w:rPr>
                 <w:rFonts w:hint="eastAsia"/>
               </w:rPr>
-              <w:t xml:space="preserve">跟着舅舅从城里来到乡下，任劳任怨扛起家务和农活，客气但有距离</w:t>
-            </w:r>
-          </w:p>
-        </w:tc>
-        <w:tc>
-          <w:tcPr/>
-          <w:p>
-            <w:pPr>
-              <w:pStyle w:val="Compact"/>
-            </w:pPr>
-            <w:r>
-              <w:rPr>
-                <w:rFonts w:hint="eastAsia"/>
-              </w:rPr>
-              <w:t xml:space="preserve">家里的”发动机”，好感度需要靠主动帮忙提升</w:t>
+              <w:t xml:space="preserve">跟着舅舅从城里来到乡下，勤劳善良，操持家务和农活，对两个儿子辍学不强求，对主角视如己出</w:t>
+            </w:r>
+          </w:p>
+        </w:tc>
+        <w:tc>
+          <w:tcPr/>
+          <w:p>
+            <w:pPr>
+              <w:pStyle w:val="Compact"/>
+            </w:pPr>
+            <w:r>
+              <w:rPr>
+                <w:rFonts w:hint="eastAsia"/>
+              </w:rPr>
+              <w:t xml:space="preserve">善良可亲的”发动机”，和主角妈妈关系很好</w:t>
             </w:r>
           </w:p>
         </w:tc>
@@ -12360,7 +12360,7 @@
     </w:p>
     <w:bookmarkEnd w:id="73"/>
     <w:bookmarkEnd w:id="74"/>
-    <w:bookmarkStart w:id="130" w:name="人物档案"/>
+    <w:bookmarkStart w:id="131" w:name="人物档案"/>
     <w:p>
       <w:pPr>
         <w:pStyle w:val="Heading1"/>
@@ -15077,7 +15077,7 @@
     </w:p>
     <w:bookmarkEnd w:id="103"/>
     <w:bookmarkEnd w:id="104"/>
-    <w:bookmarkStart w:id="112" w:name="舅妈"/>
+    <w:bookmarkStart w:id="113" w:name="舅妈"/>
     <w:p>
       <w:pPr>
         <w:pStyle w:val="Heading2"/>
@@ -15259,7 +15259,7 @@
         <w:rPr>
           <w:rFonts w:hint="eastAsia"/>
         </w:rPr>
-        <w:t xml:space="preserve">舅妈是这个家最不容易被看见的人，但没有她这个家转不动。</w:t>
+        <w:t xml:space="preserve">舅妈是这个家最踏实的人。</w:t>
       </w:r>
     </w:p>
     <w:p>
@@ -15270,7 +15270,7 @@
         <w:rPr>
           <w:rFonts w:hint="eastAsia"/>
         </w:rPr>
-        <w:t xml:space="preserve">她跟着舅舅从城里来到乡下。别人可能觉得她是”嫁鸡随鸡”，但只有她自己知道这个决定意味着什么——离开城市的生活，来到一个她并不熟悉的地方，照顾两个老人、两个自己的孩子、还有一个不是自己生的小外孙。</w:t>
+        <w:t xml:space="preserve">她跟着舅舅从城里来到乡下，没有一句怨言。不是忍着不说，是真的不觉得有什么好抱怨的。在她看来，日子就是过的，在哪过不是过，一家人在一起比什么都强。</w:t>
       </w:r>
     </w:p>
     <w:p>
@@ -15281,7 +15281,7 @@
         <w:rPr>
           <w:rFonts w:hint="eastAsia"/>
         </w:rPr>
-        <w:t xml:space="preserve">她不抱怨。不是不想抱怨，是抱怨没用。外婆年纪大了操持不动重活，舅舅心灰意冷顾不上家务，外公守在鱼塘不回来，大表哥在县城学手艺，二表哥还是个皮孩子。能干活的人不多，她不干谁干。</w:t>
+        <w:t xml:space="preserve">她勤劳、踏实、肯干、能吃苦。家里家外一把抓——操持家务、养猪养鱼养果树，没有她不干的活。外婆年纪大了，她主动接过了大部分家务和农活；外公守鱼塘，她帮忙喂猪打扫猪圈；舅舅心灰意冷，她也不催他、不怨他，该干的活自己先干了。</w:t>
       </w:r>
     </w:p>
     <w:p>
@@ -15292,7 +15292,41 @@
         <w:rPr>
           <w:rFonts w:hint="eastAsia"/>
         </w:rPr>
-        <w:t xml:space="preserve">她对主角的态度是”客气但有距离”。不是冷，是真的没有多余的精力去热情。她有自己的两个孩子要操心，多一个外孙，能保证他吃饱穿暖、不饿着冻着，已经尽了她的本分。但如果主角主动帮她干活——择菜、扫地、喂鸡——她会慢慢软下来。</w:t>
+        <w:t xml:space="preserve">她对主角的外公外婆照顾得细心体贴，当自己亲生父母一样待。外公外婆也把她当自己女儿看——这个家能转起来，一半靠外婆的耐心，一半靠舅妈的能干。</w:t>
+      </w:r>
+    </w:p>
+    <w:p>
+      <w:pPr>
+        <w:pStyle w:val="BodyText"/>
+      </w:pPr>
+      <w:r>
+        <w:rPr>
+          <w:rFonts w:hint="eastAsia"/>
+        </w:rPr>
+        <w:t xml:space="preserve">她对两个儿子的态度是：爱但不强求。大表哥和二表哥都不爱读书，初中就辍了学。舅妈没有责骂，也没有哭天抢地。她想的是：孩子能快乐地生活就好，不是每个人都得走读书那条路。大表哥去县城学厨艺，她支持；二表哥留在乡下，她也不嫌弃。在她眼里，两个孩子都是好的。</w:t>
+      </w:r>
+    </w:p>
+    <w:p>
+      <w:pPr>
+        <w:pStyle w:val="BodyText"/>
+      </w:pPr>
+      <w:r>
+        <w:rPr>
+          <w:rFonts w:hint="eastAsia"/>
+        </w:rPr>
+        <w:t xml:space="preserve">她和主角的妈妈关系很好。主角的妈妈常说：</w:t>
+      </w:r>
+      <w:r>
+        <w:rPr>
+          <w:rFonts w:hint="eastAsia"/>
+        </w:rPr>
+        <w:t xml:space="preserve">“你舅舅能娶到这样的女人，是他一辈子的福气。”</w:t>
+      </w:r>
+      <w:r>
+        <w:rPr>
+          <w:rFonts w:hint="eastAsia"/>
+        </w:rPr>
+        <w:t xml:space="preserve">舅妈对主角的照顾，有一部分是因为和主角妈妈的情分——你是她孩子，我待你跟待自己孩子一样。</w:t>
       </w:r>
     </w:p>
     <w:bookmarkEnd w:id="106"/>
@@ -15328,7 +15362,7 @@
         <w:rPr>
           <w:rFonts w:hint="eastAsia"/>
         </w:rPr>
-        <w:t xml:space="preserve">：从早到晚不停，家务农活两头跑</w:t>
+        <w:t xml:space="preserve">：从早到晚不停，家务农活两头跑，是这个家最能干的人</w:t>
       </w:r>
     </w:p>
     <w:p>
@@ -15345,13 +15379,13 @@
           <w:b/>
           <w:bCs/>
         </w:rPr>
-        <w:t xml:space="preserve">精明</w:t>
-      </w:r>
-      <w:r>
-        <w:rPr>
-          <w:rFonts w:hint="eastAsia"/>
-        </w:rPr>
-        <w:t xml:space="preserve">：过日子会算计，不浪费一分钱、一粒米</w:t>
+        <w:t xml:space="preserve">善良</w:t>
+      </w:r>
+      <w:r>
+        <w:rPr>
+          <w:rFonts w:hint="eastAsia"/>
+        </w:rPr>
+        <w:t xml:space="preserve">：对老人孝顺，对孩子慈爱，对主角视如己出</w:t>
       </w:r>
     </w:p>
     <w:p>
@@ -15368,13 +15402,13 @@
           <w:b/>
           <w:bCs/>
         </w:rPr>
-        <w:t xml:space="preserve">务实</w:t>
-      </w:r>
-      <w:r>
-        <w:rPr>
-          <w:rFonts w:hint="eastAsia"/>
-        </w:rPr>
-        <w:t xml:space="preserve">：不讲虚的，也不说漂亮话，做事就是做事</w:t>
+        <w:t xml:space="preserve">踏实</w:t>
+      </w:r>
+      <w:r>
+        <w:rPr>
+          <w:rFonts w:hint="eastAsia"/>
+        </w:rPr>
+        <w:t xml:space="preserve">：不抱怨、不攀比、不计较，日子该怎么过就怎么过</w:t>
       </w:r>
     </w:p>
     <w:p>
@@ -15391,13 +15425,13 @@
           <w:b/>
           <w:bCs/>
         </w:rPr>
-        <w:t xml:space="preserve">有距离感</w:t>
-      </w:r>
-      <w:r>
-        <w:rPr>
-          <w:rFonts w:hint="eastAsia"/>
-        </w:rPr>
-        <w:t xml:space="preserve">：不是冷漠，是真的忙、真的累，顾不上热情</w:t>
+        <w:t xml:space="preserve">能吃苦</w:t>
+      </w:r>
+      <w:r>
+        <w:rPr>
+          <w:rFonts w:hint="eastAsia"/>
+        </w:rPr>
+        <w:t xml:space="preserve">：从城里来到乡下，干的活比谁都多，从不叫苦</w:t>
       </w:r>
     </w:p>
     <w:p>
@@ -15414,17 +15448,109 @@
           <w:b/>
           <w:bCs/>
         </w:rPr>
-        <w:t xml:space="preserve">嘴硬心软</w:t>
-      </w:r>
-      <w:r>
-        <w:rPr>
-          <w:rFonts w:hint="eastAsia"/>
-        </w:rPr>
-        <w:t xml:space="preserve">：嘴上说”这孩子怎么这样”，但该照顾的一样不少</w:t>
+        <w:t xml:space="preserve">豁达</w:t>
+      </w:r>
+      <w:r>
+        <w:rPr>
+          <w:rFonts w:hint="eastAsia"/>
+        </w:rPr>
+        <w:t xml:space="preserve">：对两个儿子辍学不强求，觉得快乐生活就好</w:t>
       </w:r>
     </w:p>
     <w:bookmarkEnd w:id="107"/>
-    <w:bookmarkStart w:id="108" w:name="说话方式-3"/>
+    <w:bookmarkStart w:id="108" w:name="与舅舅的关系-1"/>
+    <w:p>
+      <w:pPr>
+        <w:pStyle w:val="Heading3"/>
+      </w:pPr>
+      <w:r>
+        <w:rPr>
+          <w:rFonts w:hint="eastAsia"/>
+        </w:rPr>
+        <w:t xml:space="preserve">与舅舅的关系</w:t>
+      </w:r>
+    </w:p>
+    <w:p>
+      <w:pPr>
+        <w:pStyle w:val="FirstParagraph"/>
+      </w:pPr>
+      <w:r>
+        <w:rPr>
+          <w:rFonts w:hint="eastAsia"/>
+        </w:rPr>
+        <w:t xml:space="preserve">舅妈嘴上从来不饶人，嫌舅舅好吃懒做、嫌他干农活磨蹭、嫌他一天到晚想那些没用的。但骂归骂，她心里从来没有真的嫌弃过舅舅。跟着他从城里到乡下，吃苦受累，她觉得值得。</w:t>
+      </w:r>
+    </w:p>
+    <w:p>
+      <w:pPr>
+        <w:pStyle w:val="BodyText"/>
+      </w:pPr>
+      <w:r>
+        <w:rPr>
+          <w:rFonts w:hint="eastAsia"/>
+        </w:rPr>
+        <w:t xml:space="preserve">舅舅被骂了一笑了之，有时候还故意逗她。舅妈越骂越来劲，舅舅就越笑越开心。斗嘴是他们之间最常见的情感表达方式，比说”我爱你”更像他们。</w:t>
+      </w:r>
+    </w:p>
+    <w:p>
+      <w:pPr>
+        <w:pStyle w:val="BodyText"/>
+      </w:pPr>
+      <w:r>
+        <w:rPr>
+          <w:rFonts w:hint="eastAsia"/>
+        </w:rPr>
+        <w:t xml:space="preserve">外人看着觉得舅妈吃亏——跟着一个失败的男人来到乡下。但舅妈自己不这么想。她觉得舅舅不是坏人，只是运气不好。他有本事的时候她跟着享过福，他落魄了她也跟着吃得起苦。这就是夫妻。</w:t>
+      </w:r>
+    </w:p>
+    <w:bookmarkEnd w:id="108"/>
+    <w:bookmarkStart w:id="109" w:name="与主角的关系-3"/>
+    <w:p>
+      <w:pPr>
+        <w:pStyle w:val="Heading3"/>
+      </w:pPr>
+      <w:r>
+        <w:rPr>
+          <w:rFonts w:hint="eastAsia"/>
+        </w:rPr>
+        <w:t xml:space="preserve">与主角的关系</w:t>
+      </w:r>
+    </w:p>
+    <w:p>
+      <w:pPr>
+        <w:pStyle w:val="FirstParagraph"/>
+      </w:pPr>
+      <w:r>
+        <w:rPr>
+          <w:rFonts w:hint="eastAsia"/>
+        </w:rPr>
+        <w:t xml:space="preserve">舅妈对主角的照顾是真心实意的。你来了就是这个家的孩子，跟大表哥二表哥一样，该吃饭吃饭，该穿衣穿衣，不会亏待你。</w:t>
+      </w:r>
+    </w:p>
+    <w:p>
+      <w:pPr>
+        <w:pStyle w:val="BodyText"/>
+      </w:pPr>
+      <w:r>
+        <w:rPr>
+          <w:rFonts w:hint="eastAsia"/>
+        </w:rPr>
+        <w:t xml:space="preserve">主角的妈妈和舅妈关系好，舅妈对主角也带着这份情分。但不全是情分——舅妈本身就是一个善良的人，对谁都不会差，何况是自家的孩子。</w:t>
+      </w:r>
+    </w:p>
+    <w:p>
+      <w:pPr>
+        <w:pStyle w:val="BlockText"/>
+      </w:pPr>
+      <w:r>
+        <w:rPr>
+          <w:rFonts w:hint="eastAsia"/>
+        </w:rPr>
+        <w:t xml:space="preserve">舅妈是主角在这个家里”不需要争取就获得的善意”。和外婆的温情不同，舅妈的好是实在的、不带太多感情色彩的——她就是对你好，因为她就是这样的人。</w:t>
+      </w:r>
+    </w:p>
+    <w:bookmarkEnd w:id="109"/>
+    <w:bookmarkStart w:id="110" w:name="说话方式-3"/>
     <w:p>
       <w:pPr>
         <w:pStyle w:val="Heading3"/>
@@ -15490,7 +15616,13 @@
         <w:rPr>
           <w:rFonts w:hint="eastAsia"/>
         </w:rPr>
-        <w:t xml:space="preserve">偶尔对主角说一两句关心的话，但说完就走，不给你回应的时间</w:t>
+        <w:t xml:space="preserve">对舅舅：</w:t>
+      </w:r>
+      <w:r>
+        <w:rPr>
+          <w:rFonts w:hint="eastAsia"/>
+        </w:rPr>
+        <w:t xml:space="preserve">“你又在那想什么，过来帮忙”</w:t>
       </w:r>
     </w:p>
     <w:p>
@@ -15505,11 +15637,620 @@
         <w:rPr>
           <w:rFonts w:hint="eastAsia"/>
         </w:rPr>
-        <w:t xml:space="preserve">对舅舅有时会抱怨两句，但适可而止</w:t>
-      </w:r>
-    </w:p>
-    <w:bookmarkEnd w:id="108"/>
-    <w:bookmarkStart w:id="109" w:name="与主角的关系-3"/>
+        <w:t xml:space="preserve">对主角偶尔关心一句：</w:t>
+      </w:r>
+      <w:r>
+        <w:rPr>
+          <w:rFonts w:hint="eastAsia"/>
+        </w:rPr>
+        <w:t xml:space="preserve">“吃饱了没？”</w:t>
+      </w:r>
+      <w:r>
+        <w:rPr>
+          <w:rFonts w:hint="eastAsia"/>
+        </w:rPr>
+        <w:t xml:space="preserve">“别跑太快，摔了”</w:t>
+      </w:r>
+    </w:p>
+    <w:bookmarkEnd w:id="110"/>
+    <w:bookmarkStart w:id="111" w:name="参与事件-3"/>
+    <w:p>
+      <w:pPr>
+        <w:pStyle w:val="Heading3"/>
+      </w:pPr>
+      <w:r>
+        <w:rPr>
+          <w:rFonts w:hint="eastAsia"/>
+        </w:rPr>
+        <w:t xml:space="preserve">参与事件</w:t>
+      </w:r>
+    </w:p>
+    <w:p>
+      <w:pPr>
+        <w:pStyle w:val="Compact"/>
+        <w:numPr>
+          <w:ilvl w:val="0"/>
+          <w:numId w:val="1024"/>
+        </w:numPr>
+      </w:pPr>
+      <w:r>
+        <w:rPr>
+          <w:rFonts w:hint="eastAsia"/>
+        </w:rPr>
+        <w:t xml:space="preserve">家务活动（择菜、扫地、喂鸡）</w:t>
+      </w:r>
+    </w:p>
+    <w:p>
+      <w:pPr>
+        <w:pStyle w:val="Compact"/>
+        <w:numPr>
+          <w:ilvl w:val="0"/>
+          <w:numId w:val="1024"/>
+        </w:numPr>
+      </w:pPr>
+      <w:r>
+        <w:rPr>
+          <w:rFonts w:hint="eastAsia"/>
+        </w:rPr>
+        <w:t xml:space="preserve">养猪养鱼养果树（农活活动）</w:t>
+      </w:r>
+    </w:p>
+    <w:p>
+      <w:pPr>
+        <w:pStyle w:val="Compact"/>
+        <w:numPr>
+          <w:ilvl w:val="0"/>
+          <w:numId w:val="1024"/>
+        </w:numPr>
+      </w:pPr>
+      <w:r>
+        <w:rPr>
+          <w:rFonts w:hint="eastAsia"/>
+        </w:rPr>
+        <w:t xml:space="preserve">赶集（和外婆一起去）</w:t>
+      </w:r>
+    </w:p>
+    <w:p>
+      <w:pPr>
+        <w:pStyle w:val="Compact"/>
+        <w:numPr>
+          <w:ilvl w:val="0"/>
+          <w:numId w:val="1024"/>
+        </w:numPr>
+      </w:pPr>
+      <w:r>
+        <w:rPr>
+          <w:rFonts w:hint="eastAsia"/>
+        </w:rPr>
+        <w:t xml:space="preserve">年例备菜</w:t>
+      </w:r>
+    </w:p>
+    <w:p>
+      <w:pPr>
+        <w:pStyle w:val="Compact"/>
+        <w:numPr>
+          <w:ilvl w:val="0"/>
+          <w:numId w:val="1024"/>
+        </w:numPr>
+      </w:pPr>
+      <w:r>
+        <w:rPr>
+          <w:rFonts w:hint="eastAsia"/>
+        </w:rPr>
+        <w:t xml:space="preserve">舅妈和舅舅斗嘴（日常事件）</w:t>
+      </w:r>
+    </w:p>
+    <w:bookmarkEnd w:id="111"/>
+    <w:bookmarkStart w:id="112" w:name="视觉设计参考-3"/>
+    <w:p>
+      <w:pPr>
+        <w:pStyle w:val="Heading3"/>
+      </w:pPr>
+      <w:r>
+        <w:rPr>
+          <w:rFonts w:hint="eastAsia"/>
+        </w:rPr>
+        <w:t xml:space="preserve">视觉设计参考</w:t>
+      </w:r>
+    </w:p>
+    <w:p>
+      <w:pPr>
+        <w:pStyle w:val="Compact"/>
+        <w:numPr>
+          <w:ilvl w:val="0"/>
+          <w:numId w:val="1025"/>
+        </w:numPr>
+      </w:pPr>
+      <w:r>
+        <w:rPr>
+          <w:rFonts w:hint="eastAsia"/>
+        </w:rPr>
+        <w:t xml:space="preserve">穿着：朴素但利落，干活时袖子永远卷到手肘</w:t>
+      </w:r>
+    </w:p>
+    <w:p>
+      <w:pPr>
+        <w:pStyle w:val="Compact"/>
+        <w:numPr>
+          <w:ilvl w:val="0"/>
+          <w:numId w:val="1025"/>
+        </w:numPr>
+      </w:pPr>
+      <w:r>
+        <w:rPr>
+          <w:rFonts w:hint="eastAsia"/>
+        </w:rPr>
+        <w:t xml:space="preserve">体态：结实、不胖，操劳的人没有胖的</w:t>
+      </w:r>
+    </w:p>
+    <w:p>
+      <w:pPr>
+        <w:pStyle w:val="Compact"/>
+        <w:numPr>
+          <w:ilvl w:val="0"/>
+          <w:numId w:val="1025"/>
+        </w:numPr>
+      </w:pPr>
+      <w:r>
+        <w:rPr>
+          <w:rFonts w:hint="eastAsia"/>
+        </w:rPr>
+        <w:t xml:space="preserve">表情：干活时认真，闲下来会笑，眼角有皱纹</w:t>
+      </w:r>
+    </w:p>
+    <w:p>
+      <w:r>
+        <w:pict>
+          <v:rect style="width:0;height:1.5pt" o:hralign="center" o:hrstd="t" o:hr="t"/>
+        </w:pict>
+      </w:r>
+    </w:p>
+    <w:bookmarkEnd w:id="112"/>
+    <w:bookmarkEnd w:id="113"/>
+    <w:bookmarkStart w:id="122" w:name="大表哥"/>
+    <w:p>
+      <w:pPr>
+        <w:pStyle w:val="Heading2"/>
+      </w:pPr>
+      <w:r>
+        <w:rPr>
+          <w:rFonts w:hint="eastAsia"/>
+        </w:rPr>
+        <w:t xml:space="preserve">大表哥</w:t>
+      </w:r>
+    </w:p>
+    <w:bookmarkStart w:id="114" w:name="基本信息-4"/>
+    <w:p>
+      <w:pPr>
+        <w:pStyle w:val="Heading3"/>
+      </w:pPr>
+      <w:r>
+        <w:rPr>
+          <w:rFonts w:hint="eastAsia"/>
+        </w:rPr>
+        <w:t xml:space="preserve">基本信息</w:t>
+      </w:r>
+    </w:p>
+    <w:tbl>
+      <w:tblPr>
+        <w:tblStyle w:val="Table"/>
+        <w:tblW w:type="auto" w:w="0"/>
+        <w:tblLook w:firstRow="1" w:lastRow="0" w:firstColumn="0" w:lastColumn="0" w:noHBand="0" w:noVBand="0" w:val="0020"/>
+      </w:tblPr>
+      <w:tblGrid>
+        <w:gridCol w:w="3960"/>
+        <w:gridCol w:w="3960"/>
+      </w:tblGrid>
+      <w:tr>
+        <w:trPr>
+          <w:tblHeader w:val="on"/>
+        </w:trPr>
+        <w:tc>
+          <w:tcPr/>
+          <w:p>
+            <w:pPr>
+              <w:pStyle w:val="Compact"/>
+            </w:pPr>
+            <w:r>
+              <w:rPr>
+                <w:rFonts w:hint="eastAsia"/>
+              </w:rPr>
+              <w:t xml:space="preserve">项目</w:t>
+            </w:r>
+          </w:p>
+        </w:tc>
+        <w:tc>
+          <w:tcPr/>
+          <w:p>
+            <w:pPr>
+              <w:pStyle w:val="Compact"/>
+            </w:pPr>
+            <w:r>
+              <w:rPr>
+                <w:rFonts w:hint="eastAsia"/>
+              </w:rPr>
+              <w:t xml:space="preserve">内容</w:t>
+            </w:r>
+          </w:p>
+        </w:tc>
+      </w:tr>
+      <w:tr>
+        <w:tc>
+          <w:tcPr/>
+          <w:p>
+            <w:pPr>
+              <w:pStyle w:val="Compact"/>
+            </w:pPr>
+            <w:r>
+              <w:rPr>
+                <w:rFonts w:hint="eastAsia"/>
+                <w:b/>
+                <w:bCs/>
+              </w:rPr>
+              <w:t xml:space="preserve">称呼</w:t>
+            </w:r>
+          </w:p>
+        </w:tc>
+        <w:tc>
+          <w:tcPr/>
+          <w:p>
+            <w:pPr>
+              <w:pStyle w:val="Compact"/>
+            </w:pPr>
+            <w:r>
+              <w:rPr>
+                <w:rFonts w:hint="eastAsia"/>
+              </w:rPr>
+              <w:t xml:space="preserve">大表哥</w:t>
+            </w:r>
+          </w:p>
+        </w:tc>
+      </w:tr>
+      <w:tr>
+        <w:tc>
+          <w:tcPr/>
+          <w:p>
+            <w:pPr>
+              <w:pStyle w:val="Compact"/>
+            </w:pPr>
+            <w:r>
+              <w:rPr>
+                <w:rFonts w:hint="eastAsia"/>
+                <w:b/>
+                <w:bCs/>
+              </w:rPr>
+              <w:t xml:space="preserve">年龄</w:t>
+            </w:r>
+          </w:p>
+        </w:tc>
+        <w:tc>
+          <w:tcPr/>
+          <w:p>
+            <w:pPr>
+              <w:pStyle w:val="Compact"/>
+            </w:pPr>
+            <w:r>
+              <w:t xml:space="preserve">18</w:t>
+            </w:r>
+          </w:p>
+        </w:tc>
+      </w:tr>
+      <w:tr>
+        <w:tc>
+          <w:tcPr/>
+          <w:p>
+            <w:pPr>
+              <w:pStyle w:val="Compact"/>
+            </w:pPr>
+            <w:r>
+              <w:rPr>
+                <w:rFonts w:hint="eastAsia"/>
+                <w:b/>
+                <w:bCs/>
+              </w:rPr>
+              <w:t xml:space="preserve">身份</w:t>
+            </w:r>
+          </w:p>
+        </w:tc>
+        <w:tc>
+          <w:tcPr/>
+          <w:p>
+            <w:pPr>
+              <w:pStyle w:val="Compact"/>
+            </w:pPr>
+            <w:r>
+              <w:rPr>
+                <w:rFonts w:hint="eastAsia"/>
+              </w:rPr>
+              <w:t xml:space="preserve">舅舅的大儿子，在县城学厨艺，周末/节假日回乡下</w:t>
+            </w:r>
+          </w:p>
+        </w:tc>
+      </w:tr>
+    </w:tbl>
+    <w:bookmarkEnd w:id="114"/>
+    <w:bookmarkStart w:id="115" w:name="人物小传-4"/>
+    <w:p>
+      <w:pPr>
+        <w:pStyle w:val="Heading3"/>
+      </w:pPr>
+      <w:r>
+        <w:rPr>
+          <w:rFonts w:hint="eastAsia"/>
+        </w:rPr>
+        <w:t xml:space="preserve">人物小传</w:t>
+      </w:r>
+    </w:p>
+    <w:p>
+      <w:pPr>
+        <w:pStyle w:val="FirstParagraph"/>
+      </w:pPr>
+      <w:r>
+        <w:rPr>
+          <w:rFonts w:hint="eastAsia"/>
+        </w:rPr>
+        <w:t xml:space="preserve">大表哥是这个家最”往外走”的人。</w:t>
+      </w:r>
+    </w:p>
+    <w:p>
+      <w:pPr>
+        <w:pStyle w:val="BodyText"/>
+      </w:pPr>
+      <w:r>
+        <w:rPr>
+          <w:rFonts w:hint="eastAsia"/>
+        </w:rPr>
+        <w:t xml:space="preserve">他不爱读书，早早辍了学。但他没有像舅舅那样”退”回来，而是主动往县城跑——在饭馆里找活干、学厨艺。他心里憋着一个没跟家里人说过的野心：将来要在茂名开一间自己的大排档或小饭馆。</w:t>
+      </w:r>
+    </w:p>
+    <w:p>
+      <w:pPr>
+        <w:pStyle w:val="BodyText"/>
+      </w:pPr>
+      <w:r>
+        <w:rPr>
+          <w:rFonts w:hint="eastAsia"/>
+        </w:rPr>
+        <w:t xml:space="preserve">他为什么不说？因为他见过舅舅是怎么被”城里”打败的。如果他说”我要去城里闯”，家里人（尤其是舅舅）会怎么想？所以他只做不说，在县城默默学手艺，周末回来给家里做一顿饭。他的手艺在慢慢进步——第一次做的菜可能不怎么样，但每一次回来都比上一次好一点。</w:t>
+      </w:r>
+    </w:p>
+    <w:p>
+      <w:pPr>
+        <w:pStyle w:val="BodyText"/>
+      </w:pPr>
+      <w:r>
+        <w:rPr>
+          <w:rFonts w:hint="eastAsia"/>
+        </w:rPr>
+        <w:t xml:space="preserve">他是主角认识”外面世界”的窗口。每次回来，他会给主角带点县城的东西——一包零食、一本漫画、一个小玩意。这些东西在乡下买不到，对主角来说就是”外面的证据”。他也会跟主角讲县城的见闻，但不是炫耀，而是分享——他把主角当一个可以聊天的人。</w:t>
+      </w:r>
+    </w:p>
+    <w:p>
+      <w:pPr>
+        <w:pStyle w:val="BodyText"/>
+      </w:pPr>
+      <w:r>
+        <w:rPr>
+          <w:rFonts w:hint="eastAsia"/>
+        </w:rPr>
+        <w:t xml:space="preserve">他和舅舅之间有一条暗线。舅舅从城里退回来，他从乡下往城里闯。父子俩方向相反，不吵架，但互相不理解。大表哥觉得舅舅是被打败了才回来的，舅舅觉得大表哥迟早也会撞南墙。他们用沉默对峙。</w:t>
+      </w:r>
+    </w:p>
+    <w:bookmarkEnd w:id="115"/>
+    <w:bookmarkStart w:id="116" w:name="性格特点-4"/>
+    <w:p>
+      <w:pPr>
+        <w:pStyle w:val="Heading3"/>
+      </w:pPr>
+      <w:r>
+        <w:rPr>
+          <w:rFonts w:hint="eastAsia"/>
+        </w:rPr>
+        <w:t xml:space="preserve">性格特点</w:t>
+      </w:r>
+    </w:p>
+    <w:p>
+      <w:pPr>
+        <w:pStyle w:val="Compact"/>
+        <w:numPr>
+          <w:ilvl w:val="0"/>
+          <w:numId w:val="1026"/>
+        </w:numPr>
+      </w:pPr>
+      <w:r>
+        <w:rPr>
+          <w:rFonts w:hint="eastAsia"/>
+          <w:b/>
+          <w:bCs/>
+        </w:rPr>
+        <w:t xml:space="preserve">有主见</w:t>
+      </w:r>
+      <w:r>
+        <w:rPr>
+          <w:rFonts w:hint="eastAsia"/>
+        </w:rPr>
+        <w:t xml:space="preserve">：知道自己要什么，不随大流</w:t>
+      </w:r>
+    </w:p>
+    <w:p>
+      <w:pPr>
+        <w:pStyle w:val="Compact"/>
+        <w:numPr>
+          <w:ilvl w:val="0"/>
+          <w:numId w:val="1026"/>
+        </w:numPr>
+      </w:pPr>
+      <w:r>
+        <w:rPr>
+          <w:rFonts w:hint="eastAsia"/>
+          <w:b/>
+          <w:bCs/>
+        </w:rPr>
+        <w:t xml:space="preserve">懂事</w:t>
+      </w:r>
+      <w:r>
+        <w:rPr>
+          <w:rFonts w:hint="eastAsia"/>
+        </w:rPr>
+        <w:t xml:space="preserve">：比同龄人成熟，可能是家庭变故逼出来的</w:t>
+      </w:r>
+    </w:p>
+    <w:p>
+      <w:pPr>
+        <w:pStyle w:val="Compact"/>
+        <w:numPr>
+          <w:ilvl w:val="0"/>
+          <w:numId w:val="1026"/>
+        </w:numPr>
+      </w:pPr>
+      <w:r>
+        <w:rPr>
+          <w:rFonts w:hint="eastAsia"/>
+          <w:b/>
+          <w:bCs/>
+        </w:rPr>
+        <w:t xml:space="preserve">有野心但低调</w:t>
+      </w:r>
+      <w:r>
+        <w:rPr>
+          <w:rFonts w:hint="eastAsia"/>
+        </w:rPr>
+        <w:t xml:space="preserve">：想开饭馆但不张扬，只在跟主角聊天时偶尔提一句</w:t>
+      </w:r>
+    </w:p>
+    <w:p>
+      <w:pPr>
+        <w:pStyle w:val="Compact"/>
+        <w:numPr>
+          <w:ilvl w:val="0"/>
+          <w:numId w:val="1026"/>
+        </w:numPr>
+      </w:pPr>
+      <w:r>
+        <w:rPr>
+          <w:rFonts w:hint="eastAsia"/>
+          <w:b/>
+          <w:bCs/>
+        </w:rPr>
+        <w:t xml:space="preserve">仗义</w:t>
+      </w:r>
+      <w:r>
+        <w:rPr>
+          <w:rFonts w:hint="eastAsia"/>
+        </w:rPr>
+        <w:t xml:space="preserve">：对主角是真的好，不是敷衍，而是当弟弟看</w:t>
+      </w:r>
+    </w:p>
+    <w:p>
+      <w:pPr>
+        <w:pStyle w:val="Compact"/>
+        <w:numPr>
+          <w:ilvl w:val="0"/>
+          <w:numId w:val="1026"/>
+        </w:numPr>
+      </w:pPr>
+      <w:r>
+        <w:rPr>
+          <w:rFonts w:hint="eastAsia"/>
+          <w:b/>
+          <w:bCs/>
+        </w:rPr>
+        <w:t xml:space="preserve">倔</w:t>
+      </w:r>
+      <w:r>
+        <w:rPr>
+          <w:rFonts w:hint="eastAsia"/>
+        </w:rPr>
+        <w:t xml:space="preserve">：跟舅舅一样倔，不肯服软</w:t>
+      </w:r>
+    </w:p>
+    <w:bookmarkEnd w:id="116"/>
+    <w:bookmarkStart w:id="117" w:name="说话方式-4"/>
+    <w:p>
+      <w:pPr>
+        <w:pStyle w:val="Heading3"/>
+      </w:pPr>
+      <w:r>
+        <w:rPr>
+          <w:rFonts w:hint="eastAsia"/>
+        </w:rPr>
+        <w:t xml:space="preserve">说话方式</w:t>
+      </w:r>
+    </w:p>
+    <w:p>
+      <w:pPr>
+        <w:pStyle w:val="Compact"/>
+        <w:numPr>
+          <w:ilvl w:val="0"/>
+          <w:numId w:val="1027"/>
+        </w:numPr>
+      </w:pPr>
+      <w:r>
+        <w:rPr>
+          <w:rFonts w:hint="eastAsia"/>
+        </w:rPr>
+        <w:t xml:space="preserve">在主角面前话多，愿意分享、愿意教</w:t>
+      </w:r>
+    </w:p>
+    <w:p>
+      <w:pPr>
+        <w:pStyle w:val="Compact"/>
+        <w:numPr>
+          <w:ilvl w:val="0"/>
+          <w:numId w:val="1027"/>
+        </w:numPr>
+      </w:pPr>
+      <w:r>
+        <w:rPr>
+          <w:rFonts w:hint="eastAsia"/>
+        </w:rPr>
+        <w:t xml:space="preserve">在大人面前话少，尤其是舅舅面前</w:t>
+      </w:r>
+    </w:p>
+    <w:p>
+      <w:pPr>
+        <w:pStyle w:val="Compact"/>
+        <w:numPr>
+          <w:ilvl w:val="0"/>
+          <w:numId w:val="1027"/>
+        </w:numPr>
+      </w:pPr>
+      <w:r>
+        <w:rPr>
+          <w:rFonts w:hint="eastAsia"/>
+        </w:rPr>
+        <w:t xml:space="preserve">口头禅：</w:t>
+      </w:r>
+      <w:r>
+        <w:rPr>
+          <w:rFonts w:hint="eastAsia"/>
+        </w:rPr>
+        <w:t xml:space="preserve">“没啥大不了的”</w:t>
+      </w:r>
+      <w:r>
+        <w:rPr>
+          <w:rFonts w:hint="eastAsia"/>
+        </w:rPr>
+        <w:t xml:space="preserve">“等我以后……”</w:t>
+      </w:r>
+    </w:p>
+    <w:p>
+      <w:pPr>
+        <w:pStyle w:val="Compact"/>
+        <w:numPr>
+          <w:ilvl w:val="0"/>
+          <w:numId w:val="1027"/>
+        </w:numPr>
+      </w:pPr>
+      <w:r>
+        <w:rPr>
+          <w:rFonts w:hint="eastAsia"/>
+        </w:rPr>
+        <w:t xml:space="preserve">偶尔带点县城的词或者饭馆里的行话</w:t>
+      </w:r>
+    </w:p>
+    <w:bookmarkEnd w:id="117"/>
+    <w:bookmarkStart w:id="118" w:name="与主角的关系-4"/>
     <w:p>
       <w:pPr>
         <w:pStyle w:val="Heading3"/>
@@ -15592,7 +16333,7 @@
               <w:rPr>
                 <w:rFonts w:hint="eastAsia"/>
               </w:rPr>
-              <w:t xml:space="preserve">客气，保持距离，按基本标准照顾</w:t>
+              <w:t xml:space="preserve">大表哥不常在家，主角对他不熟，只有周末才见到</w:t>
             </w:r>
           </w:p>
         </w:tc>
@@ -15624,7 +16365,7 @@
               <w:rPr>
                 <w:rFonts w:hint="eastAsia"/>
               </w:rPr>
-              <w:t xml:space="preserve">主角主动帮忙干活，舅妈开始多说几句话、多留意主角</w:t>
+              <w:t xml:space="preserve">大表哥每次回来给主角带东西、讲故事，关系逐渐亲近</w:t>
             </w:r>
           </w:p>
         </w:tc>
@@ -15656,7 +16397,7 @@
               <w:rPr>
                 <w:rFonts w:hint="eastAsia"/>
               </w:rPr>
-              <w:t xml:space="preserve">某次主角做了什么让舅妈意外的事（可能是帮了大忙），舅妈第一次真正认可这个”外来的孩子”</w:t>
+              <w:t xml:space="preserve">大表哥对主角说了自己想开饭馆的秘密——这是他第一次对人说出来</w:t>
             </w:r>
           </w:p>
         </w:tc>
@@ -15670,11 +16411,94 @@
         <w:rPr>
           <w:rFonts w:hint="eastAsia"/>
         </w:rPr>
-        <w:t xml:space="preserve">舅妈是主角理解”被接纳需要努力”的NPC。她不欠主角什么，但她的态度变化是最有分量的——因为她不是一开始就对你好的人。</w:t>
-      </w:r>
-    </w:p>
-    <w:bookmarkEnd w:id="109"/>
-    <w:bookmarkStart w:id="110" w:name="参与事件-3"/>
+        <w:t xml:space="preserve">大表哥是主角的”榜样型玩伴”——他比主角大，见过更多东西，有自己想做的事。他让主角看到”不读书也有出路”，但也让主角思考”那条路是不是我想要的”。</w:t>
+      </w:r>
+    </w:p>
+    <w:bookmarkEnd w:id="118"/>
+    <w:bookmarkStart w:id="119" w:name="关键弧线"/>
+    <w:p>
+      <w:pPr>
+        <w:pStyle w:val="Heading3"/>
+      </w:pPr>
+      <w:r>
+        <w:rPr>
+          <w:rFonts w:hint="eastAsia"/>
+        </w:rPr>
+        <w:t xml:space="preserve">关键弧线</w:t>
+      </w:r>
+    </w:p>
+    <w:p>
+      <w:pPr>
+        <w:pStyle w:val="FirstParagraph"/>
+      </w:pPr>
+      <w:r>
+        <w:rPr>
+          <w:rFonts w:hint="eastAsia"/>
+        </w:rPr>
+        <w:t xml:space="preserve">大表哥的做菜手艺是可视化的成长线：</w:t>
+      </w:r>
+      <w:r>
+        <w:t xml:space="preserve"> </w:t>
+      </w:r>
+      <w:r>
+        <w:t xml:space="preserve">1. </w:t>
+      </w:r>
+      <w:r>
+        <w:rPr>
+          <w:rFonts w:hint="eastAsia"/>
+        </w:rPr>
+        <w:t xml:space="preserve">第一次回来做的菜，味道一般，但全家人都给了面子</w:t>
+      </w:r>
+      <w:r>
+        <w:t xml:space="preserve"> </w:t>
+      </w:r>
+      <w:r>
+        <w:t xml:space="preserve">2. </w:t>
+      </w:r>
+      <w:r>
+        <w:rPr>
+          <w:rFonts w:hint="eastAsia"/>
+        </w:rPr>
+        <w:t xml:space="preserve">中间几次，有进步但也有翻车（比如盐放多了）</w:t>
+      </w:r>
+      <w:r>
+        <w:t xml:space="preserve"> </w:t>
+      </w:r>
+      <w:r>
+        <w:t xml:space="preserve">3. </w:t>
+      </w:r>
+      <w:r>
+        <w:rPr>
+          <w:rFonts w:hint="eastAsia"/>
+        </w:rPr>
+        <w:t xml:space="preserve">某一次做了一道真正好吃的菜，全家人都惊讶</w:t>
+      </w:r>
+      <w:r>
+        <w:t xml:space="preserve"> </w:t>
+      </w:r>
+      <w:r>
+        <w:t xml:space="preserve">4. </w:t>
+      </w:r>
+      <w:r>
+        <w:rPr>
+          <w:rFonts w:hint="eastAsia"/>
+        </w:rPr>
+        <w:t xml:space="preserve">最后阶段，他做的菜已经像模像样，甚至外婆都点头认可</w:t>
+      </w:r>
+    </w:p>
+    <w:p>
+      <w:pPr>
+        <w:pStyle w:val="BodyText"/>
+      </w:pPr>
+      <w:r>
+        <w:rPr>
+          <w:rFonts w:hint="eastAsia"/>
+        </w:rPr>
+        <w:t xml:space="preserve">这个过程不需要玩家做什么，只需要”在场”——看着他变化。</w:t>
+      </w:r>
+    </w:p>
+    <w:bookmarkEnd w:id="119"/>
+    <w:bookmarkStart w:id="120" w:name="参与事件-4"/>
     <w:p>
       <w:pPr>
         <w:pStyle w:val="Heading3"/>
@@ -15691,14 +16515,14 @@
         <w:pStyle w:val="Compact"/>
         <w:numPr>
           <w:ilvl w:val="0"/>
-          <w:numId w:val="1024"/>
+          <w:numId w:val="1028"/>
         </w:numPr>
       </w:pPr>
       <w:r>
         <w:rPr>
           <w:rFonts w:hint="eastAsia"/>
         </w:rPr>
-        <w:t xml:space="preserve">家务活动（择菜、扫地、喂鸡）</w:t>
+        <w:t xml:space="preserve">周末回家做菜（定期事件）</w:t>
       </w:r>
     </w:p>
     <w:p>
@@ -15706,14 +16530,14 @@
         <w:pStyle w:val="Compact"/>
         <w:numPr>
           <w:ilvl w:val="0"/>
-          <w:numId w:val="1024"/>
+          <w:numId w:val="1028"/>
         </w:numPr>
       </w:pPr>
       <w:r>
         <w:rPr>
           <w:rFonts w:hint="eastAsia"/>
         </w:rPr>
-        <w:t xml:space="preserve">赶集（和外婆一起去）</w:t>
+        <w:t xml:space="preserve">给主角带礼物（触发好奇心属性增长）</w:t>
       </w:r>
     </w:p>
     <w:p>
@@ -15721,14 +16545,14 @@
         <w:pStyle w:val="Compact"/>
         <w:numPr>
           <w:ilvl w:val="0"/>
-          <w:numId w:val="1024"/>
+          <w:numId w:val="1028"/>
         </w:numPr>
       </w:pPr>
       <w:r>
         <w:rPr>
           <w:rFonts w:hint="eastAsia"/>
         </w:rPr>
-        <w:t xml:space="preserve">年例备菜</w:t>
+        <w:t xml:space="preserve">讲县城见闻（触发懂事属性增长）</w:t>
       </w:r>
     </w:p>
     <w:p>
@@ -15736,27 +16560,14 @@
         <w:pStyle w:val="Compact"/>
         <w:numPr>
           <w:ilvl w:val="0"/>
-          <w:numId w:val="1024"/>
+          <w:numId w:val="1028"/>
         </w:numPr>
       </w:pPr>
       <w:r>
         <w:rPr>
           <w:rFonts w:hint="eastAsia"/>
         </w:rPr>
-        <w:t xml:space="preserve">某次舅妈生病/累倒，主角帮忙撑了一天的家务（关键事件）</w:t>
-      </w:r>
-    </w:p>
-    <w:bookmarkEnd w:id="110"/>
-    <w:bookmarkStart w:id="111" w:name="视觉设计参考-3"/>
-    <w:p>
-      <w:pPr>
-        <w:pStyle w:val="Heading3"/>
-      </w:pPr>
-      <w:r>
-        <w:rPr>
-          <w:rFonts w:hint="eastAsia"/>
-        </w:rPr>
-        <w:t xml:space="preserve">视觉设计参考</w:t>
+        <w:t xml:space="preserve">和舅舅的沉默对峙（家庭暗线事件）</w:t>
       </w:r>
     </w:p>
     <w:p>
@@ -15764,14 +16575,27 @@
         <w:pStyle w:val="Compact"/>
         <w:numPr>
           <w:ilvl w:val="0"/>
-          <w:numId w:val="1025"/>
+          <w:numId w:val="1028"/>
         </w:numPr>
       </w:pPr>
       <w:r>
         <w:rPr>
           <w:rFonts w:hint="eastAsia"/>
         </w:rPr>
-        <w:t xml:space="preserve">穿着：朴素但利落，干活时袖子永远卷到手肘</w:t>
+        <w:t xml:space="preserve">说出口想开饭馆（情感事件）</w:t>
+      </w:r>
+    </w:p>
+    <w:bookmarkEnd w:id="120"/>
+    <w:bookmarkStart w:id="121" w:name="视觉设计参考-4"/>
+    <w:p>
+      <w:pPr>
+        <w:pStyle w:val="Heading3"/>
+      </w:pPr>
+      <w:r>
+        <w:rPr>
+          <w:rFonts w:hint="eastAsia"/>
+        </w:rPr>
+        <w:t xml:space="preserve">视觉设计参考</w:t>
       </w:r>
     </w:p>
     <w:p>
@@ -15779,14 +16603,14 @@
         <w:pStyle w:val="Compact"/>
         <w:numPr>
           <w:ilvl w:val="0"/>
-          <w:numId w:val="1025"/>
+          <w:numId w:val="1029"/>
         </w:numPr>
       </w:pPr>
       <w:r>
         <w:rPr>
           <w:rFonts w:hint="eastAsia"/>
         </w:rPr>
-        <w:t xml:space="preserve">体态：结实、不胖，操劳的人没有胖的</w:t>
+        <w:t xml:space="preserve">穿着：比家里其他人稍微讲究一点，偶尔穿件县城买的T恤</w:t>
       </w:r>
     </w:p>
     <w:p>
@@ -15794,14 +16618,44 @@
         <w:pStyle w:val="Compact"/>
         <w:numPr>
           <w:ilvl w:val="0"/>
-          <w:numId w:val="1025"/>
+          <w:numId w:val="1029"/>
         </w:numPr>
       </w:pPr>
       <w:r>
         <w:rPr>
           <w:rFonts w:hint="eastAsia"/>
         </w:rPr>
-        <w:t xml:space="preserve">表情：大部分时候是”忙着呢别烦我”的表情，偶尔笑的时候眼角有皱纹</w:t>
+        <w:t xml:space="preserve">体态：瘦但结实，干活练出来的</w:t>
+      </w:r>
+    </w:p>
+    <w:p>
+      <w:pPr>
+        <w:pStyle w:val="Compact"/>
+        <w:numPr>
+          <w:ilvl w:val="0"/>
+          <w:numId w:val="1029"/>
+        </w:numPr>
+      </w:pPr>
+      <w:r>
+        <w:rPr>
+          <w:rFonts w:hint="eastAsia"/>
+        </w:rPr>
+        <w:t xml:space="preserve">表情：在家时放松的笑，在舅舅面前偏严肃</w:t>
+      </w:r>
+    </w:p>
+    <w:p>
+      <w:pPr>
+        <w:pStyle w:val="Compact"/>
+        <w:numPr>
+          <w:ilvl w:val="0"/>
+          <w:numId w:val="1029"/>
+        </w:numPr>
+      </w:pPr>
+      <w:r>
+        <w:rPr>
+          <w:rFonts w:hint="eastAsia"/>
+        </w:rPr>
+        <w:t xml:space="preserve">随身物品：偶尔带个小包回来，里面装着给主角的东西</w:t>
       </w:r>
     </w:p>
     <w:p>
@@ -15811,9 +16665,9 @@
         </w:pict>
       </w:r>
     </w:p>
-    <w:bookmarkEnd w:id="111"/>
-    <w:bookmarkEnd w:id="112"/>
-    <w:bookmarkStart w:id="121" w:name="大表哥"/>
+    <w:bookmarkEnd w:id="121"/>
+    <w:bookmarkEnd w:id="122"/>
+    <w:bookmarkStart w:id="130" w:name="二表哥"/>
     <w:p>
       <w:pPr>
         <w:pStyle w:val="Heading2"/>
@@ -15822,10 +16676,10 @@
         <w:rPr>
           <w:rFonts w:hint="eastAsia"/>
         </w:rPr>
-        <w:t xml:space="preserve">大表哥</w:t>
-      </w:r>
-    </w:p>
-    <w:bookmarkStart w:id="113" w:name="基本信息-4"/>
+        <w:t xml:space="preserve">二表哥</w:t>
+      </w:r>
+    </w:p>
+    <w:bookmarkStart w:id="123" w:name="基本信息-5"/>
     <w:p>
       <w:pPr>
         <w:pStyle w:val="Heading3"/>
@@ -15907,7 +16761,7 @@
               <w:rPr>
                 <w:rFonts w:hint="eastAsia"/>
               </w:rPr>
-              <w:t xml:space="preserve">大表哥</w:t>
+              <w:t xml:space="preserve">二表哥</w:t>
             </w:r>
           </w:p>
         </w:tc>
@@ -15936,7 +16790,7 @@
               <w:pStyle w:val="Compact"/>
             </w:pPr>
             <w:r>
-              <w:t xml:space="preserve">18</w:t>
+              <w:t xml:space="preserve">16</w:t>
             </w:r>
           </w:p>
         </w:tc>
@@ -15968,14 +16822,14 @@
               <w:rPr>
                 <w:rFonts w:hint="eastAsia"/>
               </w:rPr>
-              <w:t xml:space="preserve">舅舅的大儿子，在县城学厨艺，周末/节假日回乡下</w:t>
+              <w:t xml:space="preserve">舅舅的小儿子，留在乡下，主角最亲近的玩伴</w:t>
             </w:r>
           </w:p>
         </w:tc>
       </w:tr>
     </w:tbl>
-    <w:bookmarkEnd w:id="113"/>
-    <w:bookmarkStart w:id="114" w:name="人物小传-4"/>
+    <w:bookmarkEnd w:id="123"/>
+    <w:bookmarkStart w:id="124" w:name="人物小传-5"/>
     <w:p>
       <w:pPr>
         <w:pStyle w:val="Heading3"/>
@@ -15995,7 +16849,7 @@
         <w:rPr>
           <w:rFonts w:hint="eastAsia"/>
         </w:rPr>
-        <w:t xml:space="preserve">大表哥是这个家最”往外走”的人。</w:t>
+        <w:t xml:space="preserve">二表哥是这个家最快乐的人。</w:t>
       </w:r>
     </w:p>
     <w:p>
@@ -16006,7 +16860,19 @@
         <w:rPr>
           <w:rFonts w:hint="eastAsia"/>
         </w:rPr>
-        <w:t xml:space="preserve">他不爱读书，早早辍了学。但他没有像舅舅那样”退”回来，而是主动往县城跑——在饭馆里找活干、学厨艺。他心里憋着一个没跟家里人说过的野心：将来要在茂名开一间自己的大排档或小饭馆。</w:t>
+        <w:t xml:space="preserve">他跟大哥一样不爱读书，早早辍了学。但跟大哥不同的是，他完全没有”我要学手艺”</w:t>
+      </w:r>
+      <w:r>
+        <w:rPr>
+          <w:rFonts w:hint="eastAsia"/>
+        </w:rPr>
+        <w:t xml:space="preserve">“我要去城里”</w:t>
+      </w:r>
+      <w:r>
+        <w:rPr>
+          <w:rFonts w:hint="eastAsia"/>
+        </w:rPr>
+        <w:t xml:space="preserve">这种想法。他的世界就是这个村子——鱼塘边的泥巴、果林里的鸟窝、村口的竹林、河沟里的蝌蚪。</w:t>
       </w:r>
     </w:p>
     <w:p>
@@ -16017,7 +16883,7 @@
         <w:rPr>
           <w:rFonts w:hint="eastAsia"/>
         </w:rPr>
-        <w:t xml:space="preserve">他为什么不说？因为他见过舅舅是怎么被”城里”打败的。如果他说”我要去城里闯”，家里人（尤其是舅舅）会怎么想？所以他只做不说，在县城默默学手艺，周末回来给家里做一顿饭。他的手艺在慢慢进步——第一次做的菜可能不怎么样，但每一次回来都比上一次好一点。</w:t>
+        <w:t xml:space="preserve">他是主角来到乡下后第一个真正玩到一起的人。大表哥不常在家，大人们各有各的事，只有二表哥是随时可以叫出来疯的。他会带主角去各种主角不敢去的地方——钻进果林深处、跑到鱼塘边抓青蛙、翻过田埂去看邻村的孩子放牛。</w:t>
       </w:r>
     </w:p>
     <w:p>
@@ -16028,7 +16894,7 @@
         <w:rPr>
           <w:rFonts w:hint="eastAsia"/>
         </w:rPr>
-        <w:t xml:space="preserve">他是主角认识”外面世界”的窗口。每次回来，他会给主角带点县城的东西——一包零食、一本漫画、一个小玩意。这些东西在乡下买不到，对主角来说就是”外面的证据”。他也会跟主角讲县城的见闻，但不是炫耀，而是分享——他把主角当一个可以聊天的人。</w:t>
+        <w:t xml:space="preserve">他皮，但不是熊孩子那种皮。他不做坏事，只是精力旺盛、坐不住。他对主角是真心仗义的——谁欺负主角他第一个冲上去，有好吃的会分一半给主角。</w:t>
       </w:r>
     </w:p>
     <w:p>
@@ -16039,11 +16905,11 @@
         <w:rPr>
           <w:rFonts w:hint="eastAsia"/>
         </w:rPr>
-        <w:t xml:space="preserve">他和舅舅之间有一条暗线。舅舅从城里退回来，他从乡下往城里闯。父子俩方向相反，不吵架，但互相不理解。大表哥觉得舅舅是被打败了才回来的，舅舅觉得大表哥迟早也会撞南墙。他们用沉默对峙。</w:t>
-      </w:r>
-    </w:p>
-    <w:bookmarkEnd w:id="114"/>
-    <w:bookmarkStart w:id="115" w:name="性格特点-4"/>
+        <w:t xml:space="preserve">他是这个家最不”懂事”的人，但也正因为不”懂事”，他活得最轻松。大人们的心事、家里的经济、舅舅的失意——这些他都不管。他的世界很简单：今天玩什么、明天去哪里玩。</w:t>
+      </w:r>
+    </w:p>
+    <w:bookmarkEnd w:id="124"/>
+    <w:bookmarkStart w:id="125" w:name="性格特点-5"/>
     <w:p>
       <w:pPr>
         <w:pStyle w:val="Heading3"/>
@@ -16060,7 +16926,7 @@
         <w:pStyle w:val="Compact"/>
         <w:numPr>
           <w:ilvl w:val="0"/>
-          <w:numId w:val="1026"/>
+          <w:numId w:val="1030"/>
         </w:numPr>
       </w:pPr>
       <w:r>
@@ -16069,13 +16935,13 @@
           <w:b/>
           <w:bCs/>
         </w:rPr>
-        <w:t xml:space="preserve">有主见</w:t>
-      </w:r>
-      <w:r>
-        <w:rPr>
-          <w:rFonts w:hint="eastAsia"/>
-        </w:rPr>
-        <w:t xml:space="preserve">：知道自己要什么，不随大流</w:t>
+        <w:t xml:space="preserve">皮</w:t>
+      </w:r>
+      <w:r>
+        <w:rPr>
+          <w:rFonts w:hint="eastAsia"/>
+        </w:rPr>
+        <w:t xml:space="preserve">：坐不住、跑不停、永远有使不完的劲</w:t>
       </w:r>
     </w:p>
     <w:p>
@@ -16083,7 +16949,7 @@
         <w:pStyle w:val="Compact"/>
         <w:numPr>
           <w:ilvl w:val="0"/>
-          <w:numId w:val="1026"/>
+          <w:numId w:val="1030"/>
         </w:numPr>
       </w:pPr>
       <w:r>
@@ -16092,13 +16958,13 @@
           <w:b/>
           <w:bCs/>
         </w:rPr>
-        <w:t xml:space="preserve">懂事</w:t>
-      </w:r>
-      <w:r>
-        <w:rPr>
-          <w:rFonts w:hint="eastAsia"/>
-        </w:rPr>
-        <w:t xml:space="preserve">：比同龄人成熟，可能是家庭变故逼出来的</w:t>
+        <w:t xml:space="preserve">仗义</w:t>
+      </w:r>
+      <w:r>
+        <w:rPr>
+          <w:rFonts w:hint="eastAsia"/>
+        </w:rPr>
+        <w:t xml:space="preserve">：对朋友好，有东西分一半，有人欺负你他帮你出头</w:t>
       </w:r>
     </w:p>
     <w:p>
@@ -16106,7 +16972,7 @@
         <w:pStyle w:val="Compact"/>
         <w:numPr>
           <w:ilvl w:val="0"/>
-          <w:numId w:val="1026"/>
+          <w:numId w:val="1030"/>
         </w:numPr>
       </w:pPr>
       <w:r>
@@ -16115,13 +16981,13 @@
           <w:b/>
           <w:bCs/>
         </w:rPr>
-        <w:t xml:space="preserve">有野心但低调</w:t>
-      </w:r>
-      <w:r>
-        <w:rPr>
-          <w:rFonts w:hint="eastAsia"/>
-        </w:rPr>
-        <w:t xml:space="preserve">：想开饭馆但不张扬，只在跟主角聊天时偶尔提一句</w:t>
+        <w:t xml:space="preserve">好奇心强</w:t>
+      </w:r>
+      <w:r>
+        <w:rPr>
+          <w:rFonts w:hint="eastAsia"/>
+        </w:rPr>
+        <w:t xml:space="preserve">：什么都想看、什么都想摸、什么都想试</w:t>
       </w:r>
     </w:p>
     <w:p>
@@ -16129,7 +16995,7 @@
         <w:pStyle w:val="Compact"/>
         <w:numPr>
           <w:ilvl w:val="0"/>
-          <w:numId w:val="1026"/>
+          <w:numId w:val="1030"/>
         </w:numPr>
       </w:pPr>
       <w:r>
@@ -16138,13 +17004,13 @@
           <w:b/>
           <w:bCs/>
         </w:rPr>
-        <w:t xml:space="preserve">仗义</w:t>
-      </w:r>
-      <w:r>
-        <w:rPr>
-          <w:rFonts w:hint="eastAsia"/>
-        </w:rPr>
-        <w:t xml:space="preserve">：对主角是真的好，不是敷衍，而是当弟弟看</w:t>
+        <w:t xml:space="preserve">天不怕地不怕</w:t>
+      </w:r>
+      <w:r>
+        <w:rPr>
+          <w:rFonts w:hint="eastAsia"/>
+        </w:rPr>
+        <w:t xml:space="preserve">：不害怕虫子、不害怕黑、不害怕外公的黑脸</w:t>
       </w:r>
     </w:p>
     <w:p>
@@ -16152,7 +17018,7 @@
         <w:pStyle w:val="Compact"/>
         <w:numPr>
           <w:ilvl w:val="0"/>
-          <w:numId w:val="1026"/>
+          <w:numId w:val="1030"/>
         </w:numPr>
       </w:pPr>
       <w:r>
@@ -16161,17 +17027,17 @@
           <w:b/>
           <w:bCs/>
         </w:rPr>
-        <w:t xml:space="preserve">倔</w:t>
-      </w:r>
-      <w:r>
-        <w:rPr>
-          <w:rFonts w:hint="eastAsia"/>
-        </w:rPr>
-        <w:t xml:space="preserve">：跟舅舅一样倔，不肯服软</w:t>
-      </w:r>
-    </w:p>
-    <w:bookmarkEnd w:id="115"/>
-    <w:bookmarkStart w:id="116" w:name="说话方式-4"/>
+        <w:t xml:space="preserve">大大咧咧</w:t>
+      </w:r>
+      <w:r>
+        <w:rPr>
+          <w:rFonts w:hint="eastAsia"/>
+        </w:rPr>
+        <w:t xml:space="preserve">：被骂了转头就忘，不记仇、不纠结</w:t>
+      </w:r>
+    </w:p>
+    <w:bookmarkEnd w:id="125"/>
+    <w:bookmarkStart w:id="126" w:name="说话方式-5"/>
     <w:p>
       <w:pPr>
         <w:pStyle w:val="Heading3"/>
@@ -16188,14 +17054,14 @@
         <w:pStyle w:val="Compact"/>
         <w:numPr>
           <w:ilvl w:val="0"/>
-          <w:numId w:val="1027"/>
+          <w:numId w:val="1031"/>
         </w:numPr>
       </w:pPr>
       <w:r>
         <w:rPr>
           <w:rFonts w:hint="eastAsia"/>
         </w:rPr>
-        <w:t xml:space="preserve">在主角面前话多，愿意分享、愿意教</w:t>
+        <w:t xml:space="preserve">话多且快，像机关枪一样</w:t>
       </w:r>
     </w:p>
     <w:p>
@@ -16203,14 +17069,32 @@
         <w:pStyle w:val="Compact"/>
         <w:numPr>
           <w:ilvl w:val="0"/>
-          <w:numId w:val="1027"/>
+          <w:numId w:val="1031"/>
         </w:numPr>
       </w:pPr>
       <w:r>
         <w:rPr>
           <w:rFonts w:hint="eastAsia"/>
         </w:rPr>
-        <w:t xml:space="preserve">在大人面前话少，尤其是舅舅面前</w:t>
+        <w:t xml:space="preserve">口头禅：</w:t>
+      </w:r>
+      <w:r>
+        <w:rPr>
+          <w:rFonts w:hint="eastAsia"/>
+        </w:rPr>
+        <w:t xml:space="preserve">“走！”</w:t>
+      </w:r>
+      <w:r>
+        <w:rPr>
+          <w:rFonts w:hint="eastAsia"/>
+        </w:rPr>
+        <w:t xml:space="preserve">“你来不来！”</w:t>
+      </w:r>
+      <w:r>
+        <w:rPr>
+          <w:rFonts w:hint="eastAsia"/>
+        </w:rPr>
+        <w:t xml:space="preserve">“这个好玩！”</w:t>
       </w:r>
     </w:p>
     <w:p>
@@ -16218,26 +17102,14 @@
         <w:pStyle w:val="Compact"/>
         <w:numPr>
           <w:ilvl w:val="0"/>
-          <w:numId w:val="1027"/>
+          <w:numId w:val="1031"/>
         </w:numPr>
       </w:pPr>
       <w:r>
         <w:rPr>
           <w:rFonts w:hint="eastAsia"/>
         </w:rPr>
-        <w:t xml:space="preserve">口头禅：</w:t>
-      </w:r>
-      <w:r>
-        <w:rPr>
-          <w:rFonts w:hint="eastAsia"/>
-        </w:rPr>
-        <w:t xml:space="preserve">“没啥大不了的”</w:t>
-      </w:r>
-      <w:r>
-        <w:rPr>
-          <w:rFonts w:hint="eastAsia"/>
-        </w:rPr>
-        <w:t xml:space="preserve">“等我以后……”</w:t>
+        <w:t xml:space="preserve">经常叫主角的外号（可能自己给主角取了一个）</w:t>
       </w:r>
     </w:p>
     <w:p>
@@ -16245,18 +17117,18 @@
         <w:pStyle w:val="Compact"/>
         <w:numPr>
           <w:ilvl w:val="0"/>
-          <w:numId w:val="1027"/>
+          <w:numId w:val="1031"/>
         </w:numPr>
       </w:pPr>
       <w:r>
         <w:rPr>
           <w:rFonts w:hint="eastAsia"/>
         </w:rPr>
-        <w:t xml:space="preserve">偶尔带点县城的词或者饭馆里的行话</w:t>
-      </w:r>
-    </w:p>
-    <w:bookmarkEnd w:id="116"/>
-    <w:bookmarkStart w:id="117" w:name="与主角的关系-4"/>
+        <w:t xml:space="preserve">偶尔冒出一句让人哭笑不得的话</w:t>
+      </w:r>
+    </w:p>
+    <w:bookmarkEnd w:id="126"/>
+    <w:bookmarkStart w:id="127" w:name="与主角的关系-5"/>
     <w:p>
       <w:pPr>
         <w:pStyle w:val="Heading3"/>
@@ -16266,435 +17138,6 @@
           <w:rFonts w:hint="eastAsia"/>
         </w:rPr>
         <w:t xml:space="preserve">与主角的关系</w:t>
-      </w:r>
-    </w:p>
-    <w:tbl>
-      <w:tblPr>
-        <w:tblStyle w:val="Table"/>
-        <w:tblW w:type="pct" w:w="5000"/>
-        <w:tblLayout w:type="fixed"/>
-        <w:tblLook w:firstRow="1" w:lastRow="0" w:firstColumn="0" w:lastColumn="0" w:noHBand="0" w:noVBand="0" w:val="0020"/>
-      </w:tblPr>
-      <w:tblGrid>
-        <w:gridCol w:w="3168"/>
-        <w:gridCol w:w="4752"/>
-      </w:tblGrid>
-      <w:tr>
-        <w:trPr>
-          <w:tblHeader w:val="on"/>
-        </w:trPr>
-        <w:tc>
-          <w:tcPr/>
-          <w:p>
-            <w:pPr>
-              <w:pStyle w:val="Compact"/>
-            </w:pPr>
-            <w:r>
-              <w:rPr>
-                <w:rFonts w:hint="eastAsia"/>
-              </w:rPr>
-              <w:t xml:space="preserve">阶段</w:t>
-            </w:r>
-          </w:p>
-        </w:tc>
-        <w:tc>
-          <w:tcPr/>
-          <w:p>
-            <w:pPr>
-              <w:pStyle w:val="Compact"/>
-            </w:pPr>
-            <w:r>
-              <w:rPr>
-                <w:rFonts w:hint="eastAsia"/>
-              </w:rPr>
-              <w:t xml:space="preserve">关系状态</w:t>
-            </w:r>
-          </w:p>
-        </w:tc>
-      </w:tr>
-      <w:tr>
-        <w:tc>
-          <w:tcPr/>
-          <w:p>
-            <w:pPr>
-              <w:pStyle w:val="Compact"/>
-            </w:pPr>
-            <w:r>
-              <w:rPr>
-                <w:rFonts w:hint="eastAsia"/>
-                <w:b/>
-                <w:bCs/>
-              </w:rPr>
-              <w:t xml:space="preserve">起点</w:t>
-            </w:r>
-          </w:p>
-        </w:tc>
-        <w:tc>
-          <w:tcPr/>
-          <w:p>
-            <w:pPr>
-              <w:pStyle w:val="Compact"/>
-            </w:pPr>
-            <w:r>
-              <w:rPr>
-                <w:rFonts w:hint="eastAsia"/>
-              </w:rPr>
-              <w:t xml:space="preserve">大表哥不常在家，主角对他不熟，只有周末才见到</w:t>
-            </w:r>
-          </w:p>
-        </w:tc>
-      </w:tr>
-      <w:tr>
-        <w:tc>
-          <w:tcPr/>
-          <w:p>
-            <w:pPr>
-              <w:pStyle w:val="Compact"/>
-            </w:pPr>
-            <w:r>
-              <w:rPr>
-                <w:rFonts w:hint="eastAsia"/>
-                <w:b/>
-                <w:bCs/>
-              </w:rPr>
-              <w:t xml:space="preserve">发展</w:t>
-            </w:r>
-          </w:p>
-        </w:tc>
-        <w:tc>
-          <w:tcPr/>
-          <w:p>
-            <w:pPr>
-              <w:pStyle w:val="Compact"/>
-            </w:pPr>
-            <w:r>
-              <w:rPr>
-                <w:rFonts w:hint="eastAsia"/>
-              </w:rPr>
-              <w:t xml:space="preserve">大表哥每次回来给主角带东西、讲故事，关系逐渐亲近</w:t>
-            </w:r>
-          </w:p>
-        </w:tc>
-      </w:tr>
-      <w:tr>
-        <w:tc>
-          <w:tcPr/>
-          <w:p>
-            <w:pPr>
-              <w:pStyle w:val="Compact"/>
-            </w:pPr>
-            <w:r>
-              <w:rPr>
-                <w:rFonts w:hint="eastAsia"/>
-                <w:b/>
-                <w:bCs/>
-              </w:rPr>
-              <w:t xml:space="preserve">关键转折</w:t>
-            </w:r>
-          </w:p>
-        </w:tc>
-        <w:tc>
-          <w:tcPr/>
-          <w:p>
-            <w:pPr>
-              <w:pStyle w:val="Compact"/>
-            </w:pPr>
-            <w:r>
-              <w:rPr>
-                <w:rFonts w:hint="eastAsia"/>
-              </w:rPr>
-              <w:t xml:space="preserve">大表哥对主角说了自己想开饭馆的秘密——这是他第一次对人说出来</w:t>
-            </w:r>
-          </w:p>
-        </w:tc>
-      </w:tr>
-    </w:tbl>
-    <w:p>
-      <w:pPr>
-        <w:pStyle w:val="BlockText"/>
-      </w:pPr>
-      <w:r>
-        <w:rPr>
-          <w:rFonts w:hint="eastAsia"/>
-        </w:rPr>
-        <w:t xml:space="preserve">大表哥是主角的”榜样型玩伴”——他比主角大，见过更多东西，有自己想做的事。他让主角看到”不读书也有出路”，但也让主角思考”那条路是不是我想要的”。</w:t>
-      </w:r>
-    </w:p>
-    <w:bookmarkEnd w:id="117"/>
-    <w:bookmarkStart w:id="118" w:name="关键弧线"/>
-    <w:p>
-      <w:pPr>
-        <w:pStyle w:val="Heading3"/>
-      </w:pPr>
-      <w:r>
-        <w:rPr>
-          <w:rFonts w:hint="eastAsia"/>
-        </w:rPr>
-        <w:t xml:space="preserve">关键弧线</w:t>
-      </w:r>
-    </w:p>
-    <w:p>
-      <w:pPr>
-        <w:pStyle w:val="FirstParagraph"/>
-      </w:pPr>
-      <w:r>
-        <w:rPr>
-          <w:rFonts w:hint="eastAsia"/>
-        </w:rPr>
-        <w:t xml:space="preserve">大表哥的做菜手艺是可视化的成长线：</w:t>
-      </w:r>
-      <w:r>
-        <w:t xml:space="preserve"> </w:t>
-      </w:r>
-      <w:r>
-        <w:t xml:space="preserve">1. </w:t>
-      </w:r>
-      <w:r>
-        <w:rPr>
-          <w:rFonts w:hint="eastAsia"/>
-        </w:rPr>
-        <w:t xml:space="preserve">第一次回来做的菜，味道一般，但全家人都给了面子</w:t>
-      </w:r>
-      <w:r>
-        <w:t xml:space="preserve"> </w:t>
-      </w:r>
-      <w:r>
-        <w:t xml:space="preserve">2. </w:t>
-      </w:r>
-      <w:r>
-        <w:rPr>
-          <w:rFonts w:hint="eastAsia"/>
-        </w:rPr>
-        <w:t xml:space="preserve">中间几次，有进步但也有翻车（比如盐放多了）</w:t>
-      </w:r>
-      <w:r>
-        <w:t xml:space="preserve"> </w:t>
-      </w:r>
-      <w:r>
-        <w:t xml:space="preserve">3. </w:t>
-      </w:r>
-      <w:r>
-        <w:rPr>
-          <w:rFonts w:hint="eastAsia"/>
-        </w:rPr>
-        <w:t xml:space="preserve">某一次做了一道真正好吃的菜，全家人都惊讶</w:t>
-      </w:r>
-      <w:r>
-        <w:t xml:space="preserve"> </w:t>
-      </w:r>
-      <w:r>
-        <w:t xml:space="preserve">4. </w:t>
-      </w:r>
-      <w:r>
-        <w:rPr>
-          <w:rFonts w:hint="eastAsia"/>
-        </w:rPr>
-        <w:t xml:space="preserve">最后阶段，他做的菜已经像模像样，甚至外婆都点头认可</w:t>
-      </w:r>
-    </w:p>
-    <w:p>
-      <w:pPr>
-        <w:pStyle w:val="BodyText"/>
-      </w:pPr>
-      <w:r>
-        <w:rPr>
-          <w:rFonts w:hint="eastAsia"/>
-        </w:rPr>
-        <w:t xml:space="preserve">这个过程不需要玩家做什么，只需要”在场”——看着他变化。</w:t>
-      </w:r>
-    </w:p>
-    <w:bookmarkEnd w:id="118"/>
-    <w:bookmarkStart w:id="119" w:name="参与事件-4"/>
-    <w:p>
-      <w:pPr>
-        <w:pStyle w:val="Heading3"/>
-      </w:pPr>
-      <w:r>
-        <w:rPr>
-          <w:rFonts w:hint="eastAsia"/>
-        </w:rPr>
-        <w:t xml:space="preserve">参与事件</w:t>
-      </w:r>
-    </w:p>
-    <w:p>
-      <w:pPr>
-        <w:pStyle w:val="Compact"/>
-        <w:numPr>
-          <w:ilvl w:val="0"/>
-          <w:numId w:val="1028"/>
-        </w:numPr>
-      </w:pPr>
-      <w:r>
-        <w:rPr>
-          <w:rFonts w:hint="eastAsia"/>
-        </w:rPr>
-        <w:t xml:space="preserve">周末回家做菜（定期事件）</w:t>
-      </w:r>
-    </w:p>
-    <w:p>
-      <w:pPr>
-        <w:pStyle w:val="Compact"/>
-        <w:numPr>
-          <w:ilvl w:val="0"/>
-          <w:numId w:val="1028"/>
-        </w:numPr>
-      </w:pPr>
-      <w:r>
-        <w:rPr>
-          <w:rFonts w:hint="eastAsia"/>
-        </w:rPr>
-        <w:t xml:space="preserve">给主角带礼物（触发好奇心属性增长）</w:t>
-      </w:r>
-    </w:p>
-    <w:p>
-      <w:pPr>
-        <w:pStyle w:val="Compact"/>
-        <w:numPr>
-          <w:ilvl w:val="0"/>
-          <w:numId w:val="1028"/>
-        </w:numPr>
-      </w:pPr>
-      <w:r>
-        <w:rPr>
-          <w:rFonts w:hint="eastAsia"/>
-        </w:rPr>
-        <w:t xml:space="preserve">讲县城见闻（触发懂事属性增长）</w:t>
-      </w:r>
-    </w:p>
-    <w:p>
-      <w:pPr>
-        <w:pStyle w:val="Compact"/>
-        <w:numPr>
-          <w:ilvl w:val="0"/>
-          <w:numId w:val="1028"/>
-        </w:numPr>
-      </w:pPr>
-      <w:r>
-        <w:rPr>
-          <w:rFonts w:hint="eastAsia"/>
-        </w:rPr>
-        <w:t xml:space="preserve">和舅舅的沉默对峙（家庭暗线事件）</w:t>
-      </w:r>
-    </w:p>
-    <w:p>
-      <w:pPr>
-        <w:pStyle w:val="Compact"/>
-        <w:numPr>
-          <w:ilvl w:val="0"/>
-          <w:numId w:val="1028"/>
-        </w:numPr>
-      </w:pPr>
-      <w:r>
-        <w:rPr>
-          <w:rFonts w:hint="eastAsia"/>
-        </w:rPr>
-        <w:t xml:space="preserve">说出口想开饭馆（情感事件）</w:t>
-      </w:r>
-    </w:p>
-    <w:bookmarkEnd w:id="119"/>
-    <w:bookmarkStart w:id="120" w:name="视觉设计参考-4"/>
-    <w:p>
-      <w:pPr>
-        <w:pStyle w:val="Heading3"/>
-      </w:pPr>
-      <w:r>
-        <w:rPr>
-          <w:rFonts w:hint="eastAsia"/>
-        </w:rPr>
-        <w:t xml:space="preserve">视觉设计参考</w:t>
-      </w:r>
-    </w:p>
-    <w:p>
-      <w:pPr>
-        <w:pStyle w:val="Compact"/>
-        <w:numPr>
-          <w:ilvl w:val="0"/>
-          <w:numId w:val="1029"/>
-        </w:numPr>
-      </w:pPr>
-      <w:r>
-        <w:rPr>
-          <w:rFonts w:hint="eastAsia"/>
-        </w:rPr>
-        <w:t xml:space="preserve">穿着：比家里其他人稍微讲究一点，偶尔穿件县城买的T恤</w:t>
-      </w:r>
-    </w:p>
-    <w:p>
-      <w:pPr>
-        <w:pStyle w:val="Compact"/>
-        <w:numPr>
-          <w:ilvl w:val="0"/>
-          <w:numId w:val="1029"/>
-        </w:numPr>
-      </w:pPr>
-      <w:r>
-        <w:rPr>
-          <w:rFonts w:hint="eastAsia"/>
-        </w:rPr>
-        <w:t xml:space="preserve">体态：瘦但结实，干活练出来的</w:t>
-      </w:r>
-    </w:p>
-    <w:p>
-      <w:pPr>
-        <w:pStyle w:val="Compact"/>
-        <w:numPr>
-          <w:ilvl w:val="0"/>
-          <w:numId w:val="1029"/>
-        </w:numPr>
-      </w:pPr>
-      <w:r>
-        <w:rPr>
-          <w:rFonts w:hint="eastAsia"/>
-        </w:rPr>
-        <w:t xml:space="preserve">表情：在家时放松的笑，在舅舅面前偏严肃</w:t>
-      </w:r>
-    </w:p>
-    <w:p>
-      <w:pPr>
-        <w:pStyle w:val="Compact"/>
-        <w:numPr>
-          <w:ilvl w:val="0"/>
-          <w:numId w:val="1029"/>
-        </w:numPr>
-      </w:pPr>
-      <w:r>
-        <w:rPr>
-          <w:rFonts w:hint="eastAsia"/>
-        </w:rPr>
-        <w:t xml:space="preserve">随身物品：偶尔带个小包回来，里面装着给主角的东西</w:t>
-      </w:r>
-    </w:p>
-    <w:p>
-      <w:r>
-        <w:pict>
-          <v:rect style="width:0;height:1.5pt" o:hralign="center" o:hrstd="t" o:hr="t"/>
-        </w:pict>
-      </w:r>
-    </w:p>
-    <w:bookmarkEnd w:id="120"/>
-    <w:bookmarkEnd w:id="121"/>
-    <w:bookmarkStart w:id="129" w:name="二表哥"/>
-    <w:p>
-      <w:pPr>
-        <w:pStyle w:val="Heading2"/>
-      </w:pPr>
-      <w:r>
-        <w:rPr>
-          <w:rFonts w:hint="eastAsia"/>
-        </w:rPr>
-        <w:t xml:space="preserve">二表哥</w:t>
-      </w:r>
-    </w:p>
-    <w:bookmarkStart w:id="122" w:name="基本信息-5"/>
-    <w:p>
-      <w:pPr>
-        <w:pStyle w:val="Heading3"/>
-      </w:pPr>
-      <w:r>
-        <w:rPr>
-          <w:rFonts w:hint="eastAsia"/>
-        </w:rPr>
-        <w:t xml:space="preserve">基本信息</w:t>
       </w:r>
     </w:p>
     <w:tbl>
@@ -16721,21 +17164,21 @@
               <w:rPr>
                 <w:rFonts w:hint="eastAsia"/>
               </w:rPr>
-              <w:t xml:space="preserve">项目</w:t>
-            </w:r>
-          </w:p>
-        </w:tc>
-        <w:tc>
-          <w:tcPr/>
-          <w:p>
-            <w:pPr>
-              <w:pStyle w:val="Compact"/>
-            </w:pPr>
-            <w:r>
-              <w:rPr>
-                <w:rFonts w:hint="eastAsia"/>
-              </w:rPr>
-              <w:t xml:space="preserve">内容</w:t>
+              <w:t xml:space="preserve">阶段</w:t>
+            </w:r>
+          </w:p>
+        </w:tc>
+        <w:tc>
+          <w:tcPr/>
+          <w:p>
+            <w:pPr>
+              <w:pStyle w:val="Compact"/>
+            </w:pPr>
+            <w:r>
+              <w:rPr>
+                <w:rFonts w:hint="eastAsia"/>
+              </w:rPr>
+              <w:t xml:space="preserve">关系状态</w:t>
             </w:r>
           </w:p>
         </w:tc>
@@ -16753,21 +17196,21 @@
                 <w:b/>
                 <w:bCs/>
               </w:rPr>
-              <w:t xml:space="preserve">称呼</w:t>
-            </w:r>
-          </w:p>
-        </w:tc>
-        <w:tc>
-          <w:tcPr/>
-          <w:p>
-            <w:pPr>
-              <w:pStyle w:val="Compact"/>
-            </w:pPr>
-            <w:r>
-              <w:rPr>
-                <w:rFonts w:hint="eastAsia"/>
-              </w:rPr>
-              <w:t xml:space="preserve">二表哥</w:t>
+              <w:t xml:space="preserve">起点</w:t>
+            </w:r>
+          </w:p>
+        </w:tc>
+        <w:tc>
+          <w:tcPr/>
+          <w:p>
+            <w:pPr>
+              <w:pStyle w:val="Compact"/>
+            </w:pPr>
+            <w:r>
+              <w:rPr>
+                <w:rFonts w:hint="eastAsia"/>
+              </w:rPr>
+              <w:t xml:space="preserve">二表哥主动来找主角玩，主角还扭扭捏捏</w:t>
             </w:r>
           </w:p>
         </w:tc>
@@ -16785,18 +17228,21 @@
                 <w:b/>
                 <w:bCs/>
               </w:rPr>
-              <w:t xml:space="preserve">年龄</w:t>
-            </w:r>
-          </w:p>
-        </w:tc>
-        <w:tc>
-          <w:tcPr/>
-          <w:p>
-            <w:pPr>
-              <w:pStyle w:val="Compact"/>
-            </w:pPr>
-            <w:r>
-              <w:t xml:space="preserve">16</w:t>
+              <w:t xml:space="preserve">发展</w:t>
+            </w:r>
+          </w:p>
+        </w:tc>
+        <w:tc>
+          <w:tcPr/>
+          <w:p>
+            <w:pPr>
+              <w:pStyle w:val="Compact"/>
+            </w:pPr>
+            <w:r>
+              <w:rPr>
+                <w:rFonts w:hint="eastAsia"/>
+              </w:rPr>
+              <w:t xml:space="preserve">一起疯、一起野、一起闯祸，变成铁哥们</w:t>
             </w:r>
           </w:p>
         </w:tc>
@@ -16814,478 +17260,26 @@
                 <w:b/>
                 <w:bCs/>
               </w:rPr>
-              <w:t xml:space="preserve">身份</w:t>
-            </w:r>
-          </w:p>
-        </w:tc>
-        <w:tc>
-          <w:tcPr/>
-          <w:p>
-            <w:pPr>
-              <w:pStyle w:val="Compact"/>
-            </w:pPr>
-            <w:r>
-              <w:rPr>
-                <w:rFonts w:hint="eastAsia"/>
-              </w:rPr>
-              <w:t xml:space="preserve">舅舅的小儿子，留在乡下，主角最亲近的玩伴</w:t>
+              <w:t xml:space="preserve">关键转折</w:t>
+            </w:r>
+          </w:p>
+        </w:tc>
+        <w:tc>
+          <w:tcPr/>
+          <w:p>
+            <w:pPr>
+              <w:pStyle w:val="Compact"/>
+            </w:pPr>
+            <w:r>
+              <w:rPr>
+                <w:rFonts w:hint="eastAsia"/>
+              </w:rPr>
+              <w:t xml:space="preserve">某次一起闯了祸，二表哥主动替主角背锅</w:t>
             </w:r>
           </w:p>
         </w:tc>
       </w:tr>
     </w:tbl>
-    <w:bookmarkEnd w:id="122"/>
-    <w:bookmarkStart w:id="123" w:name="人物小传-5"/>
-    <w:p>
-      <w:pPr>
-        <w:pStyle w:val="Heading3"/>
-      </w:pPr>
-      <w:r>
-        <w:rPr>
-          <w:rFonts w:hint="eastAsia"/>
-        </w:rPr>
-        <w:t xml:space="preserve">人物小传</w:t>
-      </w:r>
-    </w:p>
-    <w:p>
-      <w:pPr>
-        <w:pStyle w:val="FirstParagraph"/>
-      </w:pPr>
-      <w:r>
-        <w:rPr>
-          <w:rFonts w:hint="eastAsia"/>
-        </w:rPr>
-        <w:t xml:space="preserve">二表哥是这个家最快乐的人。</w:t>
-      </w:r>
-    </w:p>
-    <w:p>
-      <w:pPr>
-        <w:pStyle w:val="BodyText"/>
-      </w:pPr>
-      <w:r>
-        <w:rPr>
-          <w:rFonts w:hint="eastAsia"/>
-        </w:rPr>
-        <w:t xml:space="preserve">他跟大哥一样不爱读书，早早辍了学。但跟大哥不同的是，他完全没有”我要学手艺”</w:t>
-      </w:r>
-      <w:r>
-        <w:rPr>
-          <w:rFonts w:hint="eastAsia"/>
-        </w:rPr>
-        <w:t xml:space="preserve">“我要去城里”</w:t>
-      </w:r>
-      <w:r>
-        <w:rPr>
-          <w:rFonts w:hint="eastAsia"/>
-        </w:rPr>
-        <w:t xml:space="preserve">这种想法。他的世界就是这个村子——鱼塘边的泥巴、果林里的鸟窝、村口的竹林、河沟里的蝌蚪。</w:t>
-      </w:r>
-    </w:p>
-    <w:p>
-      <w:pPr>
-        <w:pStyle w:val="BodyText"/>
-      </w:pPr>
-      <w:r>
-        <w:rPr>
-          <w:rFonts w:hint="eastAsia"/>
-        </w:rPr>
-        <w:t xml:space="preserve">他是主角来到乡下后第一个真正玩到一起的人。大表哥不常在家，大人们各有各的事，只有二表哥是随时可以叫出来疯的。他会带主角去各种主角不敢去的地方——钻进果林深处、跑到鱼塘边抓青蛙、翻过田埂去看邻村的孩子放牛。</w:t>
-      </w:r>
-    </w:p>
-    <w:p>
-      <w:pPr>
-        <w:pStyle w:val="BodyText"/>
-      </w:pPr>
-      <w:r>
-        <w:rPr>
-          <w:rFonts w:hint="eastAsia"/>
-        </w:rPr>
-        <w:t xml:space="preserve">他皮，但不是熊孩子那种皮。他不做坏事，只是精力旺盛、坐不住。他对主角是真心仗义的——谁欺负主角他第一个冲上去，有好吃的会分一半给主角。</w:t>
-      </w:r>
-    </w:p>
-    <w:p>
-      <w:pPr>
-        <w:pStyle w:val="BodyText"/>
-      </w:pPr>
-      <w:r>
-        <w:rPr>
-          <w:rFonts w:hint="eastAsia"/>
-        </w:rPr>
-        <w:t xml:space="preserve">他是这个家最不”懂事”的人，但也正因为不”懂事”，他活得最轻松。大人们的心事、家里的经济、舅舅的失意——这些他都不管。他的世界很简单：今天玩什么、明天去哪里玩。</w:t>
-      </w:r>
-    </w:p>
-    <w:bookmarkEnd w:id="123"/>
-    <w:bookmarkStart w:id="124" w:name="性格特点-5"/>
-    <w:p>
-      <w:pPr>
-        <w:pStyle w:val="Heading3"/>
-      </w:pPr>
-      <w:r>
-        <w:rPr>
-          <w:rFonts w:hint="eastAsia"/>
-        </w:rPr>
-        <w:t xml:space="preserve">性格特点</w:t>
-      </w:r>
-    </w:p>
-    <w:p>
-      <w:pPr>
-        <w:pStyle w:val="Compact"/>
-        <w:numPr>
-          <w:ilvl w:val="0"/>
-          <w:numId w:val="1030"/>
-        </w:numPr>
-      </w:pPr>
-      <w:r>
-        <w:rPr>
-          <w:rFonts w:hint="eastAsia"/>
-          <w:b/>
-          <w:bCs/>
-        </w:rPr>
-        <w:t xml:space="preserve">皮</w:t>
-      </w:r>
-      <w:r>
-        <w:rPr>
-          <w:rFonts w:hint="eastAsia"/>
-        </w:rPr>
-        <w:t xml:space="preserve">：坐不住、跑不停、永远有使不完的劲</w:t>
-      </w:r>
-    </w:p>
-    <w:p>
-      <w:pPr>
-        <w:pStyle w:val="Compact"/>
-        <w:numPr>
-          <w:ilvl w:val="0"/>
-          <w:numId w:val="1030"/>
-        </w:numPr>
-      </w:pPr>
-      <w:r>
-        <w:rPr>
-          <w:rFonts w:hint="eastAsia"/>
-          <w:b/>
-          <w:bCs/>
-        </w:rPr>
-        <w:t xml:space="preserve">仗义</w:t>
-      </w:r>
-      <w:r>
-        <w:rPr>
-          <w:rFonts w:hint="eastAsia"/>
-        </w:rPr>
-        <w:t xml:space="preserve">：对朋友好，有东西分一半，有人欺负你他帮你出头</w:t>
-      </w:r>
-    </w:p>
-    <w:p>
-      <w:pPr>
-        <w:pStyle w:val="Compact"/>
-        <w:numPr>
-          <w:ilvl w:val="0"/>
-          <w:numId w:val="1030"/>
-        </w:numPr>
-      </w:pPr>
-      <w:r>
-        <w:rPr>
-          <w:rFonts w:hint="eastAsia"/>
-          <w:b/>
-          <w:bCs/>
-        </w:rPr>
-        <w:t xml:space="preserve">好奇心强</w:t>
-      </w:r>
-      <w:r>
-        <w:rPr>
-          <w:rFonts w:hint="eastAsia"/>
-        </w:rPr>
-        <w:t xml:space="preserve">：什么都想看、什么都想摸、什么都想试</w:t>
-      </w:r>
-    </w:p>
-    <w:p>
-      <w:pPr>
-        <w:pStyle w:val="Compact"/>
-        <w:numPr>
-          <w:ilvl w:val="0"/>
-          <w:numId w:val="1030"/>
-        </w:numPr>
-      </w:pPr>
-      <w:r>
-        <w:rPr>
-          <w:rFonts w:hint="eastAsia"/>
-          <w:b/>
-          <w:bCs/>
-        </w:rPr>
-        <w:t xml:space="preserve">天不怕地不怕</w:t>
-      </w:r>
-      <w:r>
-        <w:rPr>
-          <w:rFonts w:hint="eastAsia"/>
-        </w:rPr>
-        <w:t xml:space="preserve">：不害怕虫子、不害怕黑、不害怕外公的黑脸</w:t>
-      </w:r>
-    </w:p>
-    <w:p>
-      <w:pPr>
-        <w:pStyle w:val="Compact"/>
-        <w:numPr>
-          <w:ilvl w:val="0"/>
-          <w:numId w:val="1030"/>
-        </w:numPr>
-      </w:pPr>
-      <w:r>
-        <w:rPr>
-          <w:rFonts w:hint="eastAsia"/>
-          <w:b/>
-          <w:bCs/>
-        </w:rPr>
-        <w:t xml:space="preserve">大大咧咧</w:t>
-      </w:r>
-      <w:r>
-        <w:rPr>
-          <w:rFonts w:hint="eastAsia"/>
-        </w:rPr>
-        <w:t xml:space="preserve">：被骂了转头就忘，不记仇、不纠结</w:t>
-      </w:r>
-    </w:p>
-    <w:bookmarkEnd w:id="124"/>
-    <w:bookmarkStart w:id="125" w:name="说话方式-5"/>
-    <w:p>
-      <w:pPr>
-        <w:pStyle w:val="Heading3"/>
-      </w:pPr>
-      <w:r>
-        <w:rPr>
-          <w:rFonts w:hint="eastAsia"/>
-        </w:rPr>
-        <w:t xml:space="preserve">说话方式</w:t>
-      </w:r>
-    </w:p>
-    <w:p>
-      <w:pPr>
-        <w:pStyle w:val="Compact"/>
-        <w:numPr>
-          <w:ilvl w:val="0"/>
-          <w:numId w:val="1031"/>
-        </w:numPr>
-      </w:pPr>
-      <w:r>
-        <w:rPr>
-          <w:rFonts w:hint="eastAsia"/>
-        </w:rPr>
-        <w:t xml:space="preserve">话多且快，像机关枪一样</w:t>
-      </w:r>
-    </w:p>
-    <w:p>
-      <w:pPr>
-        <w:pStyle w:val="Compact"/>
-        <w:numPr>
-          <w:ilvl w:val="0"/>
-          <w:numId w:val="1031"/>
-        </w:numPr>
-      </w:pPr>
-      <w:r>
-        <w:rPr>
-          <w:rFonts w:hint="eastAsia"/>
-        </w:rPr>
-        <w:t xml:space="preserve">口头禅：</w:t>
-      </w:r>
-      <w:r>
-        <w:rPr>
-          <w:rFonts w:hint="eastAsia"/>
-        </w:rPr>
-        <w:t xml:space="preserve">“走！”</w:t>
-      </w:r>
-      <w:r>
-        <w:rPr>
-          <w:rFonts w:hint="eastAsia"/>
-        </w:rPr>
-        <w:t xml:space="preserve">“你来不来！”</w:t>
-      </w:r>
-      <w:r>
-        <w:rPr>
-          <w:rFonts w:hint="eastAsia"/>
-        </w:rPr>
-        <w:t xml:space="preserve">“这个好玩！”</w:t>
-      </w:r>
-    </w:p>
-    <w:p>
-      <w:pPr>
-        <w:pStyle w:val="Compact"/>
-        <w:numPr>
-          <w:ilvl w:val="0"/>
-          <w:numId w:val="1031"/>
-        </w:numPr>
-      </w:pPr>
-      <w:r>
-        <w:rPr>
-          <w:rFonts w:hint="eastAsia"/>
-        </w:rPr>
-        <w:t xml:space="preserve">经常叫主角的外号（可能自己给主角取了一个）</w:t>
-      </w:r>
-    </w:p>
-    <w:p>
-      <w:pPr>
-        <w:pStyle w:val="Compact"/>
-        <w:numPr>
-          <w:ilvl w:val="0"/>
-          <w:numId w:val="1031"/>
-        </w:numPr>
-      </w:pPr>
-      <w:r>
-        <w:rPr>
-          <w:rFonts w:hint="eastAsia"/>
-        </w:rPr>
-        <w:t xml:space="preserve">偶尔冒出一句让人哭笑不得的话</w:t>
-      </w:r>
-    </w:p>
-    <w:bookmarkEnd w:id="125"/>
-    <w:bookmarkStart w:id="126" w:name="与主角的关系-5"/>
-    <w:p>
-      <w:pPr>
-        <w:pStyle w:val="Heading3"/>
-      </w:pPr>
-      <w:r>
-        <w:rPr>
-          <w:rFonts w:hint="eastAsia"/>
-        </w:rPr>
-        <w:t xml:space="preserve">与主角的关系</w:t>
-      </w:r>
-    </w:p>
-    <w:tbl>
-      <w:tblPr>
-        <w:tblStyle w:val="Table"/>
-        <w:tblW w:type="auto" w:w="0"/>
-        <w:tblLook w:firstRow="1" w:lastRow="0" w:firstColumn="0" w:lastColumn="0" w:noHBand="0" w:noVBand="0" w:val="0020"/>
-      </w:tblPr>
-      <w:tblGrid>
-        <w:gridCol w:w="3960"/>
-        <w:gridCol w:w="3960"/>
-      </w:tblGrid>
-      <w:tr>
-        <w:trPr>
-          <w:tblHeader w:val="on"/>
-        </w:trPr>
-        <w:tc>
-          <w:tcPr/>
-          <w:p>
-            <w:pPr>
-              <w:pStyle w:val="Compact"/>
-            </w:pPr>
-            <w:r>
-              <w:rPr>
-                <w:rFonts w:hint="eastAsia"/>
-              </w:rPr>
-              <w:t xml:space="preserve">阶段</w:t>
-            </w:r>
-          </w:p>
-        </w:tc>
-        <w:tc>
-          <w:tcPr/>
-          <w:p>
-            <w:pPr>
-              <w:pStyle w:val="Compact"/>
-            </w:pPr>
-            <w:r>
-              <w:rPr>
-                <w:rFonts w:hint="eastAsia"/>
-              </w:rPr>
-              <w:t xml:space="preserve">关系状态</w:t>
-            </w:r>
-          </w:p>
-        </w:tc>
-      </w:tr>
-      <w:tr>
-        <w:tc>
-          <w:tcPr/>
-          <w:p>
-            <w:pPr>
-              <w:pStyle w:val="Compact"/>
-            </w:pPr>
-            <w:r>
-              <w:rPr>
-                <w:rFonts w:hint="eastAsia"/>
-                <w:b/>
-                <w:bCs/>
-              </w:rPr>
-              <w:t xml:space="preserve">起点</w:t>
-            </w:r>
-          </w:p>
-        </w:tc>
-        <w:tc>
-          <w:tcPr/>
-          <w:p>
-            <w:pPr>
-              <w:pStyle w:val="Compact"/>
-            </w:pPr>
-            <w:r>
-              <w:rPr>
-                <w:rFonts w:hint="eastAsia"/>
-              </w:rPr>
-              <w:t xml:space="preserve">二表哥主动来找主角玩，主角还扭扭捏捏</w:t>
-            </w:r>
-          </w:p>
-        </w:tc>
-      </w:tr>
-      <w:tr>
-        <w:tc>
-          <w:tcPr/>
-          <w:p>
-            <w:pPr>
-              <w:pStyle w:val="Compact"/>
-            </w:pPr>
-            <w:r>
-              <w:rPr>
-                <w:rFonts w:hint="eastAsia"/>
-                <w:b/>
-                <w:bCs/>
-              </w:rPr>
-              <w:t xml:space="preserve">发展</w:t>
-            </w:r>
-          </w:p>
-        </w:tc>
-        <w:tc>
-          <w:tcPr/>
-          <w:p>
-            <w:pPr>
-              <w:pStyle w:val="Compact"/>
-            </w:pPr>
-            <w:r>
-              <w:rPr>
-                <w:rFonts w:hint="eastAsia"/>
-              </w:rPr>
-              <w:t xml:space="preserve">一起疯、一起野、一起闯祸，变成铁哥们</w:t>
-            </w:r>
-          </w:p>
-        </w:tc>
-      </w:tr>
-      <w:tr>
-        <w:tc>
-          <w:tcPr/>
-          <w:p>
-            <w:pPr>
-              <w:pStyle w:val="Compact"/>
-            </w:pPr>
-            <w:r>
-              <w:rPr>
-                <w:rFonts w:hint="eastAsia"/>
-                <w:b/>
-                <w:bCs/>
-              </w:rPr>
-              <w:t xml:space="preserve">关键转折</w:t>
-            </w:r>
-          </w:p>
-        </w:tc>
-        <w:tc>
-          <w:tcPr/>
-          <w:p>
-            <w:pPr>
-              <w:pStyle w:val="Compact"/>
-            </w:pPr>
-            <w:r>
-              <w:rPr>
-                <w:rFonts w:hint="eastAsia"/>
-              </w:rPr>
-              <w:t xml:space="preserve">某次一起闯了祸，二表哥主动替主角背锅</w:t>
-            </w:r>
-          </w:p>
-        </w:tc>
-      </w:tr>
-    </w:tbl>
     <w:p>
       <w:pPr>
         <w:pStyle w:val="BlockText"/>
@@ -17297,8 +17291,8 @@
         <w:t xml:space="preserve">二表哥是主角”童年”本身。跟大表哥在一起是”学到东西”，跟二表哥在一起是”玩得开心”。当主角将来面临回城读书的选择时，二表哥是那个最不舍的人。</w:t>
       </w:r>
     </w:p>
-    <w:bookmarkEnd w:id="126"/>
-    <w:bookmarkStart w:id="127" w:name="参与事件-5"/>
+    <w:bookmarkEnd w:id="127"/>
+    <w:bookmarkStart w:id="128" w:name="参与事件-5"/>
     <w:p>
       <w:pPr>
         <w:pStyle w:val="Heading3"/>
@@ -17370,8 +17364,8 @@
         <w:t xml:space="preserve">主角要回城读书时的分别事件</w:t>
       </w:r>
     </w:p>
-    <w:bookmarkEnd w:id="127"/>
-    <w:bookmarkStart w:id="128" w:name="视觉设计参考-5"/>
+    <w:bookmarkEnd w:id="128"/>
+    <w:bookmarkStart w:id="129" w:name="视觉设计参考-5"/>
     <w:p>
       <w:pPr>
         <w:pStyle w:val="Heading3"/>
@@ -17443,9 +17437,9 @@
         <w:t xml:space="preserve">随身物品：口袋里可能装着弹珠、石子、抓到的小虫</w:t>
       </w:r>
     </w:p>
-    <w:bookmarkEnd w:id="128"/>
     <w:bookmarkEnd w:id="129"/>
     <w:bookmarkEnd w:id="130"/>
+    <w:bookmarkEnd w:id="131"/>
     <w:sectPr>
       <w:footnotePr>
         <w:numRestart w:val="eachSect"/>

--- a/《草芥》游戏策划案.docx
+++ b/《草芥》游戏策划案.docx
@@ -12360,7 +12360,7 @@
     </w:p>
     <w:bookmarkEnd w:id="73"/>
     <w:bookmarkEnd w:id="74"/>
-    <w:bookmarkStart w:id="131" w:name="人物档案"/>
+    <w:bookmarkStart w:id="135" w:name="人物档案"/>
     <w:p>
       <w:pPr>
         <w:pStyle w:val="Heading1"/>
@@ -15807,7 +15807,7 @@
     </w:p>
     <w:bookmarkEnd w:id="112"/>
     <w:bookmarkEnd w:id="113"/>
-    <w:bookmarkStart w:id="122" w:name="大表哥"/>
+    <w:bookmarkStart w:id="126" w:name="大表哥"/>
     <w:p>
       <w:pPr>
         <w:pStyle w:val="Heading2"/>
@@ -16000,7 +16000,7 @@
         <w:rPr>
           <w:rFonts w:hint="eastAsia"/>
         </w:rPr>
-        <w:t xml:space="preserve">他不爱读书，早早辍了学。但他没有像舅舅那样”退”回来，而是主动往县城跑——在饭馆里找活干、学厨艺。他心里憋着一个没跟家里人说过的野心：将来要在茂名开一间自己的大排档或小饭馆。</w:t>
+        <w:t xml:space="preserve">他初中辍了学，先去外地的电子厂打过工，后来回到茂名，在县城里跟一位师傅学粤菜烧腊。师傅对这个徒弟很满意——踏实肯干，不偷懒，不抱怨。大表哥心里憋着一个没跟家里人说过的野心：将来要在茂名开一间自己的大排档或小饭馆。</w:t>
       </w:r>
     </w:p>
     <w:p>
@@ -16022,7 +16022,7 @@
         <w:rPr>
           <w:rFonts w:hint="eastAsia"/>
         </w:rPr>
-        <w:t xml:space="preserve">他是主角认识”外面世界”的窗口。每次回来，他会给主角带点县城的东西——一包零食、一本漫画、一个小玩意。这些东西在乡下买不到，对主角来说就是”外面的证据”。他也会跟主角讲县城的见闻，但不是炫耀，而是分享——他把主角当一个可以聊天的人。</w:t>
+        <w:t xml:space="preserve">他继承了舅妈的优点——踏实、肯干、能吃苦。也继承了舅舅的社交能力——开朗、重情意、会来事。在县城里跟师傅、跟同行、跟饭馆的客人，他都能处得来。</w:t>
       </w:r>
     </w:p>
     <w:p>
@@ -16033,7 +16033,7 @@
         <w:rPr>
           <w:rFonts w:hint="eastAsia"/>
         </w:rPr>
-        <w:t xml:space="preserve">他和舅舅之间有一条暗线。舅舅从城里退回来，他从乡下往城里闯。父子俩方向相反，不吵架，但互相不理解。大表哥觉得舅舅是被打败了才回来的，舅舅觉得大表哥迟早也会撞南墙。他们用沉默对峙。</w:t>
+        <w:t xml:space="preserve">他是主角认识”外面世界”的窗口。每次回来，他会给主角带点县城的东西——一包零食、一本漫画、一个小玩意。这些东西在乡下买不到，对主角来说就是”外面的证据”。他也会跟主角讲县城的见闻，但不是炫耀，而是分享——他把主角当一个可以聊天的人，当亲弟弟一样关爱。</w:t>
       </w:r>
     </w:p>
     <w:bookmarkEnd w:id="115"/>
@@ -16063,13 +16063,13 @@
           <w:b/>
           <w:bCs/>
         </w:rPr>
-        <w:t xml:space="preserve">有主见</w:t>
-      </w:r>
-      <w:r>
-        <w:rPr>
-          <w:rFonts w:hint="eastAsia"/>
-        </w:rPr>
-        <w:t xml:space="preserve">：知道自己要什么，不随大流</w:t>
+        <w:t xml:space="preserve">踏实肯干</w:t>
+      </w:r>
+      <w:r>
+        <w:rPr>
+          <w:rFonts w:hint="eastAsia"/>
+        </w:rPr>
+        <w:t xml:space="preserve">：继承了舅妈的品质，干活不偷懒，师傅也满意</w:t>
       </w:r>
     </w:p>
     <w:p>
@@ -16086,13 +16086,13 @@
           <w:b/>
           <w:bCs/>
         </w:rPr>
-        <w:t xml:space="preserve">懂事</w:t>
-      </w:r>
-      <w:r>
-        <w:rPr>
-          <w:rFonts w:hint="eastAsia"/>
-        </w:rPr>
-        <w:t xml:space="preserve">：比同龄人成熟，可能是家庭变故逼出来的</w:t>
+        <w:t xml:space="preserve">敢闯荡</w:t>
+      </w:r>
+      <w:r>
+        <w:rPr>
+          <w:rFonts w:hint="eastAsia"/>
+        </w:rPr>
+        <w:t xml:space="preserve">：去过外地电子厂，现在学手艺，不满足于待在乡下</w:t>
       </w:r>
     </w:p>
     <w:p>
@@ -16109,13 +16109,13 @@
           <w:b/>
           <w:bCs/>
         </w:rPr>
-        <w:t xml:space="preserve">有野心但低调</w:t>
-      </w:r>
-      <w:r>
-        <w:rPr>
-          <w:rFonts w:hint="eastAsia"/>
-        </w:rPr>
-        <w:t xml:space="preserve">：想开饭馆但不张扬，只在跟主角聊天时偶尔提一句</w:t>
+        <w:t xml:space="preserve">开朗重情意</w:t>
+      </w:r>
+      <w:r>
+        <w:rPr>
+          <w:rFonts w:hint="eastAsia"/>
+        </w:rPr>
+        <w:t xml:space="preserve">：继承了舅舅的社交能力，为人仗义</w:t>
       </w:r>
     </w:p>
     <w:p>
@@ -16132,13 +16132,13 @@
           <w:b/>
           <w:bCs/>
         </w:rPr>
-        <w:t xml:space="preserve">仗义</w:t>
-      </w:r>
-      <w:r>
-        <w:rPr>
-          <w:rFonts w:hint="eastAsia"/>
-        </w:rPr>
-        <w:t xml:space="preserve">：对主角是真的好，不是敷衍，而是当弟弟看</w:t>
+        <w:t xml:space="preserve">有野心但低调</w:t>
+      </w:r>
+      <w:r>
+        <w:rPr>
+          <w:rFonts w:hint="eastAsia"/>
+        </w:rPr>
+        <w:t xml:space="preserve">：想开饭馆但不张扬，只在跟主角聊天时偶尔提一句</w:t>
       </w:r>
     </w:p>
     <w:p>
@@ -16165,7 +16165,299 @@
       </w:r>
     </w:p>
     <w:bookmarkEnd w:id="116"/>
-    <w:bookmarkStart w:id="117" w:name="说话方式-4"/>
+    <w:bookmarkStart w:id="117" w:name="与舅舅的关系-2"/>
+    <w:p>
+      <w:pPr>
+        <w:pStyle w:val="Heading3"/>
+      </w:pPr>
+      <w:r>
+        <w:rPr>
+          <w:rFonts w:hint="eastAsia"/>
+        </w:rPr>
+        <w:t xml:space="preserve">与舅舅的关系</w:t>
+      </w:r>
+    </w:p>
+    <w:p>
+      <w:pPr>
+        <w:pStyle w:val="FirstParagraph"/>
+      </w:pPr>
+      <w:r>
+        <w:rPr>
+          <w:rFonts w:hint="eastAsia"/>
+        </w:rPr>
+        <w:t xml:space="preserve">大表哥和舅舅是这个家里最拧巴的一对父子。</w:t>
+      </w:r>
+    </w:p>
+    <w:p>
+      <w:pPr>
+        <w:pStyle w:val="BodyText"/>
+      </w:pPr>
+      <w:r>
+        <w:rPr>
+          <w:rFonts w:hint="eastAsia"/>
+        </w:rPr>
+        <w:t xml:space="preserve">舅舅从城里退回来，大表哥往城里闯。大表哥以前觉得舅舅是被打败了才回来的，凭什么说我。舅舅觉得大表哥迟早也会撞南墙。每次回来，舅舅总要刺他几句，大表哥不服，父子俩经常吵架，一吵就崩，谁都不让谁。</w:t>
+      </w:r>
+    </w:p>
+    <w:p>
+      <w:pPr>
+        <w:pStyle w:val="BodyText"/>
+      </w:pPr>
+      <w:r>
+        <w:rPr>
+          <w:rFonts w:hint="eastAsia"/>
+        </w:rPr>
+        <w:t xml:space="preserve">但在外闯荡过后，大表哥渐渐理解了父亲的不易。他开始明白那条路确实不好走，舅舅不是懦弱，是真的拼过。但他不会跟舅舅说这些话，他和他爸一样倔，不肯服软。这份理解藏在心里，也许要很多年后才会说出来。</w:t>
+      </w:r>
+    </w:p>
+    <w:bookmarkEnd w:id="117"/>
+    <w:bookmarkStart w:id="118" w:name="与舅妈的关系-1"/>
+    <w:p>
+      <w:pPr>
+        <w:pStyle w:val="Heading3"/>
+      </w:pPr>
+      <w:r>
+        <w:rPr>
+          <w:rFonts w:hint="eastAsia"/>
+        </w:rPr>
+        <w:t xml:space="preserve">与舅妈的关系</w:t>
+      </w:r>
+    </w:p>
+    <w:p>
+      <w:pPr>
+        <w:pStyle w:val="FirstParagraph"/>
+      </w:pPr>
+      <w:r>
+        <w:rPr>
+          <w:rFonts w:hint="eastAsia"/>
+        </w:rPr>
+        <w:t xml:space="preserve">大表哥对舅妈这位母亲十分敬重。舅妈是这个家最不抱怨的人，跟着父亲从城里来到乡下，吃苦受累，从来不叫苦。大表哥看在眼里，心里是服气的。他对舅妈的好是实打实的——每次回来给家里做顿饭，首先就是做舅妈爱吃的菜。</w:t>
+      </w:r>
+    </w:p>
+    <w:p>
+      <w:pPr>
+        <w:pStyle w:val="BodyText"/>
+      </w:pPr>
+      <w:r>
+        <w:rPr>
+          <w:rFonts w:hint="eastAsia"/>
+        </w:rPr>
+        <w:t xml:space="preserve">舅妈对他辍学的事没有责骂，只说”你开心就好”。大表哥表面上不说什么，心里是记着的。</w:t>
+      </w:r>
+    </w:p>
+    <w:bookmarkEnd w:id="118"/>
+    <w:bookmarkStart w:id="119" w:name="与二表哥的关系"/>
+    <w:p>
+      <w:pPr>
+        <w:pStyle w:val="Heading3"/>
+      </w:pPr>
+      <w:r>
+        <w:rPr>
+          <w:rFonts w:hint="eastAsia"/>
+        </w:rPr>
+        <w:t xml:space="preserve">与二表哥的关系</w:t>
+      </w:r>
+    </w:p>
+    <w:p>
+      <w:pPr>
+        <w:pStyle w:val="FirstParagraph"/>
+      </w:pPr>
+      <w:r>
+        <w:rPr>
+          <w:rFonts w:hint="eastAsia"/>
+        </w:rPr>
+        <w:t xml:space="preserve">大表哥对弟弟的感情很复杂。</w:t>
+      </w:r>
+    </w:p>
+    <w:p>
+      <w:pPr>
+        <w:pStyle w:val="BodyText"/>
+      </w:pPr>
+      <w:r>
+        <w:rPr>
+          <w:rFonts w:hint="eastAsia"/>
+        </w:rPr>
+        <w:t xml:space="preserve">一方面，他和对父亲一样怒其不争——二表哥不上进，整天在乡下混日子，没有一点想出去闯的意思。大表哥偶尔会帮他找一些工作机会，希望他能更上进一些。</w:t>
+      </w:r>
+    </w:p>
+    <w:p>
+      <w:pPr>
+        <w:pStyle w:val="BodyText"/>
+      </w:pPr>
+      <w:r>
+        <w:rPr>
+          <w:rFonts w:hint="eastAsia"/>
+        </w:rPr>
+        <w:t xml:space="preserve">另一方面，他又觉得二表哥活得比自己轻松。二表哥没有野心，没有压力，日子过得简单快乐。大表哥有时候会想：也许二表哥才是对的？</w:t>
+      </w:r>
+    </w:p>
+    <w:p>
+      <w:pPr>
+        <w:pStyle w:val="BodyText"/>
+      </w:pPr>
+      <w:r>
+        <w:rPr>
+          <w:rFonts w:hint="eastAsia"/>
+        </w:rPr>
+        <w:t xml:space="preserve">他不会跟二表哥说这些。他只会说：</w:t>
+      </w:r>
+      <w:r>
+        <w:rPr>
+          <w:rFonts w:hint="eastAsia"/>
+        </w:rPr>
+        <w:t xml:space="preserve">“有空也出来找点事做。”</w:t>
+      </w:r>
+      <w:r>
+        <w:rPr>
+          <w:rFonts w:hint="eastAsia"/>
+        </w:rPr>
+        <w:t xml:space="preserve">二表哥说”不急”，他就不再多说了。</w:t>
+      </w:r>
+    </w:p>
+    <w:bookmarkEnd w:id="119"/>
+    <w:bookmarkStart w:id="120" w:name="与主角的关系-4"/>
+    <w:p>
+      <w:pPr>
+        <w:pStyle w:val="Heading3"/>
+      </w:pPr>
+      <w:r>
+        <w:rPr>
+          <w:rFonts w:hint="eastAsia"/>
+        </w:rPr>
+        <w:t xml:space="preserve">与主角的关系</w:t>
+      </w:r>
+    </w:p>
+    <w:p>
+      <w:pPr>
+        <w:pStyle w:val="FirstParagraph"/>
+      </w:pPr>
+      <w:r>
+        <w:rPr>
+          <w:rFonts w:hint="eastAsia"/>
+        </w:rPr>
+        <w:t xml:space="preserve">大表哥对主角像对亲弟弟一样。他是主角认识外面世界的窗口，每次回来带东西、讲故事、教东西。他把主角当成一个可以倾诉的人——想开饭馆的野心，第一次就是对主角说的。</w:t>
+      </w:r>
+    </w:p>
+    <w:p>
+      <w:pPr>
+        <w:pStyle w:val="BlockText"/>
+      </w:pPr>
+      <w:r>
+        <w:rPr>
+          <w:rFonts w:hint="eastAsia"/>
+        </w:rPr>
+        <w:t xml:space="preserve">大表哥是主角的”榜样型玩伴”——他比主角大，见过更多东西，有自己想做的事。他让主角看到”不读书也有出路”，但也让主角思考”那条路是不是我想要的”。</w:t>
+      </w:r>
+    </w:p>
+    <w:bookmarkEnd w:id="120"/>
+    <w:bookmarkStart w:id="121" w:name="与外公外婆的关系"/>
+    <w:p>
+      <w:pPr>
+        <w:pStyle w:val="Heading3"/>
+      </w:pPr>
+      <w:r>
+        <w:rPr>
+          <w:rFonts w:hint="eastAsia"/>
+        </w:rPr>
+        <w:t xml:space="preserve">与外公外婆的关系</w:t>
+      </w:r>
+    </w:p>
+    <w:p>
+      <w:pPr>
+        <w:pStyle w:val="FirstParagraph"/>
+      </w:pPr>
+      <w:r>
+        <w:rPr>
+          <w:rFonts w:hint="eastAsia"/>
+        </w:rPr>
+        <w:t xml:space="preserve">大表哥对外公外婆很有孝心。每次回来给家里做顿饭，也给老人做他们喜欢的菜。他知道外婆年纪大了操持家务不容易，舅妈扛起了大部分，但他能做的也会做。对外公，他话不多，但偶尔会去鱼塘看看，带包烟或者带点吃的。</w:t>
+      </w:r>
+    </w:p>
+    <w:bookmarkEnd w:id="121"/>
+    <w:bookmarkStart w:id="122" w:name="关键弧线"/>
+    <w:p>
+      <w:pPr>
+        <w:pStyle w:val="Heading3"/>
+      </w:pPr>
+      <w:r>
+        <w:rPr>
+          <w:rFonts w:hint="eastAsia"/>
+        </w:rPr>
+        <w:t xml:space="preserve">关键弧线</w:t>
+      </w:r>
+    </w:p>
+    <w:p>
+      <w:pPr>
+        <w:pStyle w:val="FirstParagraph"/>
+      </w:pPr>
+      <w:r>
+        <w:rPr>
+          <w:rFonts w:hint="eastAsia"/>
+        </w:rPr>
+        <w:t xml:space="preserve">大表哥的做菜手艺是可视化的成长线：</w:t>
+      </w:r>
+      <w:r>
+        <w:t xml:space="preserve"> </w:t>
+      </w:r>
+      <w:r>
+        <w:t xml:space="preserve">1. </w:t>
+      </w:r>
+      <w:r>
+        <w:rPr>
+          <w:rFonts w:hint="eastAsia"/>
+        </w:rPr>
+        <w:t xml:space="preserve">第一次回来做的菜，味道一般，但全家人都给了面子</w:t>
+      </w:r>
+      <w:r>
+        <w:t xml:space="preserve"> </w:t>
+      </w:r>
+      <w:r>
+        <w:t xml:space="preserve">2. </w:t>
+      </w:r>
+      <w:r>
+        <w:rPr>
+          <w:rFonts w:hint="eastAsia"/>
+        </w:rPr>
+        <w:t xml:space="preserve">中间几次，有进步但也有翻车（比如盐放多了）</w:t>
+      </w:r>
+      <w:r>
+        <w:t xml:space="preserve"> </w:t>
+      </w:r>
+      <w:r>
+        <w:t xml:space="preserve">3. </w:t>
+      </w:r>
+      <w:r>
+        <w:rPr>
+          <w:rFonts w:hint="eastAsia"/>
+        </w:rPr>
+        <w:t xml:space="preserve">某一次做了一道真正好吃的菜，全家人都惊讶</w:t>
+      </w:r>
+      <w:r>
+        <w:t xml:space="preserve"> </w:t>
+      </w:r>
+      <w:r>
+        <w:t xml:space="preserve">4. </w:t>
+      </w:r>
+      <w:r>
+        <w:rPr>
+          <w:rFonts w:hint="eastAsia"/>
+        </w:rPr>
+        <w:t xml:space="preserve">最后阶段，他做的菜已经像模像样，甚至外婆都点头认可</w:t>
+      </w:r>
+    </w:p>
+    <w:p>
+      <w:pPr>
+        <w:pStyle w:val="BodyText"/>
+      </w:pPr>
+      <w:r>
+        <w:rPr>
+          <w:rFonts w:hint="eastAsia"/>
+        </w:rPr>
+        <w:t xml:space="preserve">这个过程不需要玩家做什么，只需要”在场”——看着他变化。</w:t>
+      </w:r>
+    </w:p>
+    <w:bookmarkEnd w:id="122"/>
+    <w:bookmarkStart w:id="123" w:name="说话方式-4"/>
     <w:p>
       <w:pPr>
         <w:pStyle w:val="Heading3"/>
@@ -16246,259 +16538,29 @@
         <w:rPr>
           <w:rFonts w:hint="eastAsia"/>
         </w:rPr>
-        <w:t xml:space="preserve">偶尔带点县城的词或者饭馆里的行话</w:t>
-      </w:r>
-    </w:p>
-    <w:bookmarkEnd w:id="117"/>
-    <w:bookmarkStart w:id="118" w:name="与主角的关系-4"/>
-    <w:p>
-      <w:pPr>
-        <w:pStyle w:val="Heading3"/>
-      </w:pPr>
-      <w:r>
-        <w:rPr>
-          <w:rFonts w:hint="eastAsia"/>
-        </w:rPr>
-        <w:t xml:space="preserve">与主角的关系</w:t>
-      </w:r>
-    </w:p>
-    <w:tbl>
-      <w:tblPr>
-        <w:tblStyle w:val="Table"/>
-        <w:tblW w:type="pct" w:w="5000"/>
-        <w:tblLayout w:type="fixed"/>
-        <w:tblLook w:firstRow="1" w:lastRow="0" w:firstColumn="0" w:lastColumn="0" w:noHBand="0" w:noVBand="0" w:val="0020"/>
-      </w:tblPr>
-      <w:tblGrid>
-        <w:gridCol w:w="3168"/>
-        <w:gridCol w:w="4752"/>
-      </w:tblGrid>
-      <w:tr>
-        <w:trPr>
-          <w:tblHeader w:val="on"/>
-        </w:trPr>
-        <w:tc>
-          <w:tcPr/>
-          <w:p>
-            <w:pPr>
-              <w:pStyle w:val="Compact"/>
-            </w:pPr>
-            <w:r>
-              <w:rPr>
-                <w:rFonts w:hint="eastAsia"/>
-              </w:rPr>
-              <w:t xml:space="preserve">阶段</w:t>
-            </w:r>
-          </w:p>
-        </w:tc>
-        <w:tc>
-          <w:tcPr/>
-          <w:p>
-            <w:pPr>
-              <w:pStyle w:val="Compact"/>
-            </w:pPr>
-            <w:r>
-              <w:rPr>
-                <w:rFonts w:hint="eastAsia"/>
-              </w:rPr>
-              <w:t xml:space="preserve">关系状态</w:t>
-            </w:r>
-          </w:p>
-        </w:tc>
-      </w:tr>
-      <w:tr>
-        <w:tc>
-          <w:tcPr/>
-          <w:p>
-            <w:pPr>
-              <w:pStyle w:val="Compact"/>
-            </w:pPr>
-            <w:r>
-              <w:rPr>
-                <w:rFonts w:hint="eastAsia"/>
-                <w:b/>
-                <w:bCs/>
-              </w:rPr>
-              <w:t xml:space="preserve">起点</w:t>
-            </w:r>
-          </w:p>
-        </w:tc>
-        <w:tc>
-          <w:tcPr/>
-          <w:p>
-            <w:pPr>
-              <w:pStyle w:val="Compact"/>
-            </w:pPr>
-            <w:r>
-              <w:rPr>
-                <w:rFonts w:hint="eastAsia"/>
-              </w:rPr>
-              <w:t xml:space="preserve">大表哥不常在家，主角对他不熟，只有周末才见到</w:t>
-            </w:r>
-          </w:p>
-        </w:tc>
-      </w:tr>
-      <w:tr>
-        <w:tc>
-          <w:tcPr/>
-          <w:p>
-            <w:pPr>
-              <w:pStyle w:val="Compact"/>
-            </w:pPr>
-            <w:r>
-              <w:rPr>
-                <w:rFonts w:hint="eastAsia"/>
-                <w:b/>
-                <w:bCs/>
-              </w:rPr>
-              <w:t xml:space="preserve">发展</w:t>
-            </w:r>
-          </w:p>
-        </w:tc>
-        <w:tc>
-          <w:tcPr/>
-          <w:p>
-            <w:pPr>
-              <w:pStyle w:val="Compact"/>
-            </w:pPr>
-            <w:r>
-              <w:rPr>
-                <w:rFonts w:hint="eastAsia"/>
-              </w:rPr>
-              <w:t xml:space="preserve">大表哥每次回来给主角带东西、讲故事，关系逐渐亲近</w:t>
-            </w:r>
-          </w:p>
-        </w:tc>
-      </w:tr>
-      <w:tr>
-        <w:tc>
-          <w:tcPr/>
-          <w:p>
-            <w:pPr>
-              <w:pStyle w:val="Compact"/>
-            </w:pPr>
-            <w:r>
-              <w:rPr>
-                <w:rFonts w:hint="eastAsia"/>
-                <w:b/>
-                <w:bCs/>
-              </w:rPr>
-              <w:t xml:space="preserve">关键转折</w:t>
-            </w:r>
-          </w:p>
-        </w:tc>
-        <w:tc>
-          <w:tcPr/>
-          <w:p>
-            <w:pPr>
-              <w:pStyle w:val="Compact"/>
-            </w:pPr>
-            <w:r>
-              <w:rPr>
-                <w:rFonts w:hint="eastAsia"/>
-              </w:rPr>
-              <w:t xml:space="preserve">大表哥对主角说了自己想开饭馆的秘密——这是他第一次对人说出来</w:t>
-            </w:r>
-          </w:p>
-        </w:tc>
-      </w:tr>
-    </w:tbl>
-    <w:p>
-      <w:pPr>
-        <w:pStyle w:val="BlockText"/>
-      </w:pPr>
-      <w:r>
-        <w:rPr>
-          <w:rFonts w:hint="eastAsia"/>
-        </w:rPr>
-        <w:t xml:space="preserve">大表哥是主角的”榜样型玩伴”——他比主角大，见过更多东西，有自己想做的事。他让主角看到”不读书也有出路”，但也让主角思考”那条路是不是我想要的”。</w:t>
-      </w:r>
-    </w:p>
-    <w:bookmarkEnd w:id="118"/>
-    <w:bookmarkStart w:id="119" w:name="关键弧线"/>
-    <w:p>
-      <w:pPr>
-        <w:pStyle w:val="Heading3"/>
-      </w:pPr>
-      <w:r>
-        <w:rPr>
-          <w:rFonts w:hint="eastAsia"/>
-        </w:rPr>
-        <w:t xml:space="preserve">关键弧线</w:t>
-      </w:r>
-    </w:p>
-    <w:p>
-      <w:pPr>
-        <w:pStyle w:val="FirstParagraph"/>
-      </w:pPr>
-      <w:r>
-        <w:rPr>
-          <w:rFonts w:hint="eastAsia"/>
-        </w:rPr>
-        <w:t xml:space="preserve">大表哥的做菜手艺是可视化的成长线：</w:t>
-      </w:r>
-      <w:r>
-        <w:t xml:space="preserve"> </w:t>
-      </w:r>
-      <w:r>
-        <w:t xml:space="preserve">1. </w:t>
-      </w:r>
-      <w:r>
-        <w:rPr>
-          <w:rFonts w:hint="eastAsia"/>
-        </w:rPr>
-        <w:t xml:space="preserve">第一次回来做的菜，味道一般，但全家人都给了面子</w:t>
-      </w:r>
-      <w:r>
-        <w:t xml:space="preserve"> </w:t>
-      </w:r>
-      <w:r>
-        <w:t xml:space="preserve">2. </w:t>
-      </w:r>
-      <w:r>
-        <w:rPr>
-          <w:rFonts w:hint="eastAsia"/>
-        </w:rPr>
-        <w:t xml:space="preserve">中间几次，有进步但也有翻车（比如盐放多了）</w:t>
-      </w:r>
-      <w:r>
-        <w:t xml:space="preserve"> </w:t>
-      </w:r>
-      <w:r>
-        <w:t xml:space="preserve">3. </w:t>
-      </w:r>
-      <w:r>
-        <w:rPr>
-          <w:rFonts w:hint="eastAsia"/>
-        </w:rPr>
-        <w:t xml:space="preserve">某一次做了一道真正好吃的菜，全家人都惊讶</w:t>
-      </w:r>
-      <w:r>
-        <w:t xml:space="preserve"> </w:t>
-      </w:r>
-      <w:r>
-        <w:t xml:space="preserve">4. </w:t>
-      </w:r>
-      <w:r>
-        <w:rPr>
-          <w:rFonts w:hint="eastAsia"/>
-        </w:rPr>
-        <w:t xml:space="preserve">最后阶段，他做的菜已经像模像样，甚至外婆都点头认可</w:t>
-      </w:r>
-    </w:p>
-    <w:p>
-      <w:pPr>
-        <w:pStyle w:val="BodyText"/>
-      </w:pPr>
-      <w:r>
-        <w:rPr>
-          <w:rFonts w:hint="eastAsia"/>
-        </w:rPr>
-        <w:t xml:space="preserve">这个过程不需要玩家做什么，只需要”在场”——看着他变化。</w:t>
-      </w:r>
-    </w:p>
-    <w:bookmarkEnd w:id="119"/>
-    <w:bookmarkStart w:id="120" w:name="参与事件-4"/>
+        <w:t xml:space="preserve">偶尔带点县城的词或者饭馆里的行话（</w:t>
+      </w:r>
+      <w:r>
+        <w:rPr>
+          <w:rFonts w:hint="eastAsia"/>
+        </w:rPr>
+        <w:t xml:space="preserve">“火候”</w:t>
+      </w:r>
+      <w:r>
+        <w:rPr>
+          <w:rFonts w:hint="eastAsia"/>
+        </w:rPr>
+        <w:t xml:space="preserve">“出菜”</w:t>
+      </w:r>
+      <w:r>
+        <w:rPr>
+          <w:rFonts w:hint="eastAsia"/>
+        </w:rPr>
+        <w:t xml:space="preserve">）</w:t>
+      </w:r>
+    </w:p>
+    <w:bookmarkEnd w:id="123"/>
+    <w:bookmarkStart w:id="124" w:name="参与事件-4"/>
     <w:p>
       <w:pPr>
         <w:pStyle w:val="Heading3"/>
@@ -16567,7 +16629,7 @@
         <w:rPr>
           <w:rFonts w:hint="eastAsia"/>
         </w:rPr>
-        <w:t xml:space="preserve">和舅舅的沉默对峙（家庭暗线事件）</w:t>
+        <w:t xml:space="preserve">和舅舅的争吵（家庭暗线事件）</w:t>
       </w:r>
     </w:p>
     <w:p>
@@ -16582,11 +16644,26 @@
         <w:rPr>
           <w:rFonts w:hint="eastAsia"/>
         </w:rPr>
+        <w:t xml:space="preserve">帮二表哥找工作机会（家庭暗线事件）</w:t>
+      </w:r>
+    </w:p>
+    <w:p>
+      <w:pPr>
+        <w:pStyle w:val="Compact"/>
+        <w:numPr>
+          <w:ilvl w:val="0"/>
+          <w:numId w:val="1028"/>
+        </w:numPr>
+      </w:pPr>
+      <w:r>
+        <w:rPr>
+          <w:rFonts w:hint="eastAsia"/>
+        </w:rPr>
         <w:t xml:space="preserve">说出口想开饭馆（情感事件）</w:t>
       </w:r>
     </w:p>
-    <w:bookmarkEnd w:id="120"/>
-    <w:bookmarkStart w:id="121" w:name="视觉设计参考-4"/>
+    <w:bookmarkEnd w:id="124"/>
+    <w:bookmarkStart w:id="125" w:name="视觉设计参考-4"/>
     <w:p>
       <w:pPr>
         <w:pStyle w:val="Heading3"/>
@@ -16665,9 +16742,9 @@
         </w:pict>
       </w:r>
     </w:p>
-    <w:bookmarkEnd w:id="121"/>
-    <w:bookmarkEnd w:id="122"/>
-    <w:bookmarkStart w:id="130" w:name="二表哥"/>
+    <w:bookmarkEnd w:id="125"/>
+    <w:bookmarkEnd w:id="126"/>
+    <w:bookmarkStart w:id="134" w:name="二表哥"/>
     <w:p>
       <w:pPr>
         <w:pStyle w:val="Heading2"/>
@@ -16679,7 +16756,7 @@
         <w:t xml:space="preserve">二表哥</w:t>
       </w:r>
     </w:p>
-    <w:bookmarkStart w:id="123" w:name="基本信息-5"/>
+    <w:bookmarkStart w:id="127" w:name="基本信息-5"/>
     <w:p>
       <w:pPr>
         <w:pStyle w:val="Heading3"/>
@@ -16828,8 +16905,8 @@
         </w:tc>
       </w:tr>
     </w:tbl>
-    <w:bookmarkEnd w:id="123"/>
-    <w:bookmarkStart w:id="124" w:name="人物小传-5"/>
+    <w:bookmarkEnd w:id="127"/>
+    <w:bookmarkStart w:id="128" w:name="人物小传-5"/>
     <w:p>
       <w:pPr>
         <w:pStyle w:val="Heading3"/>
@@ -16908,8 +16985,8 @@
         <w:t xml:space="preserve">他是这个家最不”懂事”的人，但也正因为不”懂事”，他活得最轻松。大人们的心事、家里的经济、舅舅的失意——这些他都不管。他的世界很简单：今天玩什么、明天去哪里玩。</w:t>
       </w:r>
     </w:p>
-    <w:bookmarkEnd w:id="124"/>
-    <w:bookmarkStart w:id="125" w:name="性格特点-5"/>
+    <w:bookmarkEnd w:id="128"/>
+    <w:bookmarkStart w:id="129" w:name="性格特点-5"/>
     <w:p>
       <w:pPr>
         <w:pStyle w:val="Heading3"/>
@@ -17036,8 +17113,8 @@
         <w:t xml:space="preserve">：被骂了转头就忘，不记仇、不纠结</w:t>
       </w:r>
     </w:p>
-    <w:bookmarkEnd w:id="125"/>
-    <w:bookmarkStart w:id="126" w:name="说话方式-5"/>
+    <w:bookmarkEnd w:id="129"/>
+    <w:bookmarkStart w:id="130" w:name="说话方式-5"/>
     <w:p>
       <w:pPr>
         <w:pStyle w:val="Heading3"/>
@@ -17127,8 +17204,8 @@
         <w:t xml:space="preserve">偶尔冒出一句让人哭笑不得的话</w:t>
       </w:r>
     </w:p>
-    <w:bookmarkEnd w:id="126"/>
-    <w:bookmarkStart w:id="127" w:name="与主角的关系-5"/>
+    <w:bookmarkEnd w:id="130"/>
+    <w:bookmarkStart w:id="131" w:name="与主角的关系-5"/>
     <w:p>
       <w:pPr>
         <w:pStyle w:val="Heading3"/>
@@ -17291,8 +17368,8 @@
         <w:t xml:space="preserve">二表哥是主角”童年”本身。跟大表哥在一起是”学到东西”，跟二表哥在一起是”玩得开心”。当主角将来面临回城读书的选择时，二表哥是那个最不舍的人。</w:t>
       </w:r>
     </w:p>
-    <w:bookmarkEnd w:id="127"/>
-    <w:bookmarkStart w:id="128" w:name="参与事件-5"/>
+    <w:bookmarkEnd w:id="131"/>
+    <w:bookmarkStart w:id="132" w:name="参与事件-5"/>
     <w:p>
       <w:pPr>
         <w:pStyle w:val="Heading3"/>
@@ -17364,8 +17441,8 @@
         <w:t xml:space="preserve">主角要回城读书时的分别事件</w:t>
       </w:r>
     </w:p>
-    <w:bookmarkEnd w:id="128"/>
-    <w:bookmarkStart w:id="129" w:name="视觉设计参考-5"/>
+    <w:bookmarkEnd w:id="132"/>
+    <w:bookmarkStart w:id="133" w:name="视觉设计参考-5"/>
     <w:p>
       <w:pPr>
         <w:pStyle w:val="Heading3"/>
@@ -17437,9 +17514,9 @@
         <w:t xml:space="preserve">随身物品：口袋里可能装着弹珠、石子、抓到的小虫</w:t>
       </w:r>
     </w:p>
-    <w:bookmarkEnd w:id="129"/>
-    <w:bookmarkEnd w:id="130"/>
-    <w:bookmarkEnd w:id="131"/>
+    <w:bookmarkEnd w:id="133"/>
+    <w:bookmarkEnd w:id="134"/>
+    <w:bookmarkEnd w:id="135"/>
     <w:sectPr>
       <w:footnotePr>
         <w:numRestart w:val="eachSect"/>

--- a/《草芥》游戏策划案.docx
+++ b/《草芥》游戏策划案.docx
@@ -12360,7 +12360,7 @@
     </w:p>
     <w:bookmarkEnd w:id="73"/>
     <w:bookmarkEnd w:id="74"/>
-    <w:bookmarkStart w:id="135" w:name="人物档案"/>
+    <w:bookmarkStart w:id="138" w:name="人物档案"/>
     <w:p>
       <w:pPr>
         <w:pStyle w:val="Heading1"/>
@@ -16744,7 +16744,7 @@
     </w:p>
     <w:bookmarkEnd w:id="125"/>
     <w:bookmarkEnd w:id="126"/>
-    <w:bookmarkStart w:id="134" w:name="二表哥"/>
+    <w:bookmarkStart w:id="137" w:name="二表哥"/>
     <w:p>
       <w:pPr>
         <w:pStyle w:val="Heading2"/>
@@ -16926,7 +16926,7 @@
         <w:rPr>
           <w:rFonts w:hint="eastAsia"/>
         </w:rPr>
-        <w:t xml:space="preserve">二表哥是这个家最快乐的人。</w:t>
+        <w:t xml:space="preserve">二表哥是这个家最快乐的人，也是最像舅舅的人——长得像，性格也像现在的舅舅：开朗、爱笑、爱玩、不想太远的事。</w:t>
       </w:r>
     </w:p>
     <w:p>
@@ -16937,7 +16937,7 @@
         <w:rPr>
           <w:rFonts w:hint="eastAsia"/>
         </w:rPr>
-        <w:t xml:space="preserve">他跟大哥一样不爱读书，早早辍了学。但跟大哥不同的是，他完全没有”我要学手艺”</w:t>
+        <w:t xml:space="preserve">他跟大哥一样初中辍了学。但跟大哥不同的是，他完全没有”我要学手艺”</w:t>
       </w:r>
       <w:r>
         <w:rPr>
@@ -16949,7 +16949,7 @@
         <w:rPr>
           <w:rFonts w:hint="eastAsia"/>
         </w:rPr>
-        <w:t xml:space="preserve">这种想法。他的世界就是这个村子——鱼塘边的泥巴、果林里的鸟窝、村口的竹林、河沟里的蝌蚪。</w:t>
+        <w:t xml:space="preserve">这种想法。他的世界就是这个村子——鱼塘边的泥巴、果林里的鸟窝、村口的竹林、河沟里的蝌蚪。他在家里养了一只土狗和一只狸花猫，每天带着狗在村里到处跑。</w:t>
       </w:r>
     </w:p>
     <w:p>
@@ -16960,7 +16960,7 @@
         <w:rPr>
           <w:rFonts w:hint="eastAsia"/>
         </w:rPr>
-        <w:t xml:space="preserve">他是主角来到乡下后第一个真正玩到一起的人。大表哥不常在家，大人们各有各的事，只有二表哥是随时可以叫出来疯的。他会带主角去各种主角不敢去的地方——钻进果林深处、跑到鱼塘边抓青蛙、翻过田埂去看邻村的孩子放牛。</w:t>
+        <w:t xml:space="preserve">他是主角来到乡下后第一个真正玩到一起的人。大表哥不常在家，大人们各有各的事，只有二表哥是随时可以叫出来疯的。他很乐意带这个比他小得多的弟弟去钓鱼、去玩游戏、去各种主角不敢去的地方——钻进果林深处、跑到鱼塘边抓青蛙、翻过田埂去看邻村的孩子放牛。</w:t>
       </w:r>
     </w:p>
     <w:p>
@@ -16982,7 +16982,29 @@
         <w:rPr>
           <w:rFonts w:hint="eastAsia"/>
         </w:rPr>
-        <w:t xml:space="preserve">他是这个家最不”懂事”的人，但也正因为不”懂事”，他活得最轻松。大人们的心事、家里的经济、舅舅的失意——这些他都不管。他的世界很简单：今天玩什么、明天去哪里玩。</w:t>
+        <w:t xml:space="preserve">他平时也会帮家里干活，喂鸡、扫地、跑腿，干得不比别人少。村里很多人都认识他，因为他一天到晚在村里晃，见谁都笑嘻嘻打招呼。</w:t>
+      </w:r>
+    </w:p>
+    <w:p>
+      <w:pPr>
+        <w:pStyle w:val="BodyText"/>
+      </w:pPr>
+      <w:r>
+        <w:rPr>
+          <w:rFonts w:hint="eastAsia"/>
+        </w:rPr>
+        <w:t xml:space="preserve">他不喜欢去城里，甚至有点抗拒。大表哥有时候说”来县城看看”，他总是找理由不去。也许是自卑——觉得自己什么都不行，去城里不知道能干什么。但在乡下他就是王，哪里有好玩的、哪里有好钓鱼的，他门儿清。</w:t>
+      </w:r>
+    </w:p>
+    <w:p>
+      <w:pPr>
+        <w:pStyle w:val="BlockText"/>
+      </w:pPr>
+      <w:r>
+        <w:rPr>
+          <w:rFonts w:hint="eastAsia"/>
+        </w:rPr>
+        <w:t xml:space="preserve">二表哥是”现在的舅舅”——安于现状，不争不抢，在乡下过自己的日子。但他比舅舅快乐，因为他还没有经历过失去。</w:t>
       </w:r>
     </w:p>
     <w:bookmarkEnd w:id="128"/>
@@ -17012,13 +17034,13 @@
           <w:b/>
           <w:bCs/>
         </w:rPr>
-        <w:t xml:space="preserve">皮</w:t>
-      </w:r>
-      <w:r>
-        <w:rPr>
-          <w:rFonts w:hint="eastAsia"/>
-        </w:rPr>
-        <w:t xml:space="preserve">：坐不住、跑不停、永远有使不完的劲</w:t>
+        <w:t xml:space="preserve">开朗爱笑</w:t>
+      </w:r>
+      <w:r>
+        <w:rPr>
+          <w:rFonts w:hint="eastAsia"/>
+        </w:rPr>
+        <w:t xml:space="preserve">：长得像舅舅，性格也像，整天乐呵呵的</w:t>
       </w:r>
     </w:p>
     <w:p>
@@ -17035,13 +17057,13 @@
           <w:b/>
           <w:bCs/>
         </w:rPr>
-        <w:t xml:space="preserve">仗义</w:t>
-      </w:r>
-      <w:r>
-        <w:rPr>
-          <w:rFonts w:hint="eastAsia"/>
-        </w:rPr>
-        <w:t xml:space="preserve">：对朋友好，有东西分一半，有人欺负你他帮你出头</w:t>
+        <w:t xml:space="preserve">皮</w:t>
+      </w:r>
+      <w:r>
+        <w:rPr>
+          <w:rFonts w:hint="eastAsia"/>
+        </w:rPr>
+        <w:t xml:space="preserve">：坐不住、跑不停、永远有使不完的劲</w:t>
       </w:r>
     </w:p>
     <w:p>
@@ -17058,13 +17080,13 @@
           <w:b/>
           <w:bCs/>
         </w:rPr>
-        <w:t xml:space="preserve">好奇心强</w:t>
-      </w:r>
-      <w:r>
-        <w:rPr>
-          <w:rFonts w:hint="eastAsia"/>
-        </w:rPr>
-        <w:t xml:space="preserve">：什么都想看、什么都想摸、什么都想试</w:t>
+        <w:t xml:space="preserve">有爱心</w:t>
+      </w:r>
+      <w:r>
+        <w:rPr>
+          <w:rFonts w:hint="eastAsia"/>
+        </w:rPr>
+        <w:t xml:space="preserve">：养了一只土狗一只狸花猫，对动物很好</w:t>
       </w:r>
     </w:p>
     <w:p>
@@ -17081,13 +17103,13 @@
           <w:b/>
           <w:bCs/>
         </w:rPr>
-        <w:t xml:space="preserve">天不怕地不怕</w:t>
-      </w:r>
-      <w:r>
-        <w:rPr>
-          <w:rFonts w:hint="eastAsia"/>
-        </w:rPr>
-        <w:t xml:space="preserve">：不害怕虫子、不害怕黑、不害怕外公的黑脸</w:t>
+        <w:t xml:space="preserve">仗义</w:t>
+      </w:r>
+      <w:r>
+        <w:rPr>
+          <w:rFonts w:hint="eastAsia"/>
+        </w:rPr>
+        <w:t xml:space="preserve">：对朋友好，有东西分一半，有人欺负你他帮你出头</w:t>
       </w:r>
     </w:p>
     <w:p>
@@ -17104,26 +17126,13 @@
           <w:b/>
           <w:bCs/>
         </w:rPr>
-        <w:t xml:space="preserve">大大咧咧</w:t>
-      </w:r>
-      <w:r>
-        <w:rPr>
-          <w:rFonts w:hint="eastAsia"/>
-        </w:rPr>
-        <w:t xml:space="preserve">：被骂了转头就忘，不记仇、不纠结</w:t>
-      </w:r>
-    </w:p>
-    <w:bookmarkEnd w:id="129"/>
-    <w:bookmarkStart w:id="130" w:name="说话方式-5"/>
-    <w:p>
-      <w:pPr>
-        <w:pStyle w:val="Heading3"/>
-      </w:pPr>
-      <w:r>
-        <w:rPr>
-          <w:rFonts w:hint="eastAsia"/>
-        </w:rPr>
-        <w:t xml:space="preserve">说话方式</w:t>
+        <w:t xml:space="preserve">天不怕地不怕</w:t>
+      </w:r>
+      <w:r>
+        <w:rPr>
+          <w:rFonts w:hint="eastAsia"/>
+        </w:rPr>
+        <w:t xml:space="preserve">：不害怕虫子、不害怕黑、不害怕外公的黑脸</w:t>
       </w:r>
     </w:p>
     <w:p>
@@ -17131,14 +17140,22 @@
         <w:pStyle w:val="Compact"/>
         <w:numPr>
           <w:ilvl w:val="0"/>
-          <w:numId w:val="1031"/>
+          <w:numId w:val="1030"/>
         </w:numPr>
       </w:pPr>
       <w:r>
         <w:rPr>
           <w:rFonts w:hint="eastAsia"/>
-        </w:rPr>
-        <w:t xml:space="preserve">话多且快，像机关枪一样</w:t>
+          <w:b/>
+          <w:bCs/>
+        </w:rPr>
+        <w:t xml:space="preserve">大大咧咧</w:t>
+      </w:r>
+      <w:r>
+        <w:rPr>
+          <w:rFonts w:hint="eastAsia"/>
+        </w:rPr>
+        <w:t xml:space="preserve">：被骂了转头就忘，不记仇、不纠结</w:t>
       </w:r>
     </w:p>
     <w:p>
@@ -17146,66 +17163,120 @@
         <w:pStyle w:val="Compact"/>
         <w:numPr>
           <w:ilvl w:val="0"/>
-          <w:numId w:val="1031"/>
+          <w:numId w:val="1030"/>
         </w:numPr>
       </w:pPr>
       <w:r>
         <w:rPr>
           <w:rFonts w:hint="eastAsia"/>
-        </w:rPr>
-        <w:t xml:space="preserve">口头禅：</w:t>
-      </w:r>
-      <w:r>
-        <w:rPr>
-          <w:rFonts w:hint="eastAsia"/>
-        </w:rPr>
-        <w:t xml:space="preserve">“走！”</w:t>
-      </w:r>
-      <w:r>
-        <w:rPr>
-          <w:rFonts w:hint="eastAsia"/>
-        </w:rPr>
-        <w:t xml:space="preserve">“你来不来！”</w:t>
-      </w:r>
-      <w:r>
-        <w:rPr>
-          <w:rFonts w:hint="eastAsia"/>
-        </w:rPr>
-        <w:t xml:space="preserve">“这个好玩！”</w:t>
-      </w:r>
-    </w:p>
-    <w:p>
-      <w:pPr>
-        <w:pStyle w:val="Compact"/>
-        <w:numPr>
-          <w:ilvl w:val="0"/>
-          <w:numId w:val="1031"/>
-        </w:numPr>
-      </w:pPr>
-      <w:r>
-        <w:rPr>
-          <w:rFonts w:hint="eastAsia"/>
-        </w:rPr>
-        <w:t xml:space="preserve">经常叫主角的外号（可能自己给主角取了一个）</w:t>
-      </w:r>
-    </w:p>
-    <w:p>
-      <w:pPr>
-        <w:pStyle w:val="Compact"/>
-        <w:numPr>
-          <w:ilvl w:val="0"/>
-          <w:numId w:val="1031"/>
-        </w:numPr>
-      </w:pPr>
-      <w:r>
-        <w:rPr>
-          <w:rFonts w:hint="eastAsia"/>
-        </w:rPr>
-        <w:t xml:space="preserve">偶尔冒出一句让人哭笑不得的话</w:t>
+          <w:b/>
+          <w:bCs/>
+        </w:rPr>
+        <w:t xml:space="preserve">有点自卑</w:t>
+      </w:r>
+      <w:r>
+        <w:rPr>
+          <w:rFonts w:hint="eastAsia"/>
+        </w:rPr>
+        <w:t xml:space="preserve">：不喜欢去城里，觉得自己在那里什么都不是</w:t>
+      </w:r>
+    </w:p>
+    <w:bookmarkEnd w:id="129"/>
+    <w:bookmarkStart w:id="130" w:name="与舅舅的关系-3"/>
+    <w:p>
+      <w:pPr>
+        <w:pStyle w:val="Heading3"/>
+      </w:pPr>
+      <w:r>
+        <w:rPr>
+          <w:rFonts w:hint="eastAsia"/>
+        </w:rPr>
+        <w:t xml:space="preserve">与舅舅的关系</w:t>
+      </w:r>
+    </w:p>
+    <w:p>
+      <w:pPr>
+        <w:pStyle w:val="FirstParagraph"/>
+      </w:pPr>
+      <w:r>
+        <w:rPr>
+          <w:rFonts w:hint="eastAsia"/>
+        </w:rPr>
+        <w:t xml:space="preserve">二表哥最像现在的舅舅——不上进，安于现状，待在乡下不觉得有什么不好。舅舅看着他说不出什么重话，也许是因为在二表哥身上看到了自己的现在，也许是因为他知道骂也没用。二表哥皮归皮，但不惹大祸，舅舅也就随他去了。</w:t>
+      </w:r>
+    </w:p>
+    <w:p>
+      <w:pPr>
+        <w:pStyle w:val="BodyText"/>
+      </w:pPr>
+      <w:r>
+        <w:rPr>
+          <w:rFonts w:hint="eastAsia"/>
+        </w:rPr>
+        <w:t xml:space="preserve">父子俩的相处比舅舅和大表哥轻松得多。二表哥不像大哥那样跟舅舅顶嘴，舅舅也懒得管他。两人像两条平行线，各过各的，但也不疏远。</w:t>
       </w:r>
     </w:p>
     <w:bookmarkEnd w:id="130"/>
-    <w:bookmarkStart w:id="131" w:name="与主角的关系-5"/>
+    <w:bookmarkStart w:id="131" w:name="与舅妈的关系-2"/>
+    <w:p>
+      <w:pPr>
+        <w:pStyle w:val="Heading3"/>
+      </w:pPr>
+      <w:r>
+        <w:rPr>
+          <w:rFonts w:hint="eastAsia"/>
+        </w:rPr>
+        <w:t xml:space="preserve">与舅妈的关系</w:t>
+      </w:r>
+    </w:p>
+    <w:p>
+      <w:pPr>
+        <w:pStyle w:val="FirstParagraph"/>
+      </w:pPr>
+      <w:r>
+        <w:rPr>
+          <w:rFonts w:hint="eastAsia"/>
+        </w:rPr>
+        <w:t xml:space="preserve">二表哥跟舅妈亲近。舅妈不强求他读书、不强求他出去闯，只要他快乐就好。二表哥知道妈妈是这个家最辛苦的人，虽然嘴上不说，但偶尔会主动帮舅妈干点活。</w:t>
+      </w:r>
+    </w:p>
+    <w:bookmarkEnd w:id="131"/>
+    <w:bookmarkStart w:id="132" w:name="与大表哥的关系"/>
+    <w:p>
+      <w:pPr>
+        <w:pStyle w:val="Heading3"/>
+      </w:pPr>
+      <w:r>
+        <w:rPr>
+          <w:rFonts w:hint="eastAsia"/>
+        </w:rPr>
+        <w:t xml:space="preserve">与大表哥的关系</w:t>
+      </w:r>
+    </w:p>
+    <w:p>
+      <w:pPr>
+        <w:pStyle w:val="FirstParagraph"/>
+      </w:pPr>
+      <w:r>
+        <w:rPr>
+          <w:rFonts w:hint="eastAsia"/>
+        </w:rPr>
+        <w:t xml:space="preserve">大表哥偶尔会帮二表哥找工作机会，希望他能更上进。二表哥每次都说”不急”，然后就岔开话题。他知道大哥是为他好，但他真的不知道出去能干什么。在乡下他什么都行，去城里他什么都不行。</w:t>
+      </w:r>
+    </w:p>
+    <w:p>
+      <w:pPr>
+        <w:pStyle w:val="BodyText"/>
+      </w:pPr>
+      <w:r>
+        <w:rPr>
+          <w:rFonts w:hint="eastAsia"/>
+        </w:rPr>
+        <w:t xml:space="preserve">他其实挺佩服大哥的——敢出去闯，有手艺，有想法。但他不会说出来。</w:t>
+      </w:r>
+    </w:p>
+    <w:bookmarkEnd w:id="132"/>
+    <w:bookmarkStart w:id="133" w:name="与主角的关系-5"/>
     <w:p>
       <w:pPr>
         <w:pStyle w:val="Heading3"/>
@@ -17319,7 +17390,7 @@
               <w:rPr>
                 <w:rFonts w:hint="eastAsia"/>
               </w:rPr>
-              <w:t xml:space="preserve">一起疯、一起野、一起闯祸，变成铁哥们</w:t>
+              <w:t xml:space="preserve">一起疯、一起野、一起钓鱼抓青蛙，变成铁哥们</w:t>
             </w:r>
           </w:p>
         </w:tc>
@@ -17368,8 +17439,99 @@
         <w:t xml:space="preserve">二表哥是主角”童年”本身。跟大表哥在一起是”学到东西”，跟二表哥在一起是”玩得开心”。当主角将来面临回城读书的选择时，二表哥是那个最不舍的人。</w:t>
       </w:r>
     </w:p>
-    <w:bookmarkEnd w:id="131"/>
-    <w:bookmarkStart w:id="132" w:name="参与事件-5"/>
+    <w:bookmarkEnd w:id="133"/>
+    <w:bookmarkStart w:id="134" w:name="说话方式-5"/>
+    <w:p>
+      <w:pPr>
+        <w:pStyle w:val="Heading3"/>
+      </w:pPr>
+      <w:r>
+        <w:rPr>
+          <w:rFonts w:hint="eastAsia"/>
+        </w:rPr>
+        <w:t xml:space="preserve">说话方式</w:t>
+      </w:r>
+    </w:p>
+    <w:p>
+      <w:pPr>
+        <w:pStyle w:val="Compact"/>
+        <w:numPr>
+          <w:ilvl w:val="0"/>
+          <w:numId w:val="1031"/>
+        </w:numPr>
+      </w:pPr>
+      <w:r>
+        <w:rPr>
+          <w:rFonts w:hint="eastAsia"/>
+        </w:rPr>
+        <w:t xml:space="preserve">话多且快，像机关枪一样</w:t>
+      </w:r>
+    </w:p>
+    <w:p>
+      <w:pPr>
+        <w:pStyle w:val="Compact"/>
+        <w:numPr>
+          <w:ilvl w:val="0"/>
+          <w:numId w:val="1031"/>
+        </w:numPr>
+      </w:pPr>
+      <w:r>
+        <w:rPr>
+          <w:rFonts w:hint="eastAsia"/>
+        </w:rPr>
+        <w:t xml:space="preserve">口头禅：</w:t>
+      </w:r>
+      <w:r>
+        <w:rPr>
+          <w:rFonts w:hint="eastAsia"/>
+        </w:rPr>
+        <w:t xml:space="preserve">“走！”</w:t>
+      </w:r>
+      <w:r>
+        <w:rPr>
+          <w:rFonts w:hint="eastAsia"/>
+        </w:rPr>
+        <w:t xml:space="preserve">“你来不来！”</w:t>
+      </w:r>
+      <w:r>
+        <w:rPr>
+          <w:rFonts w:hint="eastAsia"/>
+        </w:rPr>
+        <w:t xml:space="preserve">“这个好玩！”</w:t>
+      </w:r>
+    </w:p>
+    <w:p>
+      <w:pPr>
+        <w:pStyle w:val="Compact"/>
+        <w:numPr>
+          <w:ilvl w:val="0"/>
+          <w:numId w:val="1031"/>
+        </w:numPr>
+      </w:pPr>
+      <w:r>
+        <w:rPr>
+          <w:rFonts w:hint="eastAsia"/>
+        </w:rPr>
+        <w:t xml:space="preserve">经常叫主角的外号（可能自己给主角取了一个）</w:t>
+      </w:r>
+    </w:p>
+    <w:p>
+      <w:pPr>
+        <w:pStyle w:val="Compact"/>
+        <w:numPr>
+          <w:ilvl w:val="0"/>
+          <w:numId w:val="1031"/>
+        </w:numPr>
+      </w:pPr>
+      <w:r>
+        <w:rPr>
+          <w:rFonts w:hint="eastAsia"/>
+        </w:rPr>
+        <w:t xml:space="preserve">偶尔冒出一句让人哭笑不得的话</w:t>
+      </w:r>
+    </w:p>
+    <w:bookmarkEnd w:id="134"/>
+    <w:bookmarkStart w:id="135" w:name="参与事件-5"/>
     <w:p>
       <w:pPr>
         <w:pStyle w:val="Heading3"/>
@@ -17408,7 +17570,7 @@
         <w:rPr>
           <w:rFonts w:hint="eastAsia"/>
         </w:rPr>
-        <w:t xml:space="preserve">一起闯祸事件（搞笑为主）</w:t>
+        <w:t xml:space="preserve">一起钓鱼、抓青蛙</w:t>
       </w:r>
     </w:p>
     <w:p>
@@ -17423,7 +17585,7 @@
         <w:rPr>
           <w:rFonts w:hint="eastAsia"/>
         </w:rPr>
-        <w:t xml:space="preserve">年例一起看舞狮、放鞭炮</w:t>
+        <w:t xml:space="preserve">一起闯祸事件（搞笑为主）</w:t>
       </w:r>
     </w:p>
     <w:p>
@@ -17438,11 +17600,41 @@
         <w:rPr>
           <w:rFonts w:hint="eastAsia"/>
         </w:rPr>
+        <w:t xml:space="preserve">年例一起看舞狮、放鞭炮</w:t>
+      </w:r>
+    </w:p>
+    <w:p>
+      <w:pPr>
+        <w:pStyle w:val="Compact"/>
+        <w:numPr>
+          <w:ilvl w:val="0"/>
+          <w:numId w:val="1032"/>
+        </w:numPr>
+      </w:pPr>
+      <w:r>
+        <w:rPr>
+          <w:rFonts w:hint="eastAsia"/>
+        </w:rPr>
+        <w:t xml:space="preserve">带主角认识他的土狗和狸花猫</w:t>
+      </w:r>
+    </w:p>
+    <w:p>
+      <w:pPr>
+        <w:pStyle w:val="Compact"/>
+        <w:numPr>
+          <w:ilvl w:val="0"/>
+          <w:numId w:val="1032"/>
+        </w:numPr>
+      </w:pPr>
+      <w:r>
+        <w:rPr>
+          <w:rFonts w:hint="eastAsia"/>
+        </w:rPr>
         <w:t xml:space="preserve">主角要回城读书时的分别事件</w:t>
       </w:r>
     </w:p>
-    <w:bookmarkEnd w:id="132"/>
-    <w:bookmarkStart w:id="133" w:name="视觉设计参考-5"/>
+    <w:bookmarkEnd w:id="135"/>
+    <w:bookmarkStart w:id="136" w:name="视觉设计参考-5"/>
     <w:p>
       <w:pPr>
         <w:pStyle w:val="Heading3"/>
@@ -17481,7 +17673,7 @@
         <w:rPr>
           <w:rFonts w:hint="eastAsia"/>
         </w:rPr>
-        <w:t xml:space="preserve">体态：比同龄人结实，到处跑练出来的</w:t>
+        <w:t xml:space="preserve">体态：长得像舅舅，结实，到处跑练出来的</w:t>
       </w:r>
     </w:p>
     <w:p>
@@ -17514,9 +17706,24 @@
         <w:t xml:space="preserve">随身物品：口袋里可能装着弹珠、石子、抓到的小虫</w:t>
       </w:r>
     </w:p>
-    <w:bookmarkEnd w:id="133"/>
-    <w:bookmarkEnd w:id="134"/>
-    <w:bookmarkEnd w:id="135"/>
+    <w:p>
+      <w:pPr>
+        <w:pStyle w:val="Compact"/>
+        <w:numPr>
+          <w:ilvl w:val="0"/>
+          <w:numId w:val="1033"/>
+        </w:numPr>
+      </w:pPr>
+      <w:r>
+        <w:rPr>
+          <w:rFonts w:hint="eastAsia"/>
+        </w:rPr>
+        <w:t xml:space="preserve">身边常跟着：一只土狗</w:t>
+      </w:r>
+    </w:p>
+    <w:bookmarkEnd w:id="136"/>
+    <w:bookmarkEnd w:id="137"/>
+    <w:bookmarkEnd w:id="138"/>
     <w:sectPr>
       <w:footnotePr>
         <w:numRestart w:val="eachSect"/>

--- a/《草芥》游戏策划案.docx
+++ b/《草芥》游戏策划案.docx
@@ -14923,7 +14923,7 @@
         <w:rPr>
           <w:rFonts w:hint="eastAsia"/>
         </w:rPr>
-        <w:t xml:space="preserve">二表哥则像现在的舅舅——不上进，安于现状，待在乡下不觉得有什么不好。舅舅看着二表哥，反而说不出什么重话。也许是因为在二表哥身上看到了自己的现在，也许是因为他知道骂也没用。二表哥皮归皮，但不惹大祸，舅舅也就随他去了。</w:t>
+        <w:t xml:space="preserve">二表哥则像现在的舅舅——不上进，安于现状，待在乡下不觉得有什么不好。舅舅对二表哥反而严厉，因为他害怕二表哥变成现在的自己——沉沦在乡下，一辈子就这样了。但二表哥不像大表哥那样顶嘴，舅舅骂他他就听着，听完该干嘛干嘛，舅舅的火发不出来，闷在心里。</w:t>
       </w:r>
     </w:p>
     <w:p>
@@ -17202,18 +17202,7 @@
         <w:rPr>
           <w:rFonts w:hint="eastAsia"/>
         </w:rPr>
-        <w:t xml:space="preserve">二表哥最像现在的舅舅——不上进，安于现状，待在乡下不觉得有什么不好。舅舅看着他说不出什么重话，也许是因为在二表哥身上看到了自己的现在，也许是因为他知道骂也没用。二表哥皮归皮，但不惹大祸，舅舅也就随他去了。</w:t>
-      </w:r>
-    </w:p>
-    <w:p>
-      <w:pPr>
-        <w:pStyle w:val="BodyText"/>
-      </w:pPr>
-      <w:r>
-        <w:rPr>
-          <w:rFonts w:hint="eastAsia"/>
-        </w:rPr>
-        <w:t xml:space="preserve">父子俩的相处比舅舅和大表哥轻松得多。二表哥不像大哥那样跟舅舅顶嘴，舅舅也懒得管他。两人像两条平行线，各过各的，但也不疏远。</w:t>
+        <w:t xml:space="preserve">二表哥一直住在大屋里，跟舅舅抬头不见抬头见。舅舅对他有点严厉——不是大表哥那种吵架式的对抗，而是更拧巴的一种严厉。他其实有点害怕二表哥和自己一样，沉沦在乡下，一辈子就这样了。他在二表哥身上看到了自己的影子，这让他焦虑。但二表哥不像大表哥那样顶嘴，舅舅骂他他就听着，听完该干嘛干嘛，舅舅的火发不出来，闷在心里。</w:t>
       </w:r>
     </w:p>
     <w:bookmarkEnd w:id="130"/>
@@ -17237,7 +17226,7 @@
         <w:rPr>
           <w:rFonts w:hint="eastAsia"/>
         </w:rPr>
-        <w:t xml:space="preserve">二表哥跟舅妈亲近。舅妈不强求他读书、不强求他出去闯，只要他快乐就好。二表哥知道妈妈是这个家最辛苦的人，虽然嘴上不说，但偶尔会主动帮舅妈干点活。</w:t>
+        <w:t xml:space="preserve">舅妈对二表哥格外关爱。大表哥有本事，敢闯荡，有手艺，舅妈不担心他。但二表哥看上去没什么特长，在乡下晃来晃去，舅妈看在眼里，疼在心里。她不会说什么重话，只是默默多照顾一些——好吃的多给他留一份，天冷了提醒他加衣服。二表哥知道妈妈对他好，偶尔也会主动帮舅妈干点活。</w:t>
       </w:r>
     </w:p>
     <w:bookmarkEnd w:id="131"/>

--- a/《草芥》游戏策划案.docx
+++ b/《草芥》游戏策划案.docx
@@ -5423,7 +5423,7 @@
     </w:p>
     <w:bookmarkEnd w:id="34"/>
     <w:bookmarkEnd w:id="35"/>
-    <w:bookmarkStart w:id="45" w:name="npc-系统"/>
+    <w:bookmarkStart w:id="47" w:name="npc-系统"/>
     <w:p>
       <w:pPr>
         <w:pStyle w:val="Heading1"/>
@@ -5582,7 +5582,7 @@
       </w:r>
     </w:p>
     <w:bookmarkEnd w:id="36"/>
-    <w:bookmarkStart w:id="40" w:name="童年阶段-npc农村"/>
+    <w:bookmarkStart w:id="41" w:name="童年阶段-npc农村"/>
     <w:p>
       <w:pPr>
         <w:pStyle w:val="Heading2"/>
@@ -6147,7 +6147,7 @@
       </w:tr>
     </w:tbl>
     <w:bookmarkEnd w:id="37"/>
-    <w:bookmarkStart w:id="38" w:name="核心-npc-村里的人"/>
+    <w:bookmarkStart w:id="38" w:name="核心-npc-村里同龄玩伴"/>
     <w:p>
       <w:pPr>
         <w:pStyle w:val="Heading3"/>
@@ -6165,7 +6165,483 @@
         <w:rPr>
           <w:rFonts w:hint="eastAsia"/>
         </w:rPr>
-        <w:t xml:space="preserve">村里的人</w:t>
+        <w:t xml:space="preserve">村里同龄玩伴</w:t>
+      </w:r>
+    </w:p>
+    <w:tbl>
+      <w:tblPr>
+        <w:tblStyle w:val="Table"/>
+        <w:tblW w:type="pct" w:w="5000"/>
+        <w:tblLayout w:type="fixed"/>
+        <w:tblLook w:firstRow="1" w:lastRow="0" w:firstColumn="0" w:lastColumn="0" w:noHBand="0" w:noVBand="0" w:val="0020"/>
+      </w:tblPr>
+      <w:tblGrid>
+        <w:gridCol w:w="1100"/>
+        <w:gridCol w:w="1320"/>
+        <w:gridCol w:w="1320"/>
+        <w:gridCol w:w="1320"/>
+        <w:gridCol w:w="2860"/>
+      </w:tblGrid>
+      <w:tr>
+        <w:trPr>
+          <w:tblHeader w:val="on"/>
+        </w:trPr>
+        <w:tc>
+          <w:tcPr/>
+          <w:p>
+            <w:pPr>
+              <w:pStyle w:val="Compact"/>
+            </w:pPr>
+            <w:r>
+              <w:t xml:space="preserve">NPC</w:t>
+            </w:r>
+          </w:p>
+        </w:tc>
+        <w:tc>
+          <w:tcPr/>
+          <w:p>
+            <w:pPr>
+              <w:pStyle w:val="Compact"/>
+            </w:pPr>
+            <w:r>
+              <w:rPr>
+                <w:rFonts w:hint="eastAsia"/>
+              </w:rPr>
+              <w:t xml:space="preserve">全名</w:t>
+            </w:r>
+          </w:p>
+        </w:tc>
+        <w:tc>
+          <w:tcPr/>
+          <w:p>
+            <w:pPr>
+              <w:pStyle w:val="Compact"/>
+            </w:pPr>
+            <w:r>
+              <w:rPr>
+                <w:rFonts w:hint="eastAsia"/>
+              </w:rPr>
+              <w:t xml:space="preserve">年龄</w:t>
+            </w:r>
+          </w:p>
+        </w:tc>
+        <w:tc>
+          <w:tcPr/>
+          <w:p>
+            <w:pPr>
+              <w:pStyle w:val="Compact"/>
+            </w:pPr>
+            <w:r>
+              <w:rPr>
+                <w:rFonts w:hint="eastAsia"/>
+              </w:rPr>
+              <w:t xml:space="preserve">性格</w:t>
+            </w:r>
+          </w:p>
+        </w:tc>
+        <w:tc>
+          <w:tcPr/>
+          <w:p>
+            <w:pPr>
+              <w:pStyle w:val="Compact"/>
+            </w:pPr>
+            <w:r>
+              <w:rPr>
+                <w:rFonts w:hint="eastAsia"/>
+              </w:rPr>
+              <w:t xml:space="preserve">对玩家的意义</w:t>
+            </w:r>
+          </w:p>
+        </w:tc>
+      </w:tr>
+      <w:tr>
+        <w:tc>
+          <w:tcPr/>
+          <w:p>
+            <w:pPr>
+              <w:pStyle w:val="Compact"/>
+            </w:pPr>
+            <w:r>
+              <w:rPr>
+                <w:rFonts w:hint="eastAsia"/>
+                <w:b/>
+                <w:bCs/>
+              </w:rPr>
+              <w:t xml:space="preserve">小明</w:t>
+            </w:r>
+          </w:p>
+        </w:tc>
+        <w:tc>
+          <w:tcPr/>
+          <w:p>
+            <w:pPr>
+              <w:pStyle w:val="Compact"/>
+            </w:pPr>
+            <w:r>
+              <w:rPr>
+                <w:rFonts w:hint="eastAsia"/>
+              </w:rPr>
+              <w:t xml:space="preserve">亚明</w:t>
+            </w:r>
+          </w:p>
+        </w:tc>
+        <w:tc>
+          <w:tcPr/>
+          <w:p>
+            <w:pPr>
+              <w:pStyle w:val="Compact"/>
+            </w:pPr>
+            <w:r>
+              <w:t xml:space="preserve">7</w:t>
+            </w:r>
+          </w:p>
+        </w:tc>
+        <w:tc>
+          <w:tcPr/>
+          <w:p>
+            <w:pPr>
+              <w:pStyle w:val="Compact"/>
+            </w:pPr>
+            <w:r>
+              <w:rPr>
+                <w:rFonts w:hint="eastAsia"/>
+              </w:rPr>
+              <w:t xml:space="preserve">坚强、动手能力强、讲义气、爱出头。爸爸早逝，妈妈独自带大</w:t>
+            </w:r>
+          </w:p>
+        </w:tc>
+        <w:tc>
+          <w:tcPr/>
+          <w:p>
+            <w:pPr>
+              <w:pStyle w:val="Compact"/>
+            </w:pPr>
+            <w:r>
+              <w:rPr>
+                <w:rFonts w:hint="eastAsia"/>
+              </w:rPr>
+              <w:t xml:space="preserve">主角来到村里的第一个朋友，社交桥梁。以后会参军</w:t>
+            </w:r>
+          </w:p>
+        </w:tc>
+      </w:tr>
+      <w:tr>
+        <w:tc>
+          <w:tcPr/>
+          <w:p>
+            <w:pPr>
+              <w:pStyle w:val="Compact"/>
+            </w:pPr>
+            <w:r>
+              <w:rPr>
+                <w:rFonts w:hint="eastAsia"/>
+                <w:b/>
+                <w:bCs/>
+              </w:rPr>
+              <w:t xml:space="preserve">阿旺</w:t>
+            </w:r>
+          </w:p>
+        </w:tc>
+        <w:tc>
+          <w:tcPr/>
+          <w:p>
+            <w:pPr>
+              <w:pStyle w:val="Compact"/>
+            </w:pPr>
+            <w:r>
+              <w:rPr>
+                <w:rFonts w:hint="eastAsia"/>
+              </w:rPr>
+              <w:t xml:space="preserve">家旺</w:t>
+            </w:r>
+          </w:p>
+        </w:tc>
+        <w:tc>
+          <w:tcPr/>
+          <w:p>
+            <w:pPr>
+              <w:pStyle w:val="Compact"/>
+            </w:pPr>
+            <w:r>
+              <w:t xml:space="preserve">8</w:t>
+            </w:r>
+          </w:p>
+        </w:tc>
+        <w:tc>
+          <w:tcPr/>
+          <w:p>
+            <w:pPr>
+              <w:pStyle w:val="Compact"/>
+            </w:pPr>
+            <w:r>
+              <w:rPr>
+                <w:rFonts w:hint="eastAsia"/>
+              </w:rPr>
+              <w:t xml:space="preserve">沉默、憨厚、贪吃、关键时刻可靠</w:t>
+            </w:r>
+          </w:p>
+        </w:tc>
+        <w:tc>
+          <w:tcPr/>
+          <w:p>
+            <w:pPr>
+              <w:pStyle w:val="Compact"/>
+            </w:pPr>
+            <w:r>
+              <w:rPr>
+                <w:rFonts w:hint="eastAsia"/>
+              </w:rPr>
+              <w:t xml:space="preserve">“不说话但在”</w:t>
+            </w:r>
+            <w:r>
+              <w:rPr>
+                <w:rFonts w:hint="eastAsia"/>
+              </w:rPr>
+              <w:t xml:space="preserve">的朋友，胖兄弟之哥。家境好但父母不在身边</w:t>
+            </w:r>
+          </w:p>
+        </w:tc>
+      </w:tr>
+      <w:tr>
+        <w:tc>
+          <w:tcPr/>
+          <w:p>
+            <w:pPr>
+              <w:pStyle w:val="Compact"/>
+            </w:pPr>
+            <w:r>
+              <w:rPr>
+                <w:rFonts w:hint="eastAsia"/>
+                <w:b/>
+                <w:bCs/>
+              </w:rPr>
+              <w:t xml:space="preserve">阿宝</w:t>
+            </w:r>
+          </w:p>
+        </w:tc>
+        <w:tc>
+          <w:tcPr/>
+          <w:p>
+            <w:pPr>
+              <w:pStyle w:val="Compact"/>
+            </w:pPr>
+            <w:r>
+              <w:rPr>
+                <w:rFonts w:hint="eastAsia"/>
+              </w:rPr>
+              <w:t xml:space="preserve">家宝</w:t>
+            </w:r>
+          </w:p>
+        </w:tc>
+        <w:tc>
+          <w:tcPr/>
+          <w:p>
+            <w:pPr>
+              <w:pStyle w:val="Compact"/>
+            </w:pPr>
+            <w:r>
+              <w:t xml:space="preserve">7</w:t>
+            </w:r>
+          </w:p>
+        </w:tc>
+        <w:tc>
+          <w:tcPr/>
+          <w:p>
+            <w:pPr>
+              <w:pStyle w:val="Compact"/>
+            </w:pPr>
+            <w:r>
+              <w:rPr>
+                <w:rFonts w:hint="eastAsia"/>
+              </w:rPr>
+              <w:t xml:space="preserve">话多、冒失、乐天、善良</w:t>
+            </w:r>
+          </w:p>
+        </w:tc>
+        <w:tc>
+          <w:tcPr/>
+          <w:p>
+            <w:pPr>
+              <w:pStyle w:val="Compact"/>
+            </w:pPr>
+            <w:r>
+              <w:rPr>
+                <w:rFonts w:hint="eastAsia"/>
+              </w:rPr>
+              <w:t xml:space="preserve">快乐源泉，让主角”放下架子”，胖兄弟之弟。无忧无虑但也没人管</w:t>
+            </w:r>
+          </w:p>
+        </w:tc>
+      </w:tr>
+      <w:tr>
+        <w:tc>
+          <w:tcPr/>
+          <w:p>
+            <w:pPr>
+              <w:pStyle w:val="Compact"/>
+            </w:pPr>
+            <w:r>
+              <w:rPr>
+                <w:rFonts w:hint="eastAsia"/>
+                <w:b/>
+                <w:bCs/>
+              </w:rPr>
+              <w:t xml:space="preserve">小英</w:t>
+            </w:r>
+          </w:p>
+        </w:tc>
+        <w:tc>
+          <w:tcPr/>
+          <w:p>
+            <w:pPr>
+              <w:pStyle w:val="Compact"/>
+            </w:pPr>
+            <w:r>
+              <w:rPr>
+                <w:rFonts w:hint="eastAsia"/>
+              </w:rPr>
+              <w:t xml:space="preserve">秀英</w:t>
+            </w:r>
+          </w:p>
+        </w:tc>
+        <w:tc>
+          <w:tcPr/>
+          <w:p>
+            <w:pPr>
+              <w:pStyle w:val="Compact"/>
+            </w:pPr>
+            <w:r>
+              <w:t xml:space="preserve">6</w:t>
+            </w:r>
+          </w:p>
+        </w:tc>
+        <w:tc>
+          <w:tcPr/>
+          <w:p>
+            <w:pPr>
+              <w:pStyle w:val="Compact"/>
+            </w:pPr>
+            <w:r>
+              <w:rPr>
+                <w:rFonts w:hint="eastAsia"/>
+              </w:rPr>
+              <w:t xml:space="preserve">安静、细心、善良、有压力</w:t>
+            </w:r>
+          </w:p>
+        </w:tc>
+        <w:tc>
+          <w:tcPr/>
+          <w:p>
+            <w:pPr>
+              <w:pStyle w:val="Compact"/>
+            </w:pPr>
+            <w:r>
+              <w:rPr>
+                <w:rFonts w:hint="eastAsia"/>
+              </w:rPr>
+              <w:t xml:space="preserve">“懂事”</w:t>
+            </w:r>
+            <w:r>
+              <w:rPr>
+                <w:rFonts w:hint="eastAsia"/>
+              </w:rPr>
+              <w:t xml:space="preserve">的参照，喜欢小动物。家人期望高。主角的青梅竹马</w:t>
+            </w:r>
+          </w:p>
+        </w:tc>
+      </w:tr>
+      <w:tr>
+        <w:tc>
+          <w:tcPr/>
+          <w:p>
+            <w:pPr>
+              <w:pStyle w:val="Compact"/>
+            </w:pPr>
+            <w:r>
+              <w:rPr>
+                <w:rFonts w:hint="eastAsia"/>
+                <w:b/>
+                <w:bCs/>
+              </w:rPr>
+              <w:t xml:space="preserve">小凤</w:t>
+            </w:r>
+          </w:p>
+        </w:tc>
+        <w:tc>
+          <w:tcPr/>
+          <w:p>
+            <w:pPr>
+              <w:pStyle w:val="Compact"/>
+            </w:pPr>
+            <w:r>
+              <w:rPr>
+                <w:rFonts w:hint="eastAsia"/>
+              </w:rPr>
+              <w:t xml:space="preserve">彩凤</w:t>
+            </w:r>
+          </w:p>
+        </w:tc>
+        <w:tc>
+          <w:tcPr/>
+          <w:p>
+            <w:pPr>
+              <w:pStyle w:val="Compact"/>
+            </w:pPr>
+            <w:r>
+              <w:t xml:space="preserve">8</w:t>
+            </w:r>
+          </w:p>
+        </w:tc>
+        <w:tc>
+          <w:tcPr/>
+          <w:p>
+            <w:pPr>
+              <w:pStyle w:val="Compact"/>
+            </w:pPr>
+            <w:r>
+              <w:rPr>
+                <w:rFonts w:hint="eastAsia"/>
+              </w:rPr>
+              <w:t xml:space="preserve">泼辣、护短、有主见、要强</w:t>
+            </w:r>
+          </w:p>
+        </w:tc>
+        <w:tc>
+          <w:tcPr/>
+          <w:p>
+            <w:pPr>
+              <w:pStyle w:val="Compact"/>
+            </w:pPr>
+            <w:r>
+              <w:rPr>
+                <w:rFonts w:hint="eastAsia"/>
+              </w:rPr>
+              <w:t xml:space="preserve">小团体大姐大。家庭冷淡+重男轻女。把小英当妹妹照顾。主角的青梅竹马</w:t>
+            </w:r>
+          </w:p>
+        </w:tc>
+      </w:tr>
+    </w:tbl>
+    <w:bookmarkEnd w:id="38"/>
+    <w:bookmarkStart w:id="39" w:name="核心-npc-村里其他"/>
+    <w:p>
+      <w:pPr>
+        <w:pStyle w:val="Heading3"/>
+      </w:pPr>
+      <w:r>
+        <w:rPr>
+          <w:rFonts w:hint="eastAsia"/>
+        </w:rPr>
+        <w:t xml:space="preserve">核心</w:t>
+      </w:r>
+      <w:r>
+        <w:t xml:space="preserve"> NPC —— </w:t>
+      </w:r>
+      <w:r>
+        <w:rPr>
+          <w:rFonts w:hint="eastAsia"/>
+        </w:rPr>
+        <w:t xml:space="preserve">村里其他</w:t>
       </w:r>
     </w:p>
     <w:tbl>
@@ -6266,60 +6742,60 @@
                 <w:b/>
                 <w:bCs/>
               </w:rPr>
-              <w:t xml:space="preserve">小明</w:t>
-            </w:r>
-          </w:p>
-        </w:tc>
-        <w:tc>
-          <w:tcPr/>
-          <w:p>
-            <w:pPr>
-              <w:pStyle w:val="Compact"/>
-            </w:pPr>
-            <w:r>
-              <w:rPr>
-                <w:rFonts w:hint="eastAsia"/>
-              </w:rPr>
-              <w:t xml:space="preserve">同村小朋友</w:t>
-            </w:r>
-          </w:p>
-        </w:tc>
-        <w:tc>
-          <w:tcPr/>
-          <w:p>
-            <w:pPr>
-              <w:pStyle w:val="Compact"/>
-            </w:pPr>
-            <w:r>
-              <w:t xml:space="preserve">7</w:t>
-            </w:r>
-          </w:p>
-        </w:tc>
-        <w:tc>
-          <w:tcPr/>
-          <w:p>
-            <w:pPr>
-              <w:pStyle w:val="Compact"/>
-            </w:pPr>
-            <w:r>
-              <w:rPr>
-                <w:rFonts w:hint="eastAsia"/>
-              </w:rPr>
-              <w:t xml:space="preserve">活泼、调皮、重义气</w:t>
-            </w:r>
-          </w:p>
-        </w:tc>
-        <w:tc>
-          <w:tcPr/>
-          <w:p>
-            <w:pPr>
-              <w:pStyle w:val="Compact"/>
-            </w:pPr>
-            <w:r>
-              <w:rPr>
-                <w:rFonts w:hint="eastAsia"/>
-              </w:rPr>
-              <w:t xml:space="preserve">村里的第一个朋友</w:t>
+              <w:t xml:space="preserve">阿婆</w:t>
+            </w:r>
+          </w:p>
+        </w:tc>
+        <w:tc>
+          <w:tcPr/>
+          <w:p>
+            <w:pPr>
+              <w:pStyle w:val="Compact"/>
+            </w:pPr>
+            <w:r>
+              <w:rPr>
+                <w:rFonts w:hint="eastAsia"/>
+              </w:rPr>
+              <w:t xml:space="preserve">邻居老人</w:t>
+            </w:r>
+          </w:p>
+        </w:tc>
+        <w:tc>
+          <w:tcPr/>
+          <w:p>
+            <w:pPr>
+              <w:pStyle w:val="Compact"/>
+            </w:pPr>
+            <w:r>
+              <w:t xml:space="preserve">70+</w:t>
+            </w:r>
+          </w:p>
+        </w:tc>
+        <w:tc>
+          <w:tcPr/>
+          <w:p>
+            <w:pPr>
+              <w:pStyle w:val="Compact"/>
+            </w:pPr>
+            <w:r>
+              <w:rPr>
+                <w:rFonts w:hint="eastAsia"/>
+              </w:rPr>
+              <w:t xml:space="preserve">爱八卦、热心、身体差</w:t>
+            </w:r>
+          </w:p>
+        </w:tc>
+        <w:tc>
+          <w:tcPr/>
+          <w:p>
+            <w:pPr>
+              <w:pStyle w:val="Compact"/>
+            </w:pPr>
+            <w:r>
+              <w:rPr>
+                <w:rFonts w:hint="eastAsia"/>
+              </w:rPr>
+              <w:t xml:space="preserve">乡村社区的温度</w:t>
             </w:r>
           </w:p>
         </w:tc>
@@ -6337,154 +6813,6 @@
                 <w:b/>
                 <w:bCs/>
               </w:rPr>
-              <w:t xml:space="preserve">小英</w:t>
-            </w:r>
-          </w:p>
-        </w:tc>
-        <w:tc>
-          <w:tcPr/>
-          <w:p>
-            <w:pPr>
-              <w:pStyle w:val="Compact"/>
-            </w:pPr>
-            <w:r>
-              <w:rPr>
-                <w:rFonts w:hint="eastAsia"/>
-              </w:rPr>
-              <w:t xml:space="preserve">同村小朋友</w:t>
-            </w:r>
-          </w:p>
-        </w:tc>
-        <w:tc>
-          <w:tcPr/>
-          <w:p>
-            <w:pPr>
-              <w:pStyle w:val="Compact"/>
-            </w:pPr>
-            <w:r>
-              <w:t xml:space="preserve">6</w:t>
-            </w:r>
-          </w:p>
-        </w:tc>
-        <w:tc>
-          <w:tcPr/>
-          <w:p>
-            <w:pPr>
-              <w:pStyle w:val="Compact"/>
-            </w:pPr>
-            <w:r>
-              <w:rPr>
-                <w:rFonts w:hint="eastAsia"/>
-              </w:rPr>
-              <w:t xml:space="preserve">安静、懂事、喜欢小动物</w:t>
-            </w:r>
-          </w:p>
-        </w:tc>
-        <w:tc>
-          <w:tcPr/>
-          <w:p>
-            <w:pPr>
-              <w:pStyle w:val="Compact"/>
-            </w:pPr>
-            <w:r>
-              <w:rPr>
-                <w:rFonts w:hint="eastAsia"/>
-              </w:rPr>
-              <w:t xml:space="preserve">“懂事”</w:t>
-            </w:r>
-            <w:r>
-              <w:rPr>
-                <w:rFonts w:hint="eastAsia"/>
-              </w:rPr>
-              <w:t xml:space="preserve">的参照</w:t>
-            </w:r>
-          </w:p>
-        </w:tc>
-      </w:tr>
-      <w:tr>
-        <w:tc>
-          <w:tcPr/>
-          <w:p>
-            <w:pPr>
-              <w:pStyle w:val="Compact"/>
-            </w:pPr>
-            <w:r>
-              <w:rPr>
-                <w:rFonts w:hint="eastAsia"/>
-                <w:b/>
-                <w:bCs/>
-              </w:rPr>
-              <w:t xml:space="preserve">阿婆</w:t>
-            </w:r>
-          </w:p>
-        </w:tc>
-        <w:tc>
-          <w:tcPr/>
-          <w:p>
-            <w:pPr>
-              <w:pStyle w:val="Compact"/>
-            </w:pPr>
-            <w:r>
-              <w:rPr>
-                <w:rFonts w:hint="eastAsia"/>
-              </w:rPr>
-              <w:t xml:space="preserve">邻居老人</w:t>
-            </w:r>
-          </w:p>
-        </w:tc>
-        <w:tc>
-          <w:tcPr/>
-          <w:p>
-            <w:pPr>
-              <w:pStyle w:val="Compact"/>
-            </w:pPr>
-            <w:r>
-              <w:t xml:space="preserve">70+</w:t>
-            </w:r>
-          </w:p>
-        </w:tc>
-        <w:tc>
-          <w:tcPr/>
-          <w:p>
-            <w:pPr>
-              <w:pStyle w:val="Compact"/>
-            </w:pPr>
-            <w:r>
-              <w:rPr>
-                <w:rFonts w:hint="eastAsia"/>
-              </w:rPr>
-              <w:t xml:space="preserve">爱八卦、热心、身体差</w:t>
-            </w:r>
-          </w:p>
-        </w:tc>
-        <w:tc>
-          <w:tcPr/>
-          <w:p>
-            <w:pPr>
-              <w:pStyle w:val="Compact"/>
-            </w:pPr>
-            <w:r>
-              <w:rPr>
-                <w:rFonts w:hint="eastAsia"/>
-              </w:rPr>
-              <w:t xml:space="preserve">乡村社区的温度</w:t>
-            </w:r>
-          </w:p>
-        </w:tc>
-      </w:tr>
-      <w:tr>
-        <w:tc>
-          <w:tcPr/>
-          <w:p>
-            <w:pPr>
-              <w:pStyle w:val="Compact"/>
-            </w:pPr>
-            <w:r>
-              <w:rPr>
-                <w:rFonts w:hint="eastAsia"/>
-                <w:b/>
-                <w:bCs/>
-              </w:rPr>
               <w:t xml:space="preserve">村长</w:t>
             </w:r>
           </w:p>
@@ -6544,8 +6872,8 @@
         </w:tc>
       </w:tr>
     </w:tbl>
-    <w:bookmarkEnd w:id="38"/>
-    <w:bookmarkStart w:id="39" w:name="次要-npc"/>
+    <w:bookmarkEnd w:id="39"/>
+    <w:bookmarkStart w:id="40" w:name="次要-npc"/>
     <w:p>
       <w:pPr>
         <w:pStyle w:val="Heading3"/>
@@ -6807,9 +7135,9 @@
         </w:pict>
       </w:r>
     </w:p>
-    <w:bookmarkEnd w:id="39"/>
     <w:bookmarkEnd w:id="40"/>
-    <w:bookmarkStart w:id="41" w:name="少年阶段-npc县城"/>
+    <w:bookmarkEnd w:id="41"/>
+    <w:bookmarkStart w:id="42" w:name="少年阶段-npc县城"/>
     <w:p>
       <w:pPr>
         <w:pStyle w:val="Heading2"/>
@@ -6848,8 +7176,8 @@
         </w:pict>
       </w:r>
     </w:p>
-    <w:bookmarkEnd w:id="41"/>
-    <w:bookmarkStart w:id="42" w:name="青年阶段-npc"/>
+    <w:bookmarkEnd w:id="42"/>
+    <w:bookmarkStart w:id="43" w:name="青年阶段-npc"/>
     <w:p>
       <w:pPr>
         <w:pStyle w:val="Heading2"/>
@@ -6885,8 +7213,8 @@
         </w:pict>
       </w:r>
     </w:p>
-    <w:bookmarkEnd w:id="42"/>
-    <w:bookmarkStart w:id="43" w:name="npc-关系度系统"/>
+    <w:bookmarkEnd w:id="43"/>
+    <w:bookmarkStart w:id="44" w:name="npc-关系度系统"/>
     <w:p>
       <w:pPr>
         <w:pStyle w:val="Heading2"/>
@@ -7118,8 +7446,8 @@
         </w:pict>
       </w:r>
     </w:p>
-    <w:bookmarkEnd w:id="43"/>
-    <w:bookmarkStart w:id="44" w:name="对话系统扩展"/>
+    <w:bookmarkEnd w:id="44"/>
+    <w:bookmarkStart w:id="45" w:name="青梅竹马好感度系统"/>
     <w:p>
       <w:pPr>
         <w:pStyle w:val="Heading2"/>
@@ -7128,9 +7456,215 @@
         <w:rPr>
           <w:rFonts w:hint="eastAsia"/>
         </w:rPr>
-        <w:t xml:space="preserve">对话系统扩展</w:t>
-      </w:r>
-    </w:p>
+        <w:t xml:space="preserve">青梅竹马好感度系统</w:t>
+      </w:r>
+    </w:p>
+    <w:p>
+      <w:pPr>
+        <w:pStyle w:val="FirstParagraph"/>
+      </w:pPr>
+      <w:r>
+        <w:rPr>
+          <w:rFonts w:hint="eastAsia"/>
+        </w:rPr>
+        <w:t xml:space="preserve">小英和小凤是主角的两位青梅竹马，好感度贯穿童年→少年→青年三个阶段。</w:t>
+      </w:r>
+    </w:p>
+    <w:tbl>
+      <w:tblPr>
+        <w:tblStyle w:val="Table"/>
+        <w:tblW w:type="pct" w:w="5000"/>
+        <w:tblLayout w:type="fixed"/>
+        <w:tblLook w:firstRow="1" w:lastRow="0" w:firstColumn="0" w:lastColumn="0" w:noHBand="0" w:noVBand="0" w:val="0020"/>
+      </w:tblPr>
+      <w:tblGrid>
+        <w:gridCol w:w="1250"/>
+        <w:gridCol w:w="1875"/>
+        <w:gridCol w:w="2917"/>
+        <w:gridCol w:w="1875"/>
+      </w:tblGrid>
+      <w:tr>
+        <w:trPr>
+          <w:tblHeader w:val="on"/>
+        </w:trPr>
+        <w:tc>
+          <w:tcPr/>
+          <w:p>
+            <w:pPr>
+              <w:pStyle w:val="Compact"/>
+            </w:pPr>
+            <w:r>
+              <w:rPr>
+                <w:rFonts w:hint="eastAsia"/>
+              </w:rPr>
+              <w:t xml:space="preserve">角色</w:t>
+            </w:r>
+          </w:p>
+        </w:tc>
+        <w:tc>
+          <w:tcPr/>
+          <w:p>
+            <w:pPr>
+              <w:pStyle w:val="Compact"/>
+            </w:pPr>
+            <w:r>
+              <w:rPr>
+                <w:rFonts w:hint="eastAsia"/>
+              </w:rPr>
+              <w:t xml:space="preserve">性格类型</w:t>
+            </w:r>
+          </w:p>
+        </w:tc>
+        <w:tc>
+          <w:tcPr/>
+          <w:p>
+            <w:pPr>
+              <w:pStyle w:val="Compact"/>
+            </w:pPr>
+            <w:r>
+              <w:rPr>
+                <w:rFonts w:hint="eastAsia"/>
+              </w:rPr>
+              <w:t xml:space="preserve">好感度提升方向</w:t>
+            </w:r>
+          </w:p>
+        </w:tc>
+        <w:tc>
+          <w:tcPr/>
+          <w:p>
+            <w:pPr>
+              <w:pStyle w:val="Compact"/>
+            </w:pPr>
+            <w:r>
+              <w:rPr>
+                <w:rFonts w:hint="eastAsia"/>
+              </w:rPr>
+              <w:t xml:space="preserve">故事影响</w:t>
+            </w:r>
+          </w:p>
+        </w:tc>
+      </w:tr>
+      <w:tr>
+        <w:tc>
+          <w:tcPr/>
+          <w:p>
+            <w:pPr>
+              <w:pStyle w:val="Compact"/>
+            </w:pPr>
+            <w:r>
+              <w:rPr>
+                <w:rFonts w:hint="eastAsia"/>
+                <w:b/>
+                <w:bCs/>
+              </w:rPr>
+              <w:t xml:space="preserve">小英</w:t>
+            </w:r>
+          </w:p>
+        </w:tc>
+        <w:tc>
+          <w:tcPr/>
+          <w:p>
+            <w:pPr>
+              <w:pStyle w:val="Compact"/>
+            </w:pPr>
+            <w:r>
+              <w:rPr>
+                <w:rFonts w:hint="eastAsia"/>
+              </w:rPr>
+              <w:t xml:space="preserve">安静内敛</w:t>
+            </w:r>
+          </w:p>
+        </w:tc>
+        <w:tc>
+          <w:tcPr/>
+          <w:p>
+            <w:pPr>
+              <w:pStyle w:val="Compact"/>
+            </w:pPr>
+            <w:r>
+              <w:rPr>
+                <w:rFonts w:hint="eastAsia"/>
+              </w:rPr>
+              <w:t xml:space="preserve">安静的陪伴、细腻的关心、一起看小动物</w:t>
+            </w:r>
+          </w:p>
+        </w:tc>
+        <w:tc>
+          <w:tcPr/>
+          <w:p>
+            <w:pPr>
+              <w:pStyle w:val="Compact"/>
+            </w:pPr>
+            <w:r>
+              <w:rPr>
+                <w:rFonts w:hint="eastAsia"/>
+              </w:rPr>
+              <w:t xml:space="preserve">影响”内向成长”线——主角学会安静、观察、共情</w:t>
+            </w:r>
+          </w:p>
+        </w:tc>
+      </w:tr>
+      <w:tr>
+        <w:tc>
+          <w:tcPr/>
+          <w:p>
+            <w:pPr>
+              <w:pStyle w:val="Compact"/>
+            </w:pPr>
+            <w:r>
+              <w:rPr>
+                <w:rFonts w:hint="eastAsia"/>
+                <w:b/>
+                <w:bCs/>
+              </w:rPr>
+              <w:t xml:space="preserve">小凤</w:t>
+            </w:r>
+          </w:p>
+        </w:tc>
+        <w:tc>
+          <w:tcPr/>
+          <w:p>
+            <w:pPr>
+              <w:pStyle w:val="Compact"/>
+            </w:pPr>
+            <w:r>
+              <w:rPr>
+                <w:rFonts w:hint="eastAsia"/>
+              </w:rPr>
+              <w:t xml:space="preserve">泼辣直接</w:t>
+            </w:r>
+          </w:p>
+        </w:tc>
+        <w:tc>
+          <w:tcPr/>
+          <w:p>
+            <w:pPr>
+              <w:pStyle w:val="Compact"/>
+            </w:pPr>
+            <w:r>
+              <w:rPr>
+                <w:rFonts w:hint="eastAsia"/>
+              </w:rPr>
+              <w:t xml:space="preserve">敢于担当、不怕事、关键时刻站在她身边</w:t>
+            </w:r>
+          </w:p>
+        </w:tc>
+        <w:tc>
+          <w:tcPr/>
+          <w:p>
+            <w:pPr>
+              <w:pStyle w:val="Compact"/>
+            </w:pPr>
+            <w:r>
+              <w:rPr>
+                <w:rFonts w:hint="eastAsia"/>
+              </w:rPr>
+              <w:t xml:space="preserve">影响”外向成长”线——主角学会勇敢、保护、担当</w:t>
+            </w:r>
+          </w:p>
+        </w:tc>
+      </w:tr>
+    </w:tbl>
     <w:p>
       <w:pPr>
         <w:pStyle w:val="Compact"/>
@@ -7143,7 +7677,7 @@
         <w:rPr>
           <w:rFonts w:hint="eastAsia"/>
         </w:rPr>
-        <w:t xml:space="preserve">事件对话：核心剧情推进</w:t>
+        <w:t xml:space="preserve">童年阶段的好感度积累会直接影响少年/青年阶段的重逢事件和对话深度</w:t>
       </w:r>
     </w:p>
     <w:p>
@@ -7158,7 +7692,7 @@
         <w:rPr>
           <w:rFonts w:hint="eastAsia"/>
         </w:rPr>
-        <w:t xml:space="preserve">日常对话：每天可聊几次，内容随时间/季节变化</w:t>
+        <w:t xml:space="preserve">两人的路线不是二选一，而是同时推进，但关键选择会偏向一方</w:t>
       </w:r>
     </w:p>
     <w:p>
@@ -7173,16 +7707,27 @@
         <w:rPr>
           <w:rFonts w:hint="eastAsia"/>
         </w:rPr>
-        <w:t xml:space="preserve">闲聊对话：NPC</w:t>
-      </w:r>
-      <w:r>
-        <w:t xml:space="preserve"> </w:t>
-      </w:r>
-      <w:r>
-        <w:rPr>
-          <w:rFonts w:hint="eastAsia"/>
-        </w:rPr>
-        <w:t xml:space="preserve">的重复性对话，但有几种变体</w:t>
+        <w:t xml:space="preserve">好感度影响的不只是对话，还包括游戏故事的进程走向</w:t>
+      </w:r>
+    </w:p>
+    <w:p>
+      <w:r>
+        <w:pict>
+          <v:rect style="width:0;height:1.5pt" o:hralign="center" o:hrstd="t" o:hr="t"/>
+        </w:pict>
+      </w:r>
+    </w:p>
+    <w:bookmarkEnd w:id="45"/>
+    <w:bookmarkStart w:id="46" w:name="对话系统扩展"/>
+    <w:p>
+      <w:pPr>
+        <w:pStyle w:val="Heading2"/>
+      </w:pPr>
+      <w:r>
+        <w:rPr>
+          <w:rFonts w:hint="eastAsia"/>
+        </w:rPr>
+        <w:t xml:space="preserve">对话系统扩展</w:t>
       </w:r>
     </w:p>
     <w:p>
@@ -7190,7 +7735,61 @@
         <w:pStyle w:val="Compact"/>
         <w:numPr>
           <w:ilvl w:val="0"/>
-          <w:numId w:val="1006"/>
+          <w:numId w:val="1007"/>
+        </w:numPr>
+      </w:pPr>
+      <w:r>
+        <w:rPr>
+          <w:rFonts w:hint="eastAsia"/>
+        </w:rPr>
+        <w:t xml:space="preserve">事件对话：核心剧情推进</w:t>
+      </w:r>
+    </w:p>
+    <w:p>
+      <w:pPr>
+        <w:pStyle w:val="Compact"/>
+        <w:numPr>
+          <w:ilvl w:val="0"/>
+          <w:numId w:val="1007"/>
+        </w:numPr>
+      </w:pPr>
+      <w:r>
+        <w:rPr>
+          <w:rFonts w:hint="eastAsia"/>
+        </w:rPr>
+        <w:t xml:space="preserve">日常对话：每天可聊几次，内容随时间/季节变化</w:t>
+      </w:r>
+    </w:p>
+    <w:p>
+      <w:pPr>
+        <w:pStyle w:val="Compact"/>
+        <w:numPr>
+          <w:ilvl w:val="0"/>
+          <w:numId w:val="1007"/>
+        </w:numPr>
+      </w:pPr>
+      <w:r>
+        <w:rPr>
+          <w:rFonts w:hint="eastAsia"/>
+        </w:rPr>
+        <w:t xml:space="preserve">闲聊对话：NPC</w:t>
+      </w:r>
+      <w:r>
+        <w:t xml:space="preserve"> </w:t>
+      </w:r>
+      <w:r>
+        <w:rPr>
+          <w:rFonts w:hint="eastAsia"/>
+        </w:rPr>
+        <w:t xml:space="preserve">的重复性对话，但有几种变体</w:t>
+      </w:r>
+    </w:p>
+    <w:p>
+      <w:pPr>
+        <w:pStyle w:val="Compact"/>
+        <w:numPr>
+          <w:ilvl w:val="0"/>
+          <w:numId w:val="1007"/>
         </w:numPr>
       </w:pPr>
       <w:r>
@@ -7207,9 +7806,9 @@
         </w:pict>
       </w:r>
     </w:p>
-    <w:bookmarkEnd w:id="44"/>
-    <w:bookmarkEnd w:id="45"/>
-    <w:bookmarkStart w:id="53" w:name="场景与世界"/>
+    <w:bookmarkEnd w:id="46"/>
+    <w:bookmarkEnd w:id="47"/>
+    <w:bookmarkStart w:id="55" w:name="场景与世界"/>
     <w:p>
       <w:pPr>
         <w:pStyle w:val="Heading1"/>
@@ -7224,7 +7823,7 @@
         <w:t xml:space="preserve">场景与世界</w:t>
       </w:r>
     </w:p>
-    <w:bookmarkStart w:id="46" w:name="世界地图结构"/>
+    <w:bookmarkStart w:id="48" w:name="世界地图结构"/>
     <w:p>
       <w:pPr>
         <w:pStyle w:val="Heading2"/>
@@ -7437,8 +8036,8 @@
         </w:pict>
       </w:r>
     </w:p>
-    <w:bookmarkEnd w:id="46"/>
-    <w:bookmarkStart w:id="51" w:name="童年阶段场景"/>
+    <w:bookmarkEnd w:id="48"/>
+    <w:bookmarkStart w:id="53" w:name="童年阶段场景"/>
     <w:p>
       <w:pPr>
         <w:pStyle w:val="Heading2"/>
@@ -7450,7 +8049,7 @@
         <w:t xml:space="preserve">童年阶段场景</w:t>
       </w:r>
     </w:p>
-    <w:bookmarkStart w:id="47" w:name="外婆家主基地"/>
+    <w:bookmarkStart w:id="49" w:name="外婆家主基地"/>
     <w:p>
       <w:pPr>
         <w:pStyle w:val="Heading3"/>
@@ -7764,8 +8363,8 @@
         <w:t xml:space="preserve">：红砖旧瓦房，木梁架，门前有水井或水龙头，土鸡在院子里走。</w:t>
       </w:r>
     </w:p>
-    <w:bookmarkEnd w:id="47"/>
-    <w:bookmarkStart w:id="48" w:name="村庄"/>
+    <w:bookmarkEnd w:id="49"/>
+    <w:bookmarkStart w:id="50" w:name="村庄"/>
     <w:p>
       <w:pPr>
         <w:pStyle w:val="Heading3"/>
@@ -8018,8 +8617,8 @@
         </w:tc>
       </w:tr>
     </w:tbl>
-    <w:bookmarkEnd w:id="48"/>
-    <w:bookmarkStart w:id="49" w:name="鱼塘与果园外公的产业"/>
+    <w:bookmarkEnd w:id="50"/>
+    <w:bookmarkStart w:id="51" w:name="鱼塘与果园外公的产业"/>
     <w:p>
       <w:pPr>
         <w:pStyle w:val="Heading3"/>
@@ -8358,8 +8957,8 @@
         </w:tc>
       </w:tr>
     </w:tbl>
-    <w:bookmarkEnd w:id="49"/>
-    <w:bookmarkStart w:id="50" w:name="集市附近小镇"/>
+    <w:bookmarkEnd w:id="51"/>
+    <w:bookmarkStart w:id="52" w:name="集市附近小镇"/>
     <w:p>
       <w:pPr>
         <w:pStyle w:val="Heading3"/>
@@ -8528,9 +9127,9 @@
         </w:pict>
       </w:r>
     </w:p>
-    <w:bookmarkEnd w:id="50"/>
-    <w:bookmarkEnd w:id="51"/>
-    <w:bookmarkStart w:id="52" w:name="少年阶段场景待补充"/>
+    <w:bookmarkEnd w:id="52"/>
+    <w:bookmarkEnd w:id="53"/>
+    <w:bookmarkStart w:id="54" w:name="少年阶段场景待补充"/>
     <w:p>
       <w:pPr>
         <w:pStyle w:val="Heading2"/>
@@ -8547,7 +9146,7 @@
         <w:pStyle w:val="Compact"/>
         <w:numPr>
           <w:ilvl w:val="0"/>
-          <w:numId w:val="1007"/>
+          <w:numId w:val="1008"/>
         </w:numPr>
       </w:pPr>
       <w:r>
@@ -8562,7 +9161,7 @@
         <w:pStyle w:val="Compact"/>
         <w:numPr>
           <w:ilvl w:val="0"/>
-          <w:numId w:val="1007"/>
+          <w:numId w:val="1008"/>
         </w:numPr>
       </w:pPr>
       <w:r>
@@ -8577,7 +9176,7 @@
         <w:pStyle w:val="Compact"/>
         <w:numPr>
           <w:ilvl w:val="0"/>
-          <w:numId w:val="1007"/>
+          <w:numId w:val="1008"/>
         </w:numPr>
       </w:pPr>
       <w:r>
@@ -8594,9 +9193,9 @@
         </w:pict>
       </w:r>
     </w:p>
-    <w:bookmarkEnd w:id="52"/>
-    <w:bookmarkEnd w:id="53"/>
-    <w:bookmarkStart w:id="62" w:name="模拟经营"/>
+    <w:bookmarkEnd w:id="54"/>
+    <w:bookmarkEnd w:id="55"/>
+    <w:bookmarkStart w:id="64" w:name="模拟经营"/>
     <w:p>
       <w:pPr>
         <w:pStyle w:val="Heading1"/>
@@ -8611,7 +9210,7 @@
         <w:t xml:space="preserve">模拟经营</w:t>
       </w:r>
     </w:p>
-    <w:bookmarkStart w:id="54" w:name="经营系统的定位"/>
+    <w:bookmarkStart w:id="56" w:name="经营系统的定位"/>
     <w:p>
       <w:pPr>
         <w:pStyle w:val="Heading2"/>
@@ -8655,8 +9254,8 @@
         </w:pict>
       </w:r>
     </w:p>
-    <w:bookmarkEnd w:id="54"/>
-    <w:bookmarkStart w:id="59" w:name="童年阶段的经营活动"/>
+    <w:bookmarkEnd w:id="56"/>
+    <w:bookmarkStart w:id="61" w:name="童年阶段的经营活动"/>
     <w:p>
       <w:pPr>
         <w:pStyle w:val="Heading2"/>
@@ -8668,7 +9267,7 @@
         <w:t xml:space="preserve">童年阶段的”经营”活动</w:t>
       </w:r>
     </w:p>
-    <w:bookmarkStart w:id="55" w:name="家务类外婆牵头"/>
+    <w:bookmarkStart w:id="57" w:name="家务类外婆牵头"/>
     <w:p>
       <w:pPr>
         <w:pStyle w:val="Heading3"/>
@@ -9012,8 +9611,8 @@
         </w:tc>
       </w:tr>
     </w:tbl>
-    <w:bookmarkEnd w:id="55"/>
-    <w:bookmarkStart w:id="56" w:name="鱼塘养猪类外公牵头"/>
+    <w:bookmarkEnd w:id="57"/>
+    <w:bookmarkStart w:id="58" w:name="鱼塘养猪类外公牵头"/>
     <w:p>
       <w:pPr>
         <w:pStyle w:val="Heading3"/>
@@ -9487,8 +10086,8 @@
         </w:tc>
       </w:tr>
     </w:tbl>
-    <w:bookmarkEnd w:id="56"/>
-    <w:bookmarkStart w:id="57" w:name="果林类外公舅舅牵头"/>
+    <w:bookmarkEnd w:id="58"/>
+    <w:bookmarkStart w:id="59" w:name="果林类外公舅舅牵头"/>
     <w:p>
       <w:pPr>
         <w:pStyle w:val="Heading3"/>
@@ -9713,8 +10312,8 @@
         </w:tc>
       </w:tr>
     </w:tbl>
-    <w:bookmarkEnd w:id="57"/>
-    <w:bookmarkStart w:id="58" w:name="大表哥事件周末节假日触发"/>
+    <w:bookmarkEnd w:id="59"/>
+    <w:bookmarkStart w:id="60" w:name="大表哥事件周末节假日触发"/>
     <w:p>
       <w:pPr>
         <w:pStyle w:val="Heading3"/>
@@ -10066,9 +10665,9 @@
         </w:pict>
       </w:r>
     </w:p>
-    <w:bookmarkEnd w:id="58"/>
-    <w:bookmarkEnd w:id="59"/>
-    <w:bookmarkStart w:id="60" w:name="少年阶段的经营活动"/>
+    <w:bookmarkEnd w:id="60"/>
+    <w:bookmarkEnd w:id="61"/>
+    <w:bookmarkStart w:id="62" w:name="少年阶段的经营活动"/>
     <w:p>
       <w:pPr>
         <w:pStyle w:val="Heading2"/>
@@ -10293,8 +10892,8 @@
         </w:pict>
       </w:r>
     </w:p>
-    <w:bookmarkEnd w:id="60"/>
-    <w:bookmarkStart w:id="61" w:name="经营活动的呈现方式"/>
+    <w:bookmarkEnd w:id="62"/>
+    <w:bookmarkStart w:id="63" w:name="经营活动的呈现方式"/>
     <w:p>
       <w:pPr>
         <w:pStyle w:val="Heading2"/>
@@ -10322,7 +10921,7 @@
         <w:pStyle w:val="Compact"/>
         <w:numPr>
           <w:ilvl w:val="0"/>
-          <w:numId w:val="1008"/>
+          <w:numId w:val="1009"/>
         </w:numPr>
       </w:pPr>
       <w:r>
@@ -10351,7 +10950,7 @@
         <w:pStyle w:val="Compact"/>
         <w:numPr>
           <w:ilvl w:val="0"/>
-          <w:numId w:val="1008"/>
+          <w:numId w:val="1009"/>
         </w:numPr>
       </w:pPr>
       <w:r>
@@ -10366,7 +10965,7 @@
         <w:pStyle w:val="Compact"/>
         <w:numPr>
           <w:ilvl w:val="0"/>
-          <w:numId w:val="1008"/>
+          <w:numId w:val="1009"/>
         </w:numPr>
       </w:pPr>
       <w:r>
@@ -10392,9 +10991,9 @@
         </w:pict>
       </w:r>
     </w:p>
-    <w:bookmarkEnd w:id="61"/>
-    <w:bookmarkEnd w:id="62"/>
-    <w:bookmarkStart w:id="68" w:name="美术与-ui"/>
+    <w:bookmarkEnd w:id="63"/>
+    <w:bookmarkEnd w:id="64"/>
+    <w:bookmarkStart w:id="70" w:name="美术与-ui"/>
     <w:p>
       <w:pPr>
         <w:pStyle w:val="Heading1"/>
@@ -10412,7 +11011,7 @@
         <w:t xml:space="preserve"> UI</w:t>
       </w:r>
     </w:p>
-    <w:bookmarkStart w:id="65" w:name="视觉风格"/>
+    <w:bookmarkStart w:id="67" w:name="视觉风格"/>
     <w:p>
       <w:pPr>
         <w:pStyle w:val="Heading2"/>
@@ -10453,7 +11052,7 @@
         <w:t xml:space="preserve"> Then》《The Last Night》《REPLACED》。</w:t>
       </w:r>
     </w:p>
-    <w:bookmarkStart w:id="63" w:name="核心视觉特征"/>
+    <w:bookmarkStart w:id="65" w:name="核心视觉特征"/>
     <w:p>
       <w:pPr>
         <w:pStyle w:val="Heading3"/>
@@ -10686,8 +11285,8 @@
         </w:tc>
       </w:tr>
     </w:tbl>
-    <w:bookmarkEnd w:id="63"/>
-    <w:bookmarkStart w:id="64" w:name="色板建议"/>
+    <w:bookmarkEnd w:id="65"/>
+    <w:bookmarkStart w:id="66" w:name="色板建议"/>
     <w:p>
       <w:pPr>
         <w:pStyle w:val="Heading3"/>
@@ -10970,9 +11569,9 @@
         </w:pict>
       </w:r>
     </w:p>
-    <w:bookmarkEnd w:id="64"/>
-    <w:bookmarkEnd w:id="65"/>
-    <w:bookmarkStart w:id="67" w:name="ui-布局"/>
+    <w:bookmarkEnd w:id="66"/>
+    <w:bookmarkEnd w:id="67"/>
+    <w:bookmarkStart w:id="69" w:name="ui-布局"/>
     <w:p>
       <w:pPr>
         <w:pStyle w:val="Heading2"/>
@@ -10987,7 +11586,7 @@
         <w:t xml:space="preserve">布局</w:t>
       </w:r>
     </w:p>
-    <w:bookmarkStart w:id="66" w:name="游戏中的-ui"/>
+    <w:bookmarkStart w:id="68" w:name="游戏中的-ui"/>
     <w:p>
       <w:pPr>
         <w:pStyle w:val="Heading3"/>
@@ -11169,7 +11768,7 @@
         <w:pStyle w:val="Compact"/>
         <w:numPr>
           <w:ilvl w:val="0"/>
-          <w:numId w:val="1009"/>
+          <w:numId w:val="1010"/>
         </w:numPr>
       </w:pPr>
       <w:r>
@@ -11184,7 +11783,7 @@
         <w:pStyle w:val="Compact"/>
         <w:numPr>
           <w:ilvl w:val="0"/>
-          <w:numId w:val="1009"/>
+          <w:numId w:val="1010"/>
         </w:numPr>
       </w:pPr>
       <w:r>
@@ -11199,7 +11798,7 @@
         <w:pStyle w:val="Compact"/>
         <w:numPr>
           <w:ilvl w:val="0"/>
-          <w:numId w:val="1009"/>
+          <w:numId w:val="1010"/>
         </w:numPr>
       </w:pPr>
       <w:r>
@@ -11216,10 +11815,10 @@
         </w:pict>
       </w:r>
     </w:p>
-    <w:bookmarkEnd w:id="66"/>
-    <w:bookmarkEnd w:id="67"/>
     <w:bookmarkEnd w:id="68"/>
-    <w:bookmarkStart w:id="72" w:name="时间系统"/>
+    <w:bookmarkEnd w:id="69"/>
+    <w:bookmarkEnd w:id="70"/>
+    <w:bookmarkStart w:id="74" w:name="时间系统"/>
     <w:p>
       <w:pPr>
         <w:pStyle w:val="Heading1"/>
@@ -11234,7 +11833,7 @@
         <w:t xml:space="preserve">时间系统</w:t>
       </w:r>
     </w:p>
-    <w:bookmarkStart w:id="69" w:name="时间单位"/>
+    <w:bookmarkStart w:id="71" w:name="时间单位"/>
     <w:p>
       <w:pPr>
         <w:pStyle w:val="Heading2"/>
@@ -11450,8 +12049,8 @@
         </w:pict>
       </w:r>
     </w:p>
-    <w:bookmarkEnd w:id="69"/>
-    <w:bookmarkStart w:id="70" w:name="一天的时间段"/>
+    <w:bookmarkEnd w:id="71"/>
+    <w:bookmarkStart w:id="72" w:name="一天的时间段"/>
     <w:p>
       <w:pPr>
         <w:pStyle w:val="Heading2"/>
@@ -11775,8 +12374,8 @@
         </w:pict>
       </w:r>
     </w:p>
-    <w:bookmarkEnd w:id="70"/>
-    <w:bookmarkStart w:id="71" w:name="季节系统"/>
+    <w:bookmarkEnd w:id="72"/>
+    <w:bookmarkStart w:id="73" w:name="季节系统"/>
     <w:p>
       <w:pPr>
         <w:pStyle w:val="Heading2"/>
@@ -12085,9 +12684,9 @@
         </w:pict>
       </w:r>
     </w:p>
-    <w:bookmarkEnd w:id="71"/>
-    <w:bookmarkEnd w:id="72"/>
-    <w:bookmarkStart w:id="74" w:name="技术设计"/>
+    <w:bookmarkEnd w:id="73"/>
+    <w:bookmarkEnd w:id="74"/>
+    <w:bookmarkStart w:id="76" w:name="技术设计"/>
     <w:p>
       <w:pPr>
         <w:pStyle w:val="Heading1"/>
@@ -12102,7 +12701,7 @@
         <w:t xml:space="preserve">技术设计</w:t>
       </w:r>
     </w:p>
-    <w:bookmarkStart w:id="73" w:name="存档系统"/>
+    <w:bookmarkStart w:id="75" w:name="存档系统"/>
     <w:p>
       <w:pPr>
         <w:pStyle w:val="Heading2"/>
@@ -12358,9 +12957,9 @@
         </w:pict>
       </w:r>
     </w:p>
-    <w:bookmarkEnd w:id="73"/>
-    <w:bookmarkEnd w:id="74"/>
-    <w:bookmarkStart w:id="138" w:name="人物档案"/>
+    <w:bookmarkEnd w:id="75"/>
+    <w:bookmarkEnd w:id="76"/>
+    <w:bookmarkStart w:id="140" w:name="人物档案"/>
     <w:p>
       <w:pPr>
         <w:pStyle w:val="Heading1"/>
@@ -12372,7 +12971,7 @@
         <w:t xml:space="preserve">人物档案</w:t>
       </w:r>
     </w:p>
-    <w:bookmarkStart w:id="83" w:name="外婆"/>
+    <w:bookmarkStart w:id="85" w:name="外婆"/>
     <w:p>
       <w:pPr>
         <w:pStyle w:val="Heading2"/>
@@ -12384,7 +12983,7 @@
         <w:t xml:space="preserve">外婆</w:t>
       </w:r>
     </w:p>
-    <w:bookmarkStart w:id="75" w:name="基本信息"/>
+    <w:bookmarkStart w:id="77" w:name="基本信息"/>
     <w:p>
       <w:pPr>
         <w:pStyle w:val="Heading3"/>
@@ -12533,8 +13132,8 @@
         </w:tc>
       </w:tr>
     </w:tbl>
-    <w:bookmarkEnd w:id="75"/>
-    <w:bookmarkStart w:id="76" w:name="人物小传"/>
+    <w:bookmarkEnd w:id="77"/>
+    <w:bookmarkStart w:id="78" w:name="人物小传"/>
     <w:p>
       <w:pPr>
         <w:pStyle w:val="Heading3"/>
@@ -12590,8 +13189,8 @@
         <w:t xml:space="preserve">她对主角是真心疼的。这个孩子不是自己生的，但来了就是自己家的。她会偷偷给主角塞零食，会在其他大人不在的时候多说几句贴心话。但她的精力有限，要操心的事情太多，有时候顾不上主角的情绪——不是不关心，是真的忙不过来。</w:t>
       </w:r>
     </w:p>
-    <w:bookmarkEnd w:id="76"/>
-    <w:bookmarkStart w:id="77" w:name="性格特点"/>
+    <w:bookmarkEnd w:id="78"/>
+    <w:bookmarkStart w:id="79" w:name="性格特点"/>
     <w:p>
       <w:pPr>
         <w:pStyle w:val="Heading3"/>
@@ -12601,129 +13200,6 @@
           <w:rFonts w:hint="eastAsia"/>
         </w:rPr>
         <w:t xml:space="preserve">性格特点</w:t>
-      </w:r>
-    </w:p>
-    <w:p>
-      <w:pPr>
-        <w:pStyle w:val="Compact"/>
-        <w:numPr>
-          <w:ilvl w:val="0"/>
-          <w:numId w:val="1010"/>
-        </w:numPr>
-      </w:pPr>
-      <w:r>
-        <w:rPr>
-          <w:rFonts w:hint="eastAsia"/>
-          <w:b/>
-          <w:bCs/>
-        </w:rPr>
-        <w:t xml:space="preserve">温和絮叨</w:t>
-      </w:r>
-      <w:r>
-        <w:rPr>
-          <w:rFonts w:hint="eastAsia"/>
-        </w:rPr>
-        <w:t xml:space="preserve">：嘴上总在说”吃饱了没有”</w:t>
-      </w:r>
-      <w:r>
-        <w:rPr>
-          <w:rFonts w:hint="eastAsia"/>
-        </w:rPr>
-        <w:t xml:space="preserve">“多穿点”</w:t>
-      </w:r>
-      <w:r>
-        <w:rPr>
-          <w:rFonts w:hint="eastAsia"/>
-        </w:rPr>
-        <w:t xml:space="preserve">“别跑太快”</w:t>
-      </w:r>
-      <w:r>
-        <w:rPr>
-          <w:rFonts w:hint="eastAsia"/>
-        </w:rPr>
-        <w:t xml:space="preserve">，是那种用唠叨表达爱的人</w:t>
-      </w:r>
-    </w:p>
-    <w:p>
-      <w:pPr>
-        <w:pStyle w:val="Compact"/>
-        <w:numPr>
-          <w:ilvl w:val="0"/>
-          <w:numId w:val="1010"/>
-        </w:numPr>
-      </w:pPr>
-      <w:r>
-        <w:rPr>
-          <w:rFonts w:hint="eastAsia"/>
-          <w:b/>
-          <w:bCs/>
-        </w:rPr>
-        <w:t xml:space="preserve">传统</w:t>
-      </w:r>
-      <w:r>
-        <w:rPr>
-          <w:rFonts w:hint="eastAsia"/>
-        </w:rPr>
-        <w:t xml:space="preserve">：信老规矩，逢年过节该拜的拜、该做的做，年例的时候她比谁都认真</w:t>
-      </w:r>
-    </w:p>
-    <w:p>
-      <w:pPr>
-        <w:pStyle w:val="Compact"/>
-        <w:numPr>
-          <w:ilvl w:val="0"/>
-          <w:numId w:val="1010"/>
-        </w:numPr>
-      </w:pPr>
-      <w:r>
-        <w:rPr>
-          <w:rFonts w:hint="eastAsia"/>
-          <w:b/>
-          <w:bCs/>
-        </w:rPr>
-        <w:t xml:space="preserve">有耐心</w:t>
-      </w:r>
-      <w:r>
-        <w:rPr>
-          <w:rFonts w:hint="eastAsia"/>
-        </w:rPr>
-        <w:t xml:space="preserve">：对几个孩子都很包容，不打不骂，最多叹口气</w:t>
-      </w:r>
-    </w:p>
-    <w:p>
-      <w:pPr>
-        <w:pStyle w:val="Compact"/>
-        <w:numPr>
-          <w:ilvl w:val="0"/>
-          <w:numId w:val="1010"/>
-        </w:numPr>
-      </w:pPr>
-      <w:r>
-        <w:rPr>
-          <w:rFonts w:hint="eastAsia"/>
-          <w:b/>
-          <w:bCs/>
-        </w:rPr>
-        <w:t xml:space="preserve">隐忍</w:t>
-      </w:r>
-      <w:r>
-        <w:rPr>
-          <w:rFonts w:hint="eastAsia"/>
-        </w:rPr>
-        <w:t xml:space="preserve">：家里的难处她都知道——舅舅的心灰、舅妈的辛苦、外公的沉默——但她不说破，默默撑着</w:t>
-      </w:r>
-    </w:p>
-    <w:bookmarkEnd w:id="77"/>
-    <w:bookmarkStart w:id="78" w:name="说话方式"/>
-    <w:p>
-      <w:pPr>
-        <w:pStyle w:val="Heading3"/>
-      </w:pPr>
-      <w:r>
-        <w:rPr>
-          <w:rFonts w:hint="eastAsia"/>
-        </w:rPr>
-        <w:t xml:space="preserve">说话方式</w:t>
       </w:r>
     </w:p>
     <w:p>
@@ -12737,8 +13213,34 @@
       <w:r>
         <w:rPr>
           <w:rFonts w:hint="eastAsia"/>
-        </w:rPr>
-        <w:t xml:space="preserve">语速慢，带着茂名白话的腔调</w:t>
+          <w:b/>
+          <w:bCs/>
+        </w:rPr>
+        <w:t xml:space="preserve">温和絮叨</w:t>
+      </w:r>
+      <w:r>
+        <w:rPr>
+          <w:rFonts w:hint="eastAsia"/>
+        </w:rPr>
+        <w:t xml:space="preserve">：嘴上总在说”吃饱了没有”</w:t>
+      </w:r>
+      <w:r>
+        <w:rPr>
+          <w:rFonts w:hint="eastAsia"/>
+        </w:rPr>
+        <w:t xml:space="preserve">“多穿点”</w:t>
+      </w:r>
+      <w:r>
+        <w:rPr>
+          <w:rFonts w:hint="eastAsia"/>
+        </w:rPr>
+        <w:t xml:space="preserve">“别跑太快”</w:t>
+      </w:r>
+      <w:r>
+        <w:rPr>
+          <w:rFonts w:hint="eastAsia"/>
+        </w:rPr>
+        <w:t xml:space="preserve">，是那种用唠叨表达爱的人</w:t>
       </w:r>
     </w:p>
     <w:p>
@@ -12752,26 +13254,16 @@
       <w:r>
         <w:rPr>
           <w:rFonts w:hint="eastAsia"/>
-        </w:rPr>
-        <w:t xml:space="preserve">口头禅：</w:t>
-      </w:r>
-      <w:r>
-        <w:rPr>
-          <w:rFonts w:hint="eastAsia"/>
-        </w:rPr>
-        <w:t xml:space="preserve">“乖孙”</w:t>
-      </w:r>
-      <w:r>
-        <w:rPr>
-          <w:rFonts w:hint="eastAsia"/>
-        </w:rPr>
-        <w:t xml:space="preserve">“食咗饭未啊”</w:t>
-      </w:r>
-      <w:r>
-        <w:rPr>
-          <w:rFonts w:hint="eastAsia"/>
-        </w:rPr>
-        <w:t xml:space="preserve">（吃了没有）</w:t>
+          <w:b/>
+          <w:bCs/>
+        </w:rPr>
+        <w:t xml:space="preserve">传统</w:t>
+      </w:r>
+      <w:r>
+        <w:rPr>
+          <w:rFonts w:hint="eastAsia"/>
+        </w:rPr>
+        <w:t xml:space="preserve">：信老规矩，逢年过节该拜的拜、该做的做，年例的时候她比谁都认真</w:t>
       </w:r>
     </w:p>
     <w:p>
@@ -12785,8 +13277,16 @@
       <w:r>
         <w:rPr>
           <w:rFonts w:hint="eastAsia"/>
-        </w:rPr>
-        <w:t xml:space="preserve">对主角的称呼随心情变：叫名字、叫”乖孙”、叫”细佬仔”（小孩子）</w:t>
+          <w:b/>
+          <w:bCs/>
+        </w:rPr>
+        <w:t xml:space="preserve">有耐心</w:t>
+      </w:r>
+      <w:r>
+        <w:rPr>
+          <w:rFonts w:hint="eastAsia"/>
+        </w:rPr>
+        <w:t xml:space="preserve">：对几个孩子都很包容，不打不骂，最多叹口气</w:t>
       </w:r>
     </w:p>
     <w:p>
@@ -12800,12 +13300,111 @@
       <w:r>
         <w:rPr>
           <w:rFonts w:hint="eastAsia"/>
+          <w:b/>
+          <w:bCs/>
+        </w:rPr>
+        <w:t xml:space="preserve">隐忍</w:t>
+      </w:r>
+      <w:r>
+        <w:rPr>
+          <w:rFonts w:hint="eastAsia"/>
+        </w:rPr>
+        <w:t xml:space="preserve">：家里的难处她都知道——舅舅的心灰、舅妈的辛苦、外公的沉默——但她不说破，默默撑着</w:t>
+      </w:r>
+    </w:p>
+    <w:bookmarkEnd w:id="79"/>
+    <w:bookmarkStart w:id="80" w:name="说话方式"/>
+    <w:p>
+      <w:pPr>
+        <w:pStyle w:val="Heading3"/>
+      </w:pPr>
+      <w:r>
+        <w:rPr>
+          <w:rFonts w:hint="eastAsia"/>
+        </w:rPr>
+        <w:t xml:space="preserve">说话方式</w:t>
+      </w:r>
+    </w:p>
+    <w:p>
+      <w:pPr>
+        <w:pStyle w:val="Compact"/>
+        <w:numPr>
+          <w:ilvl w:val="0"/>
+          <w:numId w:val="1012"/>
+        </w:numPr>
+      </w:pPr>
+      <w:r>
+        <w:rPr>
+          <w:rFonts w:hint="eastAsia"/>
+        </w:rPr>
+        <w:t xml:space="preserve">语速慢，带着茂名白话的腔调</w:t>
+      </w:r>
+    </w:p>
+    <w:p>
+      <w:pPr>
+        <w:pStyle w:val="Compact"/>
+        <w:numPr>
+          <w:ilvl w:val="0"/>
+          <w:numId w:val="1012"/>
+        </w:numPr>
+      </w:pPr>
+      <w:r>
+        <w:rPr>
+          <w:rFonts w:hint="eastAsia"/>
+        </w:rPr>
+        <w:t xml:space="preserve">口头禅：</w:t>
+      </w:r>
+      <w:r>
+        <w:rPr>
+          <w:rFonts w:hint="eastAsia"/>
+        </w:rPr>
+        <w:t xml:space="preserve">“乖孙”</w:t>
+      </w:r>
+      <w:r>
+        <w:rPr>
+          <w:rFonts w:hint="eastAsia"/>
+        </w:rPr>
+        <w:t xml:space="preserve">“食咗饭未啊”</w:t>
+      </w:r>
+      <w:r>
+        <w:rPr>
+          <w:rFonts w:hint="eastAsia"/>
+        </w:rPr>
+        <w:t xml:space="preserve">（吃了没有）</w:t>
+      </w:r>
+    </w:p>
+    <w:p>
+      <w:pPr>
+        <w:pStyle w:val="Compact"/>
+        <w:numPr>
+          <w:ilvl w:val="0"/>
+          <w:numId w:val="1012"/>
+        </w:numPr>
+      </w:pPr>
+      <w:r>
+        <w:rPr>
+          <w:rFonts w:hint="eastAsia"/>
+        </w:rPr>
+        <w:t xml:space="preserve">对主角的称呼随心情变：叫名字、叫”乖孙”、叫”细佬仔”（小孩子）</w:t>
+      </w:r>
+    </w:p>
+    <w:p>
+      <w:pPr>
+        <w:pStyle w:val="Compact"/>
+        <w:numPr>
+          <w:ilvl w:val="0"/>
+          <w:numId w:val="1012"/>
+        </w:numPr>
+      </w:pPr>
+      <w:r>
+        <w:rPr>
+          <w:rFonts w:hint="eastAsia"/>
         </w:rPr>
         <w:t xml:space="preserve">偶尔冒出一两句老话、谚语</w:t>
       </w:r>
     </w:p>
-    <w:bookmarkEnd w:id="78"/>
-    <w:bookmarkStart w:id="79" w:name="与女儿主角妈妈的感情"/>
+    <w:bookmarkEnd w:id="80"/>
+    <w:bookmarkStart w:id="81" w:name="与女儿主角妈妈的感情"/>
     <w:p>
       <w:pPr>
         <w:pStyle w:val="Heading3"/>
@@ -12861,8 +13460,8 @@
         <w:t xml:space="preserve">她对主角的好，有一部分是对女儿的牵挂——你照顾好她的孩子，就是帮了她最大的忙。主角是外婆和女儿之间的情感纽带，外婆照顾主角，某种程度上也是在替女儿尽母亲的责任。</w:t>
       </w:r>
     </w:p>
-    <w:bookmarkEnd w:id="79"/>
-    <w:bookmarkStart w:id="80" w:name="与主角的关系"/>
+    <w:bookmarkEnd w:id="81"/>
+    <w:bookmarkStart w:id="82" w:name="与主角的关系"/>
     <w:p>
       <w:pPr>
         <w:pStyle w:val="Heading3"/>
@@ -13025,8 +13624,8 @@
         <w:t xml:space="preserve">外婆是主角在乡下最先建立情感联系的人。她不会说什么大道理，但她的存在本身就是一种安全感。</w:t>
       </w:r>
     </w:p>
-    <w:bookmarkEnd w:id="80"/>
-    <w:bookmarkStart w:id="81" w:name="参与事件"/>
+    <w:bookmarkEnd w:id="82"/>
+    <w:bookmarkStart w:id="83" w:name="参与事件"/>
     <w:p>
       <w:pPr>
         <w:pStyle w:val="Heading3"/>
@@ -13036,79 +13635,6 @@
           <w:rFonts w:hint="eastAsia"/>
         </w:rPr>
         <w:t xml:space="preserve">参与事件</w:t>
-      </w:r>
-    </w:p>
-    <w:p>
-      <w:pPr>
-        <w:pStyle w:val="Compact"/>
-        <w:numPr>
-          <w:ilvl w:val="0"/>
-          <w:numId w:val="1012"/>
-        </w:numPr>
-      </w:pPr>
-      <w:r>
-        <w:rPr>
-          <w:rFonts w:hint="eastAsia"/>
-        </w:rPr>
-        <w:t xml:space="preserve">择菜、做饭、赶集（日常活动）</w:t>
-      </w:r>
-    </w:p>
-    <w:p>
-      <w:pPr>
-        <w:pStyle w:val="Compact"/>
-        <w:numPr>
-          <w:ilvl w:val="0"/>
-          <w:numId w:val="1012"/>
-        </w:numPr>
-      </w:pPr>
-      <w:r>
-        <w:rPr>
-          <w:rFonts w:hint="eastAsia"/>
-        </w:rPr>
-        <w:t xml:space="preserve">年例准备（拜神、备菜）</w:t>
-      </w:r>
-    </w:p>
-    <w:p>
-      <w:pPr>
-        <w:pStyle w:val="Compact"/>
-        <w:numPr>
-          <w:ilvl w:val="0"/>
-          <w:numId w:val="1012"/>
-        </w:numPr>
-      </w:pPr>
-      <w:r>
-        <w:rPr>
-          <w:rFonts w:hint="eastAsia"/>
-        </w:rPr>
-        <w:t xml:space="preserve">台风天（关窗、收东西）</w:t>
-      </w:r>
-    </w:p>
-    <w:p>
-      <w:pPr>
-        <w:pStyle w:val="Compact"/>
-        <w:numPr>
-          <w:ilvl w:val="0"/>
-          <w:numId w:val="1012"/>
-        </w:numPr>
-      </w:pPr>
-      <w:r>
-        <w:rPr>
-          <w:rFonts w:hint="eastAsia"/>
-        </w:rPr>
-        <w:t xml:space="preserve">主角想家时的安慰事件</w:t>
-      </w:r>
-    </w:p>
-    <w:bookmarkEnd w:id="81"/>
-    <w:bookmarkStart w:id="82" w:name="视觉设计参考"/>
-    <w:p>
-      <w:pPr>
-        <w:pStyle w:val="Heading3"/>
-      </w:pPr>
-      <w:r>
-        <w:rPr>
-          <w:rFonts w:hint="eastAsia"/>
-        </w:rPr>
-        <w:t xml:space="preserve">视觉设计参考</w:t>
       </w:r>
     </w:p>
     <w:p>
@@ -13123,7 +13649,7 @@
         <w:rPr>
           <w:rFonts w:hint="eastAsia"/>
         </w:rPr>
-        <w:t xml:space="preserve">穿着：深色碎花布衫、黑布裤、塑料拖鞋</w:t>
+        <w:t xml:space="preserve">择菜、做饭、赶集（日常活动）</w:t>
       </w:r>
     </w:p>
     <w:p>
@@ -13138,7 +13664,7 @@
         <w:rPr>
           <w:rFonts w:hint="eastAsia"/>
         </w:rPr>
-        <w:t xml:space="preserve">体态：微驼背、走不快、手上有老茧</w:t>
+        <w:t xml:space="preserve">年例准备（拜神、备菜）</w:t>
       </w:r>
     </w:p>
     <w:p>
@@ -13153,6 +13679,79 @@
         <w:rPr>
           <w:rFonts w:hint="eastAsia"/>
         </w:rPr>
+        <w:t xml:space="preserve">台风天（关窗、收东西）</w:t>
+      </w:r>
+    </w:p>
+    <w:p>
+      <w:pPr>
+        <w:pStyle w:val="Compact"/>
+        <w:numPr>
+          <w:ilvl w:val="0"/>
+          <w:numId w:val="1013"/>
+        </w:numPr>
+      </w:pPr>
+      <w:r>
+        <w:rPr>
+          <w:rFonts w:hint="eastAsia"/>
+        </w:rPr>
+        <w:t xml:space="preserve">主角想家时的安慰事件</w:t>
+      </w:r>
+    </w:p>
+    <w:bookmarkEnd w:id="83"/>
+    <w:bookmarkStart w:id="84" w:name="视觉设计参考"/>
+    <w:p>
+      <w:pPr>
+        <w:pStyle w:val="Heading3"/>
+      </w:pPr>
+      <w:r>
+        <w:rPr>
+          <w:rFonts w:hint="eastAsia"/>
+        </w:rPr>
+        <w:t xml:space="preserve">视觉设计参考</w:t>
+      </w:r>
+    </w:p>
+    <w:p>
+      <w:pPr>
+        <w:pStyle w:val="Compact"/>
+        <w:numPr>
+          <w:ilvl w:val="0"/>
+          <w:numId w:val="1014"/>
+        </w:numPr>
+      </w:pPr>
+      <w:r>
+        <w:rPr>
+          <w:rFonts w:hint="eastAsia"/>
+        </w:rPr>
+        <w:t xml:space="preserve">穿着：深色碎花布衫、黑布裤、塑料拖鞋</w:t>
+      </w:r>
+    </w:p>
+    <w:p>
+      <w:pPr>
+        <w:pStyle w:val="Compact"/>
+        <w:numPr>
+          <w:ilvl w:val="0"/>
+          <w:numId w:val="1014"/>
+        </w:numPr>
+      </w:pPr>
+      <w:r>
+        <w:rPr>
+          <w:rFonts w:hint="eastAsia"/>
+        </w:rPr>
+        <w:t xml:space="preserve">体态：微驼背、走不快、手上有老茧</w:t>
+      </w:r>
+    </w:p>
+    <w:p>
+      <w:pPr>
+        <w:pStyle w:val="Compact"/>
+        <w:numPr>
+          <w:ilvl w:val="0"/>
+          <w:numId w:val="1014"/>
+        </w:numPr>
+      </w:pPr>
+      <w:r>
+        <w:rPr>
+          <w:rFonts w:hint="eastAsia"/>
+        </w:rPr>
         <w:t xml:space="preserve">表情：大部分时候是慈祥的笑，偶尔叹气时眉头微皱</w:t>
       </w:r>
     </w:p>
@@ -13163,9 +13762,9 @@
         </w:pict>
       </w:r>
     </w:p>
-    <w:bookmarkEnd w:id="82"/>
-    <w:bookmarkEnd w:id="83"/>
-    <w:bookmarkStart w:id="93" w:name="外公"/>
+    <w:bookmarkEnd w:id="84"/>
+    <w:bookmarkEnd w:id="85"/>
+    <w:bookmarkStart w:id="95" w:name="外公"/>
     <w:p>
       <w:pPr>
         <w:pStyle w:val="Heading2"/>
@@ -13177,7 +13776,7 @@
         <w:t xml:space="preserve">外公</w:t>
       </w:r>
     </w:p>
-    <w:bookmarkStart w:id="84" w:name="基本信息-1"/>
+    <w:bookmarkStart w:id="86" w:name="基本信息-1"/>
     <w:p>
       <w:pPr>
         <w:pStyle w:val="Heading3"/>
@@ -13326,8 +13925,8 @@
         </w:tc>
       </w:tr>
     </w:tbl>
-    <w:bookmarkEnd w:id="84"/>
-    <w:bookmarkStart w:id="85" w:name="人物小传-1"/>
+    <w:bookmarkEnd w:id="86"/>
+    <w:bookmarkStart w:id="87" w:name="人物小传-1"/>
     <w:p>
       <w:pPr>
         <w:pStyle w:val="Heading3"/>
@@ -13416,8 +14015,8 @@
         <w:t xml:space="preserve">这就是他的爱的方式——不解释，不邀功，只是默默把东西带到你面前。</w:t>
       </w:r>
     </w:p>
-    <w:bookmarkEnd w:id="85"/>
-    <w:bookmarkStart w:id="86" w:name="性格特点-1"/>
+    <w:bookmarkEnd w:id="87"/>
+    <w:bookmarkStart w:id="88" w:name="性格特点-1"/>
     <w:p>
       <w:pPr>
         <w:pStyle w:val="Heading3"/>
@@ -13427,229 +14026,6 @@
           <w:rFonts w:hint="eastAsia"/>
         </w:rPr>
         <w:t xml:space="preserve">性格特点</w:t>
-      </w:r>
-    </w:p>
-    <w:p>
-      <w:pPr>
-        <w:pStyle w:val="Compact"/>
-        <w:numPr>
-          <w:ilvl w:val="0"/>
-          <w:numId w:val="1014"/>
-        </w:numPr>
-      </w:pPr>
-      <w:r>
-        <w:rPr>
-          <w:rFonts w:hint="eastAsia"/>
-          <w:b/>
-          <w:bCs/>
-        </w:rPr>
-        <w:t xml:space="preserve">沉默寡言</w:t>
-      </w:r>
-      <w:r>
-        <w:rPr>
-          <w:rFonts w:hint="eastAsia"/>
-        </w:rPr>
-        <w:t xml:space="preserve">：一天说的话可能不超过十句，能用动作表达就不开口</w:t>
-      </w:r>
-    </w:p>
-    <w:p>
-      <w:pPr>
-        <w:pStyle w:val="Compact"/>
-        <w:numPr>
-          <w:ilvl w:val="0"/>
-          <w:numId w:val="1014"/>
-        </w:numPr>
-      </w:pPr>
-      <w:r>
-        <w:rPr>
-          <w:rFonts w:hint="eastAsia"/>
-          <w:b/>
-          <w:bCs/>
-        </w:rPr>
-        <w:t xml:space="preserve">实干</w:t>
-      </w:r>
-      <w:r>
-        <w:rPr>
-          <w:rFonts w:hint="eastAsia"/>
-        </w:rPr>
-        <w:t xml:space="preserve">：不讲虚的，鱼塘的事、猪圈的事，他亲力亲为</w:t>
-      </w:r>
-    </w:p>
-    <w:p>
-      <w:pPr>
-        <w:pStyle w:val="Compact"/>
-        <w:numPr>
-          <w:ilvl w:val="0"/>
-          <w:numId w:val="1014"/>
-        </w:numPr>
-      </w:pPr>
-      <w:r>
-        <w:rPr>
-          <w:rFonts w:hint="eastAsia"/>
-          <w:b/>
-          <w:bCs/>
-        </w:rPr>
-        <w:t xml:space="preserve">有威严</w:t>
-      </w:r>
-      <w:r>
-        <w:rPr>
-          <w:rFonts w:hint="eastAsia"/>
-        </w:rPr>
-        <w:t xml:space="preserve">：不发火，但家里人都怕他。舅舅在外面算个生意人，回来在老爹面前一样老实</w:t>
-      </w:r>
-    </w:p>
-    <w:p>
-      <w:pPr>
-        <w:pStyle w:val="Compact"/>
-        <w:numPr>
-          <w:ilvl w:val="0"/>
-          <w:numId w:val="1014"/>
-        </w:numPr>
-      </w:pPr>
-      <w:r>
-        <w:rPr>
-          <w:rFonts w:hint="eastAsia"/>
-          <w:b/>
-          <w:bCs/>
-        </w:rPr>
-        <w:t xml:space="preserve">独立</w:t>
-      </w:r>
-      <w:r>
-        <w:rPr>
-          <w:rFonts w:hint="eastAsia"/>
-        </w:rPr>
-        <w:t xml:space="preserve">：不住大屋，自己守着鱼塘瓦房，不给任何人添麻烦</w:t>
-      </w:r>
-    </w:p>
-    <w:p>
-      <w:pPr>
-        <w:pStyle w:val="Compact"/>
-        <w:numPr>
-          <w:ilvl w:val="0"/>
-          <w:numId w:val="1014"/>
-        </w:numPr>
-      </w:pPr>
-      <w:r>
-        <w:rPr>
-          <w:rFonts w:hint="eastAsia"/>
-          <w:b/>
-          <w:bCs/>
-        </w:rPr>
-        <w:t xml:space="preserve">手艺好</w:t>
-      </w:r>
-      <w:r>
-        <w:rPr>
-          <w:rFonts w:hint="eastAsia"/>
-        </w:rPr>
-        <w:t xml:space="preserve">：修补鱼塘、搭猪圈、砍芒果树枝，什么都会做</w:t>
-      </w:r>
-    </w:p>
-    <w:p>
-      <w:pPr>
-        <w:pStyle w:val="Compact"/>
-        <w:numPr>
-          <w:ilvl w:val="0"/>
-          <w:numId w:val="1014"/>
-        </w:numPr>
-      </w:pPr>
-      <w:r>
-        <w:rPr>
-          <w:rFonts w:hint="eastAsia"/>
-          <w:b/>
-          <w:bCs/>
-        </w:rPr>
-        <w:t xml:space="preserve">被战争改变过</w:t>
-      </w:r>
-      <w:r>
-        <w:rPr>
-          <w:rFonts w:hint="eastAsia"/>
-        </w:rPr>
-        <w:t xml:space="preserve">：年轻时卷入过一场南边的仗（非正式军人），回来后性格大变，从那以后不再多说话</w:t>
-      </w:r>
-    </w:p>
-    <w:bookmarkEnd w:id="86"/>
-    <w:bookmarkStart w:id="87" w:name="年轻时的外公"/>
-    <w:p>
-      <w:pPr>
-        <w:pStyle w:val="Heading3"/>
-      </w:pPr>
-      <w:r>
-        <w:rPr>
-          <w:rFonts w:hint="eastAsia"/>
-        </w:rPr>
-        <w:t xml:space="preserve">年轻时的外公</w:t>
-      </w:r>
-    </w:p>
-    <w:p>
-      <w:pPr>
-        <w:pStyle w:val="FirstParagraph"/>
-      </w:pPr>
-      <w:r>
-        <w:rPr>
-          <w:rFonts w:hint="eastAsia"/>
-        </w:rPr>
-        <w:t xml:space="preserve">外公年轻的时候跟现在判若两人。他被卷入过一场南边的仗，不是作为正式的军人，但那场战争在他身上留下了不可逆的痕迹。具体经历了什么，他从来没跟任何人说过——包括外婆。</w:t>
-      </w:r>
-    </w:p>
-    <w:p>
-      <w:pPr>
-        <w:pStyle w:val="BodyText"/>
-      </w:pPr>
-      <w:r>
-        <w:rPr>
-          <w:rFonts w:hint="eastAsia"/>
-        </w:rPr>
-        <w:t xml:space="preserve">从那以后，他不再跟人解释什么，不再对事情发表看法。他把所有精力投到了鱼塘和猪圈上——也许是因为只有这些实实在在的活，才能让他不去想那些事。</w:t>
-      </w:r>
-    </w:p>
-    <w:p>
-      <w:pPr>
-        <w:pStyle w:val="BlockText"/>
-      </w:pPr>
-      <w:r>
-        <w:rPr>
-          <w:rFonts w:hint="eastAsia"/>
-          <w:b/>
-          <w:bCs/>
-        </w:rPr>
-        <w:t xml:space="preserve">游戏内模糊化表达</w:t>
-      </w:r>
-      <w:r>
-        <w:rPr>
-          <w:rFonts w:hint="eastAsia"/>
-        </w:rPr>
-        <w:t xml:space="preserve">：不直接提及”对越自卫反击战”，用”南边的仗”</w:t>
-      </w:r>
-      <w:r>
-        <w:rPr>
-          <w:rFonts w:hint="eastAsia"/>
-        </w:rPr>
-        <w:t xml:space="preserve">“那年的事”</w:t>
-      </w:r>
-      <w:r>
-        <w:rPr>
-          <w:rFonts w:hint="eastAsia"/>
-        </w:rPr>
-        <w:t xml:space="preserve">“从战场回来以后”</w:t>
-      </w:r>
-      <w:r>
-        <w:rPr>
-          <w:rFonts w:hint="eastAsia"/>
-        </w:rPr>
-        <w:t xml:space="preserve">等模糊表述。玩家不需要知道具体是什么战争，只需要感受到一个被改变过的老人。</w:t>
-      </w:r>
-    </w:p>
-    <w:bookmarkEnd w:id="87"/>
-    <w:bookmarkStart w:id="88" w:name="说话方式-1"/>
-    <w:p>
-      <w:pPr>
-        <w:pStyle w:val="Heading3"/>
-      </w:pPr>
-      <w:r>
-        <w:rPr>
-          <w:rFonts w:hint="eastAsia"/>
-        </w:rPr>
-        <w:t xml:space="preserve">说话方式</w:t>
       </w:r>
     </w:p>
     <w:p>
@@ -13663,26 +14039,16 @@
       <w:r>
         <w:rPr>
           <w:rFonts w:hint="eastAsia"/>
-        </w:rPr>
-        <w:t xml:space="preserve">话极少，经常只说半句：</w:t>
-      </w:r>
-      <w:r>
-        <w:rPr>
-          <w:rFonts w:hint="eastAsia"/>
-        </w:rPr>
-        <w:t xml:space="preserve">“去那边”</w:t>
-      </w:r>
-      <w:r>
-        <w:rPr>
-          <w:rFonts w:hint="eastAsia"/>
-        </w:rPr>
-        <w:t xml:space="preserve">“看着”</w:t>
-      </w:r>
-      <w:r>
-        <w:rPr>
-          <w:rFonts w:hint="eastAsia"/>
-        </w:rPr>
-        <w:t xml:space="preserve">“嗯”</w:t>
+          <w:b/>
+          <w:bCs/>
+        </w:rPr>
+        <w:t xml:space="preserve">沉默寡言</w:t>
+      </w:r>
+      <w:r>
+        <w:rPr>
+          <w:rFonts w:hint="eastAsia"/>
+        </w:rPr>
+        <w:t xml:space="preserve">：一天说的话可能不超过十句，能用动作表达就不开口</w:t>
       </w:r>
     </w:p>
     <w:p>
@@ -13696,8 +14062,16 @@
       <w:r>
         <w:rPr>
           <w:rFonts w:hint="eastAsia"/>
-        </w:rPr>
-        <w:t xml:space="preserve">不说教，不讲道理，用行动示范</w:t>
+          <w:b/>
+          <w:bCs/>
+        </w:rPr>
+        <w:t xml:space="preserve">实干</w:t>
+      </w:r>
+      <w:r>
+        <w:rPr>
+          <w:rFonts w:hint="eastAsia"/>
+        </w:rPr>
+        <w:t xml:space="preserve">：不讲虚的，鱼塘的事、猪圈的事，他亲力亲为</w:t>
       </w:r>
     </w:p>
     <w:p>
@@ -13711,12 +14085,237 @@
       <w:r>
         <w:rPr>
           <w:rFonts w:hint="eastAsia"/>
+          <w:b/>
+          <w:bCs/>
+        </w:rPr>
+        <w:t xml:space="preserve">有威严</w:t>
+      </w:r>
+      <w:r>
+        <w:rPr>
+          <w:rFonts w:hint="eastAsia"/>
+        </w:rPr>
+        <w:t xml:space="preserve">：不发火，但家里人都怕他。舅舅在外面算个生意人，回来在老爹面前一样老实</w:t>
+      </w:r>
+    </w:p>
+    <w:p>
+      <w:pPr>
+        <w:pStyle w:val="Compact"/>
+        <w:numPr>
+          <w:ilvl w:val="0"/>
+          <w:numId w:val="1015"/>
+        </w:numPr>
+      </w:pPr>
+      <w:r>
+        <w:rPr>
+          <w:rFonts w:hint="eastAsia"/>
+          <w:b/>
+          <w:bCs/>
+        </w:rPr>
+        <w:t xml:space="preserve">独立</w:t>
+      </w:r>
+      <w:r>
+        <w:rPr>
+          <w:rFonts w:hint="eastAsia"/>
+        </w:rPr>
+        <w:t xml:space="preserve">：不住大屋，自己守着鱼塘瓦房，不给任何人添麻烦</w:t>
+      </w:r>
+    </w:p>
+    <w:p>
+      <w:pPr>
+        <w:pStyle w:val="Compact"/>
+        <w:numPr>
+          <w:ilvl w:val="0"/>
+          <w:numId w:val="1015"/>
+        </w:numPr>
+      </w:pPr>
+      <w:r>
+        <w:rPr>
+          <w:rFonts w:hint="eastAsia"/>
+          <w:b/>
+          <w:bCs/>
+        </w:rPr>
+        <w:t xml:space="preserve">手艺好</w:t>
+      </w:r>
+      <w:r>
+        <w:rPr>
+          <w:rFonts w:hint="eastAsia"/>
+        </w:rPr>
+        <w:t xml:space="preserve">：修补鱼塘、搭猪圈、砍芒果树枝，什么都会做</w:t>
+      </w:r>
+    </w:p>
+    <w:p>
+      <w:pPr>
+        <w:pStyle w:val="Compact"/>
+        <w:numPr>
+          <w:ilvl w:val="0"/>
+          <w:numId w:val="1015"/>
+        </w:numPr>
+      </w:pPr>
+      <w:r>
+        <w:rPr>
+          <w:rFonts w:hint="eastAsia"/>
+          <w:b/>
+          <w:bCs/>
+        </w:rPr>
+        <w:t xml:space="preserve">被战争改变过</w:t>
+      </w:r>
+      <w:r>
+        <w:rPr>
+          <w:rFonts w:hint="eastAsia"/>
+        </w:rPr>
+        <w:t xml:space="preserve">：年轻时卷入过一场南边的仗（非正式军人），回来后性格大变，从那以后不再多说话</w:t>
+      </w:r>
+    </w:p>
+    <w:bookmarkEnd w:id="88"/>
+    <w:bookmarkStart w:id="89" w:name="年轻时的外公"/>
+    <w:p>
+      <w:pPr>
+        <w:pStyle w:val="Heading3"/>
+      </w:pPr>
+      <w:r>
+        <w:rPr>
+          <w:rFonts w:hint="eastAsia"/>
+        </w:rPr>
+        <w:t xml:space="preserve">年轻时的外公</w:t>
+      </w:r>
+    </w:p>
+    <w:p>
+      <w:pPr>
+        <w:pStyle w:val="FirstParagraph"/>
+      </w:pPr>
+      <w:r>
+        <w:rPr>
+          <w:rFonts w:hint="eastAsia"/>
+        </w:rPr>
+        <w:t xml:space="preserve">外公年轻的时候跟现在判若两人。他被卷入过一场南边的仗，不是作为正式的军人，但那场战争在他身上留下了不可逆的痕迹。具体经历了什么，他从来没跟任何人说过——包括外婆。</w:t>
+      </w:r>
+    </w:p>
+    <w:p>
+      <w:pPr>
+        <w:pStyle w:val="BodyText"/>
+      </w:pPr>
+      <w:r>
+        <w:rPr>
+          <w:rFonts w:hint="eastAsia"/>
+        </w:rPr>
+        <w:t xml:space="preserve">从那以后，他不再跟人解释什么，不再对事情发表看法。他把所有精力投到了鱼塘和猪圈上——也许是因为只有这些实实在在的活，才能让他不去想那些事。</w:t>
+      </w:r>
+    </w:p>
+    <w:p>
+      <w:pPr>
+        <w:pStyle w:val="BlockText"/>
+      </w:pPr>
+      <w:r>
+        <w:rPr>
+          <w:rFonts w:hint="eastAsia"/>
+          <w:b/>
+          <w:bCs/>
+        </w:rPr>
+        <w:t xml:space="preserve">游戏内模糊化表达</w:t>
+      </w:r>
+      <w:r>
+        <w:rPr>
+          <w:rFonts w:hint="eastAsia"/>
+        </w:rPr>
+        <w:t xml:space="preserve">：不直接提及”对越自卫反击战”，用”南边的仗”</w:t>
+      </w:r>
+      <w:r>
+        <w:rPr>
+          <w:rFonts w:hint="eastAsia"/>
+        </w:rPr>
+        <w:t xml:space="preserve">“那年的事”</w:t>
+      </w:r>
+      <w:r>
+        <w:rPr>
+          <w:rFonts w:hint="eastAsia"/>
+        </w:rPr>
+        <w:t xml:space="preserve">“从战场回来以后”</w:t>
+      </w:r>
+      <w:r>
+        <w:rPr>
+          <w:rFonts w:hint="eastAsia"/>
+        </w:rPr>
+        <w:t xml:space="preserve">等模糊表述。玩家不需要知道具体是什么战争，只需要感受到一个被改变过的老人。</w:t>
+      </w:r>
+    </w:p>
+    <w:bookmarkEnd w:id="89"/>
+    <w:bookmarkStart w:id="90" w:name="说话方式-1"/>
+    <w:p>
+      <w:pPr>
+        <w:pStyle w:val="Heading3"/>
+      </w:pPr>
+      <w:r>
+        <w:rPr>
+          <w:rFonts w:hint="eastAsia"/>
+        </w:rPr>
+        <w:t xml:space="preserve">说话方式</w:t>
+      </w:r>
+    </w:p>
+    <w:p>
+      <w:pPr>
+        <w:pStyle w:val="Compact"/>
+        <w:numPr>
+          <w:ilvl w:val="0"/>
+          <w:numId w:val="1016"/>
+        </w:numPr>
+      </w:pPr>
+      <w:r>
+        <w:rPr>
+          <w:rFonts w:hint="eastAsia"/>
+        </w:rPr>
+        <w:t xml:space="preserve">话极少，经常只说半句：</w:t>
+      </w:r>
+      <w:r>
+        <w:rPr>
+          <w:rFonts w:hint="eastAsia"/>
+        </w:rPr>
+        <w:t xml:space="preserve">“去那边”</w:t>
+      </w:r>
+      <w:r>
+        <w:rPr>
+          <w:rFonts w:hint="eastAsia"/>
+        </w:rPr>
+        <w:t xml:space="preserve">“看着”</w:t>
+      </w:r>
+      <w:r>
+        <w:rPr>
+          <w:rFonts w:hint="eastAsia"/>
+        </w:rPr>
+        <w:t xml:space="preserve">“嗯”</w:t>
+      </w:r>
+    </w:p>
+    <w:p>
+      <w:pPr>
+        <w:pStyle w:val="Compact"/>
+        <w:numPr>
+          <w:ilvl w:val="0"/>
+          <w:numId w:val="1016"/>
+        </w:numPr>
+      </w:pPr>
+      <w:r>
+        <w:rPr>
+          <w:rFonts w:hint="eastAsia"/>
+        </w:rPr>
+        <w:t xml:space="preserve">不说教，不讲道理，用行动示范</w:t>
+      </w:r>
+    </w:p>
+    <w:p>
+      <w:pPr>
+        <w:pStyle w:val="Compact"/>
+        <w:numPr>
+          <w:ilvl w:val="0"/>
+          <w:numId w:val="1016"/>
+        </w:numPr>
+      </w:pPr>
+      <w:r>
+        <w:rPr>
+          <w:rFonts w:hint="eastAsia"/>
         </w:rPr>
         <w:t xml:space="preserve">对主角偶尔蹦出一句让人记住很久的话，比如”鱼要慢慢喂，急不得”</w:t>
       </w:r>
     </w:p>
-    <w:bookmarkEnd w:id="88"/>
-    <w:bookmarkStart w:id="89" w:name="与主角的关系-1"/>
+    <w:bookmarkEnd w:id="90"/>
+    <w:bookmarkStart w:id="91" w:name="与主角的关系-1"/>
     <w:p>
       <w:pPr>
         <w:pStyle w:val="Heading3"/>
@@ -13880,8 +14479,8 @@
         <w:t xml:space="preserve">外公是主角”沉默中的关爱”的来源。他不表达，但如果你感受得到，那就是最深的一种信任。</w:t>
       </w:r>
     </w:p>
-    <w:bookmarkEnd w:id="89"/>
-    <w:bookmarkStart w:id="90" w:name="与舅舅的关系"/>
+    <w:bookmarkEnd w:id="91"/>
+    <w:bookmarkStart w:id="92" w:name="与舅舅的关系"/>
     <w:p>
       <w:pPr>
         <w:pStyle w:val="Heading3"/>
@@ -13948,8 +14547,8 @@
         <w:t xml:space="preserve">外公是”做不说”的人，舅舅是”说但没做成”的人。方向相反，但根上是一样的倔。</w:t>
       </w:r>
     </w:p>
-    <w:bookmarkEnd w:id="90"/>
-    <w:bookmarkStart w:id="91" w:name="参与事件-1"/>
+    <w:bookmarkEnd w:id="92"/>
+    <w:bookmarkStart w:id="93" w:name="参与事件-1"/>
     <w:p>
       <w:pPr>
         <w:pStyle w:val="Heading3"/>
@@ -13959,109 +14558,6 @@
           <w:rFonts w:hint="eastAsia"/>
         </w:rPr>
         <w:t xml:space="preserve">参与事件</w:t>
-      </w:r>
-    </w:p>
-    <w:p>
-      <w:pPr>
-        <w:pStyle w:val="Compact"/>
-        <w:numPr>
-          <w:ilvl w:val="0"/>
-          <w:numId w:val="1016"/>
-        </w:numPr>
-      </w:pPr>
-      <w:r>
-        <w:rPr>
-          <w:rFonts w:hint="eastAsia"/>
-        </w:rPr>
-        <w:t xml:space="preserve">喂鱼、捞鱼（鱼塘活动）</w:t>
-      </w:r>
-    </w:p>
-    <w:p>
-      <w:pPr>
-        <w:pStyle w:val="Compact"/>
-        <w:numPr>
-          <w:ilvl w:val="0"/>
-          <w:numId w:val="1016"/>
-        </w:numPr>
-      </w:pPr>
-      <w:r>
-        <w:rPr>
-          <w:rFonts w:hint="eastAsia"/>
-        </w:rPr>
-        <w:t xml:space="preserve">喂猪、打扫猪圈（养猪活动）</w:t>
-      </w:r>
-    </w:p>
-    <w:p>
-      <w:pPr>
-        <w:pStyle w:val="Compact"/>
-        <w:numPr>
-          <w:ilvl w:val="0"/>
-          <w:numId w:val="1016"/>
-        </w:numPr>
-      </w:pPr>
-      <w:r>
-        <w:rPr>
-          <w:rFonts w:hint="eastAsia"/>
-        </w:rPr>
-        <w:t xml:space="preserve">去小瓦房找外公（亲密事件）</w:t>
-      </w:r>
-    </w:p>
-    <w:p>
-      <w:pPr>
-        <w:pStyle w:val="Compact"/>
-        <w:numPr>
-          <w:ilvl w:val="0"/>
-          <w:numId w:val="1016"/>
-        </w:numPr>
-      </w:pPr>
-      <w:r>
-        <w:rPr>
-          <w:rFonts w:hint="eastAsia"/>
-        </w:rPr>
-        <w:t xml:space="preserve">早上带回一桶小鱼让主角挑（日常温情事件，反复触发）</w:t>
-      </w:r>
-    </w:p>
-    <w:p>
-      <w:pPr>
-        <w:pStyle w:val="Compact"/>
-        <w:numPr>
-          <w:ilvl w:val="0"/>
-          <w:numId w:val="1016"/>
-        </w:numPr>
-      </w:pPr>
-      <w:r>
-        <w:rPr>
-          <w:rFonts w:hint="eastAsia"/>
-        </w:rPr>
-        <w:t xml:space="preserve">芒果季带芒果回来（季节事件）</w:t>
-      </w:r>
-    </w:p>
-    <w:p>
-      <w:pPr>
-        <w:pStyle w:val="Compact"/>
-        <w:numPr>
-          <w:ilvl w:val="0"/>
-          <w:numId w:val="1016"/>
-        </w:numPr>
-      </w:pPr>
-      <w:r>
-        <w:rPr>
-          <w:rFonts w:hint="eastAsia"/>
-        </w:rPr>
-        <w:t xml:space="preserve">暴雨天抢收鱼塘（危机事件）</w:t>
-      </w:r>
-    </w:p>
-    <w:bookmarkEnd w:id="91"/>
-    <w:bookmarkStart w:id="92" w:name="视觉设计参考-1"/>
-    <w:p>
-      <w:pPr>
-        <w:pStyle w:val="Heading3"/>
-      </w:pPr>
-      <w:r>
-        <w:rPr>
-          <w:rFonts w:hint="eastAsia"/>
-        </w:rPr>
-        <w:t xml:space="preserve">视觉设计参考</w:t>
       </w:r>
     </w:p>
     <w:p>
@@ -14076,7 +14572,7 @@
         <w:rPr>
           <w:rFonts w:hint="eastAsia"/>
         </w:rPr>
-        <w:t xml:space="preserve">穿着：旧军绿解放鞋、灰蓝布衫、宽腿裤</w:t>
+        <w:t xml:space="preserve">喂鱼、捞鱼（鱼塘活动）</w:t>
       </w:r>
     </w:p>
     <w:p>
@@ -14091,7 +14587,7 @@
         <w:rPr>
           <w:rFonts w:hint="eastAsia"/>
         </w:rPr>
-        <w:t xml:space="preserve">体态：精瘦结实、皮肤黝黑、手上有厚厚的老茧</w:t>
+        <w:t xml:space="preserve">喂猪、打扫猪圈（养猪活动）</w:t>
       </w:r>
     </w:p>
     <w:p>
@@ -14106,6 +14602,109 @@
         <w:rPr>
           <w:rFonts w:hint="eastAsia"/>
         </w:rPr>
+        <w:t xml:space="preserve">去小瓦房找外公（亲密事件）</w:t>
+      </w:r>
+    </w:p>
+    <w:p>
+      <w:pPr>
+        <w:pStyle w:val="Compact"/>
+        <w:numPr>
+          <w:ilvl w:val="0"/>
+          <w:numId w:val="1017"/>
+        </w:numPr>
+      </w:pPr>
+      <w:r>
+        <w:rPr>
+          <w:rFonts w:hint="eastAsia"/>
+        </w:rPr>
+        <w:t xml:space="preserve">早上带回一桶小鱼让主角挑（日常温情事件，反复触发）</w:t>
+      </w:r>
+    </w:p>
+    <w:p>
+      <w:pPr>
+        <w:pStyle w:val="Compact"/>
+        <w:numPr>
+          <w:ilvl w:val="0"/>
+          <w:numId w:val="1017"/>
+        </w:numPr>
+      </w:pPr>
+      <w:r>
+        <w:rPr>
+          <w:rFonts w:hint="eastAsia"/>
+        </w:rPr>
+        <w:t xml:space="preserve">芒果季带芒果回来（季节事件）</w:t>
+      </w:r>
+    </w:p>
+    <w:p>
+      <w:pPr>
+        <w:pStyle w:val="Compact"/>
+        <w:numPr>
+          <w:ilvl w:val="0"/>
+          <w:numId w:val="1017"/>
+        </w:numPr>
+      </w:pPr>
+      <w:r>
+        <w:rPr>
+          <w:rFonts w:hint="eastAsia"/>
+        </w:rPr>
+        <w:t xml:space="preserve">暴雨天抢收鱼塘（危机事件）</w:t>
+      </w:r>
+    </w:p>
+    <w:bookmarkEnd w:id="93"/>
+    <w:bookmarkStart w:id="94" w:name="视觉设计参考-1"/>
+    <w:p>
+      <w:pPr>
+        <w:pStyle w:val="Heading3"/>
+      </w:pPr>
+      <w:r>
+        <w:rPr>
+          <w:rFonts w:hint="eastAsia"/>
+        </w:rPr>
+        <w:t xml:space="preserve">视觉设计参考</w:t>
+      </w:r>
+    </w:p>
+    <w:p>
+      <w:pPr>
+        <w:pStyle w:val="Compact"/>
+        <w:numPr>
+          <w:ilvl w:val="0"/>
+          <w:numId w:val="1018"/>
+        </w:numPr>
+      </w:pPr>
+      <w:r>
+        <w:rPr>
+          <w:rFonts w:hint="eastAsia"/>
+        </w:rPr>
+        <w:t xml:space="preserve">穿着：旧军绿解放鞋、灰蓝布衫、宽腿裤</w:t>
+      </w:r>
+    </w:p>
+    <w:p>
+      <w:pPr>
+        <w:pStyle w:val="Compact"/>
+        <w:numPr>
+          <w:ilvl w:val="0"/>
+          <w:numId w:val="1018"/>
+        </w:numPr>
+      </w:pPr>
+      <w:r>
+        <w:rPr>
+          <w:rFonts w:hint="eastAsia"/>
+        </w:rPr>
+        <w:t xml:space="preserve">体态：精瘦结实、皮肤黝黑、手上有厚厚的老茧</w:t>
+      </w:r>
+    </w:p>
+    <w:p>
+      <w:pPr>
+        <w:pStyle w:val="Compact"/>
+        <w:numPr>
+          <w:ilvl w:val="0"/>
+          <w:numId w:val="1018"/>
+        </w:numPr>
+      </w:pPr>
+      <w:r>
+        <w:rPr>
+          <w:rFonts w:hint="eastAsia"/>
+        </w:rPr>
         <w:t xml:space="preserve">表情：大部分时候面无表情，偶尔嘴角微动算是笑了</w:t>
       </w:r>
     </w:p>
@@ -14116,9 +14715,9 @@
         </w:pict>
       </w:r>
     </w:p>
-    <w:bookmarkEnd w:id="92"/>
-    <w:bookmarkEnd w:id="93"/>
-    <w:bookmarkStart w:id="104" w:name="舅舅"/>
+    <w:bookmarkEnd w:id="94"/>
+    <w:bookmarkEnd w:id="95"/>
+    <w:bookmarkStart w:id="106" w:name="舅舅"/>
     <w:p>
       <w:pPr>
         <w:pStyle w:val="Heading2"/>
@@ -14130,7 +14729,7 @@
         <w:t xml:space="preserve">舅舅</w:t>
       </w:r>
     </w:p>
-    <w:bookmarkStart w:id="94" w:name="基本信息-2"/>
+    <w:bookmarkStart w:id="96" w:name="基本信息-2"/>
     <w:p>
       <w:pPr>
         <w:pStyle w:val="Heading3"/>
@@ -14279,8 +14878,8 @@
         </w:tc>
       </w:tr>
     </w:tbl>
-    <w:bookmarkEnd w:id="94"/>
-    <w:bookmarkStart w:id="95" w:name="人物小传-2"/>
+    <w:bookmarkEnd w:id="96"/>
+    <w:bookmarkStart w:id="97" w:name="人物小传-2"/>
     <w:p>
       <w:pPr>
         <w:pStyle w:val="Heading3"/>
@@ -14347,8 +14946,8 @@
         <w:t xml:space="preserve">但他不是坏人。他严厉，是因为他对自己也严厉。他不善于表达关心，是因为没人教过他怎么表达。如果家里遇到大事——比如台风、比如需要做重要决定——他是会站出来的那个人。</w:t>
       </w:r>
     </w:p>
-    <w:bookmarkEnd w:id="95"/>
-    <w:bookmarkStart w:id="96" w:name="性格特点-2"/>
+    <w:bookmarkEnd w:id="97"/>
+    <w:bookmarkStart w:id="98" w:name="性格特点-2"/>
     <w:p>
       <w:pPr>
         <w:pStyle w:val="Heading3"/>
@@ -14358,134 +14957,6 @@
           <w:rFonts w:hint="eastAsia"/>
         </w:rPr>
         <w:t xml:space="preserve">性格特点</w:t>
-      </w:r>
-    </w:p>
-    <w:p>
-      <w:pPr>
-        <w:pStyle w:val="Compact"/>
-        <w:numPr>
-          <w:ilvl w:val="0"/>
-          <w:numId w:val="1018"/>
-        </w:numPr>
-      </w:pPr>
-      <w:r>
-        <w:rPr>
-          <w:rFonts w:hint="eastAsia"/>
-          <w:b/>
-          <w:bCs/>
-        </w:rPr>
-        <w:t xml:space="preserve">严厉</w:t>
-      </w:r>
-      <w:r>
-        <w:rPr>
-          <w:rFonts w:hint="eastAsia"/>
-        </w:rPr>
-        <w:t xml:space="preserve">：对孩子们要求高，但不会好好说，总是用批评的语气</w:t>
-      </w:r>
-    </w:p>
-    <w:p>
-      <w:pPr>
-        <w:pStyle w:val="Compact"/>
-        <w:numPr>
-          <w:ilvl w:val="0"/>
-          <w:numId w:val="1018"/>
-        </w:numPr>
-      </w:pPr>
-      <w:r>
-        <w:rPr>
-          <w:rFonts w:hint="eastAsia"/>
-          <w:b/>
-          <w:bCs/>
-        </w:rPr>
-        <w:t xml:space="preserve">疲惫</w:t>
-      </w:r>
-      <w:r>
-        <w:rPr>
-          <w:rFonts w:hint="eastAsia"/>
-        </w:rPr>
-        <w:t xml:space="preserve">：不是身体累，是心累。从城里退回来的中年人都有这种疲惫</w:t>
-      </w:r>
-    </w:p>
-    <w:p>
-      <w:pPr>
-        <w:pStyle w:val="Compact"/>
-        <w:numPr>
-          <w:ilvl w:val="0"/>
-          <w:numId w:val="1018"/>
-        </w:numPr>
-      </w:pPr>
-      <w:r>
-        <w:rPr>
-          <w:rFonts w:hint="eastAsia"/>
-          <w:b/>
-          <w:bCs/>
-        </w:rPr>
-        <w:t xml:space="preserve">不善表达</w:t>
-      </w:r>
-      <w:r>
-        <w:rPr>
-          <w:rFonts w:hint="eastAsia"/>
-        </w:rPr>
-        <w:t xml:space="preserve">：关心人的方式是默默干活、把事情做好，而不是说好听的话</w:t>
-      </w:r>
-    </w:p>
-    <w:p>
-      <w:pPr>
-        <w:pStyle w:val="Compact"/>
-        <w:numPr>
-          <w:ilvl w:val="0"/>
-          <w:numId w:val="1018"/>
-        </w:numPr>
-      </w:pPr>
-      <w:r>
-        <w:rPr>
-          <w:rFonts w:hint="eastAsia"/>
-          <w:b/>
-          <w:bCs/>
-        </w:rPr>
-        <w:t xml:space="preserve">有担当</w:t>
-      </w:r>
-      <w:r>
-        <w:rPr>
-          <w:rFonts w:hint="eastAsia"/>
-        </w:rPr>
-        <w:t xml:space="preserve">：平时看着消沉，真遇到事他是能扛的</w:t>
-      </w:r>
-    </w:p>
-    <w:p>
-      <w:pPr>
-        <w:pStyle w:val="Compact"/>
-        <w:numPr>
-          <w:ilvl w:val="0"/>
-          <w:numId w:val="1018"/>
-        </w:numPr>
-      </w:pPr>
-      <w:r>
-        <w:rPr>
-          <w:rFonts w:hint="eastAsia"/>
-          <w:b/>
-          <w:bCs/>
-        </w:rPr>
-        <w:t xml:space="preserve">敏感</w:t>
-      </w:r>
-      <w:r>
-        <w:rPr>
-          <w:rFonts w:hint="eastAsia"/>
-        </w:rPr>
-        <w:t xml:space="preserve">：别人一句无心的话可能戳到他的痛处，尤其是关于”城里”的话题</w:t>
-      </w:r>
-    </w:p>
-    <w:bookmarkEnd w:id="96"/>
-    <w:bookmarkStart w:id="97" w:name="说话方式-2"/>
-    <w:p>
-      <w:pPr>
-        <w:pStyle w:val="Heading3"/>
-      </w:pPr>
-      <w:r>
-        <w:rPr>
-          <w:rFonts w:hint="eastAsia"/>
-        </w:rPr>
-        <w:t xml:space="preserve">说话方式</w:t>
       </w:r>
     </w:p>
     <w:p>
@@ -14499,8 +14970,16 @@
       <w:r>
         <w:rPr>
           <w:rFonts w:hint="eastAsia"/>
-        </w:rPr>
-        <w:t xml:space="preserve">语气偏硬，不是吵架的硬，是不知道怎么柔软下来的那种硬</w:t>
+          <w:b/>
+          <w:bCs/>
+        </w:rPr>
+        <w:t xml:space="preserve">严厉</w:t>
+      </w:r>
+      <w:r>
+        <w:rPr>
+          <w:rFonts w:hint="eastAsia"/>
+        </w:rPr>
+        <w:t xml:space="preserve">：对孩子们要求高，但不会好好说，总是用批评的语气</w:t>
       </w:r>
     </w:p>
     <w:p>
@@ -14514,8 +14993,16 @@
       <w:r>
         <w:rPr>
           <w:rFonts w:hint="eastAsia"/>
-        </w:rPr>
-        <w:t xml:space="preserve">不怎么说过去的事，关于城里的生意只字不提</w:t>
+          <w:b/>
+          <w:bCs/>
+        </w:rPr>
+        <w:t xml:space="preserve">疲惫</w:t>
+      </w:r>
+      <w:r>
+        <w:rPr>
+          <w:rFonts w:hint="eastAsia"/>
+        </w:rPr>
+        <w:t xml:space="preserve">：不是身体累，是心累。从城里退回来的中年人都有这种疲惫</w:t>
       </w:r>
     </w:p>
     <w:p>
@@ -14529,26 +15016,16 @@
       <w:r>
         <w:rPr>
           <w:rFonts w:hint="eastAsia"/>
-        </w:rPr>
-        <w:t xml:space="preserve">对主角说话简短直接：</w:t>
-      </w:r>
-      <w:r>
-        <w:rPr>
-          <w:rFonts w:hint="eastAsia"/>
-        </w:rPr>
-        <w:t xml:space="preserve">“去帮忙”</w:t>
-      </w:r>
-      <w:r>
-        <w:rPr>
-          <w:rFonts w:hint="eastAsia"/>
-        </w:rPr>
-        <w:t xml:space="preserve">“别乱跑”</w:t>
-      </w:r>
-      <w:r>
-        <w:rPr>
-          <w:rFonts w:hint="eastAsia"/>
-        </w:rPr>
-        <w:t xml:space="preserve">“吃饭了”</w:t>
+          <w:b/>
+          <w:bCs/>
+        </w:rPr>
+        <w:t xml:space="preserve">不善表达</w:t>
+      </w:r>
+      <w:r>
+        <w:rPr>
+          <w:rFonts w:hint="eastAsia"/>
+        </w:rPr>
+        <w:t xml:space="preserve">：关心人的方式是默默干活、把事情做好，而不是说好听的话</w:t>
       </w:r>
     </w:p>
     <w:p>
@@ -14562,12 +15039,134 @@
       <w:r>
         <w:rPr>
           <w:rFonts w:hint="eastAsia"/>
+          <w:b/>
+          <w:bCs/>
+        </w:rPr>
+        <w:t xml:space="preserve">有担当</w:t>
+      </w:r>
+      <w:r>
+        <w:rPr>
+          <w:rFonts w:hint="eastAsia"/>
+        </w:rPr>
+        <w:t xml:space="preserve">：平时看着消沉，真遇到事他是能扛的</w:t>
+      </w:r>
+    </w:p>
+    <w:p>
+      <w:pPr>
+        <w:pStyle w:val="Compact"/>
+        <w:numPr>
+          <w:ilvl w:val="0"/>
+          <w:numId w:val="1019"/>
+        </w:numPr>
+      </w:pPr>
+      <w:r>
+        <w:rPr>
+          <w:rFonts w:hint="eastAsia"/>
+          <w:b/>
+          <w:bCs/>
+        </w:rPr>
+        <w:t xml:space="preserve">敏感</w:t>
+      </w:r>
+      <w:r>
+        <w:rPr>
+          <w:rFonts w:hint="eastAsia"/>
+        </w:rPr>
+        <w:t xml:space="preserve">：别人一句无心的话可能戳到他的痛处，尤其是关于”城里”的话题</w:t>
+      </w:r>
+    </w:p>
+    <w:bookmarkEnd w:id="98"/>
+    <w:bookmarkStart w:id="99" w:name="说话方式-2"/>
+    <w:p>
+      <w:pPr>
+        <w:pStyle w:val="Heading3"/>
+      </w:pPr>
+      <w:r>
+        <w:rPr>
+          <w:rFonts w:hint="eastAsia"/>
+        </w:rPr>
+        <w:t xml:space="preserve">说话方式</w:t>
+      </w:r>
+    </w:p>
+    <w:p>
+      <w:pPr>
+        <w:pStyle w:val="Compact"/>
+        <w:numPr>
+          <w:ilvl w:val="0"/>
+          <w:numId w:val="1020"/>
+        </w:numPr>
+      </w:pPr>
+      <w:r>
+        <w:rPr>
+          <w:rFonts w:hint="eastAsia"/>
+        </w:rPr>
+        <w:t xml:space="preserve">语气偏硬，不是吵架的硬，是不知道怎么柔软下来的那种硬</w:t>
+      </w:r>
+    </w:p>
+    <w:p>
+      <w:pPr>
+        <w:pStyle w:val="Compact"/>
+        <w:numPr>
+          <w:ilvl w:val="0"/>
+          <w:numId w:val="1020"/>
+        </w:numPr>
+      </w:pPr>
+      <w:r>
+        <w:rPr>
+          <w:rFonts w:hint="eastAsia"/>
+        </w:rPr>
+        <w:t xml:space="preserve">不怎么说过去的事，关于城里的生意只字不提</w:t>
+      </w:r>
+    </w:p>
+    <w:p>
+      <w:pPr>
+        <w:pStyle w:val="Compact"/>
+        <w:numPr>
+          <w:ilvl w:val="0"/>
+          <w:numId w:val="1020"/>
+        </w:numPr>
+      </w:pPr>
+      <w:r>
+        <w:rPr>
+          <w:rFonts w:hint="eastAsia"/>
+        </w:rPr>
+        <w:t xml:space="preserve">对主角说话简短直接：</w:t>
+      </w:r>
+      <w:r>
+        <w:rPr>
+          <w:rFonts w:hint="eastAsia"/>
+        </w:rPr>
+        <w:t xml:space="preserve">“去帮忙”</w:t>
+      </w:r>
+      <w:r>
+        <w:rPr>
+          <w:rFonts w:hint="eastAsia"/>
+        </w:rPr>
+        <w:t xml:space="preserve">“别乱跑”</w:t>
+      </w:r>
+      <w:r>
+        <w:rPr>
+          <w:rFonts w:hint="eastAsia"/>
+        </w:rPr>
+        <w:t xml:space="preserve">“吃饭了”</w:t>
+      </w:r>
+    </w:p>
+    <w:p>
+      <w:pPr>
+        <w:pStyle w:val="Compact"/>
+        <w:numPr>
+          <w:ilvl w:val="0"/>
+          <w:numId w:val="1020"/>
+        </w:numPr>
+      </w:pPr>
+      <w:r>
+        <w:rPr>
+          <w:rFonts w:hint="eastAsia"/>
         </w:rPr>
         <w:t xml:space="preserve">喝了酒之后可能会多说几句，但说的也都是牢骚</w:t>
       </w:r>
     </w:p>
-    <w:bookmarkEnd w:id="97"/>
-    <w:bookmarkStart w:id="98" w:name="与主角的关系-2"/>
+    <w:bookmarkEnd w:id="99"/>
+    <w:bookmarkStart w:id="100" w:name="与主角的关系-2"/>
     <w:p>
       <w:pPr>
         <w:pStyle w:val="Heading3"/>
@@ -14730,8 +15329,8 @@
         <w:t xml:space="preserve">舅舅是主角理解”大人也不容易”的窗口。他不是英雄，也不是反派，只是一个被生活打败了但还在硬撑的人。</w:t>
       </w:r>
     </w:p>
-    <w:bookmarkEnd w:id="98"/>
-    <w:bookmarkStart w:id="99" w:name="与舅妈的关系"/>
+    <w:bookmarkEnd w:id="100"/>
+    <w:bookmarkStart w:id="101" w:name="与舅妈的关系"/>
     <w:p>
       <w:pPr>
         <w:pStyle w:val="Heading3"/>
@@ -14805,8 +15404,8 @@
         <w:t xml:space="preserve">。他喜欢热闹，喜欢家里有人来。舅妈一边骂他”又叫人来，饭都不够吃”，一边去厨房多炒两个菜。</w:t>
       </w:r>
     </w:p>
-    <w:bookmarkEnd w:id="99"/>
-    <w:bookmarkStart w:id="100" w:name="与外公的关系"/>
+    <w:bookmarkEnd w:id="101"/>
+    <w:bookmarkStart w:id="102" w:name="与外公的关系"/>
     <w:p>
       <w:pPr>
         <w:pStyle w:val="Heading3"/>
@@ -14862,8 +15461,8 @@
         <w:t xml:space="preserve">两人不吵架，但暗涌不断。真遇到大事——台风来了、鱼塘出问题——舅舅是能扛的，外公也知道。父子俩平时各干各的，危机时刻不用说就站到一起了。</w:t>
       </w:r>
     </w:p>
-    <w:bookmarkEnd w:id="100"/>
-    <w:bookmarkStart w:id="101" w:name="与两个儿子的关系"/>
+    <w:bookmarkEnd w:id="102"/>
+    <w:bookmarkStart w:id="103" w:name="与两个儿子的关系"/>
     <w:p>
       <w:pPr>
         <w:pStyle w:val="Heading3"/>
@@ -14937,8 +15536,8 @@
         <w:t xml:space="preserve">大表哥是”以前的舅舅”，二表哥是”现在的舅舅”。舅舅看着大表哥像是看到了要走自己老路的儿子，看着二表哥像是看到了已经走完这条路的自己。两个都让他心疼，但他一个都说不出口。</w:t>
       </w:r>
     </w:p>
-    <w:bookmarkEnd w:id="101"/>
-    <w:bookmarkStart w:id="102" w:name="参与事件-2"/>
+    <w:bookmarkEnd w:id="103"/>
+    <w:bookmarkStart w:id="104" w:name="参与事件-2"/>
     <w:p>
       <w:pPr>
         <w:pStyle w:val="Heading3"/>
@@ -14948,79 +15547,6 @@
           <w:rFonts w:hint="eastAsia"/>
         </w:rPr>
         <w:t xml:space="preserve">参与事件</w:t>
-      </w:r>
-    </w:p>
-    <w:p>
-      <w:pPr>
-        <w:pStyle w:val="Compact"/>
-        <w:numPr>
-          <w:ilvl w:val="0"/>
-          <w:numId w:val="1020"/>
-        </w:numPr>
-      </w:pPr>
-      <w:r>
-        <w:rPr>
-          <w:rFonts w:hint="eastAsia"/>
-        </w:rPr>
-        <w:t xml:space="preserve">干农活、果林劳作（日常活动）</w:t>
-      </w:r>
-    </w:p>
-    <w:p>
-      <w:pPr>
-        <w:pStyle w:val="Compact"/>
-        <w:numPr>
-          <w:ilvl w:val="0"/>
-          <w:numId w:val="1020"/>
-        </w:numPr>
-      </w:pPr>
-      <w:r>
-        <w:rPr>
-          <w:rFonts w:hint="eastAsia"/>
-        </w:rPr>
-        <w:t xml:space="preserve">暴雨天抢收（危机事件）</w:t>
-      </w:r>
-    </w:p>
-    <w:p>
-      <w:pPr>
-        <w:pStyle w:val="Compact"/>
-        <w:numPr>
-          <w:ilvl w:val="0"/>
-          <w:numId w:val="1020"/>
-        </w:numPr>
-      </w:pPr>
-      <w:r>
-        <w:rPr>
-          <w:rFonts w:hint="eastAsia"/>
-        </w:rPr>
-        <w:t xml:space="preserve">年例期间的组织帮忙</w:t>
-      </w:r>
-    </w:p>
-    <w:p>
-      <w:pPr>
-        <w:pStyle w:val="Compact"/>
-        <w:numPr>
-          <w:ilvl w:val="0"/>
-          <w:numId w:val="1020"/>
-        </w:numPr>
-      </w:pPr>
-      <w:r>
-        <w:rPr>
-          <w:rFonts w:hint="eastAsia"/>
-        </w:rPr>
-        <w:t xml:space="preserve">酒后吐真言事件（情感事件）</w:t>
-      </w:r>
-    </w:p>
-    <w:bookmarkEnd w:id="102"/>
-    <w:bookmarkStart w:id="103" w:name="视觉设计参考-2"/>
-    <w:p>
-      <w:pPr>
-        <w:pStyle w:val="Heading3"/>
-      </w:pPr>
-      <w:r>
-        <w:rPr>
-          <w:rFonts w:hint="eastAsia"/>
-        </w:rPr>
-        <w:t xml:space="preserve">视觉设计参考</w:t>
       </w:r>
     </w:p>
     <w:p>
@@ -15035,7 +15561,7 @@
         <w:rPr>
           <w:rFonts w:hint="eastAsia"/>
         </w:rPr>
-        <w:t xml:space="preserve">穿着：不太讲究，旧T恤+宽裤+人字拖</w:t>
+        <w:t xml:space="preserve">干农活、果林劳作（日常活动）</w:t>
       </w:r>
     </w:p>
     <w:p>
@@ -15050,7 +15576,7 @@
         <w:rPr>
           <w:rFonts w:hint="eastAsia"/>
         </w:rPr>
-        <w:t xml:space="preserve">体态：中等身材，干活练出来的肌肉，但脸上的疲惫藏不住</w:t>
+        <w:t xml:space="preserve">暴雨天抢收（危机事件）</w:t>
       </w:r>
     </w:p>
     <w:p>
@@ -15065,6 +15591,79 @@
         <w:rPr>
           <w:rFonts w:hint="eastAsia"/>
         </w:rPr>
+        <w:t xml:space="preserve">年例期间的组织帮忙</w:t>
+      </w:r>
+    </w:p>
+    <w:p>
+      <w:pPr>
+        <w:pStyle w:val="Compact"/>
+        <w:numPr>
+          <w:ilvl w:val="0"/>
+          <w:numId w:val="1021"/>
+        </w:numPr>
+      </w:pPr>
+      <w:r>
+        <w:rPr>
+          <w:rFonts w:hint="eastAsia"/>
+        </w:rPr>
+        <w:t xml:space="preserve">酒后吐真言事件（情感事件）</w:t>
+      </w:r>
+    </w:p>
+    <w:bookmarkEnd w:id="104"/>
+    <w:bookmarkStart w:id="105" w:name="视觉设计参考-2"/>
+    <w:p>
+      <w:pPr>
+        <w:pStyle w:val="Heading3"/>
+      </w:pPr>
+      <w:r>
+        <w:rPr>
+          <w:rFonts w:hint="eastAsia"/>
+        </w:rPr>
+        <w:t xml:space="preserve">视觉设计参考</w:t>
+      </w:r>
+    </w:p>
+    <w:p>
+      <w:pPr>
+        <w:pStyle w:val="Compact"/>
+        <w:numPr>
+          <w:ilvl w:val="0"/>
+          <w:numId w:val="1022"/>
+        </w:numPr>
+      </w:pPr>
+      <w:r>
+        <w:rPr>
+          <w:rFonts w:hint="eastAsia"/>
+        </w:rPr>
+        <w:t xml:space="preserve">穿着：不太讲究，旧T恤+宽裤+人字拖</w:t>
+      </w:r>
+    </w:p>
+    <w:p>
+      <w:pPr>
+        <w:pStyle w:val="Compact"/>
+        <w:numPr>
+          <w:ilvl w:val="0"/>
+          <w:numId w:val="1022"/>
+        </w:numPr>
+      </w:pPr>
+      <w:r>
+        <w:rPr>
+          <w:rFonts w:hint="eastAsia"/>
+        </w:rPr>
+        <w:t xml:space="preserve">体态：中等身材，干活练出来的肌肉，但脸上的疲惫藏不住</w:t>
+      </w:r>
+    </w:p>
+    <w:p>
+      <w:pPr>
+        <w:pStyle w:val="Compact"/>
+        <w:numPr>
+          <w:ilvl w:val="0"/>
+          <w:numId w:val="1022"/>
+        </w:numPr>
+      </w:pPr>
+      <w:r>
+        <w:rPr>
+          <w:rFonts w:hint="eastAsia"/>
+        </w:rPr>
         <w:t xml:space="preserve">表情：大部分时候是沉着脸，偶尔苦笑</w:t>
       </w:r>
     </w:p>
@@ -15075,9 +15674,9 @@
         </w:pict>
       </w:r>
     </w:p>
-    <w:bookmarkEnd w:id="103"/>
-    <w:bookmarkEnd w:id="104"/>
-    <w:bookmarkStart w:id="113" w:name="舅妈"/>
+    <w:bookmarkEnd w:id="105"/>
+    <w:bookmarkEnd w:id="106"/>
+    <w:bookmarkStart w:id="115" w:name="舅妈"/>
     <w:p>
       <w:pPr>
         <w:pStyle w:val="Heading2"/>
@@ -15089,7 +15688,7 @@
         <w:t xml:space="preserve">舅妈</w:t>
       </w:r>
     </w:p>
-    <w:bookmarkStart w:id="105" w:name="基本信息-3"/>
+    <w:bookmarkStart w:id="107" w:name="基本信息-3"/>
     <w:p>
       <w:pPr>
         <w:pStyle w:val="Heading3"/>
@@ -15238,8 +15837,8 @@
         </w:tc>
       </w:tr>
     </w:tbl>
-    <w:bookmarkEnd w:id="105"/>
-    <w:bookmarkStart w:id="106" w:name="人物小传-3"/>
+    <w:bookmarkEnd w:id="107"/>
+    <w:bookmarkStart w:id="108" w:name="人物小传-3"/>
     <w:p>
       <w:pPr>
         <w:pStyle w:val="Heading3"/>
@@ -15329,8 +15928,8 @@
         <w:t xml:space="preserve">舅妈对主角的照顾，有一部分是因为和主角妈妈的情分——你是她孩子，我待你跟待自己孩子一样。</w:t>
       </w:r>
     </w:p>
-    <w:bookmarkEnd w:id="106"/>
-    <w:bookmarkStart w:id="107" w:name="性格特点-3"/>
+    <w:bookmarkEnd w:id="108"/>
+    <w:bookmarkStart w:id="109" w:name="性格特点-3"/>
     <w:p>
       <w:pPr>
         <w:pStyle w:val="Heading3"/>
@@ -15340,226 +15939,6 @@
           <w:rFonts w:hint="eastAsia"/>
         </w:rPr>
         <w:t xml:space="preserve">性格特点</w:t>
-      </w:r>
-    </w:p>
-    <w:p>
-      <w:pPr>
-        <w:pStyle w:val="Compact"/>
-        <w:numPr>
-          <w:ilvl w:val="0"/>
-          <w:numId w:val="1022"/>
-        </w:numPr>
-      </w:pPr>
-      <w:r>
-        <w:rPr>
-          <w:rFonts w:hint="eastAsia"/>
-          <w:b/>
-          <w:bCs/>
-        </w:rPr>
-        <w:t xml:space="preserve">勤劳</w:t>
-      </w:r>
-      <w:r>
-        <w:rPr>
-          <w:rFonts w:hint="eastAsia"/>
-        </w:rPr>
-        <w:t xml:space="preserve">：从早到晚不停，家务农活两头跑，是这个家最能干的人</w:t>
-      </w:r>
-    </w:p>
-    <w:p>
-      <w:pPr>
-        <w:pStyle w:val="Compact"/>
-        <w:numPr>
-          <w:ilvl w:val="0"/>
-          <w:numId w:val="1022"/>
-        </w:numPr>
-      </w:pPr>
-      <w:r>
-        <w:rPr>
-          <w:rFonts w:hint="eastAsia"/>
-          <w:b/>
-          <w:bCs/>
-        </w:rPr>
-        <w:t xml:space="preserve">善良</w:t>
-      </w:r>
-      <w:r>
-        <w:rPr>
-          <w:rFonts w:hint="eastAsia"/>
-        </w:rPr>
-        <w:t xml:space="preserve">：对老人孝顺，对孩子慈爱，对主角视如己出</w:t>
-      </w:r>
-    </w:p>
-    <w:p>
-      <w:pPr>
-        <w:pStyle w:val="Compact"/>
-        <w:numPr>
-          <w:ilvl w:val="0"/>
-          <w:numId w:val="1022"/>
-        </w:numPr>
-      </w:pPr>
-      <w:r>
-        <w:rPr>
-          <w:rFonts w:hint="eastAsia"/>
-          <w:b/>
-          <w:bCs/>
-        </w:rPr>
-        <w:t xml:space="preserve">踏实</w:t>
-      </w:r>
-      <w:r>
-        <w:rPr>
-          <w:rFonts w:hint="eastAsia"/>
-        </w:rPr>
-        <w:t xml:space="preserve">：不抱怨、不攀比、不计较，日子该怎么过就怎么过</w:t>
-      </w:r>
-    </w:p>
-    <w:p>
-      <w:pPr>
-        <w:pStyle w:val="Compact"/>
-        <w:numPr>
-          <w:ilvl w:val="0"/>
-          <w:numId w:val="1022"/>
-        </w:numPr>
-      </w:pPr>
-      <w:r>
-        <w:rPr>
-          <w:rFonts w:hint="eastAsia"/>
-          <w:b/>
-          <w:bCs/>
-        </w:rPr>
-        <w:t xml:space="preserve">能吃苦</w:t>
-      </w:r>
-      <w:r>
-        <w:rPr>
-          <w:rFonts w:hint="eastAsia"/>
-        </w:rPr>
-        <w:t xml:space="preserve">：从城里来到乡下，干的活比谁都多，从不叫苦</w:t>
-      </w:r>
-    </w:p>
-    <w:p>
-      <w:pPr>
-        <w:pStyle w:val="Compact"/>
-        <w:numPr>
-          <w:ilvl w:val="0"/>
-          <w:numId w:val="1022"/>
-        </w:numPr>
-      </w:pPr>
-      <w:r>
-        <w:rPr>
-          <w:rFonts w:hint="eastAsia"/>
-          <w:b/>
-          <w:bCs/>
-        </w:rPr>
-        <w:t xml:space="preserve">豁达</w:t>
-      </w:r>
-      <w:r>
-        <w:rPr>
-          <w:rFonts w:hint="eastAsia"/>
-        </w:rPr>
-        <w:t xml:space="preserve">：对两个儿子辍学不强求，觉得快乐生活就好</w:t>
-      </w:r>
-    </w:p>
-    <w:bookmarkEnd w:id="107"/>
-    <w:bookmarkStart w:id="108" w:name="与舅舅的关系-1"/>
-    <w:p>
-      <w:pPr>
-        <w:pStyle w:val="Heading3"/>
-      </w:pPr>
-      <w:r>
-        <w:rPr>
-          <w:rFonts w:hint="eastAsia"/>
-        </w:rPr>
-        <w:t xml:space="preserve">与舅舅的关系</w:t>
-      </w:r>
-    </w:p>
-    <w:p>
-      <w:pPr>
-        <w:pStyle w:val="FirstParagraph"/>
-      </w:pPr>
-      <w:r>
-        <w:rPr>
-          <w:rFonts w:hint="eastAsia"/>
-        </w:rPr>
-        <w:t xml:space="preserve">舅妈嘴上从来不饶人，嫌舅舅好吃懒做、嫌他干农活磨蹭、嫌他一天到晚想那些没用的。但骂归骂，她心里从来没有真的嫌弃过舅舅。跟着他从城里到乡下，吃苦受累，她觉得值得。</w:t>
-      </w:r>
-    </w:p>
-    <w:p>
-      <w:pPr>
-        <w:pStyle w:val="BodyText"/>
-      </w:pPr>
-      <w:r>
-        <w:rPr>
-          <w:rFonts w:hint="eastAsia"/>
-        </w:rPr>
-        <w:t xml:space="preserve">舅舅被骂了一笑了之，有时候还故意逗她。舅妈越骂越来劲，舅舅就越笑越开心。斗嘴是他们之间最常见的情感表达方式，比说”我爱你”更像他们。</w:t>
-      </w:r>
-    </w:p>
-    <w:p>
-      <w:pPr>
-        <w:pStyle w:val="BodyText"/>
-      </w:pPr>
-      <w:r>
-        <w:rPr>
-          <w:rFonts w:hint="eastAsia"/>
-        </w:rPr>
-        <w:t xml:space="preserve">外人看着觉得舅妈吃亏——跟着一个失败的男人来到乡下。但舅妈自己不这么想。她觉得舅舅不是坏人，只是运气不好。他有本事的时候她跟着享过福，他落魄了她也跟着吃得起苦。这就是夫妻。</w:t>
-      </w:r>
-    </w:p>
-    <w:bookmarkEnd w:id="108"/>
-    <w:bookmarkStart w:id="109" w:name="与主角的关系-3"/>
-    <w:p>
-      <w:pPr>
-        <w:pStyle w:val="Heading3"/>
-      </w:pPr>
-      <w:r>
-        <w:rPr>
-          <w:rFonts w:hint="eastAsia"/>
-        </w:rPr>
-        <w:t xml:space="preserve">与主角的关系</w:t>
-      </w:r>
-    </w:p>
-    <w:p>
-      <w:pPr>
-        <w:pStyle w:val="FirstParagraph"/>
-      </w:pPr>
-      <w:r>
-        <w:rPr>
-          <w:rFonts w:hint="eastAsia"/>
-        </w:rPr>
-        <w:t xml:space="preserve">舅妈对主角的照顾是真心实意的。你来了就是这个家的孩子，跟大表哥二表哥一样，该吃饭吃饭，该穿衣穿衣，不会亏待你。</w:t>
-      </w:r>
-    </w:p>
-    <w:p>
-      <w:pPr>
-        <w:pStyle w:val="BodyText"/>
-      </w:pPr>
-      <w:r>
-        <w:rPr>
-          <w:rFonts w:hint="eastAsia"/>
-        </w:rPr>
-        <w:t xml:space="preserve">主角的妈妈和舅妈关系好，舅妈对主角也带着这份情分。但不全是情分——舅妈本身就是一个善良的人，对谁都不会差，何况是自家的孩子。</w:t>
-      </w:r>
-    </w:p>
-    <w:p>
-      <w:pPr>
-        <w:pStyle w:val="BlockText"/>
-      </w:pPr>
-      <w:r>
-        <w:rPr>
-          <w:rFonts w:hint="eastAsia"/>
-        </w:rPr>
-        <w:t xml:space="preserve">舅妈是主角在这个家里”不需要争取就获得的善意”。和外婆的温情不同，舅妈的好是实在的、不带太多感情色彩的——她就是对你好，因为她就是这样的人。</w:t>
-      </w:r>
-    </w:p>
-    <w:bookmarkEnd w:id="109"/>
-    <w:bookmarkStart w:id="110" w:name="说话方式-3"/>
-    <w:p>
-      <w:pPr>
-        <w:pStyle w:val="Heading3"/>
-      </w:pPr>
-      <w:r>
-        <w:rPr>
-          <w:rFonts w:hint="eastAsia"/>
-        </w:rPr>
-        <w:t xml:space="preserve">说话方式</w:t>
       </w:r>
     </w:p>
     <w:p>
@@ -15573,8 +15952,16 @@
       <w:r>
         <w:rPr>
           <w:rFonts w:hint="eastAsia"/>
-        </w:rPr>
-        <w:t xml:space="preserve">语速快，干活的时候边干边说</w:t>
+          <w:b/>
+          <w:bCs/>
+        </w:rPr>
+        <w:t xml:space="preserve">勤劳</w:t>
+      </w:r>
+      <w:r>
+        <w:rPr>
+          <w:rFonts w:hint="eastAsia"/>
+        </w:rPr>
+        <w:t xml:space="preserve">：从早到晚不停，家务农活两头跑，是这个家最能干的人</w:t>
       </w:r>
     </w:p>
     <w:p>
@@ -15588,20 +15975,16 @@
       <w:r>
         <w:rPr>
           <w:rFonts w:hint="eastAsia"/>
-        </w:rPr>
-        <w:t xml:space="preserve">不说废话，吩咐事情干脆利落：</w:t>
-      </w:r>
-      <w:r>
-        <w:rPr>
-          <w:rFonts w:hint="eastAsia"/>
-        </w:rPr>
-        <w:t xml:space="preserve">“去把鸡喂了”</w:t>
-      </w:r>
-      <w:r>
-        <w:rPr>
-          <w:rFonts w:hint="eastAsia"/>
-        </w:rPr>
-        <w:t xml:space="preserve">“菜端上去”</w:t>
+          <w:b/>
+          <w:bCs/>
+        </w:rPr>
+        <w:t xml:space="preserve">善良</w:t>
+      </w:r>
+      <w:r>
+        <w:rPr>
+          <w:rFonts w:hint="eastAsia"/>
+        </w:rPr>
+        <w:t xml:space="preserve">：对老人孝顺，对孩子慈爱，对主角视如己出</w:t>
       </w:r>
     </w:p>
     <w:p>
@@ -15615,14 +15998,16 @@
       <w:r>
         <w:rPr>
           <w:rFonts w:hint="eastAsia"/>
-        </w:rPr>
-        <w:t xml:space="preserve">对舅舅：</w:t>
-      </w:r>
-      <w:r>
-        <w:rPr>
-          <w:rFonts w:hint="eastAsia"/>
-        </w:rPr>
-        <w:t xml:space="preserve">“你又在那想什么，过来帮忙”</w:t>
+          <w:b/>
+          <w:bCs/>
+        </w:rPr>
+        <w:t xml:space="preserve">踏实</w:t>
+      </w:r>
+      <w:r>
+        <w:rPr>
+          <w:rFonts w:hint="eastAsia"/>
+        </w:rPr>
+        <w:t xml:space="preserve">：不抱怨、不攀比、不计较，日子该怎么过就怎么过</w:t>
       </w:r>
     </w:p>
     <w:p>
@@ -15636,24 +16021,89 @@
       <w:r>
         <w:rPr>
           <w:rFonts w:hint="eastAsia"/>
-        </w:rPr>
-        <w:t xml:space="preserve">对主角偶尔关心一句：</w:t>
-      </w:r>
-      <w:r>
-        <w:rPr>
-          <w:rFonts w:hint="eastAsia"/>
-        </w:rPr>
-        <w:t xml:space="preserve">“吃饱了没？”</w:t>
-      </w:r>
-      <w:r>
-        <w:rPr>
-          <w:rFonts w:hint="eastAsia"/>
-        </w:rPr>
-        <w:t xml:space="preserve">“别跑太快，摔了”</w:t>
+          <w:b/>
+          <w:bCs/>
+        </w:rPr>
+        <w:t xml:space="preserve">能吃苦</w:t>
+      </w:r>
+      <w:r>
+        <w:rPr>
+          <w:rFonts w:hint="eastAsia"/>
+        </w:rPr>
+        <w:t xml:space="preserve">：从城里来到乡下，干的活比谁都多，从不叫苦</w:t>
+      </w:r>
+    </w:p>
+    <w:p>
+      <w:pPr>
+        <w:pStyle w:val="Compact"/>
+        <w:numPr>
+          <w:ilvl w:val="0"/>
+          <w:numId w:val="1023"/>
+        </w:numPr>
+      </w:pPr>
+      <w:r>
+        <w:rPr>
+          <w:rFonts w:hint="eastAsia"/>
+          <w:b/>
+          <w:bCs/>
+        </w:rPr>
+        <w:t xml:space="preserve">豁达</w:t>
+      </w:r>
+      <w:r>
+        <w:rPr>
+          <w:rFonts w:hint="eastAsia"/>
+        </w:rPr>
+        <w:t xml:space="preserve">：对两个儿子辍学不强求，觉得快乐生活就好</w:t>
+      </w:r>
+    </w:p>
+    <w:bookmarkEnd w:id="109"/>
+    <w:bookmarkStart w:id="110" w:name="与舅舅的关系-1"/>
+    <w:p>
+      <w:pPr>
+        <w:pStyle w:val="Heading3"/>
+      </w:pPr>
+      <w:r>
+        <w:rPr>
+          <w:rFonts w:hint="eastAsia"/>
+        </w:rPr>
+        <w:t xml:space="preserve">与舅舅的关系</w:t>
+      </w:r>
+    </w:p>
+    <w:p>
+      <w:pPr>
+        <w:pStyle w:val="FirstParagraph"/>
+      </w:pPr>
+      <w:r>
+        <w:rPr>
+          <w:rFonts w:hint="eastAsia"/>
+        </w:rPr>
+        <w:t xml:space="preserve">舅妈嘴上从来不饶人，嫌舅舅好吃懒做、嫌他干农活磨蹭、嫌他一天到晚想那些没用的。但骂归骂，她心里从来没有真的嫌弃过舅舅。跟着他从城里到乡下，吃苦受累，她觉得值得。</w:t>
+      </w:r>
+    </w:p>
+    <w:p>
+      <w:pPr>
+        <w:pStyle w:val="BodyText"/>
+      </w:pPr>
+      <w:r>
+        <w:rPr>
+          <w:rFonts w:hint="eastAsia"/>
+        </w:rPr>
+        <w:t xml:space="preserve">舅舅被骂了一笑了之，有时候还故意逗她。舅妈越骂越来劲，舅舅就越笑越开心。斗嘴是他们之间最常见的情感表达方式，比说”我爱你”更像他们。</w:t>
+      </w:r>
+    </w:p>
+    <w:p>
+      <w:pPr>
+        <w:pStyle w:val="BodyText"/>
+      </w:pPr>
+      <w:r>
+        <w:rPr>
+          <w:rFonts w:hint="eastAsia"/>
+        </w:rPr>
+        <w:t xml:space="preserve">外人看着觉得舅妈吃亏——跟着一个失败的男人来到乡下。但舅妈自己不这么想。她觉得舅舅不是坏人，只是运气不好。他有本事的时候她跟着享过福，他落魄了她也跟着吃得起苦。这就是夫妻。</w:t>
       </w:r>
     </w:p>
     <w:bookmarkEnd w:id="110"/>
-    <w:bookmarkStart w:id="111" w:name="参与事件-3"/>
+    <w:bookmarkStart w:id="111" w:name="与主角的关系-3"/>
     <w:p>
       <w:pPr>
         <w:pStyle w:val="Heading3"/>
@@ -15662,7 +16112,53 @@
         <w:rPr>
           <w:rFonts w:hint="eastAsia"/>
         </w:rPr>
-        <w:t xml:space="preserve">参与事件</w:t>
+        <w:t xml:space="preserve">与主角的关系</w:t>
+      </w:r>
+    </w:p>
+    <w:p>
+      <w:pPr>
+        <w:pStyle w:val="FirstParagraph"/>
+      </w:pPr>
+      <w:r>
+        <w:rPr>
+          <w:rFonts w:hint="eastAsia"/>
+        </w:rPr>
+        <w:t xml:space="preserve">舅妈对主角的照顾是真心实意的。你来了就是这个家的孩子，跟大表哥二表哥一样，该吃饭吃饭，该穿衣穿衣，不会亏待你。</w:t>
+      </w:r>
+    </w:p>
+    <w:p>
+      <w:pPr>
+        <w:pStyle w:val="BodyText"/>
+      </w:pPr>
+      <w:r>
+        <w:rPr>
+          <w:rFonts w:hint="eastAsia"/>
+        </w:rPr>
+        <w:t xml:space="preserve">主角的妈妈和舅妈关系好，舅妈对主角也带着这份情分。但不全是情分——舅妈本身就是一个善良的人，对谁都不会差，何况是自家的孩子。</w:t>
+      </w:r>
+    </w:p>
+    <w:p>
+      <w:pPr>
+        <w:pStyle w:val="BlockText"/>
+      </w:pPr>
+      <w:r>
+        <w:rPr>
+          <w:rFonts w:hint="eastAsia"/>
+        </w:rPr>
+        <w:t xml:space="preserve">舅妈是主角在这个家里”不需要争取就获得的善意”。和外婆的温情不同，舅妈的好是实在的、不带太多感情色彩的——她就是对你好，因为她就是这样的人。</w:t>
+      </w:r>
+    </w:p>
+    <w:bookmarkEnd w:id="111"/>
+    <w:bookmarkStart w:id="112" w:name="说话方式-3"/>
+    <w:p>
+      <w:pPr>
+        <w:pStyle w:val="Heading3"/>
+      </w:pPr>
+      <w:r>
+        <w:rPr>
+          <w:rFonts w:hint="eastAsia"/>
+        </w:rPr>
+        <w:t xml:space="preserve">说话方式</w:t>
       </w:r>
     </w:p>
     <w:p>
@@ -15677,7 +16173,7 @@
         <w:rPr>
           <w:rFonts w:hint="eastAsia"/>
         </w:rPr>
-        <w:t xml:space="preserve">家务活动（择菜、扫地、喂鸡）</w:t>
+        <w:t xml:space="preserve">语速快，干活的时候边干边说</w:t>
       </w:r>
     </w:p>
     <w:p>
@@ -15692,7 +16188,19 @@
         <w:rPr>
           <w:rFonts w:hint="eastAsia"/>
         </w:rPr>
-        <w:t xml:space="preserve">养猪养鱼养果树（农活活动）</w:t>
+        <w:t xml:space="preserve">不说废话，吩咐事情干脆利落：</w:t>
+      </w:r>
+      <w:r>
+        <w:rPr>
+          <w:rFonts w:hint="eastAsia"/>
+        </w:rPr>
+        <w:t xml:space="preserve">“去把鸡喂了”</w:t>
+      </w:r>
+      <w:r>
+        <w:rPr>
+          <w:rFonts w:hint="eastAsia"/>
+        </w:rPr>
+        <w:t xml:space="preserve">“菜端上去”</w:t>
       </w:r>
     </w:p>
     <w:p>
@@ -15707,7 +16215,13 @@
         <w:rPr>
           <w:rFonts w:hint="eastAsia"/>
         </w:rPr>
-        <w:t xml:space="preserve">赶集（和外婆一起去）</w:t>
+        <w:t xml:space="preserve">对舅舅：</w:t>
+      </w:r>
+      <w:r>
+        <w:rPr>
+          <w:rFonts w:hint="eastAsia"/>
+        </w:rPr>
+        <w:t xml:space="preserve">“你又在那想什么，过来帮忙”</w:t>
       </w:r>
     </w:p>
     <w:p>
@@ -15722,26 +16236,23 @@
         <w:rPr>
           <w:rFonts w:hint="eastAsia"/>
         </w:rPr>
-        <w:t xml:space="preserve">年例备菜</w:t>
-      </w:r>
-    </w:p>
-    <w:p>
-      <w:pPr>
-        <w:pStyle w:val="Compact"/>
-        <w:numPr>
-          <w:ilvl w:val="0"/>
-          <w:numId w:val="1024"/>
-        </w:numPr>
-      </w:pPr>
-      <w:r>
-        <w:rPr>
-          <w:rFonts w:hint="eastAsia"/>
-        </w:rPr>
-        <w:t xml:space="preserve">舅妈和舅舅斗嘴（日常事件）</w:t>
-      </w:r>
-    </w:p>
-    <w:bookmarkEnd w:id="111"/>
-    <w:bookmarkStart w:id="112" w:name="视觉设计参考-3"/>
+        <w:t xml:space="preserve">对主角偶尔关心一句：</w:t>
+      </w:r>
+      <w:r>
+        <w:rPr>
+          <w:rFonts w:hint="eastAsia"/>
+        </w:rPr>
+        <w:t xml:space="preserve">“吃饱了没？”</w:t>
+      </w:r>
+      <w:r>
+        <w:rPr>
+          <w:rFonts w:hint="eastAsia"/>
+        </w:rPr>
+        <w:t xml:space="preserve">“别跑太快，摔了”</w:t>
+      </w:r>
+    </w:p>
+    <w:bookmarkEnd w:id="112"/>
+    <w:bookmarkStart w:id="113" w:name="参与事件-3"/>
     <w:p>
       <w:pPr>
         <w:pStyle w:val="Heading3"/>
@@ -15750,7 +16261,7 @@
         <w:rPr>
           <w:rFonts w:hint="eastAsia"/>
         </w:rPr>
-        <w:t xml:space="preserve">视觉设计参考</w:t>
+        <w:t xml:space="preserve">参与事件</w:t>
       </w:r>
     </w:p>
     <w:p>
@@ -15765,7 +16276,7 @@
         <w:rPr>
           <w:rFonts w:hint="eastAsia"/>
         </w:rPr>
-        <w:t xml:space="preserve">穿着：朴素但利落，干活时袖子永远卷到手肘</w:t>
+        <w:t xml:space="preserve">家务活动（择菜、扫地、喂鸡）</w:t>
       </w:r>
     </w:p>
     <w:p>
@@ -15780,7 +16291,7 @@
         <w:rPr>
           <w:rFonts w:hint="eastAsia"/>
         </w:rPr>
-        <w:t xml:space="preserve">体态：结实、不胖，操劳的人没有胖的</w:t>
+        <w:t xml:space="preserve">养猪养鱼养果树（农活活动）</w:t>
       </w:r>
     </w:p>
     <w:p>
@@ -15795,6 +16306,94 @@
         <w:rPr>
           <w:rFonts w:hint="eastAsia"/>
         </w:rPr>
+        <w:t xml:space="preserve">赶集（和外婆一起去）</w:t>
+      </w:r>
+    </w:p>
+    <w:p>
+      <w:pPr>
+        <w:pStyle w:val="Compact"/>
+        <w:numPr>
+          <w:ilvl w:val="0"/>
+          <w:numId w:val="1025"/>
+        </w:numPr>
+      </w:pPr>
+      <w:r>
+        <w:rPr>
+          <w:rFonts w:hint="eastAsia"/>
+        </w:rPr>
+        <w:t xml:space="preserve">年例备菜</w:t>
+      </w:r>
+    </w:p>
+    <w:p>
+      <w:pPr>
+        <w:pStyle w:val="Compact"/>
+        <w:numPr>
+          <w:ilvl w:val="0"/>
+          <w:numId w:val="1025"/>
+        </w:numPr>
+      </w:pPr>
+      <w:r>
+        <w:rPr>
+          <w:rFonts w:hint="eastAsia"/>
+        </w:rPr>
+        <w:t xml:space="preserve">舅妈和舅舅斗嘴（日常事件）</w:t>
+      </w:r>
+    </w:p>
+    <w:bookmarkEnd w:id="113"/>
+    <w:bookmarkStart w:id="114" w:name="视觉设计参考-3"/>
+    <w:p>
+      <w:pPr>
+        <w:pStyle w:val="Heading3"/>
+      </w:pPr>
+      <w:r>
+        <w:rPr>
+          <w:rFonts w:hint="eastAsia"/>
+        </w:rPr>
+        <w:t xml:space="preserve">视觉设计参考</w:t>
+      </w:r>
+    </w:p>
+    <w:p>
+      <w:pPr>
+        <w:pStyle w:val="Compact"/>
+        <w:numPr>
+          <w:ilvl w:val="0"/>
+          <w:numId w:val="1026"/>
+        </w:numPr>
+      </w:pPr>
+      <w:r>
+        <w:rPr>
+          <w:rFonts w:hint="eastAsia"/>
+        </w:rPr>
+        <w:t xml:space="preserve">穿着：朴素但利落，干活时袖子永远卷到手肘</w:t>
+      </w:r>
+    </w:p>
+    <w:p>
+      <w:pPr>
+        <w:pStyle w:val="Compact"/>
+        <w:numPr>
+          <w:ilvl w:val="0"/>
+          <w:numId w:val="1026"/>
+        </w:numPr>
+      </w:pPr>
+      <w:r>
+        <w:rPr>
+          <w:rFonts w:hint="eastAsia"/>
+        </w:rPr>
+        <w:t xml:space="preserve">体态：结实、不胖，操劳的人没有胖的</w:t>
+      </w:r>
+    </w:p>
+    <w:p>
+      <w:pPr>
+        <w:pStyle w:val="Compact"/>
+        <w:numPr>
+          <w:ilvl w:val="0"/>
+          <w:numId w:val="1026"/>
+        </w:numPr>
+      </w:pPr>
+      <w:r>
+        <w:rPr>
+          <w:rFonts w:hint="eastAsia"/>
+        </w:rPr>
         <w:t xml:space="preserve">表情：干活时认真，闲下来会笑，眼角有皱纹</w:t>
       </w:r>
     </w:p>
@@ -15805,9 +16404,9 @@
         </w:pict>
       </w:r>
     </w:p>
-    <w:bookmarkEnd w:id="112"/>
-    <w:bookmarkEnd w:id="113"/>
-    <w:bookmarkStart w:id="126" w:name="大表哥"/>
+    <w:bookmarkEnd w:id="114"/>
+    <w:bookmarkEnd w:id="115"/>
+    <w:bookmarkStart w:id="128" w:name="大表哥"/>
     <w:p>
       <w:pPr>
         <w:pStyle w:val="Heading2"/>
@@ -15819,7 +16418,7 @@
         <w:t xml:space="preserve">大表哥</w:t>
       </w:r>
     </w:p>
-    <w:bookmarkStart w:id="114" w:name="基本信息-4"/>
+    <w:bookmarkStart w:id="116" w:name="基本信息-4"/>
     <w:p>
       <w:pPr>
         <w:pStyle w:val="Heading3"/>
@@ -15968,8 +16567,8 @@
         </w:tc>
       </w:tr>
     </w:tbl>
-    <w:bookmarkEnd w:id="114"/>
-    <w:bookmarkStart w:id="115" w:name="人物小传-4"/>
+    <w:bookmarkEnd w:id="116"/>
+    <w:bookmarkStart w:id="117" w:name="人物小传-4"/>
     <w:p>
       <w:pPr>
         <w:pStyle w:val="Heading3"/>
@@ -16036,8 +16635,8 @@
         <w:t xml:space="preserve">他是主角认识”外面世界”的窗口。每次回来，他会给主角带点县城的东西——一包零食、一本漫画、一个小玩意。这些东西在乡下买不到，对主角来说就是”外面的证据”。他也会跟主角讲县城的见闻，但不是炫耀，而是分享——他把主角当一个可以聊天的人，当亲弟弟一样关爱。</w:t>
       </w:r>
     </w:p>
-    <w:bookmarkEnd w:id="115"/>
-    <w:bookmarkStart w:id="116" w:name="性格特点-4"/>
+    <w:bookmarkEnd w:id="117"/>
+    <w:bookmarkStart w:id="118" w:name="性格特点-4"/>
     <w:p>
       <w:pPr>
         <w:pStyle w:val="Heading3"/>
@@ -16047,426 +16646,6 @@
           <w:rFonts w:hint="eastAsia"/>
         </w:rPr>
         <w:t xml:space="preserve">性格特点</w:t>
-      </w:r>
-    </w:p>
-    <w:p>
-      <w:pPr>
-        <w:pStyle w:val="Compact"/>
-        <w:numPr>
-          <w:ilvl w:val="0"/>
-          <w:numId w:val="1026"/>
-        </w:numPr>
-      </w:pPr>
-      <w:r>
-        <w:rPr>
-          <w:rFonts w:hint="eastAsia"/>
-          <w:b/>
-          <w:bCs/>
-        </w:rPr>
-        <w:t xml:space="preserve">踏实肯干</w:t>
-      </w:r>
-      <w:r>
-        <w:rPr>
-          <w:rFonts w:hint="eastAsia"/>
-        </w:rPr>
-        <w:t xml:space="preserve">：继承了舅妈的品质，干活不偷懒，师傅也满意</w:t>
-      </w:r>
-    </w:p>
-    <w:p>
-      <w:pPr>
-        <w:pStyle w:val="Compact"/>
-        <w:numPr>
-          <w:ilvl w:val="0"/>
-          <w:numId w:val="1026"/>
-        </w:numPr>
-      </w:pPr>
-      <w:r>
-        <w:rPr>
-          <w:rFonts w:hint="eastAsia"/>
-          <w:b/>
-          <w:bCs/>
-        </w:rPr>
-        <w:t xml:space="preserve">敢闯荡</w:t>
-      </w:r>
-      <w:r>
-        <w:rPr>
-          <w:rFonts w:hint="eastAsia"/>
-        </w:rPr>
-        <w:t xml:space="preserve">：去过外地电子厂，现在学手艺，不满足于待在乡下</w:t>
-      </w:r>
-    </w:p>
-    <w:p>
-      <w:pPr>
-        <w:pStyle w:val="Compact"/>
-        <w:numPr>
-          <w:ilvl w:val="0"/>
-          <w:numId w:val="1026"/>
-        </w:numPr>
-      </w:pPr>
-      <w:r>
-        <w:rPr>
-          <w:rFonts w:hint="eastAsia"/>
-          <w:b/>
-          <w:bCs/>
-        </w:rPr>
-        <w:t xml:space="preserve">开朗重情意</w:t>
-      </w:r>
-      <w:r>
-        <w:rPr>
-          <w:rFonts w:hint="eastAsia"/>
-        </w:rPr>
-        <w:t xml:space="preserve">：继承了舅舅的社交能力，为人仗义</w:t>
-      </w:r>
-    </w:p>
-    <w:p>
-      <w:pPr>
-        <w:pStyle w:val="Compact"/>
-        <w:numPr>
-          <w:ilvl w:val="0"/>
-          <w:numId w:val="1026"/>
-        </w:numPr>
-      </w:pPr>
-      <w:r>
-        <w:rPr>
-          <w:rFonts w:hint="eastAsia"/>
-          <w:b/>
-          <w:bCs/>
-        </w:rPr>
-        <w:t xml:space="preserve">有野心但低调</w:t>
-      </w:r>
-      <w:r>
-        <w:rPr>
-          <w:rFonts w:hint="eastAsia"/>
-        </w:rPr>
-        <w:t xml:space="preserve">：想开饭馆但不张扬，只在跟主角聊天时偶尔提一句</w:t>
-      </w:r>
-    </w:p>
-    <w:p>
-      <w:pPr>
-        <w:pStyle w:val="Compact"/>
-        <w:numPr>
-          <w:ilvl w:val="0"/>
-          <w:numId w:val="1026"/>
-        </w:numPr>
-      </w:pPr>
-      <w:r>
-        <w:rPr>
-          <w:rFonts w:hint="eastAsia"/>
-          <w:b/>
-          <w:bCs/>
-        </w:rPr>
-        <w:t xml:space="preserve">倔</w:t>
-      </w:r>
-      <w:r>
-        <w:rPr>
-          <w:rFonts w:hint="eastAsia"/>
-        </w:rPr>
-        <w:t xml:space="preserve">：跟舅舅一样倔，不肯服软</w:t>
-      </w:r>
-    </w:p>
-    <w:bookmarkEnd w:id="116"/>
-    <w:bookmarkStart w:id="117" w:name="与舅舅的关系-2"/>
-    <w:p>
-      <w:pPr>
-        <w:pStyle w:val="Heading3"/>
-      </w:pPr>
-      <w:r>
-        <w:rPr>
-          <w:rFonts w:hint="eastAsia"/>
-        </w:rPr>
-        <w:t xml:space="preserve">与舅舅的关系</w:t>
-      </w:r>
-    </w:p>
-    <w:p>
-      <w:pPr>
-        <w:pStyle w:val="FirstParagraph"/>
-      </w:pPr>
-      <w:r>
-        <w:rPr>
-          <w:rFonts w:hint="eastAsia"/>
-        </w:rPr>
-        <w:t xml:space="preserve">大表哥和舅舅是这个家里最拧巴的一对父子。</w:t>
-      </w:r>
-    </w:p>
-    <w:p>
-      <w:pPr>
-        <w:pStyle w:val="BodyText"/>
-      </w:pPr>
-      <w:r>
-        <w:rPr>
-          <w:rFonts w:hint="eastAsia"/>
-        </w:rPr>
-        <w:t xml:space="preserve">舅舅从城里退回来，大表哥往城里闯。大表哥以前觉得舅舅是被打败了才回来的，凭什么说我。舅舅觉得大表哥迟早也会撞南墙。每次回来，舅舅总要刺他几句，大表哥不服，父子俩经常吵架，一吵就崩，谁都不让谁。</w:t>
-      </w:r>
-    </w:p>
-    <w:p>
-      <w:pPr>
-        <w:pStyle w:val="BodyText"/>
-      </w:pPr>
-      <w:r>
-        <w:rPr>
-          <w:rFonts w:hint="eastAsia"/>
-        </w:rPr>
-        <w:t xml:space="preserve">但在外闯荡过后，大表哥渐渐理解了父亲的不易。他开始明白那条路确实不好走，舅舅不是懦弱，是真的拼过。但他不会跟舅舅说这些话，他和他爸一样倔，不肯服软。这份理解藏在心里，也许要很多年后才会说出来。</w:t>
-      </w:r>
-    </w:p>
-    <w:bookmarkEnd w:id="117"/>
-    <w:bookmarkStart w:id="118" w:name="与舅妈的关系-1"/>
-    <w:p>
-      <w:pPr>
-        <w:pStyle w:val="Heading3"/>
-      </w:pPr>
-      <w:r>
-        <w:rPr>
-          <w:rFonts w:hint="eastAsia"/>
-        </w:rPr>
-        <w:t xml:space="preserve">与舅妈的关系</w:t>
-      </w:r>
-    </w:p>
-    <w:p>
-      <w:pPr>
-        <w:pStyle w:val="FirstParagraph"/>
-      </w:pPr>
-      <w:r>
-        <w:rPr>
-          <w:rFonts w:hint="eastAsia"/>
-        </w:rPr>
-        <w:t xml:space="preserve">大表哥对舅妈这位母亲十分敬重。舅妈是这个家最不抱怨的人，跟着父亲从城里来到乡下，吃苦受累，从来不叫苦。大表哥看在眼里，心里是服气的。他对舅妈的好是实打实的——每次回来给家里做顿饭，首先就是做舅妈爱吃的菜。</w:t>
-      </w:r>
-    </w:p>
-    <w:p>
-      <w:pPr>
-        <w:pStyle w:val="BodyText"/>
-      </w:pPr>
-      <w:r>
-        <w:rPr>
-          <w:rFonts w:hint="eastAsia"/>
-        </w:rPr>
-        <w:t xml:space="preserve">舅妈对他辍学的事没有责骂，只说”你开心就好”。大表哥表面上不说什么，心里是记着的。</w:t>
-      </w:r>
-    </w:p>
-    <w:bookmarkEnd w:id="118"/>
-    <w:bookmarkStart w:id="119" w:name="与二表哥的关系"/>
-    <w:p>
-      <w:pPr>
-        <w:pStyle w:val="Heading3"/>
-      </w:pPr>
-      <w:r>
-        <w:rPr>
-          <w:rFonts w:hint="eastAsia"/>
-        </w:rPr>
-        <w:t xml:space="preserve">与二表哥的关系</w:t>
-      </w:r>
-    </w:p>
-    <w:p>
-      <w:pPr>
-        <w:pStyle w:val="FirstParagraph"/>
-      </w:pPr>
-      <w:r>
-        <w:rPr>
-          <w:rFonts w:hint="eastAsia"/>
-        </w:rPr>
-        <w:t xml:space="preserve">大表哥对弟弟的感情很复杂。</w:t>
-      </w:r>
-    </w:p>
-    <w:p>
-      <w:pPr>
-        <w:pStyle w:val="BodyText"/>
-      </w:pPr>
-      <w:r>
-        <w:rPr>
-          <w:rFonts w:hint="eastAsia"/>
-        </w:rPr>
-        <w:t xml:space="preserve">一方面，他和对父亲一样怒其不争——二表哥不上进，整天在乡下混日子，没有一点想出去闯的意思。大表哥偶尔会帮他找一些工作机会，希望他能更上进一些。</w:t>
-      </w:r>
-    </w:p>
-    <w:p>
-      <w:pPr>
-        <w:pStyle w:val="BodyText"/>
-      </w:pPr>
-      <w:r>
-        <w:rPr>
-          <w:rFonts w:hint="eastAsia"/>
-        </w:rPr>
-        <w:t xml:space="preserve">另一方面，他又觉得二表哥活得比自己轻松。二表哥没有野心，没有压力，日子过得简单快乐。大表哥有时候会想：也许二表哥才是对的？</w:t>
-      </w:r>
-    </w:p>
-    <w:p>
-      <w:pPr>
-        <w:pStyle w:val="BodyText"/>
-      </w:pPr>
-      <w:r>
-        <w:rPr>
-          <w:rFonts w:hint="eastAsia"/>
-        </w:rPr>
-        <w:t xml:space="preserve">他不会跟二表哥说这些。他只会说：</w:t>
-      </w:r>
-      <w:r>
-        <w:rPr>
-          <w:rFonts w:hint="eastAsia"/>
-        </w:rPr>
-        <w:t xml:space="preserve">“有空也出来找点事做。”</w:t>
-      </w:r>
-      <w:r>
-        <w:rPr>
-          <w:rFonts w:hint="eastAsia"/>
-        </w:rPr>
-        <w:t xml:space="preserve">二表哥说”不急”，他就不再多说了。</w:t>
-      </w:r>
-    </w:p>
-    <w:bookmarkEnd w:id="119"/>
-    <w:bookmarkStart w:id="120" w:name="与主角的关系-4"/>
-    <w:p>
-      <w:pPr>
-        <w:pStyle w:val="Heading3"/>
-      </w:pPr>
-      <w:r>
-        <w:rPr>
-          <w:rFonts w:hint="eastAsia"/>
-        </w:rPr>
-        <w:t xml:space="preserve">与主角的关系</w:t>
-      </w:r>
-    </w:p>
-    <w:p>
-      <w:pPr>
-        <w:pStyle w:val="FirstParagraph"/>
-      </w:pPr>
-      <w:r>
-        <w:rPr>
-          <w:rFonts w:hint="eastAsia"/>
-        </w:rPr>
-        <w:t xml:space="preserve">大表哥对主角像对亲弟弟一样。他是主角认识外面世界的窗口，每次回来带东西、讲故事、教东西。他把主角当成一个可以倾诉的人——想开饭馆的野心，第一次就是对主角说的。</w:t>
-      </w:r>
-    </w:p>
-    <w:p>
-      <w:pPr>
-        <w:pStyle w:val="BlockText"/>
-      </w:pPr>
-      <w:r>
-        <w:rPr>
-          <w:rFonts w:hint="eastAsia"/>
-        </w:rPr>
-        <w:t xml:space="preserve">大表哥是主角的”榜样型玩伴”——他比主角大，见过更多东西，有自己想做的事。他让主角看到”不读书也有出路”，但也让主角思考”那条路是不是我想要的”。</w:t>
-      </w:r>
-    </w:p>
-    <w:bookmarkEnd w:id="120"/>
-    <w:bookmarkStart w:id="121" w:name="与外公外婆的关系"/>
-    <w:p>
-      <w:pPr>
-        <w:pStyle w:val="Heading3"/>
-      </w:pPr>
-      <w:r>
-        <w:rPr>
-          <w:rFonts w:hint="eastAsia"/>
-        </w:rPr>
-        <w:t xml:space="preserve">与外公外婆的关系</w:t>
-      </w:r>
-    </w:p>
-    <w:p>
-      <w:pPr>
-        <w:pStyle w:val="FirstParagraph"/>
-      </w:pPr>
-      <w:r>
-        <w:rPr>
-          <w:rFonts w:hint="eastAsia"/>
-        </w:rPr>
-        <w:t xml:space="preserve">大表哥对外公外婆很有孝心。每次回来给家里做顿饭，也给老人做他们喜欢的菜。他知道外婆年纪大了操持家务不容易，舅妈扛起了大部分，但他能做的也会做。对外公，他话不多，但偶尔会去鱼塘看看，带包烟或者带点吃的。</w:t>
-      </w:r>
-    </w:p>
-    <w:bookmarkEnd w:id="121"/>
-    <w:bookmarkStart w:id="122" w:name="关键弧线"/>
-    <w:p>
-      <w:pPr>
-        <w:pStyle w:val="Heading3"/>
-      </w:pPr>
-      <w:r>
-        <w:rPr>
-          <w:rFonts w:hint="eastAsia"/>
-        </w:rPr>
-        <w:t xml:space="preserve">关键弧线</w:t>
-      </w:r>
-    </w:p>
-    <w:p>
-      <w:pPr>
-        <w:pStyle w:val="FirstParagraph"/>
-      </w:pPr>
-      <w:r>
-        <w:rPr>
-          <w:rFonts w:hint="eastAsia"/>
-        </w:rPr>
-        <w:t xml:space="preserve">大表哥的做菜手艺是可视化的成长线：</w:t>
-      </w:r>
-      <w:r>
-        <w:t xml:space="preserve"> </w:t>
-      </w:r>
-      <w:r>
-        <w:t xml:space="preserve">1. </w:t>
-      </w:r>
-      <w:r>
-        <w:rPr>
-          <w:rFonts w:hint="eastAsia"/>
-        </w:rPr>
-        <w:t xml:space="preserve">第一次回来做的菜，味道一般，但全家人都给了面子</w:t>
-      </w:r>
-      <w:r>
-        <w:t xml:space="preserve"> </w:t>
-      </w:r>
-      <w:r>
-        <w:t xml:space="preserve">2. </w:t>
-      </w:r>
-      <w:r>
-        <w:rPr>
-          <w:rFonts w:hint="eastAsia"/>
-        </w:rPr>
-        <w:t xml:space="preserve">中间几次，有进步但也有翻车（比如盐放多了）</w:t>
-      </w:r>
-      <w:r>
-        <w:t xml:space="preserve"> </w:t>
-      </w:r>
-      <w:r>
-        <w:t xml:space="preserve">3. </w:t>
-      </w:r>
-      <w:r>
-        <w:rPr>
-          <w:rFonts w:hint="eastAsia"/>
-        </w:rPr>
-        <w:t xml:space="preserve">某一次做了一道真正好吃的菜，全家人都惊讶</w:t>
-      </w:r>
-      <w:r>
-        <w:t xml:space="preserve"> </w:t>
-      </w:r>
-      <w:r>
-        <w:t xml:space="preserve">4. </w:t>
-      </w:r>
-      <w:r>
-        <w:rPr>
-          <w:rFonts w:hint="eastAsia"/>
-        </w:rPr>
-        <w:t xml:space="preserve">最后阶段，他做的菜已经像模像样，甚至外婆都点头认可</w:t>
-      </w:r>
-    </w:p>
-    <w:p>
-      <w:pPr>
-        <w:pStyle w:val="BodyText"/>
-      </w:pPr>
-      <w:r>
-        <w:rPr>
-          <w:rFonts w:hint="eastAsia"/>
-        </w:rPr>
-        <w:t xml:space="preserve">这个过程不需要玩家做什么，只需要”在场”——看着他变化。</w:t>
-      </w:r>
-    </w:p>
-    <w:bookmarkEnd w:id="122"/>
-    <w:bookmarkStart w:id="123" w:name="说话方式-4"/>
-    <w:p>
-      <w:pPr>
-        <w:pStyle w:val="Heading3"/>
-      </w:pPr>
-      <w:r>
-        <w:rPr>
-          <w:rFonts w:hint="eastAsia"/>
-        </w:rPr>
-        <w:t xml:space="preserve">说话方式</w:t>
       </w:r>
     </w:p>
     <w:p>
@@ -16480,8 +16659,16 @@
       <w:r>
         <w:rPr>
           <w:rFonts w:hint="eastAsia"/>
-        </w:rPr>
-        <w:t xml:space="preserve">在主角面前话多，愿意分享、愿意教</w:t>
+          <w:b/>
+          <w:bCs/>
+        </w:rPr>
+        <w:t xml:space="preserve">踏实肯干</w:t>
+      </w:r>
+      <w:r>
+        <w:rPr>
+          <w:rFonts w:hint="eastAsia"/>
+        </w:rPr>
+        <w:t xml:space="preserve">：继承了舅妈的品质，干活不偷懒，师傅也满意</w:t>
       </w:r>
     </w:p>
     <w:p>
@@ -16495,8 +16682,16 @@
       <w:r>
         <w:rPr>
           <w:rFonts w:hint="eastAsia"/>
-        </w:rPr>
-        <w:t xml:space="preserve">在大人面前话少，尤其是舅舅面前</w:t>
+          <w:b/>
+          <w:bCs/>
+        </w:rPr>
+        <w:t xml:space="preserve">敢闯荡</w:t>
+      </w:r>
+      <w:r>
+        <w:rPr>
+          <w:rFonts w:hint="eastAsia"/>
+        </w:rPr>
+        <w:t xml:space="preserve">：去过外地电子厂，现在学手艺，不满足于待在乡下</w:t>
       </w:r>
     </w:p>
     <w:p>
@@ -16510,20 +16705,16 @@
       <w:r>
         <w:rPr>
           <w:rFonts w:hint="eastAsia"/>
-        </w:rPr>
-        <w:t xml:space="preserve">口头禅：</w:t>
-      </w:r>
-      <w:r>
-        <w:rPr>
-          <w:rFonts w:hint="eastAsia"/>
-        </w:rPr>
-        <w:t xml:space="preserve">“没啥大不了的”</w:t>
-      </w:r>
-      <w:r>
-        <w:rPr>
-          <w:rFonts w:hint="eastAsia"/>
-        </w:rPr>
-        <w:t xml:space="preserve">“等我以后……”</w:t>
+          <w:b/>
+          <w:bCs/>
+        </w:rPr>
+        <w:t xml:space="preserve">开朗重情意</w:t>
+      </w:r>
+      <w:r>
+        <w:rPr>
+          <w:rFonts w:hint="eastAsia"/>
+        </w:rPr>
+        <w:t xml:space="preserve">：继承了舅舅的社交能力，为人仗义</w:t>
       </w:r>
     </w:p>
     <w:p>
@@ -16537,30 +16728,252 @@
       <w:r>
         <w:rPr>
           <w:rFonts w:hint="eastAsia"/>
-        </w:rPr>
-        <w:t xml:space="preserve">偶尔带点县城的词或者饭馆里的行话（</w:t>
-      </w:r>
-      <w:r>
-        <w:rPr>
-          <w:rFonts w:hint="eastAsia"/>
-        </w:rPr>
-        <w:t xml:space="preserve">“火候”</w:t>
-      </w:r>
-      <w:r>
-        <w:rPr>
-          <w:rFonts w:hint="eastAsia"/>
-        </w:rPr>
-        <w:t xml:space="preserve">“出菜”</w:t>
-      </w:r>
-      <w:r>
-        <w:rPr>
-          <w:rFonts w:hint="eastAsia"/>
-        </w:rPr>
-        <w:t xml:space="preserve">）</w:t>
+          <w:b/>
+          <w:bCs/>
+        </w:rPr>
+        <w:t xml:space="preserve">有野心但低调</w:t>
+      </w:r>
+      <w:r>
+        <w:rPr>
+          <w:rFonts w:hint="eastAsia"/>
+        </w:rPr>
+        <w:t xml:space="preserve">：想开饭馆但不张扬，只在跟主角聊天时偶尔提一句</w:t>
+      </w:r>
+    </w:p>
+    <w:p>
+      <w:pPr>
+        <w:pStyle w:val="Compact"/>
+        <w:numPr>
+          <w:ilvl w:val="0"/>
+          <w:numId w:val="1027"/>
+        </w:numPr>
+      </w:pPr>
+      <w:r>
+        <w:rPr>
+          <w:rFonts w:hint="eastAsia"/>
+          <w:b/>
+          <w:bCs/>
+        </w:rPr>
+        <w:t xml:space="preserve">倔</w:t>
+      </w:r>
+      <w:r>
+        <w:rPr>
+          <w:rFonts w:hint="eastAsia"/>
+        </w:rPr>
+        <w:t xml:space="preserve">：跟舅舅一样倔，不肯服软</w:t>
+      </w:r>
+    </w:p>
+    <w:bookmarkEnd w:id="118"/>
+    <w:bookmarkStart w:id="119" w:name="与舅舅的关系-2"/>
+    <w:p>
+      <w:pPr>
+        <w:pStyle w:val="Heading3"/>
+      </w:pPr>
+      <w:r>
+        <w:rPr>
+          <w:rFonts w:hint="eastAsia"/>
+        </w:rPr>
+        <w:t xml:space="preserve">与舅舅的关系</w:t>
+      </w:r>
+    </w:p>
+    <w:p>
+      <w:pPr>
+        <w:pStyle w:val="FirstParagraph"/>
+      </w:pPr>
+      <w:r>
+        <w:rPr>
+          <w:rFonts w:hint="eastAsia"/>
+        </w:rPr>
+        <w:t xml:space="preserve">大表哥和舅舅是这个家里最拧巴的一对父子。</w:t>
+      </w:r>
+    </w:p>
+    <w:p>
+      <w:pPr>
+        <w:pStyle w:val="BodyText"/>
+      </w:pPr>
+      <w:r>
+        <w:rPr>
+          <w:rFonts w:hint="eastAsia"/>
+        </w:rPr>
+        <w:t xml:space="preserve">舅舅从城里退回来，大表哥往城里闯。大表哥以前觉得舅舅是被打败了才回来的，凭什么说我。舅舅觉得大表哥迟早也会撞南墙。每次回来，舅舅总要刺他几句，大表哥不服，父子俩经常吵架，一吵就崩，谁都不让谁。</w:t>
+      </w:r>
+    </w:p>
+    <w:p>
+      <w:pPr>
+        <w:pStyle w:val="BodyText"/>
+      </w:pPr>
+      <w:r>
+        <w:rPr>
+          <w:rFonts w:hint="eastAsia"/>
+        </w:rPr>
+        <w:t xml:space="preserve">但在外闯荡过后，大表哥渐渐理解了父亲的不易。他开始明白那条路确实不好走，舅舅不是懦弱，是真的拼过。但他不会跟舅舅说这些话，他和他爸一样倔，不肯服软。这份理解藏在心里，也许要很多年后才会说出来。</w:t>
+      </w:r>
+    </w:p>
+    <w:bookmarkEnd w:id="119"/>
+    <w:bookmarkStart w:id="120" w:name="与舅妈的关系-1"/>
+    <w:p>
+      <w:pPr>
+        <w:pStyle w:val="Heading3"/>
+      </w:pPr>
+      <w:r>
+        <w:rPr>
+          <w:rFonts w:hint="eastAsia"/>
+        </w:rPr>
+        <w:t xml:space="preserve">与舅妈的关系</w:t>
+      </w:r>
+    </w:p>
+    <w:p>
+      <w:pPr>
+        <w:pStyle w:val="FirstParagraph"/>
+      </w:pPr>
+      <w:r>
+        <w:rPr>
+          <w:rFonts w:hint="eastAsia"/>
+        </w:rPr>
+        <w:t xml:space="preserve">大表哥对舅妈这位母亲十分敬重。舅妈是这个家最不抱怨的人，跟着父亲从城里来到乡下，吃苦受累，从来不叫苦。大表哥看在眼里，心里是服气的。他对舅妈的好是实打实的——每次回来给家里做顿饭，首先就是做舅妈爱吃的菜。</w:t>
+      </w:r>
+    </w:p>
+    <w:p>
+      <w:pPr>
+        <w:pStyle w:val="BodyText"/>
+      </w:pPr>
+      <w:r>
+        <w:rPr>
+          <w:rFonts w:hint="eastAsia"/>
+        </w:rPr>
+        <w:t xml:space="preserve">舅妈对他辍学的事没有责骂，只说”你开心就好”。大表哥表面上不说什么，心里是记着的。</w:t>
+      </w:r>
+    </w:p>
+    <w:bookmarkEnd w:id="120"/>
+    <w:bookmarkStart w:id="121" w:name="与二表哥的关系"/>
+    <w:p>
+      <w:pPr>
+        <w:pStyle w:val="Heading3"/>
+      </w:pPr>
+      <w:r>
+        <w:rPr>
+          <w:rFonts w:hint="eastAsia"/>
+        </w:rPr>
+        <w:t xml:space="preserve">与二表哥的关系</w:t>
+      </w:r>
+    </w:p>
+    <w:p>
+      <w:pPr>
+        <w:pStyle w:val="FirstParagraph"/>
+      </w:pPr>
+      <w:r>
+        <w:rPr>
+          <w:rFonts w:hint="eastAsia"/>
+        </w:rPr>
+        <w:t xml:space="preserve">大表哥对弟弟的感情很复杂。</w:t>
+      </w:r>
+    </w:p>
+    <w:p>
+      <w:pPr>
+        <w:pStyle w:val="BodyText"/>
+      </w:pPr>
+      <w:r>
+        <w:rPr>
+          <w:rFonts w:hint="eastAsia"/>
+        </w:rPr>
+        <w:t xml:space="preserve">一方面，他和对父亲一样怒其不争——二表哥不上进，整天在乡下混日子，没有一点想出去闯的意思。大表哥偶尔会帮他找一些工作机会，希望他能更上进一些。</w:t>
+      </w:r>
+    </w:p>
+    <w:p>
+      <w:pPr>
+        <w:pStyle w:val="BodyText"/>
+      </w:pPr>
+      <w:r>
+        <w:rPr>
+          <w:rFonts w:hint="eastAsia"/>
+        </w:rPr>
+        <w:t xml:space="preserve">另一方面，他又觉得二表哥活得比自己轻松。二表哥没有野心，没有压力，日子过得简单快乐。大表哥有时候会想：也许二表哥才是对的？</w:t>
+      </w:r>
+    </w:p>
+    <w:p>
+      <w:pPr>
+        <w:pStyle w:val="BodyText"/>
+      </w:pPr>
+      <w:r>
+        <w:rPr>
+          <w:rFonts w:hint="eastAsia"/>
+        </w:rPr>
+        <w:t xml:space="preserve">他不会跟二表哥说这些。他只会说：</w:t>
+      </w:r>
+      <w:r>
+        <w:rPr>
+          <w:rFonts w:hint="eastAsia"/>
+        </w:rPr>
+        <w:t xml:space="preserve">“有空也出来找点事做。”</w:t>
+      </w:r>
+      <w:r>
+        <w:rPr>
+          <w:rFonts w:hint="eastAsia"/>
+        </w:rPr>
+        <w:t xml:space="preserve">二表哥说”不急”，他就不再多说了。</w:t>
+      </w:r>
+    </w:p>
+    <w:bookmarkEnd w:id="121"/>
+    <w:bookmarkStart w:id="122" w:name="与主角的关系-4"/>
+    <w:p>
+      <w:pPr>
+        <w:pStyle w:val="Heading3"/>
+      </w:pPr>
+      <w:r>
+        <w:rPr>
+          <w:rFonts w:hint="eastAsia"/>
+        </w:rPr>
+        <w:t xml:space="preserve">与主角的关系</w:t>
+      </w:r>
+    </w:p>
+    <w:p>
+      <w:pPr>
+        <w:pStyle w:val="FirstParagraph"/>
+      </w:pPr>
+      <w:r>
+        <w:rPr>
+          <w:rFonts w:hint="eastAsia"/>
+        </w:rPr>
+        <w:t xml:space="preserve">大表哥对主角像对亲弟弟一样。他是主角认识外面世界的窗口，每次回来带东西、讲故事、教东西。他把主角当成一个可以倾诉的人——想开饭馆的野心，第一次就是对主角说的。</w:t>
+      </w:r>
+    </w:p>
+    <w:p>
+      <w:pPr>
+        <w:pStyle w:val="BlockText"/>
+      </w:pPr>
+      <w:r>
+        <w:rPr>
+          <w:rFonts w:hint="eastAsia"/>
+        </w:rPr>
+        <w:t xml:space="preserve">大表哥是主角的”榜样型玩伴”——他比主角大，见过更多东西，有自己想做的事。他让主角看到”不读书也有出路”，但也让主角思考”那条路是不是我想要的”。</w:t>
+      </w:r>
+    </w:p>
+    <w:bookmarkEnd w:id="122"/>
+    <w:bookmarkStart w:id="123" w:name="与外公外婆的关系"/>
+    <w:p>
+      <w:pPr>
+        <w:pStyle w:val="Heading3"/>
+      </w:pPr>
+      <w:r>
+        <w:rPr>
+          <w:rFonts w:hint="eastAsia"/>
+        </w:rPr>
+        <w:t xml:space="preserve">与外公外婆的关系</w:t>
+      </w:r>
+    </w:p>
+    <w:p>
+      <w:pPr>
+        <w:pStyle w:val="FirstParagraph"/>
+      </w:pPr>
+      <w:r>
+        <w:rPr>
+          <w:rFonts w:hint="eastAsia"/>
+        </w:rPr>
+        <w:t xml:space="preserve">大表哥对外公外婆很有孝心。每次回来给家里做顿饭，也给老人做他们喜欢的菜。他知道外婆年纪大了操持家务不容易，舅妈扛起了大部分，但他能做的也会做。对外公，他话不多，但偶尔会去鱼塘看看，带包烟或者带点吃的。</w:t>
       </w:r>
     </w:p>
     <w:bookmarkEnd w:id="123"/>
-    <w:bookmarkStart w:id="124" w:name="参与事件-4"/>
+    <w:bookmarkStart w:id="124" w:name="关键弧线"/>
     <w:p>
       <w:pPr>
         <w:pStyle w:val="Heading3"/>
@@ -16569,7 +16982,90 @@
         <w:rPr>
           <w:rFonts w:hint="eastAsia"/>
         </w:rPr>
-        <w:t xml:space="preserve">参与事件</w:t>
+        <w:t xml:space="preserve">关键弧线</w:t>
+      </w:r>
+    </w:p>
+    <w:p>
+      <w:pPr>
+        <w:pStyle w:val="FirstParagraph"/>
+      </w:pPr>
+      <w:r>
+        <w:rPr>
+          <w:rFonts w:hint="eastAsia"/>
+        </w:rPr>
+        <w:t xml:space="preserve">大表哥的做菜手艺是可视化的成长线：</w:t>
+      </w:r>
+      <w:r>
+        <w:t xml:space="preserve"> </w:t>
+      </w:r>
+      <w:r>
+        <w:t xml:space="preserve">1. </w:t>
+      </w:r>
+      <w:r>
+        <w:rPr>
+          <w:rFonts w:hint="eastAsia"/>
+        </w:rPr>
+        <w:t xml:space="preserve">第一次回来做的菜，味道一般，但全家人都给了面子</w:t>
+      </w:r>
+      <w:r>
+        <w:t xml:space="preserve"> </w:t>
+      </w:r>
+      <w:r>
+        <w:t xml:space="preserve">2. </w:t>
+      </w:r>
+      <w:r>
+        <w:rPr>
+          <w:rFonts w:hint="eastAsia"/>
+        </w:rPr>
+        <w:t xml:space="preserve">中间几次，有进步但也有翻车（比如盐放多了）</w:t>
+      </w:r>
+      <w:r>
+        <w:t xml:space="preserve"> </w:t>
+      </w:r>
+      <w:r>
+        <w:t xml:space="preserve">3. </w:t>
+      </w:r>
+      <w:r>
+        <w:rPr>
+          <w:rFonts w:hint="eastAsia"/>
+        </w:rPr>
+        <w:t xml:space="preserve">某一次做了一道真正好吃的菜，全家人都惊讶</w:t>
+      </w:r>
+      <w:r>
+        <w:t xml:space="preserve"> </w:t>
+      </w:r>
+      <w:r>
+        <w:t xml:space="preserve">4. </w:t>
+      </w:r>
+      <w:r>
+        <w:rPr>
+          <w:rFonts w:hint="eastAsia"/>
+        </w:rPr>
+        <w:t xml:space="preserve">最后阶段，他做的菜已经像模像样，甚至外婆都点头认可</w:t>
+      </w:r>
+    </w:p>
+    <w:p>
+      <w:pPr>
+        <w:pStyle w:val="BodyText"/>
+      </w:pPr>
+      <w:r>
+        <w:rPr>
+          <w:rFonts w:hint="eastAsia"/>
+        </w:rPr>
+        <w:t xml:space="preserve">这个过程不需要玩家做什么，只需要”在场”——看着他变化。</w:t>
+      </w:r>
+    </w:p>
+    <w:bookmarkEnd w:id="124"/>
+    <w:bookmarkStart w:id="125" w:name="说话方式-4"/>
+    <w:p>
+      <w:pPr>
+        <w:pStyle w:val="Heading3"/>
+      </w:pPr>
+      <w:r>
+        <w:rPr>
+          <w:rFonts w:hint="eastAsia"/>
+        </w:rPr>
+        <w:t xml:space="preserve">说话方式</w:t>
       </w:r>
     </w:p>
     <w:p>
@@ -16584,7 +17080,7 @@
         <w:rPr>
           <w:rFonts w:hint="eastAsia"/>
         </w:rPr>
-        <w:t xml:space="preserve">周末回家做菜（定期事件）</w:t>
+        <w:t xml:space="preserve">在主角面前话多，愿意分享、愿意教</w:t>
       </w:r>
     </w:p>
     <w:p>
@@ -16599,7 +17095,7 @@
         <w:rPr>
           <w:rFonts w:hint="eastAsia"/>
         </w:rPr>
-        <w:t xml:space="preserve">给主角带礼物（触发好奇心属性增长）</w:t>
+        <w:t xml:space="preserve">在大人面前话少，尤其是舅舅面前</w:t>
       </w:r>
     </w:p>
     <w:p>
@@ -16614,7 +17110,19 @@
         <w:rPr>
           <w:rFonts w:hint="eastAsia"/>
         </w:rPr>
-        <w:t xml:space="preserve">讲县城见闻（触发懂事属性增长）</w:t>
+        <w:t xml:space="preserve">口头禅：</w:t>
+      </w:r>
+      <w:r>
+        <w:rPr>
+          <w:rFonts w:hint="eastAsia"/>
+        </w:rPr>
+        <w:t xml:space="preserve">“没啥大不了的”</w:t>
+      </w:r>
+      <w:r>
+        <w:rPr>
+          <w:rFonts w:hint="eastAsia"/>
+        </w:rPr>
+        <w:t xml:space="preserve">“等我以后……”</w:t>
       </w:r>
     </w:p>
     <w:p>
@@ -16629,41 +17137,29 @@
         <w:rPr>
           <w:rFonts w:hint="eastAsia"/>
         </w:rPr>
-        <w:t xml:space="preserve">和舅舅的争吵（家庭暗线事件）</w:t>
-      </w:r>
-    </w:p>
-    <w:p>
-      <w:pPr>
-        <w:pStyle w:val="Compact"/>
-        <w:numPr>
-          <w:ilvl w:val="0"/>
-          <w:numId w:val="1028"/>
-        </w:numPr>
-      </w:pPr>
-      <w:r>
-        <w:rPr>
-          <w:rFonts w:hint="eastAsia"/>
-        </w:rPr>
-        <w:t xml:space="preserve">帮二表哥找工作机会（家庭暗线事件）</w:t>
-      </w:r>
-    </w:p>
-    <w:p>
-      <w:pPr>
-        <w:pStyle w:val="Compact"/>
-        <w:numPr>
-          <w:ilvl w:val="0"/>
-          <w:numId w:val="1028"/>
-        </w:numPr>
-      </w:pPr>
-      <w:r>
-        <w:rPr>
-          <w:rFonts w:hint="eastAsia"/>
-        </w:rPr>
-        <w:t xml:space="preserve">说出口想开饭馆（情感事件）</w:t>
-      </w:r>
-    </w:p>
-    <w:bookmarkEnd w:id="124"/>
-    <w:bookmarkStart w:id="125" w:name="视觉设计参考-4"/>
+        <w:t xml:space="preserve">偶尔带点县城的词或者饭馆里的行话（</w:t>
+      </w:r>
+      <w:r>
+        <w:rPr>
+          <w:rFonts w:hint="eastAsia"/>
+        </w:rPr>
+        <w:t xml:space="preserve">“火候”</w:t>
+      </w:r>
+      <w:r>
+        <w:rPr>
+          <w:rFonts w:hint="eastAsia"/>
+        </w:rPr>
+        <w:t xml:space="preserve">“出菜”</w:t>
+      </w:r>
+      <w:r>
+        <w:rPr>
+          <w:rFonts w:hint="eastAsia"/>
+        </w:rPr>
+        <w:t xml:space="preserve">）</w:t>
+      </w:r>
+    </w:p>
+    <w:bookmarkEnd w:id="125"/>
+    <w:bookmarkStart w:id="126" w:name="参与事件-4"/>
     <w:p>
       <w:pPr>
         <w:pStyle w:val="Heading3"/>
@@ -16672,7 +17168,7 @@
         <w:rPr>
           <w:rFonts w:hint="eastAsia"/>
         </w:rPr>
-        <w:t xml:space="preserve">视觉设计参考</w:t>
+        <w:t xml:space="preserve">参与事件</w:t>
       </w:r>
     </w:p>
     <w:p>
@@ -16687,7 +17183,7 @@
         <w:rPr>
           <w:rFonts w:hint="eastAsia"/>
         </w:rPr>
-        <w:t xml:space="preserve">穿着：比家里其他人稍微讲究一点，偶尔穿件县城买的T恤</w:t>
+        <w:t xml:space="preserve">周末回家做菜（定期事件）</w:t>
       </w:r>
     </w:p>
     <w:p>
@@ -16702,7 +17198,7 @@
         <w:rPr>
           <w:rFonts w:hint="eastAsia"/>
         </w:rPr>
-        <w:t xml:space="preserve">体态：瘦但结实，干活练出来的</w:t>
+        <w:t xml:space="preserve">给主角带礼物（触发好奇心属性增长）</w:t>
       </w:r>
     </w:p>
     <w:p>
@@ -16717,7 +17213,7 @@
         <w:rPr>
           <w:rFonts w:hint="eastAsia"/>
         </w:rPr>
-        <w:t xml:space="preserve">表情：在家时放松的笑，在舅舅面前偏严肃</w:t>
+        <w:t xml:space="preserve">讲县城见闻（触发懂事属性增长）</w:t>
       </w:r>
     </w:p>
     <w:p>
@@ -16732,6 +17228,109 @@
         <w:rPr>
           <w:rFonts w:hint="eastAsia"/>
         </w:rPr>
+        <w:t xml:space="preserve">和舅舅的争吵（家庭暗线事件）</w:t>
+      </w:r>
+    </w:p>
+    <w:p>
+      <w:pPr>
+        <w:pStyle w:val="Compact"/>
+        <w:numPr>
+          <w:ilvl w:val="0"/>
+          <w:numId w:val="1029"/>
+        </w:numPr>
+      </w:pPr>
+      <w:r>
+        <w:rPr>
+          <w:rFonts w:hint="eastAsia"/>
+        </w:rPr>
+        <w:t xml:space="preserve">帮二表哥找工作机会（家庭暗线事件）</w:t>
+      </w:r>
+    </w:p>
+    <w:p>
+      <w:pPr>
+        <w:pStyle w:val="Compact"/>
+        <w:numPr>
+          <w:ilvl w:val="0"/>
+          <w:numId w:val="1029"/>
+        </w:numPr>
+      </w:pPr>
+      <w:r>
+        <w:rPr>
+          <w:rFonts w:hint="eastAsia"/>
+        </w:rPr>
+        <w:t xml:space="preserve">说出口想开饭馆（情感事件）</w:t>
+      </w:r>
+    </w:p>
+    <w:bookmarkEnd w:id="126"/>
+    <w:bookmarkStart w:id="127" w:name="视觉设计参考-4"/>
+    <w:p>
+      <w:pPr>
+        <w:pStyle w:val="Heading3"/>
+      </w:pPr>
+      <w:r>
+        <w:rPr>
+          <w:rFonts w:hint="eastAsia"/>
+        </w:rPr>
+        <w:t xml:space="preserve">视觉设计参考</w:t>
+      </w:r>
+    </w:p>
+    <w:p>
+      <w:pPr>
+        <w:pStyle w:val="Compact"/>
+        <w:numPr>
+          <w:ilvl w:val="0"/>
+          <w:numId w:val="1030"/>
+        </w:numPr>
+      </w:pPr>
+      <w:r>
+        <w:rPr>
+          <w:rFonts w:hint="eastAsia"/>
+        </w:rPr>
+        <w:t xml:space="preserve">穿着：比家里其他人稍微讲究一点，偶尔穿件县城买的T恤</w:t>
+      </w:r>
+    </w:p>
+    <w:p>
+      <w:pPr>
+        <w:pStyle w:val="Compact"/>
+        <w:numPr>
+          <w:ilvl w:val="0"/>
+          <w:numId w:val="1030"/>
+        </w:numPr>
+      </w:pPr>
+      <w:r>
+        <w:rPr>
+          <w:rFonts w:hint="eastAsia"/>
+        </w:rPr>
+        <w:t xml:space="preserve">体态：瘦但结实，干活练出来的</w:t>
+      </w:r>
+    </w:p>
+    <w:p>
+      <w:pPr>
+        <w:pStyle w:val="Compact"/>
+        <w:numPr>
+          <w:ilvl w:val="0"/>
+          <w:numId w:val="1030"/>
+        </w:numPr>
+      </w:pPr>
+      <w:r>
+        <w:rPr>
+          <w:rFonts w:hint="eastAsia"/>
+        </w:rPr>
+        <w:t xml:space="preserve">表情：在家时放松的笑，在舅舅面前偏严肃</w:t>
+      </w:r>
+    </w:p>
+    <w:p>
+      <w:pPr>
+        <w:pStyle w:val="Compact"/>
+        <w:numPr>
+          <w:ilvl w:val="0"/>
+          <w:numId w:val="1030"/>
+        </w:numPr>
+      </w:pPr>
+      <w:r>
+        <w:rPr>
+          <w:rFonts w:hint="eastAsia"/>
+        </w:rPr>
         <w:t xml:space="preserve">随身物品：偶尔带个小包回来，里面装着给主角的东西</w:t>
       </w:r>
     </w:p>
@@ -16742,9 +17341,9 @@
         </w:pict>
       </w:r>
     </w:p>
-    <w:bookmarkEnd w:id="125"/>
-    <w:bookmarkEnd w:id="126"/>
-    <w:bookmarkStart w:id="137" w:name="二表哥"/>
+    <w:bookmarkEnd w:id="127"/>
+    <w:bookmarkEnd w:id="128"/>
+    <w:bookmarkStart w:id="139" w:name="二表哥"/>
     <w:p>
       <w:pPr>
         <w:pStyle w:val="Heading2"/>
@@ -16756,7 +17355,7 @@
         <w:t xml:space="preserve">二表哥</w:t>
       </w:r>
     </w:p>
-    <w:bookmarkStart w:id="127" w:name="基本信息-5"/>
+    <w:bookmarkStart w:id="129" w:name="基本信息-5"/>
     <w:p>
       <w:pPr>
         <w:pStyle w:val="Heading3"/>
@@ -16905,8 +17504,8 @@
         </w:tc>
       </w:tr>
     </w:tbl>
-    <w:bookmarkEnd w:id="127"/>
-    <w:bookmarkStart w:id="128" w:name="人物小传-5"/>
+    <w:bookmarkEnd w:id="129"/>
+    <w:bookmarkStart w:id="130" w:name="人物小传-5"/>
     <w:p>
       <w:pPr>
         <w:pStyle w:val="Heading3"/>
@@ -17007,8 +17606,8 @@
         <w:t xml:space="preserve">二表哥是”现在的舅舅”——安于现状，不争不抢，在乡下过自己的日子。但他比舅舅快乐，因为他还没有经历过失去。</w:t>
       </w:r>
     </w:p>
-    <w:bookmarkEnd w:id="128"/>
-    <w:bookmarkStart w:id="129" w:name="性格特点-5"/>
+    <w:bookmarkEnd w:id="130"/>
+    <w:bookmarkStart w:id="131" w:name="性格特点-5"/>
     <w:p>
       <w:pPr>
         <w:pStyle w:val="Heading3"/>
@@ -17025,7 +17624,7 @@
         <w:pStyle w:val="Compact"/>
         <w:numPr>
           <w:ilvl w:val="0"/>
-          <w:numId w:val="1030"/>
+          <w:numId w:val="1031"/>
         </w:numPr>
       </w:pPr>
       <w:r>
@@ -17048,7 +17647,7 @@
         <w:pStyle w:val="Compact"/>
         <w:numPr>
           <w:ilvl w:val="0"/>
-          <w:numId w:val="1030"/>
+          <w:numId w:val="1031"/>
         </w:numPr>
       </w:pPr>
       <w:r>
@@ -17071,7 +17670,7 @@
         <w:pStyle w:val="Compact"/>
         <w:numPr>
           <w:ilvl w:val="0"/>
-          <w:numId w:val="1030"/>
+          <w:numId w:val="1031"/>
         </w:numPr>
       </w:pPr>
       <w:r>
@@ -17094,7 +17693,7 @@
         <w:pStyle w:val="Compact"/>
         <w:numPr>
           <w:ilvl w:val="0"/>
-          <w:numId w:val="1030"/>
+          <w:numId w:val="1031"/>
         </w:numPr>
       </w:pPr>
       <w:r>
@@ -17117,7 +17716,7 @@
         <w:pStyle w:val="Compact"/>
         <w:numPr>
           <w:ilvl w:val="0"/>
-          <w:numId w:val="1030"/>
+          <w:numId w:val="1031"/>
         </w:numPr>
       </w:pPr>
       <w:r>
@@ -17140,7 +17739,7 @@
         <w:pStyle w:val="Compact"/>
         <w:numPr>
           <w:ilvl w:val="0"/>
-          <w:numId w:val="1030"/>
+          <w:numId w:val="1031"/>
         </w:numPr>
       </w:pPr>
       <w:r>
@@ -17163,7 +17762,7 @@
         <w:pStyle w:val="Compact"/>
         <w:numPr>
           <w:ilvl w:val="0"/>
-          <w:numId w:val="1030"/>
+          <w:numId w:val="1031"/>
         </w:numPr>
       </w:pPr>
       <w:r>
@@ -17181,8 +17780,8 @@
         <w:t xml:space="preserve">：不喜欢去城里，觉得自己在那里什么都不是</w:t>
       </w:r>
     </w:p>
-    <w:bookmarkEnd w:id="129"/>
-    <w:bookmarkStart w:id="130" w:name="与舅舅的关系-3"/>
+    <w:bookmarkEnd w:id="131"/>
+    <w:bookmarkStart w:id="132" w:name="与舅舅的关系-3"/>
     <w:p>
       <w:pPr>
         <w:pStyle w:val="Heading3"/>
@@ -17205,8 +17804,8 @@
         <w:t xml:space="preserve">二表哥一直住在大屋里，跟舅舅抬头不见抬头见。舅舅对他有点严厉——不是大表哥那种吵架式的对抗，而是更拧巴的一种严厉。他其实有点害怕二表哥和自己一样，沉沦在乡下，一辈子就这样了。他在二表哥身上看到了自己的影子，这让他焦虑。但二表哥不像大表哥那样顶嘴，舅舅骂他他就听着，听完该干嘛干嘛，舅舅的火发不出来，闷在心里。</w:t>
       </w:r>
     </w:p>
-    <w:bookmarkEnd w:id="130"/>
-    <w:bookmarkStart w:id="131" w:name="与舅妈的关系-2"/>
+    <w:bookmarkEnd w:id="132"/>
+    <w:bookmarkStart w:id="133" w:name="与舅妈的关系-2"/>
     <w:p>
       <w:pPr>
         <w:pStyle w:val="Heading3"/>
@@ -17229,8 +17828,8 @@
         <w:t xml:space="preserve">舅妈对二表哥格外关爱。大表哥有本事，敢闯荡，有手艺，舅妈不担心他。但二表哥看上去没什么特长，在乡下晃来晃去，舅妈看在眼里，疼在心里。她不会说什么重话，只是默默多照顾一些——好吃的多给他留一份，天冷了提醒他加衣服。二表哥知道妈妈对他好，偶尔也会主动帮舅妈干点活。</w:t>
       </w:r>
     </w:p>
-    <w:bookmarkEnd w:id="131"/>
-    <w:bookmarkStart w:id="132" w:name="与大表哥的关系"/>
+    <w:bookmarkEnd w:id="133"/>
+    <w:bookmarkStart w:id="134" w:name="与大表哥的关系"/>
     <w:p>
       <w:pPr>
         <w:pStyle w:val="Heading3"/>
@@ -17264,8 +17863,8 @@
         <w:t xml:space="preserve">他其实挺佩服大哥的——敢出去闯，有手艺，有想法。但他不会说出来。</w:t>
       </w:r>
     </w:p>
-    <w:bookmarkEnd w:id="132"/>
-    <w:bookmarkStart w:id="133" w:name="与主角的关系-5"/>
+    <w:bookmarkEnd w:id="134"/>
+    <w:bookmarkStart w:id="135" w:name="与主角的关系-5"/>
     <w:p>
       <w:pPr>
         <w:pStyle w:val="Heading3"/>
@@ -17428,8 +18027,8 @@
         <w:t xml:space="preserve">二表哥是主角”童年”本身。跟大表哥在一起是”学到东西”，跟二表哥在一起是”玩得开心”。当主角将来面临回城读书的选择时，二表哥是那个最不舍的人。</w:t>
       </w:r>
     </w:p>
-    <w:bookmarkEnd w:id="133"/>
-    <w:bookmarkStart w:id="134" w:name="说话方式-5"/>
+    <w:bookmarkEnd w:id="135"/>
+    <w:bookmarkStart w:id="136" w:name="说话方式-5"/>
     <w:p>
       <w:pPr>
         <w:pStyle w:val="Heading3"/>
@@ -17439,97 +18038,6 @@
           <w:rFonts w:hint="eastAsia"/>
         </w:rPr>
         <w:t xml:space="preserve">说话方式</w:t>
-      </w:r>
-    </w:p>
-    <w:p>
-      <w:pPr>
-        <w:pStyle w:val="Compact"/>
-        <w:numPr>
-          <w:ilvl w:val="0"/>
-          <w:numId w:val="1031"/>
-        </w:numPr>
-      </w:pPr>
-      <w:r>
-        <w:rPr>
-          <w:rFonts w:hint="eastAsia"/>
-        </w:rPr>
-        <w:t xml:space="preserve">话多且快，像机关枪一样</w:t>
-      </w:r>
-    </w:p>
-    <w:p>
-      <w:pPr>
-        <w:pStyle w:val="Compact"/>
-        <w:numPr>
-          <w:ilvl w:val="0"/>
-          <w:numId w:val="1031"/>
-        </w:numPr>
-      </w:pPr>
-      <w:r>
-        <w:rPr>
-          <w:rFonts w:hint="eastAsia"/>
-        </w:rPr>
-        <w:t xml:space="preserve">口头禅：</w:t>
-      </w:r>
-      <w:r>
-        <w:rPr>
-          <w:rFonts w:hint="eastAsia"/>
-        </w:rPr>
-        <w:t xml:space="preserve">“走！”</w:t>
-      </w:r>
-      <w:r>
-        <w:rPr>
-          <w:rFonts w:hint="eastAsia"/>
-        </w:rPr>
-        <w:t xml:space="preserve">“你来不来！”</w:t>
-      </w:r>
-      <w:r>
-        <w:rPr>
-          <w:rFonts w:hint="eastAsia"/>
-        </w:rPr>
-        <w:t xml:space="preserve">“这个好玩！”</w:t>
-      </w:r>
-    </w:p>
-    <w:p>
-      <w:pPr>
-        <w:pStyle w:val="Compact"/>
-        <w:numPr>
-          <w:ilvl w:val="0"/>
-          <w:numId w:val="1031"/>
-        </w:numPr>
-      </w:pPr>
-      <w:r>
-        <w:rPr>
-          <w:rFonts w:hint="eastAsia"/>
-        </w:rPr>
-        <w:t xml:space="preserve">经常叫主角的外号（可能自己给主角取了一个）</w:t>
-      </w:r>
-    </w:p>
-    <w:p>
-      <w:pPr>
-        <w:pStyle w:val="Compact"/>
-        <w:numPr>
-          <w:ilvl w:val="0"/>
-          <w:numId w:val="1031"/>
-        </w:numPr>
-      </w:pPr>
-      <w:r>
-        <w:rPr>
-          <w:rFonts w:hint="eastAsia"/>
-        </w:rPr>
-        <w:t xml:space="preserve">偶尔冒出一句让人哭笑不得的话</w:t>
-      </w:r>
-    </w:p>
-    <w:bookmarkEnd w:id="134"/>
-    <w:bookmarkStart w:id="135" w:name="参与事件-5"/>
-    <w:p>
-      <w:pPr>
-        <w:pStyle w:val="Heading3"/>
-      </w:pPr>
-      <w:r>
-        <w:rPr>
-          <w:rFonts w:hint="eastAsia"/>
-        </w:rPr>
-        <w:t xml:space="preserve">参与事件</w:t>
       </w:r>
     </w:p>
     <w:p>
@@ -17544,7 +18052,7 @@
         <w:rPr>
           <w:rFonts w:hint="eastAsia"/>
         </w:rPr>
-        <w:t xml:space="preserve">日常一起玩（探索村庄、鱼塘、果林）</w:t>
+        <w:t xml:space="preserve">话多且快，像机关枪一样</w:t>
       </w:r>
     </w:p>
     <w:p>
@@ -17559,7 +18067,25 @@
         <w:rPr>
           <w:rFonts w:hint="eastAsia"/>
         </w:rPr>
-        <w:t xml:space="preserve">一起钓鱼、抓青蛙</w:t>
+        <w:t xml:space="preserve">口头禅：</w:t>
+      </w:r>
+      <w:r>
+        <w:rPr>
+          <w:rFonts w:hint="eastAsia"/>
+        </w:rPr>
+        <w:t xml:space="preserve">“走！”</w:t>
+      </w:r>
+      <w:r>
+        <w:rPr>
+          <w:rFonts w:hint="eastAsia"/>
+        </w:rPr>
+        <w:t xml:space="preserve">“你来不来！”</w:t>
+      </w:r>
+      <w:r>
+        <w:rPr>
+          <w:rFonts w:hint="eastAsia"/>
+        </w:rPr>
+        <w:t xml:space="preserve">“这个好玩！”</w:t>
       </w:r>
     </w:p>
     <w:p>
@@ -17574,7 +18100,7 @@
         <w:rPr>
           <w:rFonts w:hint="eastAsia"/>
         </w:rPr>
-        <w:t xml:space="preserve">一起闯祸事件（搞笑为主）</w:t>
+        <w:t xml:space="preserve">经常叫主角的外号（可能自己给主角取了一个）</w:t>
       </w:r>
     </w:p>
     <w:p>
@@ -17589,41 +18115,11 @@
         <w:rPr>
           <w:rFonts w:hint="eastAsia"/>
         </w:rPr>
-        <w:t xml:space="preserve">年例一起看舞狮、放鞭炮</w:t>
-      </w:r>
-    </w:p>
-    <w:p>
-      <w:pPr>
-        <w:pStyle w:val="Compact"/>
-        <w:numPr>
-          <w:ilvl w:val="0"/>
-          <w:numId w:val="1032"/>
-        </w:numPr>
-      </w:pPr>
-      <w:r>
-        <w:rPr>
-          <w:rFonts w:hint="eastAsia"/>
-        </w:rPr>
-        <w:t xml:space="preserve">带主角认识他的土狗和狸花猫</w:t>
-      </w:r>
-    </w:p>
-    <w:p>
-      <w:pPr>
-        <w:pStyle w:val="Compact"/>
-        <w:numPr>
-          <w:ilvl w:val="0"/>
-          <w:numId w:val="1032"/>
-        </w:numPr>
-      </w:pPr>
-      <w:r>
-        <w:rPr>
-          <w:rFonts w:hint="eastAsia"/>
-        </w:rPr>
-        <w:t xml:space="preserve">主角要回城读书时的分别事件</w:t>
-      </w:r>
-    </w:p>
-    <w:bookmarkEnd w:id="135"/>
-    <w:bookmarkStart w:id="136" w:name="视觉设计参考-5"/>
+        <w:t xml:space="preserve">偶尔冒出一句让人哭笑不得的话</w:t>
+      </w:r>
+    </w:p>
+    <w:bookmarkEnd w:id="136"/>
+    <w:bookmarkStart w:id="137" w:name="参与事件-5"/>
     <w:p>
       <w:pPr>
         <w:pStyle w:val="Heading3"/>
@@ -17632,7 +18128,7 @@
         <w:rPr>
           <w:rFonts w:hint="eastAsia"/>
         </w:rPr>
-        <w:t xml:space="preserve">视觉设计参考</w:t>
+        <w:t xml:space="preserve">参与事件</w:t>
       </w:r>
     </w:p>
     <w:p>
@@ -17647,7 +18143,7 @@
         <w:rPr>
           <w:rFonts w:hint="eastAsia"/>
         </w:rPr>
-        <w:t xml:space="preserve">穿着：脏兮兮的，膝盖上永远有泥巴，鞋子经常穿反</w:t>
+        <w:t xml:space="preserve">日常一起玩（探索村庄、鱼塘、果林）</w:t>
       </w:r>
     </w:p>
     <w:p>
@@ -17662,7 +18158,7 @@
         <w:rPr>
           <w:rFonts w:hint="eastAsia"/>
         </w:rPr>
-        <w:t xml:space="preserve">体态：长得像舅舅，结实，到处跑练出来的</w:t>
+        <w:t xml:space="preserve">一起钓鱼、抓青蛙</w:t>
       </w:r>
     </w:p>
     <w:p>
@@ -17677,7 +18173,7 @@
         <w:rPr>
           <w:rFonts w:hint="eastAsia"/>
         </w:rPr>
-        <w:t xml:space="preserve">表情：咧嘴笑、眼睛亮亮的、做坏事时贼兮兮的</w:t>
+        <w:t xml:space="preserve">一起闯祸事件（搞笑为主）</w:t>
       </w:r>
     </w:p>
     <w:p>
@@ -17692,7 +18188,7 @@
         <w:rPr>
           <w:rFonts w:hint="eastAsia"/>
         </w:rPr>
-        <w:t xml:space="preserve">随身物品：口袋里可能装着弹珠、石子、抓到的小虫</w:t>
+        <w:t xml:space="preserve">年例一起看舞狮、放鞭炮</w:t>
       </w:r>
     </w:p>
     <w:p>
@@ -17707,12 +18203,115 @@
         <w:rPr>
           <w:rFonts w:hint="eastAsia"/>
         </w:rPr>
+        <w:t xml:space="preserve">带主角认识他的土狗和狸花猫</w:t>
+      </w:r>
+    </w:p>
+    <w:p>
+      <w:pPr>
+        <w:pStyle w:val="Compact"/>
+        <w:numPr>
+          <w:ilvl w:val="0"/>
+          <w:numId w:val="1033"/>
+        </w:numPr>
+      </w:pPr>
+      <w:r>
+        <w:rPr>
+          <w:rFonts w:hint="eastAsia"/>
+        </w:rPr>
+        <w:t xml:space="preserve">主角要回城读书时的分别事件</w:t>
+      </w:r>
+    </w:p>
+    <w:bookmarkEnd w:id="137"/>
+    <w:bookmarkStart w:id="138" w:name="视觉设计参考-5"/>
+    <w:p>
+      <w:pPr>
+        <w:pStyle w:val="Heading3"/>
+      </w:pPr>
+      <w:r>
+        <w:rPr>
+          <w:rFonts w:hint="eastAsia"/>
+        </w:rPr>
+        <w:t xml:space="preserve">视觉设计参考</w:t>
+      </w:r>
+    </w:p>
+    <w:p>
+      <w:pPr>
+        <w:pStyle w:val="Compact"/>
+        <w:numPr>
+          <w:ilvl w:val="0"/>
+          <w:numId w:val="1034"/>
+        </w:numPr>
+      </w:pPr>
+      <w:r>
+        <w:rPr>
+          <w:rFonts w:hint="eastAsia"/>
+        </w:rPr>
+        <w:t xml:space="preserve">穿着：脏兮兮的，膝盖上永远有泥巴，鞋子经常穿反</w:t>
+      </w:r>
+    </w:p>
+    <w:p>
+      <w:pPr>
+        <w:pStyle w:val="Compact"/>
+        <w:numPr>
+          <w:ilvl w:val="0"/>
+          <w:numId w:val="1034"/>
+        </w:numPr>
+      </w:pPr>
+      <w:r>
+        <w:rPr>
+          <w:rFonts w:hint="eastAsia"/>
+        </w:rPr>
+        <w:t xml:space="preserve">体态：长得像舅舅，结实，到处跑练出来的</w:t>
+      </w:r>
+    </w:p>
+    <w:p>
+      <w:pPr>
+        <w:pStyle w:val="Compact"/>
+        <w:numPr>
+          <w:ilvl w:val="0"/>
+          <w:numId w:val="1034"/>
+        </w:numPr>
+      </w:pPr>
+      <w:r>
+        <w:rPr>
+          <w:rFonts w:hint="eastAsia"/>
+        </w:rPr>
+        <w:t xml:space="preserve">表情：咧嘴笑、眼睛亮亮的、做坏事时贼兮兮的</w:t>
+      </w:r>
+    </w:p>
+    <w:p>
+      <w:pPr>
+        <w:pStyle w:val="Compact"/>
+        <w:numPr>
+          <w:ilvl w:val="0"/>
+          <w:numId w:val="1034"/>
+        </w:numPr>
+      </w:pPr>
+      <w:r>
+        <w:rPr>
+          <w:rFonts w:hint="eastAsia"/>
+        </w:rPr>
+        <w:t xml:space="preserve">随身物品：口袋里可能装着弹珠、石子、抓到的小虫</w:t>
+      </w:r>
+    </w:p>
+    <w:p>
+      <w:pPr>
+        <w:pStyle w:val="Compact"/>
+        <w:numPr>
+          <w:ilvl w:val="0"/>
+          <w:numId w:val="1034"/>
+        </w:numPr>
+      </w:pPr>
+      <w:r>
+        <w:rPr>
+          <w:rFonts w:hint="eastAsia"/>
+        </w:rPr>
         <w:t xml:space="preserve">身边常跟着：一只土狗</w:t>
       </w:r>
     </w:p>
-    <w:bookmarkEnd w:id="136"/>
-    <w:bookmarkEnd w:id="137"/>
     <w:bookmarkEnd w:id="138"/>
+    <w:bookmarkEnd w:id="139"/>
+    <w:bookmarkEnd w:id="140"/>
     <w:sectPr>
       <w:footnotePr>
         <w:numRestart w:val="eachSect"/>
@@ -18026,6 +18625,9 @@
     <w:abstractNumId w:val="991"/>
   </w:num>
   <w:num w:numId="1033">
+    <w:abstractNumId w:val="991"/>
+  </w:num>
+  <w:num w:numId="1034">
     <w:abstractNumId w:val="991"/>
   </w:num>
 </w:numbering>

--- a/《草芥》游戏策划案.docx
+++ b/《草芥》游戏策划案.docx
@@ -6233,7 +6233,7 @@
     </w:p>
     <w:bookmarkEnd w:id="38"/>
     <w:bookmarkEnd w:id="39"/>
-    <w:bookmarkStart w:id="51" w:name="npc-系统"/>
+    <w:bookmarkStart w:id="64" w:name="npc-系统"/>
     <w:p>
       <w:pPr>
         <w:pStyle w:val="Heading1"/>
@@ -8966,11 +8966,10 @@
       </w:r>
     </w:p>
     <w:bookmarkEnd w:id="50"/>
-    <w:bookmarkEnd w:id="51"/>
-    <w:bookmarkStart w:id="59" w:name="场景与世界"/>
-    <w:p>
-      <w:pPr>
-        <w:pStyle w:val="Heading1"/>
+    <w:bookmarkStart w:id="63" w:name="场景与世界"/>
+    <w:p>
+      <w:pPr>
+        <w:pStyle w:val="Heading2"/>
       </w:pPr>
       <w:r>
         <w:t xml:space="preserve">06 - </w:t>
@@ -8982,10 +8981,10 @@
         <w:t xml:space="preserve">场景与世界</w:t>
       </w:r>
     </w:p>
-    <w:bookmarkStart w:id="52" w:name="世界地图结构"/>
-    <w:p>
-      <w:pPr>
-        <w:pStyle w:val="Heading2"/>
+    <w:bookmarkStart w:id="51" w:name="世界地图结构"/>
+    <w:p>
+      <w:pPr>
+        <w:pStyle w:val="Heading3"/>
       </w:pPr>
       <w:r>
         <w:rPr>
@@ -9002,7 +9001,7 @@
         <w:rPr>
           <w:rStyle w:val="VerbatimChar"/>
         </w:rPr>
-        <w:t xml:space="preserve">            ┌─────────────┐</w:t>
+        <w:t xml:space="preserve">                    ┌─────────┐</w:t>
       </w:r>
       <w:r>
         <w:br/>
@@ -9011,7 +9010,7 @@
         <w:rPr>
           <w:rStyle w:val="VerbatimChar"/>
         </w:rPr>
-        <w:t xml:space="preserve">            │   </w:t>
+        <w:t xml:space="preserve">                    │  </w:t>
       </w:r>
       <w:r>
         <w:rPr>
@@ -9024,7 +9023,7 @@
         <w:rPr>
           <w:rStyle w:val="VerbatimChar"/>
         </w:rPr>
-        <w:t xml:space="preserve">       │</w:t>
+        <w:t xml:space="preserve">    │</w:t>
       </w:r>
       <w:r>
         <w:br/>
@@ -9033,7 +9032,7 @@
         <w:rPr>
           <w:rStyle w:val="VerbatimChar"/>
         </w:rPr>
-        <w:t xml:space="preserve">            └──────┬──────┘</w:t>
+        <w:t xml:space="preserve">                    └────┬────┘</w:t>
       </w:r>
       <w:r>
         <w:br/>
@@ -9042,7 +9041,7 @@
         <w:rPr>
           <w:rStyle w:val="VerbatimChar"/>
         </w:rPr>
-        <w:t xml:space="preserve">                   │</w:t>
+        <w:t xml:space="preserve">                         │</w:t>
       </w:r>
       <w:r>
         <w:br/>
@@ -9051,7 +9050,7 @@
         <w:rPr>
           <w:rStyle w:val="VerbatimChar"/>
         </w:rPr>
-        <w:t xml:space="preserve">        ┌──────────┼──────────┐</w:t>
+        <w:t xml:space="preserve">          ┌──────────────┼──────────────┐</w:t>
       </w:r>
       <w:r>
         <w:br/>
@@ -9060,7 +9059,7 @@
         <w:rPr>
           <w:rStyle w:val="VerbatimChar"/>
         </w:rPr>
-        <w:t xml:space="preserve">        │          │          │</w:t>
+        <w:t xml:space="preserve">          │              │              │</w:t>
       </w:r>
       <w:r>
         <w:br/>
@@ -9069,7 +9068,7 @@
         <w:rPr>
           <w:rStyle w:val="VerbatimChar"/>
         </w:rPr>
-        <w:t xml:space="preserve">    ┌───┴───┐  ┌───┴───┐  ┌───┴───┐</w:t>
+        <w:t xml:space="preserve">     ┌────┴────┐    ┌────┴────┐    ┌────┴────┐</w:t>
       </w:r>
       <w:r>
         <w:br/>
@@ -9078,7 +9077,7 @@
         <w:rPr>
           <w:rStyle w:val="VerbatimChar"/>
         </w:rPr>
-        <w:t xml:space="preserve">    │ </w:t>
+        <w:t xml:space="preserve">     │  </w:t>
       </w:r>
       <w:r>
         <w:rPr>
@@ -9091,7 +9090,7 @@
         <w:rPr>
           <w:rStyle w:val="VerbatimChar"/>
         </w:rPr>
-        <w:t xml:space="preserve">   │  │ </w:t>
+        <w:t xml:space="preserve">    │    │  </w:t>
       </w:r>
       <w:r>
         <w:rPr>
@@ -9104,14 +9103,20 @@
         <w:rPr>
           <w:rStyle w:val="VerbatimChar"/>
         </w:rPr>
-        <w:t xml:space="preserve">   │  </w:t>
+        <w:t xml:space="preserve">    │    │ </w:t>
       </w:r>
       <w:r>
         <w:rPr>
           <w:rStyle w:val="VerbatimChar"/>
           <w:rFonts w:hint="eastAsia"/>
         </w:rPr>
-        <w:t xml:space="preserve">│果林/鱼塘│</w:t>
+        <w:t xml:space="preserve">果林/鱼塘</w:t>
+      </w:r>
+      <w:r>
+        <w:rPr>
+          <w:rStyle w:val="VerbatimChar"/>
+        </w:rPr>
+        <w:t xml:space="preserve"> │</w:t>
       </w:r>
       <w:r>
         <w:br/>
@@ -9120,7 +9125,7 @@
         <w:rPr>
           <w:rStyle w:val="VerbatimChar"/>
         </w:rPr>
-        <w:t xml:space="preserve">    └───┬───┘  └───┬───┘  └───┬───┘</w:t>
+        <w:t xml:space="preserve">     └────┬────┘    └────┬────┘    └────┬────┘</w:t>
       </w:r>
       <w:r>
         <w:br/>
@@ -9129,7 +9134,7 @@
         <w:rPr>
           <w:rStyle w:val="VerbatimChar"/>
         </w:rPr>
-        <w:t xml:space="preserve">        │      ┌───┴───┐      │</w:t>
+        <w:t xml:space="preserve">          │         ┌────┴────┐         │</w:t>
       </w:r>
       <w:r>
         <w:br/>
@@ -9138,20 +9143,20 @@
         <w:rPr>
           <w:rStyle w:val="VerbatimChar"/>
         </w:rPr>
-        <w:t xml:space="preserve">        │      │ </w:t>
+        <w:t xml:space="preserve">          │         │ </w:t>
       </w:r>
       <w:r>
         <w:rPr>
           <w:rStyle w:val="VerbatimChar"/>
           <w:rFonts w:hint="eastAsia"/>
         </w:rPr>
-        <w:t xml:space="preserve">外婆家</w:t>
+        <w:t xml:space="preserve">外婆大屋</w:t>
       </w:r>
       <w:r>
         <w:rPr>
           <w:rStyle w:val="VerbatimChar"/>
         </w:rPr>
-        <w:t xml:space="preserve"> │      │</w:t>
+        <w:t xml:space="preserve"> │         │</w:t>
       </w:r>
       <w:r>
         <w:br/>
@@ -9160,7 +9165,7 @@
         <w:rPr>
           <w:rStyle w:val="VerbatimChar"/>
         </w:rPr>
-        <w:t xml:space="preserve">        │      └───────┘      │</w:t>
+        <w:t xml:space="preserve">          │         └─────────┘         │</w:t>
       </w:r>
       <w:r>
         <w:br/>
@@ -9169,7 +9174,7 @@
         <w:rPr>
           <w:rStyle w:val="VerbatimChar"/>
         </w:rPr>
-        <w:t xml:space="preserve">        └─────────────────────┘</w:t>
+        <w:t xml:space="preserve">          └─────────────────────────────┘</w:t>
       </w:r>
       <w:r>
         <w:br/>
@@ -9178,7 +9183,7 @@
         <w:rPr>
           <w:rStyle w:val="VerbatimChar"/>
         </w:rPr>
-        <w:t xml:space="preserve">            </w:t>
+        <w:t xml:space="preserve">               </w:t>
       </w:r>
       <w:r>
         <w:rPr>
@@ -9195,32 +9200,423 @@
         </w:pict>
       </w:r>
     </w:p>
+    <w:bookmarkEnd w:id="51"/>
+    <w:bookmarkStart w:id="60" w:name="童年阶段场景"/>
+    <w:p>
+      <w:pPr>
+        <w:pStyle w:val="Heading3"/>
+      </w:pPr>
+      <w:r>
+        <w:rPr>
+          <w:rFonts w:hint="eastAsia"/>
+        </w:rPr>
+        <w:t xml:space="preserve">童年阶段场景</w:t>
+      </w:r>
+    </w:p>
+    <w:bookmarkStart w:id="52" w:name="外婆大屋主基地"/>
+    <w:p>
+      <w:pPr>
+        <w:pStyle w:val="Heading4"/>
+      </w:pPr>
+      <w:r>
+        <w:t xml:space="preserve">1. </w:t>
+      </w:r>
+      <w:r>
+        <w:rPr>
+          <w:rFonts w:hint="eastAsia"/>
+        </w:rPr>
+        <w:t xml:space="preserve">外婆大屋（主基地）</w:t>
+      </w:r>
+    </w:p>
+    <w:p>
+      <w:pPr>
+        <w:pStyle w:val="FirstParagraph"/>
+      </w:pPr>
+      <w:r>
+        <w:rPr>
+          <w:rFonts w:hint="eastAsia"/>
+        </w:rPr>
+        <w:t xml:space="preserve">外婆大屋是游戏的第一个场景，也是主角在乡下的落脚点。三层红砖楼，旁边有一座废弃的黄土老屋。屋前有院子，出门就是村道。</w:t>
+      </w:r>
+    </w:p>
+    <w:p>
+      <w:pPr>
+        <w:pStyle w:val="BodyText"/>
+      </w:pPr>
+      <w:r>
+        <w:rPr>
+          <w:rFonts w:hint="eastAsia"/>
+        </w:rPr>
+        <w:t xml:space="preserve">这是整个游戏最重要的场景——主角在这里睡觉、吃饭、和家人互动、触发大量事件。它不仅是”一个地点”，是主角慢慢从”外来者”变成”家里人”的地方。</w:t>
+      </w:r>
+    </w:p>
     <w:bookmarkEnd w:id="52"/>
-    <w:bookmarkStart w:id="57" w:name="童年阶段场景"/>
-    <w:p>
-      <w:pPr>
-        <w:pStyle w:val="Heading2"/>
-      </w:pPr>
-      <w:r>
-        <w:rPr>
-          <w:rFonts w:hint="eastAsia"/>
-        </w:rPr>
-        <w:t xml:space="preserve">童年阶段场景</w:t>
-      </w:r>
-    </w:p>
-    <w:bookmarkStart w:id="53" w:name="外婆家主基地"/>
-    <w:p>
-      <w:pPr>
-        <w:pStyle w:val="Heading3"/>
-      </w:pPr>
-      <w:r>
-        <w:t xml:space="preserve">1. </w:t>
-      </w:r>
-      <w:r>
-        <w:rPr>
-          <w:rFonts w:hint="eastAsia"/>
-        </w:rPr>
-        <w:t xml:space="preserve">外婆家（主基地）</w:t>
+    <w:bookmarkStart w:id="53" w:name="整体布局"/>
+    <w:p>
+      <w:pPr>
+        <w:pStyle w:val="Heading4"/>
+      </w:pPr>
+      <w:r>
+        <w:rPr>
+          <w:rFonts w:hint="eastAsia"/>
+        </w:rPr>
+        <w:t xml:space="preserve">整体布局</w:t>
+      </w:r>
+    </w:p>
+    <w:p>
+      <w:pPr>
+        <w:pStyle w:val="SourceCode"/>
+      </w:pPr>
+      <w:r>
+        <w:rPr>
+          <w:rStyle w:val="VerbatimChar"/>
+        </w:rPr>
+        <w:t xml:space="preserve">                    </w:t>
+      </w:r>
+      <w:r>
+        <w:rPr>
+          <w:rStyle w:val="VerbatimChar"/>
+          <w:rFonts w:hint="eastAsia"/>
+        </w:rPr>
+        <w:t xml:space="preserve">村</w:t>
+      </w:r>
+      <w:r>
+        <w:rPr>
+          <w:rStyle w:val="VerbatimChar"/>
+        </w:rPr>
+        <w:t xml:space="preserve"> </w:t>
+      </w:r>
+      <w:r>
+        <w:rPr>
+          <w:rStyle w:val="VerbatimChar"/>
+          <w:rFonts w:hint="eastAsia"/>
+        </w:rPr>
+        <w:t xml:space="preserve">道</w:t>
+      </w:r>
+      <w:r>
+        <w:br/>
+      </w:r>
+      <w:r>
+        <w:rPr>
+          <w:rStyle w:val="VerbatimChar"/>
+        </w:rPr>
+        <w:t xml:space="preserve">                      │</w:t>
+      </w:r>
+      <w:r>
+        <w:br/>
+      </w:r>
+      <w:r>
+        <w:rPr>
+          <w:rStyle w:val="VerbatimChar"/>
+        </w:rPr>
+        <w:t xml:space="preserve">            ┌─────────┴─────────┐</w:t>
+      </w:r>
+      <w:r>
+        <w:br/>
+      </w:r>
+      <w:r>
+        <w:rPr>
+          <w:rStyle w:val="VerbatimChar"/>
+        </w:rPr>
+        <w:t xml:space="preserve">            │      </w:t>
+      </w:r>
+      <w:r>
+        <w:rPr>
+          <w:rStyle w:val="VerbatimChar"/>
+          <w:rFonts w:hint="eastAsia"/>
+        </w:rPr>
+        <w:t xml:space="preserve">院</w:t>
+      </w:r>
+      <w:r>
+        <w:rPr>
+          <w:rStyle w:val="VerbatimChar"/>
+        </w:rPr>
+        <w:t xml:space="preserve">  </w:t>
+      </w:r>
+      <w:r>
+        <w:rPr>
+          <w:rStyle w:val="VerbatimChar"/>
+          <w:rFonts w:hint="eastAsia"/>
+        </w:rPr>
+        <w:t xml:space="preserve">子</w:t>
+      </w:r>
+      <w:r>
+        <w:rPr>
+          <w:rStyle w:val="VerbatimChar"/>
+        </w:rPr>
+        <w:t xml:space="preserve">        │</w:t>
+      </w:r>
+      <w:r>
+        <w:br/>
+      </w:r>
+      <w:r>
+        <w:rPr>
+          <w:rStyle w:val="VerbatimChar"/>
+        </w:rPr>
+        <w:t xml:space="preserve">            │  </w:t>
+      </w:r>
+      <w:r>
+        <w:rPr>
+          <w:rStyle w:val="VerbatimChar"/>
+          <w:rFonts w:hint="eastAsia"/>
+        </w:rPr>
+        <w:t xml:space="preserve">水井</w:t>
+      </w:r>
+      <w:r>
+        <w:rPr>
+          <w:rStyle w:val="VerbatimChar"/>
+        </w:rPr>
+        <w:t xml:space="preserve">  </w:t>
+      </w:r>
+      <w:r>
+        <w:rPr>
+          <w:rStyle w:val="VerbatimChar"/>
+          <w:rFonts w:hint="eastAsia"/>
+        </w:rPr>
+        <w:t xml:space="preserve">鸡棚</w:t>
+      </w:r>
+      <w:r>
+        <w:rPr>
+          <w:rStyle w:val="VerbatimChar"/>
+        </w:rPr>
+        <w:t xml:space="preserve">  </w:t>
+      </w:r>
+      <w:r>
+        <w:rPr>
+          <w:rStyle w:val="VerbatimChar"/>
+          <w:rFonts w:hint="eastAsia"/>
+        </w:rPr>
+        <w:t xml:space="preserve">晾衣绳</w:t>
+      </w:r>
+      <w:r>
+        <w:rPr>
+          <w:rStyle w:val="VerbatimChar"/>
+        </w:rPr>
+        <w:t xml:space="preserve"> │</w:t>
+      </w:r>
+      <w:r>
+        <w:br/>
+      </w:r>
+      <w:r>
+        <w:rPr>
+          <w:rStyle w:val="VerbatimChar"/>
+        </w:rPr>
+        <w:t xml:space="preserve">            │    </w:t>
+      </w:r>
+      <w:r>
+        <w:rPr>
+          <w:rStyle w:val="VerbatimChar"/>
+          <w:rFonts w:hint="eastAsia"/>
+        </w:rPr>
+        <w:t xml:space="preserve">一棵龙眼树</w:t>
+      </w:r>
+      <w:r>
+        <w:rPr>
+          <w:rStyle w:val="VerbatimChar"/>
+        </w:rPr>
+        <w:t xml:space="preserve">      │</w:t>
+      </w:r>
+      <w:r>
+        <w:br/>
+      </w:r>
+      <w:r>
+        <w:rPr>
+          <w:rStyle w:val="VerbatimChar"/>
+        </w:rPr>
+        <w:t xml:space="preserve">            ├───────────────────┤</w:t>
+      </w:r>
+      <w:r>
+        <w:br/>
+      </w:r>
+      <w:r>
+        <w:rPr>
+          <w:rStyle w:val="VerbatimChar"/>
+        </w:rPr>
+        <w:t xml:space="preserve">            │                   │</w:t>
+      </w:r>
+      <w:r>
+        <w:br/>
+      </w:r>
+      <w:r>
+        <w:rPr>
+          <w:rStyle w:val="VerbatimChar"/>
+        </w:rPr>
+        <w:t xml:space="preserve">        ┌───┴───┐          ┌───┴───┐</w:t>
+      </w:r>
+      <w:r>
+        <w:br/>
+      </w:r>
+      <w:r>
+        <w:rPr>
+          <w:rStyle w:val="VerbatimChar"/>
+        </w:rPr>
+        <w:t xml:space="preserve">        │ </w:t>
+      </w:r>
+      <w:r>
+        <w:rPr>
+          <w:rStyle w:val="VerbatimChar"/>
+          <w:rFonts w:hint="eastAsia"/>
+        </w:rPr>
+        <w:t xml:space="preserve">大</w:t>
+      </w:r>
+      <w:r>
+        <w:rPr>
+          <w:rStyle w:val="VerbatimChar"/>
+        </w:rPr>
+        <w:t xml:space="preserve"> </w:t>
+      </w:r>
+      <w:r>
+        <w:rPr>
+          <w:rStyle w:val="VerbatimChar"/>
+          <w:rFonts w:hint="eastAsia"/>
+        </w:rPr>
+        <w:t xml:space="preserve">屋</w:t>
+      </w:r>
+      <w:r>
+        <w:rPr>
+          <w:rStyle w:val="VerbatimChar"/>
+        </w:rPr>
+        <w:t xml:space="preserve">  │          </w:t>
+      </w:r>
+      <w:r>
+        <w:rPr>
+          <w:rStyle w:val="VerbatimChar"/>
+          <w:rFonts w:hint="eastAsia"/>
+        </w:rPr>
+        <w:t xml:space="preserve">│黄土老屋│</w:t>
+      </w:r>
+      <w:r>
+        <w:br/>
+      </w:r>
+      <w:r>
+        <w:rPr>
+          <w:rStyle w:val="VerbatimChar"/>
+        </w:rPr>
+        <w:t xml:space="preserve">        │ </w:t>
+      </w:r>
+      <w:r>
+        <w:rPr>
+          <w:rStyle w:val="VerbatimChar"/>
+          <w:rFonts w:hint="eastAsia"/>
+        </w:rPr>
+        <w:t xml:space="preserve">(三层)</w:t>
+      </w:r>
+      <w:r>
+        <w:rPr>
+          <w:rStyle w:val="VerbatimChar"/>
+        </w:rPr>
+        <w:t xml:space="preserve"> </w:t>
+      </w:r>
+      <w:r>
+        <w:rPr>
+          <w:rStyle w:val="VerbatimChar"/>
+          <w:rFonts w:hint="eastAsia"/>
+        </w:rPr>
+        <w:t xml:space="preserve">│──紧挨着──│</w:t>
+      </w:r>
+      <w:r>
+        <w:rPr>
+          <w:rStyle w:val="VerbatimChar"/>
+        </w:rPr>
+        <w:t xml:space="preserve"> </w:t>
+      </w:r>
+      <w:r>
+        <w:rPr>
+          <w:rStyle w:val="VerbatimChar"/>
+          <w:rFonts w:hint="eastAsia"/>
+        </w:rPr>
+        <w:t xml:space="preserve">(低矮)</w:t>
+      </w:r>
+      <w:r>
+        <w:rPr>
+          <w:rStyle w:val="VerbatimChar"/>
+        </w:rPr>
+        <w:t xml:space="preserve"> │</w:t>
+      </w:r>
+      <w:r>
+        <w:br/>
+      </w:r>
+      <w:r>
+        <w:rPr>
+          <w:rStyle w:val="VerbatimChar"/>
+        </w:rPr>
+        <w:t xml:space="preserve">        │ </w:t>
+      </w:r>
+      <w:r>
+        <w:rPr>
+          <w:rStyle w:val="VerbatimChar"/>
+          <w:rFonts w:hint="eastAsia"/>
+        </w:rPr>
+        <w:t xml:space="preserve">红砖楼</w:t>
+      </w:r>
+      <w:r>
+        <w:rPr>
+          <w:rStyle w:val="VerbatimChar"/>
+        </w:rPr>
+        <w:t xml:space="preserve"> │          │ </w:t>
+      </w:r>
+      <w:r>
+        <w:rPr>
+          <w:rStyle w:val="VerbatimChar"/>
+          <w:rFonts w:hint="eastAsia"/>
+        </w:rPr>
+        <w:t xml:space="preserve">废弃</w:t>
+      </w:r>
+      <w:r>
+        <w:rPr>
+          <w:rStyle w:val="VerbatimChar"/>
+        </w:rPr>
+        <w:t xml:space="preserve">   │</w:t>
+      </w:r>
+      <w:r>
+        <w:br/>
+      </w:r>
+      <w:r>
+        <w:rPr>
+          <w:rStyle w:val="VerbatimChar"/>
+        </w:rPr>
+        <w:t xml:space="preserve">        └───────┘          └───────┘</w:t>
+      </w:r>
+    </w:p>
+    <w:bookmarkEnd w:id="53"/>
+    <w:bookmarkStart w:id="54" w:name="大屋各层详情"/>
+    <w:p>
+      <w:pPr>
+        <w:pStyle w:val="Heading4"/>
+      </w:pPr>
+      <w:r>
+        <w:rPr>
+          <w:rFonts w:hint="eastAsia"/>
+        </w:rPr>
+        <w:t xml:space="preserve">大屋各层详情</w:t>
+      </w:r>
+    </w:p>
+    <w:p>
+      <w:pPr>
+        <w:pStyle w:val="FirstParagraph"/>
+      </w:pPr>
+      <w:r>
+        <w:rPr>
+          <w:rFonts w:hint="eastAsia"/>
+          <w:b/>
+          <w:bCs/>
+        </w:rPr>
+        <w:t xml:space="preserve">一楼</w:t>
+      </w:r>
+      <w:r>
+        <w:rPr>
+          <w:b/>
+          <w:bCs/>
+        </w:rPr>
+        <w:t xml:space="preserve"> —— </w:t>
+      </w:r>
+      <w:r>
+        <w:rPr>
+          <w:rFonts w:hint="eastAsia"/>
+          <w:b/>
+          <w:bCs/>
+        </w:rPr>
+        <w:t xml:space="preserve">生活核心区</w:t>
       </w:r>
     </w:p>
     <w:tbl>
@@ -9263,7 +9659,7 @@
               <w:rPr>
                 <w:rFonts w:hint="eastAsia"/>
               </w:rPr>
-              <w:t xml:space="preserve">内容</w:t>
+              <w:t xml:space="preserve">描述</w:t>
             </w:r>
           </w:p>
         </w:tc>
@@ -9292,36 +9688,38 @@
             <w:r>
               <w:rPr>
                 <w:rFonts w:hint="eastAsia"/>
-              </w:rPr>
-              <w:t xml:space="preserve">院子</w:t>
-            </w:r>
-          </w:p>
-        </w:tc>
-        <w:tc>
-          <w:tcPr/>
-          <w:p>
-            <w:pPr>
-              <w:pStyle w:val="Compact"/>
-            </w:pPr>
-            <w:r>
-              <w:rPr>
-                <w:rFonts w:hint="eastAsia"/>
-              </w:rPr>
-              <w:t xml:space="preserve">红砖老屋+屋前空地</w:t>
-            </w:r>
-          </w:p>
-        </w:tc>
-        <w:tc>
-          <w:tcPr/>
-          <w:p>
-            <w:pPr>
-              <w:pStyle w:val="Compact"/>
-            </w:pPr>
-            <w:r>
-              <w:rPr>
-                <w:rFonts w:hint="eastAsia"/>
-              </w:rPr>
-              <w:t xml:space="preserve">和外婆择菜、晒太阳、听故事</w:t>
+                <w:b/>
+                <w:bCs/>
+              </w:rPr>
+              <w:t xml:space="preserve">便利店</w:t>
+            </w:r>
+          </w:p>
+        </w:tc>
+        <w:tc>
+          <w:tcPr/>
+          <w:p>
+            <w:pPr>
+              <w:pStyle w:val="Compact"/>
+            </w:pPr>
+            <w:r>
+              <w:rPr>
+                <w:rFonts w:hint="eastAsia"/>
+              </w:rPr>
+              <w:t xml:space="preserve">大屋临院的一侧开了个小窗口，摆着几个老旧的塑料罐——瓜子、花生、糖果、辣条、冰棍。外婆坐在窗口后面的小竹椅上，有人来买东西就站起来</w:t>
+            </w:r>
+          </w:p>
+        </w:tc>
+        <w:tc>
+          <w:tcPr/>
+          <w:p>
+            <w:pPr>
+              <w:pStyle w:val="Compact"/>
+            </w:pPr>
+            <w:r>
+              <w:rPr>
+                <w:rFonts w:hint="eastAsia"/>
+              </w:rPr>
+              <w:t xml:space="preserve">用零花钱买零食、帮外婆看店、偷吃被抓事件</w:t>
             </w:r>
           </w:p>
         </w:tc>
@@ -9336,36 +9734,38 @@
             <w:r>
               <w:rPr>
                 <w:rFonts w:hint="eastAsia"/>
-              </w:rPr>
-              <w:t xml:space="preserve">厨房</w:t>
-            </w:r>
-          </w:p>
-        </w:tc>
-        <w:tc>
-          <w:tcPr/>
-          <w:p>
-            <w:pPr>
-              <w:pStyle w:val="Compact"/>
-            </w:pPr>
-            <w:r>
-              <w:rPr>
-                <w:rFonts w:hint="eastAsia"/>
-              </w:rPr>
-              <w:t xml:space="preserve">帮忙烧火、看外婆做饭</w:t>
-            </w:r>
-          </w:p>
-        </w:tc>
-        <w:tc>
-          <w:tcPr/>
-          <w:p>
-            <w:pPr>
-              <w:pStyle w:val="Compact"/>
-            </w:pPr>
-            <w:r>
-              <w:rPr>
-                <w:rFonts w:hint="eastAsia"/>
-              </w:rPr>
-              <w:t xml:space="preserve">学做菜事件</w:t>
+                <w:b/>
+                <w:bCs/>
+              </w:rPr>
+              <w:t xml:space="preserve">客厅/堂屋</w:t>
+            </w:r>
+          </w:p>
+        </w:tc>
+        <w:tc>
+          <w:tcPr/>
+          <w:p>
+            <w:pPr>
+              <w:pStyle w:val="Compact"/>
+            </w:pPr>
+            <w:r>
+              <w:rPr>
+                <w:rFonts w:hint="eastAsia"/>
+              </w:rPr>
+              <w:t xml:space="preserve">一张大圆桌+几把椅子，墙上有挂历和全家福，角落有一台老式电视机。全家吃饭和聚集的地方</w:t>
+            </w:r>
+          </w:p>
+        </w:tc>
+        <w:tc>
+          <w:tcPr/>
+          <w:p>
+            <w:pPr>
+              <w:pStyle w:val="Compact"/>
+            </w:pPr>
+            <w:r>
+              <w:rPr>
+                <w:rFonts w:hint="eastAsia"/>
+              </w:rPr>
+              <w:t xml:space="preserve">吃饭事件、看电视日常、家庭对话触发点</w:t>
             </w:r>
           </w:p>
         </w:tc>
@@ -9380,36 +9780,38 @@
             <w:r>
               <w:rPr>
                 <w:rFonts w:hint="eastAsia"/>
-              </w:rPr>
-              <w:t xml:space="preserve">便利店</w:t>
-            </w:r>
-          </w:p>
-        </w:tc>
-        <w:tc>
-          <w:tcPr/>
-          <w:p>
-            <w:pPr>
-              <w:pStyle w:val="Compact"/>
-            </w:pPr>
-            <w:r>
-              <w:rPr>
-                <w:rFonts w:hint="eastAsia"/>
-              </w:rPr>
-              <w:t xml:space="preserve">一楼角落，老旧塑料罐装零食</w:t>
-            </w:r>
-          </w:p>
-        </w:tc>
-        <w:tc>
-          <w:tcPr/>
-          <w:p>
-            <w:pPr>
-              <w:pStyle w:val="Compact"/>
-            </w:pPr>
-            <w:r>
-              <w:rPr>
-                <w:rFonts w:hint="eastAsia"/>
-              </w:rPr>
-              <w:t xml:space="preserve">挑零食、帮外婆看店、村里人来买东西闲聊</w:t>
+                <w:b/>
+                <w:bCs/>
+              </w:rPr>
+              <w:t xml:space="preserve">厨房</w:t>
+            </w:r>
+          </w:p>
+        </w:tc>
+        <w:tc>
+          <w:tcPr/>
+          <w:p>
+            <w:pPr>
+              <w:pStyle w:val="Compact"/>
+            </w:pPr>
+            <w:r>
+              <w:rPr>
+                <w:rFonts w:hint="eastAsia"/>
+              </w:rPr>
+              <w:t xml:space="preserve">柴火灶，灶台是水泥砌的，灶膛里烧柴。旁边有水缸、碗柜、菜板。舅妈和外婆轮流做饭</w:t>
+            </w:r>
+          </w:p>
+        </w:tc>
+        <w:tc>
+          <w:tcPr/>
+          <w:p>
+            <w:pPr>
+              <w:pStyle w:val="Compact"/>
+            </w:pPr>
+            <w:r>
+              <w:rPr>
+                <w:rFonts w:hint="eastAsia"/>
+              </w:rPr>
+              <w:t xml:space="preserve">帮忙烧火、看做饭的日常、学做菜事件</w:t>
             </w:r>
           </w:p>
         </w:tc>
@@ -9424,80 +9826,38 @@
             <w:r>
               <w:rPr>
                 <w:rFonts w:hint="eastAsia"/>
-              </w:rPr>
-              <w:t xml:space="preserve">卧室</w:t>
-            </w:r>
-          </w:p>
-        </w:tc>
-        <w:tc>
-          <w:tcPr/>
-          <w:p>
-            <w:pPr>
-              <w:pStyle w:val="Compact"/>
-            </w:pPr>
-            <w:r>
-              <w:rPr>
-                <w:rFonts w:hint="eastAsia"/>
-              </w:rPr>
-              <w:t xml:space="preserve">自己的小房间</w:t>
-            </w:r>
-          </w:p>
-        </w:tc>
-        <w:tc>
-          <w:tcPr/>
-          <w:p>
-            <w:pPr>
-              <w:pStyle w:val="Compact"/>
-            </w:pPr>
-            <w:r>
-              <w:rPr>
-                <w:rFonts w:hint="eastAsia"/>
-              </w:rPr>
-              <w:t xml:space="preserve">睡觉、想家事件</w:t>
-            </w:r>
-          </w:p>
-        </w:tc>
-      </w:tr>
-      <w:tr>
-        <w:tc>
-          <w:tcPr/>
-          <w:p>
-            <w:pPr>
-              <w:pStyle w:val="Compact"/>
-            </w:pPr>
-            <w:r>
-              <w:rPr>
-                <w:rFonts w:hint="eastAsia"/>
-              </w:rPr>
-              <w:t xml:space="preserve">门前</w:t>
-            </w:r>
-          </w:p>
-        </w:tc>
-        <w:tc>
-          <w:tcPr/>
-          <w:p>
-            <w:pPr>
-              <w:pStyle w:val="Compact"/>
-            </w:pPr>
-            <w:r>
-              <w:rPr>
-                <w:rFonts w:hint="eastAsia"/>
-              </w:rPr>
-              <w:t xml:space="preserve">泥土路+村道</w:t>
-            </w:r>
-          </w:p>
-        </w:tc>
-        <w:tc>
-          <w:tcPr/>
-          <w:p>
-            <w:pPr>
-              <w:pStyle w:val="Compact"/>
-            </w:pPr>
-            <w:r>
-              <w:rPr>
-                <w:rFonts w:hint="eastAsia"/>
-              </w:rPr>
-              <w:t xml:space="preserve">出门探索的起点</w:t>
+                <w:b/>
+                <w:bCs/>
+              </w:rPr>
+              <w:t xml:space="preserve">杂物间</w:t>
+            </w:r>
+          </w:p>
+        </w:tc>
+        <w:tc>
+          <w:tcPr/>
+          <w:p>
+            <w:pPr>
+              <w:pStyle w:val="Compact"/>
+            </w:pPr>
+            <w:r>
+              <w:rPr>
+                <w:rFonts w:hint="eastAsia"/>
+              </w:rPr>
+              <w:t xml:space="preserve">堆着米缸、腌菜坛子、农具、换季的被子</w:t>
+            </w:r>
+          </w:p>
+        </w:tc>
+        <w:tc>
+          <w:tcPr/>
+          <w:p>
+            <w:pPr>
+              <w:pStyle w:val="Compact"/>
+            </w:pPr>
+            <w:r>
+              <w:rPr>
+                <w:rFonts w:hint="eastAsia"/>
+              </w:rPr>
+              <w:t xml:space="preserve">帮忙拿东西的日常</w:t>
             </w:r>
           </w:p>
         </w:tc>
@@ -9519,277 +9879,35 @@
         <w:rPr>
           <w:rFonts w:hint="eastAsia"/>
         </w:rPr>
-        <w:t xml:space="preserve">：红砖旧瓦房，木梁架，门前有水井或水龙头，土鸡在院子里走。</w:t>
-      </w:r>
-    </w:p>
-    <w:bookmarkEnd w:id="53"/>
-    <w:bookmarkStart w:id="54" w:name="村庄"/>
-    <w:p>
-      <w:pPr>
-        <w:pStyle w:val="Heading3"/>
-      </w:pPr>
-      <w:r>
-        <w:t xml:space="preserve">2. </w:t>
-      </w:r>
-      <w:r>
-        <w:rPr>
-          <w:rFonts w:hint="eastAsia"/>
-        </w:rPr>
-        <w:t xml:space="preserve">村庄</w:t>
-      </w:r>
-    </w:p>
-    <w:tbl>
-      <w:tblPr>
-        <w:tblStyle w:val="Table"/>
-        <w:tblW w:type="auto" w:w="0"/>
-        <w:tblLook w:firstRow="1" w:lastRow="0" w:firstColumn="0" w:lastColumn="0" w:noHBand="0" w:noVBand="0" w:val="0020"/>
-      </w:tblPr>
-      <w:tblGrid>
-        <w:gridCol w:w="2640"/>
-        <w:gridCol w:w="2640"/>
-        <w:gridCol w:w="2640"/>
-      </w:tblGrid>
-      <w:tr>
-        <w:trPr>
-          <w:tblHeader w:val="on"/>
-        </w:trPr>
-        <w:tc>
-          <w:tcPr/>
-          <w:p>
-            <w:pPr>
-              <w:pStyle w:val="Compact"/>
-            </w:pPr>
-            <w:r>
-              <w:rPr>
-                <w:rFonts w:hint="eastAsia"/>
-              </w:rPr>
-              <w:t xml:space="preserve">区域</w:t>
-            </w:r>
-          </w:p>
-        </w:tc>
-        <w:tc>
-          <w:tcPr/>
-          <w:p>
-            <w:pPr>
-              <w:pStyle w:val="Compact"/>
-            </w:pPr>
-            <w:r>
-              <w:rPr>
-                <w:rFonts w:hint="eastAsia"/>
-              </w:rPr>
-              <w:t xml:space="preserve">内容</w:t>
-            </w:r>
-          </w:p>
-        </w:tc>
-        <w:tc>
-          <w:tcPr/>
-          <w:p>
-            <w:pPr>
-              <w:pStyle w:val="Compact"/>
-            </w:pPr>
-            <w:r>
-              <w:rPr>
-                <w:rFonts w:hint="eastAsia"/>
-              </w:rPr>
-              <w:t xml:space="preserve">可互动元素</w:t>
-            </w:r>
-          </w:p>
-        </w:tc>
-      </w:tr>
-      <w:tr>
-        <w:tc>
-          <w:tcPr/>
-          <w:p>
-            <w:pPr>
-              <w:pStyle w:val="Compact"/>
-            </w:pPr>
-            <w:r>
-              <w:rPr>
-                <w:rFonts w:hint="eastAsia"/>
-              </w:rPr>
-              <w:t xml:space="preserve">村道</w:t>
-            </w:r>
-          </w:p>
-        </w:tc>
-        <w:tc>
-          <w:tcPr/>
-          <w:p>
-            <w:pPr>
-              <w:pStyle w:val="Compact"/>
-            </w:pPr>
-            <w:r>
-              <w:rPr>
-                <w:rFonts w:hint="eastAsia"/>
-              </w:rPr>
-              <w:t xml:space="preserve">水泥路/土路，两旁是红砖房</w:t>
-            </w:r>
-          </w:p>
-        </w:tc>
-        <w:tc>
-          <w:tcPr/>
-          <w:p>
-            <w:pPr>
-              <w:pStyle w:val="Compact"/>
-            </w:pPr>
-            <w:r>
-              <w:rPr>
-                <w:rFonts w:hint="eastAsia"/>
-              </w:rPr>
-              <w:t xml:space="preserve">遇到其他</w:t>
-            </w:r>
-            <w:r>
-              <w:t xml:space="preserve"> NPC</w:t>
-            </w:r>
-          </w:p>
-        </w:tc>
-      </w:tr>
-      <w:tr>
-        <w:tc>
-          <w:tcPr/>
-          <w:p>
-            <w:pPr>
-              <w:pStyle w:val="Compact"/>
-            </w:pPr>
-            <w:r>
-              <w:rPr>
-                <w:rFonts w:hint="eastAsia"/>
-              </w:rPr>
-              <w:t xml:space="preserve">祠堂</w:t>
-            </w:r>
-          </w:p>
-        </w:tc>
-        <w:tc>
-          <w:tcPr/>
-          <w:p>
-            <w:pPr>
-              <w:pStyle w:val="Compact"/>
-            </w:pPr>
-            <w:r>
-              <w:rPr>
-                <w:rFonts w:hint="eastAsia"/>
-              </w:rPr>
-              <w:t xml:space="preserve">村公共空间</w:t>
-            </w:r>
-          </w:p>
-        </w:tc>
-        <w:tc>
-          <w:tcPr/>
-          <w:p>
-            <w:pPr>
-              <w:pStyle w:val="Compact"/>
-            </w:pPr>
-            <w:r>
-              <w:rPr>
-                <w:rFonts w:hint="eastAsia"/>
-              </w:rPr>
-              <w:t xml:space="preserve">年例活动、节日聚会</w:t>
-            </w:r>
-          </w:p>
-        </w:tc>
-      </w:tr>
-      <w:tr>
-        <w:tc>
-          <w:tcPr/>
-          <w:p>
-            <w:pPr>
-              <w:pStyle w:val="Compact"/>
-            </w:pPr>
-            <w:r>
-              <w:rPr>
-                <w:rFonts w:hint="eastAsia"/>
-              </w:rPr>
-              <w:t xml:space="preserve">小卖部</w:t>
-            </w:r>
-          </w:p>
-        </w:tc>
-        <w:tc>
-          <w:tcPr/>
-          <w:p>
-            <w:pPr>
-              <w:pStyle w:val="Compact"/>
-            </w:pPr>
-            <w:r>
-              <w:rPr>
-                <w:rFonts w:hint="eastAsia"/>
-              </w:rPr>
-              <w:t xml:space="preserve">买零食、听人闲聊</w:t>
-            </w:r>
-          </w:p>
-        </w:tc>
-        <w:tc>
-          <w:tcPr/>
-          <w:p>
-            <w:pPr>
-              <w:pStyle w:val="Compact"/>
-            </w:pPr>
-            <w:r>
-              <w:rPr>
-                <w:rFonts w:hint="eastAsia"/>
-              </w:rPr>
-              <w:t xml:space="preserve">花零花钱、社交</w:t>
-            </w:r>
-          </w:p>
-        </w:tc>
-      </w:tr>
-      <w:tr>
-        <w:tc>
-          <w:tcPr/>
-          <w:p>
-            <w:pPr>
-              <w:pStyle w:val="Compact"/>
-            </w:pPr>
-            <w:r>
-              <w:rPr>
-                <w:rFonts w:hint="eastAsia"/>
-              </w:rPr>
-              <w:t xml:space="preserve">竹林/榕树下</w:t>
-            </w:r>
-          </w:p>
-        </w:tc>
-        <w:tc>
-          <w:tcPr/>
-          <w:p>
-            <w:pPr>
-              <w:pStyle w:val="Compact"/>
-            </w:pPr>
-            <w:r>
-              <w:rPr>
-                <w:rFonts w:hint="eastAsia"/>
-              </w:rPr>
-              <w:t xml:space="preserve">孩子们的玩耍聚集地</w:t>
-            </w:r>
-          </w:p>
-        </w:tc>
-        <w:tc>
-          <w:tcPr/>
-          <w:p>
-            <w:pPr>
-              <w:pStyle w:val="Compact"/>
-            </w:pPr>
-            <w:r>
-              <w:rPr>
-                <w:rFonts w:hint="eastAsia"/>
-              </w:rPr>
-              <w:t xml:space="preserve">和小朋友玩</w:t>
-            </w:r>
-          </w:p>
-        </w:tc>
-      </w:tr>
-    </w:tbl>
-    <w:bookmarkEnd w:id="54"/>
-    <w:bookmarkStart w:id="55" w:name="鱼塘与果园外公的产业"/>
-    <w:p>
-      <w:pPr>
-        <w:pStyle w:val="Heading3"/>
-      </w:pPr>
-      <w:r>
-        <w:t xml:space="preserve">3. </w:t>
-      </w:r>
-      <w:r>
-        <w:rPr>
-          <w:rFonts w:hint="eastAsia"/>
-        </w:rPr>
-        <w:t xml:space="preserve">鱼塘与果园（外公的产业）</w:t>
+        <w:t xml:space="preserve">：水泥地面，白石灰墙有些发黄，灶台的墙面被烟熏黑了。光线偏暗，但有烟火气。吃饭时间会有蒸汽和香味。</w:t>
+      </w:r>
+    </w:p>
+    <w:p>
+      <w:pPr>
+        <w:pStyle w:val="BodyText"/>
+      </w:pPr>
+      <w:r>
+        <w:rPr>
+          <w:rFonts w:hint="eastAsia"/>
+          <w:b/>
+          <w:bCs/>
+        </w:rPr>
+        <w:t xml:space="preserve">二楼</w:t>
+      </w:r>
+      <w:r>
+        <w:rPr>
+          <w:b/>
+          <w:bCs/>
+        </w:rPr>
+        <w:t xml:space="preserve"> —— </w:t>
+      </w:r>
+      <w:r>
+        <w:rPr>
+          <w:rFonts w:hint="eastAsia"/>
+          <w:b/>
+          <w:bCs/>
+        </w:rPr>
+        <w:t xml:space="preserve">居住区</w:t>
       </w:r>
     </w:p>
     <w:tbl>
@@ -9832,7 +9950,7 @@
               <w:rPr>
                 <w:rFonts w:hint="eastAsia"/>
               </w:rPr>
-              <w:t xml:space="preserve">内容</w:t>
+              <w:t xml:space="preserve">描述</w:t>
             </w:r>
           </w:p>
         </w:tc>
@@ -9861,36 +9979,38 @@
             <w:r>
               <w:rPr>
                 <w:rFonts w:hint="eastAsia"/>
-              </w:rPr>
-              <w:t xml:space="preserve">鱼塘</w:t>
-            </w:r>
-          </w:p>
-        </w:tc>
-        <w:tc>
-          <w:tcPr/>
-          <w:p>
-            <w:pPr>
-              <w:pStyle w:val="Compact"/>
-            </w:pPr>
-            <w:r>
-              <w:rPr>
-                <w:rFonts w:hint="eastAsia"/>
-              </w:rPr>
-              <w:t xml:space="preserve">家里的小鱼塘</w:t>
-            </w:r>
-          </w:p>
-        </w:tc>
-        <w:tc>
-          <w:tcPr/>
-          <w:p>
-            <w:pPr>
-              <w:pStyle w:val="Compact"/>
-            </w:pPr>
-            <w:r>
-              <w:rPr>
-                <w:rFonts w:hint="eastAsia"/>
-              </w:rPr>
-              <w:t xml:space="preserve">喂鱼、捞鱼</w:t>
+                <w:b/>
+                <w:bCs/>
+              </w:rPr>
+              <w:t xml:space="preserve">外婆外公的房间</w:t>
+            </w:r>
+          </w:p>
+        </w:tc>
+        <w:tc>
+          <w:tcPr/>
+          <w:p>
+            <w:pPr>
+              <w:pStyle w:val="Compact"/>
+            </w:pPr>
+            <w:r>
+              <w:rPr>
+                <w:rFonts w:hint="eastAsia"/>
+              </w:rPr>
+              <w:t xml:space="preserve">一张老式木床，蚊帐，床头柜上有外婆的针线盒。外公基本不住这里（守鱼塘），所以房间主要是外婆一个人的</w:t>
+            </w:r>
+          </w:p>
+        </w:tc>
+        <w:tc>
+          <w:tcPr/>
+          <w:p>
+            <w:pPr>
+              <w:pStyle w:val="Compact"/>
+            </w:pPr>
+            <w:r>
+              <w:rPr>
+                <w:rFonts w:hint="eastAsia"/>
+              </w:rPr>
+              <w:t xml:space="preserve">去找外婆聊天、外婆生病躺在床上的事件</w:t>
             </w:r>
           </w:p>
         </w:tc>
@@ -9905,36 +10025,38 @@
             <w:r>
               <w:rPr>
                 <w:rFonts w:hint="eastAsia"/>
-              </w:rPr>
-              <w:t xml:space="preserve">外公的小瓦房</w:t>
-            </w:r>
-          </w:p>
-        </w:tc>
-        <w:tc>
-          <w:tcPr/>
-          <w:p>
-            <w:pPr>
-              <w:pStyle w:val="Compact"/>
-            </w:pPr>
-            <w:r>
-              <w:rPr>
-                <w:rFonts w:hint="eastAsia"/>
-              </w:rPr>
-              <w:t xml:space="preserve">鱼塘边的红砖小屋，外公独居守塘的地方</w:t>
-            </w:r>
-          </w:p>
-        </w:tc>
-        <w:tc>
-          <w:tcPr/>
-          <w:p>
-            <w:pPr>
-              <w:pStyle w:val="Compact"/>
-            </w:pPr>
-            <w:r>
-              <w:rPr>
-                <w:rFonts w:hint="eastAsia"/>
-              </w:rPr>
-              <w:t xml:space="preserve">去找外公、听外公讲故事</w:t>
+                <w:b/>
+                <w:bCs/>
+              </w:rPr>
+              <w:t xml:space="preserve">舅舅舅妈的房间</w:t>
+            </w:r>
+          </w:p>
+        </w:tc>
+        <w:tc>
+          <w:tcPr/>
+          <w:p>
+            <w:pPr>
+              <w:pStyle w:val="Compact"/>
+            </w:pPr>
+            <w:r>
+              <w:rPr>
+                <w:rFonts w:hint="eastAsia"/>
+              </w:rPr>
+              <w:t xml:space="preserve">比较整洁，舅妈收拾的。有一台小风扇，墙上贴着大表哥以前的奖状（已经发黄了）</w:t>
+            </w:r>
+          </w:p>
+        </w:tc>
+        <w:tc>
+          <w:tcPr/>
+          <w:p>
+            <w:pPr>
+              <w:pStyle w:val="Compact"/>
+            </w:pPr>
+            <w:r>
+              <w:rPr>
+                <w:rFonts w:hint="eastAsia"/>
+              </w:rPr>
+              <w:t xml:space="preserve">舅舅喝了酒回来、舅妈骂他的日常</w:t>
             </w:r>
           </w:p>
         </w:tc>
@@ -9949,199 +10071,82 @@
             <w:r>
               <w:rPr>
                 <w:rFonts w:hint="eastAsia"/>
-              </w:rPr>
-              <w:t xml:space="preserve">猪圈</w:t>
-            </w:r>
-          </w:p>
-        </w:tc>
-        <w:tc>
-          <w:tcPr/>
-          <w:p>
-            <w:pPr>
-              <w:pStyle w:val="Compact"/>
-            </w:pPr>
-            <w:r>
-              <w:rPr>
-                <w:rFonts w:hint="eastAsia"/>
-              </w:rPr>
-              <w:t xml:space="preserve">小瓦房旁边的猪圈</w:t>
-            </w:r>
-          </w:p>
-        </w:tc>
-        <w:tc>
-          <w:tcPr/>
-          <w:p>
-            <w:pPr>
-              <w:pStyle w:val="Compact"/>
-            </w:pPr>
-            <w:r>
-              <w:rPr>
-                <w:rFonts w:hint="eastAsia"/>
-              </w:rPr>
-              <w:t xml:space="preserve">喂猪、打扫猪圈</w:t>
-            </w:r>
-          </w:p>
-        </w:tc>
-      </w:tr>
-      <w:tr>
-        <w:tc>
-          <w:tcPr/>
-          <w:p>
-            <w:pPr>
-              <w:pStyle w:val="Compact"/>
-            </w:pPr>
-            <w:r>
-              <w:rPr>
-                <w:rFonts w:hint="eastAsia"/>
-              </w:rPr>
-              <w:t xml:space="preserve">芒果树</w:t>
-            </w:r>
-          </w:p>
-        </w:tc>
-        <w:tc>
-          <w:tcPr/>
-          <w:p>
-            <w:pPr>
-              <w:pStyle w:val="Compact"/>
-            </w:pPr>
-            <w:r>
-              <w:rPr>
-                <w:rFonts w:hint="eastAsia"/>
-              </w:rPr>
-              <w:t xml:space="preserve">小瓦房旁种的芒果树</w:t>
-            </w:r>
-          </w:p>
-        </w:tc>
-        <w:tc>
-          <w:tcPr/>
-          <w:p>
-            <w:pPr>
-              <w:pStyle w:val="Compact"/>
-            </w:pPr>
-            <w:r>
-              <w:rPr>
-                <w:rFonts w:hint="eastAsia"/>
-              </w:rPr>
-              <w:t xml:space="preserve">摘芒果、树下乘凉</w:t>
-            </w:r>
-          </w:p>
-        </w:tc>
-      </w:tr>
-      <w:tr>
-        <w:tc>
-          <w:tcPr/>
-          <w:p>
-            <w:pPr>
-              <w:pStyle w:val="Compact"/>
-            </w:pPr>
-            <w:r>
-              <w:rPr>
-                <w:rFonts w:hint="eastAsia"/>
-              </w:rPr>
-              <w:t xml:space="preserve">龙眼果林</w:t>
-            </w:r>
-          </w:p>
-        </w:tc>
-        <w:tc>
-          <w:tcPr/>
-          <w:p>
-            <w:pPr>
-              <w:pStyle w:val="Compact"/>
-            </w:pPr>
-            <w:r>
-              <w:rPr>
-                <w:rFonts w:hint="eastAsia"/>
-              </w:rPr>
-              <w:t xml:space="preserve">家里的龙眼树</w:t>
-            </w:r>
-          </w:p>
-        </w:tc>
-        <w:tc>
-          <w:tcPr/>
-          <w:p>
-            <w:pPr>
-              <w:pStyle w:val="Compact"/>
-            </w:pPr>
-            <w:r>
-              <w:rPr>
-                <w:rFonts w:hint="eastAsia"/>
-              </w:rPr>
-              <w:t xml:space="preserve">摘龙眼、看护、除草</w:t>
-            </w:r>
-          </w:p>
-        </w:tc>
-      </w:tr>
-      <w:tr>
-        <w:tc>
-          <w:tcPr/>
-          <w:p>
-            <w:pPr>
-              <w:pStyle w:val="Compact"/>
-            </w:pPr>
-            <w:r>
-              <w:rPr>
-                <w:rFonts w:hint="eastAsia"/>
-              </w:rPr>
-              <w:t xml:space="preserve">田埂小路</w:t>
-            </w:r>
-          </w:p>
-        </w:tc>
-        <w:tc>
-          <w:tcPr/>
-          <w:p>
-            <w:pPr>
-              <w:pStyle w:val="Compact"/>
-            </w:pPr>
-            <w:r>
-              <w:rPr>
-                <w:rFonts w:hint="eastAsia"/>
-              </w:rPr>
-              <w:t xml:space="preserve">连接外婆家和鱼塘/果园的土路</w:t>
-            </w:r>
-          </w:p>
-        </w:tc>
-        <w:tc>
-          <w:tcPr/>
-          <w:p>
-            <w:pPr>
-              <w:pStyle w:val="Compact"/>
-            </w:pPr>
-            <w:r>
-              <w:rPr>
-                <w:rFonts w:hint="eastAsia"/>
-              </w:rPr>
-              <w:t xml:space="preserve">途中随机事件</w:t>
+                <w:b/>
+                <w:bCs/>
+              </w:rPr>
+              <w:t xml:space="preserve">二表哥的房间</w:t>
+            </w:r>
+          </w:p>
+        </w:tc>
+        <w:tc>
+          <w:tcPr/>
+          <w:p>
+            <w:pPr>
+              <w:pStyle w:val="Compact"/>
+            </w:pPr>
+            <w:r>
+              <w:rPr>
+                <w:rFonts w:hint="eastAsia"/>
+              </w:rPr>
+              <w:t xml:space="preserve">乱七八糟，床上堆着衣服，地上有零食袋。墙上贴着他画的画（画得不好但很多）。土狗经常趴在门口等他</w:t>
+            </w:r>
+          </w:p>
+        </w:tc>
+        <w:tc>
+          <w:tcPr/>
+          <w:p>
+            <w:pPr>
+              <w:pStyle w:val="Compact"/>
+            </w:pPr>
+            <w:r>
+              <w:rPr>
+                <w:rFonts w:hint="eastAsia"/>
+              </w:rPr>
+              <w:t xml:space="preserve">去找二表哥一起玩、看到他房间的混乱场面</w:t>
             </w:r>
           </w:p>
         </w:tc>
       </w:tr>
     </w:tbl>
-    <w:bookmarkEnd w:id="55"/>
-    <w:bookmarkStart w:id="56" w:name="集市附近小镇"/>
-    <w:p>
-      <w:pPr>
-        <w:pStyle w:val="Heading3"/>
-      </w:pPr>
-      <w:r>
-        <w:t xml:space="preserve">4. </w:t>
-      </w:r>
-      <w:r>
-        <w:rPr>
-          <w:rFonts w:hint="eastAsia"/>
-        </w:rPr>
-        <w:t xml:space="preserve">集市（附近小镇）</w:t>
+    <w:p>
+      <w:pPr>
+        <w:pStyle w:val="BodyText"/>
+      </w:pPr>
+      <w:r>
+        <w:rPr>
+          <w:rFonts w:hint="eastAsia"/>
+          <w:b/>
+          <w:bCs/>
+        </w:rPr>
+        <w:t xml:space="preserve">三楼</w:t>
+      </w:r>
+      <w:r>
+        <w:rPr>
+          <w:b/>
+          <w:bCs/>
+        </w:rPr>
+        <w:t xml:space="preserve"> —— </w:t>
+      </w:r>
+      <w:r>
+        <w:rPr>
+          <w:rFonts w:hint="eastAsia"/>
+          <w:b/>
+          <w:bCs/>
+        </w:rPr>
+        <w:t xml:space="preserve">主角的楼层</w:t>
       </w:r>
     </w:p>
     <w:tbl>
       <w:tblPr>
         <w:tblStyle w:val="Table"/>
-        <w:tblW w:type="auto" w:w="0"/>
+        <w:tblW w:type="pct" w:w="5000"/>
+        <w:tblLayout w:type="fixed"/>
         <w:tblLook w:firstRow="1" w:lastRow="0" w:firstColumn="0" w:lastColumn="0" w:noHBand="0" w:noVBand="0" w:val="0020"/>
       </w:tblPr>
       <w:tblGrid>
-        <w:gridCol w:w="2640"/>
-        <w:gridCol w:w="2640"/>
-        <w:gridCol w:w="2640"/>
+        <w:gridCol w:w="2066"/>
+        <w:gridCol w:w="2066"/>
+        <w:gridCol w:w="3787"/>
       </w:tblGrid>
       <w:tr>
         <w:trPr>
@@ -10171,7 +10176,7 @@
               <w:rPr>
                 <w:rFonts w:hint="eastAsia"/>
               </w:rPr>
-              <w:t xml:space="preserve">内容</w:t>
+              <w:t xml:space="preserve">描述</w:t>
             </w:r>
           </w:p>
         </w:tc>
@@ -10200,36 +10205,38 @@
             <w:r>
               <w:rPr>
                 <w:rFonts w:hint="eastAsia"/>
-              </w:rPr>
-              <w:t xml:space="preserve">骑楼街</w:t>
-            </w:r>
-          </w:p>
-        </w:tc>
-        <w:tc>
-          <w:tcPr/>
-          <w:p>
-            <w:pPr>
-              <w:pStyle w:val="Compact"/>
-            </w:pPr>
-            <w:r>
-              <w:rPr>
-                <w:rFonts w:hint="eastAsia"/>
-              </w:rPr>
-              <w:t xml:space="preserve">县城传统商业街</w:t>
-            </w:r>
-          </w:p>
-        </w:tc>
-        <w:tc>
-          <w:tcPr/>
-          <w:p>
-            <w:pPr>
-              <w:pStyle w:val="Compact"/>
-            </w:pPr>
-            <w:r>
-              <w:rPr>
-                <w:rFonts w:hint="eastAsia"/>
-              </w:rPr>
-              <w:t xml:space="preserve">购物、社交</w:t>
+                <w:b/>
+                <w:bCs/>
+              </w:rPr>
+              <w:t xml:space="preserve">主角的小房间</w:t>
+            </w:r>
+          </w:p>
+        </w:tc>
+        <w:tc>
+          <w:tcPr/>
+          <w:p>
+            <w:pPr>
+              <w:pStyle w:val="Compact"/>
+            </w:pPr>
+            <w:r>
+              <w:rPr>
+                <w:rFonts w:hint="eastAsia"/>
+              </w:rPr>
+              <w:t xml:space="preserve">以前是杂物间改出来的，不大，一张小木床+一张小桌子+一把椅子。窗外能看到村子的屋顶和远处的鱼塘方向。这是主角在乡下的”自己的空间”</w:t>
+            </w:r>
+          </w:p>
+        </w:tc>
+        <w:tc>
+          <w:tcPr/>
+          <w:p>
+            <w:pPr>
+              <w:pStyle w:val="Compact"/>
+            </w:pPr>
+            <w:r>
+              <w:rPr>
+                <w:rFonts w:hint="eastAsia"/>
+              </w:rPr>
+              <w:t xml:space="preserve">睡觉存档、想家事件、写作业、窗外发呆</w:t>
             </w:r>
           </w:p>
         </w:tc>
@@ -10244,36 +10251,691 @@
             <w:r>
               <w:rPr>
                 <w:rFonts w:hint="eastAsia"/>
-              </w:rPr>
-              <w:t xml:space="preserve">市场</w:t>
-            </w:r>
-          </w:p>
-        </w:tc>
-        <w:tc>
-          <w:tcPr/>
-          <w:p>
-            <w:pPr>
-              <w:pStyle w:val="Compact"/>
-            </w:pPr>
-            <w:r>
-              <w:rPr>
-                <w:rFonts w:hint="eastAsia"/>
-              </w:rPr>
-              <w:t xml:space="preserve">菜市场+小商品</w:t>
-            </w:r>
-          </w:p>
-        </w:tc>
-        <w:tc>
-          <w:tcPr/>
-          <w:p>
-            <w:pPr>
-              <w:pStyle w:val="Compact"/>
-            </w:pPr>
-            <w:r>
-              <w:rPr>
-                <w:rFonts w:hint="eastAsia"/>
-              </w:rPr>
-              <w:t xml:space="preserve">帮外婆赶集事件</w:t>
+                <w:b/>
+                <w:bCs/>
+              </w:rPr>
+              <w:t xml:space="preserve">天台</w:t>
+            </w:r>
+          </w:p>
+        </w:tc>
+        <w:tc>
+          <w:tcPr/>
+          <w:p>
+            <w:pPr>
+              <w:pStyle w:val="Compact"/>
+            </w:pPr>
+            <w:r>
+              <w:rPr>
+                <w:rFonts w:hint="eastAsia"/>
+              </w:rPr>
+              <w:t xml:space="preserve">三楼楼顶是平的，可以上去。视野开阔，能看到整个村子、远处的稻田、鱼塘方向。傍晚的风很舒服</w:t>
+            </w:r>
+          </w:p>
+        </w:tc>
+        <w:tc>
+          <w:tcPr/>
+          <w:p>
+            <w:pPr>
+              <w:pStyle w:val="Compact"/>
+            </w:pPr>
+            <w:r>
+              <w:rPr>
+                <w:rFonts w:hint="eastAsia"/>
+              </w:rPr>
+              <w:t xml:space="preserve">看日落、数星星、想心事的安静场景。少年阶段回乡时第一个去的地方</w:t>
+            </w:r>
+          </w:p>
+        </w:tc>
+      </w:tr>
+    </w:tbl>
+    <w:p>
+      <w:pPr>
+        <w:pStyle w:val="BodyText"/>
+      </w:pPr>
+      <w:r>
+        <w:rPr>
+          <w:rFonts w:hint="eastAsia"/>
+          <w:b/>
+          <w:bCs/>
+        </w:rPr>
+        <w:t xml:space="preserve">美术特征</w:t>
+      </w:r>
+      <w:r>
+        <w:rPr>
+          <w:rFonts w:hint="eastAsia"/>
+        </w:rPr>
+        <w:t xml:space="preserve">：三楼比一楼新一点（后来加盖的），但也不精致。主角房间的窗户是老式铁框窗，推开发出吱呀声。天台有简单的水泥护栏。</w:t>
+      </w:r>
+    </w:p>
+    <w:bookmarkEnd w:id="54"/>
+    <w:bookmarkStart w:id="55" w:name="院子"/>
+    <w:p>
+      <w:pPr>
+        <w:pStyle w:val="Heading4"/>
+      </w:pPr>
+      <w:r>
+        <w:rPr>
+          <w:rFonts w:hint="eastAsia"/>
+        </w:rPr>
+        <w:t xml:space="preserve">院子</w:t>
+      </w:r>
+    </w:p>
+    <w:tbl>
+      <w:tblPr>
+        <w:tblStyle w:val="Table"/>
+        <w:tblW w:type="pct" w:w="5000"/>
+        <w:tblLayout w:type="fixed"/>
+        <w:tblLook w:firstRow="1" w:lastRow="0" w:firstColumn="0" w:lastColumn="0" w:noHBand="0" w:noVBand="0" w:val="0020"/>
+      </w:tblPr>
+      <w:tblGrid>
+        <w:gridCol w:w="2066"/>
+        <w:gridCol w:w="2066"/>
+        <w:gridCol w:w="3787"/>
+      </w:tblGrid>
+      <w:tr>
+        <w:trPr>
+          <w:tblHeader w:val="on"/>
+        </w:trPr>
+        <w:tc>
+          <w:tcPr/>
+          <w:p>
+            <w:pPr>
+              <w:pStyle w:val="Compact"/>
+            </w:pPr>
+            <w:r>
+              <w:rPr>
+                <w:rFonts w:hint="eastAsia"/>
+              </w:rPr>
+              <w:t xml:space="preserve">区域</w:t>
+            </w:r>
+          </w:p>
+        </w:tc>
+        <w:tc>
+          <w:tcPr/>
+          <w:p>
+            <w:pPr>
+              <w:pStyle w:val="Compact"/>
+            </w:pPr>
+            <w:r>
+              <w:rPr>
+                <w:rFonts w:hint="eastAsia"/>
+              </w:rPr>
+              <w:t xml:space="preserve">描述</w:t>
+            </w:r>
+          </w:p>
+        </w:tc>
+        <w:tc>
+          <w:tcPr/>
+          <w:p>
+            <w:pPr>
+              <w:pStyle w:val="Compact"/>
+            </w:pPr>
+            <w:r>
+              <w:rPr>
+                <w:rFonts w:hint="eastAsia"/>
+              </w:rPr>
+              <w:t xml:space="preserve">可互动元素</w:t>
+            </w:r>
+          </w:p>
+        </w:tc>
+      </w:tr>
+      <w:tr>
+        <w:tc>
+          <w:tcPr/>
+          <w:p>
+            <w:pPr>
+              <w:pStyle w:val="Compact"/>
+            </w:pPr>
+            <w:r>
+              <w:rPr>
+                <w:rFonts w:hint="eastAsia"/>
+                <w:b/>
+                <w:bCs/>
+              </w:rPr>
+              <w:t xml:space="preserve">水井/水龙头</w:t>
+            </w:r>
+          </w:p>
+        </w:tc>
+        <w:tc>
+          <w:tcPr/>
+          <w:p>
+            <w:pPr>
+              <w:pStyle w:val="Compact"/>
+            </w:pPr>
+            <w:r>
+              <w:rPr>
+                <w:rFonts w:hint="eastAsia"/>
+              </w:rPr>
+              <w:t xml:space="preserve">院子角落有口水井（老的），旁边接了一个水龙头（新的）。早上外婆在这里洗衣服、洗菜</w:t>
+            </w:r>
+          </w:p>
+        </w:tc>
+        <w:tc>
+          <w:tcPr/>
+          <w:p>
+            <w:pPr>
+              <w:pStyle w:val="Compact"/>
+            </w:pPr>
+            <w:r>
+              <w:rPr>
+                <w:rFonts w:hint="eastAsia"/>
+              </w:rPr>
+              <w:t xml:space="preserve">帮外婆打水、洗菜、夏天冲凉水</w:t>
+            </w:r>
+          </w:p>
+        </w:tc>
+      </w:tr>
+      <w:tr>
+        <w:tc>
+          <w:tcPr/>
+          <w:p>
+            <w:pPr>
+              <w:pStyle w:val="Compact"/>
+            </w:pPr>
+            <w:r>
+              <w:rPr>
+                <w:rFonts w:hint="eastAsia"/>
+                <w:b/>
+                <w:bCs/>
+              </w:rPr>
+              <w:t xml:space="preserve">鸡棚</w:t>
+            </w:r>
+          </w:p>
+        </w:tc>
+        <w:tc>
+          <w:tcPr/>
+          <w:p>
+            <w:pPr>
+              <w:pStyle w:val="Compact"/>
+            </w:pPr>
+            <w:r>
+              <w:rPr>
+                <w:rFonts w:hint="eastAsia"/>
+              </w:rPr>
+              <w:t xml:space="preserve">几只土鸡在院子里散养，有个简易的鸡棚。鸡到处走、到处拉屎</w:t>
+            </w:r>
+          </w:p>
+        </w:tc>
+        <w:tc>
+          <w:tcPr/>
+          <w:p>
+            <w:pPr>
+              <w:pStyle w:val="Compact"/>
+            </w:pPr>
+            <w:r>
+              <w:rPr>
+                <w:rFonts w:hint="eastAsia"/>
+              </w:rPr>
+              <w:t xml:space="preserve">追鸡搞笑事件、捡鸡蛋事件</w:t>
+            </w:r>
+          </w:p>
+        </w:tc>
+      </w:tr>
+      <w:tr>
+        <w:tc>
+          <w:tcPr/>
+          <w:p>
+            <w:pPr>
+              <w:pStyle w:val="Compact"/>
+            </w:pPr>
+            <w:r>
+              <w:rPr>
+                <w:rFonts w:hint="eastAsia"/>
+                <w:b/>
+                <w:bCs/>
+              </w:rPr>
+              <w:t xml:space="preserve">晾衣绳</w:t>
+            </w:r>
+          </w:p>
+        </w:tc>
+        <w:tc>
+          <w:tcPr/>
+          <w:p>
+            <w:pPr>
+              <w:pStyle w:val="Compact"/>
+            </w:pPr>
+            <w:r>
+              <w:rPr>
+                <w:rFonts w:hint="eastAsia"/>
+              </w:rPr>
+              <w:t xml:space="preserve">竹竿搭的晾衣绳，上面挂着衣服、被单。风一吹鼓起来像船帆</w:t>
+            </w:r>
+          </w:p>
+        </w:tc>
+        <w:tc>
+          <w:tcPr/>
+          <w:p>
+            <w:pPr>
+              <w:pStyle w:val="Compact"/>
+            </w:pPr>
+            <w:r>
+              <w:rPr>
+                <w:rFonts w:hint="eastAsia"/>
+              </w:rPr>
+              <w:t xml:space="preserve">帮舅妈收衣服的日常</w:t>
+            </w:r>
+          </w:p>
+        </w:tc>
+      </w:tr>
+      <w:tr>
+        <w:tc>
+          <w:tcPr/>
+          <w:p>
+            <w:pPr>
+              <w:pStyle w:val="Compact"/>
+            </w:pPr>
+            <w:r>
+              <w:rPr>
+                <w:rFonts w:hint="eastAsia"/>
+                <w:b/>
+                <w:bCs/>
+              </w:rPr>
+              <w:t xml:space="preserve">龙眼树</w:t>
+            </w:r>
+          </w:p>
+        </w:tc>
+        <w:tc>
+          <w:tcPr/>
+          <w:p>
+            <w:pPr>
+              <w:pStyle w:val="Compact"/>
+            </w:pPr>
+            <w:r>
+              <w:rPr>
+                <w:rFonts w:hint="eastAsia"/>
+              </w:rPr>
+              <w:t xml:space="preserve">院子角落有一棵老龙眼树，夏天结满了龙眼。树下有阴凉</w:t>
+            </w:r>
+          </w:p>
+        </w:tc>
+        <w:tc>
+          <w:tcPr/>
+          <w:p>
+            <w:pPr>
+              <w:pStyle w:val="Compact"/>
+            </w:pPr>
+            <w:r>
+              <w:rPr>
+                <w:rFonts w:hint="eastAsia"/>
+              </w:rPr>
+              <w:t xml:space="preserve">摘龙眼、树下乘凉、和小朋友在树下玩</w:t>
+            </w:r>
+          </w:p>
+        </w:tc>
+      </w:tr>
+      <w:tr>
+        <w:tc>
+          <w:tcPr/>
+          <w:p>
+            <w:pPr>
+              <w:pStyle w:val="Compact"/>
+            </w:pPr>
+            <w:r>
+              <w:rPr>
+                <w:rFonts w:hint="eastAsia"/>
+                <w:b/>
+                <w:bCs/>
+              </w:rPr>
+              <w:t xml:space="preserve">杂物间（院子）</w:t>
+            </w:r>
+          </w:p>
+        </w:tc>
+        <w:tc>
+          <w:tcPr/>
+          <w:p>
+            <w:pPr>
+              <w:pStyle w:val="Compact"/>
+            </w:pPr>
+            <w:r>
+              <w:rPr>
+                <w:rFonts w:hint="eastAsia"/>
+              </w:rPr>
+              <w:t xml:space="preserve">放农具、柴火、旧物</w:t>
+            </w:r>
+          </w:p>
+        </w:tc>
+        <w:tc>
+          <w:tcPr/>
+          <w:p>
+            <w:pPr>
+              <w:pStyle w:val="Compact"/>
+            </w:pPr>
+            <w:r>
+              <w:rPr>
+                <w:rFonts w:hint="eastAsia"/>
+              </w:rPr>
+              <w:t xml:space="preserve">找东西的日常</w:t>
+            </w:r>
+          </w:p>
+        </w:tc>
+      </w:tr>
+    </w:tbl>
+    <w:p>
+      <w:pPr>
+        <w:pStyle w:val="BodyText"/>
+      </w:pPr>
+      <w:r>
+        <w:rPr>
+          <w:rFonts w:hint="eastAsia"/>
+          <w:b/>
+          <w:bCs/>
+        </w:rPr>
+        <w:t xml:space="preserve">美术特征</w:t>
+      </w:r>
+      <w:r>
+        <w:rPr>
+          <w:rFonts w:hint="eastAsia"/>
+        </w:rPr>
+        <w:t xml:space="preserve">：泥土地面，有些地方长了草。阳光充足的时候院子里很亮，鸡在走、衣服在飘、树在摇。下雨天泥泞、积水。</w:t>
+      </w:r>
+    </w:p>
+    <w:bookmarkEnd w:id="55"/>
+    <w:bookmarkStart w:id="56" w:name="黄土老屋大屋旁的废弃老屋"/>
+    <w:p>
+      <w:pPr>
+        <w:pStyle w:val="Heading4"/>
+      </w:pPr>
+      <w:r>
+        <w:rPr>
+          <w:rFonts w:hint="eastAsia"/>
+        </w:rPr>
+        <w:t xml:space="preserve">黄土老屋（大屋旁的废弃老屋）</w:t>
+      </w:r>
+    </w:p>
+    <w:p>
+      <w:pPr>
+        <w:pStyle w:val="FirstParagraph"/>
+      </w:pPr>
+      <w:r>
+        <w:rPr>
+          <w:rFonts w:hint="eastAsia"/>
+        </w:rPr>
+        <w:t xml:space="preserve">大屋紧挨着一座低矮的黄土瓦房，年代久远，以前是家里的厨房和柴堆房，后来盖了新楼就废弃了，现在堆杂物。</w:t>
+      </w:r>
+    </w:p>
+    <w:p>
+      <w:pPr>
+        <w:pStyle w:val="BodyText"/>
+      </w:pPr>
+      <w:r>
+        <w:rPr>
+          <w:rFonts w:hint="eastAsia"/>
+          <w:b/>
+          <w:bCs/>
+        </w:rPr>
+        <w:t xml:space="preserve">外观</w:t>
+      </w:r>
+      <w:r>
+        <w:rPr>
+          <w:rFonts w:hint="eastAsia"/>
+        </w:rPr>
+        <w:t xml:space="preserve">：黄土墙，瓦片屋顶有几处破损，门框很低矮（大人要低头进去）。比大屋矮很多，看起来像大屋的”影子”。</w:t>
+      </w:r>
+    </w:p>
+    <w:tbl>
+      <w:tblPr>
+        <w:tblStyle w:val="Table"/>
+        <w:tblW w:type="pct" w:w="5000"/>
+        <w:tblLayout w:type="fixed"/>
+        <w:tblLook w:firstRow="1" w:lastRow="0" w:firstColumn="0" w:lastColumn="0" w:noHBand="0" w:noVBand="0" w:val="0020"/>
+      </w:tblPr>
+      <w:tblGrid>
+        <w:gridCol w:w="3960"/>
+        <w:gridCol w:w="3960"/>
+      </w:tblGrid>
+      <w:tr>
+        <w:trPr>
+          <w:tblHeader w:val="on"/>
+        </w:trPr>
+        <w:tc>
+          <w:tcPr/>
+          <w:p>
+            <w:pPr>
+              <w:pStyle w:val="Compact"/>
+            </w:pPr>
+            <w:r>
+              <w:rPr>
+                <w:rFonts w:hint="eastAsia"/>
+              </w:rPr>
+              <w:t xml:space="preserve">功能</w:t>
+            </w:r>
+          </w:p>
+        </w:tc>
+        <w:tc>
+          <w:tcPr/>
+          <w:p>
+            <w:pPr>
+              <w:pStyle w:val="Compact"/>
+            </w:pPr>
+            <w:r>
+              <w:rPr>
+                <w:rFonts w:hint="eastAsia"/>
+              </w:rPr>
+              <w:t xml:space="preserve">说明</w:t>
+            </w:r>
+          </w:p>
+        </w:tc>
+      </w:tr>
+      <w:tr>
+        <w:tc>
+          <w:tcPr/>
+          <w:p>
+            <w:pPr>
+              <w:pStyle w:val="Compact"/>
+            </w:pPr>
+            <w:r>
+              <w:rPr>
+                <w:rFonts w:hint="eastAsia"/>
+                <w:b/>
+                <w:bCs/>
+              </w:rPr>
+              <w:t xml:space="preserve">探索/发现</w:t>
+            </w:r>
+          </w:p>
+        </w:tc>
+        <w:tc>
+          <w:tcPr/>
+          <w:p>
+            <w:pPr>
+              <w:pStyle w:val="Compact"/>
+            </w:pPr>
+            <w:r>
+              <w:rPr>
+                <w:rFonts w:hint="eastAsia"/>
+              </w:rPr>
+              <w:t xml:space="preserve">主角小时候喜欢钻进去探险，可能在里面找到旧物——褪色的老照片、外婆年轻时用的炊具、舅舅小时候的玩具</w:t>
+            </w:r>
+          </w:p>
+        </w:tc>
+      </w:tr>
+      <w:tr>
+        <w:tc>
+          <w:tcPr/>
+          <w:p>
+            <w:pPr>
+              <w:pStyle w:val="Compact"/>
+            </w:pPr>
+            <w:r>
+              <w:rPr>
+                <w:rFonts w:hint="eastAsia"/>
+                <w:b/>
+                <w:bCs/>
+              </w:rPr>
+              <w:t xml:space="preserve">外婆的回忆</w:t>
+            </w:r>
+          </w:p>
+        </w:tc>
+        <w:tc>
+          <w:tcPr/>
+          <w:p>
+            <w:pPr>
+              <w:pStyle w:val="Compact"/>
+            </w:pPr>
+            <w:r>
+              <w:rPr>
+                <w:rFonts w:hint="eastAsia"/>
+              </w:rPr>
+              <w:t xml:space="preserve">外婆偶尔一个人进去待一会儿，主角跟进去才发现她只是站在旧灶台前发呆。这里曾是她年轻时做饭的地方</w:t>
+            </w:r>
+          </w:p>
+        </w:tc>
+      </w:tr>
+      <w:tr>
+        <w:tc>
+          <w:tcPr/>
+          <w:p>
+            <w:pPr>
+              <w:pStyle w:val="Compact"/>
+            </w:pPr>
+            <w:r>
+              <w:rPr>
+                <w:rFonts w:hint="eastAsia"/>
+                <w:b/>
+                <w:bCs/>
+              </w:rPr>
+              <w:t xml:space="preserve">阿宝的闯祸</w:t>
+            </w:r>
+          </w:p>
+        </w:tc>
+        <w:tc>
+          <w:tcPr/>
+          <w:p>
+            <w:pPr>
+              <w:pStyle w:val="Compact"/>
+            </w:pPr>
+            <w:r>
+              <w:rPr>
+                <w:rFonts w:hint="eastAsia"/>
+              </w:rPr>
+              <w:t xml:space="preserve">阿宝在里面玩火、碰倒了东西、被小凤追着打到躲进去</w:t>
+            </w:r>
+          </w:p>
+        </w:tc>
+      </w:tr>
+      <w:tr>
+        <w:tc>
+          <w:tcPr/>
+          <w:p>
+            <w:pPr>
+              <w:pStyle w:val="Compact"/>
+            </w:pPr>
+            <w:r>
+              <w:rPr>
+                <w:rFonts w:hint="eastAsia"/>
+                <w:b/>
+                <w:bCs/>
+              </w:rPr>
+              <w:t xml:space="preserve">躲雨</w:t>
+            </w:r>
+          </w:p>
+        </w:tc>
+        <w:tc>
+          <w:tcPr/>
+          <w:p>
+            <w:pPr>
+              <w:pStyle w:val="Compact"/>
+            </w:pPr>
+            <w:r>
+              <w:rPr>
+                <w:rFonts w:hint="eastAsia"/>
+              </w:rPr>
+              <w:t xml:space="preserve">突然下雨时最近的避雨处就是这座老屋，可能触发和某人一起躲雨的事件</w:t>
+            </w:r>
+          </w:p>
+        </w:tc>
+      </w:tr>
+      <w:tr>
+        <w:tc>
+          <w:tcPr/>
+          <w:p>
+            <w:pPr>
+              <w:pStyle w:val="Compact"/>
+            </w:pPr>
+            <w:r>
+              <w:rPr>
+                <w:rFonts w:hint="eastAsia"/>
+                <w:b/>
+                <w:bCs/>
+              </w:rPr>
+              <w:t xml:space="preserve">二表哥的秘密</w:t>
+            </w:r>
+          </w:p>
+        </w:tc>
+        <w:tc>
+          <w:tcPr/>
+          <w:p>
+            <w:pPr>
+              <w:pStyle w:val="Compact"/>
+            </w:pPr>
+            <w:r>
+              <w:rPr>
+                <w:rFonts w:hint="eastAsia"/>
+              </w:rPr>
+              <w:t xml:space="preserve">二表哥在里面藏了东西——可能是漫画书、弹弓、或者不想让舅舅看到的东西</w:t>
+            </w:r>
+          </w:p>
+        </w:tc>
+      </w:tr>
+      <w:tr>
+        <w:tc>
+          <w:tcPr/>
+          <w:p>
+            <w:pPr>
+              <w:pStyle w:val="Compact"/>
+            </w:pPr>
+            <w:r>
+              <w:rPr>
+                <w:rFonts w:hint="eastAsia"/>
+                <w:b/>
+                <w:bCs/>
+              </w:rPr>
+              <w:t xml:space="preserve">安静的空间</w:t>
+            </w:r>
+          </w:p>
+        </w:tc>
+        <w:tc>
+          <w:tcPr/>
+          <w:p>
+            <w:pPr>
+              <w:pStyle w:val="Compact"/>
+            </w:pPr>
+            <w:r>
+              <w:rPr>
+                <w:rFonts w:hint="eastAsia"/>
+              </w:rPr>
+              <w:t xml:space="preserve">和大屋的热闹形成对比。主角想一个人待着的时候可以来这里。傍晚光线从破瓦缝照进来</w:t>
+            </w:r>
+          </w:p>
+        </w:tc>
+      </w:tr>
+      <w:tr>
+        <w:tc>
+          <w:tcPr/>
+          <w:p>
+            <w:pPr>
+              <w:pStyle w:val="Compact"/>
+            </w:pPr>
+            <w:r>
+              <w:rPr>
+                <w:rFonts w:hint="eastAsia"/>
+                <w:b/>
+                <w:bCs/>
+              </w:rPr>
+              <w:t xml:space="preserve">时间的象征</w:t>
+            </w:r>
+          </w:p>
+        </w:tc>
+        <w:tc>
+          <w:tcPr/>
+          <w:p>
+            <w:pPr>
+              <w:pStyle w:val="Compact"/>
+            </w:pPr>
+            <w:r>
+              <w:rPr>
+                <w:rFonts w:hint="eastAsia"/>
+              </w:rPr>
+              <w:t xml:space="preserve">旁边是三层新楼，旁边是低矮的黄土老屋。不用说一句话就讲完了这个家几十年的变化</w:t>
             </w:r>
           </w:p>
         </w:tc>
@@ -10287,64 +10949,320 @@
       </w:r>
     </w:p>
     <w:bookmarkEnd w:id="56"/>
-    <w:bookmarkEnd w:id="57"/>
-    <w:bookmarkStart w:id="58" w:name="少年阶段场景待补充"/>
-    <w:p>
-      <w:pPr>
-        <w:pStyle w:val="Heading2"/>
-      </w:pPr>
-      <w:r>
-        <w:rPr>
-          <w:rFonts w:hint="eastAsia"/>
-        </w:rPr>
-        <w:t xml:space="preserve">少年阶段场景（待补充）</w:t>
-      </w:r>
-    </w:p>
-    <w:p>
-      <w:pPr>
-        <w:pStyle w:val="Compact"/>
-        <w:numPr>
-          <w:ilvl w:val="0"/>
-          <w:numId w:val="1008"/>
-        </w:numPr>
-      </w:pPr>
-      <w:r>
-        <w:rPr>
-          <w:rFonts w:hint="eastAsia"/>
-        </w:rPr>
-        <w:t xml:space="preserve">县城学校</w:t>
-      </w:r>
-    </w:p>
-    <w:p>
-      <w:pPr>
-        <w:pStyle w:val="Compact"/>
-        <w:numPr>
-          <w:ilvl w:val="0"/>
-          <w:numId w:val="1008"/>
-        </w:numPr>
-      </w:pPr>
-      <w:r>
-        <w:rPr>
-          <w:rFonts w:hint="eastAsia"/>
-        </w:rPr>
-        <w:t xml:space="preserve">县城家中</w:t>
-      </w:r>
-    </w:p>
-    <w:p>
-      <w:pPr>
-        <w:pStyle w:val="Compact"/>
-        <w:numPr>
-          <w:ilvl w:val="0"/>
-          <w:numId w:val="1008"/>
-        </w:numPr>
-      </w:pPr>
-      <w:r>
-        <w:rPr>
-          <w:rFonts w:hint="eastAsia"/>
-        </w:rPr>
-        <w:t xml:space="preserve">县城商业街</w:t>
-      </w:r>
-    </w:p>
+    <w:bookmarkStart w:id="57" w:name="村庄"/>
+    <w:p>
+      <w:pPr>
+        <w:pStyle w:val="Heading4"/>
+      </w:pPr>
+      <w:r>
+        <w:t xml:space="preserve">2. </w:t>
+      </w:r>
+      <w:r>
+        <w:rPr>
+          <w:rFonts w:hint="eastAsia"/>
+        </w:rPr>
+        <w:t xml:space="preserve">村庄</w:t>
+      </w:r>
+    </w:p>
+    <w:tbl>
+      <w:tblPr>
+        <w:tblStyle w:val="Table"/>
+        <w:tblW w:type="pct" w:w="5000"/>
+        <w:tblLayout w:type="fixed"/>
+        <w:tblLook w:firstRow="1" w:lastRow="0" w:firstColumn="0" w:lastColumn="0" w:noHBand="0" w:noVBand="0" w:val="0020"/>
+      </w:tblPr>
+      <w:tblGrid>
+        <w:gridCol w:w="2066"/>
+        <w:gridCol w:w="2066"/>
+        <w:gridCol w:w="3787"/>
+      </w:tblGrid>
+      <w:tr>
+        <w:trPr>
+          <w:tblHeader w:val="on"/>
+        </w:trPr>
+        <w:tc>
+          <w:tcPr/>
+          <w:p>
+            <w:pPr>
+              <w:pStyle w:val="Compact"/>
+            </w:pPr>
+            <w:r>
+              <w:rPr>
+                <w:rFonts w:hint="eastAsia"/>
+              </w:rPr>
+              <w:t xml:space="preserve">区域</w:t>
+            </w:r>
+          </w:p>
+        </w:tc>
+        <w:tc>
+          <w:tcPr/>
+          <w:p>
+            <w:pPr>
+              <w:pStyle w:val="Compact"/>
+            </w:pPr>
+            <w:r>
+              <w:rPr>
+                <w:rFonts w:hint="eastAsia"/>
+              </w:rPr>
+              <w:t xml:space="preserve">描述</w:t>
+            </w:r>
+          </w:p>
+        </w:tc>
+        <w:tc>
+          <w:tcPr/>
+          <w:p>
+            <w:pPr>
+              <w:pStyle w:val="Compact"/>
+            </w:pPr>
+            <w:r>
+              <w:rPr>
+                <w:rFonts w:hint="eastAsia"/>
+              </w:rPr>
+              <w:t xml:space="preserve">可互动元素</w:t>
+            </w:r>
+          </w:p>
+        </w:tc>
+      </w:tr>
+      <w:tr>
+        <w:tc>
+          <w:tcPr/>
+          <w:p>
+            <w:pPr>
+              <w:pStyle w:val="Compact"/>
+            </w:pPr>
+            <w:r>
+              <w:rPr>
+                <w:rFonts w:hint="eastAsia"/>
+                <w:b/>
+                <w:bCs/>
+              </w:rPr>
+              <w:t xml:space="preserve">村道</w:t>
+            </w:r>
+          </w:p>
+        </w:tc>
+        <w:tc>
+          <w:tcPr/>
+          <w:p>
+            <w:pPr>
+              <w:pStyle w:val="Compact"/>
+            </w:pPr>
+            <w:r>
+              <w:rPr>
+                <w:rFonts w:hint="eastAsia"/>
+              </w:rPr>
+              <w:t xml:space="preserve">水泥路和土路交替，两旁是红砖房和黄土房混杂。路不宽，摩托车经过时要靠边站</w:t>
+            </w:r>
+          </w:p>
+        </w:tc>
+        <w:tc>
+          <w:tcPr/>
+          <w:p>
+            <w:pPr>
+              <w:pStyle w:val="Compact"/>
+            </w:pPr>
+            <w:r>
+              <w:rPr>
+                <w:rFonts w:hint="eastAsia"/>
+              </w:rPr>
+              <w:t xml:space="preserve">遇到</w:t>
+            </w:r>
+            <w:r>
+              <w:t xml:space="preserve"> </w:t>
+            </w:r>
+            <w:r>
+              <w:rPr>
+                <w:rFonts w:hint="eastAsia"/>
+              </w:rPr>
+              <w:t xml:space="preserve">NPC、随机事件</w:t>
+            </w:r>
+          </w:p>
+        </w:tc>
+      </w:tr>
+      <w:tr>
+        <w:tc>
+          <w:tcPr/>
+          <w:p>
+            <w:pPr>
+              <w:pStyle w:val="Compact"/>
+            </w:pPr>
+            <w:r>
+              <w:rPr>
+                <w:rFonts w:hint="eastAsia"/>
+                <w:b/>
+                <w:bCs/>
+              </w:rPr>
+              <w:t xml:space="preserve">祠堂</w:t>
+            </w:r>
+          </w:p>
+        </w:tc>
+        <w:tc>
+          <w:tcPr/>
+          <w:p>
+            <w:pPr>
+              <w:pStyle w:val="Compact"/>
+            </w:pPr>
+            <w:r>
+              <w:rPr>
+                <w:rFonts w:hint="eastAsia"/>
+              </w:rPr>
+              <w:t xml:space="preserve">村子的公共空间，平时关着门，节日和年例时打开。门口有两棵老榕树</w:t>
+            </w:r>
+          </w:p>
+        </w:tc>
+        <w:tc>
+          <w:tcPr/>
+          <w:p>
+            <w:pPr>
+              <w:pStyle w:val="Compact"/>
+            </w:pPr>
+            <w:r>
+              <w:rPr>
+                <w:rFonts w:hint="eastAsia"/>
+              </w:rPr>
+              <w:t xml:space="preserve">年例活动、节日聚会、老人在树下聊天</w:t>
+            </w:r>
+          </w:p>
+        </w:tc>
+      </w:tr>
+      <w:tr>
+        <w:tc>
+          <w:tcPr/>
+          <w:p>
+            <w:pPr>
+              <w:pStyle w:val="Compact"/>
+            </w:pPr>
+            <w:r>
+              <w:rPr>
+                <w:rFonts w:hint="eastAsia"/>
+                <w:b/>
+                <w:bCs/>
+              </w:rPr>
+              <w:t xml:space="preserve">花婶小卖部</w:t>
+            </w:r>
+          </w:p>
+        </w:tc>
+        <w:tc>
+          <w:tcPr/>
+          <w:p>
+            <w:pPr>
+              <w:pStyle w:val="Compact"/>
+            </w:pPr>
+            <w:r>
+              <w:rPr>
+                <w:rFonts w:hint="eastAsia"/>
+              </w:rPr>
+              <w:t xml:space="preserve">村口的铁皮棚小卖部，比外婆的便利店大，卖烟酒零食日用品。花婶坐在门口和人聊天</w:t>
+            </w:r>
+          </w:p>
+        </w:tc>
+        <w:tc>
+          <w:tcPr/>
+          <w:p>
+            <w:pPr>
+              <w:pStyle w:val="Compact"/>
+            </w:pPr>
+            <w:r>
+              <w:rPr>
+                <w:rFonts w:hint="eastAsia"/>
+              </w:rPr>
+              <w:t xml:space="preserve">买零食、听八卦、社交事件</w:t>
+            </w:r>
+          </w:p>
+        </w:tc>
+      </w:tr>
+      <w:tr>
+        <w:tc>
+          <w:tcPr/>
+          <w:p>
+            <w:pPr>
+              <w:pStyle w:val="Compact"/>
+            </w:pPr>
+            <w:r>
+              <w:rPr>
+                <w:rFonts w:hint="eastAsia"/>
+                <w:b/>
+                <w:bCs/>
+              </w:rPr>
+              <w:t xml:space="preserve">竹林/榕树下</w:t>
+            </w:r>
+          </w:p>
+        </w:tc>
+        <w:tc>
+          <w:tcPr/>
+          <w:p>
+            <w:pPr>
+              <w:pStyle w:val="Compact"/>
+            </w:pPr>
+            <w:r>
+              <w:rPr>
+                <w:rFonts w:hint="eastAsia"/>
+              </w:rPr>
+              <w:t xml:space="preserve">村子中间的一片空地，有大榕树和几丛竹子。孩子们的天然聚集地</w:t>
+            </w:r>
+          </w:p>
+        </w:tc>
+        <w:tc>
+          <w:tcPr/>
+          <w:p>
+            <w:pPr>
+              <w:pStyle w:val="Compact"/>
+            </w:pPr>
+            <w:r>
+              <w:rPr>
+                <w:rFonts w:hint="eastAsia"/>
+              </w:rPr>
+              <w:t xml:space="preserve">和小朋友玩、触发玩伴事件</w:t>
+            </w:r>
+          </w:p>
+        </w:tc>
+      </w:tr>
+      <w:tr>
+        <w:tc>
+          <w:tcPr/>
+          <w:p>
+            <w:pPr>
+              <w:pStyle w:val="Compact"/>
+            </w:pPr>
+            <w:r>
+              <w:rPr>
+                <w:rFonts w:hint="eastAsia"/>
+                <w:b/>
+                <w:bCs/>
+              </w:rPr>
+              <w:t xml:space="preserve">村卫生站</w:t>
+            </w:r>
+          </w:p>
+        </w:tc>
+        <w:tc>
+          <w:tcPr/>
+          <w:p>
+            <w:pPr>
+              <w:pStyle w:val="Compact"/>
+            </w:pPr>
+            <w:r>
+              <w:rPr>
+                <w:rFonts w:hint="eastAsia"/>
+              </w:rPr>
+              <w:t xml:space="preserve">一间老房子，药柜上摆着各种药。医生伯伯在里面</w:t>
+            </w:r>
+          </w:p>
+        </w:tc>
+        <w:tc>
+          <w:tcPr/>
+          <w:p>
+            <w:pPr>
+              <w:pStyle w:val="Compact"/>
+            </w:pPr>
+            <w:r>
+              <w:rPr>
+                <w:rFonts w:hint="eastAsia"/>
+              </w:rPr>
+              <w:t xml:space="preserve">看病事件</w:t>
+            </w:r>
+          </w:p>
+        </w:tc>
+      </w:tr>
+    </w:tbl>
     <w:p>
       <w:r>
         <w:pict>
@@ -10352,60 +11270,358 @@
         </w:pict>
       </w:r>
     </w:p>
-    <w:bookmarkEnd w:id="58"/>
-    <w:bookmarkEnd w:id="59"/>
-    <w:bookmarkStart w:id="68" w:name="模拟经营"/>
-    <w:p>
-      <w:pPr>
-        <w:pStyle w:val="Heading1"/>
-      </w:pPr>
-      <w:r>
-        <w:t xml:space="preserve">07 - </w:t>
-      </w:r>
-      <w:r>
-        <w:rPr>
-          <w:rFonts w:hint="eastAsia"/>
-        </w:rPr>
-        <w:t xml:space="preserve">模拟经营</w:t>
-      </w:r>
-    </w:p>
-    <w:bookmarkStart w:id="60" w:name="经营系统的定位"/>
-    <w:p>
-      <w:pPr>
-        <w:pStyle w:val="Heading2"/>
-      </w:pPr>
-      <w:r>
-        <w:rPr>
-          <w:rFonts w:hint="eastAsia"/>
-        </w:rPr>
-        <w:t xml:space="preserve">经营系统的定位</w:t>
-      </w:r>
-    </w:p>
-    <w:p>
-      <w:pPr>
-        <w:pStyle w:val="FirstParagraph"/>
-      </w:pPr>
-      <w:r>
-        <w:rPr>
-          <w:rFonts w:hint="eastAsia"/>
-        </w:rPr>
-        <w:t xml:space="preserve">经营元素是</w:t>
-      </w:r>
-      <w:r>
-        <w:rPr>
-          <w:rFonts w:hint="eastAsia"/>
-          <w:b/>
-          <w:bCs/>
-        </w:rPr>
-        <w:t xml:space="preserve">角色属性成长的手段</w:t>
-      </w:r>
-      <w:r>
-        <w:rPr>
-          <w:rFonts w:hint="eastAsia"/>
-        </w:rPr>
-        <w:t xml:space="preserve">，不是游戏的核心目标。玩家通过劳动获得属性加成，体验茂名农村生活。</w:t>
-      </w:r>
-    </w:p>
+    <w:bookmarkEnd w:id="57"/>
+    <w:bookmarkStart w:id="58" w:name="鱼塘与果园外公的产业"/>
+    <w:p>
+      <w:pPr>
+        <w:pStyle w:val="Heading4"/>
+      </w:pPr>
+      <w:r>
+        <w:t xml:space="preserve">3. </w:t>
+      </w:r>
+      <w:r>
+        <w:rPr>
+          <w:rFonts w:hint="eastAsia"/>
+        </w:rPr>
+        <w:t xml:space="preserve">鱼塘与果园（外公的产业）</w:t>
+      </w:r>
+    </w:p>
+    <w:tbl>
+      <w:tblPr>
+        <w:tblStyle w:val="Table"/>
+        <w:tblW w:type="pct" w:w="5000"/>
+        <w:tblLayout w:type="fixed"/>
+        <w:tblLook w:firstRow="1" w:lastRow="0" w:firstColumn="0" w:lastColumn="0" w:noHBand="0" w:noVBand="0" w:val="0020"/>
+      </w:tblPr>
+      <w:tblGrid>
+        <w:gridCol w:w="2066"/>
+        <w:gridCol w:w="2066"/>
+        <w:gridCol w:w="3787"/>
+      </w:tblGrid>
+      <w:tr>
+        <w:trPr>
+          <w:tblHeader w:val="on"/>
+        </w:trPr>
+        <w:tc>
+          <w:tcPr/>
+          <w:p>
+            <w:pPr>
+              <w:pStyle w:val="Compact"/>
+            </w:pPr>
+            <w:r>
+              <w:rPr>
+                <w:rFonts w:hint="eastAsia"/>
+              </w:rPr>
+              <w:t xml:space="preserve">区域</w:t>
+            </w:r>
+          </w:p>
+        </w:tc>
+        <w:tc>
+          <w:tcPr/>
+          <w:p>
+            <w:pPr>
+              <w:pStyle w:val="Compact"/>
+            </w:pPr>
+            <w:r>
+              <w:rPr>
+                <w:rFonts w:hint="eastAsia"/>
+              </w:rPr>
+              <w:t xml:space="preserve">描述</w:t>
+            </w:r>
+          </w:p>
+        </w:tc>
+        <w:tc>
+          <w:tcPr/>
+          <w:p>
+            <w:pPr>
+              <w:pStyle w:val="Compact"/>
+            </w:pPr>
+            <w:r>
+              <w:rPr>
+                <w:rFonts w:hint="eastAsia"/>
+              </w:rPr>
+              <w:t xml:space="preserve">可互动元素</w:t>
+            </w:r>
+          </w:p>
+        </w:tc>
+      </w:tr>
+      <w:tr>
+        <w:tc>
+          <w:tcPr/>
+          <w:p>
+            <w:pPr>
+              <w:pStyle w:val="Compact"/>
+            </w:pPr>
+            <w:r>
+              <w:rPr>
+                <w:rFonts w:hint="eastAsia"/>
+                <w:b/>
+                <w:bCs/>
+              </w:rPr>
+              <w:t xml:space="preserve">鱼塘</w:t>
+            </w:r>
+          </w:p>
+        </w:tc>
+        <w:tc>
+          <w:tcPr/>
+          <w:p>
+            <w:pPr>
+              <w:pStyle w:val="Compact"/>
+            </w:pPr>
+            <w:r>
+              <w:rPr>
+                <w:rFonts w:hint="eastAsia"/>
+              </w:rPr>
+              <w:t xml:space="preserve">家里的鱼塘，水面平静，偶尔有鱼跳出来。岸边有喂鱼的饲料桶</w:t>
+            </w:r>
+          </w:p>
+        </w:tc>
+        <w:tc>
+          <w:tcPr/>
+          <w:p>
+            <w:pPr>
+              <w:pStyle w:val="Compact"/>
+            </w:pPr>
+            <w:r>
+              <w:rPr>
+                <w:rFonts w:hint="eastAsia"/>
+              </w:rPr>
+              <w:t xml:space="preserve">喂鱼、捞鱼、钓鱼事件</w:t>
+            </w:r>
+          </w:p>
+        </w:tc>
+      </w:tr>
+      <w:tr>
+        <w:tc>
+          <w:tcPr/>
+          <w:p>
+            <w:pPr>
+              <w:pStyle w:val="Compact"/>
+            </w:pPr>
+            <w:r>
+              <w:rPr>
+                <w:rFonts w:hint="eastAsia"/>
+                <w:b/>
+                <w:bCs/>
+              </w:rPr>
+              <w:t xml:space="preserve">外公的小瓦房</w:t>
+            </w:r>
+          </w:p>
+        </w:tc>
+        <w:tc>
+          <w:tcPr/>
+          <w:p>
+            <w:pPr>
+              <w:pStyle w:val="Compact"/>
+            </w:pPr>
+            <w:r>
+              <w:rPr>
+                <w:rFonts w:hint="eastAsia"/>
+              </w:rPr>
+              <w:t xml:space="preserve">鱼塘边的红砖小屋，低矮但结实。外公独居守塘的地方。里面有一张床、一张桌子、一个灶台、一台收音机。门口拴着一只狗</w:t>
+            </w:r>
+          </w:p>
+        </w:tc>
+        <w:tc>
+          <w:tcPr/>
+          <w:p>
+            <w:pPr>
+              <w:pStyle w:val="Compact"/>
+            </w:pPr>
+            <w:r>
+              <w:rPr>
+                <w:rFonts w:hint="eastAsia"/>
+              </w:rPr>
+              <w:t xml:space="preserve">去找外公、一起吃饭、听收音机、外公教做事</w:t>
+            </w:r>
+          </w:p>
+        </w:tc>
+      </w:tr>
+      <w:tr>
+        <w:tc>
+          <w:tcPr/>
+          <w:p>
+            <w:pPr>
+              <w:pStyle w:val="Compact"/>
+            </w:pPr>
+            <w:r>
+              <w:rPr>
+                <w:rFonts w:hint="eastAsia"/>
+                <w:b/>
+                <w:bCs/>
+              </w:rPr>
+              <w:t xml:space="preserve">猪圈</w:t>
+            </w:r>
+          </w:p>
+        </w:tc>
+        <w:tc>
+          <w:tcPr/>
+          <w:p>
+            <w:pPr>
+              <w:pStyle w:val="Compact"/>
+            </w:pPr>
+            <w:r>
+              <w:rPr>
+                <w:rFonts w:hint="eastAsia"/>
+              </w:rPr>
+              <w:t xml:space="preserve">小瓦房旁边的猪圈，养着几头土猪</w:t>
+            </w:r>
+          </w:p>
+        </w:tc>
+        <w:tc>
+          <w:tcPr/>
+          <w:p>
+            <w:pPr>
+              <w:pStyle w:val="Compact"/>
+            </w:pPr>
+            <w:r>
+              <w:rPr>
+                <w:rFonts w:hint="eastAsia"/>
+              </w:rPr>
+              <w:t xml:space="preserve">喂猪、打扫猪圈、猪跑了追猪事件</w:t>
+            </w:r>
+          </w:p>
+        </w:tc>
+      </w:tr>
+      <w:tr>
+        <w:tc>
+          <w:tcPr/>
+          <w:p>
+            <w:pPr>
+              <w:pStyle w:val="Compact"/>
+            </w:pPr>
+            <w:r>
+              <w:rPr>
+                <w:rFonts w:hint="eastAsia"/>
+                <w:b/>
+                <w:bCs/>
+              </w:rPr>
+              <w:t xml:space="preserve">芒果树</w:t>
+            </w:r>
+          </w:p>
+        </w:tc>
+        <w:tc>
+          <w:tcPr/>
+          <w:p>
+            <w:pPr>
+              <w:pStyle w:val="Compact"/>
+            </w:pPr>
+            <w:r>
+              <w:rPr>
+                <w:rFonts w:hint="eastAsia"/>
+              </w:rPr>
+              <w:t xml:space="preserve">小瓦房旁种的芒果树，夏天结果</w:t>
+            </w:r>
+          </w:p>
+        </w:tc>
+        <w:tc>
+          <w:tcPr/>
+          <w:p>
+            <w:pPr>
+              <w:pStyle w:val="Compact"/>
+            </w:pPr>
+            <w:r>
+              <w:rPr>
+                <w:rFonts w:hint="eastAsia"/>
+              </w:rPr>
+              <w:t xml:space="preserve">季节限定的摘芒果事件</w:t>
+            </w:r>
+          </w:p>
+        </w:tc>
+      </w:tr>
+      <w:tr>
+        <w:tc>
+          <w:tcPr/>
+          <w:p>
+            <w:pPr>
+              <w:pStyle w:val="Compact"/>
+            </w:pPr>
+            <w:r>
+              <w:rPr>
+                <w:rFonts w:hint="eastAsia"/>
+                <w:b/>
+                <w:bCs/>
+              </w:rPr>
+              <w:t xml:space="preserve">龙眼果林</w:t>
+            </w:r>
+          </w:p>
+        </w:tc>
+        <w:tc>
+          <w:tcPr/>
+          <w:p>
+            <w:pPr>
+              <w:pStyle w:val="Compact"/>
+            </w:pPr>
+            <w:r>
+              <w:rPr>
+                <w:rFonts w:hint="eastAsia"/>
+              </w:rPr>
+              <w:t xml:space="preserve">家里的龙眼树林，在鱼塘后面的山坡上</w:t>
+            </w:r>
+          </w:p>
+        </w:tc>
+        <w:tc>
+          <w:tcPr/>
+          <w:p>
+            <w:pPr>
+              <w:pStyle w:val="Compact"/>
+            </w:pPr>
+            <w:r>
+              <w:rPr>
+                <w:rFonts w:hint="eastAsia"/>
+              </w:rPr>
+              <w:t xml:space="preserve">摘龙眼、看护、除草的农活事件</w:t>
+            </w:r>
+          </w:p>
+        </w:tc>
+      </w:tr>
+      <w:tr>
+        <w:tc>
+          <w:tcPr/>
+          <w:p>
+            <w:pPr>
+              <w:pStyle w:val="Compact"/>
+            </w:pPr>
+            <w:r>
+              <w:rPr>
+                <w:rFonts w:hint="eastAsia"/>
+                <w:b/>
+                <w:bCs/>
+              </w:rPr>
+              <w:t xml:space="preserve">田埂小路</w:t>
+            </w:r>
+          </w:p>
+        </w:tc>
+        <w:tc>
+          <w:tcPr/>
+          <w:p>
+            <w:pPr>
+              <w:pStyle w:val="Compact"/>
+            </w:pPr>
+            <w:r>
+              <w:rPr>
+                <w:rFonts w:hint="eastAsia"/>
+              </w:rPr>
+              <w:t xml:space="preserve">连接外婆家和鱼塘/果园的土路，两旁是稻田。路很窄，只能走一个人</w:t>
+            </w:r>
+          </w:p>
+        </w:tc>
+        <w:tc>
+          <w:tcPr/>
+          <w:p>
+            <w:pPr>
+              <w:pStyle w:val="Compact"/>
+            </w:pPr>
+            <w:r>
+              <w:rPr>
+                <w:rFonts w:hint="eastAsia"/>
+              </w:rPr>
+              <w:t xml:space="preserve">途中随机事件、遇到NPC</w:t>
+            </w:r>
+          </w:p>
+        </w:tc>
+      </w:tr>
+    </w:tbl>
     <w:p>
       <w:r>
         <w:pict>
@@ -10413,8 +11629,416 @@
         </w:pict>
       </w:r>
     </w:p>
+    <w:bookmarkEnd w:id="58"/>
+    <w:bookmarkStart w:id="59" w:name="集市附近小镇"/>
+    <w:p>
+      <w:pPr>
+        <w:pStyle w:val="Heading4"/>
+      </w:pPr>
+      <w:r>
+        <w:t xml:space="preserve">4. </w:t>
+      </w:r>
+      <w:r>
+        <w:rPr>
+          <w:rFonts w:hint="eastAsia"/>
+        </w:rPr>
+        <w:t xml:space="preserve">集市（附近小镇）</w:t>
+      </w:r>
+    </w:p>
+    <w:tbl>
+      <w:tblPr>
+        <w:tblStyle w:val="Table"/>
+        <w:tblW w:type="pct" w:w="5000"/>
+        <w:tblLayout w:type="fixed"/>
+        <w:tblLook w:firstRow="1" w:lastRow="0" w:firstColumn="0" w:lastColumn="0" w:noHBand="0" w:noVBand="0" w:val="0020"/>
+      </w:tblPr>
+      <w:tblGrid>
+        <w:gridCol w:w="2066"/>
+        <w:gridCol w:w="2066"/>
+        <w:gridCol w:w="3787"/>
+      </w:tblGrid>
+      <w:tr>
+        <w:trPr>
+          <w:tblHeader w:val="on"/>
+        </w:trPr>
+        <w:tc>
+          <w:tcPr/>
+          <w:p>
+            <w:pPr>
+              <w:pStyle w:val="Compact"/>
+            </w:pPr>
+            <w:r>
+              <w:rPr>
+                <w:rFonts w:hint="eastAsia"/>
+              </w:rPr>
+              <w:t xml:space="preserve">区域</w:t>
+            </w:r>
+          </w:p>
+        </w:tc>
+        <w:tc>
+          <w:tcPr/>
+          <w:p>
+            <w:pPr>
+              <w:pStyle w:val="Compact"/>
+            </w:pPr>
+            <w:r>
+              <w:rPr>
+                <w:rFonts w:hint="eastAsia"/>
+              </w:rPr>
+              <w:t xml:space="preserve">描述</w:t>
+            </w:r>
+          </w:p>
+        </w:tc>
+        <w:tc>
+          <w:tcPr/>
+          <w:p>
+            <w:pPr>
+              <w:pStyle w:val="Compact"/>
+            </w:pPr>
+            <w:r>
+              <w:rPr>
+                <w:rFonts w:hint="eastAsia"/>
+              </w:rPr>
+              <w:t xml:space="preserve">可互动元素</w:t>
+            </w:r>
+          </w:p>
+        </w:tc>
+      </w:tr>
+      <w:tr>
+        <w:tc>
+          <w:tcPr/>
+          <w:p>
+            <w:pPr>
+              <w:pStyle w:val="Compact"/>
+            </w:pPr>
+            <w:r>
+              <w:rPr>
+                <w:rFonts w:hint="eastAsia"/>
+                <w:b/>
+                <w:bCs/>
+              </w:rPr>
+              <w:t xml:space="preserve">骑楼街</w:t>
+            </w:r>
+          </w:p>
+        </w:tc>
+        <w:tc>
+          <w:tcPr/>
+          <w:p>
+            <w:pPr>
+              <w:pStyle w:val="Compact"/>
+            </w:pPr>
+            <w:r>
+              <w:rPr>
+                <w:rFonts w:hint="eastAsia"/>
+              </w:rPr>
+              <w:t xml:space="preserve">传统的骑楼商业街，一楼是店铺，二楼住人。卖什么的都有——衣服、电器、日用品</w:t>
+            </w:r>
+          </w:p>
+        </w:tc>
+        <w:tc>
+          <w:tcPr/>
+          <w:p>
+            <w:pPr>
+              <w:pStyle w:val="Compact"/>
+            </w:pPr>
+            <w:r>
+              <w:rPr>
+                <w:rFonts w:hint="eastAsia"/>
+              </w:rPr>
+              <w:t xml:space="preserve">购物、社交、赶集事件</w:t>
+            </w:r>
+          </w:p>
+        </w:tc>
+      </w:tr>
+      <w:tr>
+        <w:tc>
+          <w:tcPr/>
+          <w:p>
+            <w:pPr>
+              <w:pStyle w:val="Compact"/>
+            </w:pPr>
+            <w:r>
+              <w:rPr>
+                <w:rFonts w:hint="eastAsia"/>
+                <w:b/>
+                <w:bCs/>
+              </w:rPr>
+              <w:t xml:space="preserve">市场</w:t>
+            </w:r>
+          </w:p>
+        </w:tc>
+        <w:tc>
+          <w:tcPr/>
+          <w:p>
+            <w:pPr>
+              <w:pStyle w:val="Compact"/>
+            </w:pPr>
+            <w:r>
+              <w:rPr>
+                <w:rFonts w:hint="eastAsia"/>
+              </w:rPr>
+              <w:t xml:space="preserve">菜市场+小商品市场，嘈杂热闹，地上湿漉漉的</w:t>
+            </w:r>
+          </w:p>
+        </w:tc>
+        <w:tc>
+          <w:tcPr/>
+          <w:p>
+            <w:pPr>
+              <w:pStyle w:val="Compact"/>
+            </w:pPr>
+            <w:r>
+              <w:rPr>
+                <w:rFonts w:hint="eastAsia"/>
+              </w:rPr>
+              <w:t xml:space="preserve">帮外婆买菜、听到各种叫卖声</w:t>
+            </w:r>
+          </w:p>
+        </w:tc>
+      </w:tr>
+      <w:tr>
+        <w:tc>
+          <w:tcPr/>
+          <w:p>
+            <w:pPr>
+              <w:pStyle w:val="Compact"/>
+            </w:pPr>
+            <w:r>
+              <w:rPr>
+                <w:rFonts w:hint="eastAsia"/>
+                <w:b/>
+                <w:bCs/>
+              </w:rPr>
+              <w:t xml:space="preserve">摩托车佬老陈的聚集点</w:t>
+            </w:r>
+          </w:p>
+        </w:tc>
+        <w:tc>
+          <w:tcPr/>
+          <w:p>
+            <w:pPr>
+              <w:pStyle w:val="Compact"/>
+            </w:pPr>
+            <w:r>
+              <w:rPr>
+                <w:rFonts w:hint="eastAsia"/>
+              </w:rPr>
+              <w:t xml:space="preserve">镇口停着几辆三轮摩托车，老陈在这里等客</w:t>
+            </w:r>
+          </w:p>
+        </w:tc>
+        <w:tc>
+          <w:tcPr/>
+          <w:p>
+            <w:pPr>
+              <w:pStyle w:val="Compact"/>
+            </w:pPr>
+            <w:r>
+              <w:rPr>
+                <w:rFonts w:hint="eastAsia"/>
+              </w:rPr>
+              <w:t xml:space="preserve">去镇上/回村的交通</w:t>
+            </w:r>
+          </w:p>
+        </w:tc>
+      </w:tr>
+    </w:tbl>
+    <w:p>
+      <w:r>
+        <w:pict>
+          <v:rect style="width:0;height:1.5pt" o:hralign="center" o:hrstd="t" o:hr="t"/>
+        </w:pict>
+      </w:r>
+    </w:p>
+    <w:bookmarkEnd w:id="59"/>
     <w:bookmarkEnd w:id="60"/>
-    <w:bookmarkStart w:id="65" w:name="童年阶段的经营活动"/>
+    <w:bookmarkStart w:id="61" w:name="少年阶段场景待补充"/>
+    <w:p>
+      <w:pPr>
+        <w:pStyle w:val="Heading3"/>
+      </w:pPr>
+      <w:r>
+        <w:rPr>
+          <w:rFonts w:hint="eastAsia"/>
+        </w:rPr>
+        <w:t xml:space="preserve">少年阶段场景（待补充）</w:t>
+      </w:r>
+    </w:p>
+    <w:p>
+      <w:pPr>
+        <w:pStyle w:val="Compact"/>
+        <w:numPr>
+          <w:ilvl w:val="0"/>
+          <w:numId w:val="1008"/>
+        </w:numPr>
+      </w:pPr>
+      <w:r>
+        <w:rPr>
+          <w:rFonts w:hint="eastAsia"/>
+        </w:rPr>
+        <w:t xml:space="preserve">县城学校</w:t>
+      </w:r>
+    </w:p>
+    <w:p>
+      <w:pPr>
+        <w:pStyle w:val="Compact"/>
+        <w:numPr>
+          <w:ilvl w:val="0"/>
+          <w:numId w:val="1008"/>
+        </w:numPr>
+      </w:pPr>
+      <w:r>
+        <w:rPr>
+          <w:rFonts w:hint="eastAsia"/>
+        </w:rPr>
+        <w:t xml:space="preserve">县城家中</w:t>
+      </w:r>
+    </w:p>
+    <w:p>
+      <w:pPr>
+        <w:pStyle w:val="Compact"/>
+        <w:numPr>
+          <w:ilvl w:val="0"/>
+          <w:numId w:val="1008"/>
+        </w:numPr>
+      </w:pPr>
+      <w:r>
+        <w:rPr>
+          <w:rFonts w:hint="eastAsia"/>
+        </w:rPr>
+        <w:t xml:space="preserve">县城商业街</w:t>
+      </w:r>
+    </w:p>
+    <w:p>
+      <w:r>
+        <w:pict>
+          <v:rect style="width:0;height:1.5pt" o:hralign="center" o:hrstd="t" o:hr="t"/>
+        </w:pict>
+      </w:r>
+    </w:p>
+    <w:bookmarkEnd w:id="61"/>
+    <w:bookmarkStart w:id="62" w:name="后续补充项"/>
+    <w:p>
+      <w:pPr>
+        <w:pStyle w:val="Heading3"/>
+      </w:pPr>
+      <w:r>
+        <w:rPr>
+          <w:rFonts w:hint="eastAsia"/>
+        </w:rPr>
+        <w:t xml:space="preserve">后续补充项</w:t>
+      </w:r>
+    </w:p>
+    <w:p>
+      <w:pPr>
+        <w:pStyle w:val="Compact"/>
+        <w:numPr>
+          <w:ilvl w:val="0"/>
+          <w:numId w:val="1009"/>
+        </w:numPr>
+      </w:pPr>
+      <w:r>
+        <w:rPr>
+          <w:rFonts w:hint="eastAsia"/>
+        </w:rPr>
+        <w:t xml:space="preserve">每个场景的详细美术参考图</w:t>
+      </w:r>
+    </w:p>
+    <w:p>
+      <w:pPr>
+        <w:pStyle w:val="Compact"/>
+        <w:numPr>
+          <w:ilvl w:val="0"/>
+          <w:numId w:val="1010"/>
+        </w:numPr>
+      </w:pPr>
+      <w:r>
+        <w:rPr>
+          <w:rFonts w:hint="eastAsia"/>
+        </w:rPr>
+        <w:t xml:space="preserve">场景之间的通行规则和时间消耗</w:t>
+      </w:r>
+    </w:p>
+    <w:p>
+      <w:pPr>
+        <w:pStyle w:val="Compact"/>
+        <w:numPr>
+          <w:ilvl w:val="0"/>
+          <w:numId w:val="1011"/>
+        </w:numPr>
+      </w:pPr>
+      <w:r>
+        <w:rPr>
+          <w:rFonts w:hint="eastAsia"/>
+        </w:rPr>
+        <w:t xml:space="preserve">可探索区域的解锁条件</w:t>
+      </w:r>
+    </w:p>
+    <w:p>
+      <w:pPr>
+        <w:pStyle w:val="Compact"/>
+        <w:numPr>
+          <w:ilvl w:val="0"/>
+          <w:numId w:val="1012"/>
+        </w:numPr>
+      </w:pPr>
+      <w:r>
+        <w:rPr>
+          <w:rFonts w:hint="eastAsia"/>
+        </w:rPr>
+        <w:t xml:space="preserve">场景内</w:t>
+      </w:r>
+      <w:r>
+        <w:t xml:space="preserve"> NPC </w:t>
+      </w:r>
+      <w:r>
+        <w:rPr>
+          <w:rFonts w:hint="eastAsia"/>
+        </w:rPr>
+        <w:t xml:space="preserve">位置布置图</w:t>
+      </w:r>
+    </w:p>
+    <w:p>
+      <w:pPr>
+        <w:pStyle w:val="Compact"/>
+        <w:numPr>
+          <w:ilvl w:val="0"/>
+          <w:numId w:val="1013"/>
+        </w:numPr>
+      </w:pPr>
+      <w:r>
+        <w:rPr>
+          <w:rFonts w:hint="eastAsia"/>
+        </w:rPr>
+        <w:t xml:space="preserve">各场景的季节变化表现</w:t>
+      </w:r>
+    </w:p>
+    <w:p>
+      <w:r>
+        <w:pict>
+          <v:rect style="width:0;height:1.5pt" o:hralign="center" o:hrstd="t" o:hr="t"/>
+        </w:pict>
+      </w:r>
+    </w:p>
+    <w:bookmarkEnd w:id="62"/>
+    <w:bookmarkEnd w:id="63"/>
+    <w:bookmarkEnd w:id="64"/>
+    <w:bookmarkStart w:id="73" w:name="模拟经营"/>
+    <w:p>
+      <w:pPr>
+        <w:pStyle w:val="Heading1"/>
+      </w:pPr>
+      <w:r>
+        <w:t xml:space="preserve">07 - </w:t>
+      </w:r>
+      <w:r>
+        <w:rPr>
+          <w:rFonts w:hint="eastAsia"/>
+        </w:rPr>
+        <w:t xml:space="preserve">模拟经营</w:t>
+      </w:r>
+    </w:p>
+    <w:bookmarkStart w:id="65" w:name="经营系统的定位"/>
     <w:p>
       <w:pPr>
         <w:pStyle w:val="Heading2"/>
@@ -10423,10 +12047,55 @@
         <w:rPr>
           <w:rFonts w:hint="eastAsia"/>
         </w:rPr>
+        <w:t xml:space="preserve">经营系统的定位</w:t>
+      </w:r>
+    </w:p>
+    <w:p>
+      <w:pPr>
+        <w:pStyle w:val="FirstParagraph"/>
+      </w:pPr>
+      <w:r>
+        <w:rPr>
+          <w:rFonts w:hint="eastAsia"/>
+        </w:rPr>
+        <w:t xml:space="preserve">经营元素是</w:t>
+      </w:r>
+      <w:r>
+        <w:rPr>
+          <w:rFonts w:hint="eastAsia"/>
+          <w:b/>
+          <w:bCs/>
+        </w:rPr>
+        <w:t xml:space="preserve">角色属性成长的手段</w:t>
+      </w:r>
+      <w:r>
+        <w:rPr>
+          <w:rFonts w:hint="eastAsia"/>
+        </w:rPr>
+        <w:t xml:space="preserve">，不是游戏的核心目标。玩家通过劳动获得属性加成，体验茂名农村生活。</w:t>
+      </w:r>
+    </w:p>
+    <w:p>
+      <w:r>
+        <w:pict>
+          <v:rect style="width:0;height:1.5pt" o:hralign="center" o:hrstd="t" o:hr="t"/>
+        </w:pict>
+      </w:r>
+    </w:p>
+    <w:bookmarkEnd w:id="65"/>
+    <w:bookmarkStart w:id="70" w:name="童年阶段的经营活动"/>
+    <w:p>
+      <w:pPr>
+        <w:pStyle w:val="Heading2"/>
+      </w:pPr>
+      <w:r>
+        <w:rPr>
+          <w:rFonts w:hint="eastAsia"/>
+        </w:rPr>
         <w:t xml:space="preserve">童年阶段的”经营”活动</w:t>
       </w:r>
     </w:p>
-    <w:bookmarkStart w:id="61" w:name="家务类外婆牵头"/>
+    <w:bookmarkStart w:id="66" w:name="家务类外婆牵头"/>
     <w:p>
       <w:pPr>
         <w:pStyle w:val="Heading3"/>
@@ -10770,8 +12439,8 @@
         </w:tc>
       </w:tr>
     </w:tbl>
-    <w:bookmarkEnd w:id="61"/>
-    <w:bookmarkStart w:id="62" w:name="鱼塘养猪类外公牵头"/>
+    <w:bookmarkEnd w:id="66"/>
+    <w:bookmarkStart w:id="67" w:name="鱼塘养猪类外公牵头"/>
     <w:p>
       <w:pPr>
         <w:pStyle w:val="Heading3"/>
@@ -11245,8 +12914,8 @@
         </w:tc>
       </w:tr>
     </w:tbl>
-    <w:bookmarkEnd w:id="62"/>
-    <w:bookmarkStart w:id="63" w:name="果林类外公舅舅牵头"/>
+    <w:bookmarkEnd w:id="67"/>
+    <w:bookmarkStart w:id="68" w:name="果林类外公舅舅牵头"/>
     <w:p>
       <w:pPr>
         <w:pStyle w:val="Heading3"/>
@@ -11471,8 +13140,8 @@
         </w:tc>
       </w:tr>
     </w:tbl>
-    <w:bookmarkEnd w:id="63"/>
-    <w:bookmarkStart w:id="64" w:name="大表哥事件周末节假日触发"/>
+    <w:bookmarkEnd w:id="68"/>
+    <w:bookmarkStart w:id="69" w:name="大表哥事件周末节假日触发"/>
     <w:p>
       <w:pPr>
         <w:pStyle w:val="Heading3"/>
@@ -11824,9 +13493,9 @@
         </w:pict>
       </w:r>
     </w:p>
-    <w:bookmarkEnd w:id="64"/>
-    <w:bookmarkEnd w:id="65"/>
-    <w:bookmarkStart w:id="66" w:name="少年阶段的经营活动"/>
+    <w:bookmarkEnd w:id="69"/>
+    <w:bookmarkEnd w:id="70"/>
+    <w:bookmarkStart w:id="71" w:name="少年阶段的经营活动"/>
     <w:p>
       <w:pPr>
         <w:pStyle w:val="Heading2"/>
@@ -12051,8 +13720,8 @@
         </w:pict>
       </w:r>
     </w:p>
-    <w:bookmarkEnd w:id="66"/>
-    <w:bookmarkStart w:id="67" w:name="经营活动的呈现方式"/>
+    <w:bookmarkEnd w:id="71"/>
+    <w:bookmarkStart w:id="72" w:name="经营活动的呈现方式"/>
     <w:p>
       <w:pPr>
         <w:pStyle w:val="Heading2"/>
@@ -12080,7 +13749,7 @@
         <w:pStyle w:val="Compact"/>
         <w:numPr>
           <w:ilvl w:val="0"/>
-          <w:numId w:val="1009"/>
+          <w:numId w:val="1014"/>
         </w:numPr>
       </w:pPr>
       <w:r>
@@ -12109,7 +13778,7 @@
         <w:pStyle w:val="Compact"/>
         <w:numPr>
           <w:ilvl w:val="0"/>
-          <w:numId w:val="1009"/>
+          <w:numId w:val="1014"/>
         </w:numPr>
       </w:pPr>
       <w:r>
@@ -12124,7 +13793,7 @@
         <w:pStyle w:val="Compact"/>
         <w:numPr>
           <w:ilvl w:val="0"/>
-          <w:numId w:val="1009"/>
+          <w:numId w:val="1014"/>
         </w:numPr>
       </w:pPr>
       <w:r>
@@ -12150,9 +13819,9 @@
         </w:pict>
       </w:r>
     </w:p>
-    <w:bookmarkEnd w:id="67"/>
-    <w:bookmarkEnd w:id="68"/>
-    <w:bookmarkStart w:id="74" w:name="美术与-ui"/>
+    <w:bookmarkEnd w:id="72"/>
+    <w:bookmarkEnd w:id="73"/>
+    <w:bookmarkStart w:id="79" w:name="美术与-ui"/>
     <w:p>
       <w:pPr>
         <w:pStyle w:val="Heading1"/>
@@ -12170,7 +13839,7 @@
         <w:t xml:space="preserve"> UI</w:t>
       </w:r>
     </w:p>
-    <w:bookmarkStart w:id="71" w:name="视觉风格"/>
+    <w:bookmarkStart w:id="76" w:name="视觉风格"/>
     <w:p>
       <w:pPr>
         <w:pStyle w:val="Heading2"/>
@@ -12211,7 +13880,7 @@
         <w:t xml:space="preserve"> Then》《The Last Night》《REPLACED》。</w:t>
       </w:r>
     </w:p>
-    <w:bookmarkStart w:id="69" w:name="核心视觉特征"/>
+    <w:bookmarkStart w:id="74" w:name="核心视觉特征"/>
     <w:p>
       <w:pPr>
         <w:pStyle w:val="Heading3"/>
@@ -12444,8 +14113,8 @@
         </w:tc>
       </w:tr>
     </w:tbl>
-    <w:bookmarkEnd w:id="69"/>
-    <w:bookmarkStart w:id="70" w:name="色板建议"/>
+    <w:bookmarkEnd w:id="74"/>
+    <w:bookmarkStart w:id="75" w:name="色板建议"/>
     <w:p>
       <w:pPr>
         <w:pStyle w:val="Heading3"/>
@@ -12728,9 +14397,9 @@
         </w:pict>
       </w:r>
     </w:p>
-    <w:bookmarkEnd w:id="70"/>
-    <w:bookmarkEnd w:id="71"/>
-    <w:bookmarkStart w:id="73" w:name="ui-布局"/>
+    <w:bookmarkEnd w:id="75"/>
+    <w:bookmarkEnd w:id="76"/>
+    <w:bookmarkStart w:id="78" w:name="ui-布局"/>
     <w:p>
       <w:pPr>
         <w:pStyle w:val="Heading2"/>
@@ -12745,7 +14414,7 @@
         <w:t xml:space="preserve">布局</w:t>
       </w:r>
     </w:p>
-    <w:bookmarkStart w:id="72" w:name="游戏中的-ui"/>
+    <w:bookmarkStart w:id="77" w:name="游戏中的-ui"/>
     <w:p>
       <w:pPr>
         <w:pStyle w:val="Heading3"/>
@@ -12927,7 +14596,7 @@
         <w:pStyle w:val="Compact"/>
         <w:numPr>
           <w:ilvl w:val="0"/>
-          <w:numId w:val="1010"/>
+          <w:numId w:val="1015"/>
         </w:numPr>
       </w:pPr>
       <w:r>
@@ -12942,7 +14611,7 @@
         <w:pStyle w:val="Compact"/>
         <w:numPr>
           <w:ilvl w:val="0"/>
-          <w:numId w:val="1010"/>
+          <w:numId w:val="1015"/>
         </w:numPr>
       </w:pPr>
       <w:r>
@@ -12957,7 +14626,7 @@
         <w:pStyle w:val="Compact"/>
         <w:numPr>
           <w:ilvl w:val="0"/>
-          <w:numId w:val="1010"/>
+          <w:numId w:val="1015"/>
         </w:numPr>
       </w:pPr>
       <w:r>
@@ -12974,10 +14643,10 @@
         </w:pict>
       </w:r>
     </w:p>
-    <w:bookmarkEnd w:id="72"/>
-    <w:bookmarkEnd w:id="73"/>
-    <w:bookmarkEnd w:id="74"/>
-    <w:bookmarkStart w:id="78" w:name="时间系统"/>
+    <w:bookmarkEnd w:id="77"/>
+    <w:bookmarkEnd w:id="78"/>
+    <w:bookmarkEnd w:id="79"/>
+    <w:bookmarkStart w:id="83" w:name="时间系统"/>
     <w:p>
       <w:pPr>
         <w:pStyle w:val="Heading1"/>
@@ -12992,7 +14661,7 @@
         <w:t xml:space="preserve">时间系统</w:t>
       </w:r>
     </w:p>
-    <w:bookmarkStart w:id="75" w:name="时间单位"/>
+    <w:bookmarkStart w:id="80" w:name="时间单位"/>
     <w:p>
       <w:pPr>
         <w:pStyle w:val="Heading2"/>
@@ -13208,8 +14877,8 @@
         </w:pict>
       </w:r>
     </w:p>
-    <w:bookmarkEnd w:id="75"/>
-    <w:bookmarkStart w:id="76" w:name="一天的时间段"/>
+    <w:bookmarkEnd w:id="80"/>
+    <w:bookmarkStart w:id="81" w:name="一天的时间段"/>
     <w:p>
       <w:pPr>
         <w:pStyle w:val="Heading2"/>
@@ -13533,8 +15202,8 @@
         </w:pict>
       </w:r>
     </w:p>
-    <w:bookmarkEnd w:id="76"/>
-    <w:bookmarkStart w:id="77" w:name="季节系统"/>
+    <w:bookmarkEnd w:id="81"/>
+    <w:bookmarkStart w:id="82" w:name="季节系统"/>
     <w:p>
       <w:pPr>
         <w:pStyle w:val="Heading2"/>
@@ -13843,9 +15512,9 @@
         </w:pict>
       </w:r>
     </w:p>
-    <w:bookmarkEnd w:id="77"/>
-    <w:bookmarkEnd w:id="78"/>
-    <w:bookmarkStart w:id="80" w:name="技术设计"/>
+    <w:bookmarkEnd w:id="82"/>
+    <w:bookmarkEnd w:id="83"/>
+    <w:bookmarkStart w:id="85" w:name="技术设计"/>
     <w:p>
       <w:pPr>
         <w:pStyle w:val="Heading1"/>
@@ -13860,7 +15529,7 @@
         <w:t xml:space="preserve">技术设计</w:t>
       </w:r>
     </w:p>
-    <w:bookmarkStart w:id="79" w:name="存档系统"/>
+    <w:bookmarkStart w:id="84" w:name="存档系统"/>
     <w:p>
       <w:pPr>
         <w:pStyle w:val="Heading2"/>
@@ -14116,9 +15785,9 @@
         </w:pict>
       </w:r>
     </w:p>
-    <w:bookmarkEnd w:id="79"/>
-    <w:bookmarkEnd w:id="80"/>
-    <w:bookmarkStart w:id="241" w:name="人物档案"/>
+    <w:bookmarkEnd w:id="84"/>
+    <w:bookmarkEnd w:id="85"/>
+    <w:bookmarkStart w:id="246" w:name="人物档案"/>
     <w:p>
       <w:pPr>
         <w:pStyle w:val="Heading1"/>
@@ -14130,7 +15799,7 @@
         <w:t xml:space="preserve">人物档案</w:t>
       </w:r>
     </w:p>
-    <w:bookmarkStart w:id="89" w:name="外婆"/>
+    <w:bookmarkStart w:id="94" w:name="外婆"/>
     <w:p>
       <w:pPr>
         <w:pStyle w:val="Heading2"/>
@@ -14142,7 +15811,7 @@
         <w:t xml:space="preserve">外婆</w:t>
       </w:r>
     </w:p>
-    <w:bookmarkStart w:id="81" w:name="基本信息"/>
+    <w:bookmarkStart w:id="86" w:name="基本信息"/>
     <w:p>
       <w:pPr>
         <w:pStyle w:val="Heading3"/>
@@ -14291,8 +15960,8 @@
         </w:tc>
       </w:tr>
     </w:tbl>
-    <w:bookmarkEnd w:id="81"/>
-    <w:bookmarkStart w:id="82" w:name="人物小传"/>
+    <w:bookmarkEnd w:id="86"/>
+    <w:bookmarkStart w:id="87" w:name="人物小传"/>
     <w:p>
       <w:pPr>
         <w:pStyle w:val="Heading3"/>
@@ -14348,8 +16017,8 @@
         <w:t xml:space="preserve">她对主角是真心疼的。这个孩子不是自己生的，但来了就是自己家的。她会偷偷给主角塞零食，会在其他大人不在的时候多说几句贴心话。但她的精力有限，要操心的事情太多，有时候顾不上主角的情绪——不是不关心，是真的忙不过来。</w:t>
       </w:r>
     </w:p>
-    <w:bookmarkEnd w:id="82"/>
-    <w:bookmarkStart w:id="83" w:name="性格特点"/>
+    <w:bookmarkEnd w:id="87"/>
+    <w:bookmarkStart w:id="88" w:name="性格特点"/>
     <w:p>
       <w:pPr>
         <w:pStyle w:val="Heading3"/>
@@ -14366,7 +16035,7 @@
         <w:pStyle w:val="Compact"/>
         <w:numPr>
           <w:ilvl w:val="0"/>
-          <w:numId w:val="1011"/>
+          <w:numId w:val="1016"/>
         </w:numPr>
       </w:pPr>
       <w:r>
@@ -14407,7 +16076,7 @@
         <w:pStyle w:val="Compact"/>
         <w:numPr>
           <w:ilvl w:val="0"/>
-          <w:numId w:val="1011"/>
+          <w:numId w:val="1016"/>
         </w:numPr>
       </w:pPr>
       <w:r>
@@ -14430,7 +16099,7 @@
         <w:pStyle w:val="Compact"/>
         <w:numPr>
           <w:ilvl w:val="0"/>
-          <w:numId w:val="1011"/>
+          <w:numId w:val="1016"/>
         </w:numPr>
       </w:pPr>
       <w:r>
@@ -14453,7 +16122,7 @@
         <w:pStyle w:val="Compact"/>
         <w:numPr>
           <w:ilvl w:val="0"/>
-          <w:numId w:val="1011"/>
+          <w:numId w:val="1016"/>
         </w:numPr>
       </w:pPr>
       <w:r>
@@ -14471,8 +16140,8 @@
         <w:t xml:space="preserve">：家里的难处她都知道——舅舅的心灰、舅妈的辛苦、外公的沉默——但她不说破，默默撑着</w:t>
       </w:r>
     </w:p>
-    <w:bookmarkEnd w:id="83"/>
-    <w:bookmarkStart w:id="84" w:name="说话方式"/>
+    <w:bookmarkEnd w:id="88"/>
+    <w:bookmarkStart w:id="89" w:name="说话方式"/>
     <w:p>
       <w:pPr>
         <w:pStyle w:val="Heading3"/>
@@ -14489,7 +16158,7 @@
         <w:pStyle w:val="Compact"/>
         <w:numPr>
           <w:ilvl w:val="0"/>
-          <w:numId w:val="1012"/>
+          <w:numId w:val="1017"/>
         </w:numPr>
       </w:pPr>
       <w:r>
@@ -14504,7 +16173,7 @@
         <w:pStyle w:val="Compact"/>
         <w:numPr>
           <w:ilvl w:val="0"/>
-          <w:numId w:val="1012"/>
+          <w:numId w:val="1017"/>
         </w:numPr>
       </w:pPr>
       <w:r>
@@ -14537,7 +16206,7 @@
         <w:pStyle w:val="Compact"/>
         <w:numPr>
           <w:ilvl w:val="0"/>
-          <w:numId w:val="1012"/>
+          <w:numId w:val="1017"/>
         </w:numPr>
       </w:pPr>
       <w:r>
@@ -14552,7 +16221,7 @@
         <w:pStyle w:val="Compact"/>
         <w:numPr>
           <w:ilvl w:val="0"/>
-          <w:numId w:val="1012"/>
+          <w:numId w:val="1017"/>
         </w:numPr>
       </w:pPr>
       <w:r>
@@ -14562,8 +16231,8 @@
         <w:t xml:space="preserve">偶尔冒出一两句老话、谚语</w:t>
       </w:r>
     </w:p>
-    <w:bookmarkEnd w:id="84"/>
-    <w:bookmarkStart w:id="85" w:name="与女儿主角妈妈的感情"/>
+    <w:bookmarkEnd w:id="89"/>
+    <w:bookmarkStart w:id="90" w:name="与女儿主角妈妈的感情"/>
     <w:p>
       <w:pPr>
         <w:pStyle w:val="Heading3"/>
@@ -14619,8 +16288,8 @@
         <w:t xml:space="preserve">她对主角的好，有一部分是对女儿的牵挂——你照顾好她的孩子，就是帮了她最大的忙。主角是外婆和女儿之间的情感纽带，外婆照顾主角，某种程度上也是在替女儿尽母亲的责任。</w:t>
       </w:r>
     </w:p>
-    <w:bookmarkEnd w:id="85"/>
-    <w:bookmarkStart w:id="86" w:name="与主角的关系"/>
+    <w:bookmarkEnd w:id="90"/>
+    <w:bookmarkStart w:id="91" w:name="与主角的关系"/>
     <w:p>
       <w:pPr>
         <w:pStyle w:val="Heading3"/>
@@ -14783,8 +16452,8 @@
         <w:t xml:space="preserve">外婆是主角在乡下最先建立情感联系的人。她不会说什么大道理，但她的存在本身就是一种安全感。</w:t>
       </w:r>
     </w:p>
-    <w:bookmarkEnd w:id="86"/>
-    <w:bookmarkStart w:id="87" w:name="参与事件"/>
+    <w:bookmarkEnd w:id="91"/>
+    <w:bookmarkStart w:id="92" w:name="参与事件"/>
     <w:p>
       <w:pPr>
         <w:pStyle w:val="Heading3"/>
@@ -14801,7 +16470,7 @@
         <w:pStyle w:val="Compact"/>
         <w:numPr>
           <w:ilvl w:val="0"/>
-          <w:numId w:val="1013"/>
+          <w:numId w:val="1018"/>
         </w:numPr>
       </w:pPr>
       <w:r>
@@ -14816,7 +16485,7 @@
         <w:pStyle w:val="Compact"/>
         <w:numPr>
           <w:ilvl w:val="0"/>
-          <w:numId w:val="1013"/>
+          <w:numId w:val="1018"/>
         </w:numPr>
       </w:pPr>
       <w:r>
@@ -14831,7 +16500,7 @@
         <w:pStyle w:val="Compact"/>
         <w:numPr>
           <w:ilvl w:val="0"/>
-          <w:numId w:val="1013"/>
+          <w:numId w:val="1018"/>
         </w:numPr>
       </w:pPr>
       <w:r>
@@ -14846,7 +16515,7 @@
         <w:pStyle w:val="Compact"/>
         <w:numPr>
           <w:ilvl w:val="0"/>
-          <w:numId w:val="1013"/>
+          <w:numId w:val="1018"/>
         </w:numPr>
       </w:pPr>
       <w:r>
@@ -14856,8 +16525,8 @@
         <w:t xml:space="preserve">主角想家时的安慰事件</w:t>
       </w:r>
     </w:p>
-    <w:bookmarkEnd w:id="87"/>
-    <w:bookmarkStart w:id="88" w:name="视觉设计参考"/>
+    <w:bookmarkEnd w:id="92"/>
+    <w:bookmarkStart w:id="93" w:name="视觉设计参考"/>
     <w:p>
       <w:pPr>
         <w:pStyle w:val="Heading3"/>
@@ -14874,7 +16543,7 @@
         <w:pStyle w:val="Compact"/>
         <w:numPr>
           <w:ilvl w:val="0"/>
-          <w:numId w:val="1014"/>
+          <w:numId w:val="1019"/>
         </w:numPr>
       </w:pPr>
       <w:r>
@@ -14889,7 +16558,7 @@
         <w:pStyle w:val="Compact"/>
         <w:numPr>
           <w:ilvl w:val="0"/>
-          <w:numId w:val="1014"/>
+          <w:numId w:val="1019"/>
         </w:numPr>
       </w:pPr>
       <w:r>
@@ -14904,7 +16573,7 @@
         <w:pStyle w:val="Compact"/>
         <w:numPr>
           <w:ilvl w:val="0"/>
-          <w:numId w:val="1014"/>
+          <w:numId w:val="1019"/>
         </w:numPr>
       </w:pPr>
       <w:r>
@@ -14921,9 +16590,9 @@
         </w:pict>
       </w:r>
     </w:p>
-    <w:bookmarkEnd w:id="88"/>
-    <w:bookmarkEnd w:id="89"/>
-    <w:bookmarkStart w:id="99" w:name="外公"/>
+    <w:bookmarkEnd w:id="93"/>
+    <w:bookmarkEnd w:id="94"/>
+    <w:bookmarkStart w:id="104" w:name="外公"/>
     <w:p>
       <w:pPr>
         <w:pStyle w:val="Heading2"/>
@@ -14935,7 +16604,7 @@
         <w:t xml:space="preserve">外公</w:t>
       </w:r>
     </w:p>
-    <w:bookmarkStart w:id="90" w:name="基本信息-1"/>
+    <w:bookmarkStart w:id="95" w:name="基本信息-1"/>
     <w:p>
       <w:pPr>
         <w:pStyle w:val="Heading3"/>
@@ -15084,8 +16753,8 @@
         </w:tc>
       </w:tr>
     </w:tbl>
-    <w:bookmarkEnd w:id="90"/>
-    <w:bookmarkStart w:id="91" w:name="人物小传-1"/>
+    <w:bookmarkEnd w:id="95"/>
+    <w:bookmarkStart w:id="96" w:name="人物小传-1"/>
     <w:p>
       <w:pPr>
         <w:pStyle w:val="Heading3"/>
@@ -15174,8 +16843,8 @@
         <w:t xml:space="preserve">这就是他的爱的方式——不解释，不邀功，只是默默把东西带到你面前。</w:t>
       </w:r>
     </w:p>
-    <w:bookmarkEnd w:id="91"/>
-    <w:bookmarkStart w:id="92" w:name="性格特点-1"/>
+    <w:bookmarkEnd w:id="96"/>
+    <w:bookmarkStart w:id="97" w:name="性格特点-1"/>
     <w:p>
       <w:pPr>
         <w:pStyle w:val="Heading3"/>
@@ -15192,7 +16861,7 @@
         <w:pStyle w:val="Compact"/>
         <w:numPr>
           <w:ilvl w:val="0"/>
-          <w:numId w:val="1015"/>
+          <w:numId w:val="1020"/>
         </w:numPr>
       </w:pPr>
       <w:r>
@@ -15215,7 +16884,7 @@
         <w:pStyle w:val="Compact"/>
         <w:numPr>
           <w:ilvl w:val="0"/>
-          <w:numId w:val="1015"/>
+          <w:numId w:val="1020"/>
         </w:numPr>
       </w:pPr>
       <w:r>
@@ -15238,7 +16907,7 @@
         <w:pStyle w:val="Compact"/>
         <w:numPr>
           <w:ilvl w:val="0"/>
-          <w:numId w:val="1015"/>
+          <w:numId w:val="1020"/>
         </w:numPr>
       </w:pPr>
       <w:r>
@@ -15261,7 +16930,7 @@
         <w:pStyle w:val="Compact"/>
         <w:numPr>
           <w:ilvl w:val="0"/>
-          <w:numId w:val="1015"/>
+          <w:numId w:val="1020"/>
         </w:numPr>
       </w:pPr>
       <w:r>
@@ -15284,7 +16953,7 @@
         <w:pStyle w:val="Compact"/>
         <w:numPr>
           <w:ilvl w:val="0"/>
-          <w:numId w:val="1015"/>
+          <w:numId w:val="1020"/>
         </w:numPr>
       </w:pPr>
       <w:r>
@@ -15307,7 +16976,7 @@
         <w:pStyle w:val="Compact"/>
         <w:numPr>
           <w:ilvl w:val="0"/>
-          <w:numId w:val="1015"/>
+          <w:numId w:val="1020"/>
         </w:numPr>
       </w:pPr>
       <w:r>
@@ -15325,8 +16994,8 @@
         <w:t xml:space="preserve">：年轻时卷入过一场南边的仗（非正式军人），回来后性格大变，从那以后不再多说话</w:t>
       </w:r>
     </w:p>
-    <w:bookmarkEnd w:id="92"/>
-    <w:bookmarkStart w:id="93" w:name="年轻时的外公"/>
+    <w:bookmarkEnd w:id="97"/>
+    <w:bookmarkStart w:id="98" w:name="年轻时的外公"/>
     <w:p>
       <w:pPr>
         <w:pStyle w:val="Heading3"/>
@@ -15397,8 +17066,8 @@
         <w:t xml:space="preserve">等模糊表述。玩家不需要知道具体是什么战争，只需要感受到一个被改变过的老人。</w:t>
       </w:r>
     </w:p>
-    <w:bookmarkEnd w:id="93"/>
-    <w:bookmarkStart w:id="94" w:name="说话方式-1"/>
+    <w:bookmarkEnd w:id="98"/>
+    <w:bookmarkStart w:id="99" w:name="说话方式-1"/>
     <w:p>
       <w:pPr>
         <w:pStyle w:val="Heading3"/>
@@ -15415,7 +17084,7 @@
         <w:pStyle w:val="Compact"/>
         <w:numPr>
           <w:ilvl w:val="0"/>
-          <w:numId w:val="1016"/>
+          <w:numId w:val="1021"/>
         </w:numPr>
       </w:pPr>
       <w:r>
@@ -15448,7 +17117,7 @@
         <w:pStyle w:val="Compact"/>
         <w:numPr>
           <w:ilvl w:val="0"/>
-          <w:numId w:val="1016"/>
+          <w:numId w:val="1021"/>
         </w:numPr>
       </w:pPr>
       <w:r>
@@ -15463,7 +17132,7 @@
         <w:pStyle w:val="Compact"/>
         <w:numPr>
           <w:ilvl w:val="0"/>
-          <w:numId w:val="1016"/>
+          <w:numId w:val="1021"/>
         </w:numPr>
       </w:pPr>
       <w:r>
@@ -15473,8 +17142,8 @@
         <w:t xml:space="preserve">对主角偶尔蹦出一句让人记住很久的话，比如”鱼要慢慢喂，急不得”</w:t>
       </w:r>
     </w:p>
-    <w:bookmarkEnd w:id="94"/>
-    <w:bookmarkStart w:id="95" w:name="与主角的关系-1"/>
+    <w:bookmarkEnd w:id="99"/>
+    <w:bookmarkStart w:id="100" w:name="与主角的关系-1"/>
     <w:p>
       <w:pPr>
         <w:pStyle w:val="Heading3"/>
@@ -15638,8 +17307,8 @@
         <w:t xml:space="preserve">外公是主角”沉默中的关爱”的来源。他不表达，但如果你感受得到，那就是最深的一种信任。</w:t>
       </w:r>
     </w:p>
-    <w:bookmarkEnd w:id="95"/>
-    <w:bookmarkStart w:id="96" w:name="与舅舅的关系"/>
+    <w:bookmarkEnd w:id="100"/>
+    <w:bookmarkStart w:id="101" w:name="与舅舅的关系"/>
     <w:p>
       <w:pPr>
         <w:pStyle w:val="Heading3"/>
@@ -15706,8 +17375,8 @@
         <w:t xml:space="preserve">外公是”做不说”的人，舅舅是”说但没做成”的人。方向相反，但根上是一样的倔。</w:t>
       </w:r>
     </w:p>
-    <w:bookmarkEnd w:id="96"/>
-    <w:bookmarkStart w:id="97" w:name="参与事件-1"/>
+    <w:bookmarkEnd w:id="101"/>
+    <w:bookmarkStart w:id="102" w:name="参与事件-1"/>
     <w:p>
       <w:pPr>
         <w:pStyle w:val="Heading3"/>
@@ -15724,7 +17393,7 @@
         <w:pStyle w:val="Compact"/>
         <w:numPr>
           <w:ilvl w:val="0"/>
-          <w:numId w:val="1017"/>
+          <w:numId w:val="1022"/>
         </w:numPr>
       </w:pPr>
       <w:r>
@@ -15739,7 +17408,7 @@
         <w:pStyle w:val="Compact"/>
         <w:numPr>
           <w:ilvl w:val="0"/>
-          <w:numId w:val="1017"/>
+          <w:numId w:val="1022"/>
         </w:numPr>
       </w:pPr>
       <w:r>
@@ -15754,7 +17423,7 @@
         <w:pStyle w:val="Compact"/>
         <w:numPr>
           <w:ilvl w:val="0"/>
-          <w:numId w:val="1017"/>
+          <w:numId w:val="1022"/>
         </w:numPr>
       </w:pPr>
       <w:r>
@@ -15769,7 +17438,7 @@
         <w:pStyle w:val="Compact"/>
         <w:numPr>
           <w:ilvl w:val="0"/>
-          <w:numId w:val="1017"/>
+          <w:numId w:val="1022"/>
         </w:numPr>
       </w:pPr>
       <w:r>
@@ -15784,7 +17453,7 @@
         <w:pStyle w:val="Compact"/>
         <w:numPr>
           <w:ilvl w:val="0"/>
-          <w:numId w:val="1017"/>
+          <w:numId w:val="1022"/>
         </w:numPr>
       </w:pPr>
       <w:r>
@@ -15799,7 +17468,7 @@
         <w:pStyle w:val="Compact"/>
         <w:numPr>
           <w:ilvl w:val="0"/>
-          <w:numId w:val="1017"/>
+          <w:numId w:val="1022"/>
         </w:numPr>
       </w:pPr>
       <w:r>
@@ -15809,8 +17478,8 @@
         <w:t xml:space="preserve">暴雨天抢收鱼塘（危机事件）</w:t>
       </w:r>
     </w:p>
-    <w:bookmarkEnd w:id="97"/>
-    <w:bookmarkStart w:id="98" w:name="视觉设计参考-1"/>
+    <w:bookmarkEnd w:id="102"/>
+    <w:bookmarkStart w:id="103" w:name="视觉设计参考-1"/>
     <w:p>
       <w:pPr>
         <w:pStyle w:val="Heading3"/>
@@ -15827,7 +17496,7 @@
         <w:pStyle w:val="Compact"/>
         <w:numPr>
           <w:ilvl w:val="0"/>
-          <w:numId w:val="1018"/>
+          <w:numId w:val="1023"/>
         </w:numPr>
       </w:pPr>
       <w:r>
@@ -15842,7 +17511,7 @@
         <w:pStyle w:val="Compact"/>
         <w:numPr>
           <w:ilvl w:val="0"/>
-          <w:numId w:val="1018"/>
+          <w:numId w:val="1023"/>
         </w:numPr>
       </w:pPr>
       <w:r>
@@ -15857,7 +17526,7 @@
         <w:pStyle w:val="Compact"/>
         <w:numPr>
           <w:ilvl w:val="0"/>
-          <w:numId w:val="1018"/>
+          <w:numId w:val="1023"/>
         </w:numPr>
       </w:pPr>
       <w:r>
@@ -15874,9 +17543,9 @@
         </w:pict>
       </w:r>
     </w:p>
-    <w:bookmarkEnd w:id="98"/>
-    <w:bookmarkEnd w:id="99"/>
-    <w:bookmarkStart w:id="110" w:name="舅舅"/>
+    <w:bookmarkEnd w:id="103"/>
+    <w:bookmarkEnd w:id="104"/>
+    <w:bookmarkStart w:id="115" w:name="舅舅"/>
     <w:p>
       <w:pPr>
         <w:pStyle w:val="Heading2"/>
@@ -15888,7 +17557,7 @@
         <w:t xml:space="preserve">舅舅</w:t>
       </w:r>
     </w:p>
-    <w:bookmarkStart w:id="100" w:name="基本信息-2"/>
+    <w:bookmarkStart w:id="105" w:name="基本信息-2"/>
     <w:p>
       <w:pPr>
         <w:pStyle w:val="Heading3"/>
@@ -16037,8 +17706,8 @@
         </w:tc>
       </w:tr>
     </w:tbl>
-    <w:bookmarkEnd w:id="100"/>
-    <w:bookmarkStart w:id="101" w:name="人物小传-2"/>
+    <w:bookmarkEnd w:id="105"/>
+    <w:bookmarkStart w:id="106" w:name="人物小传-2"/>
     <w:p>
       <w:pPr>
         <w:pStyle w:val="Heading3"/>
@@ -16105,8 +17774,8 @@
         <w:t xml:space="preserve">但他不是坏人。他严厉，是因为他对自己也严厉。他不善于表达关心，是因为没人教过他怎么表达。如果家里遇到大事——比如台风、比如需要做重要决定——他是会站出来的那个人。</w:t>
       </w:r>
     </w:p>
-    <w:bookmarkEnd w:id="101"/>
-    <w:bookmarkStart w:id="102" w:name="性格特点-2"/>
+    <w:bookmarkEnd w:id="106"/>
+    <w:bookmarkStart w:id="107" w:name="性格特点-2"/>
     <w:p>
       <w:pPr>
         <w:pStyle w:val="Heading3"/>
@@ -16123,7 +17792,7 @@
         <w:pStyle w:val="Compact"/>
         <w:numPr>
           <w:ilvl w:val="0"/>
-          <w:numId w:val="1019"/>
+          <w:numId w:val="1024"/>
         </w:numPr>
       </w:pPr>
       <w:r>
@@ -16146,7 +17815,7 @@
         <w:pStyle w:val="Compact"/>
         <w:numPr>
           <w:ilvl w:val="0"/>
-          <w:numId w:val="1019"/>
+          <w:numId w:val="1024"/>
         </w:numPr>
       </w:pPr>
       <w:r>
@@ -16169,7 +17838,7 @@
         <w:pStyle w:val="Compact"/>
         <w:numPr>
           <w:ilvl w:val="0"/>
-          <w:numId w:val="1019"/>
+          <w:numId w:val="1024"/>
         </w:numPr>
       </w:pPr>
       <w:r>
@@ -16192,7 +17861,7 @@
         <w:pStyle w:val="Compact"/>
         <w:numPr>
           <w:ilvl w:val="0"/>
-          <w:numId w:val="1019"/>
+          <w:numId w:val="1024"/>
         </w:numPr>
       </w:pPr>
       <w:r>
@@ -16215,7 +17884,7 @@
         <w:pStyle w:val="Compact"/>
         <w:numPr>
           <w:ilvl w:val="0"/>
-          <w:numId w:val="1019"/>
+          <w:numId w:val="1024"/>
         </w:numPr>
       </w:pPr>
       <w:r>
@@ -16233,8 +17902,8 @@
         <w:t xml:space="preserve">：别人一句无心的话可能戳到他的痛处，尤其是关于”城里”的话题</w:t>
       </w:r>
     </w:p>
-    <w:bookmarkEnd w:id="102"/>
-    <w:bookmarkStart w:id="103" w:name="说话方式-2"/>
+    <w:bookmarkEnd w:id="107"/>
+    <w:bookmarkStart w:id="108" w:name="说话方式-2"/>
     <w:p>
       <w:pPr>
         <w:pStyle w:val="Heading3"/>
@@ -16251,7 +17920,7 @@
         <w:pStyle w:val="Compact"/>
         <w:numPr>
           <w:ilvl w:val="0"/>
-          <w:numId w:val="1020"/>
+          <w:numId w:val="1025"/>
         </w:numPr>
       </w:pPr>
       <w:r>
@@ -16266,7 +17935,7 @@
         <w:pStyle w:val="Compact"/>
         <w:numPr>
           <w:ilvl w:val="0"/>
-          <w:numId w:val="1020"/>
+          <w:numId w:val="1025"/>
         </w:numPr>
       </w:pPr>
       <w:r>
@@ -16281,7 +17950,7 @@
         <w:pStyle w:val="Compact"/>
         <w:numPr>
           <w:ilvl w:val="0"/>
-          <w:numId w:val="1020"/>
+          <w:numId w:val="1025"/>
         </w:numPr>
       </w:pPr>
       <w:r>
@@ -16314,7 +17983,7 @@
         <w:pStyle w:val="Compact"/>
         <w:numPr>
           <w:ilvl w:val="0"/>
-          <w:numId w:val="1020"/>
+          <w:numId w:val="1025"/>
         </w:numPr>
       </w:pPr>
       <w:r>
@@ -16324,8 +17993,8 @@
         <w:t xml:space="preserve">喝了酒之后可能会多说几句，但说的也都是牢骚</w:t>
       </w:r>
     </w:p>
-    <w:bookmarkEnd w:id="103"/>
-    <w:bookmarkStart w:id="104" w:name="与主角的关系-2"/>
+    <w:bookmarkEnd w:id="108"/>
+    <w:bookmarkStart w:id="109" w:name="与主角的关系-2"/>
     <w:p>
       <w:pPr>
         <w:pStyle w:val="Heading3"/>
@@ -16488,8 +18157,8 @@
         <w:t xml:space="preserve">舅舅是主角理解”大人也不容易”的窗口。他不是英雄，也不是反派，只是一个被生活打败了但还在硬撑的人。</w:t>
       </w:r>
     </w:p>
-    <w:bookmarkEnd w:id="104"/>
-    <w:bookmarkStart w:id="105" w:name="与舅妈的关系"/>
+    <w:bookmarkEnd w:id="109"/>
+    <w:bookmarkStart w:id="110" w:name="与舅妈的关系"/>
     <w:p>
       <w:pPr>
         <w:pStyle w:val="Heading3"/>
@@ -16563,8 +18232,8 @@
         <w:t xml:space="preserve">。他喜欢热闹，喜欢家里有人来。舅妈一边骂他”又叫人来，饭都不够吃”，一边去厨房多炒两个菜。</w:t>
       </w:r>
     </w:p>
-    <w:bookmarkEnd w:id="105"/>
-    <w:bookmarkStart w:id="106" w:name="与外公的关系"/>
+    <w:bookmarkEnd w:id="110"/>
+    <w:bookmarkStart w:id="111" w:name="与外公的关系"/>
     <w:p>
       <w:pPr>
         <w:pStyle w:val="Heading3"/>
@@ -16620,8 +18289,8 @@
         <w:t xml:space="preserve">两人不吵架，但暗涌不断。真遇到大事——台风来了、鱼塘出问题——舅舅是能扛的，外公也知道。父子俩平时各干各的，危机时刻不用说就站到一起了。</w:t>
       </w:r>
     </w:p>
-    <w:bookmarkEnd w:id="106"/>
-    <w:bookmarkStart w:id="107" w:name="与两个儿子的关系"/>
+    <w:bookmarkEnd w:id="111"/>
+    <w:bookmarkStart w:id="112" w:name="与两个儿子的关系"/>
     <w:p>
       <w:pPr>
         <w:pStyle w:val="Heading3"/>
@@ -16695,8 +18364,8 @@
         <w:t xml:space="preserve">大表哥是”以前的舅舅”，二表哥是”现在的舅舅”。舅舅看着大表哥像是看到了要走自己老路的儿子，看着二表哥像是看到了已经走完这条路的自己。两个都让他心疼，但他一个都说不出口。</w:t>
       </w:r>
     </w:p>
-    <w:bookmarkEnd w:id="107"/>
-    <w:bookmarkStart w:id="108" w:name="参与事件-2"/>
+    <w:bookmarkEnd w:id="112"/>
+    <w:bookmarkStart w:id="113" w:name="参与事件-2"/>
     <w:p>
       <w:pPr>
         <w:pStyle w:val="Heading3"/>
@@ -16713,7 +18382,7 @@
         <w:pStyle w:val="Compact"/>
         <w:numPr>
           <w:ilvl w:val="0"/>
-          <w:numId w:val="1021"/>
+          <w:numId w:val="1026"/>
         </w:numPr>
       </w:pPr>
       <w:r>
@@ -16728,7 +18397,7 @@
         <w:pStyle w:val="Compact"/>
         <w:numPr>
           <w:ilvl w:val="0"/>
-          <w:numId w:val="1021"/>
+          <w:numId w:val="1026"/>
         </w:numPr>
       </w:pPr>
       <w:r>
@@ -16743,7 +18412,7 @@
         <w:pStyle w:val="Compact"/>
         <w:numPr>
           <w:ilvl w:val="0"/>
-          <w:numId w:val="1021"/>
+          <w:numId w:val="1026"/>
         </w:numPr>
       </w:pPr>
       <w:r>
@@ -16758,7 +18427,7 @@
         <w:pStyle w:val="Compact"/>
         <w:numPr>
           <w:ilvl w:val="0"/>
-          <w:numId w:val="1021"/>
+          <w:numId w:val="1026"/>
         </w:numPr>
       </w:pPr>
       <w:r>
@@ -16768,8 +18437,8 @@
         <w:t xml:space="preserve">酒后吐真言事件（情感事件）</w:t>
       </w:r>
     </w:p>
-    <w:bookmarkEnd w:id="108"/>
-    <w:bookmarkStart w:id="109" w:name="视觉设计参考-2"/>
+    <w:bookmarkEnd w:id="113"/>
+    <w:bookmarkStart w:id="114" w:name="视觉设计参考-2"/>
     <w:p>
       <w:pPr>
         <w:pStyle w:val="Heading3"/>
@@ -16786,7 +18455,7 @@
         <w:pStyle w:val="Compact"/>
         <w:numPr>
           <w:ilvl w:val="0"/>
-          <w:numId w:val="1022"/>
+          <w:numId w:val="1027"/>
         </w:numPr>
       </w:pPr>
       <w:r>
@@ -16801,7 +18470,7 @@
         <w:pStyle w:val="Compact"/>
         <w:numPr>
           <w:ilvl w:val="0"/>
-          <w:numId w:val="1022"/>
+          <w:numId w:val="1027"/>
         </w:numPr>
       </w:pPr>
       <w:r>
@@ -16816,7 +18485,7 @@
         <w:pStyle w:val="Compact"/>
         <w:numPr>
           <w:ilvl w:val="0"/>
-          <w:numId w:val="1022"/>
+          <w:numId w:val="1027"/>
         </w:numPr>
       </w:pPr>
       <w:r>
@@ -16833,9 +18502,9 @@
         </w:pict>
       </w:r>
     </w:p>
-    <w:bookmarkEnd w:id="109"/>
-    <w:bookmarkEnd w:id="110"/>
-    <w:bookmarkStart w:id="119" w:name="舅妈"/>
+    <w:bookmarkEnd w:id="114"/>
+    <w:bookmarkEnd w:id="115"/>
+    <w:bookmarkStart w:id="124" w:name="舅妈"/>
     <w:p>
       <w:pPr>
         <w:pStyle w:val="Heading2"/>
@@ -16847,7 +18516,7 @@
         <w:t xml:space="preserve">舅妈</w:t>
       </w:r>
     </w:p>
-    <w:bookmarkStart w:id="111" w:name="基本信息-3"/>
+    <w:bookmarkStart w:id="116" w:name="基本信息-3"/>
     <w:p>
       <w:pPr>
         <w:pStyle w:val="Heading3"/>
@@ -16996,8 +18665,8 @@
         </w:tc>
       </w:tr>
     </w:tbl>
-    <w:bookmarkEnd w:id="111"/>
-    <w:bookmarkStart w:id="112" w:name="人物小传-3"/>
+    <w:bookmarkEnd w:id="116"/>
+    <w:bookmarkStart w:id="117" w:name="人物小传-3"/>
     <w:p>
       <w:pPr>
         <w:pStyle w:val="Heading3"/>
@@ -17087,8 +18756,8 @@
         <w:t xml:space="preserve">舅妈对主角的照顾，有一部分是因为和主角妈妈的情分——你是她孩子，我待你跟待自己孩子一样。</w:t>
       </w:r>
     </w:p>
-    <w:bookmarkEnd w:id="112"/>
-    <w:bookmarkStart w:id="113" w:name="性格特点-3"/>
+    <w:bookmarkEnd w:id="117"/>
+    <w:bookmarkStart w:id="118" w:name="性格特点-3"/>
     <w:p>
       <w:pPr>
         <w:pStyle w:val="Heading3"/>
@@ -17105,7 +18774,7 @@
         <w:pStyle w:val="Compact"/>
         <w:numPr>
           <w:ilvl w:val="0"/>
-          <w:numId w:val="1023"/>
+          <w:numId w:val="1028"/>
         </w:numPr>
       </w:pPr>
       <w:r>
@@ -17128,7 +18797,7 @@
         <w:pStyle w:val="Compact"/>
         <w:numPr>
           <w:ilvl w:val="0"/>
-          <w:numId w:val="1023"/>
+          <w:numId w:val="1028"/>
         </w:numPr>
       </w:pPr>
       <w:r>
@@ -17151,7 +18820,7 @@
         <w:pStyle w:val="Compact"/>
         <w:numPr>
           <w:ilvl w:val="0"/>
-          <w:numId w:val="1023"/>
+          <w:numId w:val="1028"/>
         </w:numPr>
       </w:pPr>
       <w:r>
@@ -17174,7 +18843,7 @@
         <w:pStyle w:val="Compact"/>
         <w:numPr>
           <w:ilvl w:val="0"/>
-          <w:numId w:val="1023"/>
+          <w:numId w:val="1028"/>
         </w:numPr>
       </w:pPr>
       <w:r>
@@ -17197,7 +18866,7 @@
         <w:pStyle w:val="Compact"/>
         <w:numPr>
           <w:ilvl w:val="0"/>
-          <w:numId w:val="1023"/>
+          <w:numId w:val="1028"/>
         </w:numPr>
       </w:pPr>
       <w:r>
@@ -17215,8 +18884,8 @@
         <w:t xml:space="preserve">：对两个儿子辍学不强求，觉得快乐生活就好</w:t>
       </w:r>
     </w:p>
-    <w:bookmarkEnd w:id="113"/>
-    <w:bookmarkStart w:id="114" w:name="与舅舅的关系-1"/>
+    <w:bookmarkEnd w:id="118"/>
+    <w:bookmarkStart w:id="119" w:name="与舅舅的关系-1"/>
     <w:p>
       <w:pPr>
         <w:pStyle w:val="Heading3"/>
@@ -17261,8 +18930,8 @@
         <w:t xml:space="preserve">外人看着觉得舅妈吃亏——跟着一个失败的男人来到乡下。但舅妈自己不这么想。她觉得舅舅不是坏人，只是运气不好。他有本事的时候她跟着享过福，他落魄了她也跟着吃得起苦。这就是夫妻。</w:t>
       </w:r>
     </w:p>
-    <w:bookmarkEnd w:id="114"/>
-    <w:bookmarkStart w:id="115" w:name="与主角的关系-3"/>
+    <w:bookmarkEnd w:id="119"/>
+    <w:bookmarkStart w:id="120" w:name="与主角的关系-3"/>
     <w:p>
       <w:pPr>
         <w:pStyle w:val="Heading3"/>
@@ -17307,8 +18976,8 @@
         <w:t xml:space="preserve">舅妈是主角在这个家里”不需要争取就获得的善意”。和外婆的温情不同，舅妈的好是实在的、不带太多感情色彩的——她就是对你好，因为她就是这样的人。</w:t>
       </w:r>
     </w:p>
-    <w:bookmarkEnd w:id="115"/>
-    <w:bookmarkStart w:id="116" w:name="说话方式-3"/>
+    <w:bookmarkEnd w:id="120"/>
+    <w:bookmarkStart w:id="121" w:name="说话方式-3"/>
     <w:p>
       <w:pPr>
         <w:pStyle w:val="Heading3"/>
@@ -17325,7 +18994,7 @@
         <w:pStyle w:val="Compact"/>
         <w:numPr>
           <w:ilvl w:val="0"/>
-          <w:numId w:val="1024"/>
+          <w:numId w:val="1029"/>
         </w:numPr>
       </w:pPr>
       <w:r>
@@ -17340,7 +19009,7 @@
         <w:pStyle w:val="Compact"/>
         <w:numPr>
           <w:ilvl w:val="0"/>
-          <w:numId w:val="1024"/>
+          <w:numId w:val="1029"/>
         </w:numPr>
       </w:pPr>
       <w:r>
@@ -17367,7 +19036,7 @@
         <w:pStyle w:val="Compact"/>
         <w:numPr>
           <w:ilvl w:val="0"/>
-          <w:numId w:val="1024"/>
+          <w:numId w:val="1029"/>
         </w:numPr>
       </w:pPr>
       <w:r>
@@ -17388,7 +19057,7 @@
         <w:pStyle w:val="Compact"/>
         <w:numPr>
           <w:ilvl w:val="0"/>
-          <w:numId w:val="1024"/>
+          <w:numId w:val="1029"/>
         </w:numPr>
       </w:pPr>
       <w:r>
@@ -17410,8 +19079,8 @@
         <w:t xml:space="preserve">“别跑太快，摔了”</w:t>
       </w:r>
     </w:p>
-    <w:bookmarkEnd w:id="116"/>
-    <w:bookmarkStart w:id="117" w:name="参与事件-3"/>
+    <w:bookmarkEnd w:id="121"/>
+    <w:bookmarkStart w:id="122" w:name="参与事件-3"/>
     <w:p>
       <w:pPr>
         <w:pStyle w:val="Heading3"/>
@@ -17428,7 +19097,7 @@
         <w:pStyle w:val="Compact"/>
         <w:numPr>
           <w:ilvl w:val="0"/>
-          <w:numId w:val="1025"/>
+          <w:numId w:val="1030"/>
         </w:numPr>
       </w:pPr>
       <w:r>
@@ -17443,7 +19112,7 @@
         <w:pStyle w:val="Compact"/>
         <w:numPr>
           <w:ilvl w:val="0"/>
-          <w:numId w:val="1025"/>
+          <w:numId w:val="1030"/>
         </w:numPr>
       </w:pPr>
       <w:r>
@@ -17458,7 +19127,7 @@
         <w:pStyle w:val="Compact"/>
         <w:numPr>
           <w:ilvl w:val="0"/>
-          <w:numId w:val="1025"/>
+          <w:numId w:val="1030"/>
         </w:numPr>
       </w:pPr>
       <w:r>
@@ -17473,7 +19142,7 @@
         <w:pStyle w:val="Compact"/>
         <w:numPr>
           <w:ilvl w:val="0"/>
-          <w:numId w:val="1025"/>
+          <w:numId w:val="1030"/>
         </w:numPr>
       </w:pPr>
       <w:r>
@@ -17488,7 +19157,7 @@
         <w:pStyle w:val="Compact"/>
         <w:numPr>
           <w:ilvl w:val="0"/>
-          <w:numId w:val="1025"/>
+          <w:numId w:val="1030"/>
         </w:numPr>
       </w:pPr>
       <w:r>
@@ -17498,8 +19167,8 @@
         <w:t xml:space="preserve">舅妈和舅舅斗嘴（日常事件）</w:t>
       </w:r>
     </w:p>
-    <w:bookmarkEnd w:id="117"/>
-    <w:bookmarkStart w:id="118" w:name="视觉设计参考-3"/>
+    <w:bookmarkEnd w:id="122"/>
+    <w:bookmarkStart w:id="123" w:name="视觉设计参考-3"/>
     <w:p>
       <w:pPr>
         <w:pStyle w:val="Heading3"/>
@@ -17516,7 +19185,7 @@
         <w:pStyle w:val="Compact"/>
         <w:numPr>
           <w:ilvl w:val="0"/>
-          <w:numId w:val="1026"/>
+          <w:numId w:val="1031"/>
         </w:numPr>
       </w:pPr>
       <w:r>
@@ -17531,7 +19200,7 @@
         <w:pStyle w:val="Compact"/>
         <w:numPr>
           <w:ilvl w:val="0"/>
-          <w:numId w:val="1026"/>
+          <w:numId w:val="1031"/>
         </w:numPr>
       </w:pPr>
       <w:r>
@@ -17546,7 +19215,7 @@
         <w:pStyle w:val="Compact"/>
         <w:numPr>
           <w:ilvl w:val="0"/>
-          <w:numId w:val="1026"/>
+          <w:numId w:val="1031"/>
         </w:numPr>
       </w:pPr>
       <w:r>
@@ -17563,9 +19232,9 @@
         </w:pict>
       </w:r>
     </w:p>
-    <w:bookmarkEnd w:id="118"/>
-    <w:bookmarkEnd w:id="119"/>
-    <w:bookmarkStart w:id="132" w:name="大表哥"/>
+    <w:bookmarkEnd w:id="123"/>
+    <w:bookmarkEnd w:id="124"/>
+    <w:bookmarkStart w:id="137" w:name="大表哥"/>
     <w:p>
       <w:pPr>
         <w:pStyle w:val="Heading2"/>
@@ -17577,7 +19246,7 @@
         <w:t xml:space="preserve">大表哥</w:t>
       </w:r>
     </w:p>
-    <w:bookmarkStart w:id="120" w:name="基本信息-4"/>
+    <w:bookmarkStart w:id="125" w:name="基本信息-4"/>
     <w:p>
       <w:pPr>
         <w:pStyle w:val="Heading3"/>
@@ -17726,8 +19395,8 @@
         </w:tc>
       </w:tr>
     </w:tbl>
-    <w:bookmarkEnd w:id="120"/>
-    <w:bookmarkStart w:id="121" w:name="人物小传-4"/>
+    <w:bookmarkEnd w:id="125"/>
+    <w:bookmarkStart w:id="126" w:name="人物小传-4"/>
     <w:p>
       <w:pPr>
         <w:pStyle w:val="Heading3"/>
@@ -17794,8 +19463,8 @@
         <w:t xml:space="preserve">他是主角认识”外面世界”的窗口。每次回来，他会给主角带点县城的东西——一包零食、一本漫画、一个小玩意。这些东西在乡下买不到，对主角来说就是”外面的证据”。他也会跟主角讲县城的见闻，但不是炫耀，而是分享——他把主角当一个可以聊天的人，当亲弟弟一样关爱。</w:t>
       </w:r>
     </w:p>
-    <w:bookmarkEnd w:id="121"/>
-    <w:bookmarkStart w:id="122" w:name="性格特点-4"/>
+    <w:bookmarkEnd w:id="126"/>
+    <w:bookmarkStart w:id="127" w:name="性格特点-4"/>
     <w:p>
       <w:pPr>
         <w:pStyle w:val="Heading3"/>
@@ -17812,7 +19481,7 @@
         <w:pStyle w:val="Compact"/>
         <w:numPr>
           <w:ilvl w:val="0"/>
-          <w:numId w:val="1027"/>
+          <w:numId w:val="1032"/>
         </w:numPr>
       </w:pPr>
       <w:r>
@@ -17835,7 +19504,7 @@
         <w:pStyle w:val="Compact"/>
         <w:numPr>
           <w:ilvl w:val="0"/>
-          <w:numId w:val="1027"/>
+          <w:numId w:val="1032"/>
         </w:numPr>
       </w:pPr>
       <w:r>
@@ -17858,7 +19527,7 @@
         <w:pStyle w:val="Compact"/>
         <w:numPr>
           <w:ilvl w:val="0"/>
-          <w:numId w:val="1027"/>
+          <w:numId w:val="1032"/>
         </w:numPr>
       </w:pPr>
       <w:r>
@@ -17881,7 +19550,7 @@
         <w:pStyle w:val="Compact"/>
         <w:numPr>
           <w:ilvl w:val="0"/>
-          <w:numId w:val="1027"/>
+          <w:numId w:val="1032"/>
         </w:numPr>
       </w:pPr>
       <w:r>
@@ -17904,7 +19573,7 @@
         <w:pStyle w:val="Compact"/>
         <w:numPr>
           <w:ilvl w:val="0"/>
-          <w:numId w:val="1027"/>
+          <w:numId w:val="1032"/>
         </w:numPr>
       </w:pPr>
       <w:r>
@@ -17922,8 +19591,8 @@
         <w:t xml:space="preserve">：跟舅舅一样倔，不肯服软</w:t>
       </w:r>
     </w:p>
-    <w:bookmarkEnd w:id="122"/>
-    <w:bookmarkStart w:id="123" w:name="与舅舅的关系-2"/>
+    <w:bookmarkEnd w:id="127"/>
+    <w:bookmarkStart w:id="128" w:name="与舅舅的关系-2"/>
     <w:p>
       <w:pPr>
         <w:pStyle w:val="Heading3"/>
@@ -17968,8 +19637,8 @@
         <w:t xml:space="preserve">但在外闯荡过后，大表哥渐渐理解了父亲的不易。他开始明白那条路确实不好走，舅舅不是懦弱，是真的拼过。但他不会跟舅舅说这些话，他和他爸一样倔，不肯服软。这份理解藏在心里，也许要很多年后才会说出来。</w:t>
       </w:r>
     </w:p>
-    <w:bookmarkEnd w:id="123"/>
-    <w:bookmarkStart w:id="124" w:name="与舅妈的关系-1"/>
+    <w:bookmarkEnd w:id="128"/>
+    <w:bookmarkStart w:id="129" w:name="与舅妈的关系-1"/>
     <w:p>
       <w:pPr>
         <w:pStyle w:val="Heading3"/>
@@ -18003,8 +19672,8 @@
         <w:t xml:space="preserve">舅妈对他辍学的事没有责骂，只说”你开心就好”。大表哥表面上不说什么，心里是记着的。</w:t>
       </w:r>
     </w:p>
-    <w:bookmarkEnd w:id="124"/>
-    <w:bookmarkStart w:id="125" w:name="与二表哥的关系"/>
+    <w:bookmarkEnd w:id="129"/>
+    <w:bookmarkStart w:id="130" w:name="与二表哥的关系"/>
     <w:p>
       <w:pPr>
         <w:pStyle w:val="Heading3"/>
@@ -18072,8 +19741,8 @@
         <w:t xml:space="preserve">二表哥说”不急”，他就不再多说了。</w:t>
       </w:r>
     </w:p>
-    <w:bookmarkEnd w:id="125"/>
-    <w:bookmarkStart w:id="126" w:name="与主角的关系-4"/>
+    <w:bookmarkEnd w:id="130"/>
+    <w:bookmarkStart w:id="131" w:name="与主角的关系-4"/>
     <w:p>
       <w:pPr>
         <w:pStyle w:val="Heading3"/>
@@ -18107,8 +19776,8 @@
         <w:t xml:space="preserve">大表哥是主角的”榜样型玩伴”——他比主角大，见过更多东西，有自己想做的事。他让主角看到”不读书也有出路”，但也让主角思考”那条路是不是我想要的”。</w:t>
       </w:r>
     </w:p>
-    <w:bookmarkEnd w:id="126"/>
-    <w:bookmarkStart w:id="127" w:name="与外公外婆的关系"/>
+    <w:bookmarkEnd w:id="131"/>
+    <w:bookmarkStart w:id="132" w:name="与外公外婆的关系"/>
     <w:p>
       <w:pPr>
         <w:pStyle w:val="Heading3"/>
@@ -18131,8 +19800,8 @@
         <w:t xml:space="preserve">大表哥对外公外婆很有孝心。每次回来给家里做顿饭，也给老人做他们喜欢的菜。他知道外婆年纪大了操持家务不容易，舅妈扛起了大部分，但他能做的也会做。对外公，他话不多，但偶尔会去鱼塘看看，带包烟或者带点吃的。</w:t>
       </w:r>
     </w:p>
-    <w:bookmarkEnd w:id="127"/>
-    <w:bookmarkStart w:id="128" w:name="关键弧线"/>
+    <w:bookmarkEnd w:id="132"/>
+    <w:bookmarkStart w:id="133" w:name="关键弧线"/>
     <w:p>
       <w:pPr>
         <w:pStyle w:val="Heading3"/>
@@ -18214,8 +19883,8 @@
         <w:t xml:space="preserve">这个过程不需要玩家做什么，只需要”在场”——看着他变化。</w:t>
       </w:r>
     </w:p>
-    <w:bookmarkEnd w:id="128"/>
-    <w:bookmarkStart w:id="129" w:name="说话方式-4"/>
+    <w:bookmarkEnd w:id="133"/>
+    <w:bookmarkStart w:id="134" w:name="说话方式-4"/>
     <w:p>
       <w:pPr>
         <w:pStyle w:val="Heading3"/>
@@ -18232,7 +19901,7 @@
         <w:pStyle w:val="Compact"/>
         <w:numPr>
           <w:ilvl w:val="0"/>
-          <w:numId w:val="1028"/>
+          <w:numId w:val="1033"/>
         </w:numPr>
       </w:pPr>
       <w:r>
@@ -18247,7 +19916,7 @@
         <w:pStyle w:val="Compact"/>
         <w:numPr>
           <w:ilvl w:val="0"/>
-          <w:numId w:val="1028"/>
+          <w:numId w:val="1033"/>
         </w:numPr>
       </w:pPr>
       <w:r>
@@ -18262,7 +19931,7 @@
         <w:pStyle w:val="Compact"/>
         <w:numPr>
           <w:ilvl w:val="0"/>
-          <w:numId w:val="1028"/>
+          <w:numId w:val="1033"/>
         </w:numPr>
       </w:pPr>
       <w:r>
@@ -18289,7 +19958,7 @@
         <w:pStyle w:val="Compact"/>
         <w:numPr>
           <w:ilvl w:val="0"/>
-          <w:numId w:val="1028"/>
+          <w:numId w:val="1033"/>
         </w:numPr>
       </w:pPr>
       <w:r>
@@ -18317,8 +19986,8 @@
         <w:t xml:space="preserve">）</w:t>
       </w:r>
     </w:p>
-    <w:bookmarkEnd w:id="129"/>
-    <w:bookmarkStart w:id="130" w:name="参与事件-4"/>
+    <w:bookmarkEnd w:id="134"/>
+    <w:bookmarkStart w:id="135" w:name="参与事件-4"/>
     <w:p>
       <w:pPr>
         <w:pStyle w:val="Heading3"/>
@@ -18335,7 +20004,7 @@
         <w:pStyle w:val="Compact"/>
         <w:numPr>
           <w:ilvl w:val="0"/>
-          <w:numId w:val="1029"/>
+          <w:numId w:val="1034"/>
         </w:numPr>
       </w:pPr>
       <w:r>
@@ -18350,7 +20019,7 @@
         <w:pStyle w:val="Compact"/>
         <w:numPr>
           <w:ilvl w:val="0"/>
-          <w:numId w:val="1029"/>
+          <w:numId w:val="1034"/>
         </w:numPr>
       </w:pPr>
       <w:r>
@@ -18365,7 +20034,7 @@
         <w:pStyle w:val="Compact"/>
         <w:numPr>
           <w:ilvl w:val="0"/>
-          <w:numId w:val="1029"/>
+          <w:numId w:val="1034"/>
         </w:numPr>
       </w:pPr>
       <w:r>
@@ -18380,7 +20049,7 @@
         <w:pStyle w:val="Compact"/>
         <w:numPr>
           <w:ilvl w:val="0"/>
-          <w:numId w:val="1029"/>
+          <w:numId w:val="1034"/>
         </w:numPr>
       </w:pPr>
       <w:r>
@@ -18395,7 +20064,7 @@
         <w:pStyle w:val="Compact"/>
         <w:numPr>
           <w:ilvl w:val="0"/>
-          <w:numId w:val="1029"/>
+          <w:numId w:val="1034"/>
         </w:numPr>
       </w:pPr>
       <w:r>
@@ -18410,7 +20079,7 @@
         <w:pStyle w:val="Compact"/>
         <w:numPr>
           <w:ilvl w:val="0"/>
-          <w:numId w:val="1029"/>
+          <w:numId w:val="1034"/>
         </w:numPr>
       </w:pPr>
       <w:r>
@@ -18420,8 +20089,8 @@
         <w:t xml:space="preserve">说出口想开饭馆（情感事件）</w:t>
       </w:r>
     </w:p>
-    <w:bookmarkEnd w:id="130"/>
-    <w:bookmarkStart w:id="131" w:name="视觉设计参考-4"/>
+    <w:bookmarkEnd w:id="135"/>
+    <w:bookmarkStart w:id="136" w:name="视觉设计参考-4"/>
     <w:p>
       <w:pPr>
         <w:pStyle w:val="Heading3"/>
@@ -18438,7 +20107,7 @@
         <w:pStyle w:val="Compact"/>
         <w:numPr>
           <w:ilvl w:val="0"/>
-          <w:numId w:val="1030"/>
+          <w:numId w:val="1035"/>
         </w:numPr>
       </w:pPr>
       <w:r>
@@ -18453,7 +20122,7 @@
         <w:pStyle w:val="Compact"/>
         <w:numPr>
           <w:ilvl w:val="0"/>
-          <w:numId w:val="1030"/>
+          <w:numId w:val="1035"/>
         </w:numPr>
       </w:pPr>
       <w:r>
@@ -18468,7 +20137,7 @@
         <w:pStyle w:val="Compact"/>
         <w:numPr>
           <w:ilvl w:val="0"/>
-          <w:numId w:val="1030"/>
+          <w:numId w:val="1035"/>
         </w:numPr>
       </w:pPr>
       <w:r>
@@ -18483,7 +20152,7 @@
         <w:pStyle w:val="Compact"/>
         <w:numPr>
           <w:ilvl w:val="0"/>
-          <w:numId w:val="1030"/>
+          <w:numId w:val="1035"/>
         </w:numPr>
       </w:pPr>
       <w:r>
@@ -18500,9 +20169,9 @@
         </w:pict>
       </w:r>
     </w:p>
-    <w:bookmarkEnd w:id="131"/>
-    <w:bookmarkEnd w:id="132"/>
-    <w:bookmarkStart w:id="240" w:name="二表哥"/>
+    <w:bookmarkEnd w:id="136"/>
+    <w:bookmarkEnd w:id="137"/>
+    <w:bookmarkStart w:id="245" w:name="二表哥"/>
     <w:p>
       <w:pPr>
         <w:pStyle w:val="Heading2"/>
@@ -18514,7 +20183,7 @@
         <w:t xml:space="preserve">二表哥</w:t>
       </w:r>
     </w:p>
-    <w:bookmarkStart w:id="133" w:name="基本信息-5"/>
+    <w:bookmarkStart w:id="138" w:name="基本信息-5"/>
     <w:p>
       <w:pPr>
         <w:pStyle w:val="Heading3"/>
@@ -18663,8 +20332,8 @@
         </w:tc>
       </w:tr>
     </w:tbl>
-    <w:bookmarkEnd w:id="133"/>
-    <w:bookmarkStart w:id="134" w:name="人物小传-5"/>
+    <w:bookmarkEnd w:id="138"/>
+    <w:bookmarkStart w:id="139" w:name="人物小传-5"/>
     <w:p>
       <w:pPr>
         <w:pStyle w:val="Heading3"/>
@@ -18765,8 +20434,8 @@
         <w:t xml:space="preserve">二表哥是”现在的舅舅”——安于现状，不争不抢，在乡下过自己的日子。但他比舅舅快乐，因为他还没有经历过失去。</w:t>
       </w:r>
     </w:p>
-    <w:bookmarkEnd w:id="134"/>
-    <w:bookmarkStart w:id="135" w:name="性格特点-5"/>
+    <w:bookmarkEnd w:id="139"/>
+    <w:bookmarkStart w:id="140" w:name="性格特点-5"/>
     <w:p>
       <w:pPr>
         <w:pStyle w:val="Heading3"/>
@@ -18783,7 +20452,7 @@
         <w:pStyle w:val="Compact"/>
         <w:numPr>
           <w:ilvl w:val="0"/>
-          <w:numId w:val="1031"/>
+          <w:numId w:val="1036"/>
         </w:numPr>
       </w:pPr>
       <w:r>
@@ -18806,7 +20475,7 @@
         <w:pStyle w:val="Compact"/>
         <w:numPr>
           <w:ilvl w:val="0"/>
-          <w:numId w:val="1031"/>
+          <w:numId w:val="1036"/>
         </w:numPr>
       </w:pPr>
       <w:r>
@@ -18829,7 +20498,7 @@
         <w:pStyle w:val="Compact"/>
         <w:numPr>
           <w:ilvl w:val="0"/>
-          <w:numId w:val="1031"/>
+          <w:numId w:val="1036"/>
         </w:numPr>
       </w:pPr>
       <w:r>
@@ -18852,7 +20521,7 @@
         <w:pStyle w:val="Compact"/>
         <w:numPr>
           <w:ilvl w:val="0"/>
-          <w:numId w:val="1031"/>
+          <w:numId w:val="1036"/>
         </w:numPr>
       </w:pPr>
       <w:r>
@@ -18875,7 +20544,7 @@
         <w:pStyle w:val="Compact"/>
         <w:numPr>
           <w:ilvl w:val="0"/>
-          <w:numId w:val="1031"/>
+          <w:numId w:val="1036"/>
         </w:numPr>
       </w:pPr>
       <w:r>
@@ -18898,7 +20567,7 @@
         <w:pStyle w:val="Compact"/>
         <w:numPr>
           <w:ilvl w:val="0"/>
-          <w:numId w:val="1031"/>
+          <w:numId w:val="1036"/>
         </w:numPr>
       </w:pPr>
       <w:r>
@@ -18921,7 +20590,7 @@
         <w:pStyle w:val="Compact"/>
         <w:numPr>
           <w:ilvl w:val="0"/>
-          <w:numId w:val="1031"/>
+          <w:numId w:val="1036"/>
         </w:numPr>
       </w:pPr>
       <w:r>
@@ -18939,8 +20608,8 @@
         <w:t xml:space="preserve">：不喜欢去城里，觉得自己在那里什么都不是</w:t>
       </w:r>
     </w:p>
-    <w:bookmarkEnd w:id="135"/>
-    <w:bookmarkStart w:id="136" w:name="与舅舅的关系-3"/>
+    <w:bookmarkEnd w:id="140"/>
+    <w:bookmarkStart w:id="141" w:name="与舅舅的关系-3"/>
     <w:p>
       <w:pPr>
         <w:pStyle w:val="Heading3"/>
@@ -18963,8 +20632,8 @@
         <w:t xml:space="preserve">二表哥一直住在大屋里，跟舅舅抬头不见抬头见。舅舅对他有点严厉——不是大表哥那种吵架式的对抗，而是更拧巴的一种严厉。他其实有点害怕二表哥和自己一样，沉沦在乡下，一辈子就这样了。他在二表哥身上看到了自己的影子，这让他焦虑。但二表哥不像大表哥那样顶嘴，舅舅骂他他就听着，听完该干嘛干嘛，舅舅的火发不出来，闷在心里。</w:t>
       </w:r>
     </w:p>
-    <w:bookmarkEnd w:id="136"/>
-    <w:bookmarkStart w:id="137" w:name="与舅妈的关系-2"/>
+    <w:bookmarkEnd w:id="141"/>
+    <w:bookmarkStart w:id="142" w:name="与舅妈的关系-2"/>
     <w:p>
       <w:pPr>
         <w:pStyle w:val="Heading3"/>
@@ -18987,8 +20656,8 @@
         <w:t xml:space="preserve">舅妈对二表哥格外关爱。大表哥有本事，敢闯荡，有手艺，舅妈不担心他。但二表哥看上去没什么特长，在乡下晃来晃去，舅妈看在眼里，疼在心里。她不会说什么重话，只是默默多照顾一些——好吃的多给他留一份，天冷了提醒他加衣服。二表哥知道妈妈对他好，偶尔也会主动帮舅妈干点活。</w:t>
       </w:r>
     </w:p>
-    <w:bookmarkEnd w:id="137"/>
-    <w:bookmarkStart w:id="138" w:name="与大表哥的关系"/>
+    <w:bookmarkEnd w:id="142"/>
+    <w:bookmarkStart w:id="143" w:name="与大表哥的关系"/>
     <w:p>
       <w:pPr>
         <w:pStyle w:val="Heading3"/>
@@ -19022,8 +20691,8 @@
         <w:t xml:space="preserve">他其实挺佩服大哥的——敢出去闯，有手艺，有想法。但他不会说出来。</w:t>
       </w:r>
     </w:p>
-    <w:bookmarkEnd w:id="138"/>
-    <w:bookmarkStart w:id="139" w:name="与主角的关系-5"/>
+    <w:bookmarkEnd w:id="143"/>
+    <w:bookmarkStart w:id="144" w:name="与主角的关系-5"/>
     <w:p>
       <w:pPr>
         <w:pStyle w:val="Heading3"/>
@@ -19186,8 +20855,8 @@
         <w:t xml:space="preserve">二表哥是主角”童年”本身。跟大表哥在一起是”学到东西”，跟二表哥在一起是”玩得开心”。当主角将来面临回城读书的选择时，二表哥是那个最不舍的人。</w:t>
       </w:r>
     </w:p>
-    <w:bookmarkEnd w:id="139"/>
-    <w:bookmarkStart w:id="140" w:name="说话方式-5"/>
+    <w:bookmarkEnd w:id="144"/>
+    <w:bookmarkStart w:id="145" w:name="说话方式-5"/>
     <w:p>
       <w:pPr>
         <w:pStyle w:val="Heading3"/>
@@ -19204,7 +20873,7 @@
         <w:pStyle w:val="Compact"/>
         <w:numPr>
           <w:ilvl w:val="0"/>
-          <w:numId w:val="1032"/>
+          <w:numId w:val="1037"/>
         </w:numPr>
       </w:pPr>
       <w:r>
@@ -19219,7 +20888,7 @@
         <w:pStyle w:val="Compact"/>
         <w:numPr>
           <w:ilvl w:val="0"/>
-          <w:numId w:val="1032"/>
+          <w:numId w:val="1037"/>
         </w:numPr>
       </w:pPr>
       <w:r>
@@ -19252,7 +20921,7 @@
         <w:pStyle w:val="Compact"/>
         <w:numPr>
           <w:ilvl w:val="0"/>
-          <w:numId w:val="1032"/>
+          <w:numId w:val="1037"/>
         </w:numPr>
       </w:pPr>
       <w:r>
@@ -19267,7 +20936,7 @@
         <w:pStyle w:val="Compact"/>
         <w:numPr>
           <w:ilvl w:val="0"/>
-          <w:numId w:val="1032"/>
+          <w:numId w:val="1037"/>
         </w:numPr>
       </w:pPr>
       <w:r>
@@ -19277,8 +20946,8 @@
         <w:t xml:space="preserve">偶尔冒出一句让人哭笑不得的话</w:t>
       </w:r>
     </w:p>
-    <w:bookmarkEnd w:id="140"/>
-    <w:bookmarkStart w:id="141" w:name="参与事件-5"/>
+    <w:bookmarkEnd w:id="145"/>
+    <w:bookmarkStart w:id="146" w:name="参与事件-5"/>
     <w:p>
       <w:pPr>
         <w:pStyle w:val="Heading3"/>
@@ -19295,7 +20964,7 @@
         <w:pStyle w:val="Compact"/>
         <w:numPr>
           <w:ilvl w:val="0"/>
-          <w:numId w:val="1033"/>
+          <w:numId w:val="1038"/>
         </w:numPr>
       </w:pPr>
       <w:r>
@@ -19310,7 +20979,7 @@
         <w:pStyle w:val="Compact"/>
         <w:numPr>
           <w:ilvl w:val="0"/>
-          <w:numId w:val="1033"/>
+          <w:numId w:val="1038"/>
         </w:numPr>
       </w:pPr>
       <w:r>
@@ -19325,7 +20994,7 @@
         <w:pStyle w:val="Compact"/>
         <w:numPr>
           <w:ilvl w:val="0"/>
-          <w:numId w:val="1033"/>
+          <w:numId w:val="1038"/>
         </w:numPr>
       </w:pPr>
       <w:r>
@@ -19340,7 +21009,7 @@
         <w:pStyle w:val="Compact"/>
         <w:numPr>
           <w:ilvl w:val="0"/>
-          <w:numId w:val="1033"/>
+          <w:numId w:val="1038"/>
         </w:numPr>
       </w:pPr>
       <w:r>
@@ -19355,7 +21024,7 @@
         <w:pStyle w:val="Compact"/>
         <w:numPr>
           <w:ilvl w:val="0"/>
-          <w:numId w:val="1033"/>
+          <w:numId w:val="1038"/>
         </w:numPr>
       </w:pPr>
       <w:r>
@@ -19370,7 +21039,7 @@
         <w:pStyle w:val="Compact"/>
         <w:numPr>
           <w:ilvl w:val="0"/>
-          <w:numId w:val="1033"/>
+          <w:numId w:val="1038"/>
         </w:numPr>
       </w:pPr>
       <w:r>
@@ -19380,8 +21049,8 @@
         <w:t xml:space="preserve">主角要回城读书时的分别事件</w:t>
       </w:r>
     </w:p>
-    <w:bookmarkEnd w:id="141"/>
-    <w:bookmarkStart w:id="239" w:name="视觉设计参考-5"/>
+    <w:bookmarkEnd w:id="146"/>
+    <w:bookmarkStart w:id="244" w:name="视觉设计参考-5"/>
     <w:p>
       <w:pPr>
         <w:pStyle w:val="Heading3"/>
@@ -19398,7 +21067,7 @@
         <w:pStyle w:val="Compact"/>
         <w:numPr>
           <w:ilvl w:val="0"/>
-          <w:numId w:val="1034"/>
+          <w:numId w:val="1039"/>
         </w:numPr>
       </w:pPr>
       <w:r>
@@ -19413,7 +21082,7 @@
         <w:pStyle w:val="Compact"/>
         <w:numPr>
           <w:ilvl w:val="0"/>
-          <w:numId w:val="1034"/>
+          <w:numId w:val="1039"/>
         </w:numPr>
       </w:pPr>
       <w:r>
@@ -19428,7 +21097,7 @@
         <w:pStyle w:val="Compact"/>
         <w:numPr>
           <w:ilvl w:val="0"/>
-          <w:numId w:val="1034"/>
+          <w:numId w:val="1039"/>
         </w:numPr>
       </w:pPr>
       <w:r>
@@ -19443,7 +21112,7 @@
         <w:pStyle w:val="Compact"/>
         <w:numPr>
           <w:ilvl w:val="0"/>
-          <w:numId w:val="1034"/>
+          <w:numId w:val="1039"/>
         </w:numPr>
       </w:pPr>
       <w:r>
@@ -19458,7 +21127,7 @@
         <w:pStyle w:val="Compact"/>
         <w:numPr>
           <w:ilvl w:val="0"/>
-          <w:numId w:val="1034"/>
+          <w:numId w:val="1039"/>
         </w:numPr>
       </w:pPr>
       <w:r>
@@ -19480,7 +21149,7 @@
         <w:t xml:space="preserve">小明</w:t>
       </w:r>
     </w:p>
-    <w:bookmarkStart w:id="142" w:name="基本信息-6"/>
+    <w:bookmarkStart w:id="147" w:name="基本信息-6"/>
     <w:p>
       <w:pPr>
         <w:pStyle w:val="Heading4"/>
@@ -19661,8 +21330,8 @@
         </w:tc>
       </w:tr>
     </w:tbl>
-    <w:bookmarkEnd w:id="142"/>
-    <w:bookmarkStart w:id="143" w:name="人物小传-6"/>
+    <w:bookmarkEnd w:id="147"/>
+    <w:bookmarkStart w:id="148" w:name="人物小传-6"/>
     <w:p>
       <w:pPr>
         <w:pStyle w:val="Heading4"/>
@@ -19774,8 +21443,8 @@
         <w:t xml:space="preserve">但他在朋友面前从来不提这些。他永远是那个笑嘻嘻的、带头疯玩的小明。他的坚强不是装出来的，是他真的学会了——哭完了还是得回家帮妈妈做饭。</w:t>
       </w:r>
     </w:p>
-    <w:bookmarkEnd w:id="143"/>
-    <w:bookmarkStart w:id="144" w:name="性格特点-6"/>
+    <w:bookmarkEnd w:id="148"/>
+    <w:bookmarkStart w:id="149" w:name="性格特点-6"/>
     <w:p>
       <w:pPr>
         <w:pStyle w:val="Heading4"/>
@@ -19792,7 +21461,7 @@
         <w:pStyle w:val="Compact"/>
         <w:numPr>
           <w:ilvl w:val="0"/>
-          <w:numId w:val="1035"/>
+          <w:numId w:val="1040"/>
         </w:numPr>
       </w:pPr>
       <w:r>
@@ -19815,7 +21484,7 @@
         <w:pStyle w:val="Compact"/>
         <w:numPr>
           <w:ilvl w:val="0"/>
-          <w:numId w:val="1035"/>
+          <w:numId w:val="1040"/>
         </w:numPr>
       </w:pPr>
       <w:r>
@@ -19838,7 +21507,7 @@
         <w:pStyle w:val="Compact"/>
         <w:numPr>
           <w:ilvl w:val="0"/>
-          <w:numId w:val="1035"/>
+          <w:numId w:val="1040"/>
         </w:numPr>
       </w:pPr>
       <w:r>
@@ -19873,7 +21542,7 @@
         <w:pStyle w:val="Compact"/>
         <w:numPr>
           <w:ilvl w:val="0"/>
-          <w:numId w:val="1035"/>
+          <w:numId w:val="1040"/>
         </w:numPr>
       </w:pPr>
       <w:r>
@@ -19896,7 +21565,7 @@
         <w:pStyle w:val="Compact"/>
         <w:numPr>
           <w:ilvl w:val="0"/>
-          <w:numId w:val="1035"/>
+          <w:numId w:val="1040"/>
         </w:numPr>
       </w:pPr>
       <w:r>
@@ -19914,8 +21583,8 @@
         <w:t xml:space="preserve">：嘴上说”我才不怕”，其实心里也发怵，但为了面子死撑</w:t>
       </w:r>
     </w:p>
-    <w:bookmarkEnd w:id="144"/>
-    <w:bookmarkStart w:id="145" w:name="说话方式-6"/>
+    <w:bookmarkEnd w:id="149"/>
+    <w:bookmarkStart w:id="150" w:name="说话方式-6"/>
     <w:p>
       <w:pPr>
         <w:pStyle w:val="Heading4"/>
@@ -19932,7 +21601,7 @@
         <w:pStyle w:val="Compact"/>
         <w:numPr>
           <w:ilvl w:val="0"/>
-          <w:numId w:val="1036"/>
+          <w:numId w:val="1041"/>
         </w:numPr>
       </w:pPr>
       <w:r>
@@ -19947,7 +21616,7 @@
         <w:pStyle w:val="Compact"/>
         <w:numPr>
           <w:ilvl w:val="0"/>
-          <w:numId w:val="1036"/>
+          <w:numId w:val="1041"/>
         </w:numPr>
       </w:pPr>
       <w:r>
@@ -19974,7 +21643,7 @@
         <w:pStyle w:val="Compact"/>
         <w:numPr>
           <w:ilvl w:val="0"/>
-          <w:numId w:val="1036"/>
+          <w:numId w:val="1041"/>
         </w:numPr>
       </w:pPr>
       <w:r>
@@ -19995,7 +21664,7 @@
         <w:pStyle w:val="Compact"/>
         <w:numPr>
           <w:ilvl w:val="0"/>
-          <w:numId w:val="1036"/>
+          <w:numId w:val="1041"/>
         </w:numPr>
       </w:pPr>
       <w:r>
@@ -20022,7 +21691,7 @@
         <w:pStyle w:val="Compact"/>
         <w:numPr>
           <w:ilvl w:val="0"/>
-          <w:numId w:val="1036"/>
+          <w:numId w:val="1041"/>
         </w:numPr>
       </w:pPr>
       <w:r>
@@ -20032,8 +21701,8 @@
         <w:t xml:space="preserve">提到家里的事会轻描淡写带过，不让人觉得他特殊</w:t>
       </w:r>
     </w:p>
-    <w:bookmarkEnd w:id="145"/>
-    <w:bookmarkStart w:id="146" w:name="与主角的关系-6"/>
+    <w:bookmarkEnd w:id="150"/>
+    <w:bookmarkStart w:id="151" w:name="与主角的关系-6"/>
     <w:p>
       <w:pPr>
         <w:pStyle w:val="Heading4"/>
@@ -20261,8 +21930,8 @@
         <w:t xml:space="preserve">小明是主角”在村里站住脚”的关键。二表哥是血缘上的依靠，小明是社交上的桥梁。两人都是”不完整”的孩子，但小明比主角更早学会了接受。</w:t>
       </w:r>
     </w:p>
-    <w:bookmarkEnd w:id="146"/>
-    <w:bookmarkStart w:id="147" w:name="与二表哥的关系-1"/>
+    <w:bookmarkEnd w:id="151"/>
+    <w:bookmarkStart w:id="152" w:name="与二表哥的关系-1"/>
     <w:p>
       <w:pPr>
         <w:pStyle w:val="Heading4"/>
@@ -20296,8 +21965,8 @@
         <w:t xml:space="preserve">在带主角玩这件事上，两人有点”竞争”的意思：二表哥觉得主角是自己表弟，自己带就行；小明觉得多一个人多一份热闹，干嘛不让主角跟大家一起玩。</w:t>
       </w:r>
     </w:p>
-    <w:bookmarkEnd w:id="147"/>
-    <w:bookmarkStart w:id="148" w:name="与阿旺阿宝的关系"/>
+    <w:bookmarkEnd w:id="152"/>
+    <w:bookmarkStart w:id="153" w:name="与阿旺阿宝的关系"/>
     <w:p>
       <w:pPr>
         <w:pStyle w:val="Heading4"/>
@@ -20320,8 +21989,8 @@
         <w:t xml:space="preserve">小明和胖兄弟是从小玩到大的邻居。他对阿宝经常翻白眼——阿宝总是惹祸，擦屁股的活经常是小明干。但他打心底把两兄弟当铁哥们。</w:t>
       </w:r>
     </w:p>
-    <w:bookmarkEnd w:id="148"/>
-    <w:bookmarkStart w:id="149" w:name="与母亲的关系"/>
+    <w:bookmarkEnd w:id="153"/>
+    <w:bookmarkStart w:id="154" w:name="与母亲的关系"/>
     <w:p>
       <w:pPr>
         <w:pStyle w:val="Heading4"/>
@@ -20388,8 +22057,8 @@
         <w:t xml:space="preserve">妈妈没有给小明一个完整的家，但给了他一副硬骨头。这副骨头让他以后能去参军、能扛枪、能保家卫国。</w:t>
       </w:r>
     </w:p>
-    <w:bookmarkEnd w:id="149"/>
-    <w:bookmarkStart w:id="150" w:name="参与事件-6"/>
+    <w:bookmarkEnd w:id="154"/>
+    <w:bookmarkStart w:id="155" w:name="参与事件-6"/>
     <w:p>
       <w:pPr>
         <w:pStyle w:val="Heading4"/>
@@ -20406,7 +22075,7 @@
         <w:pStyle w:val="Compact"/>
         <w:numPr>
           <w:ilvl w:val="0"/>
-          <w:numId w:val="1037"/>
+          <w:numId w:val="1042"/>
         </w:numPr>
       </w:pPr>
       <w:r>
@@ -20421,7 +22090,7 @@
         <w:pStyle w:val="Compact"/>
         <w:numPr>
           <w:ilvl w:val="0"/>
-          <w:numId w:val="1037"/>
+          <w:numId w:val="1042"/>
         </w:numPr>
       </w:pPr>
       <w:r>
@@ -20436,7 +22105,7 @@
         <w:pStyle w:val="Compact"/>
         <w:numPr>
           <w:ilvl w:val="0"/>
-          <w:numId w:val="1037"/>
+          <w:numId w:val="1042"/>
         </w:numPr>
       </w:pPr>
       <w:r>
@@ -20451,7 +22120,7 @@
         <w:pStyle w:val="Compact"/>
         <w:numPr>
           <w:ilvl w:val="0"/>
-          <w:numId w:val="1037"/>
+          <w:numId w:val="1042"/>
         </w:numPr>
       </w:pPr>
       <w:r>
@@ -20466,7 +22135,7 @@
         <w:pStyle w:val="Compact"/>
         <w:numPr>
           <w:ilvl w:val="0"/>
-          <w:numId w:val="1037"/>
+          <w:numId w:val="1042"/>
         </w:numPr>
       </w:pPr>
       <w:r>
@@ -20481,7 +22150,7 @@
         <w:pStyle w:val="Compact"/>
         <w:numPr>
           <w:ilvl w:val="0"/>
-          <w:numId w:val="1037"/>
+          <w:numId w:val="1042"/>
         </w:numPr>
       </w:pPr>
       <w:r>
@@ -20496,7 +22165,7 @@
         <w:pStyle w:val="Compact"/>
         <w:numPr>
           <w:ilvl w:val="0"/>
-          <w:numId w:val="1037"/>
+          <w:numId w:val="1042"/>
         </w:numPr>
       </w:pPr>
       <w:r>
@@ -20511,7 +22180,7 @@
         <w:pStyle w:val="Compact"/>
         <w:numPr>
           <w:ilvl w:val="0"/>
-          <w:numId w:val="1037"/>
+          <w:numId w:val="1042"/>
         </w:numPr>
       </w:pPr>
       <w:r>
@@ -20526,7 +22195,7 @@
         <w:pStyle w:val="Compact"/>
         <w:numPr>
           <w:ilvl w:val="0"/>
-          <w:numId w:val="1037"/>
+          <w:numId w:val="1042"/>
         </w:numPr>
       </w:pPr>
       <w:r>
@@ -20536,8 +22205,8 @@
         <w:t xml:space="preserve">主角要回城时小明笑着送别的事件</w:t>
       </w:r>
     </w:p>
-    <w:bookmarkEnd w:id="150"/>
-    <w:bookmarkStart w:id="151" w:name="视觉设计参考-6"/>
+    <w:bookmarkEnd w:id="155"/>
+    <w:bookmarkStart w:id="156" w:name="视觉设计参考-6"/>
     <w:p>
       <w:pPr>
         <w:pStyle w:val="Heading4"/>
@@ -20554,7 +22223,7 @@
         <w:pStyle w:val="Compact"/>
         <w:numPr>
           <w:ilvl w:val="0"/>
-          <w:numId w:val="1038"/>
+          <w:numId w:val="1043"/>
         </w:numPr>
       </w:pPr>
       <w:r>
@@ -20569,7 +22238,7 @@
         <w:pStyle w:val="Compact"/>
         <w:numPr>
           <w:ilvl w:val="0"/>
-          <w:numId w:val="1038"/>
+          <w:numId w:val="1043"/>
         </w:numPr>
       </w:pPr>
       <w:r>
@@ -20584,7 +22253,7 @@
         <w:pStyle w:val="Compact"/>
         <w:numPr>
           <w:ilvl w:val="0"/>
-          <w:numId w:val="1038"/>
+          <w:numId w:val="1043"/>
         </w:numPr>
       </w:pPr>
       <w:r>
@@ -20599,7 +22268,7 @@
         <w:pStyle w:val="Compact"/>
         <w:numPr>
           <w:ilvl w:val="0"/>
-          <w:numId w:val="1038"/>
+          <w:numId w:val="1043"/>
         </w:numPr>
       </w:pPr>
       <w:r>
@@ -20614,7 +22283,7 @@
         <w:pStyle w:val="Compact"/>
         <w:numPr>
           <w:ilvl w:val="0"/>
-          <w:numId w:val="1038"/>
+          <w:numId w:val="1043"/>
         </w:numPr>
       </w:pPr>
       <w:r>
@@ -20629,7 +22298,7 @@
         <w:pStyle w:val="Compact"/>
         <w:numPr>
           <w:ilvl w:val="0"/>
-          <w:numId w:val="1038"/>
+          <w:numId w:val="1043"/>
         </w:numPr>
       </w:pPr>
       <w:r>
@@ -20646,8 +22315,8 @@
         </w:pict>
       </w:r>
     </w:p>
-    <w:bookmarkEnd w:id="151"/>
-    <w:bookmarkStart w:id="152" w:name="阿旺"/>
+    <w:bookmarkEnd w:id="156"/>
+    <w:bookmarkStart w:id="157" w:name="阿旺"/>
     <w:p>
       <w:pPr>
         <w:pStyle w:val="Heading4"/>
@@ -20659,8 +22328,8 @@
         <w:t xml:space="preserve">阿旺</w:t>
       </w:r>
     </w:p>
-    <w:bookmarkEnd w:id="152"/>
-    <w:bookmarkStart w:id="153" w:name="基本信息-7"/>
+    <w:bookmarkEnd w:id="157"/>
+    <w:bookmarkStart w:id="158" w:name="基本信息-7"/>
     <w:p>
       <w:pPr>
         <w:pStyle w:val="Heading4"/>
@@ -20841,8 +22510,8 @@
         </w:tc>
       </w:tr>
     </w:tbl>
-    <w:bookmarkEnd w:id="153"/>
-    <w:bookmarkStart w:id="154" w:name="人物小传-7"/>
+    <w:bookmarkEnd w:id="158"/>
+    <w:bookmarkStart w:id="159" w:name="人物小传-7"/>
     <w:p>
       <w:pPr>
         <w:pStyle w:val="Heading4"/>
@@ -20920,8 +22589,8 @@
         <w:t xml:space="preserve">他对弟弟阿宝有一种本能的保护欲。阿宝冒冒失失闯了祸，他不骂，只是默默跟在后面收拾。别人欺负阿宝，他二话不说站上去。他不跟人吵架，但他那个体型往那儿一站，很多事就解决了。</w:t>
       </w:r>
     </w:p>
-    <w:bookmarkEnd w:id="154"/>
-    <w:bookmarkStart w:id="155" w:name="性格特点-7"/>
+    <w:bookmarkEnd w:id="159"/>
+    <w:bookmarkStart w:id="160" w:name="性格特点-7"/>
     <w:p>
       <w:pPr>
         <w:pStyle w:val="Heading4"/>
@@ -20938,7 +22607,7 @@
         <w:pStyle w:val="Compact"/>
         <w:numPr>
           <w:ilvl w:val="0"/>
-          <w:numId w:val="1039"/>
+          <w:numId w:val="1044"/>
         </w:numPr>
       </w:pPr>
       <w:r>
@@ -20961,7 +22630,7 @@
         <w:pStyle w:val="Compact"/>
         <w:numPr>
           <w:ilvl w:val="0"/>
-          <w:numId w:val="1039"/>
+          <w:numId w:val="1044"/>
         </w:numPr>
       </w:pPr>
       <w:r>
@@ -20984,7 +22653,7 @@
         <w:pStyle w:val="Compact"/>
         <w:numPr>
           <w:ilvl w:val="0"/>
-          <w:numId w:val="1039"/>
+          <w:numId w:val="1044"/>
         </w:numPr>
       </w:pPr>
       <w:r>
@@ -21007,7 +22676,7 @@
         <w:pStyle w:val="Compact"/>
         <w:numPr>
           <w:ilvl w:val="0"/>
-          <w:numId w:val="1039"/>
+          <w:numId w:val="1044"/>
         </w:numPr>
       </w:pPr>
       <w:r>
@@ -21030,7 +22699,7 @@
         <w:pStyle w:val="Compact"/>
         <w:numPr>
           <w:ilvl w:val="0"/>
-          <w:numId w:val="1039"/>
+          <w:numId w:val="1044"/>
         </w:numPr>
       </w:pPr>
       <w:r>
@@ -21048,8 +22717,8 @@
         <w:t xml:space="preserve">：对阿宝有一种本能的保护，不许别人欺负他</w:t>
       </w:r>
     </w:p>
-    <w:bookmarkEnd w:id="155"/>
-    <w:bookmarkStart w:id="156" w:name="说话方式-7"/>
+    <w:bookmarkEnd w:id="160"/>
+    <w:bookmarkStart w:id="161" w:name="说话方式-7"/>
     <w:p>
       <w:pPr>
         <w:pStyle w:val="Heading4"/>
@@ -21066,7 +22735,7 @@
         <w:pStyle w:val="Compact"/>
         <w:numPr>
           <w:ilvl w:val="0"/>
-          <w:numId w:val="1040"/>
+          <w:numId w:val="1045"/>
         </w:numPr>
       </w:pPr>
       <w:r>
@@ -21099,7 +22768,7 @@
         <w:pStyle w:val="Compact"/>
         <w:numPr>
           <w:ilvl w:val="0"/>
-          <w:numId w:val="1040"/>
+          <w:numId w:val="1045"/>
         </w:numPr>
       </w:pPr>
       <w:r>
@@ -21114,7 +22783,7 @@
         <w:pStyle w:val="Compact"/>
         <w:numPr>
           <w:ilvl w:val="0"/>
-          <w:numId w:val="1040"/>
+          <w:numId w:val="1045"/>
         </w:numPr>
       </w:pPr>
       <w:r>
@@ -21141,7 +22810,7 @@
         <w:pStyle w:val="Compact"/>
         <w:numPr>
           <w:ilvl w:val="0"/>
-          <w:numId w:val="1040"/>
+          <w:numId w:val="1045"/>
         </w:numPr>
       </w:pPr>
       <w:r>
@@ -21163,8 +22832,8 @@
         <w:t xml:space="preserve">，但心里其实有想法</w:t>
       </w:r>
     </w:p>
-    <w:bookmarkEnd w:id="156"/>
-    <w:bookmarkStart w:id="157" w:name="与主角的关系-7"/>
+    <w:bookmarkEnd w:id="161"/>
+    <w:bookmarkStart w:id="162" w:name="与主角的关系-7"/>
     <w:p>
       <w:pPr>
         <w:pStyle w:val="Heading4"/>
@@ -21392,8 +23061,8 @@
         <w:t xml:space="preserve">阿旺是那种”不会说好听的，但你出了事他一定在”的朋友。也是那种走了之后你才发现他有多重要的朋友。</w:t>
       </w:r>
     </w:p>
-    <w:bookmarkEnd w:id="157"/>
-    <w:bookmarkStart w:id="158" w:name="与阿宝的关系"/>
+    <w:bookmarkEnd w:id="162"/>
+    <w:bookmarkStart w:id="163" w:name="与阿宝的关系"/>
     <w:p>
       <w:pPr>
         <w:pStyle w:val="Heading4"/>
@@ -21438,8 +23107,8 @@
         <w:t xml:space="preserve">但阿旺也有一点小委屈：所有人都觉得他是”阿宝的哥哥”，没人注意他自己的感受。他不说，不代表不在意。</w:t>
       </w:r>
     </w:p>
-    <w:bookmarkEnd w:id="158"/>
-    <w:bookmarkStart w:id="159" w:name="与家人的关系"/>
+    <w:bookmarkEnd w:id="163"/>
+    <w:bookmarkStart w:id="164" w:name="与家人的关系"/>
     <w:p>
       <w:pPr>
         <w:pStyle w:val="Heading4"/>
@@ -21495,8 +23164,8 @@
         <w:t xml:space="preserve">阿旺家和舅舅家是另一种对照：舅舅家没钱但有温度，阿旺家有钱但冷清。游戏不评断哪种更好，只呈现。</w:t>
       </w:r>
     </w:p>
-    <w:bookmarkEnd w:id="159"/>
-    <w:bookmarkStart w:id="160" w:name="参与事件-7"/>
+    <w:bookmarkEnd w:id="164"/>
+    <w:bookmarkStart w:id="165" w:name="参与事件-7"/>
     <w:p>
       <w:pPr>
         <w:pStyle w:val="Heading4"/>
@@ -21513,7 +23182,7 @@
         <w:pStyle w:val="Compact"/>
         <w:numPr>
           <w:ilvl w:val="0"/>
-          <w:numId w:val="1041"/>
+          <w:numId w:val="1046"/>
         </w:numPr>
       </w:pPr>
       <w:r>
@@ -21528,7 +23197,7 @@
         <w:pStyle w:val="Compact"/>
         <w:numPr>
           <w:ilvl w:val="0"/>
-          <w:numId w:val="1041"/>
+          <w:numId w:val="1046"/>
         </w:numPr>
       </w:pPr>
       <w:r>
@@ -21543,7 +23212,7 @@
         <w:pStyle w:val="Compact"/>
         <w:numPr>
           <w:ilvl w:val="0"/>
-          <w:numId w:val="1041"/>
+          <w:numId w:val="1046"/>
         </w:numPr>
       </w:pPr>
       <w:r>
@@ -21558,7 +23227,7 @@
         <w:pStyle w:val="Compact"/>
         <w:numPr>
           <w:ilvl w:val="0"/>
-          <w:numId w:val="1041"/>
+          <w:numId w:val="1046"/>
         </w:numPr>
       </w:pPr>
       <w:r>
@@ -21573,7 +23242,7 @@
         <w:pStyle w:val="Compact"/>
         <w:numPr>
           <w:ilvl w:val="0"/>
-          <w:numId w:val="1041"/>
+          <w:numId w:val="1046"/>
         </w:numPr>
       </w:pPr>
       <w:r>
@@ -21588,7 +23257,7 @@
         <w:pStyle w:val="Compact"/>
         <w:numPr>
           <w:ilvl w:val="0"/>
-          <w:numId w:val="1041"/>
+          <w:numId w:val="1046"/>
         </w:numPr>
       </w:pPr>
       <w:r>
@@ -21603,7 +23272,7 @@
         <w:pStyle w:val="Compact"/>
         <w:numPr>
           <w:ilvl w:val="0"/>
-          <w:numId w:val="1041"/>
+          <w:numId w:val="1046"/>
         </w:numPr>
       </w:pPr>
       <w:r>
@@ -21618,7 +23287,7 @@
         <w:pStyle w:val="Compact"/>
         <w:numPr>
           <w:ilvl w:val="0"/>
-          <w:numId w:val="1041"/>
+          <w:numId w:val="1046"/>
         </w:numPr>
       </w:pPr>
       <w:r>
@@ -21628,8 +23297,8 @@
         <w:t xml:space="preserve">爸妈来接他们去县城、阿旺默默把零食全塞给主角的离别事件</w:t>
       </w:r>
     </w:p>
-    <w:bookmarkEnd w:id="160"/>
-    <w:bookmarkStart w:id="161" w:name="视觉设计参考-7"/>
+    <w:bookmarkEnd w:id="165"/>
+    <w:bookmarkStart w:id="166" w:name="视觉设计参考-7"/>
     <w:p>
       <w:pPr>
         <w:pStyle w:val="Heading4"/>
@@ -21646,7 +23315,7 @@
         <w:pStyle w:val="Compact"/>
         <w:numPr>
           <w:ilvl w:val="0"/>
-          <w:numId w:val="1042"/>
+          <w:numId w:val="1047"/>
         </w:numPr>
       </w:pPr>
       <w:r>
@@ -21661,7 +23330,7 @@
         <w:pStyle w:val="Compact"/>
         <w:numPr>
           <w:ilvl w:val="0"/>
-          <w:numId w:val="1042"/>
+          <w:numId w:val="1047"/>
         </w:numPr>
       </w:pPr>
       <w:r>
@@ -21676,7 +23345,7 @@
         <w:pStyle w:val="Compact"/>
         <w:numPr>
           <w:ilvl w:val="0"/>
-          <w:numId w:val="1042"/>
+          <w:numId w:val="1047"/>
         </w:numPr>
       </w:pPr>
       <w:r>
@@ -21691,7 +23360,7 @@
         <w:pStyle w:val="Compact"/>
         <w:numPr>
           <w:ilvl w:val="0"/>
-          <w:numId w:val="1042"/>
+          <w:numId w:val="1047"/>
         </w:numPr>
       </w:pPr>
       <w:r>
@@ -21706,7 +23375,7 @@
         <w:pStyle w:val="Compact"/>
         <w:numPr>
           <w:ilvl w:val="0"/>
-          <w:numId w:val="1042"/>
+          <w:numId w:val="1047"/>
         </w:numPr>
       </w:pPr>
       <w:r>
@@ -21723,8 +23392,8 @@
         </w:pict>
       </w:r>
     </w:p>
-    <w:bookmarkEnd w:id="161"/>
-    <w:bookmarkStart w:id="162" w:name="阿宝"/>
+    <w:bookmarkEnd w:id="166"/>
+    <w:bookmarkStart w:id="167" w:name="阿宝"/>
     <w:p>
       <w:pPr>
         <w:pStyle w:val="Heading4"/>
@@ -21736,8 +23405,8 @@
         <w:t xml:space="preserve">阿宝</w:t>
       </w:r>
     </w:p>
-    <w:bookmarkEnd w:id="162"/>
-    <w:bookmarkStart w:id="163" w:name="基本信息-8"/>
+    <w:bookmarkEnd w:id="167"/>
+    <w:bookmarkStart w:id="168" w:name="基本信息-8"/>
     <w:p>
       <w:pPr>
         <w:pStyle w:val="Heading4"/>
@@ -21918,8 +23587,8 @@
         </w:tc>
       </w:tr>
     </w:tbl>
-    <w:bookmarkEnd w:id="163"/>
-    <w:bookmarkStart w:id="164" w:name="人物小传-8"/>
+    <w:bookmarkEnd w:id="168"/>
+    <w:bookmarkStart w:id="169" w:name="人物小传-8"/>
     <w:p>
       <w:pPr>
         <w:pStyle w:val="Heading4"/>
@@ -22008,8 +23677,8 @@
         <w:t xml:space="preserve">他是整个小团体的快乐源泉。大家都习惯了他出丑，也都习惯了在他出丑之后笑着把他拉起来。</w:t>
       </w:r>
     </w:p>
-    <w:bookmarkEnd w:id="164"/>
-    <w:bookmarkStart w:id="165" w:name="性格特点-8"/>
+    <w:bookmarkEnd w:id="169"/>
+    <w:bookmarkStart w:id="170" w:name="性格特点-8"/>
     <w:p>
       <w:pPr>
         <w:pStyle w:val="Heading4"/>
@@ -22026,7 +23695,7 @@
         <w:pStyle w:val="Compact"/>
         <w:numPr>
           <w:ilvl w:val="0"/>
-          <w:numId w:val="1043"/>
+          <w:numId w:val="1048"/>
         </w:numPr>
       </w:pPr>
       <w:r>
@@ -22049,7 +23718,7 @@
         <w:pStyle w:val="Compact"/>
         <w:numPr>
           <w:ilvl w:val="0"/>
-          <w:numId w:val="1043"/>
+          <w:numId w:val="1048"/>
         </w:numPr>
       </w:pPr>
       <w:r>
@@ -22072,7 +23741,7 @@
         <w:pStyle w:val="Compact"/>
         <w:numPr>
           <w:ilvl w:val="0"/>
-          <w:numId w:val="1043"/>
+          <w:numId w:val="1048"/>
         </w:numPr>
       </w:pPr>
       <w:r>
@@ -22095,7 +23764,7 @@
         <w:pStyle w:val="Compact"/>
         <w:numPr>
           <w:ilvl w:val="0"/>
-          <w:numId w:val="1043"/>
+          <w:numId w:val="1048"/>
         </w:numPr>
       </w:pPr>
       <w:r>
@@ -22118,7 +23787,7 @@
         <w:pStyle w:val="Compact"/>
         <w:numPr>
           <w:ilvl w:val="0"/>
-          <w:numId w:val="1043"/>
+          <w:numId w:val="1048"/>
         </w:numPr>
       </w:pPr>
       <w:r>
@@ -22136,8 +23805,8 @@
         <w:t xml:space="preserve">：心软，看到别人难过会手足无措地安慰</w:t>
       </w:r>
     </w:p>
-    <w:bookmarkEnd w:id="165"/>
-    <w:bookmarkStart w:id="166" w:name="说话方式-8"/>
+    <w:bookmarkEnd w:id="170"/>
+    <w:bookmarkStart w:id="171" w:name="说话方式-8"/>
     <w:p>
       <w:pPr>
         <w:pStyle w:val="Heading4"/>
@@ -22154,7 +23823,7 @@
         <w:pStyle w:val="Compact"/>
         <w:numPr>
           <w:ilvl w:val="0"/>
-          <w:numId w:val="1044"/>
+          <w:numId w:val="1049"/>
         </w:numPr>
       </w:pPr>
       <w:r>
@@ -22169,7 +23838,7 @@
         <w:pStyle w:val="Compact"/>
         <w:numPr>
           <w:ilvl w:val="0"/>
-          <w:numId w:val="1044"/>
+          <w:numId w:val="1049"/>
         </w:numPr>
       </w:pPr>
       <w:r>
@@ -22190,7 +23859,7 @@
         <w:pStyle w:val="Compact"/>
         <w:numPr>
           <w:ilvl w:val="0"/>
-          <w:numId w:val="1044"/>
+          <w:numId w:val="1049"/>
         </w:numPr>
       </w:pPr>
       <w:r>
@@ -22223,7 +23892,7 @@
         <w:pStyle w:val="Compact"/>
         <w:numPr>
           <w:ilvl w:val="0"/>
-          <w:numId w:val="1044"/>
+          <w:numId w:val="1049"/>
         </w:numPr>
       </w:pPr>
       <w:r>
@@ -22244,7 +23913,7 @@
         <w:pStyle w:val="Compact"/>
         <w:numPr>
           <w:ilvl w:val="0"/>
-          <w:numId w:val="1044"/>
+          <w:numId w:val="1049"/>
         </w:numPr>
       </w:pPr>
       <w:r>
@@ -22266,8 +23935,8 @@
         <w:t xml:space="preserve">（下次还会）</w:t>
       </w:r>
     </w:p>
-    <w:bookmarkEnd w:id="166"/>
-    <w:bookmarkStart w:id="167" w:name="与主角的关系-8"/>
+    <w:bookmarkEnd w:id="171"/>
+    <w:bookmarkStart w:id="172" w:name="与主角的关系-8"/>
     <w:p>
       <w:pPr>
         <w:pStyle w:val="Heading4"/>
@@ -22495,8 +24164,8 @@
         <w:t xml:space="preserve">阿宝是让主角”放下架子”的人。跟阿宝在一起不需要装，因为没人比他更丢脸。他走了以后，主角会发现村子里突然安静了很多。</w:t>
       </w:r>
     </w:p>
-    <w:bookmarkEnd w:id="167"/>
-    <w:bookmarkStart w:id="168" w:name="与阿旺的关系"/>
+    <w:bookmarkEnd w:id="172"/>
+    <w:bookmarkStart w:id="173" w:name="与阿旺的关系"/>
     <w:p>
       <w:pPr>
         <w:pStyle w:val="Heading4"/>
@@ -22541,8 +24210,8 @@
         <w:t xml:space="preserve">两兄弟之间有一种笨拙的温暖。阿宝经常说”我哥最厉害了”，阿旺从来不回应，但嘴角会偷偷翘一下。</w:t>
       </w:r>
     </w:p>
-    <w:bookmarkEnd w:id="168"/>
-    <w:bookmarkStart w:id="169" w:name="与小凤的关系"/>
+    <w:bookmarkEnd w:id="173"/>
+    <w:bookmarkStart w:id="174" w:name="与小凤的关系"/>
     <w:p>
       <w:pPr>
         <w:pStyle w:val="Heading4"/>
@@ -22565,8 +24234,8 @@
         <w:t xml:space="preserve">小凤是唯一一个能让阿宝闭嘴的人。她一瞪眼，阿宝就缩了。但阿宝也是最不怕小凤的人——被骂完了照样凑上去跟她玩，因为在他看来”小凤骂人是正常的，不骂才奇怪”。</w:t>
       </w:r>
     </w:p>
-    <w:bookmarkEnd w:id="169"/>
-    <w:bookmarkStart w:id="170" w:name="与家人的关系-1"/>
+    <w:bookmarkEnd w:id="174"/>
+    <w:bookmarkStart w:id="175" w:name="与家人的关系-1"/>
     <w:p>
       <w:pPr>
         <w:pStyle w:val="Heading4"/>
@@ -22633,8 +24302,8 @@
         <w:t xml:space="preserve">阿宝和主角一样，某种程度上也是”被送来的孩子”——只不过主角是被送来乡下，阿宝是被送来大屋。他们都在外婆家找到了自己家没有的温度。</w:t>
       </w:r>
     </w:p>
-    <w:bookmarkEnd w:id="170"/>
-    <w:bookmarkStart w:id="171" w:name="参与事件-8"/>
+    <w:bookmarkEnd w:id="175"/>
+    <w:bookmarkStart w:id="176" w:name="参与事件-8"/>
     <w:p>
       <w:pPr>
         <w:pStyle w:val="Heading4"/>
@@ -22651,7 +24320,7 @@
         <w:pStyle w:val="Compact"/>
         <w:numPr>
           <w:ilvl w:val="0"/>
-          <w:numId w:val="1045"/>
+          <w:numId w:val="1050"/>
         </w:numPr>
       </w:pPr>
       <w:r>
@@ -22666,7 +24335,7 @@
         <w:pStyle w:val="Compact"/>
         <w:numPr>
           <w:ilvl w:val="0"/>
-          <w:numId w:val="1045"/>
+          <w:numId w:val="1050"/>
         </w:numPr>
       </w:pPr>
       <w:r>
@@ -22681,7 +24350,7 @@
         <w:pStyle w:val="Compact"/>
         <w:numPr>
           <w:ilvl w:val="0"/>
-          <w:numId w:val="1045"/>
+          <w:numId w:val="1050"/>
         </w:numPr>
       </w:pPr>
       <w:r>
@@ -22696,7 +24365,7 @@
         <w:pStyle w:val="Compact"/>
         <w:numPr>
           <w:ilvl w:val="0"/>
-          <w:numId w:val="1045"/>
+          <w:numId w:val="1050"/>
         </w:numPr>
       </w:pPr>
       <w:r>
@@ -22711,7 +24380,7 @@
         <w:pStyle w:val="Compact"/>
         <w:numPr>
           <w:ilvl w:val="0"/>
-          <w:numId w:val="1045"/>
+          <w:numId w:val="1050"/>
         </w:numPr>
       </w:pPr>
       <w:r>
@@ -22726,7 +24395,7 @@
         <w:pStyle w:val="Compact"/>
         <w:numPr>
           <w:ilvl w:val="0"/>
-          <w:numId w:val="1045"/>
+          <w:numId w:val="1050"/>
         </w:numPr>
       </w:pPr>
       <w:r>
@@ -22741,7 +24410,7 @@
         <w:pStyle w:val="Compact"/>
         <w:numPr>
           <w:ilvl w:val="0"/>
-          <w:numId w:val="1045"/>
+          <w:numId w:val="1050"/>
         </w:numPr>
       </w:pPr>
       <w:r>
@@ -22756,7 +24425,7 @@
         <w:pStyle w:val="Compact"/>
         <w:numPr>
           <w:ilvl w:val="0"/>
-          <w:numId w:val="1045"/>
+          <w:numId w:val="1050"/>
         </w:numPr>
       </w:pPr>
       <w:r>
@@ -22771,7 +24440,7 @@
         <w:pStyle w:val="Compact"/>
         <w:numPr>
           <w:ilvl w:val="0"/>
-          <w:numId w:val="1045"/>
+          <w:numId w:val="1050"/>
         </w:numPr>
       </w:pPr>
       <w:r>
@@ -22781,8 +24450,8 @@
         <w:t xml:space="preserve">爸妈来接两兄弟去县城读书、阿宝哭着不肯走的离别事件（童年阶段后期）</w:t>
       </w:r>
     </w:p>
-    <w:bookmarkEnd w:id="171"/>
-    <w:bookmarkStart w:id="172" w:name="视觉设计参考-8"/>
+    <w:bookmarkEnd w:id="176"/>
+    <w:bookmarkStart w:id="177" w:name="视觉设计参考-8"/>
     <w:p>
       <w:pPr>
         <w:pStyle w:val="Heading4"/>
@@ -22799,7 +24468,7 @@
         <w:pStyle w:val="Compact"/>
         <w:numPr>
           <w:ilvl w:val="0"/>
-          <w:numId w:val="1046"/>
+          <w:numId w:val="1051"/>
         </w:numPr>
       </w:pPr>
       <w:r>
@@ -22814,7 +24483,7 @@
         <w:pStyle w:val="Compact"/>
         <w:numPr>
           <w:ilvl w:val="0"/>
-          <w:numId w:val="1046"/>
+          <w:numId w:val="1051"/>
         </w:numPr>
       </w:pPr>
       <w:r>
@@ -22829,7 +24498,7 @@
         <w:pStyle w:val="Compact"/>
         <w:numPr>
           <w:ilvl w:val="0"/>
-          <w:numId w:val="1046"/>
+          <w:numId w:val="1051"/>
         </w:numPr>
       </w:pPr>
       <w:r>
@@ -22844,7 +24513,7 @@
         <w:pStyle w:val="Compact"/>
         <w:numPr>
           <w:ilvl w:val="0"/>
-          <w:numId w:val="1046"/>
+          <w:numId w:val="1051"/>
         </w:numPr>
       </w:pPr>
       <w:r>
@@ -22859,7 +24528,7 @@
         <w:pStyle w:val="Compact"/>
         <w:numPr>
           <w:ilvl w:val="0"/>
-          <w:numId w:val="1046"/>
+          <w:numId w:val="1051"/>
         </w:numPr>
       </w:pPr>
       <w:r>
@@ -22876,8 +24545,8 @@
         </w:pict>
       </w:r>
     </w:p>
-    <w:bookmarkEnd w:id="172"/>
-    <w:bookmarkStart w:id="173" w:name="小英"/>
+    <w:bookmarkEnd w:id="177"/>
+    <w:bookmarkStart w:id="178" w:name="小英"/>
     <w:p>
       <w:pPr>
         <w:pStyle w:val="Heading4"/>
@@ -22889,8 +24558,8 @@
         <w:t xml:space="preserve">小英</w:t>
       </w:r>
     </w:p>
-    <w:bookmarkEnd w:id="173"/>
-    <w:bookmarkStart w:id="174" w:name="基本信息-9"/>
+    <w:bookmarkEnd w:id="178"/>
+    <w:bookmarkStart w:id="179" w:name="基本信息-9"/>
     <w:p>
       <w:pPr>
         <w:pStyle w:val="Heading4"/>
@@ -23071,8 +24740,8 @@
         </w:tc>
       </w:tr>
     </w:tbl>
-    <w:bookmarkEnd w:id="174"/>
-    <w:bookmarkStart w:id="175" w:name="人物小传-9"/>
+    <w:bookmarkEnd w:id="179"/>
+    <w:bookmarkStart w:id="180" w:name="人物小传-9"/>
     <w:p>
       <w:pPr>
         <w:pStyle w:val="Heading4"/>
@@ -23172,8 +24841,8 @@
         <w:t xml:space="preserve">在主角眼里，小英是”懂事”的参照。主角刚到乡下的时候很多事不懂、很多规矩不知道，小英不会说”你应该怎样”，但她的行为本身就是一种示范——帮外婆择菜、安安静静吃饭、不乱跑让大人操心。主角看到她，会不自觉地想”我也应该这样”。</w:t>
       </w:r>
     </w:p>
-    <w:bookmarkEnd w:id="175"/>
-    <w:bookmarkStart w:id="176" w:name="性格特点-9"/>
+    <w:bookmarkEnd w:id="180"/>
+    <w:bookmarkStart w:id="181" w:name="性格特点-9"/>
     <w:p>
       <w:pPr>
         <w:pStyle w:val="Heading4"/>
@@ -23190,7 +24859,7 @@
         <w:pStyle w:val="Compact"/>
         <w:numPr>
           <w:ilvl w:val="0"/>
-          <w:numId w:val="1047"/>
+          <w:numId w:val="1052"/>
         </w:numPr>
       </w:pPr>
       <w:r>
@@ -23213,7 +24882,7 @@
         <w:pStyle w:val="Compact"/>
         <w:numPr>
           <w:ilvl w:val="0"/>
-          <w:numId w:val="1047"/>
+          <w:numId w:val="1052"/>
         </w:numPr>
       </w:pPr>
       <w:r>
@@ -23236,7 +24905,7 @@
         <w:pStyle w:val="Compact"/>
         <w:numPr>
           <w:ilvl w:val="0"/>
-          <w:numId w:val="1047"/>
+          <w:numId w:val="1052"/>
         </w:numPr>
       </w:pPr>
       <w:r>
@@ -23259,7 +24928,7 @@
         <w:pStyle w:val="Compact"/>
         <w:numPr>
           <w:ilvl w:val="0"/>
-          <w:numId w:val="1047"/>
+          <w:numId w:val="1052"/>
         </w:numPr>
       </w:pPr>
       <w:r>
@@ -23282,7 +24951,7 @@
         <w:pStyle w:val="Compact"/>
         <w:numPr>
           <w:ilvl w:val="0"/>
-          <w:numId w:val="1047"/>
+          <w:numId w:val="1052"/>
         </w:numPr>
       </w:pPr>
       <w:r>
@@ -23300,8 +24969,8 @@
         <w:t xml:space="preserve">：家里人对她期望高，她总是小心翼翼地维持”好孩子”的形象</w:t>
       </w:r>
     </w:p>
-    <w:bookmarkEnd w:id="176"/>
-    <w:bookmarkStart w:id="177" w:name="说话方式-9"/>
+    <w:bookmarkEnd w:id="181"/>
+    <w:bookmarkStart w:id="182" w:name="说话方式-9"/>
     <w:p>
       <w:pPr>
         <w:pStyle w:val="Heading4"/>
@@ -23318,7 +24987,7 @@
         <w:pStyle w:val="Compact"/>
         <w:numPr>
           <w:ilvl w:val="0"/>
-          <w:numId w:val="1048"/>
+          <w:numId w:val="1053"/>
         </w:numPr>
       </w:pPr>
       <w:r>
@@ -23333,7 +25002,7 @@
         <w:pStyle w:val="Compact"/>
         <w:numPr>
           <w:ilvl w:val="0"/>
-          <w:numId w:val="1048"/>
+          <w:numId w:val="1053"/>
         </w:numPr>
       </w:pPr>
       <w:r>
@@ -23348,7 +25017,7 @@
         <w:pStyle w:val="Compact"/>
         <w:numPr>
           <w:ilvl w:val="0"/>
-          <w:numId w:val="1048"/>
+          <w:numId w:val="1053"/>
         </w:numPr>
       </w:pPr>
       <w:r>
@@ -23363,7 +25032,7 @@
         <w:pStyle w:val="Compact"/>
         <w:numPr>
           <w:ilvl w:val="0"/>
-          <w:numId w:val="1048"/>
+          <w:numId w:val="1053"/>
         </w:numPr>
       </w:pPr>
       <w:r>
@@ -23378,7 +25047,7 @@
         <w:pStyle w:val="Compact"/>
         <w:numPr>
           <w:ilvl w:val="0"/>
-          <w:numId w:val="1048"/>
+          <w:numId w:val="1053"/>
         </w:numPr>
       </w:pPr>
       <w:r>
@@ -23400,8 +25069,8 @@
         <w:t xml:space="preserve">“它受伤了”</w:t>
       </w:r>
     </w:p>
-    <w:bookmarkEnd w:id="177"/>
-    <w:bookmarkStart w:id="178" w:name="与主角的关系-9"/>
+    <w:bookmarkEnd w:id="182"/>
+    <w:bookmarkStart w:id="183" w:name="与主角的关系-9"/>
     <w:p>
       <w:pPr>
         <w:pStyle w:val="Heading4"/>
@@ -23640,8 +25309,8 @@
         <w:t xml:space="preserve">小英是主角”安静下来”的理由。跟其他所有人在一起都是热闹，跟小英在一起是安静。她让主角知道，不说话也是一种陪伴。她是那种童年时默默存在、长大后才意识到有多重要的人。</w:t>
       </w:r>
     </w:p>
-    <w:bookmarkEnd w:id="178"/>
-    <w:bookmarkStart w:id="179" w:name="与小凤的关系-1"/>
+    <w:bookmarkEnd w:id="183"/>
+    <w:bookmarkStart w:id="184" w:name="与小凤的关系-1"/>
     <w:p>
       <w:pPr>
         <w:pStyle w:val="Heading4"/>
@@ -23697,8 +25366,8 @@
         <w:t xml:space="preserve">小凤不是她亲姐姐，但比亲姐姐还上心。小英从来不叫她”姐姐”，但心里早就把她当姐姐了。</w:t>
       </w:r>
     </w:p>
-    <w:bookmarkEnd w:id="179"/>
-    <w:bookmarkStart w:id="180" w:name="与家人的关系-2"/>
+    <w:bookmarkEnd w:id="184"/>
+    <w:bookmarkStart w:id="185" w:name="与家人的关系-2"/>
     <w:p>
       <w:pPr>
         <w:pStyle w:val="Heading4"/>
@@ -23789,8 +25458,8 @@
         <w:t xml:space="preserve">小凤的苦是”不被期待”，小英的苦是”被期待太多”。两个女孩都缺一样东西：无条件的爱。</w:t>
       </w:r>
     </w:p>
-    <w:bookmarkEnd w:id="180"/>
-    <w:bookmarkStart w:id="181" w:name="参与事件-9"/>
+    <w:bookmarkEnd w:id="185"/>
+    <w:bookmarkStart w:id="186" w:name="参与事件-9"/>
     <w:p>
       <w:pPr>
         <w:pStyle w:val="Heading4"/>
@@ -23807,7 +25476,7 @@
         <w:pStyle w:val="Compact"/>
         <w:numPr>
           <w:ilvl w:val="0"/>
-          <w:numId w:val="1049"/>
+          <w:numId w:val="1054"/>
         </w:numPr>
       </w:pPr>
       <w:r>
@@ -23822,7 +25491,7 @@
         <w:pStyle w:val="Compact"/>
         <w:numPr>
           <w:ilvl w:val="0"/>
-          <w:numId w:val="1049"/>
+          <w:numId w:val="1054"/>
         </w:numPr>
       </w:pPr>
       <w:r>
@@ -23837,7 +25506,7 @@
         <w:pStyle w:val="Compact"/>
         <w:numPr>
           <w:ilvl w:val="0"/>
-          <w:numId w:val="1049"/>
+          <w:numId w:val="1054"/>
         </w:numPr>
       </w:pPr>
       <w:r>
@@ -23852,7 +25521,7 @@
         <w:pStyle w:val="Compact"/>
         <w:numPr>
           <w:ilvl w:val="0"/>
-          <w:numId w:val="1049"/>
+          <w:numId w:val="1054"/>
         </w:numPr>
       </w:pPr>
       <w:r>
@@ -23867,7 +25536,7 @@
         <w:pStyle w:val="Compact"/>
         <w:numPr>
           <w:ilvl w:val="0"/>
-          <w:numId w:val="1049"/>
+          <w:numId w:val="1054"/>
         </w:numPr>
       </w:pPr>
       <w:r>
@@ -23882,7 +25551,7 @@
         <w:pStyle w:val="Compact"/>
         <w:numPr>
           <w:ilvl w:val="0"/>
-          <w:numId w:val="1049"/>
+          <w:numId w:val="1054"/>
         </w:numPr>
       </w:pPr>
       <w:r>
@@ -23897,7 +25566,7 @@
         <w:pStyle w:val="Compact"/>
         <w:numPr>
           <w:ilvl w:val="0"/>
-          <w:numId w:val="1049"/>
+          <w:numId w:val="1054"/>
         </w:numPr>
       </w:pPr>
       <w:r>
@@ -23912,7 +25581,7 @@
         <w:pStyle w:val="Compact"/>
         <w:numPr>
           <w:ilvl w:val="0"/>
-          <w:numId w:val="1049"/>
+          <w:numId w:val="1054"/>
         </w:numPr>
       </w:pPr>
       <w:r>
@@ -23927,7 +25596,7 @@
         <w:pStyle w:val="Compact"/>
         <w:numPr>
           <w:ilvl w:val="0"/>
-          <w:numId w:val="1049"/>
+          <w:numId w:val="1054"/>
         </w:numPr>
       </w:pPr>
       <w:r>
@@ -23937,8 +25606,8 @@
         <w:t xml:space="preserve">主角握住小英的手、发现她手上也有茧的事件</w:t>
       </w:r>
     </w:p>
-    <w:bookmarkEnd w:id="181"/>
-    <w:bookmarkStart w:id="182" w:name="视觉设计参考-9"/>
+    <w:bookmarkEnd w:id="186"/>
+    <w:bookmarkStart w:id="187" w:name="视觉设计参考-9"/>
     <w:p>
       <w:pPr>
         <w:pStyle w:val="Heading4"/>
@@ -23955,7 +25624,7 @@
         <w:pStyle w:val="Compact"/>
         <w:numPr>
           <w:ilvl w:val="0"/>
-          <w:numId w:val="1050"/>
+          <w:numId w:val="1055"/>
         </w:numPr>
       </w:pPr>
       <w:r>
@@ -23970,7 +25639,7 @@
         <w:pStyle w:val="Compact"/>
         <w:numPr>
           <w:ilvl w:val="0"/>
-          <w:numId w:val="1050"/>
+          <w:numId w:val="1055"/>
         </w:numPr>
       </w:pPr>
       <w:r>
@@ -23985,7 +25654,7 @@
         <w:pStyle w:val="Compact"/>
         <w:numPr>
           <w:ilvl w:val="0"/>
-          <w:numId w:val="1050"/>
+          <w:numId w:val="1055"/>
         </w:numPr>
       </w:pPr>
       <w:r>
@@ -24000,7 +25669,7 @@
         <w:pStyle w:val="Compact"/>
         <w:numPr>
           <w:ilvl w:val="0"/>
-          <w:numId w:val="1050"/>
+          <w:numId w:val="1055"/>
         </w:numPr>
       </w:pPr>
       <w:r>
@@ -24015,7 +25684,7 @@
         <w:pStyle w:val="Compact"/>
         <w:numPr>
           <w:ilvl w:val="0"/>
-          <w:numId w:val="1050"/>
+          <w:numId w:val="1055"/>
         </w:numPr>
       </w:pPr>
       <w:r>
@@ -24032,8 +25701,8 @@
         </w:pict>
       </w:r>
     </w:p>
-    <w:bookmarkEnd w:id="182"/>
-    <w:bookmarkStart w:id="183" w:name="小凤"/>
+    <w:bookmarkEnd w:id="187"/>
+    <w:bookmarkStart w:id="188" w:name="小凤"/>
     <w:p>
       <w:pPr>
         <w:pStyle w:val="Heading4"/>
@@ -24045,8 +25714,8 @@
         <w:t xml:space="preserve">小凤</w:t>
       </w:r>
     </w:p>
-    <w:bookmarkEnd w:id="183"/>
-    <w:bookmarkStart w:id="184" w:name="基本信息-10"/>
+    <w:bookmarkEnd w:id="188"/>
+    <w:bookmarkStart w:id="189" w:name="基本信息-10"/>
     <w:p>
       <w:pPr>
         <w:pStyle w:val="Heading4"/>
@@ -24227,8 +25896,8 @@
         </w:tc>
       </w:tr>
     </w:tbl>
-    <w:bookmarkEnd w:id="184"/>
-    <w:bookmarkStart w:id="185" w:name="人物小传-10"/>
+    <w:bookmarkEnd w:id="189"/>
+    <w:bookmarkStart w:id="190" w:name="人物小传-10"/>
     <w:p>
       <w:pPr>
         <w:pStyle w:val="Heading4"/>
@@ -24318,8 +25987,8 @@
         <w:t xml:space="preserve">在主角眼里，小凤是”怎么在这个群体里生存”的模板——不是讨好所有人，而是有自己的立场，保护自己在意的人。但主角也会慢慢发现，小凤的”强大”背后，是一个不太幸福的家。</w:t>
       </w:r>
     </w:p>
-    <w:bookmarkEnd w:id="185"/>
-    <w:bookmarkStart w:id="186" w:name="性格特点-10"/>
+    <w:bookmarkEnd w:id="190"/>
+    <w:bookmarkStart w:id="191" w:name="性格特点-10"/>
     <w:p>
       <w:pPr>
         <w:pStyle w:val="Heading4"/>
@@ -24336,7 +26005,7 @@
         <w:pStyle w:val="Compact"/>
         <w:numPr>
           <w:ilvl w:val="0"/>
-          <w:numId w:val="1051"/>
+          <w:numId w:val="1056"/>
         </w:numPr>
       </w:pPr>
       <w:r>
@@ -24359,7 +26028,7 @@
         <w:pStyle w:val="Compact"/>
         <w:numPr>
           <w:ilvl w:val="0"/>
-          <w:numId w:val="1051"/>
+          <w:numId w:val="1056"/>
         </w:numPr>
       </w:pPr>
       <w:r>
@@ -24382,7 +26051,7 @@
         <w:pStyle w:val="Compact"/>
         <w:numPr>
           <w:ilvl w:val="0"/>
-          <w:numId w:val="1051"/>
+          <w:numId w:val="1056"/>
         </w:numPr>
       </w:pPr>
       <w:r>
@@ -24405,7 +26074,7 @@
         <w:pStyle w:val="Compact"/>
         <w:numPr>
           <w:ilvl w:val="0"/>
-          <w:numId w:val="1051"/>
+          <w:numId w:val="1056"/>
         </w:numPr>
       </w:pPr>
       <w:r>
@@ -24428,7 +26097,7 @@
         <w:pStyle w:val="Compact"/>
         <w:numPr>
           <w:ilvl w:val="0"/>
-          <w:numId w:val="1051"/>
+          <w:numId w:val="1056"/>
         </w:numPr>
       </w:pPr>
       <w:r>
@@ -24446,8 +26115,8 @@
         <w:t xml:space="preserve">：嘴上凶，但看到别人真的难过会手足无措</w:t>
       </w:r>
     </w:p>
-    <w:bookmarkEnd w:id="186"/>
-    <w:bookmarkStart w:id="187" w:name="说话方式-10"/>
+    <w:bookmarkEnd w:id="191"/>
+    <w:bookmarkStart w:id="192" w:name="说话方式-10"/>
     <w:p>
       <w:pPr>
         <w:pStyle w:val="Heading4"/>
@@ -24464,7 +26133,7 @@
         <w:pStyle w:val="Compact"/>
         <w:numPr>
           <w:ilvl w:val="0"/>
-          <w:numId w:val="1052"/>
+          <w:numId w:val="1057"/>
         </w:numPr>
       </w:pPr>
       <w:r>
@@ -24479,7 +26148,7 @@
         <w:pStyle w:val="Compact"/>
         <w:numPr>
           <w:ilvl w:val="0"/>
-          <w:numId w:val="1052"/>
+          <w:numId w:val="1057"/>
         </w:numPr>
       </w:pPr>
       <w:r>
@@ -24506,7 +26175,7 @@
         <w:pStyle w:val="Compact"/>
         <w:numPr>
           <w:ilvl w:val="0"/>
-          <w:numId w:val="1052"/>
+          <w:numId w:val="1057"/>
         </w:numPr>
       </w:pPr>
       <w:r>
@@ -24539,7 +26208,7 @@
         <w:pStyle w:val="Compact"/>
         <w:numPr>
           <w:ilvl w:val="0"/>
-          <w:numId w:val="1052"/>
+          <w:numId w:val="1057"/>
         </w:numPr>
       </w:pPr>
       <w:r>
@@ -24560,7 +26229,7 @@
         <w:pStyle w:val="Compact"/>
         <w:numPr>
           <w:ilvl w:val="0"/>
-          <w:numId w:val="1052"/>
+          <w:numId w:val="1057"/>
         </w:numPr>
       </w:pPr>
       <w:r>
@@ -24570,8 +26239,8 @@
         <w:t xml:space="preserve">偶尔温柔的时候反而让人不习惯</w:t>
       </w:r>
     </w:p>
-    <w:bookmarkEnd w:id="187"/>
-    <w:bookmarkStart w:id="188" w:name="与主角的关系-10"/>
+    <w:bookmarkEnd w:id="192"/>
+    <w:bookmarkStart w:id="193" w:name="与主角的关系-10"/>
     <w:p>
       <w:pPr>
         <w:pStyle w:val="Heading4"/>
@@ -24816,8 +26485,8 @@
         <w:t xml:space="preserve">小凤是主角”被接纳”的终极标志。她认可你，整个小团体就认可你。她也是那个让主角明白”喜欢一个人，不是因为她完美，而是因为在她面前你可以不完美”的人。</w:t>
       </w:r>
     </w:p>
-    <w:bookmarkEnd w:id="188"/>
-    <w:bookmarkStart w:id="189" w:name="与小英的关系"/>
+    <w:bookmarkEnd w:id="193"/>
+    <w:bookmarkStart w:id="194" w:name="与小英的关系"/>
     <w:p>
       <w:pPr>
         <w:pStyle w:val="Heading4"/>
@@ -24873,8 +26542,8 @@
         <w:t xml:space="preserve">小凤的护短不是血缘本能，是她自己选择的。这种选择比血缘更让人心疼。</w:t>
       </w:r>
     </w:p>
-    <w:bookmarkEnd w:id="189"/>
-    <w:bookmarkStart w:id="190" w:name="与阿宝的关系-1"/>
+    <w:bookmarkEnd w:id="194"/>
+    <w:bookmarkStart w:id="195" w:name="与阿宝的关系-1"/>
     <w:p>
       <w:pPr>
         <w:pStyle w:val="Heading4"/>
@@ -24897,8 +26566,8 @@
         <w:t xml:space="preserve">小凤对阿宝是”又嫌弃又护着”。她嫌他话多、嫌他笨、嫌他总闯祸。但她也最常帮阿宝——他摔了她第一个去拉，他被外人欺负了她第一个出头。阿宝是唯一一个被小凤骂了还笑嘻嘻凑上来的人，小凤拿他没办法。</w:t>
       </w:r>
     </w:p>
-    <w:bookmarkEnd w:id="190"/>
-    <w:bookmarkStart w:id="191" w:name="与母亲的关系-1"/>
+    <w:bookmarkEnd w:id="195"/>
+    <w:bookmarkStart w:id="196" w:name="与母亲的关系-1"/>
     <w:p>
       <w:pPr>
         <w:pStyle w:val="Heading4"/>
@@ -24976,8 +26645,8 @@
         <w:t xml:space="preserve">舅舅家的斗嘴是”吵完了还是家人”，小凤家的沉默是”不吵也不是家人”。</w:t>
       </w:r>
     </w:p>
-    <w:bookmarkEnd w:id="191"/>
-    <w:bookmarkStart w:id="192" w:name="与父亲的关系"/>
+    <w:bookmarkEnd w:id="196"/>
+    <w:bookmarkStart w:id="197" w:name="与父亲的关系"/>
     <w:p>
       <w:pPr>
         <w:pStyle w:val="Heading4"/>
@@ -25033,8 +26702,8 @@
         <w:t xml:space="preserve">这也造就了她骨子里的要强。她不是天性要强，是被逼出来的——她要用行动证明，女儿不比儿子差。</w:t>
       </w:r>
     </w:p>
-    <w:bookmarkEnd w:id="192"/>
-    <w:bookmarkStart w:id="193" w:name="参与事件-10"/>
+    <w:bookmarkEnd w:id="197"/>
+    <w:bookmarkStart w:id="198" w:name="参与事件-10"/>
     <w:p>
       <w:pPr>
         <w:pStyle w:val="Heading4"/>
@@ -25051,7 +26720,7 @@
         <w:pStyle w:val="Compact"/>
         <w:numPr>
           <w:ilvl w:val="0"/>
-          <w:numId w:val="1053"/>
+          <w:numId w:val="1058"/>
         </w:numPr>
       </w:pPr>
       <w:r>
@@ -25066,7 +26735,7 @@
         <w:pStyle w:val="Compact"/>
         <w:numPr>
           <w:ilvl w:val="0"/>
-          <w:numId w:val="1053"/>
+          <w:numId w:val="1058"/>
         </w:numPr>
       </w:pPr>
       <w:r>
@@ -25081,7 +26750,7 @@
         <w:pStyle w:val="Compact"/>
         <w:numPr>
           <w:ilvl w:val="0"/>
-          <w:numId w:val="1053"/>
+          <w:numId w:val="1058"/>
         </w:numPr>
       </w:pPr>
       <w:r>
@@ -25096,7 +26765,7 @@
         <w:pStyle w:val="Compact"/>
         <w:numPr>
           <w:ilvl w:val="0"/>
-          <w:numId w:val="1053"/>
+          <w:numId w:val="1058"/>
         </w:numPr>
       </w:pPr>
       <w:r>
@@ -25111,7 +26780,7 @@
         <w:pStyle w:val="Compact"/>
         <w:numPr>
           <w:ilvl w:val="0"/>
-          <w:numId w:val="1053"/>
+          <w:numId w:val="1058"/>
         </w:numPr>
       </w:pPr>
       <w:r>
@@ -25126,7 +26795,7 @@
         <w:pStyle w:val="Compact"/>
         <w:numPr>
           <w:ilvl w:val="0"/>
-          <w:numId w:val="1053"/>
+          <w:numId w:val="1058"/>
         </w:numPr>
       </w:pPr>
       <w:r>
@@ -25141,7 +26810,7 @@
         <w:pStyle w:val="Compact"/>
         <w:numPr>
           <w:ilvl w:val="0"/>
-          <w:numId w:val="1053"/>
+          <w:numId w:val="1058"/>
         </w:numPr>
       </w:pPr>
       <w:r>
@@ -25156,7 +26825,7 @@
         <w:pStyle w:val="Compact"/>
         <w:numPr>
           <w:ilvl w:val="0"/>
-          <w:numId w:val="1053"/>
+          <w:numId w:val="1058"/>
         </w:numPr>
       </w:pPr>
       <w:r>
@@ -25171,7 +26840,7 @@
         <w:pStyle w:val="Compact"/>
         <w:numPr>
           <w:ilvl w:val="0"/>
-          <w:numId w:val="1053"/>
+          <w:numId w:val="1058"/>
         </w:numPr>
       </w:pPr>
       <w:r>
@@ -25181,8 +26850,8 @@
         <w:t xml:space="preserve">主角第一次去小凤家、发现她家和外婆家完全不一样的事件</w:t>
       </w:r>
     </w:p>
-    <w:bookmarkEnd w:id="193"/>
-    <w:bookmarkStart w:id="194" w:name="视觉设计参考-10"/>
+    <w:bookmarkEnd w:id="198"/>
+    <w:bookmarkStart w:id="199" w:name="视觉设计参考-10"/>
     <w:p>
       <w:pPr>
         <w:pStyle w:val="Heading4"/>
@@ -25199,7 +26868,7 @@
         <w:pStyle w:val="Compact"/>
         <w:numPr>
           <w:ilvl w:val="0"/>
-          <w:numId w:val="1054"/>
+          <w:numId w:val="1059"/>
         </w:numPr>
       </w:pPr>
       <w:r>
@@ -25214,7 +26883,7 @@
         <w:pStyle w:val="Compact"/>
         <w:numPr>
           <w:ilvl w:val="0"/>
-          <w:numId w:val="1054"/>
+          <w:numId w:val="1059"/>
         </w:numPr>
       </w:pPr>
       <w:r>
@@ -25229,7 +26898,7 @@
         <w:pStyle w:val="Compact"/>
         <w:numPr>
           <w:ilvl w:val="0"/>
-          <w:numId w:val="1054"/>
+          <w:numId w:val="1059"/>
         </w:numPr>
       </w:pPr>
       <w:r>
@@ -25244,7 +26913,7 @@
         <w:pStyle w:val="Compact"/>
         <w:numPr>
           <w:ilvl w:val="0"/>
-          <w:numId w:val="1054"/>
+          <w:numId w:val="1059"/>
         </w:numPr>
       </w:pPr>
       <w:r>
@@ -25259,7 +26928,7 @@
         <w:pStyle w:val="Compact"/>
         <w:numPr>
           <w:ilvl w:val="0"/>
-          <w:numId w:val="1054"/>
+          <w:numId w:val="1059"/>
         </w:numPr>
       </w:pPr>
       <w:r>
@@ -25276,8 +26945,8 @@
         </w:pict>
       </w:r>
     </w:p>
-    <w:bookmarkEnd w:id="194"/>
-    <w:bookmarkStart w:id="195" w:name="阿婆"/>
+    <w:bookmarkEnd w:id="199"/>
+    <w:bookmarkStart w:id="200" w:name="阿婆"/>
     <w:p>
       <w:pPr>
         <w:pStyle w:val="Heading4"/>
@@ -25289,8 +26958,8 @@
         <w:t xml:space="preserve">阿婆</w:t>
       </w:r>
     </w:p>
-    <w:bookmarkEnd w:id="195"/>
-    <w:bookmarkStart w:id="196" w:name="基本信息-11"/>
+    <w:bookmarkEnd w:id="200"/>
+    <w:bookmarkStart w:id="201" w:name="基本信息-11"/>
     <w:p>
       <w:pPr>
         <w:pStyle w:val="Heading4"/>
@@ -25471,8 +27140,8 @@
         </w:tc>
       </w:tr>
     </w:tbl>
-    <w:bookmarkEnd w:id="196"/>
-    <w:bookmarkStart w:id="197" w:name="人物小传-11"/>
+    <w:bookmarkEnd w:id="201"/>
+    <w:bookmarkStart w:id="202" w:name="人物小传-11"/>
     <w:p>
       <w:pPr>
         <w:pStyle w:val="Heading4"/>
@@ -25568,8 +27237,8 @@
         <w:t xml:space="preserve">。她不参与主角的冒险，但她是主角在村里的一个锚点——不管玩到多晚、跑到多远，经过阿婆家门口就觉得快到家了。</w:t>
       </w:r>
     </w:p>
-    <w:bookmarkEnd w:id="197"/>
-    <w:bookmarkStart w:id="198" w:name="性格特点-11"/>
+    <w:bookmarkEnd w:id="202"/>
+    <w:bookmarkStart w:id="203" w:name="性格特点-11"/>
     <w:p>
       <w:pPr>
         <w:pStyle w:val="Heading4"/>
@@ -25586,7 +27255,7 @@
         <w:pStyle w:val="Compact"/>
         <w:numPr>
           <w:ilvl w:val="0"/>
-          <w:numId w:val="1055"/>
+          <w:numId w:val="1060"/>
         </w:numPr>
       </w:pPr>
       <w:r>
@@ -25609,7 +27278,7 @@
         <w:pStyle w:val="Compact"/>
         <w:numPr>
           <w:ilvl w:val="0"/>
-          <w:numId w:val="1055"/>
+          <w:numId w:val="1060"/>
         </w:numPr>
       </w:pPr>
       <w:r>
@@ -25632,7 +27301,7 @@
         <w:pStyle w:val="Compact"/>
         <w:numPr>
           <w:ilvl w:val="0"/>
-          <w:numId w:val="1055"/>
+          <w:numId w:val="1060"/>
         </w:numPr>
       </w:pPr>
       <w:r>
@@ -25655,7 +27324,7 @@
         <w:pStyle w:val="Compact"/>
         <w:numPr>
           <w:ilvl w:val="0"/>
-          <w:numId w:val="1055"/>
+          <w:numId w:val="1060"/>
         </w:numPr>
       </w:pPr>
       <w:r>
@@ -25673,8 +27342,8 @@
         <w:t xml:space="preserve">：不愿意给儿女添麻烦，不愿意被人当”废人”看待</w:t>
       </w:r>
     </w:p>
-    <w:bookmarkEnd w:id="198"/>
-    <w:bookmarkStart w:id="199" w:name="说话方式-11"/>
+    <w:bookmarkEnd w:id="203"/>
+    <w:bookmarkStart w:id="204" w:name="说话方式-11"/>
     <w:p>
       <w:pPr>
         <w:pStyle w:val="Heading4"/>
@@ -25691,7 +27360,7 @@
         <w:pStyle w:val="Compact"/>
         <w:numPr>
           <w:ilvl w:val="0"/>
-          <w:numId w:val="1056"/>
+          <w:numId w:val="1061"/>
         </w:numPr>
       </w:pPr>
       <w:r>
@@ -25706,7 +27375,7 @@
         <w:pStyle w:val="Compact"/>
         <w:numPr>
           <w:ilvl w:val="0"/>
-          <w:numId w:val="1056"/>
+          <w:numId w:val="1061"/>
         </w:numPr>
       </w:pPr>
       <w:r>
@@ -25739,7 +27408,7 @@
         <w:pStyle w:val="Compact"/>
         <w:numPr>
           <w:ilvl w:val="0"/>
-          <w:numId w:val="1056"/>
+          <w:numId w:val="1061"/>
         </w:numPr>
       </w:pPr>
       <w:r>
@@ -25772,7 +27441,7 @@
         <w:pStyle w:val="Compact"/>
         <w:numPr>
           <w:ilvl w:val="0"/>
-          <w:numId w:val="1056"/>
+          <w:numId w:val="1061"/>
         </w:numPr>
       </w:pPr>
       <w:r>
@@ -25782,8 +27451,8 @@
         <w:t xml:space="preserve">偶尔冒出一句很有智慧的话，因为她活了七十多年什么都见过</w:t>
       </w:r>
     </w:p>
-    <w:bookmarkEnd w:id="199"/>
-    <w:bookmarkStart w:id="200" w:name="与外婆的关系"/>
+    <w:bookmarkEnd w:id="204"/>
+    <w:bookmarkStart w:id="205" w:name="与外婆的关系"/>
     <w:p>
       <w:pPr>
         <w:pStyle w:val="Heading4"/>
@@ -25817,8 +27486,8 @@
         <w:t xml:space="preserve">阿婆羡慕外婆有外孙来陪。她自己的孙辈都在城里，一年见不到几次。她对主角好，有一部分是因为”看到别人家的孙子，就想起自己的”。</w:t>
       </w:r>
     </w:p>
-    <w:bookmarkEnd w:id="200"/>
-    <w:bookmarkStart w:id="201" w:name="参与事件-11"/>
+    <w:bookmarkEnd w:id="205"/>
+    <w:bookmarkStart w:id="206" w:name="参与事件-11"/>
     <w:p>
       <w:pPr>
         <w:pStyle w:val="Heading4"/>
@@ -25835,7 +27504,7 @@
         <w:pStyle w:val="Compact"/>
         <w:numPr>
           <w:ilvl w:val="0"/>
-          <w:numId w:val="1057"/>
+          <w:numId w:val="1062"/>
         </w:numPr>
       </w:pPr>
       <w:r>
@@ -25850,7 +27519,7 @@
         <w:pStyle w:val="Compact"/>
         <w:numPr>
           <w:ilvl w:val="0"/>
-          <w:numId w:val="1057"/>
+          <w:numId w:val="1062"/>
         </w:numPr>
       </w:pPr>
       <w:r>
@@ -25865,7 +27534,7 @@
         <w:pStyle w:val="Compact"/>
         <w:numPr>
           <w:ilvl w:val="0"/>
-          <w:numId w:val="1057"/>
+          <w:numId w:val="1062"/>
         </w:numPr>
       </w:pPr>
       <w:r>
@@ -25880,7 +27549,7 @@
         <w:pStyle w:val="Compact"/>
         <w:numPr>
           <w:ilvl w:val="0"/>
-          <w:numId w:val="1057"/>
+          <w:numId w:val="1062"/>
         </w:numPr>
       </w:pPr>
       <w:r>
@@ -25895,7 +27564,7 @@
         <w:pStyle w:val="Compact"/>
         <w:numPr>
           <w:ilvl w:val="0"/>
-          <w:numId w:val="1057"/>
+          <w:numId w:val="1062"/>
         </w:numPr>
       </w:pPr>
       <w:r>
@@ -25905,8 +27574,8 @@
         <w:t xml:space="preserve">阿婆的儿女打电话回来、她嘴上说”不用管我”挂了电话却坐了很久的事件</w:t>
       </w:r>
     </w:p>
-    <w:bookmarkEnd w:id="201"/>
-    <w:bookmarkStart w:id="202" w:name="视觉设计参考-11"/>
+    <w:bookmarkEnd w:id="206"/>
+    <w:bookmarkStart w:id="207" w:name="视觉设计参考-11"/>
     <w:p>
       <w:pPr>
         <w:pStyle w:val="Heading4"/>
@@ -25923,7 +27592,7 @@
         <w:pStyle w:val="Compact"/>
         <w:numPr>
           <w:ilvl w:val="0"/>
-          <w:numId w:val="1058"/>
+          <w:numId w:val="1063"/>
         </w:numPr>
       </w:pPr>
       <w:r>
@@ -25938,7 +27607,7 @@
         <w:pStyle w:val="Compact"/>
         <w:numPr>
           <w:ilvl w:val="0"/>
-          <w:numId w:val="1058"/>
+          <w:numId w:val="1063"/>
         </w:numPr>
       </w:pPr>
       <w:r>
@@ -25953,7 +27622,7 @@
         <w:pStyle w:val="Compact"/>
         <w:numPr>
           <w:ilvl w:val="0"/>
-          <w:numId w:val="1058"/>
+          <w:numId w:val="1063"/>
         </w:numPr>
       </w:pPr>
       <w:r>
@@ -25968,7 +27637,7 @@
         <w:pStyle w:val="Compact"/>
         <w:numPr>
           <w:ilvl w:val="0"/>
-          <w:numId w:val="1058"/>
+          <w:numId w:val="1063"/>
         </w:numPr>
       </w:pPr>
       <w:r>
@@ -25983,7 +27652,7 @@
         <w:pStyle w:val="Compact"/>
         <w:numPr>
           <w:ilvl w:val="0"/>
-          <w:numId w:val="1058"/>
+          <w:numId w:val="1063"/>
         </w:numPr>
       </w:pPr>
       <w:r>
@@ -26000,8 +27669,8 @@
         </w:pict>
       </w:r>
     </w:p>
-    <w:bookmarkEnd w:id="202"/>
-    <w:bookmarkStart w:id="203" w:name="村长"/>
+    <w:bookmarkEnd w:id="207"/>
+    <w:bookmarkStart w:id="208" w:name="村长"/>
     <w:p>
       <w:pPr>
         <w:pStyle w:val="Heading4"/>
@@ -26013,8 +27682,8 @@
         <w:t xml:space="preserve">村长</w:t>
       </w:r>
     </w:p>
-    <w:bookmarkEnd w:id="203"/>
-    <w:bookmarkStart w:id="204" w:name="基本信息-12"/>
+    <w:bookmarkEnd w:id="208"/>
+    <w:bookmarkStart w:id="209" w:name="基本信息-12"/>
     <w:p>
       <w:pPr>
         <w:pStyle w:val="Heading4"/>
@@ -26198,8 +27867,8 @@
         </w:tc>
       </w:tr>
     </w:tbl>
-    <w:bookmarkEnd w:id="204"/>
-    <w:bookmarkStart w:id="205" w:name="人物小传-12"/>
+    <w:bookmarkEnd w:id="209"/>
+    <w:bookmarkStart w:id="210" w:name="人物小传-12"/>
     <w:p>
       <w:pPr>
         <w:pStyle w:val="Heading4"/>
@@ -26277,8 +27946,8 @@
         <w:t xml:space="preserve">在主角眼里，村长是一个”大人的世界”的窗口。他和外公的关系、他对大儿子的态度，都是主角长大后才会慢慢理解的事。</w:t>
       </w:r>
     </w:p>
-    <w:bookmarkEnd w:id="205"/>
-    <w:bookmarkStart w:id="206" w:name="性格特点-12"/>
+    <w:bookmarkEnd w:id="210"/>
+    <w:bookmarkStart w:id="211" w:name="性格特点-12"/>
     <w:p>
       <w:pPr>
         <w:pStyle w:val="Heading4"/>
@@ -26295,7 +27964,7 @@
         <w:pStyle w:val="Compact"/>
         <w:numPr>
           <w:ilvl w:val="0"/>
-          <w:numId w:val="1059"/>
+          <w:numId w:val="1064"/>
         </w:numPr>
       </w:pPr>
       <w:r>
@@ -26318,7 +27987,7 @@
         <w:pStyle w:val="Compact"/>
         <w:numPr>
           <w:ilvl w:val="0"/>
-          <w:numId w:val="1059"/>
+          <w:numId w:val="1064"/>
         </w:numPr>
       </w:pPr>
       <w:r>
@@ -26341,7 +28010,7 @@
         <w:pStyle w:val="Compact"/>
         <w:numPr>
           <w:ilvl w:val="0"/>
-          <w:numId w:val="1059"/>
+          <w:numId w:val="1064"/>
         </w:numPr>
       </w:pPr>
       <w:r>
@@ -26364,7 +28033,7 @@
         <w:pStyle w:val="Compact"/>
         <w:numPr>
           <w:ilvl w:val="0"/>
-          <w:numId w:val="1059"/>
+          <w:numId w:val="1064"/>
         </w:numPr>
       </w:pPr>
       <w:r>
@@ -26382,8 +28051,8 @@
         <w:t xml:space="preserve">：关于那场仗，跟外公一样，一个字不提</w:t>
       </w:r>
     </w:p>
-    <w:bookmarkEnd w:id="206"/>
-    <w:bookmarkStart w:id="207" w:name="说话方式-12"/>
+    <w:bookmarkEnd w:id="211"/>
+    <w:bookmarkStart w:id="212" w:name="说话方式-12"/>
     <w:p>
       <w:pPr>
         <w:pStyle w:val="Heading4"/>
@@ -26400,7 +28069,7 @@
         <w:pStyle w:val="Compact"/>
         <w:numPr>
           <w:ilvl w:val="0"/>
-          <w:numId w:val="1060"/>
+          <w:numId w:val="1065"/>
         </w:numPr>
       </w:pPr>
       <w:r>
@@ -26415,7 +28084,7 @@
         <w:pStyle w:val="Compact"/>
         <w:numPr>
           <w:ilvl w:val="0"/>
-          <w:numId w:val="1060"/>
+          <w:numId w:val="1065"/>
         </w:numPr>
       </w:pPr>
       <w:r>
@@ -26442,7 +28111,7 @@
         <w:pStyle w:val="Compact"/>
         <w:numPr>
           <w:ilvl w:val="0"/>
-          <w:numId w:val="1060"/>
+          <w:numId w:val="1065"/>
         </w:numPr>
       </w:pPr>
       <w:r>
@@ -26475,7 +28144,7 @@
         <w:pStyle w:val="Compact"/>
         <w:numPr>
           <w:ilvl w:val="0"/>
-          <w:numId w:val="1060"/>
+          <w:numId w:val="1065"/>
         </w:numPr>
       </w:pPr>
       <w:r>
@@ -26485,8 +28154,8 @@
         <w:t xml:space="preserve">提到外公时话会少一些，但眼神里有东西</w:t>
       </w:r>
     </w:p>
-    <w:bookmarkEnd w:id="207"/>
-    <w:bookmarkStart w:id="208" w:name="与外公的关系-1"/>
+    <w:bookmarkEnd w:id="212"/>
+    <w:bookmarkStart w:id="213" w:name="与外公的关系-1"/>
     <w:p>
       <w:pPr>
         <w:pStyle w:val="Heading4"/>
@@ -26531,8 +28200,8 @@
         <w:t xml:space="preserve">外公和村长的关系，是这个游戏里”大人之间不说出口的友情”的代表。</w:t>
       </w:r>
     </w:p>
-    <w:bookmarkEnd w:id="208"/>
-    <w:bookmarkStart w:id="209" w:name="与阿旺阿宝的关系-1"/>
+    <w:bookmarkEnd w:id="213"/>
+    <w:bookmarkStart w:id="214" w:name="与阿旺阿宝的关系-1"/>
     <w:p>
       <w:pPr>
         <w:pStyle w:val="Heading4"/>
@@ -26566,8 +28235,8 @@
         <w:t xml:space="preserve">村长心疼大儿子顾不上家，但说不出口。他能做的就是对两个孙子好一点，再好一点。</w:t>
       </w:r>
     </w:p>
-    <w:bookmarkEnd w:id="209"/>
-    <w:bookmarkStart w:id="210" w:name="与那场仗的关系"/>
+    <w:bookmarkEnd w:id="214"/>
+    <w:bookmarkStart w:id="215" w:name="与那场仗的关系"/>
     <w:p>
       <w:pPr>
         <w:pStyle w:val="Heading4"/>
@@ -26649,8 +28318,8 @@
         <w:t xml:space="preserve">这是游戏内容模糊化规则的体现：不直接使用真实事件名称，保持真实感底色但不被具体历史绑定。</w:t>
       </w:r>
     </w:p>
-    <w:bookmarkEnd w:id="210"/>
-    <w:bookmarkStart w:id="211" w:name="参与事件-12"/>
+    <w:bookmarkEnd w:id="215"/>
+    <w:bookmarkStart w:id="216" w:name="参与事件-12"/>
     <w:p>
       <w:pPr>
         <w:pStyle w:val="Heading4"/>
@@ -26667,7 +28336,7 @@
         <w:pStyle w:val="Compact"/>
         <w:numPr>
           <w:ilvl w:val="0"/>
-          <w:numId w:val="1061"/>
+          <w:numId w:val="1066"/>
         </w:numPr>
       </w:pPr>
       <w:r>
@@ -26682,7 +28351,7 @@
         <w:pStyle w:val="Compact"/>
         <w:numPr>
           <w:ilvl w:val="0"/>
-          <w:numId w:val="1061"/>
+          <w:numId w:val="1066"/>
         </w:numPr>
       </w:pPr>
       <w:r>
@@ -26697,7 +28366,7 @@
         <w:pStyle w:val="Compact"/>
         <w:numPr>
           <w:ilvl w:val="0"/>
-          <w:numId w:val="1061"/>
+          <w:numId w:val="1066"/>
         </w:numPr>
       </w:pPr>
       <w:r>
@@ -26712,7 +28381,7 @@
         <w:pStyle w:val="Compact"/>
         <w:numPr>
           <w:ilvl w:val="0"/>
-          <w:numId w:val="1061"/>
+          <w:numId w:val="1066"/>
         </w:numPr>
       </w:pPr>
       <w:r>
@@ -26727,7 +28396,7 @@
         <w:pStyle w:val="Compact"/>
         <w:numPr>
           <w:ilvl w:val="0"/>
-          <w:numId w:val="1061"/>
+          <w:numId w:val="1066"/>
         </w:numPr>
       </w:pPr>
       <w:r>
@@ -26742,7 +28411,7 @@
         <w:pStyle w:val="Compact"/>
         <w:numPr>
           <w:ilvl w:val="0"/>
-          <w:numId w:val="1061"/>
+          <w:numId w:val="1066"/>
         </w:numPr>
       </w:pPr>
       <w:r>
@@ -26752,8 +28421,8 @@
         <w:t xml:space="preserve">阿旺阿宝去爷爷家蹭饭的温馨事件</w:t>
       </w:r>
     </w:p>
-    <w:bookmarkEnd w:id="211"/>
-    <w:bookmarkStart w:id="212" w:name="视觉设计参考-12"/>
+    <w:bookmarkEnd w:id="216"/>
+    <w:bookmarkStart w:id="217" w:name="视觉设计参考-12"/>
     <w:p>
       <w:pPr>
         <w:pStyle w:val="Heading4"/>
@@ -26770,7 +28439,7 @@
         <w:pStyle w:val="Compact"/>
         <w:numPr>
           <w:ilvl w:val="0"/>
-          <w:numId w:val="1062"/>
+          <w:numId w:val="1067"/>
         </w:numPr>
       </w:pPr>
       <w:r>
@@ -26785,7 +28454,7 @@
         <w:pStyle w:val="Compact"/>
         <w:numPr>
           <w:ilvl w:val="0"/>
-          <w:numId w:val="1062"/>
+          <w:numId w:val="1067"/>
         </w:numPr>
       </w:pPr>
       <w:r>
@@ -26800,7 +28469,7 @@
         <w:pStyle w:val="Compact"/>
         <w:numPr>
           <w:ilvl w:val="0"/>
-          <w:numId w:val="1062"/>
+          <w:numId w:val="1067"/>
         </w:numPr>
       </w:pPr>
       <w:r>
@@ -26815,7 +28484,7 @@
         <w:pStyle w:val="Compact"/>
         <w:numPr>
           <w:ilvl w:val="0"/>
-          <w:numId w:val="1062"/>
+          <w:numId w:val="1067"/>
         </w:numPr>
       </w:pPr>
       <w:r>
@@ -26830,7 +28499,7 @@
         <w:pStyle w:val="Compact"/>
         <w:numPr>
           <w:ilvl w:val="0"/>
-          <w:numId w:val="1062"/>
+          <w:numId w:val="1067"/>
         </w:numPr>
       </w:pPr>
       <w:r>
@@ -26847,8 +28516,8 @@
         </w:pict>
       </w:r>
     </w:p>
-    <w:bookmarkEnd w:id="212"/>
-    <w:bookmarkStart w:id="213" w:name="小明妈"/>
+    <w:bookmarkEnd w:id="217"/>
+    <w:bookmarkStart w:id="218" w:name="小明妈"/>
     <w:p>
       <w:pPr>
         <w:pStyle w:val="Heading4"/>
@@ -26860,8 +28529,8 @@
         <w:t xml:space="preserve">小明妈</w:t>
       </w:r>
     </w:p>
-    <w:bookmarkEnd w:id="213"/>
-    <w:bookmarkStart w:id="214" w:name="基本信息-13"/>
+    <w:bookmarkEnd w:id="218"/>
+    <w:bookmarkStart w:id="219" w:name="基本信息-13"/>
     <w:p>
       <w:pPr>
         <w:pStyle w:val="Heading4"/>
@@ -27045,8 +28714,8 @@
         </w:tc>
       </w:tr>
     </w:tbl>
-    <w:bookmarkEnd w:id="214"/>
-    <w:bookmarkStart w:id="215" w:name="人物小传-13"/>
+    <w:bookmarkEnd w:id="219"/>
+    <w:bookmarkStart w:id="220" w:name="人物小传-13"/>
     <w:p>
       <w:pPr>
         <w:pStyle w:val="Heading4"/>
@@ -27124,8 +28793,8 @@
         <w:t xml:space="preserve">小明的坚强来自她。她没有给小明一个完整的家，但给了他一副硬骨头。</w:t>
       </w:r>
     </w:p>
-    <w:bookmarkEnd w:id="215"/>
-    <w:bookmarkStart w:id="216" w:name="性格特点-13"/>
+    <w:bookmarkEnd w:id="220"/>
+    <w:bookmarkStart w:id="221" w:name="性格特点-13"/>
     <w:p>
       <w:pPr>
         <w:pStyle w:val="Heading4"/>
@@ -27142,7 +28811,7 @@
         <w:pStyle w:val="Compact"/>
         <w:numPr>
           <w:ilvl w:val="0"/>
-          <w:numId w:val="1063"/>
+          <w:numId w:val="1068"/>
         </w:numPr>
       </w:pPr>
       <w:r>
@@ -27165,7 +28834,7 @@
         <w:pStyle w:val="Compact"/>
         <w:numPr>
           <w:ilvl w:val="0"/>
-          <w:numId w:val="1063"/>
+          <w:numId w:val="1068"/>
         </w:numPr>
       </w:pPr>
       <w:r>
@@ -27188,7 +28857,7 @@
         <w:pStyle w:val="Compact"/>
         <w:numPr>
           <w:ilvl w:val="0"/>
-          <w:numId w:val="1063"/>
+          <w:numId w:val="1068"/>
         </w:numPr>
       </w:pPr>
       <w:r>
@@ -27211,7 +28880,7 @@
         <w:pStyle w:val="Compact"/>
         <w:numPr>
           <w:ilvl w:val="0"/>
-          <w:numId w:val="1063"/>
+          <w:numId w:val="1068"/>
         </w:numPr>
       </w:pPr>
       <w:r>
@@ -27229,8 +28898,8 @@
         <w:t xml:space="preserve">：穷但不卑微，苦但不卖惨</w:t>
       </w:r>
     </w:p>
-    <w:bookmarkEnd w:id="216"/>
-    <w:bookmarkStart w:id="217" w:name="说话方式-13"/>
+    <w:bookmarkEnd w:id="221"/>
+    <w:bookmarkStart w:id="222" w:name="说话方式-13"/>
     <w:p>
       <w:pPr>
         <w:pStyle w:val="Heading4"/>
@@ -27247,7 +28916,7 @@
         <w:pStyle w:val="Compact"/>
         <w:numPr>
           <w:ilvl w:val="0"/>
-          <w:numId w:val="1064"/>
+          <w:numId w:val="1069"/>
         </w:numPr>
       </w:pPr>
       <w:r>
@@ -27262,7 +28931,7 @@
         <w:pStyle w:val="Compact"/>
         <w:numPr>
           <w:ilvl w:val="0"/>
-          <w:numId w:val="1064"/>
+          <w:numId w:val="1069"/>
         </w:numPr>
       </w:pPr>
       <w:r>
@@ -27295,7 +28964,7 @@
         <w:pStyle w:val="Compact"/>
         <w:numPr>
           <w:ilvl w:val="0"/>
-          <w:numId w:val="1064"/>
+          <w:numId w:val="1069"/>
         </w:numPr>
       </w:pPr>
       <w:r>
@@ -27316,7 +28985,7 @@
         <w:pStyle w:val="Compact"/>
         <w:numPr>
           <w:ilvl w:val="0"/>
-          <w:numId w:val="1064"/>
+          <w:numId w:val="1069"/>
         </w:numPr>
       </w:pPr>
       <w:r>
@@ -27326,8 +28995,8 @@
         <w:t xml:space="preserve">她不说”我爱你”，但每天的饭菜都是热的</w:t>
       </w:r>
     </w:p>
-    <w:bookmarkEnd w:id="217"/>
-    <w:bookmarkStart w:id="218" w:name="与小明的关系"/>
+    <w:bookmarkEnd w:id="222"/>
+    <w:bookmarkStart w:id="223" w:name="与小明的关系"/>
     <w:p>
       <w:pPr>
         <w:pStyle w:val="Heading4"/>
@@ -27372,8 +29041,8 @@
         <w:t xml:space="preserve">主角看到小明和妈妈的相处方式，会想起自己的爸妈——也许开始理解”不在身边不代表不爱”。</w:t>
       </w:r>
     </w:p>
-    <w:bookmarkEnd w:id="218"/>
-    <w:bookmarkStart w:id="219" w:name="参与事件-13"/>
+    <w:bookmarkEnd w:id="223"/>
+    <w:bookmarkStart w:id="224" w:name="参与事件-13"/>
     <w:p>
       <w:pPr>
         <w:pStyle w:val="Heading4"/>
@@ -27390,7 +29059,7 @@
         <w:pStyle w:val="Compact"/>
         <w:numPr>
           <w:ilvl w:val="0"/>
-          <w:numId w:val="1065"/>
+          <w:numId w:val="1070"/>
         </w:numPr>
       </w:pPr>
       <w:r>
@@ -27405,7 +29074,7 @@
         <w:pStyle w:val="Compact"/>
         <w:numPr>
           <w:ilvl w:val="0"/>
-          <w:numId w:val="1065"/>
+          <w:numId w:val="1070"/>
         </w:numPr>
       </w:pPr>
       <w:r>
@@ -27420,7 +29089,7 @@
         <w:pStyle w:val="Compact"/>
         <w:numPr>
           <w:ilvl w:val="0"/>
-          <w:numId w:val="1065"/>
+          <w:numId w:val="1070"/>
         </w:numPr>
       </w:pPr>
       <w:r>
@@ -27435,7 +29104,7 @@
         <w:pStyle w:val="Compact"/>
         <w:numPr>
           <w:ilvl w:val="0"/>
-          <w:numId w:val="1065"/>
+          <w:numId w:val="1070"/>
         </w:numPr>
       </w:pPr>
       <w:r>
@@ -27445,8 +29114,8 @@
         <w:t xml:space="preserve">小明妈和舅妈偶尔聊天的事件（两个女人的互相理解）</w:t>
       </w:r>
     </w:p>
-    <w:bookmarkEnd w:id="219"/>
-    <w:bookmarkStart w:id="220" w:name="视觉设计参考-13"/>
+    <w:bookmarkEnd w:id="224"/>
+    <w:bookmarkStart w:id="225" w:name="视觉设计参考-13"/>
     <w:p>
       <w:pPr>
         <w:pStyle w:val="Heading4"/>
@@ -27463,7 +29132,7 @@
         <w:pStyle w:val="Compact"/>
         <w:numPr>
           <w:ilvl w:val="0"/>
-          <w:numId w:val="1066"/>
+          <w:numId w:val="1071"/>
         </w:numPr>
       </w:pPr>
       <w:r>
@@ -27478,7 +29147,7 @@
         <w:pStyle w:val="Compact"/>
         <w:numPr>
           <w:ilvl w:val="0"/>
-          <w:numId w:val="1066"/>
+          <w:numId w:val="1071"/>
         </w:numPr>
       </w:pPr>
       <w:r>
@@ -27493,7 +29162,7 @@
         <w:pStyle w:val="Compact"/>
         <w:numPr>
           <w:ilvl w:val="0"/>
-          <w:numId w:val="1066"/>
+          <w:numId w:val="1071"/>
         </w:numPr>
       </w:pPr>
       <w:r>
@@ -27508,7 +29177,7 @@
         <w:pStyle w:val="Compact"/>
         <w:numPr>
           <w:ilvl w:val="0"/>
-          <w:numId w:val="1066"/>
+          <w:numId w:val="1071"/>
         </w:numPr>
       </w:pPr>
       <w:r>
@@ -27523,7 +29192,7 @@
         <w:pStyle w:val="Compact"/>
         <w:numPr>
           <w:ilvl w:val="0"/>
-          <w:numId w:val="1066"/>
+          <w:numId w:val="1071"/>
         </w:numPr>
       </w:pPr>
       <w:r>
@@ -27540,8 +29209,8 @@
         </w:pict>
       </w:r>
     </w:p>
-    <w:bookmarkEnd w:id="220"/>
-    <w:bookmarkStart w:id="221" w:name="小凤妈"/>
+    <w:bookmarkEnd w:id="225"/>
+    <w:bookmarkStart w:id="226" w:name="小凤妈"/>
     <w:p>
       <w:pPr>
         <w:pStyle w:val="Heading4"/>
@@ -27553,8 +29222,8 @@
         <w:t xml:space="preserve">小凤妈</w:t>
       </w:r>
     </w:p>
-    <w:bookmarkEnd w:id="221"/>
-    <w:bookmarkStart w:id="222" w:name="基本信息-14"/>
+    <w:bookmarkEnd w:id="226"/>
+    <w:bookmarkStart w:id="227" w:name="基本信息-14"/>
     <w:p>
       <w:pPr>
         <w:pStyle w:val="Heading4"/>
@@ -27738,8 +29407,8 @@
         </w:tc>
       </w:tr>
     </w:tbl>
-    <w:bookmarkEnd w:id="222"/>
-    <w:bookmarkStart w:id="223" w:name="人物小传-14"/>
+    <w:bookmarkEnd w:id="227"/>
+    <w:bookmarkStart w:id="228" w:name="人物小传-14"/>
     <w:p>
       <w:pPr>
         <w:pStyle w:val="Heading4"/>
@@ -27817,8 +29486,8 @@
         <w:t xml:space="preserve">舅舅家的斗嘴是”吵完了还是家人”，小凤家的沉默是”不吵也不是家人”。小凤妈不是不想吵，是连吵架的力气都没有了。</w:t>
       </w:r>
     </w:p>
-    <w:bookmarkEnd w:id="223"/>
-    <w:bookmarkStart w:id="224" w:name="性格特点-14"/>
+    <w:bookmarkEnd w:id="228"/>
+    <w:bookmarkStart w:id="229" w:name="性格特点-14"/>
     <w:p>
       <w:pPr>
         <w:pStyle w:val="Heading4"/>
@@ -27835,7 +29504,7 @@
         <w:pStyle w:val="Compact"/>
         <w:numPr>
           <w:ilvl w:val="0"/>
-          <w:numId w:val="1067"/>
+          <w:numId w:val="1072"/>
         </w:numPr>
       </w:pPr>
       <w:r>
@@ -27858,7 +29527,7 @@
         <w:pStyle w:val="Compact"/>
         <w:numPr>
           <w:ilvl w:val="0"/>
-          <w:numId w:val="1067"/>
+          <w:numId w:val="1072"/>
         </w:numPr>
       </w:pPr>
       <w:r>
@@ -27881,7 +29550,7 @@
         <w:pStyle w:val="Compact"/>
         <w:numPr>
           <w:ilvl w:val="0"/>
-          <w:numId w:val="1067"/>
+          <w:numId w:val="1072"/>
         </w:numPr>
       </w:pPr>
       <w:r>
@@ -27904,7 +29573,7 @@
         <w:pStyle w:val="Compact"/>
         <w:numPr>
           <w:ilvl w:val="0"/>
-          <w:numId w:val="1067"/>
+          <w:numId w:val="1072"/>
         </w:numPr>
       </w:pPr>
       <w:r>
@@ -27922,8 +29591,8 @@
         <w:t xml:space="preserve">：她对小凤的关心藏在行动里，但从不说出口</w:t>
       </w:r>
     </w:p>
-    <w:bookmarkEnd w:id="224"/>
-    <w:bookmarkStart w:id="225" w:name="说话方式-14"/>
+    <w:bookmarkEnd w:id="229"/>
+    <w:bookmarkStart w:id="230" w:name="说话方式-14"/>
     <w:p>
       <w:pPr>
         <w:pStyle w:val="Heading4"/>
@@ -27940,7 +29609,7 @@
         <w:pStyle w:val="Compact"/>
         <w:numPr>
           <w:ilvl w:val="0"/>
-          <w:numId w:val="1068"/>
+          <w:numId w:val="1073"/>
         </w:numPr>
       </w:pPr>
       <w:r>
@@ -27973,7 +29642,7 @@
         <w:pStyle w:val="Compact"/>
         <w:numPr>
           <w:ilvl w:val="0"/>
-          <w:numId w:val="1068"/>
+          <w:numId w:val="1073"/>
         </w:numPr>
       </w:pPr>
       <w:r>
@@ -28000,7 +29669,7 @@
         <w:pStyle w:val="Compact"/>
         <w:numPr>
           <w:ilvl w:val="0"/>
-          <w:numId w:val="1068"/>
+          <w:numId w:val="1073"/>
         </w:numPr>
       </w:pPr>
       <w:r>
@@ -28010,8 +29679,8 @@
         <w:t xml:space="preserve">这种温柔太少太少，所以小凤每次听到都会愣一下</w:t>
       </w:r>
     </w:p>
-    <w:bookmarkEnd w:id="225"/>
-    <w:bookmarkStart w:id="226" w:name="与小凤的关系-2"/>
+    <w:bookmarkEnd w:id="230"/>
+    <w:bookmarkStart w:id="231" w:name="与小凤的关系-2"/>
     <w:p>
       <w:pPr>
         <w:pStyle w:val="Heading4"/>
@@ -28056,8 +29725,8 @@
         <w:t xml:space="preserve">小凤在外面组建了自己”家”——把小英当妹妹、把朋友们当家人。她不是故意要离开妈妈的世界，是妈妈的世界里没有她的位置。</w:t>
       </w:r>
     </w:p>
-    <w:bookmarkEnd w:id="226"/>
-    <w:bookmarkStart w:id="227" w:name="与小明妈的关系"/>
+    <w:bookmarkEnd w:id="231"/>
+    <w:bookmarkStart w:id="232" w:name="与小明妈的关系"/>
     <w:p>
       <w:pPr>
         <w:pStyle w:val="Heading4"/>
@@ -28102,8 +29771,8 @@
         <w:t xml:space="preserve">如果说小明妈是”把苦变成了力量”，小凤妈就是”被苦压着没有翻身”。没有对错，只是不同的人面对同样的处境，有不同的承受方式。</w:t>
       </w:r>
     </w:p>
-    <w:bookmarkEnd w:id="227"/>
-    <w:bookmarkStart w:id="228" w:name="参与事件-14"/>
+    <w:bookmarkEnd w:id="232"/>
+    <w:bookmarkStart w:id="233" w:name="参与事件-14"/>
     <w:p>
       <w:pPr>
         <w:pStyle w:val="Heading4"/>
@@ -28120,7 +29789,7 @@
         <w:pStyle w:val="Compact"/>
         <w:numPr>
           <w:ilvl w:val="0"/>
-          <w:numId w:val="1069"/>
+          <w:numId w:val="1074"/>
         </w:numPr>
       </w:pPr>
       <w:r>
@@ -28135,7 +29804,7 @@
         <w:pStyle w:val="Compact"/>
         <w:numPr>
           <w:ilvl w:val="0"/>
-          <w:numId w:val="1069"/>
+          <w:numId w:val="1074"/>
         </w:numPr>
       </w:pPr>
       <w:r>
@@ -28150,7 +29819,7 @@
         <w:pStyle w:val="Compact"/>
         <w:numPr>
           <w:ilvl w:val="0"/>
-          <w:numId w:val="1069"/>
+          <w:numId w:val="1074"/>
         </w:numPr>
       </w:pPr>
       <w:r>
@@ -28165,7 +29834,7 @@
         <w:pStyle w:val="Compact"/>
         <w:numPr>
           <w:ilvl w:val="0"/>
-          <w:numId w:val="1069"/>
+          <w:numId w:val="1074"/>
         </w:numPr>
       </w:pPr>
       <w:r>
@@ -28175,8 +29844,8 @@
         <w:t xml:space="preserve">过年丈夫回来那几天、家里气氛微妙变化的事件</w:t>
       </w:r>
     </w:p>
-    <w:bookmarkEnd w:id="228"/>
-    <w:bookmarkStart w:id="229" w:name="视觉设计参考-14"/>
+    <w:bookmarkEnd w:id="233"/>
+    <w:bookmarkStart w:id="234" w:name="视觉设计参考-14"/>
     <w:p>
       <w:pPr>
         <w:pStyle w:val="Heading4"/>
@@ -28193,7 +29862,7 @@
         <w:pStyle w:val="Compact"/>
         <w:numPr>
           <w:ilvl w:val="0"/>
-          <w:numId w:val="1070"/>
+          <w:numId w:val="1075"/>
         </w:numPr>
       </w:pPr>
       <w:r>
@@ -28208,7 +29877,7 @@
         <w:pStyle w:val="Compact"/>
         <w:numPr>
           <w:ilvl w:val="0"/>
-          <w:numId w:val="1070"/>
+          <w:numId w:val="1075"/>
         </w:numPr>
       </w:pPr>
       <w:r>
@@ -28223,7 +29892,7 @@
         <w:pStyle w:val="Compact"/>
         <w:numPr>
           <w:ilvl w:val="0"/>
-          <w:numId w:val="1070"/>
+          <w:numId w:val="1075"/>
         </w:numPr>
       </w:pPr>
       <w:r>
@@ -28238,7 +29907,7 @@
         <w:pStyle w:val="Compact"/>
         <w:numPr>
           <w:ilvl w:val="0"/>
-          <w:numId w:val="1070"/>
+          <w:numId w:val="1075"/>
         </w:numPr>
       </w:pPr>
       <w:r>
@@ -28253,7 +29922,7 @@
         <w:pStyle w:val="Compact"/>
         <w:numPr>
           <w:ilvl w:val="0"/>
-          <w:numId w:val="1070"/>
+          <w:numId w:val="1075"/>
         </w:numPr>
       </w:pPr>
       <w:r>
@@ -28270,8 +29939,8 @@
         </w:pict>
       </w:r>
     </w:p>
-    <w:bookmarkEnd w:id="229"/>
-    <w:bookmarkStart w:id="230" w:name="村民群像"/>
+    <w:bookmarkEnd w:id="234"/>
+    <w:bookmarkStart w:id="235" w:name="村民群像"/>
     <w:p>
       <w:pPr>
         <w:pStyle w:val="Heading4"/>
@@ -28301,8 +29970,8 @@
         </w:pict>
       </w:r>
     </w:p>
-    <w:bookmarkEnd w:id="230"/>
-    <w:bookmarkStart w:id="231" w:name="花婶"/>
+    <w:bookmarkEnd w:id="235"/>
+    <w:bookmarkStart w:id="236" w:name="花婶"/>
     <w:p>
       <w:pPr>
         <w:pStyle w:val="Heading4"/>
@@ -28319,7 +29988,7 @@
         <w:pStyle w:val="Compact"/>
         <w:numPr>
           <w:ilvl w:val="0"/>
-          <w:numId w:val="1071"/>
+          <w:numId w:val="1076"/>
         </w:numPr>
       </w:pPr>
       <w:r>
@@ -28342,7 +30011,7 @@
         <w:pStyle w:val="Compact"/>
         <w:numPr>
           <w:ilvl w:val="0"/>
-          <w:numId w:val="1071"/>
+          <w:numId w:val="1076"/>
         </w:numPr>
       </w:pPr>
       <w:r>
@@ -28365,7 +30034,7 @@
         <w:pStyle w:val="Compact"/>
         <w:numPr>
           <w:ilvl w:val="0"/>
-          <w:numId w:val="1071"/>
+          <w:numId w:val="1076"/>
         </w:numPr>
       </w:pPr>
       <w:r>
@@ -28388,7 +30057,7 @@
         <w:pStyle w:val="Compact"/>
         <w:numPr>
           <w:ilvl w:val="0"/>
-          <w:numId w:val="1071"/>
+          <w:numId w:val="1076"/>
         </w:numPr>
       </w:pPr>
       <w:r>
@@ -28411,7 +30080,7 @@
         <w:pStyle w:val="Compact"/>
         <w:numPr>
           <w:ilvl w:val="0"/>
-          <w:numId w:val="1071"/>
+          <w:numId w:val="1076"/>
         </w:numPr>
       </w:pPr>
       <w:r>
@@ -28434,7 +30103,7 @@
         <w:pStyle w:val="Compact"/>
         <w:numPr>
           <w:ilvl w:val="0"/>
-          <w:numId w:val="1071"/>
+          <w:numId w:val="1076"/>
         </w:numPr>
       </w:pPr>
       <w:r>
@@ -28475,7 +30144,7 @@
         <w:pStyle w:val="Compact"/>
         <w:numPr>
           <w:ilvl w:val="0"/>
-          <w:numId w:val="1071"/>
+          <w:numId w:val="1076"/>
         </w:numPr>
       </w:pPr>
       <w:r>
@@ -28500,8 +30169,8 @@
         </w:pict>
       </w:r>
     </w:p>
-    <w:bookmarkEnd w:id="231"/>
-    <w:bookmarkStart w:id="232" w:name="医生伯伯"/>
+    <w:bookmarkEnd w:id="236"/>
+    <w:bookmarkStart w:id="237" w:name="医生伯伯"/>
     <w:p>
       <w:pPr>
         <w:pStyle w:val="Heading4"/>
@@ -28518,7 +30187,7 @@
         <w:pStyle w:val="Compact"/>
         <w:numPr>
           <w:ilvl w:val="0"/>
-          <w:numId w:val="1072"/>
+          <w:numId w:val="1077"/>
         </w:numPr>
       </w:pPr>
       <w:r>
@@ -28541,7 +30210,7 @@
         <w:pStyle w:val="Compact"/>
         <w:numPr>
           <w:ilvl w:val="0"/>
-          <w:numId w:val="1072"/>
+          <w:numId w:val="1077"/>
         </w:numPr>
       </w:pPr>
       <w:r>
@@ -28564,7 +30233,7 @@
         <w:pStyle w:val="Compact"/>
         <w:numPr>
           <w:ilvl w:val="0"/>
-          <w:numId w:val="1072"/>
+          <w:numId w:val="1077"/>
         </w:numPr>
       </w:pPr>
       <w:r>
@@ -28587,7 +30256,7 @@
         <w:pStyle w:val="Compact"/>
         <w:numPr>
           <w:ilvl w:val="0"/>
-          <w:numId w:val="1072"/>
+          <w:numId w:val="1077"/>
         </w:numPr>
       </w:pPr>
       <w:r>
@@ -28610,7 +30279,7 @@
         <w:pStyle w:val="Compact"/>
         <w:numPr>
           <w:ilvl w:val="0"/>
-          <w:numId w:val="1072"/>
+          <w:numId w:val="1077"/>
         </w:numPr>
       </w:pPr>
       <w:r>
@@ -28633,7 +30302,7 @@
         <w:pStyle w:val="Compact"/>
         <w:numPr>
           <w:ilvl w:val="0"/>
-          <w:numId w:val="1072"/>
+          <w:numId w:val="1077"/>
         </w:numPr>
       </w:pPr>
       <w:r>
@@ -28674,7 +30343,7 @@
         <w:pStyle w:val="Compact"/>
         <w:numPr>
           <w:ilvl w:val="0"/>
-          <w:numId w:val="1072"/>
+          <w:numId w:val="1077"/>
         </w:numPr>
       </w:pPr>
       <w:r>
@@ -28699,8 +30368,8 @@
         </w:pict>
       </w:r>
     </w:p>
-    <w:bookmarkEnd w:id="232"/>
-    <w:bookmarkStart w:id="233" w:name="摩托车佬老陈"/>
+    <w:bookmarkEnd w:id="237"/>
+    <w:bookmarkStart w:id="238" w:name="摩托车佬老陈"/>
     <w:p>
       <w:pPr>
         <w:pStyle w:val="Heading4"/>
@@ -28717,7 +30386,7 @@
         <w:pStyle w:val="Compact"/>
         <w:numPr>
           <w:ilvl w:val="0"/>
-          <w:numId w:val="1073"/>
+          <w:numId w:val="1078"/>
         </w:numPr>
       </w:pPr>
       <w:r>
@@ -28740,7 +30409,7 @@
         <w:pStyle w:val="Compact"/>
         <w:numPr>
           <w:ilvl w:val="0"/>
-          <w:numId w:val="1073"/>
+          <w:numId w:val="1078"/>
         </w:numPr>
       </w:pPr>
       <w:r>
@@ -28763,7 +30432,7 @@
         <w:pStyle w:val="Compact"/>
         <w:numPr>
           <w:ilvl w:val="0"/>
-          <w:numId w:val="1073"/>
+          <w:numId w:val="1078"/>
         </w:numPr>
       </w:pPr>
       <w:r>
@@ -28786,7 +30455,7 @@
         <w:pStyle w:val="Compact"/>
         <w:numPr>
           <w:ilvl w:val="0"/>
-          <w:numId w:val="1073"/>
+          <w:numId w:val="1078"/>
         </w:numPr>
       </w:pPr>
       <w:r>
@@ -28809,7 +30478,7 @@
         <w:pStyle w:val="Compact"/>
         <w:numPr>
           <w:ilvl w:val="0"/>
-          <w:numId w:val="1073"/>
+          <w:numId w:val="1078"/>
         </w:numPr>
       </w:pPr>
       <w:r>
@@ -28832,7 +30501,7 @@
         <w:pStyle w:val="Compact"/>
         <w:numPr>
           <w:ilvl w:val="0"/>
-          <w:numId w:val="1073"/>
+          <w:numId w:val="1078"/>
         </w:numPr>
       </w:pPr>
       <w:r>
@@ -28873,7 +30542,7 @@
         <w:pStyle w:val="Compact"/>
         <w:numPr>
           <w:ilvl w:val="0"/>
-          <w:numId w:val="1073"/>
+          <w:numId w:val="1078"/>
         </w:numPr>
       </w:pPr>
       <w:r>
@@ -28898,8 +30567,8 @@
         </w:pict>
       </w:r>
     </w:p>
-    <w:bookmarkEnd w:id="233"/>
-    <w:bookmarkStart w:id="234" w:name="阿德叔"/>
+    <w:bookmarkEnd w:id="238"/>
+    <w:bookmarkStart w:id="239" w:name="阿德叔"/>
     <w:p>
       <w:pPr>
         <w:pStyle w:val="Heading4"/>
@@ -28916,7 +30585,7 @@
         <w:pStyle w:val="Compact"/>
         <w:numPr>
           <w:ilvl w:val="0"/>
-          <w:numId w:val="1074"/>
+          <w:numId w:val="1079"/>
         </w:numPr>
       </w:pPr>
       <w:r>
@@ -28939,7 +30608,7 @@
         <w:pStyle w:val="Compact"/>
         <w:numPr>
           <w:ilvl w:val="0"/>
-          <w:numId w:val="1074"/>
+          <w:numId w:val="1079"/>
         </w:numPr>
       </w:pPr>
       <w:r>
@@ -28962,7 +30631,7 @@
         <w:pStyle w:val="Compact"/>
         <w:numPr>
           <w:ilvl w:val="0"/>
-          <w:numId w:val="1074"/>
+          <w:numId w:val="1079"/>
         </w:numPr>
       </w:pPr>
       <w:r>
@@ -28985,7 +30654,7 @@
         <w:pStyle w:val="Compact"/>
         <w:numPr>
           <w:ilvl w:val="0"/>
-          <w:numId w:val="1074"/>
+          <w:numId w:val="1079"/>
         </w:numPr>
       </w:pPr>
       <w:r>
@@ -29008,7 +30677,7 @@
         <w:pStyle w:val="Compact"/>
         <w:numPr>
           <w:ilvl w:val="0"/>
-          <w:numId w:val="1074"/>
+          <w:numId w:val="1079"/>
         </w:numPr>
       </w:pPr>
       <w:r>
@@ -29031,7 +30700,7 @@
         <w:pStyle w:val="Compact"/>
         <w:numPr>
           <w:ilvl w:val="0"/>
-          <w:numId w:val="1074"/>
+          <w:numId w:val="1079"/>
         </w:numPr>
       </w:pPr>
       <w:r>
@@ -29072,7 +30741,7 @@
         <w:pStyle w:val="Compact"/>
         <w:numPr>
           <w:ilvl w:val="0"/>
-          <w:numId w:val="1074"/>
+          <w:numId w:val="1079"/>
         </w:numPr>
       </w:pPr>
       <w:r>
@@ -29097,8 +30766,8 @@
         </w:pict>
       </w:r>
     </w:p>
-    <w:bookmarkEnd w:id="234"/>
-    <w:bookmarkStart w:id="235" w:name="三婆"/>
+    <w:bookmarkEnd w:id="239"/>
+    <w:bookmarkStart w:id="240" w:name="三婆"/>
     <w:p>
       <w:pPr>
         <w:pStyle w:val="Heading4"/>
@@ -29115,7 +30784,7 @@
         <w:pStyle w:val="Compact"/>
         <w:numPr>
           <w:ilvl w:val="0"/>
-          <w:numId w:val="1075"/>
+          <w:numId w:val="1080"/>
         </w:numPr>
       </w:pPr>
       <w:r>
@@ -29138,7 +30807,7 @@
         <w:pStyle w:val="Compact"/>
         <w:numPr>
           <w:ilvl w:val="0"/>
-          <w:numId w:val="1075"/>
+          <w:numId w:val="1080"/>
         </w:numPr>
       </w:pPr>
       <w:r>
@@ -29161,7 +30830,7 @@
         <w:pStyle w:val="Compact"/>
         <w:numPr>
           <w:ilvl w:val="0"/>
-          <w:numId w:val="1075"/>
+          <w:numId w:val="1080"/>
         </w:numPr>
       </w:pPr>
       <w:r>
@@ -29184,7 +30853,7 @@
         <w:pStyle w:val="Compact"/>
         <w:numPr>
           <w:ilvl w:val="0"/>
-          <w:numId w:val="1075"/>
+          <w:numId w:val="1080"/>
         </w:numPr>
       </w:pPr>
       <w:r>
@@ -29207,7 +30876,7 @@
         <w:pStyle w:val="Compact"/>
         <w:numPr>
           <w:ilvl w:val="0"/>
-          <w:numId w:val="1075"/>
+          <w:numId w:val="1080"/>
         </w:numPr>
       </w:pPr>
       <w:r>
@@ -29230,7 +30899,7 @@
         <w:pStyle w:val="Compact"/>
         <w:numPr>
           <w:ilvl w:val="0"/>
-          <w:numId w:val="1075"/>
+          <w:numId w:val="1080"/>
         </w:numPr>
       </w:pPr>
       <w:r>
@@ -29265,7 +30934,7 @@
         <w:pStyle w:val="Compact"/>
         <w:numPr>
           <w:ilvl w:val="0"/>
-          <w:numId w:val="1075"/>
+          <w:numId w:val="1080"/>
         </w:numPr>
       </w:pPr>
       <w:r>
@@ -29290,8 +30959,8 @@
         </w:pict>
       </w:r>
     </w:p>
-    <w:bookmarkEnd w:id="235"/>
-    <w:bookmarkStart w:id="236" w:name="阿辉"/>
+    <w:bookmarkEnd w:id="240"/>
+    <w:bookmarkStart w:id="241" w:name="阿辉"/>
     <w:p>
       <w:pPr>
         <w:pStyle w:val="Heading4"/>
@@ -29308,7 +30977,7 @@
         <w:pStyle w:val="Compact"/>
         <w:numPr>
           <w:ilvl w:val="0"/>
-          <w:numId w:val="1076"/>
+          <w:numId w:val="1081"/>
         </w:numPr>
       </w:pPr>
       <w:r>
@@ -29331,7 +31000,7 @@
         <w:pStyle w:val="Compact"/>
         <w:numPr>
           <w:ilvl w:val="0"/>
-          <w:numId w:val="1076"/>
+          <w:numId w:val="1081"/>
         </w:numPr>
       </w:pPr>
       <w:r>
@@ -29354,7 +31023,7 @@
         <w:pStyle w:val="Compact"/>
         <w:numPr>
           <w:ilvl w:val="0"/>
-          <w:numId w:val="1076"/>
+          <w:numId w:val="1081"/>
         </w:numPr>
       </w:pPr>
       <w:r>
@@ -29377,7 +31046,7 @@
         <w:pStyle w:val="Compact"/>
         <w:numPr>
           <w:ilvl w:val="0"/>
-          <w:numId w:val="1076"/>
+          <w:numId w:val="1081"/>
         </w:numPr>
       </w:pPr>
       <w:r>
@@ -29400,7 +31069,7 @@
         <w:pStyle w:val="Compact"/>
         <w:numPr>
           <w:ilvl w:val="0"/>
-          <w:numId w:val="1076"/>
+          <w:numId w:val="1081"/>
         </w:numPr>
       </w:pPr>
       <w:r>
@@ -29423,7 +31092,7 @@
         <w:pStyle w:val="Compact"/>
         <w:numPr>
           <w:ilvl w:val="0"/>
-          <w:numId w:val="1076"/>
+          <w:numId w:val="1081"/>
         </w:numPr>
       </w:pPr>
       <w:r>
@@ -29458,7 +31127,7 @@
         <w:pStyle w:val="Compact"/>
         <w:numPr>
           <w:ilvl w:val="0"/>
-          <w:numId w:val="1076"/>
+          <w:numId w:val="1081"/>
         </w:numPr>
       </w:pPr>
       <w:r>
@@ -29483,8 +31152,8 @@
         </w:pict>
       </w:r>
     </w:p>
-    <w:bookmarkEnd w:id="236"/>
-    <w:bookmarkStart w:id="237" w:name="小英爸"/>
+    <w:bookmarkEnd w:id="241"/>
+    <w:bookmarkStart w:id="242" w:name="小英爸"/>
     <w:p>
       <w:pPr>
         <w:pStyle w:val="Heading4"/>
@@ -29501,7 +31170,7 @@
         <w:pStyle w:val="Compact"/>
         <w:numPr>
           <w:ilvl w:val="0"/>
-          <w:numId w:val="1077"/>
+          <w:numId w:val="1082"/>
         </w:numPr>
       </w:pPr>
       <w:r>
@@ -29524,7 +31193,7 @@
         <w:pStyle w:val="Compact"/>
         <w:numPr>
           <w:ilvl w:val="0"/>
-          <w:numId w:val="1077"/>
+          <w:numId w:val="1082"/>
         </w:numPr>
       </w:pPr>
       <w:r>
@@ -29547,7 +31216,7 @@
         <w:pStyle w:val="Compact"/>
         <w:numPr>
           <w:ilvl w:val="0"/>
-          <w:numId w:val="1077"/>
+          <w:numId w:val="1082"/>
         </w:numPr>
       </w:pPr>
       <w:r>
@@ -29570,7 +31239,7 @@
         <w:pStyle w:val="Compact"/>
         <w:numPr>
           <w:ilvl w:val="0"/>
-          <w:numId w:val="1077"/>
+          <w:numId w:val="1082"/>
         </w:numPr>
       </w:pPr>
       <w:r>
@@ -29593,7 +31262,7 @@
         <w:pStyle w:val="Compact"/>
         <w:numPr>
           <w:ilvl w:val="0"/>
-          <w:numId w:val="1077"/>
+          <w:numId w:val="1082"/>
         </w:numPr>
       </w:pPr>
       <w:r>
@@ -29616,7 +31285,7 @@
         <w:pStyle w:val="Compact"/>
         <w:numPr>
           <w:ilvl w:val="0"/>
-          <w:numId w:val="1077"/>
+          <w:numId w:val="1082"/>
         </w:numPr>
       </w:pPr>
       <w:r>
@@ -29657,7 +31326,7 @@
         <w:pStyle w:val="Compact"/>
         <w:numPr>
           <w:ilvl w:val="0"/>
-          <w:numId w:val="1077"/>
+          <w:numId w:val="1082"/>
         </w:numPr>
       </w:pPr>
       <w:r>
@@ -29682,8 +31351,8 @@
         </w:pict>
       </w:r>
     </w:p>
-    <w:bookmarkEnd w:id="237"/>
-    <w:bookmarkStart w:id="238" w:name="设计原则"/>
+    <w:bookmarkEnd w:id="242"/>
+    <w:bookmarkStart w:id="243" w:name="设计原则"/>
     <w:p>
       <w:pPr>
         <w:pStyle w:val="Heading4"/>
@@ -29805,10 +31474,10 @@
         </w:pict>
       </w:r>
     </w:p>
-    <w:bookmarkEnd w:id="238"/>
-    <w:bookmarkEnd w:id="239"/>
-    <w:bookmarkEnd w:id="240"/>
-    <w:bookmarkEnd w:id="241"/>
+    <w:bookmarkEnd w:id="243"/>
+    <w:bookmarkEnd w:id="244"/>
+    <w:bookmarkEnd w:id="245"/>
+    <w:bookmarkEnd w:id="246"/>
     <w:sectPr>
       <w:footnotePr>
         <w:numRestart w:val="eachSect"/>
@@ -30020,6 +31689,82 @@
       <w:rPr>
         <w:rFonts w:ascii="Wingdings" w:hAnsi="Wingdings" w:cs="Wingdings" w:hint="default"/>
       </w:rPr>
+    </w:lvl>
+  </w:abstractNum>
+  <w:abstractNum w:abstractNumId="992">
+    <w:nsid w:val="0000A992"/>
+    <w:multiLevelType w:val="multilevel"/>
+    <w:lvl w:ilvl="0">
+      <w:numFmt w:val="bullet"/>
+      <w:lvlText w:val="☐"/>
+      <w:lvlJc w:val="left"/>
+      <w:pPr>
+        <w:ind w:left="720" w:hanging="360"/>
+      </w:pPr>
+    </w:lvl>
+    <w:lvl w:ilvl="1">
+      <w:numFmt w:val="bullet"/>
+      <w:lvlText w:val="☐"/>
+      <w:lvlJc w:val="left"/>
+      <w:pPr>
+        <w:ind w:left="1440" w:hanging="360"/>
+      </w:pPr>
+    </w:lvl>
+    <w:lvl w:ilvl="2">
+      <w:numFmt w:val="bullet"/>
+      <w:lvlText w:val="☐"/>
+      <w:lvlJc w:val="left"/>
+      <w:pPr>
+        <w:ind w:left="2160" w:hanging="360"/>
+      </w:pPr>
+    </w:lvl>
+    <w:lvl w:ilvl="3">
+      <w:numFmt w:val="bullet"/>
+      <w:lvlText w:val="☐"/>
+      <w:lvlJc w:val="left"/>
+      <w:pPr>
+        <w:ind w:left="2880" w:hanging="360"/>
+      </w:pPr>
+    </w:lvl>
+    <w:lvl w:ilvl="4">
+      <w:numFmt w:val="bullet"/>
+      <w:lvlText w:val="☐"/>
+      <w:lvlJc w:val="left"/>
+      <w:pPr>
+        <w:ind w:left="3600" w:hanging="360"/>
+      </w:pPr>
+    </w:lvl>
+    <w:lvl w:ilvl="5">
+      <w:numFmt w:val="bullet"/>
+      <w:lvlText w:val="☐"/>
+      <w:lvlJc w:val="left"/>
+      <w:pPr>
+        <w:ind w:left="4320" w:hanging="360"/>
+      </w:pPr>
+    </w:lvl>
+    <w:lvl w:ilvl="6">
+      <w:numFmt w:val="bullet"/>
+      <w:lvlText w:val="☐"/>
+      <w:lvlJc w:val="left"/>
+      <w:pPr>
+        <w:ind w:left="5040" w:hanging="360"/>
+      </w:pPr>
+    </w:lvl>
+    <w:lvl w:ilvl="7">
+      <w:numFmt w:val="bullet"/>
+      <w:lvlText w:val="☐"/>
+      <w:lvlJc w:val="left"/>
+      <w:pPr>
+        <w:ind w:left="5760" w:hanging="360"/>
+      </w:pPr>
+    </w:lvl>
+    <w:lvl w:ilvl="8">
+      <w:numFmt w:val="bullet"/>
+      <w:lvlText w:val="☐"/>
+      <w:lvlJc w:val="left"/>
+      <w:pPr>
+        <w:ind w:left="6480" w:hanging="360"/>
+      </w:pPr>
     </w:lvl>
   </w:abstractNum>
   <w:num w:numId="1000">
@@ -30050,19 +31795,19 @@
     <w:abstractNumId w:val="991"/>
   </w:num>
   <w:num w:numId="1009">
-    <w:abstractNumId w:val="991"/>
+    <w:abstractNumId w:val="992"/>
   </w:num>
   <w:num w:numId="1010">
-    <w:abstractNumId w:val="991"/>
+    <w:abstractNumId w:val="992"/>
   </w:num>
   <w:num w:numId="1011">
-    <w:abstractNumId w:val="991"/>
+    <w:abstractNumId w:val="992"/>
   </w:num>
   <w:num w:numId="1012">
-    <w:abstractNumId w:val="991"/>
+    <w:abstractNumId w:val="992"/>
   </w:num>
   <w:num w:numId="1013">
-    <w:abstractNumId w:val="991"/>
+    <w:abstractNumId w:val="992"/>
   </w:num>
   <w:num w:numId="1014">
     <w:abstractNumId w:val="991"/>
@@ -30254,6 +31999,21 @@
     <w:abstractNumId w:val="991"/>
   </w:num>
   <w:num w:numId="1077">
+    <w:abstractNumId w:val="991"/>
+  </w:num>
+  <w:num w:numId="1078">
+    <w:abstractNumId w:val="991"/>
+  </w:num>
+  <w:num w:numId="1079">
+    <w:abstractNumId w:val="991"/>
+  </w:num>
+  <w:num w:numId="1080">
+    <w:abstractNumId w:val="991"/>
+  </w:num>
+  <w:num w:numId="1081">
+    <w:abstractNumId w:val="991"/>
+  </w:num>
+  <w:num w:numId="1082">
     <w:abstractNumId w:val="991"/>
   </w:num>
 </w:numbering>

--- a/《草芥》游戏策划案.docx
+++ b/《草芥》游戏策划案.docx
@@ -9450,6 +9450,54 @@
         <w:rPr>
           <w:rStyle w:val="VerbatimChar"/>
         </w:rPr>
+        <w:t xml:space="preserve">        </w:t>
+      </w:r>
+      <w:r>
+        <w:rPr>
+          <w:rStyle w:val="VerbatimChar"/>
+          <w:rFonts w:hint="eastAsia"/>
+        </w:rPr>
+        <w:t xml:space="preserve">│黄土老屋│</w:t>
+      </w:r>
+      <w:r>
+        <w:rPr>
+          <w:rStyle w:val="VerbatimChar"/>
+        </w:rPr>
+        <w:t xml:space="preserve">          │ </w:t>
+      </w:r>
+      <w:r>
+        <w:rPr>
+          <w:rStyle w:val="VerbatimChar"/>
+          <w:rFonts w:hint="eastAsia"/>
+        </w:rPr>
+        <w:t xml:space="preserve">大</w:t>
+      </w:r>
+      <w:r>
+        <w:rPr>
+          <w:rStyle w:val="VerbatimChar"/>
+        </w:rPr>
+        <w:t xml:space="preserve"> </w:t>
+      </w:r>
+      <w:r>
+        <w:rPr>
+          <w:rStyle w:val="VerbatimChar"/>
+          <w:rFonts w:hint="eastAsia"/>
+        </w:rPr>
+        <w:t xml:space="preserve">屋</w:t>
+      </w:r>
+      <w:r>
+        <w:rPr>
+          <w:rStyle w:val="VerbatimChar"/>
+        </w:rPr>
+        <w:t xml:space="preserve">  │</w:t>
+      </w:r>
+      <w:r>
+        <w:br/>
+      </w:r>
+      <w:r>
+        <w:rPr>
+          <w:rStyle w:val="VerbatimChar"/>
+        </w:rPr>
         <w:t xml:space="preserve">        │ </w:t>
       </w:r>
       <w:r>
@@ -9457,7 +9505,7 @@
           <w:rStyle w:val="VerbatimChar"/>
           <w:rFonts w:hint="eastAsia"/>
         </w:rPr>
-        <w:t xml:space="preserve">大</w:t>
+        <w:t xml:space="preserve">(低矮)</w:t>
       </w:r>
       <w:r>
         <w:rPr>
@@ -9470,20 +9518,26 @@
           <w:rStyle w:val="VerbatimChar"/>
           <w:rFonts w:hint="eastAsia"/>
         </w:rPr>
-        <w:t xml:space="preserve">屋</w:t>
+        <w:t xml:space="preserve">│──紧挨着──│</w:t>
       </w:r>
       <w:r>
         <w:rPr>
           <w:rStyle w:val="VerbatimChar"/>
         </w:rPr>
-        <w:t xml:space="preserve">  │          </w:t>
+        <w:t xml:space="preserve"> </w:t>
       </w:r>
       <w:r>
         <w:rPr>
           <w:rStyle w:val="VerbatimChar"/>
           <w:rFonts w:hint="eastAsia"/>
         </w:rPr>
-        <w:t xml:space="preserve">│黄土老屋│</w:t>
+        <w:t xml:space="preserve">(三层)</w:t>
+      </w:r>
+      <w:r>
+        <w:rPr>
+          <w:rStyle w:val="VerbatimChar"/>
+        </w:rPr>
+        <w:t xml:space="preserve"> │</w:t>
       </w:r>
       <w:r>
         <w:br/>
@@ -9499,39 +9553,64 @@
           <w:rStyle w:val="VerbatimChar"/>
           <w:rFonts w:hint="eastAsia"/>
         </w:rPr>
-        <w:t xml:space="preserve">(三层)</w:t>
+        <w:t xml:space="preserve">废弃</w:t>
       </w:r>
       <w:r>
         <w:rPr>
           <w:rStyle w:val="VerbatimChar"/>
         </w:rPr>
-        <w:t xml:space="preserve"> </w:t>
+        <w:t xml:space="preserve">   │          │ </w:t>
       </w:r>
       <w:r>
         <w:rPr>
           <w:rStyle w:val="VerbatimChar"/>
           <w:rFonts w:hint="eastAsia"/>
         </w:rPr>
-        <w:t xml:space="preserve">│──紧挨着──│</w:t>
+        <w:t xml:space="preserve">红砖楼</w:t>
       </w:r>
       <w:r>
         <w:rPr>
           <w:rStyle w:val="VerbatimChar"/>
         </w:rPr>
-        <w:t xml:space="preserve"> </w:t>
+        <w:t xml:space="preserve"> │</w:t>
+      </w:r>
+      <w:r>
+        <w:br/>
       </w:r>
       <w:r>
         <w:rPr>
           <w:rStyle w:val="VerbatimChar"/>
-          <w:rFonts w:hint="eastAsia"/>
-        </w:rPr>
-        <w:t xml:space="preserve">(低矮)</w:t>
+        </w:rPr>
+        <w:t xml:space="preserve">        └───────┘          └───────┘</w:t>
+      </w:r>
+      <w:r>
+        <w:br/>
       </w:r>
       <w:r>
         <w:rPr>
           <w:rStyle w:val="VerbatimChar"/>
         </w:rPr>
-        <w:t xml:space="preserve"> │</w:t>
+        <w:t xml:space="preserve">        </w:t>
+      </w:r>
+      <w:r>
+        <w:rPr>
+          <w:rStyle w:val="VerbatimChar"/>
+          <w:rFonts w:hint="eastAsia"/>
+        </w:rPr>
+        <w:t xml:space="preserve">（大屋左边，</w:t>
+      </w:r>
+      <w:r>
+        <w:rPr>
+          <w:rStyle w:val="VerbatimChar"/>
+        </w:rPr>
+        <w:t xml:space="preserve">          </w:t>
+      </w:r>
+      <w:r>
+        <w:rPr>
+          <w:rStyle w:val="VerbatimChar"/>
+          <w:rFonts w:hint="eastAsia"/>
+        </w:rPr>
+        <w:t xml:space="preserve">（主角的家）</w:t>
       </w:r>
       <w:r>
         <w:br/>
@@ -9540,42 +9619,14 @@
         <w:rPr>
           <w:rStyle w:val="VerbatimChar"/>
         </w:rPr>
-        <w:t xml:space="preserve">        │ </w:t>
+        <w:t xml:space="preserve">        </w:t>
       </w:r>
       <w:r>
         <w:rPr>
           <w:rStyle w:val="VerbatimChar"/>
           <w:rFonts w:hint="eastAsia"/>
         </w:rPr>
-        <w:t xml:space="preserve">红砖楼</w:t>
-      </w:r>
-      <w:r>
-        <w:rPr>
-          <w:rStyle w:val="VerbatimChar"/>
-        </w:rPr>
-        <w:t xml:space="preserve"> │          │ </w:t>
-      </w:r>
-      <w:r>
-        <w:rPr>
-          <w:rStyle w:val="VerbatimChar"/>
-          <w:rFonts w:hint="eastAsia"/>
-        </w:rPr>
-        <w:t xml:space="preserve">废弃</w:t>
-      </w:r>
-      <w:r>
-        <w:rPr>
-          <w:rStyle w:val="VerbatimChar"/>
-        </w:rPr>
-        <w:t xml:space="preserve">   │</w:t>
-      </w:r>
-      <w:r>
-        <w:br/>
-      </w:r>
-      <w:r>
-        <w:rPr>
-          <w:rStyle w:val="VerbatimChar"/>
-        </w:rPr>
-        <w:t xml:space="preserve">        └───────┘          └───────┘</w:t>
+        <w:t xml:space="preserve">游戏画面右侧）</w:t>
       </w:r>
     </w:p>
     <w:bookmarkEnd w:id="53"/>

--- a/《草芥》游戏策划案.docx
+++ b/《草芥》游戏策划案.docx
@@ -13872,7 +13872,7 @@
     </w:p>
     <w:bookmarkEnd w:id="72"/>
     <w:bookmarkEnd w:id="73"/>
-    <w:bookmarkStart w:id="79" w:name="美术与-ui"/>
+    <w:bookmarkStart w:id="80" w:name="美术与-ui"/>
     <w:p>
       <w:pPr>
         <w:pStyle w:val="Heading1"/>
@@ -13890,7 +13890,7 @@
         <w:t xml:space="preserve"> UI</w:t>
       </w:r>
     </w:p>
-    <w:bookmarkStart w:id="76" w:name="视觉风格"/>
+    <w:bookmarkStart w:id="77" w:name="视觉风格"/>
     <w:p>
       <w:pPr>
         <w:pStyle w:val="Heading2"/>
@@ -13922,16 +13922,217 @@
         <w:t xml:space="preserve">高精度像素美术</w:t>
       </w:r>
       <w:r>
-        <w:rPr>
-          <w:rFonts w:hint="eastAsia"/>
-        </w:rPr>
-        <w:t xml:space="preserve">，参考《Until</w:t>
-      </w:r>
-      <w:r>
-        <w:t xml:space="preserve"> Then》《The Last Night》《REPLACED》。</w:t>
-      </w:r>
-    </w:p>
-    <w:bookmarkStart w:id="74" w:name="核心视觉特征"/>
+        <w:t xml:space="preserve">。</w:t>
+      </w:r>
+    </w:p>
+    <w:bookmarkStart w:id="74" w:name="参考游戏"/>
+    <w:p>
+      <w:pPr>
+        <w:pStyle w:val="Heading3"/>
+      </w:pPr>
+      <w:r>
+        <w:rPr>
+          <w:rFonts w:hint="eastAsia"/>
+        </w:rPr>
+        <w:t xml:space="preserve">参考游戏</w:t>
+      </w:r>
+    </w:p>
+    <w:tbl>
+      <w:tblPr>
+        <w:tblStyle w:val="Table"/>
+        <w:tblW w:type="pct" w:w="5000"/>
+        <w:tblLayout w:type="fixed"/>
+        <w:tblLook w:firstRow="1" w:lastRow="0" w:firstColumn="0" w:lastColumn="0" w:noHBand="0" w:noVBand="0" w:val="0020"/>
+      </w:tblPr>
+      <w:tblGrid>
+        <w:gridCol w:w="3394"/>
+        <w:gridCol w:w="4525"/>
+      </w:tblGrid>
+      <w:tr>
+        <w:trPr>
+          <w:tblHeader w:val="on"/>
+        </w:trPr>
+        <w:tc>
+          <w:tcPr/>
+          <w:p>
+            <w:pPr>
+              <w:pStyle w:val="Compact"/>
+            </w:pPr>
+            <w:r>
+              <w:rPr>
+                <w:rFonts w:hint="eastAsia"/>
+              </w:rPr>
+              <w:t xml:space="preserve">游戏</w:t>
+            </w:r>
+          </w:p>
+        </w:tc>
+        <w:tc>
+          <w:tcPr/>
+          <w:p>
+            <w:pPr>
+              <w:pStyle w:val="Compact"/>
+            </w:pPr>
+            <w:r>
+              <w:rPr>
+                <w:rFonts w:hint="eastAsia"/>
+              </w:rPr>
+              <w:t xml:space="preserve">参考点</w:t>
+            </w:r>
+          </w:p>
+        </w:tc>
+      </w:tr>
+      <w:tr>
+        <w:tc>
+          <w:tcPr/>
+          <w:p>
+            <w:pPr>
+              <w:pStyle w:val="Compact"/>
+            </w:pPr>
+            <w:r>
+              <w:rPr>
+                <w:b/>
+                <w:bCs/>
+              </w:rPr>
+              <w:t xml:space="preserve">Ori </w:t>
+            </w:r>
+            <w:r>
+              <w:rPr>
+                <w:rFonts w:hint="eastAsia"/>
+                <w:b/>
+                <w:bCs/>
+              </w:rPr>
+              <w:t xml:space="preserve">系列</w:t>
+            </w:r>
+          </w:p>
+        </w:tc>
+        <w:tc>
+          <w:tcPr/>
+          <w:p>
+            <w:pPr>
+              <w:pStyle w:val="Compact"/>
+            </w:pPr>
+            <w:r>
+              <w:rPr>
+                <w:rFonts w:hint="eastAsia"/>
+              </w:rPr>
+              <w:t xml:space="preserve">多层视差滚动、精致的自然场景、前景遮挡物营造景深</w:t>
+            </w:r>
+          </w:p>
+        </w:tc>
+      </w:tr>
+      <w:tr>
+        <w:tc>
+          <w:tcPr/>
+          <w:p>
+            <w:pPr>
+              <w:pStyle w:val="Compact"/>
+            </w:pPr>
+            <w:r>
+              <w:rPr>
+                <w:rFonts w:hint="eastAsia"/>
+                <w:b/>
+                <w:bCs/>
+              </w:rPr>
+              <w:t xml:space="preserve">歧路旅人（HD-2D）</w:t>
+            </w:r>
+          </w:p>
+        </w:tc>
+        <w:tc>
+          <w:tcPr/>
+          <w:p>
+            <w:pPr>
+              <w:pStyle w:val="Compact"/>
+            </w:pPr>
+            <w:r>
+              <w:rPr>
+                <w:rFonts w:hint="eastAsia"/>
+              </w:rPr>
+              <w:t xml:space="preserve">像素角色+3D景深效果、远处虚化、光影氛围</w:t>
+            </w:r>
+          </w:p>
+        </w:tc>
+      </w:tr>
+      <w:tr>
+        <w:tc>
+          <w:tcPr/>
+          <w:p>
+            <w:pPr>
+              <w:pStyle w:val="Compact"/>
+            </w:pPr>
+            <w:r>
+              <w:rPr>
+                <w:b/>
+                <w:bCs/>
+              </w:rPr>
+              <w:t xml:space="preserve">REPLACED</w:t>
+            </w:r>
+          </w:p>
+        </w:tc>
+        <w:tc>
+          <w:tcPr/>
+          <w:p>
+            <w:pPr>
+              <w:pStyle w:val="Compact"/>
+            </w:pPr>
+            <w:r>
+              <w:rPr>
+                <w:rFonts w:hint="eastAsia"/>
+              </w:rPr>
+              <w:t xml:space="preserve">电影感光影、暗色调场景中的局部打光、像素精度</w:t>
+            </w:r>
+          </w:p>
+        </w:tc>
+      </w:tr>
+      <w:tr>
+        <w:tc>
+          <w:tcPr/>
+          <w:p>
+            <w:pPr>
+              <w:pStyle w:val="Compact"/>
+            </w:pPr>
+            <w:r>
+              <w:rPr>
+                <w:rFonts w:hint="eastAsia"/>
+                <w:b/>
+                <w:bCs/>
+              </w:rPr>
+              <w:t xml:space="preserve">直到那时（Until</w:t>
+            </w:r>
+            <w:r>
+              <w:rPr>
+                <w:b/>
+                <w:bCs/>
+              </w:rPr>
+              <w:t xml:space="preserve"> </w:t>
+            </w:r>
+            <w:r>
+              <w:rPr>
+                <w:rFonts w:hint="eastAsia"/>
+                <w:b/>
+                <w:bCs/>
+              </w:rPr>
+              <w:t xml:space="preserve">Then）</w:t>
+            </w:r>
+          </w:p>
+        </w:tc>
+        <w:tc>
+          <w:tcPr/>
+          <w:p>
+            <w:pPr>
+              <w:pStyle w:val="Compact"/>
+            </w:pPr>
+            <w:r>
+              <w:rPr>
+                <w:rFonts w:hint="eastAsia"/>
+              </w:rPr>
+              <w:t xml:space="preserve">日常生活场景的温暖质感、人物情感表达、2.5D像素叙事</w:t>
+            </w:r>
+          </w:p>
+        </w:tc>
+      </w:tr>
+    </w:tbl>
+    <w:bookmarkEnd w:id="74"/>
+    <w:bookmarkStart w:id="75" w:name="核心视觉特征"/>
     <w:p>
       <w:pPr>
         <w:pStyle w:val="Heading3"/>
@@ -14164,8 +14365,8 @@
         </w:tc>
       </w:tr>
     </w:tbl>
-    <w:bookmarkEnd w:id="74"/>
-    <w:bookmarkStart w:id="75" w:name="色板建议"/>
+    <w:bookmarkEnd w:id="75"/>
+    <w:bookmarkStart w:id="76" w:name="色板建议"/>
     <w:p>
       <w:pPr>
         <w:pStyle w:val="Heading3"/>
@@ -14448,9 +14649,9 @@
         </w:pict>
       </w:r>
     </w:p>
-    <w:bookmarkEnd w:id="75"/>
     <w:bookmarkEnd w:id="76"/>
-    <w:bookmarkStart w:id="78" w:name="ui-布局"/>
+    <w:bookmarkEnd w:id="77"/>
+    <w:bookmarkStart w:id="79" w:name="ui-布局"/>
     <w:p>
       <w:pPr>
         <w:pStyle w:val="Heading2"/>
@@ -14465,7 +14666,7 @@
         <w:t xml:space="preserve">布局</w:t>
       </w:r>
     </w:p>
-    <w:bookmarkStart w:id="77" w:name="游戏中的-ui"/>
+    <w:bookmarkStart w:id="78" w:name="游戏中的-ui"/>
     <w:p>
       <w:pPr>
         <w:pStyle w:val="Heading3"/>
@@ -14694,10 +14895,10 @@
         </w:pict>
       </w:r>
     </w:p>
-    <w:bookmarkEnd w:id="77"/>
     <w:bookmarkEnd w:id="78"/>
     <w:bookmarkEnd w:id="79"/>
-    <w:bookmarkStart w:id="83" w:name="时间系统"/>
+    <w:bookmarkEnd w:id="80"/>
+    <w:bookmarkStart w:id="84" w:name="时间系统"/>
     <w:p>
       <w:pPr>
         <w:pStyle w:val="Heading1"/>
@@ -14712,7 +14913,7 @@
         <w:t xml:space="preserve">时间系统</w:t>
       </w:r>
     </w:p>
-    <w:bookmarkStart w:id="80" w:name="时间单位"/>
+    <w:bookmarkStart w:id="81" w:name="时间单位"/>
     <w:p>
       <w:pPr>
         <w:pStyle w:val="Heading2"/>
@@ -14928,8 +15129,8 @@
         </w:pict>
       </w:r>
     </w:p>
-    <w:bookmarkEnd w:id="80"/>
-    <w:bookmarkStart w:id="81" w:name="一天的时间段"/>
+    <w:bookmarkEnd w:id="81"/>
+    <w:bookmarkStart w:id="82" w:name="一天的时间段"/>
     <w:p>
       <w:pPr>
         <w:pStyle w:val="Heading2"/>
@@ -15253,8 +15454,8 @@
         </w:pict>
       </w:r>
     </w:p>
-    <w:bookmarkEnd w:id="81"/>
-    <w:bookmarkStart w:id="82" w:name="季节系统"/>
+    <w:bookmarkEnd w:id="82"/>
+    <w:bookmarkStart w:id="83" w:name="季节系统"/>
     <w:p>
       <w:pPr>
         <w:pStyle w:val="Heading2"/>
@@ -15563,9 +15764,9 @@
         </w:pict>
       </w:r>
     </w:p>
-    <w:bookmarkEnd w:id="82"/>
     <w:bookmarkEnd w:id="83"/>
-    <w:bookmarkStart w:id="85" w:name="技术设计"/>
+    <w:bookmarkEnd w:id="84"/>
+    <w:bookmarkStart w:id="86" w:name="技术设计"/>
     <w:p>
       <w:pPr>
         <w:pStyle w:val="Heading1"/>
@@ -15580,7 +15781,7 @@
         <w:t xml:space="preserve">技术设计</w:t>
       </w:r>
     </w:p>
-    <w:bookmarkStart w:id="84" w:name="存档系统"/>
+    <w:bookmarkStart w:id="85" w:name="存档系统"/>
     <w:p>
       <w:pPr>
         <w:pStyle w:val="Heading2"/>
@@ -15836,9 +16037,9 @@
         </w:pict>
       </w:r>
     </w:p>
-    <w:bookmarkEnd w:id="84"/>
     <w:bookmarkEnd w:id="85"/>
-    <w:bookmarkStart w:id="246" w:name="人物档案"/>
+    <w:bookmarkEnd w:id="86"/>
+    <w:bookmarkStart w:id="247" w:name="人物档案"/>
     <w:p>
       <w:pPr>
         <w:pStyle w:val="Heading1"/>
@@ -15850,7 +16051,7 @@
         <w:t xml:space="preserve">人物档案</w:t>
       </w:r>
     </w:p>
-    <w:bookmarkStart w:id="94" w:name="外婆"/>
+    <w:bookmarkStart w:id="95" w:name="外婆"/>
     <w:p>
       <w:pPr>
         <w:pStyle w:val="Heading2"/>
@@ -15862,7 +16063,7 @@
         <w:t xml:space="preserve">外婆</w:t>
       </w:r>
     </w:p>
-    <w:bookmarkStart w:id="86" w:name="基本信息"/>
+    <w:bookmarkStart w:id="87" w:name="基本信息"/>
     <w:p>
       <w:pPr>
         <w:pStyle w:val="Heading3"/>
@@ -16011,8 +16212,8 @@
         </w:tc>
       </w:tr>
     </w:tbl>
-    <w:bookmarkEnd w:id="86"/>
-    <w:bookmarkStart w:id="87" w:name="人物小传"/>
+    <w:bookmarkEnd w:id="87"/>
+    <w:bookmarkStart w:id="88" w:name="人物小传"/>
     <w:p>
       <w:pPr>
         <w:pStyle w:val="Heading3"/>
@@ -16068,8 +16269,8 @@
         <w:t xml:space="preserve">她对主角是真心疼的。这个孩子不是自己生的，但来了就是自己家的。她会偷偷给主角塞零食，会在其他大人不在的时候多说几句贴心话。但她的精力有限，要操心的事情太多，有时候顾不上主角的情绪——不是不关心，是真的忙不过来。</w:t>
       </w:r>
     </w:p>
-    <w:bookmarkEnd w:id="87"/>
-    <w:bookmarkStart w:id="88" w:name="性格特点"/>
+    <w:bookmarkEnd w:id="88"/>
+    <w:bookmarkStart w:id="89" w:name="性格特点"/>
     <w:p>
       <w:pPr>
         <w:pStyle w:val="Heading3"/>
@@ -16191,8 +16392,8 @@
         <w:t xml:space="preserve">：家里的难处她都知道——舅舅的心灰、舅妈的辛苦、外公的沉默——但她不说破，默默撑着</w:t>
       </w:r>
     </w:p>
-    <w:bookmarkEnd w:id="88"/>
-    <w:bookmarkStart w:id="89" w:name="说话方式"/>
+    <w:bookmarkEnd w:id="89"/>
+    <w:bookmarkStart w:id="90" w:name="说话方式"/>
     <w:p>
       <w:pPr>
         <w:pStyle w:val="Heading3"/>
@@ -16282,8 +16483,8 @@
         <w:t xml:space="preserve">偶尔冒出一两句老话、谚语</w:t>
       </w:r>
     </w:p>
-    <w:bookmarkEnd w:id="89"/>
-    <w:bookmarkStart w:id="90" w:name="与女儿主角妈妈的感情"/>
+    <w:bookmarkEnd w:id="90"/>
+    <w:bookmarkStart w:id="91" w:name="与女儿主角妈妈的感情"/>
     <w:p>
       <w:pPr>
         <w:pStyle w:val="Heading3"/>
@@ -16339,8 +16540,8 @@
         <w:t xml:space="preserve">她对主角的好，有一部分是对女儿的牵挂——你照顾好她的孩子，就是帮了她最大的忙。主角是外婆和女儿之间的情感纽带，外婆照顾主角，某种程度上也是在替女儿尽母亲的责任。</w:t>
       </w:r>
     </w:p>
-    <w:bookmarkEnd w:id="90"/>
-    <w:bookmarkStart w:id="91" w:name="与主角的关系"/>
+    <w:bookmarkEnd w:id="91"/>
+    <w:bookmarkStart w:id="92" w:name="与主角的关系"/>
     <w:p>
       <w:pPr>
         <w:pStyle w:val="Heading3"/>
@@ -16503,8 +16704,8 @@
         <w:t xml:space="preserve">外婆是主角在乡下最先建立情感联系的人。她不会说什么大道理，但她的存在本身就是一种安全感。</w:t>
       </w:r>
     </w:p>
-    <w:bookmarkEnd w:id="91"/>
-    <w:bookmarkStart w:id="92" w:name="参与事件"/>
+    <w:bookmarkEnd w:id="92"/>
+    <w:bookmarkStart w:id="93" w:name="参与事件"/>
     <w:p>
       <w:pPr>
         <w:pStyle w:val="Heading3"/>
@@ -16576,8 +16777,8 @@
         <w:t xml:space="preserve">主角想家时的安慰事件</w:t>
       </w:r>
     </w:p>
-    <w:bookmarkEnd w:id="92"/>
-    <w:bookmarkStart w:id="93" w:name="视觉设计参考"/>
+    <w:bookmarkEnd w:id="93"/>
+    <w:bookmarkStart w:id="94" w:name="视觉设计参考"/>
     <w:p>
       <w:pPr>
         <w:pStyle w:val="Heading3"/>
@@ -16641,9 +16842,9 @@
         </w:pict>
       </w:r>
     </w:p>
-    <w:bookmarkEnd w:id="93"/>
     <w:bookmarkEnd w:id="94"/>
-    <w:bookmarkStart w:id="104" w:name="外公"/>
+    <w:bookmarkEnd w:id="95"/>
+    <w:bookmarkStart w:id="105" w:name="外公"/>
     <w:p>
       <w:pPr>
         <w:pStyle w:val="Heading2"/>
@@ -16655,7 +16856,7 @@
         <w:t xml:space="preserve">外公</w:t>
       </w:r>
     </w:p>
-    <w:bookmarkStart w:id="95" w:name="基本信息-1"/>
+    <w:bookmarkStart w:id="96" w:name="基本信息-1"/>
     <w:p>
       <w:pPr>
         <w:pStyle w:val="Heading3"/>
@@ -16804,8 +17005,8 @@
         </w:tc>
       </w:tr>
     </w:tbl>
-    <w:bookmarkEnd w:id="95"/>
-    <w:bookmarkStart w:id="96" w:name="人物小传-1"/>
+    <w:bookmarkEnd w:id="96"/>
+    <w:bookmarkStart w:id="97" w:name="人物小传-1"/>
     <w:p>
       <w:pPr>
         <w:pStyle w:val="Heading3"/>
@@ -16894,8 +17095,8 @@
         <w:t xml:space="preserve">这就是他的爱的方式——不解释，不邀功，只是默默把东西带到你面前。</w:t>
       </w:r>
     </w:p>
-    <w:bookmarkEnd w:id="96"/>
-    <w:bookmarkStart w:id="97" w:name="性格特点-1"/>
+    <w:bookmarkEnd w:id="97"/>
+    <w:bookmarkStart w:id="98" w:name="性格特点-1"/>
     <w:p>
       <w:pPr>
         <w:pStyle w:val="Heading3"/>
@@ -17045,8 +17246,8 @@
         <w:t xml:space="preserve">：年轻时卷入过一场南边的仗（非正式军人），回来后性格大变，从那以后不再多说话</w:t>
       </w:r>
     </w:p>
-    <w:bookmarkEnd w:id="97"/>
-    <w:bookmarkStart w:id="98" w:name="年轻时的外公"/>
+    <w:bookmarkEnd w:id="98"/>
+    <w:bookmarkStart w:id="99" w:name="年轻时的外公"/>
     <w:p>
       <w:pPr>
         <w:pStyle w:val="Heading3"/>
@@ -17117,8 +17318,8 @@
         <w:t xml:space="preserve">等模糊表述。玩家不需要知道具体是什么战争，只需要感受到一个被改变过的老人。</w:t>
       </w:r>
     </w:p>
-    <w:bookmarkEnd w:id="98"/>
-    <w:bookmarkStart w:id="99" w:name="说话方式-1"/>
+    <w:bookmarkEnd w:id="99"/>
+    <w:bookmarkStart w:id="100" w:name="说话方式-1"/>
     <w:p>
       <w:pPr>
         <w:pStyle w:val="Heading3"/>
@@ -17193,8 +17394,8 @@
         <w:t xml:space="preserve">对主角偶尔蹦出一句让人记住很久的话，比如”鱼要慢慢喂，急不得”</w:t>
       </w:r>
     </w:p>
-    <w:bookmarkEnd w:id="99"/>
-    <w:bookmarkStart w:id="100" w:name="与主角的关系-1"/>
+    <w:bookmarkEnd w:id="100"/>
+    <w:bookmarkStart w:id="101" w:name="与主角的关系-1"/>
     <w:p>
       <w:pPr>
         <w:pStyle w:val="Heading3"/>
@@ -17358,8 +17559,8 @@
         <w:t xml:space="preserve">外公是主角”沉默中的关爱”的来源。他不表达，但如果你感受得到，那就是最深的一种信任。</w:t>
       </w:r>
     </w:p>
-    <w:bookmarkEnd w:id="100"/>
-    <w:bookmarkStart w:id="101" w:name="与舅舅的关系"/>
+    <w:bookmarkEnd w:id="101"/>
+    <w:bookmarkStart w:id="102" w:name="与舅舅的关系"/>
     <w:p>
       <w:pPr>
         <w:pStyle w:val="Heading3"/>
@@ -17426,8 +17627,8 @@
         <w:t xml:space="preserve">外公是”做不说”的人，舅舅是”说但没做成”的人。方向相反，但根上是一样的倔。</w:t>
       </w:r>
     </w:p>
-    <w:bookmarkEnd w:id="101"/>
-    <w:bookmarkStart w:id="102" w:name="参与事件-1"/>
+    <w:bookmarkEnd w:id="102"/>
+    <w:bookmarkStart w:id="103" w:name="参与事件-1"/>
     <w:p>
       <w:pPr>
         <w:pStyle w:val="Heading3"/>
@@ -17529,8 +17730,8 @@
         <w:t xml:space="preserve">暴雨天抢收鱼塘（危机事件）</w:t>
       </w:r>
     </w:p>
-    <w:bookmarkEnd w:id="102"/>
-    <w:bookmarkStart w:id="103" w:name="视觉设计参考-1"/>
+    <w:bookmarkEnd w:id="103"/>
+    <w:bookmarkStart w:id="104" w:name="视觉设计参考-1"/>
     <w:p>
       <w:pPr>
         <w:pStyle w:val="Heading3"/>
@@ -17594,9 +17795,9 @@
         </w:pict>
       </w:r>
     </w:p>
-    <w:bookmarkEnd w:id="103"/>
     <w:bookmarkEnd w:id="104"/>
-    <w:bookmarkStart w:id="115" w:name="舅舅"/>
+    <w:bookmarkEnd w:id="105"/>
+    <w:bookmarkStart w:id="116" w:name="舅舅"/>
     <w:p>
       <w:pPr>
         <w:pStyle w:val="Heading2"/>
@@ -17608,7 +17809,7 @@
         <w:t xml:space="preserve">舅舅</w:t>
       </w:r>
     </w:p>
-    <w:bookmarkStart w:id="105" w:name="基本信息-2"/>
+    <w:bookmarkStart w:id="106" w:name="基本信息-2"/>
     <w:p>
       <w:pPr>
         <w:pStyle w:val="Heading3"/>
@@ -17757,8 +17958,8 @@
         </w:tc>
       </w:tr>
     </w:tbl>
-    <w:bookmarkEnd w:id="105"/>
-    <w:bookmarkStart w:id="106" w:name="人物小传-2"/>
+    <w:bookmarkEnd w:id="106"/>
+    <w:bookmarkStart w:id="107" w:name="人物小传-2"/>
     <w:p>
       <w:pPr>
         <w:pStyle w:val="Heading3"/>
@@ -17825,8 +18026,8 @@
         <w:t xml:space="preserve">但他不是坏人。他严厉，是因为他对自己也严厉。他不善于表达关心，是因为没人教过他怎么表达。如果家里遇到大事——比如台风、比如需要做重要决定——他是会站出来的那个人。</w:t>
       </w:r>
     </w:p>
-    <w:bookmarkEnd w:id="106"/>
-    <w:bookmarkStart w:id="107" w:name="性格特点-2"/>
+    <w:bookmarkEnd w:id="107"/>
+    <w:bookmarkStart w:id="108" w:name="性格特点-2"/>
     <w:p>
       <w:pPr>
         <w:pStyle w:val="Heading3"/>
@@ -17953,8 +18154,8 @@
         <w:t xml:space="preserve">：别人一句无心的话可能戳到他的痛处，尤其是关于”城里”的话题</w:t>
       </w:r>
     </w:p>
-    <w:bookmarkEnd w:id="107"/>
-    <w:bookmarkStart w:id="108" w:name="说话方式-2"/>
+    <w:bookmarkEnd w:id="108"/>
+    <w:bookmarkStart w:id="109" w:name="说话方式-2"/>
     <w:p>
       <w:pPr>
         <w:pStyle w:val="Heading3"/>
@@ -18044,8 +18245,8 @@
         <w:t xml:space="preserve">喝了酒之后可能会多说几句，但说的也都是牢骚</w:t>
       </w:r>
     </w:p>
-    <w:bookmarkEnd w:id="108"/>
-    <w:bookmarkStart w:id="109" w:name="与主角的关系-2"/>
+    <w:bookmarkEnd w:id="109"/>
+    <w:bookmarkStart w:id="110" w:name="与主角的关系-2"/>
     <w:p>
       <w:pPr>
         <w:pStyle w:val="Heading3"/>
@@ -18208,8 +18409,8 @@
         <w:t xml:space="preserve">舅舅是主角理解”大人也不容易”的窗口。他不是英雄，也不是反派，只是一个被生活打败了但还在硬撑的人。</w:t>
       </w:r>
     </w:p>
-    <w:bookmarkEnd w:id="109"/>
-    <w:bookmarkStart w:id="110" w:name="与舅妈的关系"/>
+    <w:bookmarkEnd w:id="110"/>
+    <w:bookmarkStart w:id="111" w:name="与舅妈的关系"/>
     <w:p>
       <w:pPr>
         <w:pStyle w:val="Heading3"/>
@@ -18283,8 +18484,8 @@
         <w:t xml:space="preserve">。他喜欢热闹，喜欢家里有人来。舅妈一边骂他”又叫人来，饭都不够吃”，一边去厨房多炒两个菜。</w:t>
       </w:r>
     </w:p>
-    <w:bookmarkEnd w:id="110"/>
-    <w:bookmarkStart w:id="111" w:name="与外公的关系"/>
+    <w:bookmarkEnd w:id="111"/>
+    <w:bookmarkStart w:id="112" w:name="与外公的关系"/>
     <w:p>
       <w:pPr>
         <w:pStyle w:val="Heading3"/>
@@ -18340,8 +18541,8 @@
         <w:t xml:space="preserve">两人不吵架，但暗涌不断。真遇到大事——台风来了、鱼塘出问题——舅舅是能扛的，外公也知道。父子俩平时各干各的，危机时刻不用说就站到一起了。</w:t>
       </w:r>
     </w:p>
-    <w:bookmarkEnd w:id="111"/>
-    <w:bookmarkStart w:id="112" w:name="与两个儿子的关系"/>
+    <w:bookmarkEnd w:id="112"/>
+    <w:bookmarkStart w:id="113" w:name="与两个儿子的关系"/>
     <w:p>
       <w:pPr>
         <w:pStyle w:val="Heading3"/>
@@ -18415,8 +18616,8 @@
         <w:t xml:space="preserve">大表哥是”以前的舅舅”，二表哥是”现在的舅舅”。舅舅看着大表哥像是看到了要走自己老路的儿子，看着二表哥像是看到了已经走完这条路的自己。两个都让他心疼，但他一个都说不出口。</w:t>
       </w:r>
     </w:p>
-    <w:bookmarkEnd w:id="112"/>
-    <w:bookmarkStart w:id="113" w:name="参与事件-2"/>
+    <w:bookmarkEnd w:id="113"/>
+    <w:bookmarkStart w:id="114" w:name="参与事件-2"/>
     <w:p>
       <w:pPr>
         <w:pStyle w:val="Heading3"/>
@@ -18488,8 +18689,8 @@
         <w:t xml:space="preserve">酒后吐真言事件（情感事件）</w:t>
       </w:r>
     </w:p>
-    <w:bookmarkEnd w:id="113"/>
-    <w:bookmarkStart w:id="114" w:name="视觉设计参考-2"/>
+    <w:bookmarkEnd w:id="114"/>
+    <w:bookmarkStart w:id="115" w:name="视觉设计参考-2"/>
     <w:p>
       <w:pPr>
         <w:pStyle w:val="Heading3"/>
@@ -18553,9 +18754,9 @@
         </w:pict>
       </w:r>
     </w:p>
-    <w:bookmarkEnd w:id="114"/>
     <w:bookmarkEnd w:id="115"/>
-    <w:bookmarkStart w:id="124" w:name="舅妈"/>
+    <w:bookmarkEnd w:id="116"/>
+    <w:bookmarkStart w:id="125" w:name="舅妈"/>
     <w:p>
       <w:pPr>
         <w:pStyle w:val="Heading2"/>
@@ -18567,7 +18768,7 @@
         <w:t xml:space="preserve">舅妈</w:t>
       </w:r>
     </w:p>
-    <w:bookmarkStart w:id="116" w:name="基本信息-3"/>
+    <w:bookmarkStart w:id="117" w:name="基本信息-3"/>
     <w:p>
       <w:pPr>
         <w:pStyle w:val="Heading3"/>
@@ -18716,8 +18917,8 @@
         </w:tc>
       </w:tr>
     </w:tbl>
-    <w:bookmarkEnd w:id="116"/>
-    <w:bookmarkStart w:id="117" w:name="人物小传-3"/>
+    <w:bookmarkEnd w:id="117"/>
+    <w:bookmarkStart w:id="118" w:name="人物小传-3"/>
     <w:p>
       <w:pPr>
         <w:pStyle w:val="Heading3"/>
@@ -18807,8 +19008,8 @@
         <w:t xml:space="preserve">舅妈对主角的照顾，有一部分是因为和主角妈妈的情分——你是她孩子，我待你跟待自己孩子一样。</w:t>
       </w:r>
     </w:p>
-    <w:bookmarkEnd w:id="117"/>
-    <w:bookmarkStart w:id="118" w:name="性格特点-3"/>
+    <w:bookmarkEnd w:id="118"/>
+    <w:bookmarkStart w:id="119" w:name="性格特点-3"/>
     <w:p>
       <w:pPr>
         <w:pStyle w:val="Heading3"/>
@@ -18935,8 +19136,8 @@
         <w:t xml:space="preserve">：对两个儿子辍学不强求，觉得快乐生活就好</w:t>
       </w:r>
     </w:p>
-    <w:bookmarkEnd w:id="118"/>
-    <w:bookmarkStart w:id="119" w:name="与舅舅的关系-1"/>
+    <w:bookmarkEnd w:id="119"/>
+    <w:bookmarkStart w:id="120" w:name="与舅舅的关系-1"/>
     <w:p>
       <w:pPr>
         <w:pStyle w:val="Heading3"/>
@@ -18981,8 +19182,8 @@
         <w:t xml:space="preserve">外人看着觉得舅妈吃亏——跟着一个失败的男人来到乡下。但舅妈自己不这么想。她觉得舅舅不是坏人，只是运气不好。他有本事的时候她跟着享过福，他落魄了她也跟着吃得起苦。这就是夫妻。</w:t>
       </w:r>
     </w:p>
-    <w:bookmarkEnd w:id="119"/>
-    <w:bookmarkStart w:id="120" w:name="与主角的关系-3"/>
+    <w:bookmarkEnd w:id="120"/>
+    <w:bookmarkStart w:id="121" w:name="与主角的关系-3"/>
     <w:p>
       <w:pPr>
         <w:pStyle w:val="Heading3"/>
@@ -19027,8 +19228,8 @@
         <w:t xml:space="preserve">舅妈是主角在这个家里”不需要争取就获得的善意”。和外婆的温情不同，舅妈的好是实在的、不带太多感情色彩的——她就是对你好，因为她就是这样的人。</w:t>
       </w:r>
     </w:p>
-    <w:bookmarkEnd w:id="120"/>
-    <w:bookmarkStart w:id="121" w:name="说话方式-3"/>
+    <w:bookmarkEnd w:id="121"/>
+    <w:bookmarkStart w:id="122" w:name="说话方式-3"/>
     <w:p>
       <w:pPr>
         <w:pStyle w:val="Heading3"/>
@@ -19130,8 +19331,8 @@
         <w:t xml:space="preserve">“别跑太快，摔了”</w:t>
       </w:r>
     </w:p>
-    <w:bookmarkEnd w:id="121"/>
-    <w:bookmarkStart w:id="122" w:name="参与事件-3"/>
+    <w:bookmarkEnd w:id="122"/>
+    <w:bookmarkStart w:id="123" w:name="参与事件-3"/>
     <w:p>
       <w:pPr>
         <w:pStyle w:val="Heading3"/>
@@ -19218,8 +19419,8 @@
         <w:t xml:space="preserve">舅妈和舅舅斗嘴（日常事件）</w:t>
       </w:r>
     </w:p>
-    <w:bookmarkEnd w:id="122"/>
-    <w:bookmarkStart w:id="123" w:name="视觉设计参考-3"/>
+    <w:bookmarkEnd w:id="123"/>
+    <w:bookmarkStart w:id="124" w:name="视觉设计参考-3"/>
     <w:p>
       <w:pPr>
         <w:pStyle w:val="Heading3"/>
@@ -19283,9 +19484,9 @@
         </w:pict>
       </w:r>
     </w:p>
-    <w:bookmarkEnd w:id="123"/>
     <w:bookmarkEnd w:id="124"/>
-    <w:bookmarkStart w:id="137" w:name="大表哥"/>
+    <w:bookmarkEnd w:id="125"/>
+    <w:bookmarkStart w:id="138" w:name="大表哥"/>
     <w:p>
       <w:pPr>
         <w:pStyle w:val="Heading2"/>
@@ -19297,7 +19498,7 @@
         <w:t xml:space="preserve">大表哥</w:t>
       </w:r>
     </w:p>
-    <w:bookmarkStart w:id="125" w:name="基本信息-4"/>
+    <w:bookmarkStart w:id="126" w:name="基本信息-4"/>
     <w:p>
       <w:pPr>
         <w:pStyle w:val="Heading3"/>
@@ -19446,8 +19647,8 @@
         </w:tc>
       </w:tr>
     </w:tbl>
-    <w:bookmarkEnd w:id="125"/>
-    <w:bookmarkStart w:id="126" w:name="人物小传-4"/>
+    <w:bookmarkEnd w:id="126"/>
+    <w:bookmarkStart w:id="127" w:name="人物小传-4"/>
     <w:p>
       <w:pPr>
         <w:pStyle w:val="Heading3"/>
@@ -19514,8 +19715,8 @@
         <w:t xml:space="preserve">他是主角认识”外面世界”的窗口。每次回来，他会给主角带点县城的东西——一包零食、一本漫画、一个小玩意。这些东西在乡下买不到，对主角来说就是”外面的证据”。他也会跟主角讲县城的见闻，但不是炫耀，而是分享——他把主角当一个可以聊天的人，当亲弟弟一样关爱。</w:t>
       </w:r>
     </w:p>
-    <w:bookmarkEnd w:id="126"/>
-    <w:bookmarkStart w:id="127" w:name="性格特点-4"/>
+    <w:bookmarkEnd w:id="127"/>
+    <w:bookmarkStart w:id="128" w:name="性格特点-4"/>
     <w:p>
       <w:pPr>
         <w:pStyle w:val="Heading3"/>
@@ -19642,8 +19843,8 @@
         <w:t xml:space="preserve">：跟舅舅一样倔，不肯服软</w:t>
       </w:r>
     </w:p>
-    <w:bookmarkEnd w:id="127"/>
-    <w:bookmarkStart w:id="128" w:name="与舅舅的关系-2"/>
+    <w:bookmarkEnd w:id="128"/>
+    <w:bookmarkStart w:id="129" w:name="与舅舅的关系-2"/>
     <w:p>
       <w:pPr>
         <w:pStyle w:val="Heading3"/>
@@ -19688,8 +19889,8 @@
         <w:t xml:space="preserve">但在外闯荡过后，大表哥渐渐理解了父亲的不易。他开始明白那条路确实不好走，舅舅不是懦弱，是真的拼过。但他不会跟舅舅说这些话，他和他爸一样倔，不肯服软。这份理解藏在心里，也许要很多年后才会说出来。</w:t>
       </w:r>
     </w:p>
-    <w:bookmarkEnd w:id="128"/>
-    <w:bookmarkStart w:id="129" w:name="与舅妈的关系-1"/>
+    <w:bookmarkEnd w:id="129"/>
+    <w:bookmarkStart w:id="130" w:name="与舅妈的关系-1"/>
     <w:p>
       <w:pPr>
         <w:pStyle w:val="Heading3"/>
@@ -19723,8 +19924,8 @@
         <w:t xml:space="preserve">舅妈对他辍学的事没有责骂，只说”你开心就好”。大表哥表面上不说什么，心里是记着的。</w:t>
       </w:r>
     </w:p>
-    <w:bookmarkEnd w:id="129"/>
-    <w:bookmarkStart w:id="130" w:name="与二表哥的关系"/>
+    <w:bookmarkEnd w:id="130"/>
+    <w:bookmarkStart w:id="131" w:name="与二表哥的关系"/>
     <w:p>
       <w:pPr>
         <w:pStyle w:val="Heading3"/>
@@ -19792,8 +19993,8 @@
         <w:t xml:space="preserve">二表哥说”不急”，他就不再多说了。</w:t>
       </w:r>
     </w:p>
-    <w:bookmarkEnd w:id="130"/>
-    <w:bookmarkStart w:id="131" w:name="与主角的关系-4"/>
+    <w:bookmarkEnd w:id="131"/>
+    <w:bookmarkStart w:id="132" w:name="与主角的关系-4"/>
     <w:p>
       <w:pPr>
         <w:pStyle w:val="Heading3"/>
@@ -19827,8 +20028,8 @@
         <w:t xml:space="preserve">大表哥是主角的”榜样型玩伴”——他比主角大，见过更多东西，有自己想做的事。他让主角看到”不读书也有出路”，但也让主角思考”那条路是不是我想要的”。</w:t>
       </w:r>
     </w:p>
-    <w:bookmarkEnd w:id="131"/>
-    <w:bookmarkStart w:id="132" w:name="与外公外婆的关系"/>
+    <w:bookmarkEnd w:id="132"/>
+    <w:bookmarkStart w:id="133" w:name="与外公外婆的关系"/>
     <w:p>
       <w:pPr>
         <w:pStyle w:val="Heading3"/>
@@ -19851,8 +20052,8 @@
         <w:t xml:space="preserve">大表哥对外公外婆很有孝心。每次回来给家里做顿饭，也给老人做他们喜欢的菜。他知道外婆年纪大了操持家务不容易，舅妈扛起了大部分，但他能做的也会做。对外公，他话不多，但偶尔会去鱼塘看看，带包烟或者带点吃的。</w:t>
       </w:r>
     </w:p>
-    <w:bookmarkEnd w:id="132"/>
-    <w:bookmarkStart w:id="133" w:name="关键弧线"/>
+    <w:bookmarkEnd w:id="133"/>
+    <w:bookmarkStart w:id="134" w:name="关键弧线"/>
     <w:p>
       <w:pPr>
         <w:pStyle w:val="Heading3"/>
@@ -19934,8 +20135,8 @@
         <w:t xml:space="preserve">这个过程不需要玩家做什么，只需要”在场”——看着他变化。</w:t>
       </w:r>
     </w:p>
-    <w:bookmarkEnd w:id="133"/>
-    <w:bookmarkStart w:id="134" w:name="说话方式-4"/>
+    <w:bookmarkEnd w:id="134"/>
+    <w:bookmarkStart w:id="135" w:name="说话方式-4"/>
     <w:p>
       <w:pPr>
         <w:pStyle w:val="Heading3"/>
@@ -20037,8 +20238,8 @@
         <w:t xml:space="preserve">）</w:t>
       </w:r>
     </w:p>
-    <w:bookmarkEnd w:id="134"/>
-    <w:bookmarkStart w:id="135" w:name="参与事件-4"/>
+    <w:bookmarkEnd w:id="135"/>
+    <w:bookmarkStart w:id="136" w:name="参与事件-4"/>
     <w:p>
       <w:pPr>
         <w:pStyle w:val="Heading3"/>
@@ -20140,8 +20341,8 @@
         <w:t xml:space="preserve">说出口想开饭馆（情感事件）</w:t>
       </w:r>
     </w:p>
-    <w:bookmarkEnd w:id="135"/>
-    <w:bookmarkStart w:id="136" w:name="视觉设计参考-4"/>
+    <w:bookmarkEnd w:id="136"/>
+    <w:bookmarkStart w:id="137" w:name="视觉设计参考-4"/>
     <w:p>
       <w:pPr>
         <w:pStyle w:val="Heading3"/>
@@ -20220,9 +20421,9 @@
         </w:pict>
       </w:r>
     </w:p>
-    <w:bookmarkEnd w:id="136"/>
     <w:bookmarkEnd w:id="137"/>
-    <w:bookmarkStart w:id="245" w:name="二表哥"/>
+    <w:bookmarkEnd w:id="138"/>
+    <w:bookmarkStart w:id="246" w:name="二表哥"/>
     <w:p>
       <w:pPr>
         <w:pStyle w:val="Heading2"/>
@@ -20234,7 +20435,7 @@
         <w:t xml:space="preserve">二表哥</w:t>
       </w:r>
     </w:p>
-    <w:bookmarkStart w:id="138" w:name="基本信息-5"/>
+    <w:bookmarkStart w:id="139" w:name="基本信息-5"/>
     <w:p>
       <w:pPr>
         <w:pStyle w:val="Heading3"/>
@@ -20383,8 +20584,8 @@
         </w:tc>
       </w:tr>
     </w:tbl>
-    <w:bookmarkEnd w:id="138"/>
-    <w:bookmarkStart w:id="139" w:name="人物小传-5"/>
+    <w:bookmarkEnd w:id="139"/>
+    <w:bookmarkStart w:id="140" w:name="人物小传-5"/>
     <w:p>
       <w:pPr>
         <w:pStyle w:val="Heading3"/>
@@ -20485,8 +20686,8 @@
         <w:t xml:space="preserve">二表哥是”现在的舅舅”——安于现状，不争不抢，在乡下过自己的日子。但他比舅舅快乐，因为他还没有经历过失去。</w:t>
       </w:r>
     </w:p>
-    <w:bookmarkEnd w:id="139"/>
-    <w:bookmarkStart w:id="140" w:name="性格特点-5"/>
+    <w:bookmarkEnd w:id="140"/>
+    <w:bookmarkStart w:id="141" w:name="性格特点-5"/>
     <w:p>
       <w:pPr>
         <w:pStyle w:val="Heading3"/>
@@ -20659,8 +20860,8 @@
         <w:t xml:space="preserve">：不喜欢去城里，觉得自己在那里什么都不是</w:t>
       </w:r>
     </w:p>
-    <w:bookmarkEnd w:id="140"/>
-    <w:bookmarkStart w:id="141" w:name="与舅舅的关系-3"/>
+    <w:bookmarkEnd w:id="141"/>
+    <w:bookmarkStart w:id="142" w:name="与舅舅的关系-3"/>
     <w:p>
       <w:pPr>
         <w:pStyle w:val="Heading3"/>
@@ -20683,8 +20884,8 @@
         <w:t xml:space="preserve">二表哥一直住在大屋里，跟舅舅抬头不见抬头见。舅舅对他有点严厉——不是大表哥那种吵架式的对抗，而是更拧巴的一种严厉。他其实有点害怕二表哥和自己一样，沉沦在乡下，一辈子就这样了。他在二表哥身上看到了自己的影子，这让他焦虑。但二表哥不像大表哥那样顶嘴，舅舅骂他他就听着，听完该干嘛干嘛，舅舅的火发不出来，闷在心里。</w:t>
       </w:r>
     </w:p>
-    <w:bookmarkEnd w:id="141"/>
-    <w:bookmarkStart w:id="142" w:name="与舅妈的关系-2"/>
+    <w:bookmarkEnd w:id="142"/>
+    <w:bookmarkStart w:id="143" w:name="与舅妈的关系-2"/>
     <w:p>
       <w:pPr>
         <w:pStyle w:val="Heading3"/>
@@ -20707,8 +20908,8 @@
         <w:t xml:space="preserve">舅妈对二表哥格外关爱。大表哥有本事，敢闯荡，有手艺，舅妈不担心他。但二表哥看上去没什么特长，在乡下晃来晃去，舅妈看在眼里，疼在心里。她不会说什么重话，只是默默多照顾一些——好吃的多给他留一份，天冷了提醒他加衣服。二表哥知道妈妈对他好，偶尔也会主动帮舅妈干点活。</w:t>
       </w:r>
     </w:p>
-    <w:bookmarkEnd w:id="142"/>
-    <w:bookmarkStart w:id="143" w:name="与大表哥的关系"/>
+    <w:bookmarkEnd w:id="143"/>
+    <w:bookmarkStart w:id="144" w:name="与大表哥的关系"/>
     <w:p>
       <w:pPr>
         <w:pStyle w:val="Heading3"/>
@@ -20742,8 +20943,8 @@
         <w:t xml:space="preserve">他其实挺佩服大哥的——敢出去闯，有手艺，有想法。但他不会说出来。</w:t>
       </w:r>
     </w:p>
-    <w:bookmarkEnd w:id="143"/>
-    <w:bookmarkStart w:id="144" w:name="与主角的关系-5"/>
+    <w:bookmarkEnd w:id="144"/>
+    <w:bookmarkStart w:id="145" w:name="与主角的关系-5"/>
     <w:p>
       <w:pPr>
         <w:pStyle w:val="Heading3"/>
@@ -20906,8 +21107,8 @@
         <w:t xml:space="preserve">二表哥是主角”童年”本身。跟大表哥在一起是”学到东西”，跟二表哥在一起是”玩得开心”。当主角将来面临回城读书的选择时，二表哥是那个最不舍的人。</w:t>
       </w:r>
     </w:p>
-    <w:bookmarkEnd w:id="144"/>
-    <w:bookmarkStart w:id="145" w:name="说话方式-5"/>
+    <w:bookmarkEnd w:id="145"/>
+    <w:bookmarkStart w:id="146" w:name="说话方式-5"/>
     <w:p>
       <w:pPr>
         <w:pStyle w:val="Heading3"/>
@@ -20997,8 +21198,8 @@
         <w:t xml:space="preserve">偶尔冒出一句让人哭笑不得的话</w:t>
       </w:r>
     </w:p>
-    <w:bookmarkEnd w:id="145"/>
-    <w:bookmarkStart w:id="146" w:name="参与事件-5"/>
+    <w:bookmarkEnd w:id="146"/>
+    <w:bookmarkStart w:id="147" w:name="参与事件-5"/>
     <w:p>
       <w:pPr>
         <w:pStyle w:val="Heading3"/>
@@ -21100,8 +21301,8 @@
         <w:t xml:space="preserve">主角要回城读书时的分别事件</w:t>
       </w:r>
     </w:p>
-    <w:bookmarkEnd w:id="146"/>
-    <w:bookmarkStart w:id="244" w:name="视觉设计参考-5"/>
+    <w:bookmarkEnd w:id="147"/>
+    <w:bookmarkStart w:id="245" w:name="视觉设计参考-5"/>
     <w:p>
       <w:pPr>
         <w:pStyle w:val="Heading3"/>
@@ -21200,7 +21401,7 @@
         <w:t xml:space="preserve">小明</w:t>
       </w:r>
     </w:p>
-    <w:bookmarkStart w:id="147" w:name="基本信息-6"/>
+    <w:bookmarkStart w:id="148" w:name="基本信息-6"/>
     <w:p>
       <w:pPr>
         <w:pStyle w:val="Heading4"/>
@@ -21381,8 +21582,8 @@
         </w:tc>
       </w:tr>
     </w:tbl>
-    <w:bookmarkEnd w:id="147"/>
-    <w:bookmarkStart w:id="148" w:name="人物小传-6"/>
+    <w:bookmarkEnd w:id="148"/>
+    <w:bookmarkStart w:id="149" w:name="人物小传-6"/>
     <w:p>
       <w:pPr>
         <w:pStyle w:val="Heading4"/>
@@ -21494,8 +21695,8 @@
         <w:t xml:space="preserve">但他在朋友面前从来不提这些。他永远是那个笑嘻嘻的、带头疯玩的小明。他的坚强不是装出来的，是他真的学会了——哭完了还是得回家帮妈妈做饭。</w:t>
       </w:r>
     </w:p>
-    <w:bookmarkEnd w:id="148"/>
-    <w:bookmarkStart w:id="149" w:name="性格特点-6"/>
+    <w:bookmarkEnd w:id="149"/>
+    <w:bookmarkStart w:id="150" w:name="性格特点-6"/>
     <w:p>
       <w:pPr>
         <w:pStyle w:val="Heading4"/>
@@ -21634,8 +21835,8 @@
         <w:t xml:space="preserve">：嘴上说”我才不怕”，其实心里也发怵，但为了面子死撑</w:t>
       </w:r>
     </w:p>
-    <w:bookmarkEnd w:id="149"/>
-    <w:bookmarkStart w:id="150" w:name="说话方式-6"/>
+    <w:bookmarkEnd w:id="150"/>
+    <w:bookmarkStart w:id="151" w:name="说话方式-6"/>
     <w:p>
       <w:pPr>
         <w:pStyle w:val="Heading4"/>
@@ -21752,8 +21953,8 @@
         <w:t xml:space="preserve">提到家里的事会轻描淡写带过，不让人觉得他特殊</w:t>
       </w:r>
     </w:p>
-    <w:bookmarkEnd w:id="150"/>
-    <w:bookmarkStart w:id="151" w:name="与主角的关系-6"/>
+    <w:bookmarkEnd w:id="151"/>
+    <w:bookmarkStart w:id="152" w:name="与主角的关系-6"/>
     <w:p>
       <w:pPr>
         <w:pStyle w:val="Heading4"/>
@@ -21981,8 +22182,8 @@
         <w:t xml:space="preserve">小明是主角”在村里站住脚”的关键。二表哥是血缘上的依靠，小明是社交上的桥梁。两人都是”不完整”的孩子，但小明比主角更早学会了接受。</w:t>
       </w:r>
     </w:p>
-    <w:bookmarkEnd w:id="151"/>
-    <w:bookmarkStart w:id="152" w:name="与二表哥的关系-1"/>
+    <w:bookmarkEnd w:id="152"/>
+    <w:bookmarkStart w:id="153" w:name="与二表哥的关系-1"/>
     <w:p>
       <w:pPr>
         <w:pStyle w:val="Heading4"/>
@@ -22016,8 +22217,8 @@
         <w:t xml:space="preserve">在带主角玩这件事上，两人有点”竞争”的意思：二表哥觉得主角是自己表弟，自己带就行；小明觉得多一个人多一份热闹，干嘛不让主角跟大家一起玩。</w:t>
       </w:r>
     </w:p>
-    <w:bookmarkEnd w:id="152"/>
-    <w:bookmarkStart w:id="153" w:name="与阿旺阿宝的关系"/>
+    <w:bookmarkEnd w:id="153"/>
+    <w:bookmarkStart w:id="154" w:name="与阿旺阿宝的关系"/>
     <w:p>
       <w:pPr>
         <w:pStyle w:val="Heading4"/>
@@ -22040,8 +22241,8 @@
         <w:t xml:space="preserve">小明和胖兄弟是从小玩到大的邻居。他对阿宝经常翻白眼——阿宝总是惹祸，擦屁股的活经常是小明干。但他打心底把两兄弟当铁哥们。</w:t>
       </w:r>
     </w:p>
-    <w:bookmarkEnd w:id="153"/>
-    <w:bookmarkStart w:id="154" w:name="与母亲的关系"/>
+    <w:bookmarkEnd w:id="154"/>
+    <w:bookmarkStart w:id="155" w:name="与母亲的关系"/>
     <w:p>
       <w:pPr>
         <w:pStyle w:val="Heading4"/>
@@ -22108,8 +22309,8 @@
         <w:t xml:space="preserve">妈妈没有给小明一个完整的家，但给了他一副硬骨头。这副骨头让他以后能去参军、能扛枪、能保家卫国。</w:t>
       </w:r>
     </w:p>
-    <w:bookmarkEnd w:id="154"/>
-    <w:bookmarkStart w:id="155" w:name="参与事件-6"/>
+    <w:bookmarkEnd w:id="155"/>
+    <w:bookmarkStart w:id="156" w:name="参与事件-6"/>
     <w:p>
       <w:pPr>
         <w:pStyle w:val="Heading4"/>
@@ -22256,8 +22457,8 @@
         <w:t xml:space="preserve">主角要回城时小明笑着送别的事件</w:t>
       </w:r>
     </w:p>
-    <w:bookmarkEnd w:id="155"/>
-    <w:bookmarkStart w:id="156" w:name="视觉设计参考-6"/>
+    <w:bookmarkEnd w:id="156"/>
+    <w:bookmarkStart w:id="157" w:name="视觉设计参考-6"/>
     <w:p>
       <w:pPr>
         <w:pStyle w:val="Heading4"/>
@@ -22366,8 +22567,8 @@
         </w:pict>
       </w:r>
     </w:p>
-    <w:bookmarkEnd w:id="156"/>
-    <w:bookmarkStart w:id="157" w:name="阿旺"/>
+    <w:bookmarkEnd w:id="157"/>
+    <w:bookmarkStart w:id="158" w:name="阿旺"/>
     <w:p>
       <w:pPr>
         <w:pStyle w:val="Heading4"/>
@@ -22379,8 +22580,8 @@
         <w:t xml:space="preserve">阿旺</w:t>
       </w:r>
     </w:p>
-    <w:bookmarkEnd w:id="157"/>
-    <w:bookmarkStart w:id="158" w:name="基本信息-7"/>
+    <w:bookmarkEnd w:id="158"/>
+    <w:bookmarkStart w:id="159" w:name="基本信息-7"/>
     <w:p>
       <w:pPr>
         <w:pStyle w:val="Heading4"/>
@@ -22561,8 +22762,8 @@
         </w:tc>
       </w:tr>
     </w:tbl>
-    <w:bookmarkEnd w:id="158"/>
-    <w:bookmarkStart w:id="159" w:name="人物小传-7"/>
+    <w:bookmarkEnd w:id="159"/>
+    <w:bookmarkStart w:id="160" w:name="人物小传-7"/>
     <w:p>
       <w:pPr>
         <w:pStyle w:val="Heading4"/>
@@ -22640,8 +22841,8 @@
         <w:t xml:space="preserve">他对弟弟阿宝有一种本能的保护欲。阿宝冒冒失失闯了祸，他不骂，只是默默跟在后面收拾。别人欺负阿宝，他二话不说站上去。他不跟人吵架，但他那个体型往那儿一站，很多事就解决了。</w:t>
       </w:r>
     </w:p>
-    <w:bookmarkEnd w:id="159"/>
-    <w:bookmarkStart w:id="160" w:name="性格特点-7"/>
+    <w:bookmarkEnd w:id="160"/>
+    <w:bookmarkStart w:id="161" w:name="性格特点-7"/>
     <w:p>
       <w:pPr>
         <w:pStyle w:val="Heading4"/>
@@ -22768,8 +22969,8 @@
         <w:t xml:space="preserve">：对阿宝有一种本能的保护，不许别人欺负他</w:t>
       </w:r>
     </w:p>
-    <w:bookmarkEnd w:id="160"/>
-    <w:bookmarkStart w:id="161" w:name="说话方式-7"/>
+    <w:bookmarkEnd w:id="161"/>
+    <w:bookmarkStart w:id="162" w:name="说话方式-7"/>
     <w:p>
       <w:pPr>
         <w:pStyle w:val="Heading4"/>
@@ -22883,8 +23084,8 @@
         <w:t xml:space="preserve">，但心里其实有想法</w:t>
       </w:r>
     </w:p>
-    <w:bookmarkEnd w:id="161"/>
-    <w:bookmarkStart w:id="162" w:name="与主角的关系-7"/>
+    <w:bookmarkEnd w:id="162"/>
+    <w:bookmarkStart w:id="163" w:name="与主角的关系-7"/>
     <w:p>
       <w:pPr>
         <w:pStyle w:val="Heading4"/>
@@ -23112,8 +23313,8 @@
         <w:t xml:space="preserve">阿旺是那种”不会说好听的，但你出了事他一定在”的朋友。也是那种走了之后你才发现他有多重要的朋友。</w:t>
       </w:r>
     </w:p>
-    <w:bookmarkEnd w:id="162"/>
-    <w:bookmarkStart w:id="163" w:name="与阿宝的关系"/>
+    <w:bookmarkEnd w:id="163"/>
+    <w:bookmarkStart w:id="164" w:name="与阿宝的关系"/>
     <w:p>
       <w:pPr>
         <w:pStyle w:val="Heading4"/>
@@ -23158,8 +23359,8 @@
         <w:t xml:space="preserve">但阿旺也有一点小委屈：所有人都觉得他是”阿宝的哥哥”，没人注意他自己的感受。他不说，不代表不在意。</w:t>
       </w:r>
     </w:p>
-    <w:bookmarkEnd w:id="163"/>
-    <w:bookmarkStart w:id="164" w:name="与家人的关系"/>
+    <w:bookmarkEnd w:id="164"/>
+    <w:bookmarkStart w:id="165" w:name="与家人的关系"/>
     <w:p>
       <w:pPr>
         <w:pStyle w:val="Heading4"/>
@@ -23215,8 +23416,8 @@
         <w:t xml:space="preserve">阿旺家和舅舅家是另一种对照：舅舅家没钱但有温度，阿旺家有钱但冷清。游戏不评断哪种更好，只呈现。</w:t>
       </w:r>
     </w:p>
-    <w:bookmarkEnd w:id="164"/>
-    <w:bookmarkStart w:id="165" w:name="参与事件-7"/>
+    <w:bookmarkEnd w:id="165"/>
+    <w:bookmarkStart w:id="166" w:name="参与事件-7"/>
     <w:p>
       <w:pPr>
         <w:pStyle w:val="Heading4"/>
@@ -23348,8 +23549,8 @@
         <w:t xml:space="preserve">爸妈来接他们去县城、阿旺默默把零食全塞给主角的离别事件</w:t>
       </w:r>
     </w:p>
-    <w:bookmarkEnd w:id="165"/>
-    <w:bookmarkStart w:id="166" w:name="视觉设计参考-7"/>
+    <w:bookmarkEnd w:id="166"/>
+    <w:bookmarkStart w:id="167" w:name="视觉设计参考-7"/>
     <w:p>
       <w:pPr>
         <w:pStyle w:val="Heading4"/>
@@ -23443,8 +23644,8 @@
         </w:pict>
       </w:r>
     </w:p>
-    <w:bookmarkEnd w:id="166"/>
-    <w:bookmarkStart w:id="167" w:name="阿宝"/>
+    <w:bookmarkEnd w:id="167"/>
+    <w:bookmarkStart w:id="168" w:name="阿宝"/>
     <w:p>
       <w:pPr>
         <w:pStyle w:val="Heading4"/>
@@ -23456,8 +23657,8 @@
         <w:t xml:space="preserve">阿宝</w:t>
       </w:r>
     </w:p>
-    <w:bookmarkEnd w:id="167"/>
-    <w:bookmarkStart w:id="168" w:name="基本信息-8"/>
+    <w:bookmarkEnd w:id="168"/>
+    <w:bookmarkStart w:id="169" w:name="基本信息-8"/>
     <w:p>
       <w:pPr>
         <w:pStyle w:val="Heading4"/>
@@ -23638,8 +23839,8 @@
         </w:tc>
       </w:tr>
     </w:tbl>
-    <w:bookmarkEnd w:id="168"/>
-    <w:bookmarkStart w:id="169" w:name="人物小传-8"/>
+    <w:bookmarkEnd w:id="169"/>
+    <w:bookmarkStart w:id="170" w:name="人物小传-8"/>
     <w:p>
       <w:pPr>
         <w:pStyle w:val="Heading4"/>
@@ -23728,8 +23929,8 @@
         <w:t xml:space="preserve">他是整个小团体的快乐源泉。大家都习惯了他出丑，也都习惯了在他出丑之后笑着把他拉起来。</w:t>
       </w:r>
     </w:p>
-    <w:bookmarkEnd w:id="169"/>
-    <w:bookmarkStart w:id="170" w:name="性格特点-8"/>
+    <w:bookmarkEnd w:id="170"/>
+    <w:bookmarkStart w:id="171" w:name="性格特点-8"/>
     <w:p>
       <w:pPr>
         <w:pStyle w:val="Heading4"/>
@@ -23856,8 +24057,8 @@
         <w:t xml:space="preserve">：心软，看到别人难过会手足无措地安慰</w:t>
       </w:r>
     </w:p>
-    <w:bookmarkEnd w:id="170"/>
-    <w:bookmarkStart w:id="171" w:name="说话方式-8"/>
+    <w:bookmarkEnd w:id="171"/>
+    <w:bookmarkStart w:id="172" w:name="说话方式-8"/>
     <w:p>
       <w:pPr>
         <w:pStyle w:val="Heading4"/>
@@ -23986,8 +24187,8 @@
         <w:t xml:space="preserve">（下次还会）</w:t>
       </w:r>
     </w:p>
-    <w:bookmarkEnd w:id="171"/>
-    <w:bookmarkStart w:id="172" w:name="与主角的关系-8"/>
+    <w:bookmarkEnd w:id="172"/>
+    <w:bookmarkStart w:id="173" w:name="与主角的关系-8"/>
     <w:p>
       <w:pPr>
         <w:pStyle w:val="Heading4"/>
@@ -24215,8 +24416,8 @@
         <w:t xml:space="preserve">阿宝是让主角”放下架子”的人。跟阿宝在一起不需要装，因为没人比他更丢脸。他走了以后，主角会发现村子里突然安静了很多。</w:t>
       </w:r>
     </w:p>
-    <w:bookmarkEnd w:id="172"/>
-    <w:bookmarkStart w:id="173" w:name="与阿旺的关系"/>
+    <w:bookmarkEnd w:id="173"/>
+    <w:bookmarkStart w:id="174" w:name="与阿旺的关系"/>
     <w:p>
       <w:pPr>
         <w:pStyle w:val="Heading4"/>
@@ -24261,8 +24462,8 @@
         <w:t xml:space="preserve">两兄弟之间有一种笨拙的温暖。阿宝经常说”我哥最厉害了”，阿旺从来不回应，但嘴角会偷偷翘一下。</w:t>
       </w:r>
     </w:p>
-    <w:bookmarkEnd w:id="173"/>
-    <w:bookmarkStart w:id="174" w:name="与小凤的关系"/>
+    <w:bookmarkEnd w:id="174"/>
+    <w:bookmarkStart w:id="175" w:name="与小凤的关系"/>
     <w:p>
       <w:pPr>
         <w:pStyle w:val="Heading4"/>
@@ -24285,8 +24486,8 @@
         <w:t xml:space="preserve">小凤是唯一一个能让阿宝闭嘴的人。她一瞪眼，阿宝就缩了。但阿宝也是最不怕小凤的人——被骂完了照样凑上去跟她玩，因为在他看来”小凤骂人是正常的，不骂才奇怪”。</w:t>
       </w:r>
     </w:p>
-    <w:bookmarkEnd w:id="174"/>
-    <w:bookmarkStart w:id="175" w:name="与家人的关系-1"/>
+    <w:bookmarkEnd w:id="175"/>
+    <w:bookmarkStart w:id="176" w:name="与家人的关系-1"/>
     <w:p>
       <w:pPr>
         <w:pStyle w:val="Heading4"/>
@@ -24353,8 +24554,8 @@
         <w:t xml:space="preserve">阿宝和主角一样，某种程度上也是”被送来的孩子”——只不过主角是被送来乡下，阿宝是被送来大屋。他们都在外婆家找到了自己家没有的温度。</w:t>
       </w:r>
     </w:p>
-    <w:bookmarkEnd w:id="175"/>
-    <w:bookmarkStart w:id="176" w:name="参与事件-8"/>
+    <w:bookmarkEnd w:id="176"/>
+    <w:bookmarkStart w:id="177" w:name="参与事件-8"/>
     <w:p>
       <w:pPr>
         <w:pStyle w:val="Heading4"/>
@@ -24501,8 +24702,8 @@
         <w:t xml:space="preserve">爸妈来接两兄弟去县城读书、阿宝哭着不肯走的离别事件（童年阶段后期）</w:t>
       </w:r>
     </w:p>
-    <w:bookmarkEnd w:id="176"/>
-    <w:bookmarkStart w:id="177" w:name="视觉设计参考-8"/>
+    <w:bookmarkEnd w:id="177"/>
+    <w:bookmarkStart w:id="178" w:name="视觉设计参考-8"/>
     <w:p>
       <w:pPr>
         <w:pStyle w:val="Heading4"/>
@@ -24596,8 +24797,8 @@
         </w:pict>
       </w:r>
     </w:p>
-    <w:bookmarkEnd w:id="177"/>
-    <w:bookmarkStart w:id="178" w:name="小英"/>
+    <w:bookmarkEnd w:id="178"/>
+    <w:bookmarkStart w:id="179" w:name="小英"/>
     <w:p>
       <w:pPr>
         <w:pStyle w:val="Heading4"/>
@@ -24609,8 +24810,8 @@
         <w:t xml:space="preserve">小英</w:t>
       </w:r>
     </w:p>
-    <w:bookmarkEnd w:id="178"/>
-    <w:bookmarkStart w:id="179" w:name="基本信息-9"/>
+    <w:bookmarkEnd w:id="179"/>
+    <w:bookmarkStart w:id="180" w:name="基本信息-9"/>
     <w:p>
       <w:pPr>
         <w:pStyle w:val="Heading4"/>
@@ -24791,8 +24992,8 @@
         </w:tc>
       </w:tr>
     </w:tbl>
-    <w:bookmarkEnd w:id="179"/>
-    <w:bookmarkStart w:id="180" w:name="人物小传-9"/>
+    <w:bookmarkEnd w:id="180"/>
+    <w:bookmarkStart w:id="181" w:name="人物小传-9"/>
     <w:p>
       <w:pPr>
         <w:pStyle w:val="Heading4"/>
@@ -24892,8 +25093,8 @@
         <w:t xml:space="preserve">在主角眼里，小英是”懂事”的参照。主角刚到乡下的时候很多事不懂、很多规矩不知道，小英不会说”你应该怎样”，但她的行为本身就是一种示范——帮外婆择菜、安安静静吃饭、不乱跑让大人操心。主角看到她，会不自觉地想”我也应该这样”。</w:t>
       </w:r>
     </w:p>
-    <w:bookmarkEnd w:id="180"/>
-    <w:bookmarkStart w:id="181" w:name="性格特点-9"/>
+    <w:bookmarkEnd w:id="181"/>
+    <w:bookmarkStart w:id="182" w:name="性格特点-9"/>
     <w:p>
       <w:pPr>
         <w:pStyle w:val="Heading4"/>
@@ -25020,8 +25221,8 @@
         <w:t xml:space="preserve">：家里人对她期望高，她总是小心翼翼地维持”好孩子”的形象</w:t>
       </w:r>
     </w:p>
-    <w:bookmarkEnd w:id="181"/>
-    <w:bookmarkStart w:id="182" w:name="说话方式-9"/>
+    <w:bookmarkEnd w:id="182"/>
+    <w:bookmarkStart w:id="183" w:name="说话方式-9"/>
     <w:p>
       <w:pPr>
         <w:pStyle w:val="Heading4"/>
@@ -25120,8 +25321,8 @@
         <w:t xml:space="preserve">“它受伤了”</w:t>
       </w:r>
     </w:p>
-    <w:bookmarkEnd w:id="182"/>
-    <w:bookmarkStart w:id="183" w:name="与主角的关系-9"/>
+    <w:bookmarkEnd w:id="183"/>
+    <w:bookmarkStart w:id="184" w:name="与主角的关系-9"/>
     <w:p>
       <w:pPr>
         <w:pStyle w:val="Heading4"/>
@@ -25360,8 +25561,8 @@
         <w:t xml:space="preserve">小英是主角”安静下来”的理由。跟其他所有人在一起都是热闹，跟小英在一起是安静。她让主角知道，不说话也是一种陪伴。她是那种童年时默默存在、长大后才意识到有多重要的人。</w:t>
       </w:r>
     </w:p>
-    <w:bookmarkEnd w:id="183"/>
-    <w:bookmarkStart w:id="184" w:name="与小凤的关系-1"/>
+    <w:bookmarkEnd w:id="184"/>
+    <w:bookmarkStart w:id="185" w:name="与小凤的关系-1"/>
     <w:p>
       <w:pPr>
         <w:pStyle w:val="Heading4"/>
@@ -25417,8 +25618,8 @@
         <w:t xml:space="preserve">小凤不是她亲姐姐，但比亲姐姐还上心。小英从来不叫她”姐姐”，但心里早就把她当姐姐了。</w:t>
       </w:r>
     </w:p>
-    <w:bookmarkEnd w:id="184"/>
-    <w:bookmarkStart w:id="185" w:name="与家人的关系-2"/>
+    <w:bookmarkEnd w:id="185"/>
+    <w:bookmarkStart w:id="186" w:name="与家人的关系-2"/>
     <w:p>
       <w:pPr>
         <w:pStyle w:val="Heading4"/>
@@ -25509,8 +25710,8 @@
         <w:t xml:space="preserve">小凤的苦是”不被期待”，小英的苦是”被期待太多”。两个女孩都缺一样东西：无条件的爱。</w:t>
       </w:r>
     </w:p>
-    <w:bookmarkEnd w:id="185"/>
-    <w:bookmarkStart w:id="186" w:name="参与事件-9"/>
+    <w:bookmarkEnd w:id="186"/>
+    <w:bookmarkStart w:id="187" w:name="参与事件-9"/>
     <w:p>
       <w:pPr>
         <w:pStyle w:val="Heading4"/>
@@ -25657,8 +25858,8 @@
         <w:t xml:space="preserve">主角握住小英的手、发现她手上也有茧的事件</w:t>
       </w:r>
     </w:p>
-    <w:bookmarkEnd w:id="186"/>
-    <w:bookmarkStart w:id="187" w:name="视觉设计参考-9"/>
+    <w:bookmarkEnd w:id="187"/>
+    <w:bookmarkStart w:id="188" w:name="视觉设计参考-9"/>
     <w:p>
       <w:pPr>
         <w:pStyle w:val="Heading4"/>
@@ -25752,8 +25953,8 @@
         </w:pict>
       </w:r>
     </w:p>
-    <w:bookmarkEnd w:id="187"/>
-    <w:bookmarkStart w:id="188" w:name="小凤"/>
+    <w:bookmarkEnd w:id="188"/>
+    <w:bookmarkStart w:id="189" w:name="小凤"/>
     <w:p>
       <w:pPr>
         <w:pStyle w:val="Heading4"/>
@@ -25765,8 +25966,8 @@
         <w:t xml:space="preserve">小凤</w:t>
       </w:r>
     </w:p>
-    <w:bookmarkEnd w:id="188"/>
-    <w:bookmarkStart w:id="189" w:name="基本信息-10"/>
+    <w:bookmarkEnd w:id="189"/>
+    <w:bookmarkStart w:id="190" w:name="基本信息-10"/>
     <w:p>
       <w:pPr>
         <w:pStyle w:val="Heading4"/>
@@ -25947,8 +26148,8 @@
         </w:tc>
       </w:tr>
     </w:tbl>
-    <w:bookmarkEnd w:id="189"/>
-    <w:bookmarkStart w:id="190" w:name="人物小传-10"/>
+    <w:bookmarkEnd w:id="190"/>
+    <w:bookmarkStart w:id="191" w:name="人物小传-10"/>
     <w:p>
       <w:pPr>
         <w:pStyle w:val="Heading4"/>
@@ -26038,8 +26239,8 @@
         <w:t xml:space="preserve">在主角眼里，小凤是”怎么在这个群体里生存”的模板——不是讨好所有人，而是有自己的立场，保护自己在意的人。但主角也会慢慢发现，小凤的”强大”背后，是一个不太幸福的家。</w:t>
       </w:r>
     </w:p>
-    <w:bookmarkEnd w:id="190"/>
-    <w:bookmarkStart w:id="191" w:name="性格特点-10"/>
+    <w:bookmarkEnd w:id="191"/>
+    <w:bookmarkStart w:id="192" w:name="性格特点-10"/>
     <w:p>
       <w:pPr>
         <w:pStyle w:val="Heading4"/>
@@ -26166,8 +26367,8 @@
         <w:t xml:space="preserve">：嘴上凶，但看到别人真的难过会手足无措</w:t>
       </w:r>
     </w:p>
-    <w:bookmarkEnd w:id="191"/>
-    <w:bookmarkStart w:id="192" w:name="说话方式-10"/>
+    <w:bookmarkEnd w:id="192"/>
+    <w:bookmarkStart w:id="193" w:name="说话方式-10"/>
     <w:p>
       <w:pPr>
         <w:pStyle w:val="Heading4"/>
@@ -26290,8 +26491,8 @@
         <w:t xml:space="preserve">偶尔温柔的时候反而让人不习惯</w:t>
       </w:r>
     </w:p>
-    <w:bookmarkEnd w:id="192"/>
-    <w:bookmarkStart w:id="193" w:name="与主角的关系-10"/>
+    <w:bookmarkEnd w:id="193"/>
+    <w:bookmarkStart w:id="194" w:name="与主角的关系-10"/>
     <w:p>
       <w:pPr>
         <w:pStyle w:val="Heading4"/>
@@ -26536,8 +26737,8 @@
         <w:t xml:space="preserve">小凤是主角”被接纳”的终极标志。她认可你，整个小团体就认可你。她也是那个让主角明白”喜欢一个人，不是因为她完美，而是因为在她面前你可以不完美”的人。</w:t>
       </w:r>
     </w:p>
-    <w:bookmarkEnd w:id="193"/>
-    <w:bookmarkStart w:id="194" w:name="与小英的关系"/>
+    <w:bookmarkEnd w:id="194"/>
+    <w:bookmarkStart w:id="195" w:name="与小英的关系"/>
     <w:p>
       <w:pPr>
         <w:pStyle w:val="Heading4"/>
@@ -26593,8 +26794,8 @@
         <w:t xml:space="preserve">小凤的护短不是血缘本能，是她自己选择的。这种选择比血缘更让人心疼。</w:t>
       </w:r>
     </w:p>
-    <w:bookmarkEnd w:id="194"/>
-    <w:bookmarkStart w:id="195" w:name="与阿宝的关系-1"/>
+    <w:bookmarkEnd w:id="195"/>
+    <w:bookmarkStart w:id="196" w:name="与阿宝的关系-1"/>
     <w:p>
       <w:pPr>
         <w:pStyle w:val="Heading4"/>
@@ -26617,8 +26818,8 @@
         <w:t xml:space="preserve">小凤对阿宝是”又嫌弃又护着”。她嫌他话多、嫌他笨、嫌他总闯祸。但她也最常帮阿宝——他摔了她第一个去拉，他被外人欺负了她第一个出头。阿宝是唯一一个被小凤骂了还笑嘻嘻凑上来的人，小凤拿他没办法。</w:t>
       </w:r>
     </w:p>
-    <w:bookmarkEnd w:id="195"/>
-    <w:bookmarkStart w:id="196" w:name="与母亲的关系-1"/>
+    <w:bookmarkEnd w:id="196"/>
+    <w:bookmarkStart w:id="197" w:name="与母亲的关系-1"/>
     <w:p>
       <w:pPr>
         <w:pStyle w:val="Heading4"/>
@@ -26696,8 +26897,8 @@
         <w:t xml:space="preserve">舅舅家的斗嘴是”吵完了还是家人”，小凤家的沉默是”不吵也不是家人”。</w:t>
       </w:r>
     </w:p>
-    <w:bookmarkEnd w:id="196"/>
-    <w:bookmarkStart w:id="197" w:name="与父亲的关系"/>
+    <w:bookmarkEnd w:id="197"/>
+    <w:bookmarkStart w:id="198" w:name="与父亲的关系"/>
     <w:p>
       <w:pPr>
         <w:pStyle w:val="Heading4"/>
@@ -26753,8 +26954,8 @@
         <w:t xml:space="preserve">这也造就了她骨子里的要强。她不是天性要强，是被逼出来的——她要用行动证明，女儿不比儿子差。</w:t>
       </w:r>
     </w:p>
-    <w:bookmarkEnd w:id="197"/>
-    <w:bookmarkStart w:id="198" w:name="参与事件-10"/>
+    <w:bookmarkEnd w:id="198"/>
+    <w:bookmarkStart w:id="199" w:name="参与事件-10"/>
     <w:p>
       <w:pPr>
         <w:pStyle w:val="Heading4"/>
@@ -26901,8 +27102,8 @@
         <w:t xml:space="preserve">主角第一次去小凤家、发现她家和外婆家完全不一样的事件</w:t>
       </w:r>
     </w:p>
-    <w:bookmarkEnd w:id="198"/>
-    <w:bookmarkStart w:id="199" w:name="视觉设计参考-10"/>
+    <w:bookmarkEnd w:id="199"/>
+    <w:bookmarkStart w:id="200" w:name="视觉设计参考-10"/>
     <w:p>
       <w:pPr>
         <w:pStyle w:val="Heading4"/>
@@ -26996,8 +27197,8 @@
         </w:pict>
       </w:r>
     </w:p>
-    <w:bookmarkEnd w:id="199"/>
-    <w:bookmarkStart w:id="200" w:name="阿婆"/>
+    <w:bookmarkEnd w:id="200"/>
+    <w:bookmarkStart w:id="201" w:name="阿婆"/>
     <w:p>
       <w:pPr>
         <w:pStyle w:val="Heading4"/>
@@ -27009,8 +27210,8 @@
         <w:t xml:space="preserve">阿婆</w:t>
       </w:r>
     </w:p>
-    <w:bookmarkEnd w:id="200"/>
-    <w:bookmarkStart w:id="201" w:name="基本信息-11"/>
+    <w:bookmarkEnd w:id="201"/>
+    <w:bookmarkStart w:id="202" w:name="基本信息-11"/>
     <w:p>
       <w:pPr>
         <w:pStyle w:val="Heading4"/>
@@ -27191,8 +27392,8 @@
         </w:tc>
       </w:tr>
     </w:tbl>
-    <w:bookmarkEnd w:id="201"/>
-    <w:bookmarkStart w:id="202" w:name="人物小传-11"/>
+    <w:bookmarkEnd w:id="202"/>
+    <w:bookmarkStart w:id="203" w:name="人物小传-11"/>
     <w:p>
       <w:pPr>
         <w:pStyle w:val="Heading4"/>
@@ -27288,8 +27489,8 @@
         <w:t xml:space="preserve">。她不参与主角的冒险，但她是主角在村里的一个锚点——不管玩到多晚、跑到多远，经过阿婆家门口就觉得快到家了。</w:t>
       </w:r>
     </w:p>
-    <w:bookmarkEnd w:id="202"/>
-    <w:bookmarkStart w:id="203" w:name="性格特点-11"/>
+    <w:bookmarkEnd w:id="203"/>
+    <w:bookmarkStart w:id="204" w:name="性格特点-11"/>
     <w:p>
       <w:pPr>
         <w:pStyle w:val="Heading4"/>
@@ -27393,8 +27594,8 @@
         <w:t xml:space="preserve">：不愿意给儿女添麻烦，不愿意被人当”废人”看待</w:t>
       </w:r>
     </w:p>
-    <w:bookmarkEnd w:id="203"/>
-    <w:bookmarkStart w:id="204" w:name="说话方式-11"/>
+    <w:bookmarkEnd w:id="204"/>
+    <w:bookmarkStart w:id="205" w:name="说话方式-11"/>
     <w:p>
       <w:pPr>
         <w:pStyle w:val="Heading4"/>
@@ -27502,8 +27703,8 @@
         <w:t xml:space="preserve">偶尔冒出一句很有智慧的话，因为她活了七十多年什么都见过</w:t>
       </w:r>
     </w:p>
-    <w:bookmarkEnd w:id="204"/>
-    <w:bookmarkStart w:id="205" w:name="与外婆的关系"/>
+    <w:bookmarkEnd w:id="205"/>
+    <w:bookmarkStart w:id="206" w:name="与外婆的关系"/>
     <w:p>
       <w:pPr>
         <w:pStyle w:val="Heading4"/>
@@ -27537,8 +27738,8 @@
         <w:t xml:space="preserve">阿婆羡慕外婆有外孙来陪。她自己的孙辈都在城里，一年见不到几次。她对主角好，有一部分是因为”看到别人家的孙子，就想起自己的”。</w:t>
       </w:r>
     </w:p>
-    <w:bookmarkEnd w:id="205"/>
-    <w:bookmarkStart w:id="206" w:name="参与事件-11"/>
+    <w:bookmarkEnd w:id="206"/>
+    <w:bookmarkStart w:id="207" w:name="参与事件-11"/>
     <w:p>
       <w:pPr>
         <w:pStyle w:val="Heading4"/>
@@ -27625,8 +27826,8 @@
         <w:t xml:space="preserve">阿婆的儿女打电话回来、她嘴上说”不用管我”挂了电话却坐了很久的事件</w:t>
       </w:r>
     </w:p>
-    <w:bookmarkEnd w:id="206"/>
-    <w:bookmarkStart w:id="207" w:name="视觉设计参考-11"/>
+    <w:bookmarkEnd w:id="207"/>
+    <w:bookmarkStart w:id="208" w:name="视觉设计参考-11"/>
     <w:p>
       <w:pPr>
         <w:pStyle w:val="Heading4"/>
@@ -27720,8 +27921,8 @@
         </w:pict>
       </w:r>
     </w:p>
-    <w:bookmarkEnd w:id="207"/>
-    <w:bookmarkStart w:id="208" w:name="村长"/>
+    <w:bookmarkEnd w:id="208"/>
+    <w:bookmarkStart w:id="209" w:name="村长"/>
     <w:p>
       <w:pPr>
         <w:pStyle w:val="Heading4"/>
@@ -27733,8 +27934,8 @@
         <w:t xml:space="preserve">村长</w:t>
       </w:r>
     </w:p>
-    <w:bookmarkEnd w:id="208"/>
-    <w:bookmarkStart w:id="209" w:name="基本信息-12"/>
+    <w:bookmarkEnd w:id="209"/>
+    <w:bookmarkStart w:id="210" w:name="基本信息-12"/>
     <w:p>
       <w:pPr>
         <w:pStyle w:val="Heading4"/>
@@ -27918,8 +28119,8 @@
         </w:tc>
       </w:tr>
     </w:tbl>
-    <w:bookmarkEnd w:id="209"/>
-    <w:bookmarkStart w:id="210" w:name="人物小传-12"/>
+    <w:bookmarkEnd w:id="210"/>
+    <w:bookmarkStart w:id="211" w:name="人物小传-12"/>
     <w:p>
       <w:pPr>
         <w:pStyle w:val="Heading4"/>
@@ -27997,8 +28198,8 @@
         <w:t xml:space="preserve">在主角眼里，村长是一个”大人的世界”的窗口。他和外公的关系、他对大儿子的态度，都是主角长大后才会慢慢理解的事。</w:t>
       </w:r>
     </w:p>
-    <w:bookmarkEnd w:id="210"/>
-    <w:bookmarkStart w:id="211" w:name="性格特点-12"/>
+    <w:bookmarkEnd w:id="211"/>
+    <w:bookmarkStart w:id="212" w:name="性格特点-12"/>
     <w:p>
       <w:pPr>
         <w:pStyle w:val="Heading4"/>
@@ -28102,8 +28303,8 @@
         <w:t xml:space="preserve">：关于那场仗，跟外公一样，一个字不提</w:t>
       </w:r>
     </w:p>
-    <w:bookmarkEnd w:id="211"/>
-    <w:bookmarkStart w:id="212" w:name="说话方式-12"/>
+    <w:bookmarkEnd w:id="212"/>
+    <w:bookmarkStart w:id="213" w:name="说话方式-12"/>
     <w:p>
       <w:pPr>
         <w:pStyle w:val="Heading4"/>
@@ -28205,8 +28406,8 @@
         <w:t xml:space="preserve">提到外公时话会少一些，但眼神里有东西</w:t>
       </w:r>
     </w:p>
-    <w:bookmarkEnd w:id="212"/>
-    <w:bookmarkStart w:id="213" w:name="与外公的关系-1"/>
+    <w:bookmarkEnd w:id="213"/>
+    <w:bookmarkStart w:id="214" w:name="与外公的关系-1"/>
     <w:p>
       <w:pPr>
         <w:pStyle w:val="Heading4"/>
@@ -28251,8 +28452,8 @@
         <w:t xml:space="preserve">外公和村长的关系，是这个游戏里”大人之间不说出口的友情”的代表。</w:t>
       </w:r>
     </w:p>
-    <w:bookmarkEnd w:id="213"/>
-    <w:bookmarkStart w:id="214" w:name="与阿旺阿宝的关系-1"/>
+    <w:bookmarkEnd w:id="214"/>
+    <w:bookmarkStart w:id="215" w:name="与阿旺阿宝的关系-1"/>
     <w:p>
       <w:pPr>
         <w:pStyle w:val="Heading4"/>
@@ -28286,8 +28487,8 @@
         <w:t xml:space="preserve">村长心疼大儿子顾不上家，但说不出口。他能做的就是对两个孙子好一点，再好一点。</w:t>
       </w:r>
     </w:p>
-    <w:bookmarkEnd w:id="214"/>
-    <w:bookmarkStart w:id="215" w:name="与那场仗的关系"/>
+    <w:bookmarkEnd w:id="215"/>
+    <w:bookmarkStart w:id="216" w:name="与那场仗的关系"/>
     <w:p>
       <w:pPr>
         <w:pStyle w:val="Heading4"/>
@@ -28369,8 +28570,8 @@
         <w:t xml:space="preserve">这是游戏内容模糊化规则的体现：不直接使用真实事件名称，保持真实感底色但不被具体历史绑定。</w:t>
       </w:r>
     </w:p>
-    <w:bookmarkEnd w:id="215"/>
-    <w:bookmarkStart w:id="216" w:name="参与事件-12"/>
+    <w:bookmarkEnd w:id="216"/>
+    <w:bookmarkStart w:id="217" w:name="参与事件-12"/>
     <w:p>
       <w:pPr>
         <w:pStyle w:val="Heading4"/>
@@ -28472,8 +28673,8 @@
         <w:t xml:space="preserve">阿旺阿宝去爷爷家蹭饭的温馨事件</w:t>
       </w:r>
     </w:p>
-    <w:bookmarkEnd w:id="216"/>
-    <w:bookmarkStart w:id="217" w:name="视觉设计参考-12"/>
+    <w:bookmarkEnd w:id="217"/>
+    <w:bookmarkStart w:id="218" w:name="视觉设计参考-12"/>
     <w:p>
       <w:pPr>
         <w:pStyle w:val="Heading4"/>
@@ -28567,8 +28768,8 @@
         </w:pict>
       </w:r>
     </w:p>
-    <w:bookmarkEnd w:id="217"/>
-    <w:bookmarkStart w:id="218" w:name="小明妈"/>
+    <w:bookmarkEnd w:id="218"/>
+    <w:bookmarkStart w:id="219" w:name="小明妈"/>
     <w:p>
       <w:pPr>
         <w:pStyle w:val="Heading4"/>
@@ -28580,8 +28781,8 @@
         <w:t xml:space="preserve">小明妈</w:t>
       </w:r>
     </w:p>
-    <w:bookmarkEnd w:id="218"/>
-    <w:bookmarkStart w:id="219" w:name="基本信息-13"/>
+    <w:bookmarkEnd w:id="219"/>
+    <w:bookmarkStart w:id="220" w:name="基本信息-13"/>
     <w:p>
       <w:pPr>
         <w:pStyle w:val="Heading4"/>
@@ -28765,8 +28966,8 @@
         </w:tc>
       </w:tr>
     </w:tbl>
-    <w:bookmarkEnd w:id="219"/>
-    <w:bookmarkStart w:id="220" w:name="人物小传-13"/>
+    <w:bookmarkEnd w:id="220"/>
+    <w:bookmarkStart w:id="221" w:name="人物小传-13"/>
     <w:p>
       <w:pPr>
         <w:pStyle w:val="Heading4"/>
@@ -28844,8 +29045,8 @@
         <w:t xml:space="preserve">小明的坚强来自她。她没有给小明一个完整的家，但给了他一副硬骨头。</w:t>
       </w:r>
     </w:p>
-    <w:bookmarkEnd w:id="220"/>
-    <w:bookmarkStart w:id="221" w:name="性格特点-13"/>
+    <w:bookmarkEnd w:id="221"/>
+    <w:bookmarkStart w:id="222" w:name="性格特点-13"/>
     <w:p>
       <w:pPr>
         <w:pStyle w:val="Heading4"/>
@@ -28949,8 +29150,8 @@
         <w:t xml:space="preserve">：穷但不卑微，苦但不卖惨</w:t>
       </w:r>
     </w:p>
-    <w:bookmarkEnd w:id="221"/>
-    <w:bookmarkStart w:id="222" w:name="说话方式-13"/>
+    <w:bookmarkEnd w:id="222"/>
+    <w:bookmarkStart w:id="223" w:name="说话方式-13"/>
     <w:p>
       <w:pPr>
         <w:pStyle w:val="Heading4"/>
@@ -29046,8 +29247,8 @@
         <w:t xml:space="preserve">她不说”我爱你”，但每天的饭菜都是热的</w:t>
       </w:r>
     </w:p>
-    <w:bookmarkEnd w:id="222"/>
-    <w:bookmarkStart w:id="223" w:name="与小明的关系"/>
+    <w:bookmarkEnd w:id="223"/>
+    <w:bookmarkStart w:id="224" w:name="与小明的关系"/>
     <w:p>
       <w:pPr>
         <w:pStyle w:val="Heading4"/>
@@ -29092,8 +29293,8 @@
         <w:t xml:space="preserve">主角看到小明和妈妈的相处方式，会想起自己的爸妈——也许开始理解”不在身边不代表不爱”。</w:t>
       </w:r>
     </w:p>
-    <w:bookmarkEnd w:id="223"/>
-    <w:bookmarkStart w:id="224" w:name="参与事件-13"/>
+    <w:bookmarkEnd w:id="224"/>
+    <w:bookmarkStart w:id="225" w:name="参与事件-13"/>
     <w:p>
       <w:pPr>
         <w:pStyle w:val="Heading4"/>
@@ -29165,8 +29366,8 @@
         <w:t xml:space="preserve">小明妈和舅妈偶尔聊天的事件（两个女人的互相理解）</w:t>
       </w:r>
     </w:p>
-    <w:bookmarkEnd w:id="224"/>
-    <w:bookmarkStart w:id="225" w:name="视觉设计参考-13"/>
+    <w:bookmarkEnd w:id="225"/>
+    <w:bookmarkStart w:id="226" w:name="视觉设计参考-13"/>
     <w:p>
       <w:pPr>
         <w:pStyle w:val="Heading4"/>
@@ -29260,8 +29461,8 @@
         </w:pict>
       </w:r>
     </w:p>
-    <w:bookmarkEnd w:id="225"/>
-    <w:bookmarkStart w:id="226" w:name="小凤妈"/>
+    <w:bookmarkEnd w:id="226"/>
+    <w:bookmarkStart w:id="227" w:name="小凤妈"/>
     <w:p>
       <w:pPr>
         <w:pStyle w:val="Heading4"/>
@@ -29273,8 +29474,8 @@
         <w:t xml:space="preserve">小凤妈</w:t>
       </w:r>
     </w:p>
-    <w:bookmarkEnd w:id="226"/>
-    <w:bookmarkStart w:id="227" w:name="基本信息-14"/>
+    <w:bookmarkEnd w:id="227"/>
+    <w:bookmarkStart w:id="228" w:name="基本信息-14"/>
     <w:p>
       <w:pPr>
         <w:pStyle w:val="Heading4"/>
@@ -29458,8 +29659,8 @@
         </w:tc>
       </w:tr>
     </w:tbl>
-    <w:bookmarkEnd w:id="227"/>
-    <w:bookmarkStart w:id="228" w:name="人物小传-14"/>
+    <w:bookmarkEnd w:id="228"/>
+    <w:bookmarkStart w:id="229" w:name="人物小传-14"/>
     <w:p>
       <w:pPr>
         <w:pStyle w:val="Heading4"/>
@@ -29537,8 +29738,8 @@
         <w:t xml:space="preserve">舅舅家的斗嘴是”吵完了还是家人”，小凤家的沉默是”不吵也不是家人”。小凤妈不是不想吵，是连吵架的力气都没有了。</w:t>
       </w:r>
     </w:p>
-    <w:bookmarkEnd w:id="228"/>
-    <w:bookmarkStart w:id="229" w:name="性格特点-14"/>
+    <w:bookmarkEnd w:id="229"/>
+    <w:bookmarkStart w:id="230" w:name="性格特点-14"/>
     <w:p>
       <w:pPr>
         <w:pStyle w:val="Heading4"/>
@@ -29642,8 +29843,8 @@
         <w:t xml:space="preserve">：她对小凤的关心藏在行动里，但从不说出口</w:t>
       </w:r>
     </w:p>
-    <w:bookmarkEnd w:id="229"/>
-    <w:bookmarkStart w:id="230" w:name="说话方式-14"/>
+    <w:bookmarkEnd w:id="230"/>
+    <w:bookmarkStart w:id="231" w:name="说话方式-14"/>
     <w:p>
       <w:pPr>
         <w:pStyle w:val="Heading4"/>
@@ -29730,8 +29931,8 @@
         <w:t xml:space="preserve">这种温柔太少太少，所以小凤每次听到都会愣一下</w:t>
       </w:r>
     </w:p>
-    <w:bookmarkEnd w:id="230"/>
-    <w:bookmarkStart w:id="231" w:name="与小凤的关系-2"/>
+    <w:bookmarkEnd w:id="231"/>
+    <w:bookmarkStart w:id="232" w:name="与小凤的关系-2"/>
     <w:p>
       <w:pPr>
         <w:pStyle w:val="Heading4"/>
@@ -29776,8 +29977,8 @@
         <w:t xml:space="preserve">小凤在外面组建了自己”家”——把小英当妹妹、把朋友们当家人。她不是故意要离开妈妈的世界，是妈妈的世界里没有她的位置。</w:t>
       </w:r>
     </w:p>
-    <w:bookmarkEnd w:id="231"/>
-    <w:bookmarkStart w:id="232" w:name="与小明妈的关系"/>
+    <w:bookmarkEnd w:id="232"/>
+    <w:bookmarkStart w:id="233" w:name="与小明妈的关系"/>
     <w:p>
       <w:pPr>
         <w:pStyle w:val="Heading4"/>
@@ -29822,8 +30023,8 @@
         <w:t xml:space="preserve">如果说小明妈是”把苦变成了力量”，小凤妈就是”被苦压着没有翻身”。没有对错，只是不同的人面对同样的处境，有不同的承受方式。</w:t>
       </w:r>
     </w:p>
-    <w:bookmarkEnd w:id="232"/>
-    <w:bookmarkStart w:id="233" w:name="参与事件-14"/>
+    <w:bookmarkEnd w:id="233"/>
+    <w:bookmarkStart w:id="234" w:name="参与事件-14"/>
     <w:p>
       <w:pPr>
         <w:pStyle w:val="Heading4"/>
@@ -29895,8 +30096,8 @@
         <w:t xml:space="preserve">过年丈夫回来那几天、家里气氛微妙变化的事件</w:t>
       </w:r>
     </w:p>
-    <w:bookmarkEnd w:id="233"/>
-    <w:bookmarkStart w:id="234" w:name="视觉设计参考-14"/>
+    <w:bookmarkEnd w:id="234"/>
+    <w:bookmarkStart w:id="235" w:name="视觉设计参考-14"/>
     <w:p>
       <w:pPr>
         <w:pStyle w:val="Heading4"/>
@@ -29990,8 +30191,8 @@
         </w:pict>
       </w:r>
     </w:p>
-    <w:bookmarkEnd w:id="234"/>
-    <w:bookmarkStart w:id="235" w:name="村民群像"/>
+    <w:bookmarkEnd w:id="235"/>
+    <w:bookmarkStart w:id="236" w:name="村民群像"/>
     <w:p>
       <w:pPr>
         <w:pStyle w:val="Heading4"/>
@@ -30021,8 +30222,8 @@
         </w:pict>
       </w:r>
     </w:p>
-    <w:bookmarkEnd w:id="235"/>
-    <w:bookmarkStart w:id="236" w:name="花婶"/>
+    <w:bookmarkEnd w:id="236"/>
+    <w:bookmarkStart w:id="237" w:name="花婶"/>
     <w:p>
       <w:pPr>
         <w:pStyle w:val="Heading4"/>
@@ -30220,8 +30421,8 @@
         </w:pict>
       </w:r>
     </w:p>
-    <w:bookmarkEnd w:id="236"/>
-    <w:bookmarkStart w:id="237" w:name="医生伯伯"/>
+    <w:bookmarkEnd w:id="237"/>
+    <w:bookmarkStart w:id="238" w:name="医生伯伯"/>
     <w:p>
       <w:pPr>
         <w:pStyle w:val="Heading4"/>
@@ -30419,8 +30620,8 @@
         </w:pict>
       </w:r>
     </w:p>
-    <w:bookmarkEnd w:id="237"/>
-    <w:bookmarkStart w:id="238" w:name="摩托车佬老陈"/>
+    <w:bookmarkEnd w:id="238"/>
+    <w:bookmarkStart w:id="239" w:name="摩托车佬老陈"/>
     <w:p>
       <w:pPr>
         <w:pStyle w:val="Heading4"/>
@@ -30618,8 +30819,8 @@
         </w:pict>
       </w:r>
     </w:p>
-    <w:bookmarkEnd w:id="238"/>
-    <w:bookmarkStart w:id="239" w:name="阿德叔"/>
+    <w:bookmarkEnd w:id="239"/>
+    <w:bookmarkStart w:id="240" w:name="阿德叔"/>
     <w:p>
       <w:pPr>
         <w:pStyle w:val="Heading4"/>
@@ -30817,8 +31018,8 @@
         </w:pict>
       </w:r>
     </w:p>
-    <w:bookmarkEnd w:id="239"/>
-    <w:bookmarkStart w:id="240" w:name="三婆"/>
+    <w:bookmarkEnd w:id="240"/>
+    <w:bookmarkStart w:id="241" w:name="三婆"/>
     <w:p>
       <w:pPr>
         <w:pStyle w:val="Heading4"/>
@@ -31010,8 +31211,8 @@
         </w:pict>
       </w:r>
     </w:p>
-    <w:bookmarkEnd w:id="240"/>
-    <w:bookmarkStart w:id="241" w:name="阿辉"/>
+    <w:bookmarkEnd w:id="241"/>
+    <w:bookmarkStart w:id="242" w:name="阿辉"/>
     <w:p>
       <w:pPr>
         <w:pStyle w:val="Heading4"/>
@@ -31203,8 +31404,8 @@
         </w:pict>
       </w:r>
     </w:p>
-    <w:bookmarkEnd w:id="241"/>
-    <w:bookmarkStart w:id="242" w:name="小英爸"/>
+    <w:bookmarkEnd w:id="242"/>
+    <w:bookmarkStart w:id="243" w:name="小英爸"/>
     <w:p>
       <w:pPr>
         <w:pStyle w:val="Heading4"/>
@@ -31402,8 +31603,8 @@
         </w:pict>
       </w:r>
     </w:p>
-    <w:bookmarkEnd w:id="242"/>
-    <w:bookmarkStart w:id="243" w:name="设计原则"/>
+    <w:bookmarkEnd w:id="243"/>
+    <w:bookmarkStart w:id="244" w:name="设计原则"/>
     <w:p>
       <w:pPr>
         <w:pStyle w:val="Heading4"/>
@@ -31525,10 +31726,10 @@
         </w:pict>
       </w:r>
     </w:p>
-    <w:bookmarkEnd w:id="243"/>
     <w:bookmarkEnd w:id="244"/>
     <w:bookmarkEnd w:id="245"/>
     <w:bookmarkEnd w:id="246"/>
+    <w:bookmarkEnd w:id="247"/>
     <w:sectPr>
       <w:footnotePr>
         <w:numRestart w:val="eachSect"/>

--- a/《草芥》游戏策划案.docx
+++ b/《草芥》游戏策划案.docx
@@ -12866,7 +12866,7 @@
     <w:bookmarkEnd w:id="61"/>
     <w:bookmarkEnd w:id="62"/>
     <w:bookmarkEnd w:id="63"/>
-    <w:bookmarkStart w:id="72" w:name="模拟经营"/>
+    <w:bookmarkStart w:id="87" w:name="模拟经营"/>
     <w:p>
       <w:pPr>
         <w:pStyle w:val="Heading1"/>
@@ -14663,11 +14663,10 @@
       </w:r>
     </w:p>
     <w:bookmarkEnd w:id="71"/>
-    <w:bookmarkEnd w:id="72"/>
-    <w:bookmarkStart w:id="79" w:name="美术与-ui"/>
-    <w:p>
-      <w:pPr>
-        <w:pStyle w:val="Heading1"/>
+    <w:bookmarkStart w:id="86" w:name="美术与-ui"/>
+    <w:p>
+      <w:pPr>
+        <w:pStyle w:val="Heading2"/>
       </w:pPr>
       <w:r>
         <w:t xml:space="preserve">08 - </w:t>
@@ -14682,10 +14681,10 @@
         <w:t xml:space="preserve"> UI</w:t>
       </w:r>
     </w:p>
-    <w:bookmarkStart w:id="76" w:name="视觉风格"/>
-    <w:p>
-      <w:pPr>
-        <w:pStyle w:val="Heading2"/>
+    <w:bookmarkStart w:id="75" w:name="视觉风格"/>
+    <w:p>
+      <w:pPr>
+        <w:pStyle w:val="Heading3"/>
       </w:pPr>
       <w:r>
         <w:rPr>
@@ -14717,10 +14716,10 @@
         <w:t xml:space="preserve">。</w:t>
       </w:r>
     </w:p>
-    <w:bookmarkStart w:id="73" w:name="参考游戏"/>
-    <w:p>
-      <w:pPr>
-        <w:pStyle w:val="Heading3"/>
+    <w:bookmarkStart w:id="72" w:name="参考游戏"/>
+    <w:p>
+      <w:pPr>
+        <w:pStyle w:val="Heading4"/>
       </w:pPr>
       <w:r>
         <w:rPr>
@@ -14922,12 +14921,44 @@
           </w:p>
         </w:tc>
       </w:tr>
+      <w:tr>
+        <w:tc>
+          <w:tcPr/>
+          <w:p>
+            <w:pPr>
+              <w:pStyle w:val="Compact"/>
+            </w:pPr>
+            <w:r>
+              <w:rPr>
+                <w:rFonts w:hint="eastAsia"/>
+                <w:b/>
+                <w:bCs/>
+              </w:rPr>
+              <w:t xml:space="preserve">爱氏物语（Eastward）</w:t>
+            </w:r>
+          </w:p>
+        </w:tc>
+        <w:tc>
+          <w:tcPr/>
+          <w:p>
+            <w:pPr>
+              <w:pStyle w:val="Compact"/>
+            </w:pPr>
+            <w:r>
+              <w:rPr>
+                <w:rFonts w:hint="eastAsia"/>
+              </w:rPr>
+              <w:t xml:space="preserve">像素角色表情差分、对话时的生动演出、温暖像素画风</w:t>
+            </w:r>
+          </w:p>
+        </w:tc>
+      </w:tr>
     </w:tbl>
-    <w:bookmarkEnd w:id="73"/>
-    <w:bookmarkStart w:id="74" w:name="核心视觉特征"/>
-    <w:p>
-      <w:pPr>
-        <w:pStyle w:val="Heading3"/>
+    <w:bookmarkEnd w:id="72"/>
+    <w:bookmarkStart w:id="73" w:name="核心视觉特征"/>
+    <w:p>
+      <w:pPr>
+        <w:pStyle w:val="Heading4"/>
       </w:pPr>
       <w:r>
         <w:rPr>
@@ -15151,17 +15182,26 @@
               <w:rPr>
                 <w:rFonts w:hint="eastAsia"/>
               </w:rPr>
-              <w:t xml:space="preserve">简洁、半透明、非侵入式</w:t>
+              <w:t xml:space="preserve">极简、无常驻</w:t>
+            </w:r>
+            <w:r>
+              <w:t xml:space="preserve"> </w:t>
+            </w:r>
+            <w:r>
+              <w:rPr>
+                <w:rFonts w:hint="eastAsia"/>
+              </w:rPr>
+              <w:t xml:space="preserve">HUD、漫画框式对话</w:t>
             </w:r>
           </w:p>
         </w:tc>
       </w:tr>
     </w:tbl>
-    <w:bookmarkEnd w:id="74"/>
-    <w:bookmarkStart w:id="75" w:name="色板建议"/>
-    <w:p>
-      <w:pPr>
-        <w:pStyle w:val="Heading3"/>
+    <w:bookmarkEnd w:id="73"/>
+    <w:bookmarkStart w:id="74" w:name="色板建议"/>
+    <w:p>
+      <w:pPr>
+        <w:pStyle w:val="Heading4"/>
       </w:pPr>
       <w:r>
         <w:rPr>
@@ -15441,12 +15481,12 @@
         </w:pict>
       </w:r>
     </w:p>
+    <w:bookmarkEnd w:id="74"/>
     <w:bookmarkEnd w:id="75"/>
-    <w:bookmarkEnd w:id="76"/>
-    <w:bookmarkStart w:id="78" w:name="ui-布局"/>
-    <w:p>
-      <w:pPr>
-        <w:pStyle w:val="Heading2"/>
+    <w:bookmarkStart w:id="76" w:name="ui-设计原则"/>
+    <w:p>
+      <w:pPr>
+        <w:pStyle w:val="Heading3"/>
       </w:pPr>
       <w:r>
         <w:t xml:space="preserve">UI </w:t>
@@ -15455,184 +15495,7 @@
         <w:rPr>
           <w:rFonts w:hint="eastAsia"/>
         </w:rPr>
-        <w:t xml:space="preserve">布局</w:t>
-      </w:r>
-    </w:p>
-    <w:bookmarkStart w:id="77" w:name="游戏中的-ui"/>
-    <w:p>
-      <w:pPr>
-        <w:pStyle w:val="Heading3"/>
-      </w:pPr>
-      <w:r>
-        <w:rPr>
-          <w:rFonts w:hint="eastAsia"/>
-        </w:rPr>
-        <w:t xml:space="preserve">游戏中的</w:t>
-      </w:r>
-      <w:r>
-        <w:t xml:space="preserve"> UI</w:t>
-      </w:r>
-    </w:p>
-    <w:p>
-      <w:pPr>
-        <w:pStyle w:val="SourceCode"/>
-      </w:pPr>
-      <w:r>
-        <w:rPr>
-          <w:rStyle w:val="VerbatimChar"/>
-        </w:rPr>
-        <w:t xml:space="preserve">┌──────────────────────────────┐</w:t>
-      </w:r>
-      <w:r>
-        <w:br/>
-      </w:r>
-      <w:r>
-        <w:rPr>
-          <w:rStyle w:val="VerbatimChar"/>
-        </w:rPr>
-        <w:t xml:space="preserve">│ [NPC </w:t>
-      </w:r>
-      <w:r>
-        <w:rPr>
-          <w:rStyle w:val="VerbatimChar"/>
-          <w:rFonts w:hint="eastAsia"/>
-        </w:rPr>
-        <w:t xml:space="preserve">名字]</w:t>
-      </w:r>
-      <w:r>
-        <w:rPr>
-          <w:rStyle w:val="VerbatimChar"/>
-        </w:rPr>
-        <w:t xml:space="preserve">                    │</w:t>
-      </w:r>
-      <w:r>
-        <w:br/>
-      </w:r>
-      <w:r>
-        <w:rPr>
-          <w:rStyle w:val="VerbatimChar"/>
-        </w:rPr>
-        <w:t xml:space="preserve">│                              │</w:t>
-      </w:r>
-      <w:r>
-        <w:br/>
-      </w:r>
-      <w:r>
-        <w:rPr>
-          <w:rStyle w:val="VerbatimChar"/>
-        </w:rPr>
-        <w:t xml:space="preserve">│ ┌──────────────────────────┐ │</w:t>
-      </w:r>
-      <w:r>
-        <w:br/>
-      </w:r>
-      <w:r>
-        <w:rPr>
-          <w:rStyle w:val="VerbatimChar"/>
-        </w:rPr>
-        <w:t xml:space="preserve">│ │ </w:t>
-      </w:r>
-      <w:r>
-        <w:rPr>
-          <w:rStyle w:val="VerbatimChar"/>
-          <w:rFonts w:hint="eastAsia"/>
-        </w:rPr>
-        <w:t xml:space="preserve">对话内容区</w:t>
-      </w:r>
-      <w:r>
-        <w:rPr>
-          <w:rStyle w:val="VerbatimChar"/>
-        </w:rPr>
-        <w:t xml:space="preserve">                │ │</w:t>
-      </w:r>
-      <w:r>
-        <w:br/>
-      </w:r>
-      <w:r>
-        <w:rPr>
-          <w:rStyle w:val="VerbatimChar"/>
-        </w:rPr>
-        <w:t xml:space="preserve">│ │                          │ │</w:t>
-      </w:r>
-      <w:r>
-        <w:br/>
-      </w:r>
-      <w:r>
-        <w:rPr>
-          <w:rStyle w:val="VerbatimChar"/>
-        </w:rPr>
-        <w:t xml:space="preserve">│ └──────────────────────────┘ │</w:t>
-      </w:r>
-      <w:r>
-        <w:br/>
-      </w:r>
-      <w:r>
-        <w:rPr>
-          <w:rStyle w:val="VerbatimChar"/>
-        </w:rPr>
-        <w:t xml:space="preserve">│ ┌──────────────────────────┐ │</w:t>
-      </w:r>
-      <w:r>
-        <w:br/>
-      </w:r>
-      <w:r>
-        <w:rPr>
-          <w:rStyle w:val="VerbatimChar"/>
-        </w:rPr>
-        <w:t xml:space="preserve">│ │ </w:t>
-      </w:r>
-      <w:r>
-        <w:rPr>
-          <w:rStyle w:val="VerbatimChar"/>
-          <w:rFonts w:hint="eastAsia"/>
-        </w:rPr>
-        <w:t xml:space="preserve">选项1</w:t>
-      </w:r>
-      <w:r>
-        <w:rPr>
-          <w:rStyle w:val="VerbatimChar"/>
-        </w:rPr>
-        <w:t xml:space="preserve">                      │ │</w:t>
-      </w:r>
-      <w:r>
-        <w:br/>
-      </w:r>
-      <w:r>
-        <w:rPr>
-          <w:rStyle w:val="VerbatimChar"/>
-        </w:rPr>
-        <w:t xml:space="preserve">│ │ </w:t>
-      </w:r>
-      <w:r>
-        <w:rPr>
-          <w:rStyle w:val="VerbatimChar"/>
-          <w:rFonts w:hint="eastAsia"/>
-        </w:rPr>
-        <w:t xml:space="preserve">选项2</w:t>
-      </w:r>
-      <w:r>
-        <w:rPr>
-          <w:rStyle w:val="VerbatimChar"/>
-        </w:rPr>
-        <w:t xml:space="preserve">                      │ │</w:t>
-      </w:r>
-      <w:r>
-        <w:br/>
-      </w:r>
-      <w:r>
-        <w:rPr>
-          <w:rStyle w:val="VerbatimChar"/>
-        </w:rPr>
-        <w:t xml:space="preserve">│ └──────────────────────────┘ │</w:t>
-      </w:r>
-      <w:r>
-        <w:br/>
-      </w:r>
-      <w:r>
-        <w:rPr>
-          <w:rStyle w:val="VerbatimChar"/>
-        </w:rPr>
-        <w:t xml:space="preserve">└──────────────────────────────┘</w:t>
+        <w:t xml:space="preserve">设计原则</w:t>
       </w:r>
     </w:p>
     <w:p>
@@ -15646,8 +15509,23 @@
       <w:r>
         <w:rPr>
           <w:rFonts w:hint="eastAsia"/>
-        </w:rPr>
-        <w:t xml:space="preserve">对话框在画面底部</w:t>
+          <w:b/>
+          <w:bCs/>
+        </w:rPr>
+        <w:t xml:space="preserve">无常驻</w:t>
+      </w:r>
+      <w:r>
+        <w:rPr>
+          <w:b/>
+          <w:bCs/>
+        </w:rPr>
+        <w:t xml:space="preserve"> HUD</w:t>
+      </w:r>
+      <w:r>
+        <w:rPr>
+          <w:rFonts w:hint="eastAsia"/>
+        </w:rPr>
+        <w:t xml:space="preserve">：画面保持干净，不显示血条、地图、属性等任何常驻信息</w:t>
       </w:r>
     </w:p>
     <w:p>
@@ -15661,8 +15539,16 @@
       <w:r>
         <w:rPr>
           <w:rFonts w:hint="eastAsia"/>
-        </w:rPr>
-        <w:t xml:space="preserve">选项用按钮样式，点击或键盘选择</w:t>
+          <w:b/>
+          <w:bCs/>
+        </w:rPr>
+        <w:t xml:space="preserve">属性不主动提醒</w:t>
+      </w:r>
+      <w:r>
+        <w:rPr>
+          <w:rFonts w:hint="eastAsia"/>
+        </w:rPr>
+        <w:t xml:space="preserve">：属性变化不会弹出通知，玩家需打开菜单自行查看</w:t>
       </w:r>
     </w:p>
     <w:p>
@@ -15676,8 +15562,39 @@
       <w:r>
         <w:rPr>
           <w:rFonts w:hint="eastAsia"/>
-        </w:rPr>
-        <w:t xml:space="preserve">事件完成时显示属性变化提示（右上角小字）</w:t>
+          <w:b/>
+          <w:bCs/>
+        </w:rPr>
+        <w:t xml:space="preserve">漫画框式对话</w:t>
+      </w:r>
+      <w:r>
+        <w:rPr>
+          <w:rFonts w:hint="eastAsia"/>
+        </w:rPr>
+        <w:t xml:space="preserve">：对话以漫画气泡的形式在角色旁边展现，非底部对话框</w:t>
+      </w:r>
+    </w:p>
+    <w:p>
+      <w:pPr>
+        <w:pStyle w:val="Compact"/>
+        <w:numPr>
+          <w:ilvl w:val="0"/>
+          <w:numId w:val="1015"/>
+        </w:numPr>
+      </w:pPr>
+      <w:r>
+        <w:rPr>
+          <w:rFonts w:hint="eastAsia"/>
+          <w:b/>
+          <w:bCs/>
+        </w:rPr>
+        <w:t xml:space="preserve">表情差分演出</w:t>
+      </w:r>
+      <w:r>
+        <w:rPr>
+          <w:rFonts w:hint="eastAsia"/>
+        </w:rPr>
+        <w:t xml:space="preserve">：对话时展示角色的像素表情差分，参考《爱氏物语》</w:t>
       </w:r>
     </w:p>
     <w:p>
@@ -15687,34 +15604,482 @@
         </w:pict>
       </w:r>
     </w:p>
+    <w:bookmarkEnd w:id="76"/>
+    <w:bookmarkStart w:id="80" w:name="对话演出系统"/>
+    <w:p>
+      <w:pPr>
+        <w:pStyle w:val="Heading3"/>
+      </w:pPr>
+      <w:r>
+        <w:rPr>
+          <w:rFonts w:hint="eastAsia"/>
+        </w:rPr>
+        <w:t xml:space="preserve">对话演出系统</w:t>
+      </w:r>
+    </w:p>
+    <w:bookmarkStart w:id="77" w:name="漫画框式对话"/>
+    <w:p>
+      <w:pPr>
+        <w:pStyle w:val="Heading4"/>
+      </w:pPr>
+      <w:r>
+        <w:rPr>
+          <w:rFonts w:hint="eastAsia"/>
+        </w:rPr>
+        <w:t xml:space="preserve">漫画框式对话</w:t>
+      </w:r>
+    </w:p>
+    <w:p>
+      <w:pPr>
+        <w:pStyle w:val="FirstParagraph"/>
+      </w:pPr>
+      <w:r>
+        <w:rPr>
+          <w:rFonts w:hint="eastAsia"/>
+        </w:rPr>
+        <w:t xml:space="preserve">对话不是传统的底部对话框，而是像漫画一样在角色旁边出现气泡框，配合角色表情差分。</w:t>
+      </w:r>
+    </w:p>
+    <w:p>
+      <w:pPr>
+        <w:pStyle w:val="BodyText"/>
+      </w:pPr>
+      <w:r>
+        <w:rPr>
+          <w:rFonts w:hint="eastAsia"/>
+          <w:b/>
+          <w:bCs/>
+        </w:rPr>
+        <w:t xml:space="preserve">平时画面（无对话）：</w:t>
+      </w:r>
+    </w:p>
+    <w:p>
+      <w:pPr>
+        <w:pStyle w:val="SourceCode"/>
+      </w:pPr>
+      <w:r>
+        <w:rPr>
+          <w:rStyle w:val="VerbatimChar"/>
+        </w:rPr>
+        <w:t xml:space="preserve">┌────────────────────────────────────────┐</w:t>
+      </w:r>
+      <w:r>
+        <w:br/>
+      </w:r>
+      <w:r>
+        <w:rPr>
+          <w:rStyle w:val="VerbatimChar"/>
+        </w:rPr>
+        <w:t xml:space="preserve">│                                        │</w:t>
+      </w:r>
+      <w:r>
+        <w:br/>
+      </w:r>
+      <w:r>
+        <w:rPr>
+          <w:rStyle w:val="VerbatimChar"/>
+        </w:rPr>
+        <w:t xml:space="preserve">│           </w:t>
+      </w:r>
+      <w:r>
+        <w:rPr>
+          <w:rStyle w:val="VerbatimChar"/>
+          <w:rFonts w:hint="eastAsia"/>
+        </w:rPr>
+        <w:t xml:space="preserve">（完全干净的场景画面）</w:t>
+      </w:r>
+      <w:r>
+        <w:rPr>
+          <w:rStyle w:val="VerbatimChar"/>
+        </w:rPr>
+        <w:t xml:space="preserve">          │</w:t>
+      </w:r>
+      <w:r>
+        <w:br/>
+      </w:r>
+      <w:r>
+        <w:rPr>
+          <w:rStyle w:val="VerbatimChar"/>
+        </w:rPr>
+        <w:t xml:space="preserve">│                                        │</w:t>
+      </w:r>
+      <w:r>
+        <w:br/>
+      </w:r>
+      <w:r>
+        <w:rPr>
+          <w:rStyle w:val="VerbatimChar"/>
+        </w:rPr>
+        <w:t xml:space="preserve">│                                        │</w:t>
+      </w:r>
+      <w:r>
+        <w:br/>
+      </w:r>
+      <w:r>
+        <w:rPr>
+          <w:rStyle w:val="VerbatimChar"/>
+        </w:rPr>
+        <w:t xml:space="preserve">│          </w:t>
+      </w:r>
+      <w:r>
+        <w:rPr>
+          <w:rStyle w:val="VerbatimChar"/>
+          <w:rFonts w:hint="eastAsia"/>
+        </w:rPr>
+        <w:t xml:space="preserve">外婆</w:t>
+      </w:r>
+      <w:r>
+        <w:rPr>
+          <w:rStyle w:val="VerbatimChar"/>
+        </w:rPr>
+        <w:t xml:space="preserve">            </w:t>
+      </w:r>
+      <w:r>
+        <w:rPr>
+          <w:rStyle w:val="VerbatimChar"/>
+          <w:rFonts w:hint="eastAsia"/>
+        </w:rPr>
+        <w:t xml:space="preserve">主角</w:t>
+      </w:r>
+      <w:r>
+        <w:rPr>
+          <w:rStyle w:val="VerbatimChar"/>
+        </w:rPr>
+        <w:t xml:space="preserve">           │</w:t>
+      </w:r>
+      <w:r>
+        <w:br/>
+      </w:r>
+      <w:r>
+        <w:rPr>
+          <w:rStyle w:val="VerbatimChar"/>
+        </w:rPr>
+        <w:t xml:space="preserve">│                                        │</w:t>
+      </w:r>
+      <w:r>
+        <w:br/>
+      </w:r>
+      <w:r>
+        <w:rPr>
+          <w:rStyle w:val="VerbatimChar"/>
+        </w:rPr>
+        <w:t xml:space="preserve">└────────────────────────────────────────┘</w:t>
+      </w:r>
+    </w:p>
+    <w:p>
+      <w:pPr>
+        <w:pStyle w:val="Compact"/>
+        <w:numPr>
+          <w:ilvl w:val="0"/>
+          <w:numId w:val="1016"/>
+        </w:numPr>
+      </w:pPr>
+      <w:r>
+        <w:rPr>
+          <w:rFonts w:hint="eastAsia"/>
+        </w:rPr>
+        <w:t xml:space="preserve">画面无任何</w:t>
+      </w:r>
+      <w:r>
+        <w:t xml:space="preserve"> UI </w:t>
+      </w:r>
+      <w:r>
+        <w:rPr>
+          <w:rFonts w:hint="eastAsia"/>
+        </w:rPr>
+        <w:t xml:space="preserve">元素</w:t>
+      </w:r>
+    </w:p>
+    <w:p>
+      <w:pPr>
+        <w:pStyle w:val="Compact"/>
+        <w:numPr>
+          <w:ilvl w:val="0"/>
+          <w:numId w:val="1016"/>
+        </w:numPr>
+      </w:pPr>
+      <w:r>
+        <w:rPr>
+          <w:rFonts w:hint="eastAsia"/>
+        </w:rPr>
+        <w:t xml:space="preserve">靠近可互动物体时出现小提示（可选）</w:t>
+      </w:r>
+    </w:p>
+    <w:p>
+      <w:pPr>
+        <w:pStyle w:val="FirstParagraph"/>
+      </w:pPr>
+      <w:r>
+        <w:rPr>
+          <w:rFonts w:hint="eastAsia"/>
+          <w:b/>
+          <w:bCs/>
+        </w:rPr>
+        <w:t xml:space="preserve">对话画面：</w:t>
+      </w:r>
+    </w:p>
+    <w:p>
+      <w:pPr>
+        <w:pStyle w:val="SourceCode"/>
+      </w:pPr>
+      <w:r>
+        <w:rPr>
+          <w:rStyle w:val="VerbatimChar"/>
+        </w:rPr>
+        <w:t xml:space="preserve">┌────────────────────────────────────────┐</w:t>
+      </w:r>
+      <w:r>
+        <w:br/>
+      </w:r>
+      <w:r>
+        <w:rPr>
+          <w:rStyle w:val="VerbatimChar"/>
+        </w:rPr>
+        <w:t xml:space="preserve">│                                        │</w:t>
+      </w:r>
+      <w:r>
+        <w:br/>
+      </w:r>
+      <w:r>
+        <w:rPr>
+          <w:rStyle w:val="VerbatimChar"/>
+        </w:rPr>
+        <w:t xml:space="preserve">│    ┌──────────────────────┐            │</w:t>
+      </w:r>
+      <w:r>
+        <w:br/>
+      </w:r>
+      <w:r>
+        <w:rPr>
+          <w:rStyle w:val="VerbatimChar"/>
+        </w:rPr>
+        <w:t xml:space="preserve">│    │ ┌────┐               │            │</w:t>
+      </w:r>
+      <w:r>
+        <w:br/>
+      </w:r>
+      <w:r>
+        <w:rPr>
+          <w:rStyle w:val="VerbatimChar"/>
+        </w:rPr>
+        <w:t xml:space="preserve">│    │ │ :) │ </w:t>
+      </w:r>
+      <w:r>
+        <w:rPr>
+          <w:rStyle w:val="VerbatimChar"/>
+          <w:rFonts w:hint="eastAsia"/>
+        </w:rPr>
+        <w:t xml:space="preserve">乖孙，过来帮</w:t>
+      </w:r>
+      <w:r>
+        <w:rPr>
+          <w:rStyle w:val="VerbatimChar"/>
+        </w:rPr>
+        <w:t xml:space="preserve">   │            │</w:t>
+      </w:r>
+      <w:r>
+        <w:br/>
+      </w:r>
+      <w:r>
+        <w:rPr>
+          <w:rStyle w:val="VerbatimChar"/>
+        </w:rPr>
+        <w:t xml:space="preserve">│    │ └────┘ </w:t>
+      </w:r>
+      <w:r>
+        <w:rPr>
+          <w:rStyle w:val="VerbatimChar"/>
+          <w:rFonts w:hint="eastAsia"/>
+        </w:rPr>
+        <w:t xml:space="preserve">奶奶择菜。</w:t>
+      </w:r>
+      <w:r>
+        <w:rPr>
+          <w:rStyle w:val="VerbatimChar"/>
+        </w:rPr>
+        <w:t xml:space="preserve">     │            │</w:t>
+      </w:r>
+      <w:r>
+        <w:br/>
+      </w:r>
+      <w:r>
+        <w:rPr>
+          <w:rStyle w:val="VerbatimChar"/>
+        </w:rPr>
+        <w:t xml:space="preserve">│    └──────────────────────┘            │</w:t>
+      </w:r>
+      <w:r>
+        <w:br/>
+      </w:r>
+      <w:r>
+        <w:rPr>
+          <w:rStyle w:val="VerbatimChar"/>
+        </w:rPr>
+        <w:t xml:space="preserve">│         </w:t>
+      </w:r>
+      <w:r>
+        <w:rPr>
+          <w:rStyle w:val="VerbatimChar"/>
+          <w:rFonts w:hint="eastAsia"/>
+        </w:rPr>
+        <w:t xml:space="preserve">外婆</w:t>
+      </w:r>
+      <w:r>
+        <w:rPr>
+          <w:rStyle w:val="VerbatimChar"/>
+        </w:rPr>
+        <w:t xml:space="preserve">            </w:t>
+      </w:r>
+      <w:r>
+        <w:rPr>
+          <w:rStyle w:val="VerbatimChar"/>
+          <w:rFonts w:hint="eastAsia"/>
+        </w:rPr>
+        <w:t xml:space="preserve">主角</w:t>
+      </w:r>
+      <w:r>
+        <w:rPr>
+          <w:rStyle w:val="VerbatimChar"/>
+        </w:rPr>
+        <w:t xml:space="preserve">            │</w:t>
+      </w:r>
+      <w:r>
+        <w:br/>
+      </w:r>
+      <w:r>
+        <w:rPr>
+          <w:rStyle w:val="VerbatimChar"/>
+        </w:rPr>
+        <w:t xml:space="preserve">│                                        │</w:t>
+      </w:r>
+      <w:r>
+        <w:br/>
+      </w:r>
+      <w:r>
+        <w:rPr>
+          <w:rStyle w:val="VerbatimChar"/>
+        </w:rPr>
+        <w:t xml:space="preserve">│    ┌──────────┐  ┌──────────────┐      │</w:t>
+      </w:r>
+      <w:r>
+        <w:br/>
+      </w:r>
+      <w:r>
+        <w:rPr>
+          <w:rStyle w:val="VerbatimChar"/>
+        </w:rPr>
+        <w:t xml:space="preserve">│    </w:t>
+      </w:r>
+      <w:r>
+        <w:rPr>
+          <w:rStyle w:val="VerbatimChar"/>
+          <w:rFonts w:hint="eastAsia"/>
+        </w:rPr>
+        <w:t xml:space="preserve">│好的奶奶！│</w:t>
+      </w:r>
+      <w:r>
+        <w:rPr>
+          <w:rStyle w:val="VerbatimChar"/>
+        </w:rPr>
+        <w:t xml:space="preserve">  </w:t>
+      </w:r>
+      <w:r>
+        <w:rPr>
+          <w:rStyle w:val="VerbatimChar"/>
+          <w:rFonts w:hint="eastAsia"/>
+        </w:rPr>
+        <w:t xml:space="preserve">│我想出去玩……</w:t>
+      </w:r>
+      <w:r>
+        <w:rPr>
+          <w:rStyle w:val="VerbatimChar"/>
+        </w:rPr>
+        <w:t xml:space="preserve"> │      │</w:t>
+      </w:r>
+      <w:r>
+        <w:br/>
+      </w:r>
+      <w:r>
+        <w:rPr>
+          <w:rStyle w:val="VerbatimChar"/>
+        </w:rPr>
+        <w:t xml:space="preserve">│    └──────────┘  └──────────────┘      │</w:t>
+      </w:r>
+      <w:r>
+        <w:br/>
+      </w:r>
+      <w:r>
+        <w:rPr>
+          <w:rStyle w:val="VerbatimChar"/>
+        </w:rPr>
+        <w:t xml:space="preserve">└────────────────────────────────────────┘</w:t>
+      </w:r>
+    </w:p>
+    <w:p>
+      <w:pPr>
+        <w:pStyle w:val="Compact"/>
+        <w:numPr>
+          <w:ilvl w:val="0"/>
+          <w:numId w:val="1017"/>
+        </w:numPr>
+      </w:pPr>
+      <w:r>
+        <w:rPr>
+          <w:rFonts w:hint="eastAsia"/>
+        </w:rPr>
+        <w:t xml:space="preserve">对话气泡从说话角色旁边冒出</w:t>
+      </w:r>
+    </w:p>
+    <w:p>
+      <w:pPr>
+        <w:pStyle w:val="Compact"/>
+        <w:numPr>
+          <w:ilvl w:val="0"/>
+          <w:numId w:val="1017"/>
+        </w:numPr>
+      </w:pPr>
+      <w:r>
+        <w:rPr>
+          <w:rFonts w:hint="eastAsia"/>
+        </w:rPr>
+        <w:t xml:space="preserve">气泡内包含角色表情差分</w:t>
+      </w:r>
+      <w:r>
+        <w:t xml:space="preserve"> + </w:t>
+      </w:r>
+      <w:r>
+        <w:rPr>
+          <w:rFonts w:hint="eastAsia"/>
+        </w:rPr>
+        <w:t xml:space="preserve">对话文本</w:t>
+      </w:r>
+    </w:p>
+    <w:p>
+      <w:pPr>
+        <w:pStyle w:val="Compact"/>
+        <w:numPr>
+          <w:ilvl w:val="0"/>
+          <w:numId w:val="1017"/>
+        </w:numPr>
+      </w:pPr>
+      <w:r>
+        <w:rPr>
+          <w:rFonts w:hint="eastAsia"/>
+        </w:rPr>
+        <w:t xml:space="preserve">选项也是漫画风格的小气泡，非传统按钮</w:t>
+      </w:r>
+    </w:p>
     <w:bookmarkEnd w:id="77"/>
-    <w:bookmarkEnd w:id="78"/>
-    <w:bookmarkEnd w:id="79"/>
-    <w:bookmarkStart w:id="83" w:name="时间系统"/>
-    <w:p>
-      <w:pPr>
-        <w:pStyle w:val="Heading1"/>
-      </w:pPr>
-      <w:r>
-        <w:t xml:space="preserve">09 - </w:t>
-      </w:r>
-      <w:r>
-        <w:rPr>
-          <w:rFonts w:hint="eastAsia"/>
-        </w:rPr>
-        <w:t xml:space="preserve">时间系统</w:t>
-      </w:r>
-    </w:p>
-    <w:bookmarkStart w:id="80" w:name="时间单位"/>
-    <w:p>
-      <w:pPr>
-        <w:pStyle w:val="Heading2"/>
-      </w:pPr>
-      <w:r>
-        <w:rPr>
-          <w:rFonts w:hint="eastAsia"/>
-        </w:rPr>
-        <w:t xml:space="preserve">时间单位</w:t>
+    <w:bookmarkStart w:id="78" w:name="对话框类型"/>
+    <w:p>
+      <w:pPr>
+        <w:pStyle w:val="Heading4"/>
+      </w:pPr>
+      <w:r>
+        <w:rPr>
+          <w:rFonts w:hint="eastAsia"/>
+        </w:rPr>
+        <w:t xml:space="preserve">对话框类型</w:t>
       </w:r>
     </w:p>
     <w:tbl>
@@ -15742,35 +16107,35 @@
               <w:rPr>
                 <w:rFonts w:hint="eastAsia"/>
               </w:rPr>
-              <w:t xml:space="preserve">单位</w:t>
-            </w:r>
-          </w:p>
-        </w:tc>
-        <w:tc>
-          <w:tcPr/>
-          <w:p>
-            <w:pPr>
-              <w:pStyle w:val="Compact"/>
-            </w:pPr>
-            <w:r>
-              <w:rPr>
-                <w:rFonts w:hint="eastAsia"/>
-              </w:rPr>
-              <w:t xml:space="preserve">说明</w:t>
-            </w:r>
-          </w:p>
-        </w:tc>
-        <w:tc>
-          <w:tcPr/>
-          <w:p>
-            <w:pPr>
-              <w:pStyle w:val="Compact"/>
-            </w:pPr>
-            <w:r>
-              <w:rPr>
-                <w:rFonts w:hint="eastAsia"/>
-              </w:rPr>
-              <w:t xml:space="preserve">对应游戏内容</w:t>
+              <w:t xml:space="preserve">类型</w:t>
+            </w:r>
+          </w:p>
+        </w:tc>
+        <w:tc>
+          <w:tcPr/>
+          <w:p>
+            <w:pPr>
+              <w:pStyle w:val="Compact"/>
+            </w:pPr>
+            <w:r>
+              <w:rPr>
+                <w:rFonts w:hint="eastAsia"/>
+              </w:rPr>
+              <w:t xml:space="preserve">样式</w:t>
+            </w:r>
+          </w:p>
+        </w:tc>
+        <w:tc>
+          <w:tcPr/>
+          <w:p>
+            <w:pPr>
+              <w:pStyle w:val="Compact"/>
+            </w:pPr>
+            <w:r>
+              <w:rPr>
+                <w:rFonts w:hint="eastAsia"/>
+              </w:rPr>
+              <w:t xml:space="preserve">适用场景</w:t>
             </w:r>
           </w:p>
         </w:tc>
@@ -15788,35 +16153,35 @@
                 <w:b/>
                 <w:bCs/>
               </w:rPr>
-              <w:t xml:space="preserve">天</w:t>
-            </w:r>
-          </w:p>
-        </w:tc>
-        <w:tc>
-          <w:tcPr/>
-          <w:p>
-            <w:pPr>
-              <w:pStyle w:val="Compact"/>
-            </w:pPr>
-            <w:r>
-              <w:rPr>
-                <w:rFonts w:hint="eastAsia"/>
-              </w:rPr>
-              <w:t xml:space="preserve">最小的可操作时间单位</w:t>
-            </w:r>
-          </w:p>
-        </w:tc>
-        <w:tc>
-          <w:tcPr/>
-          <w:p>
-            <w:pPr>
-              <w:pStyle w:val="Compact"/>
-            </w:pPr>
-            <w:r>
-              <w:rPr>
-                <w:rFonts w:hint="eastAsia"/>
-              </w:rPr>
-              <w:t xml:space="preserve">一天的活动流程</w:t>
+              <w:t xml:space="preserve">普通气泡</w:t>
+            </w:r>
+          </w:p>
+        </w:tc>
+        <w:tc>
+          <w:tcPr/>
+          <w:p>
+            <w:pPr>
+              <w:pStyle w:val="Compact"/>
+            </w:pPr>
+            <w:r>
+              <w:rPr>
+                <w:rFonts w:hint="eastAsia"/>
+              </w:rPr>
+              <w:t xml:space="preserve">小框，角色头顶或身旁</w:t>
+            </w:r>
+          </w:p>
+        </w:tc>
+        <w:tc>
+          <w:tcPr/>
+          <w:p>
+            <w:pPr>
+              <w:pStyle w:val="Compact"/>
+            </w:pPr>
+            <w:r>
+              <w:rPr>
+                <w:rFonts w:hint="eastAsia"/>
+              </w:rPr>
+              <w:t xml:space="preserve">日常对话、短句</w:t>
             </w:r>
           </w:p>
         </w:tc>
@@ -15834,35 +16199,35 @@
                 <w:b/>
                 <w:bCs/>
               </w:rPr>
-              <w:t xml:space="preserve">季节</w:t>
-            </w:r>
-          </w:p>
-        </w:tc>
-        <w:tc>
-          <w:tcPr/>
-          <w:p>
-            <w:pPr>
-              <w:pStyle w:val="Compact"/>
-            </w:pPr>
-            <w:r>
-              <w:rPr>
-                <w:rFonts w:hint="eastAsia"/>
-              </w:rPr>
-              <w:t xml:space="preserve">每天属于一个季节</w:t>
-            </w:r>
-          </w:p>
-        </w:tc>
-        <w:tc>
-          <w:tcPr/>
-          <w:p>
-            <w:pPr>
-              <w:pStyle w:val="Compact"/>
-            </w:pPr>
-            <w:r>
-              <w:rPr>
-                <w:rFonts w:hint="eastAsia"/>
-              </w:rPr>
-              <w:t xml:space="preserve">不同季节触发不同事件池</w:t>
+              <w:t xml:space="preserve">放大框</w:t>
+            </w:r>
+          </w:p>
+        </w:tc>
+        <w:tc>
+          <w:tcPr/>
+          <w:p>
+            <w:pPr>
+              <w:pStyle w:val="Compact"/>
+            </w:pPr>
+            <w:r>
+              <w:rPr>
+                <w:rFonts w:hint="eastAsia"/>
+              </w:rPr>
+              <w:t xml:space="preserve">框更大，文字更多</w:t>
+            </w:r>
+          </w:p>
+        </w:tc>
+        <w:tc>
+          <w:tcPr/>
+          <w:p>
+            <w:pPr>
+              <w:pStyle w:val="Compact"/>
+            </w:pPr>
+            <w:r>
+              <w:rPr>
+                <w:rFonts w:hint="eastAsia"/>
+              </w:rPr>
+              <w:t xml:space="preserve">长段对话、讲故事</w:t>
             </w:r>
           </w:p>
         </w:tc>
@@ -15880,40 +16245,159 @@
                 <w:b/>
                 <w:bCs/>
               </w:rPr>
-              <w:t xml:space="preserve">阶段</w:t>
-            </w:r>
-          </w:p>
-        </w:tc>
-        <w:tc>
-          <w:tcPr/>
-          <w:p>
-            <w:pPr>
-              <w:pStyle w:val="Compact"/>
-            </w:pPr>
-            <w:r>
-              <w:rPr>
-                <w:rFonts w:hint="eastAsia"/>
-              </w:rPr>
-              <w:t xml:space="preserve">童年/少年/青年</w:t>
-            </w:r>
-          </w:p>
-        </w:tc>
-        <w:tc>
-          <w:tcPr/>
-          <w:p>
-            <w:pPr>
-              <w:pStyle w:val="Compact"/>
-            </w:pPr>
-            <w:r>
-              <w:rPr>
-                <w:rFonts w:hint="eastAsia"/>
-              </w:rPr>
-              <w:t xml:space="preserve">游戏的核心结构</w:t>
+              <w:t xml:space="preserve">特写框</w:t>
+            </w:r>
+          </w:p>
+        </w:tc>
+        <w:tc>
+          <w:tcPr/>
+          <w:p>
+            <w:pPr>
+              <w:pStyle w:val="Compact"/>
+            </w:pPr>
+            <w:r>
+              <w:rPr>
+                <w:rFonts w:hint="eastAsia"/>
+              </w:rPr>
+              <w:t xml:space="preserve">镜头拉近，半身表情占画面</w:t>
+            </w:r>
+          </w:p>
+        </w:tc>
+        <w:tc>
+          <w:tcPr/>
+          <w:p>
+            <w:pPr>
+              <w:pStyle w:val="Compact"/>
+            </w:pPr>
+            <w:r>
+              <w:rPr>
+                <w:rFonts w:hint="eastAsia"/>
+              </w:rPr>
+              <w:t xml:space="preserve">重要剧情、情感高潮</w:t>
+            </w:r>
+          </w:p>
+        </w:tc>
+      </w:tr>
+      <w:tr>
+        <w:tc>
+          <w:tcPr/>
+          <w:p>
+            <w:pPr>
+              <w:pStyle w:val="Compact"/>
+            </w:pPr>
+            <w:r>
+              <w:rPr>
+                <w:rFonts w:hint="eastAsia"/>
+                <w:b/>
+                <w:bCs/>
+              </w:rPr>
+              <w:t xml:space="preserve">内心框</w:t>
+            </w:r>
+          </w:p>
+        </w:tc>
+        <w:tc>
+          <w:tcPr/>
+          <w:p>
+            <w:pPr>
+              <w:pStyle w:val="Compact"/>
+            </w:pPr>
+            <w:r>
+              <w:rPr>
+                <w:rFonts w:hint="eastAsia"/>
+              </w:rPr>
+              <w:t xml:space="preserve">异形框（云朵形/锯齿形）</w:t>
+            </w:r>
+          </w:p>
+        </w:tc>
+        <w:tc>
+          <w:tcPr/>
+          <w:p>
+            <w:pPr>
+              <w:pStyle w:val="Compact"/>
+            </w:pPr>
+            <w:r>
+              <w:rPr>
+                <w:rFonts w:hint="eastAsia"/>
+              </w:rPr>
+              <w:t xml:space="preserve">主角内心想法</w:t>
             </w:r>
           </w:p>
         </w:tc>
       </w:tr>
     </w:tbl>
+    <w:bookmarkEnd w:id="78"/>
+    <w:bookmarkStart w:id="79" w:name="选项呈现"/>
+    <w:p>
+      <w:pPr>
+        <w:pStyle w:val="Heading4"/>
+      </w:pPr>
+      <w:r>
+        <w:rPr>
+          <w:rFonts w:hint="eastAsia"/>
+        </w:rPr>
+        <w:t xml:space="preserve">选项呈现</w:t>
+      </w:r>
+    </w:p>
+    <w:p>
+      <w:pPr>
+        <w:pStyle w:val="Compact"/>
+        <w:numPr>
+          <w:ilvl w:val="0"/>
+          <w:numId w:val="1018"/>
+        </w:numPr>
+      </w:pPr>
+      <w:r>
+        <w:rPr>
+          <w:rFonts w:hint="eastAsia"/>
+        </w:rPr>
+        <w:t xml:space="preserve">选项不是底部按钮列表，是漫画风格的选择气泡</w:t>
+      </w:r>
+    </w:p>
+    <w:p>
+      <w:pPr>
+        <w:pStyle w:val="Compact"/>
+        <w:numPr>
+          <w:ilvl w:val="0"/>
+          <w:numId w:val="1018"/>
+        </w:numPr>
+      </w:pPr>
+      <w:r>
+        <w:rPr>
+          <w:rFonts w:hint="eastAsia"/>
+        </w:rPr>
+        <w:t xml:space="preserve">每个气泡一句话，从主角旁边冒出</w:t>
+      </w:r>
+    </w:p>
+    <w:p>
+      <w:pPr>
+        <w:pStyle w:val="Compact"/>
+        <w:numPr>
+          <w:ilvl w:val="0"/>
+          <w:numId w:val="1018"/>
+        </w:numPr>
+      </w:pPr>
+      <w:r>
+        <w:rPr>
+          <w:rFonts w:hint="eastAsia"/>
+        </w:rPr>
+        <w:t xml:space="preserve">用方向键或点击选择</w:t>
+      </w:r>
+    </w:p>
+    <w:p>
+      <w:pPr>
+        <w:pStyle w:val="Compact"/>
+        <w:numPr>
+          <w:ilvl w:val="0"/>
+          <w:numId w:val="1018"/>
+        </w:numPr>
+      </w:pPr>
+      <w:r>
+        <w:rPr>
+          <w:rFonts w:hint="eastAsia"/>
+        </w:rPr>
+        <w:t xml:space="preserve">选中时气泡高亮放大</w:t>
+      </w:r>
+    </w:p>
     <w:p>
       <w:r>
         <w:pict>
@@ -15921,8 +16405,975 @@
         </w:pict>
       </w:r>
     </w:p>
+    <w:bookmarkEnd w:id="79"/>
     <w:bookmarkEnd w:id="80"/>
-    <w:bookmarkStart w:id="81" w:name="一天的时间段"/>
+    <w:bookmarkStart w:id="84" w:name="角色表情差分"/>
+    <w:p>
+      <w:pPr>
+        <w:pStyle w:val="Heading3"/>
+      </w:pPr>
+      <w:r>
+        <w:rPr>
+          <w:rFonts w:hint="eastAsia"/>
+        </w:rPr>
+        <w:t xml:space="preserve">角色表情差分</w:t>
+      </w:r>
+    </w:p>
+    <w:p>
+      <w:pPr>
+        <w:pStyle w:val="FirstParagraph"/>
+      </w:pPr>
+      <w:r>
+        <w:rPr>
+          <w:rFonts w:hint="eastAsia"/>
+        </w:rPr>
+        <w:t xml:space="preserve">每个角色需要一套像素表情差分，在对话时展示，参考《爱氏物语》的风格。</w:t>
+      </w:r>
+    </w:p>
+    <w:bookmarkStart w:id="81" w:name="基础表情列表"/>
+    <w:p>
+      <w:pPr>
+        <w:pStyle w:val="Heading4"/>
+      </w:pPr>
+      <w:r>
+        <w:rPr>
+          <w:rFonts w:hint="eastAsia"/>
+        </w:rPr>
+        <w:t xml:space="preserve">基础表情列表</w:t>
+      </w:r>
+    </w:p>
+    <w:tbl>
+      <w:tblPr>
+        <w:tblStyle w:val="Table"/>
+        <w:tblW w:type="auto" w:w="0"/>
+        <w:tblLook w:firstRow="1" w:lastRow="0" w:firstColumn="0" w:lastColumn="0" w:noHBand="0" w:noVBand="0" w:val="0020"/>
+      </w:tblPr>
+      <w:tblGrid>
+        <w:gridCol w:w="3960"/>
+        <w:gridCol w:w="3960"/>
+      </w:tblGrid>
+      <w:tr>
+        <w:trPr>
+          <w:tblHeader w:val="on"/>
+        </w:trPr>
+        <w:tc>
+          <w:tcPr/>
+          <w:p>
+            <w:pPr>
+              <w:pStyle w:val="Compact"/>
+            </w:pPr>
+            <w:r>
+              <w:rPr>
+                <w:rFonts w:hint="eastAsia"/>
+              </w:rPr>
+              <w:t xml:space="preserve">表情</w:t>
+            </w:r>
+          </w:p>
+        </w:tc>
+        <w:tc>
+          <w:tcPr/>
+          <w:p>
+            <w:pPr>
+              <w:pStyle w:val="Compact"/>
+            </w:pPr>
+            <w:r>
+              <w:rPr>
+                <w:rFonts w:hint="eastAsia"/>
+              </w:rPr>
+              <w:t xml:space="preserve">触发场景举例</w:t>
+            </w:r>
+          </w:p>
+        </w:tc>
+      </w:tr>
+      <w:tr>
+        <w:tc>
+          <w:tcPr/>
+          <w:p>
+            <w:pPr>
+              <w:pStyle w:val="Compact"/>
+            </w:pPr>
+            <w:r>
+              <w:rPr>
+                <w:rFonts w:hint="eastAsia"/>
+                <w:b/>
+                <w:bCs/>
+              </w:rPr>
+              <w:t xml:space="preserve">普通</w:t>
+            </w:r>
+          </w:p>
+        </w:tc>
+        <w:tc>
+          <w:tcPr/>
+          <w:p>
+            <w:pPr>
+              <w:pStyle w:val="Compact"/>
+            </w:pPr>
+            <w:r>
+              <w:rPr>
+                <w:rFonts w:hint="eastAsia"/>
+              </w:rPr>
+              <w:t xml:space="preserve">日常对话、没有特别情绪</w:t>
+            </w:r>
+          </w:p>
+        </w:tc>
+      </w:tr>
+      <w:tr>
+        <w:tc>
+          <w:tcPr/>
+          <w:p>
+            <w:pPr>
+              <w:pStyle w:val="Compact"/>
+            </w:pPr>
+            <w:r>
+              <w:rPr>
+                <w:rFonts w:hint="eastAsia"/>
+                <w:b/>
+                <w:bCs/>
+              </w:rPr>
+              <w:t xml:space="preserve">微笑</w:t>
+            </w:r>
+          </w:p>
+        </w:tc>
+        <w:tc>
+          <w:tcPr/>
+          <w:p>
+            <w:pPr>
+              <w:pStyle w:val="Compact"/>
+            </w:pPr>
+            <w:r>
+              <w:rPr>
+                <w:rFonts w:hint="eastAsia"/>
+              </w:rPr>
+              <w:t xml:space="preserve">开心、欣慰、温馨时刻</w:t>
+            </w:r>
+          </w:p>
+        </w:tc>
+      </w:tr>
+      <w:tr>
+        <w:tc>
+          <w:tcPr/>
+          <w:p>
+            <w:pPr>
+              <w:pStyle w:val="Compact"/>
+            </w:pPr>
+            <w:r>
+              <w:rPr>
+                <w:rFonts w:hint="eastAsia"/>
+                <w:b/>
+                <w:bCs/>
+              </w:rPr>
+              <w:t xml:space="preserve">大笑</w:t>
+            </w:r>
+          </w:p>
+        </w:tc>
+        <w:tc>
+          <w:tcPr/>
+          <w:p>
+            <w:pPr>
+              <w:pStyle w:val="Compact"/>
+            </w:pPr>
+            <w:r>
+              <w:rPr>
+                <w:rFonts w:hint="eastAsia"/>
+              </w:rPr>
+              <w:t xml:space="preserve">搞笑场景、被逗乐</w:t>
+            </w:r>
+          </w:p>
+        </w:tc>
+      </w:tr>
+      <w:tr>
+        <w:tc>
+          <w:tcPr/>
+          <w:p>
+            <w:pPr>
+              <w:pStyle w:val="Compact"/>
+            </w:pPr>
+            <w:r>
+              <w:rPr>
+                <w:rFonts w:hint="eastAsia"/>
+                <w:b/>
+                <w:bCs/>
+              </w:rPr>
+              <w:t xml:space="preserve">皱眉</w:t>
+            </w:r>
+          </w:p>
+        </w:tc>
+        <w:tc>
+          <w:tcPr/>
+          <w:p>
+            <w:pPr>
+              <w:pStyle w:val="Compact"/>
+            </w:pPr>
+            <w:r>
+              <w:rPr>
+                <w:rFonts w:hint="eastAsia"/>
+              </w:rPr>
+              <w:t xml:space="preserve">不满、担心、思考</w:t>
+            </w:r>
+          </w:p>
+        </w:tc>
+      </w:tr>
+      <w:tr>
+        <w:tc>
+          <w:tcPr/>
+          <w:p>
+            <w:pPr>
+              <w:pStyle w:val="Compact"/>
+            </w:pPr>
+            <w:r>
+              <w:rPr>
+                <w:rFonts w:hint="eastAsia"/>
+                <w:b/>
+                <w:bCs/>
+              </w:rPr>
+              <w:t xml:space="preserve">生气</w:t>
+            </w:r>
+          </w:p>
+        </w:tc>
+        <w:tc>
+          <w:tcPr/>
+          <w:p>
+            <w:pPr>
+              <w:pStyle w:val="Compact"/>
+            </w:pPr>
+            <w:r>
+              <w:rPr>
+                <w:rFonts w:hint="eastAsia"/>
+              </w:rPr>
+              <w:t xml:space="preserve">骂人、发飙（舅舅、小凤）</w:t>
+            </w:r>
+          </w:p>
+        </w:tc>
+      </w:tr>
+      <w:tr>
+        <w:tc>
+          <w:tcPr/>
+          <w:p>
+            <w:pPr>
+              <w:pStyle w:val="Compact"/>
+            </w:pPr>
+            <w:r>
+              <w:rPr>
+                <w:rFonts w:hint="eastAsia"/>
+                <w:b/>
+                <w:bCs/>
+              </w:rPr>
+              <w:t xml:space="preserve">难过</w:t>
+            </w:r>
+          </w:p>
+        </w:tc>
+        <w:tc>
+          <w:tcPr/>
+          <w:p>
+            <w:pPr>
+              <w:pStyle w:val="Compact"/>
+            </w:pPr>
+            <w:r>
+              <w:rPr>
+                <w:rFonts w:hint="eastAsia"/>
+              </w:rPr>
+              <w:t xml:space="preserve">离别、委屈、心疼</w:t>
+            </w:r>
+          </w:p>
+        </w:tc>
+      </w:tr>
+      <w:tr>
+        <w:tc>
+          <w:tcPr/>
+          <w:p>
+            <w:pPr>
+              <w:pStyle w:val="Compact"/>
+            </w:pPr>
+            <w:r>
+              <w:rPr>
+                <w:rFonts w:hint="eastAsia"/>
+                <w:b/>
+                <w:bCs/>
+              </w:rPr>
+              <w:t xml:space="preserve">惊讶</w:t>
+            </w:r>
+          </w:p>
+        </w:tc>
+        <w:tc>
+          <w:tcPr/>
+          <w:p>
+            <w:pPr>
+              <w:pStyle w:val="Compact"/>
+            </w:pPr>
+            <w:r>
+              <w:rPr>
+                <w:rFonts w:hint="eastAsia"/>
+              </w:rPr>
+              <w:t xml:space="preserve">意外事件、震惊</w:t>
+            </w:r>
+          </w:p>
+        </w:tc>
+      </w:tr>
+      <w:tr>
+        <w:tc>
+          <w:tcPr/>
+          <w:p>
+            <w:pPr>
+              <w:pStyle w:val="Compact"/>
+            </w:pPr>
+            <w:r>
+              <w:rPr>
+                <w:rFonts w:hint="eastAsia"/>
+                <w:b/>
+                <w:bCs/>
+              </w:rPr>
+              <w:t xml:space="preserve">害羞</w:t>
+            </w:r>
+          </w:p>
+        </w:tc>
+        <w:tc>
+          <w:tcPr/>
+          <w:p>
+            <w:pPr>
+              <w:pStyle w:val="Compact"/>
+            </w:pPr>
+            <w:r>
+              <w:rPr>
+                <w:rFonts w:hint="eastAsia"/>
+              </w:rPr>
+              <w:t xml:space="preserve">被夸、不好意思（小英常见）</w:t>
+            </w:r>
+          </w:p>
+        </w:tc>
+      </w:tr>
+      <w:tr>
+        <w:tc>
+          <w:tcPr/>
+          <w:p>
+            <w:pPr>
+              <w:pStyle w:val="Compact"/>
+            </w:pPr>
+            <w:r>
+              <w:rPr>
+                <w:rFonts w:hint="eastAsia"/>
+                <w:b/>
+                <w:bCs/>
+              </w:rPr>
+              <w:t xml:space="preserve">无语</w:t>
+            </w:r>
+          </w:p>
+        </w:tc>
+        <w:tc>
+          <w:tcPr/>
+          <w:p>
+            <w:pPr>
+              <w:pStyle w:val="Compact"/>
+            </w:pPr>
+            <w:r>
+              <w:rPr>
+                <w:rFonts w:hint="eastAsia"/>
+              </w:rPr>
+              <w:t xml:space="preserve">阿宝又闯祸了、无奈</w:t>
+            </w:r>
+          </w:p>
+        </w:tc>
+      </w:tr>
+    </w:tbl>
+    <w:bookmarkEnd w:id="81"/>
+    <w:bookmarkStart w:id="82" w:name="主要角色表情需求"/>
+    <w:p>
+      <w:pPr>
+        <w:pStyle w:val="Heading4"/>
+      </w:pPr>
+      <w:r>
+        <w:rPr>
+          <w:rFonts w:hint="eastAsia"/>
+        </w:rPr>
+        <w:t xml:space="preserve">主要角色表情需求</w:t>
+      </w:r>
+    </w:p>
+    <w:tbl>
+      <w:tblPr>
+        <w:tblStyle w:val="Table"/>
+        <w:tblW w:type="auto" w:w="0"/>
+        <w:tblLook w:firstRow="1" w:lastRow="0" w:firstColumn="0" w:lastColumn="0" w:noHBand="0" w:noVBand="0" w:val="0020"/>
+      </w:tblPr>
+      <w:tblGrid>
+        <w:gridCol w:w="3960"/>
+        <w:gridCol w:w="3960"/>
+      </w:tblGrid>
+      <w:tr>
+        <w:trPr>
+          <w:tblHeader w:val="on"/>
+        </w:trPr>
+        <w:tc>
+          <w:tcPr/>
+          <w:p>
+            <w:pPr>
+              <w:pStyle w:val="Compact"/>
+            </w:pPr>
+            <w:r>
+              <w:rPr>
+                <w:rFonts w:hint="eastAsia"/>
+              </w:rPr>
+              <w:t xml:space="preserve">角色</w:t>
+            </w:r>
+          </w:p>
+        </w:tc>
+        <w:tc>
+          <w:tcPr/>
+          <w:p>
+            <w:pPr>
+              <w:pStyle w:val="Compact"/>
+            </w:pPr>
+            <w:r>
+              <w:rPr>
+                <w:rFonts w:hint="eastAsia"/>
+              </w:rPr>
+              <w:t xml:space="preserve">需要的特殊表情</w:t>
+            </w:r>
+          </w:p>
+        </w:tc>
+      </w:tr>
+      <w:tr>
+        <w:tc>
+          <w:tcPr/>
+          <w:p>
+            <w:pPr>
+              <w:pStyle w:val="Compact"/>
+            </w:pPr>
+            <w:r>
+              <w:rPr>
+                <w:rFonts w:hint="eastAsia"/>
+              </w:rPr>
+              <w:t xml:space="preserve">外婆</w:t>
+            </w:r>
+          </w:p>
+        </w:tc>
+        <w:tc>
+          <w:tcPr/>
+          <w:p>
+            <w:pPr>
+              <w:pStyle w:val="Compact"/>
+            </w:pPr>
+            <w:r>
+              <w:rPr>
+                <w:rFonts w:hint="eastAsia"/>
+              </w:rPr>
+              <w:t xml:space="preserve">普通、微笑、担心、心疼、唠叨</w:t>
+            </w:r>
+          </w:p>
+        </w:tc>
+      </w:tr>
+      <w:tr>
+        <w:tc>
+          <w:tcPr/>
+          <w:p>
+            <w:pPr>
+              <w:pStyle w:val="Compact"/>
+            </w:pPr>
+            <w:r>
+              <w:rPr>
+                <w:rFonts w:hint="eastAsia"/>
+              </w:rPr>
+              <w:t xml:space="preserve">外公</w:t>
+            </w:r>
+          </w:p>
+        </w:tc>
+        <w:tc>
+          <w:tcPr/>
+          <w:p>
+            <w:pPr>
+              <w:pStyle w:val="Compact"/>
+            </w:pPr>
+            <w:r>
+              <w:rPr>
+                <w:rFonts w:hint="eastAsia"/>
+              </w:rPr>
+              <w:t xml:space="preserve">普通、严肃、欣慰（极少出现）、沉默</w:t>
+            </w:r>
+          </w:p>
+        </w:tc>
+      </w:tr>
+      <w:tr>
+        <w:tc>
+          <w:tcPr/>
+          <w:p>
+            <w:pPr>
+              <w:pStyle w:val="Compact"/>
+            </w:pPr>
+            <w:r>
+              <w:rPr>
+                <w:rFonts w:hint="eastAsia"/>
+              </w:rPr>
+              <w:t xml:space="preserve">舅舅</w:t>
+            </w:r>
+          </w:p>
+        </w:tc>
+        <w:tc>
+          <w:tcPr/>
+          <w:p>
+            <w:pPr>
+              <w:pStyle w:val="Compact"/>
+            </w:pPr>
+            <w:r>
+              <w:rPr>
+                <w:rFonts w:hint="eastAsia"/>
+              </w:rPr>
+              <w:t xml:space="preserve">普通、疲惫、皱眉、生气、苦笑、酒后</w:t>
+            </w:r>
+          </w:p>
+        </w:tc>
+      </w:tr>
+      <w:tr>
+        <w:tc>
+          <w:tcPr/>
+          <w:p>
+            <w:pPr>
+              <w:pStyle w:val="Compact"/>
+            </w:pPr>
+            <w:r>
+              <w:rPr>
+                <w:rFonts w:hint="eastAsia"/>
+              </w:rPr>
+              <w:t xml:space="preserve">舅妈</w:t>
+            </w:r>
+          </w:p>
+        </w:tc>
+        <w:tc>
+          <w:tcPr/>
+          <w:p>
+            <w:pPr>
+              <w:pStyle w:val="Compact"/>
+            </w:pPr>
+            <w:r>
+              <w:rPr>
+                <w:rFonts w:hint="eastAsia"/>
+              </w:rPr>
+              <w:t xml:space="preserve">普通、微笑、无奈、温柔</w:t>
+            </w:r>
+          </w:p>
+        </w:tc>
+      </w:tr>
+      <w:tr>
+        <w:tc>
+          <w:tcPr/>
+          <w:p>
+            <w:pPr>
+              <w:pStyle w:val="Compact"/>
+            </w:pPr>
+            <w:r>
+              <w:rPr>
+                <w:rFonts w:hint="eastAsia"/>
+              </w:rPr>
+              <w:t xml:space="preserve">大表哥</w:t>
+            </w:r>
+          </w:p>
+        </w:tc>
+        <w:tc>
+          <w:tcPr/>
+          <w:p>
+            <w:pPr>
+              <w:pStyle w:val="Compact"/>
+            </w:pPr>
+            <w:r>
+              <w:rPr>
+                <w:rFonts w:hint="eastAsia"/>
+              </w:rPr>
+              <w:t xml:space="preserve">普通、自信、无奈、认真</w:t>
+            </w:r>
+          </w:p>
+        </w:tc>
+      </w:tr>
+      <w:tr>
+        <w:tc>
+          <w:tcPr/>
+          <w:p>
+            <w:pPr>
+              <w:pStyle w:val="Compact"/>
+            </w:pPr>
+            <w:r>
+              <w:rPr>
+                <w:rFonts w:hint="eastAsia"/>
+              </w:rPr>
+              <w:t xml:space="preserve">二表哥</w:t>
+            </w:r>
+          </w:p>
+        </w:tc>
+        <w:tc>
+          <w:tcPr/>
+          <w:p>
+            <w:pPr>
+              <w:pStyle w:val="Compact"/>
+            </w:pPr>
+            <w:r>
+              <w:rPr>
+                <w:rFonts w:hint="eastAsia"/>
+              </w:rPr>
+              <w:t xml:space="preserve">普通、咧嘴笑、贼兮兮、无语</w:t>
+            </w:r>
+          </w:p>
+        </w:tc>
+      </w:tr>
+      <w:tr>
+        <w:tc>
+          <w:tcPr/>
+          <w:p>
+            <w:pPr>
+              <w:pStyle w:val="Compact"/>
+            </w:pPr>
+            <w:r>
+              <w:rPr>
+                <w:rFonts w:hint="eastAsia"/>
+              </w:rPr>
+              <w:t xml:space="preserve">小明</w:t>
+            </w:r>
+          </w:p>
+        </w:tc>
+        <w:tc>
+          <w:tcPr/>
+          <w:p>
+            <w:pPr>
+              <w:pStyle w:val="Compact"/>
+            </w:pPr>
+            <w:r>
+              <w:rPr>
+                <w:rFonts w:hint="eastAsia"/>
+              </w:rPr>
+              <w:t xml:space="preserve">普通、咧嘴笑、装大人、嘴硬、脆弱</w:t>
+            </w:r>
+          </w:p>
+        </w:tc>
+      </w:tr>
+      <w:tr>
+        <w:tc>
+          <w:tcPr/>
+          <w:p>
+            <w:pPr>
+              <w:pStyle w:val="Compact"/>
+            </w:pPr>
+            <w:r>
+              <w:rPr>
+                <w:rFonts w:hint="eastAsia"/>
+              </w:rPr>
+              <w:t xml:space="preserve">阿旺</w:t>
+            </w:r>
+          </w:p>
+        </w:tc>
+        <w:tc>
+          <w:tcPr/>
+          <w:p>
+            <w:pPr>
+              <w:pStyle w:val="Compact"/>
+            </w:pPr>
+            <w:r>
+              <w:rPr>
+                <w:rFonts w:hint="eastAsia"/>
+              </w:rPr>
+              <w:t xml:space="preserve">普通、面无表情、吃到好吃的亮眼睛、保护态</w:t>
+            </w:r>
+          </w:p>
+        </w:tc>
+      </w:tr>
+      <w:tr>
+        <w:tc>
+          <w:tcPr/>
+          <w:p>
+            <w:pPr>
+              <w:pStyle w:val="Compact"/>
+            </w:pPr>
+            <w:r>
+              <w:rPr>
+                <w:rFonts w:hint="eastAsia"/>
+              </w:rPr>
+              <w:t xml:space="preserve">阿宝</w:t>
+            </w:r>
+          </w:p>
+        </w:tc>
+        <w:tc>
+          <w:tcPr/>
+          <w:p>
+            <w:pPr>
+              <w:pStyle w:val="Compact"/>
+            </w:pPr>
+            <w:r>
+              <w:rPr>
+                <w:rFonts w:hint="eastAsia"/>
+              </w:rPr>
+              <w:t xml:space="preserve">普通、笑嘻嘻、惊恐、无辜、哭</w:t>
+            </w:r>
+          </w:p>
+        </w:tc>
+      </w:tr>
+      <w:tr>
+        <w:tc>
+          <w:tcPr/>
+          <w:p>
+            <w:pPr>
+              <w:pStyle w:val="Compact"/>
+            </w:pPr>
+            <w:r>
+              <w:rPr>
+                <w:rFonts w:hint="eastAsia"/>
+              </w:rPr>
+              <w:t xml:space="preserve">小英</w:t>
+            </w:r>
+          </w:p>
+        </w:tc>
+        <w:tc>
+          <w:tcPr/>
+          <w:p>
+            <w:pPr>
+              <w:pStyle w:val="Compact"/>
+            </w:pPr>
+            <w:r>
+              <w:rPr>
+                <w:rFonts w:hint="eastAsia"/>
+              </w:rPr>
+              <w:t xml:space="preserve">普通、浅笑、眼睛发亮（看到动物）、压力</w:t>
+            </w:r>
+          </w:p>
+        </w:tc>
+      </w:tr>
+      <w:tr>
+        <w:tc>
+          <w:tcPr/>
+          <w:p>
+            <w:pPr>
+              <w:pStyle w:val="Compact"/>
+            </w:pPr>
+            <w:r>
+              <w:rPr>
+                <w:rFonts w:hint="eastAsia"/>
+              </w:rPr>
+              <w:t xml:space="preserve">小凤</w:t>
+            </w:r>
+          </w:p>
+        </w:tc>
+        <w:tc>
+          <w:tcPr/>
+          <w:p>
+            <w:pPr>
+              <w:pStyle w:val="Compact"/>
+            </w:pPr>
+            <w:r>
+              <w:rPr>
+                <w:rFonts w:hint="eastAsia"/>
+              </w:rPr>
+              <w:t xml:space="preserve">普通、皱眉、暴怒、难得温柔、虎牙笑</w:t>
+            </w:r>
+          </w:p>
+        </w:tc>
+      </w:tr>
+      <w:tr>
+        <w:tc>
+          <w:tcPr/>
+          <w:p>
+            <w:pPr>
+              <w:pStyle w:val="Compact"/>
+            </w:pPr>
+            <w:r>
+              <w:rPr>
+                <w:rFonts w:hint="eastAsia"/>
+              </w:rPr>
+              <w:t xml:space="preserve">主角</w:t>
+            </w:r>
+          </w:p>
+        </w:tc>
+        <w:tc>
+          <w:tcPr/>
+          <w:p>
+            <w:pPr>
+              <w:pStyle w:val="Compact"/>
+            </w:pPr>
+            <w:r>
+              <w:rPr>
+                <w:rFonts w:hint="eastAsia"/>
+              </w:rPr>
+              <w:t xml:space="preserve">由玩家操作，表情根据状态/选择变化</w:t>
+            </w:r>
+          </w:p>
+        </w:tc>
+      </w:tr>
+    </w:tbl>
+    <w:bookmarkEnd w:id="82"/>
+    <w:bookmarkStart w:id="83" w:name="美术规格建议"/>
+    <w:p>
+      <w:pPr>
+        <w:pStyle w:val="Heading4"/>
+      </w:pPr>
+      <w:r>
+        <w:rPr>
+          <w:rFonts w:hint="eastAsia"/>
+        </w:rPr>
+        <w:t xml:space="preserve">美术规格建议</w:t>
+      </w:r>
+    </w:p>
+    <w:p>
+      <w:pPr>
+        <w:pStyle w:val="Compact"/>
+        <w:numPr>
+          <w:ilvl w:val="0"/>
+          <w:numId w:val="1019"/>
+        </w:numPr>
+      </w:pPr>
+      <w:r>
+        <w:rPr>
+          <w:rFonts w:hint="eastAsia"/>
+        </w:rPr>
+        <w:t xml:space="preserve">表情差分的精度高于场景中的像素小人（类似《爱氏物语》的处理）</w:t>
+      </w:r>
+    </w:p>
+    <w:p>
+      <w:pPr>
+        <w:pStyle w:val="Compact"/>
+        <w:numPr>
+          <w:ilvl w:val="0"/>
+          <w:numId w:val="1019"/>
+        </w:numPr>
+      </w:pPr>
+      <w:r>
+        <w:rPr>
+          <w:rFonts w:hint="eastAsia"/>
+        </w:rPr>
+        <w:t xml:space="preserve">每个表情是角色的半身或头部特写</w:t>
+      </w:r>
+    </w:p>
+    <w:p>
+      <w:pPr>
+        <w:pStyle w:val="Compact"/>
+        <w:numPr>
+          <w:ilvl w:val="0"/>
+          <w:numId w:val="1019"/>
+        </w:numPr>
+      </w:pPr>
+      <w:r>
+        <w:rPr>
+          <w:rFonts w:hint="eastAsia"/>
+        </w:rPr>
+        <w:t xml:space="preserve">风格保持像素感但细节更丰富（眼睛高光、面部微表情）</w:t>
+      </w:r>
+    </w:p>
+    <w:p>
+      <w:r>
+        <w:pict>
+          <v:rect style="width:0;height:1.5pt" o:hralign="center" o:hrstd="t" o:hr="t"/>
+        </w:pict>
+      </w:r>
+    </w:p>
+    <w:bookmarkEnd w:id="83"/>
+    <w:bookmarkEnd w:id="84"/>
+    <w:bookmarkStart w:id="85" w:name="后续补充项-1"/>
+    <w:p>
+      <w:pPr>
+        <w:pStyle w:val="Heading3"/>
+      </w:pPr>
+      <w:r>
+        <w:rPr>
+          <w:rFonts w:hint="eastAsia"/>
+        </w:rPr>
+        <w:t xml:space="preserve">后续补充项</w:t>
+      </w:r>
+    </w:p>
+    <w:p>
+      <w:pPr>
+        <w:pStyle w:val="Compact"/>
+        <w:numPr>
+          <w:ilvl w:val="0"/>
+          <w:numId w:val="1020"/>
+        </w:numPr>
+      </w:pPr>
+      <w:r>
+        <w:rPr>
+          <w:rFonts w:hint="eastAsia"/>
+        </w:rPr>
+        <w:t xml:space="preserve">每个场景的详细美术参考</w:t>
+      </w:r>
+    </w:p>
+    <w:p>
+      <w:pPr>
+        <w:pStyle w:val="Compact"/>
+        <w:numPr>
+          <w:ilvl w:val="0"/>
+          <w:numId w:val="1021"/>
+        </w:numPr>
+      </w:pPr>
+      <w:r>
+        <w:rPr>
+          <w:rFonts w:hint="eastAsia"/>
+        </w:rPr>
+        <w:t xml:space="preserve">角色像素图的设计稿</w:t>
+      </w:r>
+    </w:p>
+    <w:p>
+      <w:pPr>
+        <w:pStyle w:val="Compact"/>
+        <w:numPr>
+          <w:ilvl w:val="0"/>
+          <w:numId w:val="1022"/>
+        </w:numPr>
+      </w:pPr>
+      <w:r>
+        <w:rPr>
+          <w:rFonts w:hint="eastAsia"/>
+        </w:rPr>
+        <w:t xml:space="preserve">每个角色的表情差分设计稿</w:t>
+      </w:r>
+    </w:p>
+    <w:p>
+      <w:pPr>
+        <w:pStyle w:val="Compact"/>
+        <w:numPr>
+          <w:ilvl w:val="0"/>
+          <w:numId w:val="1023"/>
+        </w:numPr>
+      </w:pPr>
+      <w:r>
+        <w:t xml:space="preserve">UI </w:t>
+      </w:r>
+      <w:r>
+        <w:rPr>
+          <w:rFonts w:hint="eastAsia"/>
+        </w:rPr>
+        <w:t xml:space="preserve">交互流程图</w:t>
+      </w:r>
+    </w:p>
+    <w:p>
+      <w:pPr>
+        <w:pStyle w:val="Compact"/>
+        <w:numPr>
+          <w:ilvl w:val="0"/>
+          <w:numId w:val="1024"/>
+        </w:numPr>
+      </w:pPr>
+      <w:r>
+        <w:rPr>
+          <w:rFonts w:hint="eastAsia"/>
+        </w:rPr>
+        <w:t xml:space="preserve">字体选择与文本排版规范</w:t>
+      </w:r>
+    </w:p>
+    <w:p>
+      <w:r>
+        <w:pict>
+          <v:rect style="width:0;height:1.5pt" o:hralign="center" o:hrstd="t" o:hr="t"/>
+        </w:pict>
+      </w:r>
+    </w:p>
+    <w:bookmarkEnd w:id="85"/>
+    <w:bookmarkEnd w:id="86"/>
+    <w:bookmarkEnd w:id="87"/>
+    <w:bookmarkStart w:id="91" w:name="时间系统"/>
+    <w:p>
+      <w:pPr>
+        <w:pStyle w:val="Heading1"/>
+      </w:pPr>
+      <w:r>
+        <w:t xml:space="preserve">09 - </w:t>
+      </w:r>
+      <w:r>
+        <w:rPr>
+          <w:rFonts w:hint="eastAsia"/>
+        </w:rPr>
+        <w:t xml:space="preserve">时间系统</w:t>
+      </w:r>
+    </w:p>
+    <w:bookmarkStart w:id="88" w:name="时间单位"/>
     <w:p>
       <w:pPr>
         <w:pStyle w:val="Heading2"/>
@@ -15931,7 +17382,7 @@
         <w:rPr>
           <w:rFonts w:hint="eastAsia"/>
         </w:rPr>
-        <w:t xml:space="preserve">一天的时间段</w:t>
+        <w:t xml:space="preserve">时间单位</w:t>
       </w:r>
     </w:p>
     <w:tbl>
@@ -15959,281 +17410,173 @@
               <w:rPr>
                 <w:rFonts w:hint="eastAsia"/>
               </w:rPr>
-              <w:t xml:space="preserve">时段</w:t>
-            </w:r>
-          </w:p>
-        </w:tc>
-        <w:tc>
-          <w:tcPr/>
-          <w:p>
-            <w:pPr>
-              <w:pStyle w:val="Compact"/>
-            </w:pPr>
-            <w:r>
-              <w:rPr>
-                <w:rFonts w:hint="eastAsia"/>
-              </w:rPr>
-              <w:t xml:space="preserve">时间</w:t>
-            </w:r>
-          </w:p>
-        </w:tc>
-        <w:tc>
-          <w:tcPr/>
-          <w:p>
-            <w:pPr>
-              <w:pStyle w:val="Compact"/>
-            </w:pPr>
-            <w:r>
-              <w:rPr>
-                <w:rFonts w:hint="eastAsia"/>
-              </w:rPr>
-              <w:t xml:space="preserve">典型活动</w:t>
-            </w:r>
-          </w:p>
-        </w:tc>
-      </w:tr>
-      <w:tr>
-        <w:tc>
-          <w:tcPr/>
-          <w:p>
-            <w:pPr>
-              <w:pStyle w:val="Compact"/>
-            </w:pPr>
-            <w:r>
-              <w:rPr>
-                <w:rFonts w:hint="eastAsia"/>
-              </w:rPr>
-              <w:t xml:space="preserve">早晨</w:t>
-            </w:r>
-          </w:p>
-        </w:tc>
-        <w:tc>
-          <w:tcPr/>
-          <w:p>
-            <w:pPr>
-              <w:pStyle w:val="Compact"/>
-            </w:pPr>
-            <w:r>
-              <w:t xml:space="preserve">6:00-8:00</w:t>
-            </w:r>
-          </w:p>
-        </w:tc>
-        <w:tc>
-          <w:tcPr/>
-          <w:p>
-            <w:pPr>
-              <w:pStyle w:val="Compact"/>
-            </w:pPr>
-            <w:r>
-              <w:rPr>
-                <w:rFonts w:hint="eastAsia"/>
-              </w:rPr>
-              <w:t xml:space="preserve">起床、吃早饭、和家人对话</w:t>
-            </w:r>
-          </w:p>
-        </w:tc>
-      </w:tr>
-      <w:tr>
-        <w:tc>
-          <w:tcPr/>
-          <w:p>
-            <w:pPr>
-              <w:pStyle w:val="Compact"/>
-            </w:pPr>
-            <w:r>
-              <w:rPr>
-                <w:rFonts w:hint="eastAsia"/>
-              </w:rPr>
-              <w:t xml:space="preserve">上午</w:t>
-            </w:r>
-          </w:p>
-        </w:tc>
-        <w:tc>
-          <w:tcPr/>
-          <w:p>
-            <w:pPr>
-              <w:pStyle w:val="Compact"/>
-            </w:pPr>
-            <w:r>
-              <w:t xml:space="preserve">8:00-12:00</w:t>
-            </w:r>
-          </w:p>
-        </w:tc>
-        <w:tc>
-          <w:tcPr/>
-          <w:p>
-            <w:pPr>
-              <w:pStyle w:val="Compact"/>
-            </w:pPr>
-            <w:r>
-              <w:rPr>
-                <w:rFonts w:hint="eastAsia"/>
-              </w:rPr>
-              <w:t xml:space="preserve">自由探索、触发事件</w:t>
-            </w:r>
-          </w:p>
-        </w:tc>
-      </w:tr>
-      <w:tr>
-        <w:tc>
-          <w:tcPr/>
-          <w:p>
-            <w:pPr>
-              <w:pStyle w:val="Compact"/>
-            </w:pPr>
-            <w:r>
-              <w:rPr>
-                <w:rFonts w:hint="eastAsia"/>
-              </w:rPr>
-              <w:t xml:space="preserve">中午</w:t>
-            </w:r>
-          </w:p>
-        </w:tc>
-        <w:tc>
-          <w:tcPr/>
-          <w:p>
-            <w:pPr>
-              <w:pStyle w:val="Compact"/>
-            </w:pPr>
-            <w:r>
-              <w:t xml:space="preserve">12:00-14:00</w:t>
-            </w:r>
-          </w:p>
-        </w:tc>
-        <w:tc>
-          <w:tcPr/>
-          <w:p>
-            <w:pPr>
-              <w:pStyle w:val="Compact"/>
-            </w:pPr>
-            <w:r>
-              <w:rPr>
-                <w:rFonts w:hint="eastAsia"/>
-              </w:rPr>
-              <w:t xml:space="preserve">吃午饭（可选快速推进）</w:t>
-            </w:r>
-          </w:p>
-        </w:tc>
-      </w:tr>
-      <w:tr>
-        <w:tc>
-          <w:tcPr/>
-          <w:p>
-            <w:pPr>
-              <w:pStyle w:val="Compact"/>
-            </w:pPr>
-            <w:r>
-              <w:rPr>
-                <w:rFonts w:hint="eastAsia"/>
-              </w:rPr>
-              <w:t xml:space="preserve">下午</w:t>
-            </w:r>
-          </w:p>
-        </w:tc>
-        <w:tc>
-          <w:tcPr/>
-          <w:p>
-            <w:pPr>
-              <w:pStyle w:val="Compact"/>
-            </w:pPr>
-            <w:r>
-              <w:t xml:space="preserve">14:00-18:00</w:t>
-            </w:r>
-          </w:p>
-        </w:tc>
-        <w:tc>
-          <w:tcPr/>
-          <w:p>
-            <w:pPr>
-              <w:pStyle w:val="Compact"/>
-            </w:pPr>
-            <w:r>
-              <w:rPr>
-                <w:rFonts w:hint="eastAsia"/>
-              </w:rPr>
-              <w:t xml:space="preserve">自由活动（干农活/赶集/探索）</w:t>
-            </w:r>
-          </w:p>
-        </w:tc>
-      </w:tr>
-      <w:tr>
-        <w:tc>
-          <w:tcPr/>
-          <w:p>
-            <w:pPr>
-              <w:pStyle w:val="Compact"/>
-            </w:pPr>
-            <w:r>
-              <w:rPr>
-                <w:rFonts w:hint="eastAsia"/>
-              </w:rPr>
-              <w:t xml:space="preserve">傍晚</w:t>
-            </w:r>
-          </w:p>
-        </w:tc>
-        <w:tc>
-          <w:tcPr/>
-          <w:p>
-            <w:pPr>
-              <w:pStyle w:val="Compact"/>
-            </w:pPr>
-            <w:r>
-              <w:t xml:space="preserve">18:00-20:00</w:t>
-            </w:r>
-          </w:p>
-        </w:tc>
-        <w:tc>
-          <w:tcPr/>
-          <w:p>
-            <w:pPr>
-              <w:pStyle w:val="Compact"/>
-            </w:pPr>
-            <w:r>
-              <w:rPr>
-                <w:rFonts w:hint="eastAsia"/>
-              </w:rPr>
-              <w:t xml:space="preserve">回家吃饭、和家人闲聊</w:t>
-            </w:r>
-          </w:p>
-        </w:tc>
-      </w:tr>
-      <w:tr>
-        <w:tc>
-          <w:tcPr/>
-          <w:p>
-            <w:pPr>
-              <w:pStyle w:val="Compact"/>
-            </w:pPr>
-            <w:r>
-              <w:rPr>
-                <w:rFonts w:hint="eastAsia"/>
-              </w:rPr>
-              <w:t xml:space="preserve">夜晚</w:t>
-            </w:r>
-          </w:p>
-        </w:tc>
-        <w:tc>
-          <w:tcPr/>
-          <w:p>
-            <w:pPr>
-              <w:pStyle w:val="Compact"/>
-            </w:pPr>
-            <w:r>
-              <w:t xml:space="preserve">20:00-22:00</w:t>
-            </w:r>
-          </w:p>
-        </w:tc>
-        <w:tc>
-          <w:tcPr/>
-          <w:p>
-            <w:pPr>
-              <w:pStyle w:val="Compact"/>
-            </w:pPr>
-            <w:r>
-              <w:rPr>
-                <w:rFonts w:hint="eastAsia"/>
-              </w:rPr>
-              <w:t xml:space="preserve">自由活动或睡觉推进时间</w:t>
+              <w:t xml:space="preserve">单位</w:t>
+            </w:r>
+          </w:p>
+        </w:tc>
+        <w:tc>
+          <w:tcPr/>
+          <w:p>
+            <w:pPr>
+              <w:pStyle w:val="Compact"/>
+            </w:pPr>
+            <w:r>
+              <w:rPr>
+                <w:rFonts w:hint="eastAsia"/>
+              </w:rPr>
+              <w:t xml:space="preserve">说明</w:t>
+            </w:r>
+          </w:p>
+        </w:tc>
+        <w:tc>
+          <w:tcPr/>
+          <w:p>
+            <w:pPr>
+              <w:pStyle w:val="Compact"/>
+            </w:pPr>
+            <w:r>
+              <w:rPr>
+                <w:rFonts w:hint="eastAsia"/>
+              </w:rPr>
+              <w:t xml:space="preserve">对应游戏内容</w:t>
+            </w:r>
+          </w:p>
+        </w:tc>
+      </w:tr>
+      <w:tr>
+        <w:tc>
+          <w:tcPr/>
+          <w:p>
+            <w:pPr>
+              <w:pStyle w:val="Compact"/>
+            </w:pPr>
+            <w:r>
+              <w:rPr>
+                <w:rFonts w:hint="eastAsia"/>
+                <w:b/>
+                <w:bCs/>
+              </w:rPr>
+              <w:t xml:space="preserve">天</w:t>
+            </w:r>
+          </w:p>
+        </w:tc>
+        <w:tc>
+          <w:tcPr/>
+          <w:p>
+            <w:pPr>
+              <w:pStyle w:val="Compact"/>
+            </w:pPr>
+            <w:r>
+              <w:rPr>
+                <w:rFonts w:hint="eastAsia"/>
+              </w:rPr>
+              <w:t xml:space="preserve">最小的可操作时间单位</w:t>
+            </w:r>
+          </w:p>
+        </w:tc>
+        <w:tc>
+          <w:tcPr/>
+          <w:p>
+            <w:pPr>
+              <w:pStyle w:val="Compact"/>
+            </w:pPr>
+            <w:r>
+              <w:rPr>
+                <w:rFonts w:hint="eastAsia"/>
+              </w:rPr>
+              <w:t xml:space="preserve">一天的活动流程</w:t>
+            </w:r>
+          </w:p>
+        </w:tc>
+      </w:tr>
+      <w:tr>
+        <w:tc>
+          <w:tcPr/>
+          <w:p>
+            <w:pPr>
+              <w:pStyle w:val="Compact"/>
+            </w:pPr>
+            <w:r>
+              <w:rPr>
+                <w:rFonts w:hint="eastAsia"/>
+                <w:b/>
+                <w:bCs/>
+              </w:rPr>
+              <w:t xml:space="preserve">季节</w:t>
+            </w:r>
+          </w:p>
+        </w:tc>
+        <w:tc>
+          <w:tcPr/>
+          <w:p>
+            <w:pPr>
+              <w:pStyle w:val="Compact"/>
+            </w:pPr>
+            <w:r>
+              <w:rPr>
+                <w:rFonts w:hint="eastAsia"/>
+              </w:rPr>
+              <w:t xml:space="preserve">每天属于一个季节</w:t>
+            </w:r>
+          </w:p>
+        </w:tc>
+        <w:tc>
+          <w:tcPr/>
+          <w:p>
+            <w:pPr>
+              <w:pStyle w:val="Compact"/>
+            </w:pPr>
+            <w:r>
+              <w:rPr>
+                <w:rFonts w:hint="eastAsia"/>
+              </w:rPr>
+              <w:t xml:space="preserve">不同季节触发不同事件池</w:t>
+            </w:r>
+          </w:p>
+        </w:tc>
+      </w:tr>
+      <w:tr>
+        <w:tc>
+          <w:tcPr/>
+          <w:p>
+            <w:pPr>
+              <w:pStyle w:val="Compact"/>
+            </w:pPr>
+            <w:r>
+              <w:rPr>
+                <w:rFonts w:hint="eastAsia"/>
+                <w:b/>
+                <w:bCs/>
+              </w:rPr>
+              <w:t xml:space="preserve">阶段</w:t>
+            </w:r>
+          </w:p>
+        </w:tc>
+        <w:tc>
+          <w:tcPr/>
+          <w:p>
+            <w:pPr>
+              <w:pStyle w:val="Compact"/>
+            </w:pPr>
+            <w:r>
+              <w:rPr>
+                <w:rFonts w:hint="eastAsia"/>
+              </w:rPr>
+              <w:t xml:space="preserve">童年/少年/青年</w:t>
+            </w:r>
+          </w:p>
+        </w:tc>
+        <w:tc>
+          <w:tcPr/>
+          <w:p>
+            <w:pPr>
+              <w:pStyle w:val="Compact"/>
+            </w:pPr>
+            <w:r>
+              <w:rPr>
+                <w:rFonts w:hint="eastAsia"/>
+              </w:rPr>
+              <w:t xml:space="preserve">游戏的核心结构</w:t>
             </w:r>
           </w:p>
         </w:tc>
@@ -16246,8 +17589,8 @@
         </w:pict>
       </w:r>
     </w:p>
-    <w:bookmarkEnd w:id="81"/>
-    <w:bookmarkStart w:id="82" w:name="季节系统"/>
+    <w:bookmarkEnd w:id="88"/>
+    <w:bookmarkStart w:id="89" w:name="一天的时间段"/>
     <w:p>
       <w:pPr>
         <w:pStyle w:val="Heading2"/>
@@ -16256,18 +17599,7 @@
         <w:rPr>
           <w:rFonts w:hint="eastAsia"/>
         </w:rPr>
-        <w:t xml:space="preserve">季节系统</w:t>
-      </w:r>
-    </w:p>
-    <w:p>
-      <w:pPr>
-        <w:pStyle w:val="FirstParagraph"/>
-      </w:pPr>
-      <w:r>
-        <w:rPr>
-          <w:rFonts w:hint="eastAsia"/>
-        </w:rPr>
-        <w:t xml:space="preserve">茂名地处热带亚热带，季节特征：</w:t>
+        <w:t xml:space="preserve">一天的时间段</w:t>
       </w:r>
     </w:p>
     <w:tbl>
@@ -16295,255 +17627,281 @@
               <w:rPr>
                 <w:rFonts w:hint="eastAsia"/>
               </w:rPr>
-              <w:t xml:space="preserve">季节</w:t>
-            </w:r>
-          </w:p>
-        </w:tc>
-        <w:tc>
-          <w:tcPr/>
-          <w:p>
-            <w:pPr>
-              <w:pStyle w:val="Compact"/>
-            </w:pPr>
-            <w:r>
-              <w:rPr>
-                <w:rFonts w:hint="eastAsia"/>
-              </w:rPr>
-              <w:t xml:space="preserve">特征</w:t>
-            </w:r>
-          </w:p>
-        </w:tc>
-        <w:tc>
-          <w:tcPr/>
-          <w:p>
-            <w:pPr>
-              <w:pStyle w:val="Compact"/>
-            </w:pPr>
-            <w:r>
-              <w:rPr>
-                <w:rFonts w:hint="eastAsia"/>
-              </w:rPr>
-              <w:t xml:space="preserve">事件池</w:t>
-            </w:r>
-          </w:p>
-        </w:tc>
-      </w:tr>
-      <w:tr>
-        <w:tc>
-          <w:tcPr/>
-          <w:p>
-            <w:pPr>
-              <w:pStyle w:val="Compact"/>
-            </w:pPr>
-            <w:r>
-              <w:rPr>
-                <w:rFonts w:hint="eastAsia"/>
-                <w:b/>
-                <w:bCs/>
-              </w:rPr>
-              <w:t xml:space="preserve">春季</w:t>
-            </w:r>
-            <w:r>
-              <w:t xml:space="preserve"> </w:t>
-            </w:r>
-            <w:r>
-              <w:rPr>
-                <w:rFonts w:hint="eastAsia"/>
-              </w:rPr>
-              <w:t xml:space="preserve">(3-5月)</w:t>
-            </w:r>
-          </w:p>
-        </w:tc>
-        <w:tc>
-          <w:tcPr/>
-          <w:p>
-            <w:pPr>
-              <w:pStyle w:val="Compact"/>
-            </w:pPr>
-            <w:r>
-              <w:rPr>
-                <w:rFonts w:hint="eastAsia"/>
-              </w:rPr>
-              <w:t xml:space="preserve">温暖、潮湿、年例在正月</w:t>
-            </w:r>
-          </w:p>
-        </w:tc>
-        <w:tc>
-          <w:tcPr/>
-          <w:p>
-            <w:pPr>
-              <w:pStyle w:val="Compact"/>
-            </w:pPr>
-            <w:r>
-              <w:rPr>
-                <w:rFonts w:hint="eastAsia"/>
-              </w:rPr>
-              <w:t xml:space="preserve">年例事件、荔枝花季</w:t>
-            </w:r>
-          </w:p>
-        </w:tc>
-      </w:tr>
-      <w:tr>
-        <w:tc>
-          <w:tcPr/>
-          <w:p>
-            <w:pPr>
-              <w:pStyle w:val="Compact"/>
-            </w:pPr>
-            <w:r>
-              <w:rPr>
-                <w:rFonts w:hint="eastAsia"/>
-                <w:b/>
-                <w:bCs/>
-              </w:rPr>
-              <w:t xml:space="preserve">夏季</w:t>
-            </w:r>
-            <w:r>
-              <w:t xml:space="preserve"> </w:t>
-            </w:r>
-            <w:r>
-              <w:rPr>
-                <w:rFonts w:hint="eastAsia"/>
-              </w:rPr>
-              <w:t xml:space="preserve">(6-8月)</w:t>
-            </w:r>
-          </w:p>
-        </w:tc>
-        <w:tc>
-          <w:tcPr/>
-          <w:p>
-            <w:pPr>
-              <w:pStyle w:val="Compact"/>
-            </w:pPr>
-            <w:r>
-              <w:rPr>
-                <w:rFonts w:hint="eastAsia"/>
-              </w:rPr>
-              <w:t xml:space="preserve">漫长、炎热、台风季</w:t>
-            </w:r>
-          </w:p>
-        </w:tc>
-        <w:tc>
-          <w:tcPr/>
-          <w:p>
-            <w:pPr>
-              <w:pStyle w:val="Compact"/>
-            </w:pPr>
-            <w:r>
-              <w:rPr>
-                <w:rFonts w:hint="eastAsia"/>
-              </w:rPr>
-              <w:t xml:space="preserve">干农活、台风事件、放暑假</w:t>
-            </w:r>
-          </w:p>
-        </w:tc>
-      </w:tr>
-      <w:tr>
-        <w:tc>
-          <w:tcPr/>
-          <w:p>
-            <w:pPr>
-              <w:pStyle w:val="Compact"/>
-            </w:pPr>
-            <w:r>
-              <w:rPr>
-                <w:rFonts w:hint="eastAsia"/>
-                <w:b/>
-                <w:bCs/>
-              </w:rPr>
-              <w:t xml:space="preserve">秋季</w:t>
-            </w:r>
-            <w:r>
-              <w:t xml:space="preserve"> </w:t>
-            </w:r>
-            <w:r>
-              <w:rPr>
-                <w:rFonts w:hint="eastAsia"/>
-              </w:rPr>
-              <w:t xml:space="preserve">(9-11月)</w:t>
-            </w:r>
-          </w:p>
-        </w:tc>
-        <w:tc>
-          <w:tcPr/>
-          <w:p>
-            <w:pPr>
-              <w:pStyle w:val="Compact"/>
-            </w:pPr>
-            <w:r>
-              <w:rPr>
-                <w:rFonts w:hint="eastAsia"/>
-              </w:rPr>
-              <w:t xml:space="preserve">短暂、凉爽</w:t>
-            </w:r>
-          </w:p>
-        </w:tc>
-        <w:tc>
-          <w:tcPr/>
-          <w:p>
-            <w:pPr>
-              <w:pStyle w:val="Compact"/>
-            </w:pPr>
-            <w:r>
-              <w:rPr>
-                <w:rFonts w:hint="eastAsia"/>
-              </w:rPr>
-              <w:t xml:space="preserve">荔枝/龙眼收获、学校开学</w:t>
-            </w:r>
-          </w:p>
-        </w:tc>
-      </w:tr>
-      <w:tr>
-        <w:tc>
-          <w:tcPr/>
-          <w:p>
-            <w:pPr>
-              <w:pStyle w:val="Compact"/>
-            </w:pPr>
-            <w:r>
-              <w:rPr>
-                <w:rFonts w:hint="eastAsia"/>
-                <w:b/>
-                <w:bCs/>
-              </w:rPr>
-              <w:t xml:space="preserve">冬季</w:t>
-            </w:r>
-            <w:r>
-              <w:t xml:space="preserve"> </w:t>
-            </w:r>
-            <w:r>
-              <w:rPr>
-                <w:rFonts w:hint="eastAsia"/>
-              </w:rPr>
-              <w:t xml:space="preserve">(12-2月)</w:t>
-            </w:r>
-          </w:p>
-        </w:tc>
-        <w:tc>
-          <w:tcPr/>
-          <w:p>
-            <w:pPr>
-              <w:pStyle w:val="Compact"/>
-            </w:pPr>
-            <w:r>
-              <w:rPr>
-                <w:rFonts w:hint="eastAsia"/>
-              </w:rPr>
-              <w:t xml:space="preserve">短暂、较冷</w:t>
-            </w:r>
-          </w:p>
-        </w:tc>
-        <w:tc>
-          <w:tcPr/>
-          <w:p>
-            <w:pPr>
-              <w:pStyle w:val="Compact"/>
-            </w:pPr>
-            <w:r>
-              <w:rPr>
-                <w:rFonts w:hint="eastAsia"/>
-              </w:rPr>
-              <w:t xml:space="preserve">过年、寒假、写作业</w:t>
+              <w:t xml:space="preserve">时段</w:t>
+            </w:r>
+          </w:p>
+        </w:tc>
+        <w:tc>
+          <w:tcPr/>
+          <w:p>
+            <w:pPr>
+              <w:pStyle w:val="Compact"/>
+            </w:pPr>
+            <w:r>
+              <w:rPr>
+                <w:rFonts w:hint="eastAsia"/>
+              </w:rPr>
+              <w:t xml:space="preserve">时间</w:t>
+            </w:r>
+          </w:p>
+        </w:tc>
+        <w:tc>
+          <w:tcPr/>
+          <w:p>
+            <w:pPr>
+              <w:pStyle w:val="Compact"/>
+            </w:pPr>
+            <w:r>
+              <w:rPr>
+                <w:rFonts w:hint="eastAsia"/>
+              </w:rPr>
+              <w:t xml:space="preserve">典型活动</w:t>
+            </w:r>
+          </w:p>
+        </w:tc>
+      </w:tr>
+      <w:tr>
+        <w:tc>
+          <w:tcPr/>
+          <w:p>
+            <w:pPr>
+              <w:pStyle w:val="Compact"/>
+            </w:pPr>
+            <w:r>
+              <w:rPr>
+                <w:rFonts w:hint="eastAsia"/>
+              </w:rPr>
+              <w:t xml:space="preserve">早晨</w:t>
+            </w:r>
+          </w:p>
+        </w:tc>
+        <w:tc>
+          <w:tcPr/>
+          <w:p>
+            <w:pPr>
+              <w:pStyle w:val="Compact"/>
+            </w:pPr>
+            <w:r>
+              <w:t xml:space="preserve">6:00-8:00</w:t>
+            </w:r>
+          </w:p>
+        </w:tc>
+        <w:tc>
+          <w:tcPr/>
+          <w:p>
+            <w:pPr>
+              <w:pStyle w:val="Compact"/>
+            </w:pPr>
+            <w:r>
+              <w:rPr>
+                <w:rFonts w:hint="eastAsia"/>
+              </w:rPr>
+              <w:t xml:space="preserve">起床、吃早饭、和家人对话</w:t>
+            </w:r>
+          </w:p>
+        </w:tc>
+      </w:tr>
+      <w:tr>
+        <w:tc>
+          <w:tcPr/>
+          <w:p>
+            <w:pPr>
+              <w:pStyle w:val="Compact"/>
+            </w:pPr>
+            <w:r>
+              <w:rPr>
+                <w:rFonts w:hint="eastAsia"/>
+              </w:rPr>
+              <w:t xml:space="preserve">上午</w:t>
+            </w:r>
+          </w:p>
+        </w:tc>
+        <w:tc>
+          <w:tcPr/>
+          <w:p>
+            <w:pPr>
+              <w:pStyle w:val="Compact"/>
+            </w:pPr>
+            <w:r>
+              <w:t xml:space="preserve">8:00-12:00</w:t>
+            </w:r>
+          </w:p>
+        </w:tc>
+        <w:tc>
+          <w:tcPr/>
+          <w:p>
+            <w:pPr>
+              <w:pStyle w:val="Compact"/>
+            </w:pPr>
+            <w:r>
+              <w:rPr>
+                <w:rFonts w:hint="eastAsia"/>
+              </w:rPr>
+              <w:t xml:space="preserve">自由探索、触发事件</w:t>
+            </w:r>
+          </w:p>
+        </w:tc>
+      </w:tr>
+      <w:tr>
+        <w:tc>
+          <w:tcPr/>
+          <w:p>
+            <w:pPr>
+              <w:pStyle w:val="Compact"/>
+            </w:pPr>
+            <w:r>
+              <w:rPr>
+                <w:rFonts w:hint="eastAsia"/>
+              </w:rPr>
+              <w:t xml:space="preserve">中午</w:t>
+            </w:r>
+          </w:p>
+        </w:tc>
+        <w:tc>
+          <w:tcPr/>
+          <w:p>
+            <w:pPr>
+              <w:pStyle w:val="Compact"/>
+            </w:pPr>
+            <w:r>
+              <w:t xml:space="preserve">12:00-14:00</w:t>
+            </w:r>
+          </w:p>
+        </w:tc>
+        <w:tc>
+          <w:tcPr/>
+          <w:p>
+            <w:pPr>
+              <w:pStyle w:val="Compact"/>
+            </w:pPr>
+            <w:r>
+              <w:rPr>
+                <w:rFonts w:hint="eastAsia"/>
+              </w:rPr>
+              <w:t xml:space="preserve">吃午饭（可选快速推进）</w:t>
+            </w:r>
+          </w:p>
+        </w:tc>
+      </w:tr>
+      <w:tr>
+        <w:tc>
+          <w:tcPr/>
+          <w:p>
+            <w:pPr>
+              <w:pStyle w:val="Compact"/>
+            </w:pPr>
+            <w:r>
+              <w:rPr>
+                <w:rFonts w:hint="eastAsia"/>
+              </w:rPr>
+              <w:t xml:space="preserve">下午</w:t>
+            </w:r>
+          </w:p>
+        </w:tc>
+        <w:tc>
+          <w:tcPr/>
+          <w:p>
+            <w:pPr>
+              <w:pStyle w:val="Compact"/>
+            </w:pPr>
+            <w:r>
+              <w:t xml:space="preserve">14:00-18:00</w:t>
+            </w:r>
+          </w:p>
+        </w:tc>
+        <w:tc>
+          <w:tcPr/>
+          <w:p>
+            <w:pPr>
+              <w:pStyle w:val="Compact"/>
+            </w:pPr>
+            <w:r>
+              <w:rPr>
+                <w:rFonts w:hint="eastAsia"/>
+              </w:rPr>
+              <w:t xml:space="preserve">自由活动（干农活/赶集/探索）</w:t>
+            </w:r>
+          </w:p>
+        </w:tc>
+      </w:tr>
+      <w:tr>
+        <w:tc>
+          <w:tcPr/>
+          <w:p>
+            <w:pPr>
+              <w:pStyle w:val="Compact"/>
+            </w:pPr>
+            <w:r>
+              <w:rPr>
+                <w:rFonts w:hint="eastAsia"/>
+              </w:rPr>
+              <w:t xml:space="preserve">傍晚</w:t>
+            </w:r>
+          </w:p>
+        </w:tc>
+        <w:tc>
+          <w:tcPr/>
+          <w:p>
+            <w:pPr>
+              <w:pStyle w:val="Compact"/>
+            </w:pPr>
+            <w:r>
+              <w:t xml:space="preserve">18:00-20:00</w:t>
+            </w:r>
+          </w:p>
+        </w:tc>
+        <w:tc>
+          <w:tcPr/>
+          <w:p>
+            <w:pPr>
+              <w:pStyle w:val="Compact"/>
+            </w:pPr>
+            <w:r>
+              <w:rPr>
+                <w:rFonts w:hint="eastAsia"/>
+              </w:rPr>
+              <w:t xml:space="preserve">回家吃饭、和家人闲聊</w:t>
+            </w:r>
+          </w:p>
+        </w:tc>
+      </w:tr>
+      <w:tr>
+        <w:tc>
+          <w:tcPr/>
+          <w:p>
+            <w:pPr>
+              <w:pStyle w:val="Compact"/>
+            </w:pPr>
+            <w:r>
+              <w:rPr>
+                <w:rFonts w:hint="eastAsia"/>
+              </w:rPr>
+              <w:t xml:space="preserve">夜晚</w:t>
+            </w:r>
+          </w:p>
+        </w:tc>
+        <w:tc>
+          <w:tcPr/>
+          <w:p>
+            <w:pPr>
+              <w:pStyle w:val="Compact"/>
+            </w:pPr>
+            <w:r>
+              <w:t xml:space="preserve">20:00-22:00</w:t>
+            </w:r>
+          </w:p>
+        </w:tc>
+        <w:tc>
+          <w:tcPr/>
+          <w:p>
+            <w:pPr>
+              <w:pStyle w:val="Compact"/>
+            </w:pPr>
+            <w:r>
+              <w:rPr>
+                <w:rFonts w:hint="eastAsia"/>
+              </w:rPr>
+              <w:t xml:space="preserve">自由活动或睡觉推进时间</w:t>
             </w:r>
           </w:p>
         </w:tc>
@@ -16556,9 +17914,319 @@
         </w:pict>
       </w:r>
     </w:p>
-    <w:bookmarkEnd w:id="82"/>
-    <w:bookmarkEnd w:id="83"/>
-    <w:bookmarkStart w:id="85" w:name="技术设计"/>
+    <w:bookmarkEnd w:id="89"/>
+    <w:bookmarkStart w:id="90" w:name="季节系统"/>
+    <w:p>
+      <w:pPr>
+        <w:pStyle w:val="Heading2"/>
+      </w:pPr>
+      <w:r>
+        <w:rPr>
+          <w:rFonts w:hint="eastAsia"/>
+        </w:rPr>
+        <w:t xml:space="preserve">季节系统</w:t>
+      </w:r>
+    </w:p>
+    <w:p>
+      <w:pPr>
+        <w:pStyle w:val="FirstParagraph"/>
+      </w:pPr>
+      <w:r>
+        <w:rPr>
+          <w:rFonts w:hint="eastAsia"/>
+        </w:rPr>
+        <w:t xml:space="preserve">茂名地处热带亚热带，季节特征：</w:t>
+      </w:r>
+    </w:p>
+    <w:tbl>
+      <w:tblPr>
+        <w:tblStyle w:val="Table"/>
+        <w:tblW w:type="auto" w:w="0"/>
+        <w:tblLook w:firstRow="1" w:lastRow="0" w:firstColumn="0" w:lastColumn="0" w:noHBand="0" w:noVBand="0" w:val="0020"/>
+      </w:tblPr>
+      <w:tblGrid>
+        <w:gridCol w:w="2640"/>
+        <w:gridCol w:w="2640"/>
+        <w:gridCol w:w="2640"/>
+      </w:tblGrid>
+      <w:tr>
+        <w:trPr>
+          <w:tblHeader w:val="on"/>
+        </w:trPr>
+        <w:tc>
+          <w:tcPr/>
+          <w:p>
+            <w:pPr>
+              <w:pStyle w:val="Compact"/>
+            </w:pPr>
+            <w:r>
+              <w:rPr>
+                <w:rFonts w:hint="eastAsia"/>
+              </w:rPr>
+              <w:t xml:space="preserve">季节</w:t>
+            </w:r>
+          </w:p>
+        </w:tc>
+        <w:tc>
+          <w:tcPr/>
+          <w:p>
+            <w:pPr>
+              <w:pStyle w:val="Compact"/>
+            </w:pPr>
+            <w:r>
+              <w:rPr>
+                <w:rFonts w:hint="eastAsia"/>
+              </w:rPr>
+              <w:t xml:space="preserve">特征</w:t>
+            </w:r>
+          </w:p>
+        </w:tc>
+        <w:tc>
+          <w:tcPr/>
+          <w:p>
+            <w:pPr>
+              <w:pStyle w:val="Compact"/>
+            </w:pPr>
+            <w:r>
+              <w:rPr>
+                <w:rFonts w:hint="eastAsia"/>
+              </w:rPr>
+              <w:t xml:space="preserve">事件池</w:t>
+            </w:r>
+          </w:p>
+        </w:tc>
+      </w:tr>
+      <w:tr>
+        <w:tc>
+          <w:tcPr/>
+          <w:p>
+            <w:pPr>
+              <w:pStyle w:val="Compact"/>
+            </w:pPr>
+            <w:r>
+              <w:rPr>
+                <w:rFonts w:hint="eastAsia"/>
+                <w:b/>
+                <w:bCs/>
+              </w:rPr>
+              <w:t xml:space="preserve">春季</w:t>
+            </w:r>
+            <w:r>
+              <w:t xml:space="preserve"> </w:t>
+            </w:r>
+            <w:r>
+              <w:rPr>
+                <w:rFonts w:hint="eastAsia"/>
+              </w:rPr>
+              <w:t xml:space="preserve">(3-5月)</w:t>
+            </w:r>
+          </w:p>
+        </w:tc>
+        <w:tc>
+          <w:tcPr/>
+          <w:p>
+            <w:pPr>
+              <w:pStyle w:val="Compact"/>
+            </w:pPr>
+            <w:r>
+              <w:rPr>
+                <w:rFonts w:hint="eastAsia"/>
+              </w:rPr>
+              <w:t xml:space="preserve">温暖、潮湿、年例在正月</w:t>
+            </w:r>
+          </w:p>
+        </w:tc>
+        <w:tc>
+          <w:tcPr/>
+          <w:p>
+            <w:pPr>
+              <w:pStyle w:val="Compact"/>
+            </w:pPr>
+            <w:r>
+              <w:rPr>
+                <w:rFonts w:hint="eastAsia"/>
+              </w:rPr>
+              <w:t xml:space="preserve">年例事件、荔枝花季</w:t>
+            </w:r>
+          </w:p>
+        </w:tc>
+      </w:tr>
+      <w:tr>
+        <w:tc>
+          <w:tcPr/>
+          <w:p>
+            <w:pPr>
+              <w:pStyle w:val="Compact"/>
+            </w:pPr>
+            <w:r>
+              <w:rPr>
+                <w:rFonts w:hint="eastAsia"/>
+                <w:b/>
+                <w:bCs/>
+              </w:rPr>
+              <w:t xml:space="preserve">夏季</w:t>
+            </w:r>
+            <w:r>
+              <w:t xml:space="preserve"> </w:t>
+            </w:r>
+            <w:r>
+              <w:rPr>
+                <w:rFonts w:hint="eastAsia"/>
+              </w:rPr>
+              <w:t xml:space="preserve">(6-8月)</w:t>
+            </w:r>
+          </w:p>
+        </w:tc>
+        <w:tc>
+          <w:tcPr/>
+          <w:p>
+            <w:pPr>
+              <w:pStyle w:val="Compact"/>
+            </w:pPr>
+            <w:r>
+              <w:rPr>
+                <w:rFonts w:hint="eastAsia"/>
+              </w:rPr>
+              <w:t xml:space="preserve">漫长、炎热、台风季</w:t>
+            </w:r>
+          </w:p>
+        </w:tc>
+        <w:tc>
+          <w:tcPr/>
+          <w:p>
+            <w:pPr>
+              <w:pStyle w:val="Compact"/>
+            </w:pPr>
+            <w:r>
+              <w:rPr>
+                <w:rFonts w:hint="eastAsia"/>
+              </w:rPr>
+              <w:t xml:space="preserve">干农活、台风事件、放暑假</w:t>
+            </w:r>
+          </w:p>
+        </w:tc>
+      </w:tr>
+      <w:tr>
+        <w:tc>
+          <w:tcPr/>
+          <w:p>
+            <w:pPr>
+              <w:pStyle w:val="Compact"/>
+            </w:pPr>
+            <w:r>
+              <w:rPr>
+                <w:rFonts w:hint="eastAsia"/>
+                <w:b/>
+                <w:bCs/>
+              </w:rPr>
+              <w:t xml:space="preserve">秋季</w:t>
+            </w:r>
+            <w:r>
+              <w:t xml:space="preserve"> </w:t>
+            </w:r>
+            <w:r>
+              <w:rPr>
+                <w:rFonts w:hint="eastAsia"/>
+              </w:rPr>
+              <w:t xml:space="preserve">(9-11月)</w:t>
+            </w:r>
+          </w:p>
+        </w:tc>
+        <w:tc>
+          <w:tcPr/>
+          <w:p>
+            <w:pPr>
+              <w:pStyle w:val="Compact"/>
+            </w:pPr>
+            <w:r>
+              <w:rPr>
+                <w:rFonts w:hint="eastAsia"/>
+              </w:rPr>
+              <w:t xml:space="preserve">短暂、凉爽</w:t>
+            </w:r>
+          </w:p>
+        </w:tc>
+        <w:tc>
+          <w:tcPr/>
+          <w:p>
+            <w:pPr>
+              <w:pStyle w:val="Compact"/>
+            </w:pPr>
+            <w:r>
+              <w:rPr>
+                <w:rFonts w:hint="eastAsia"/>
+              </w:rPr>
+              <w:t xml:space="preserve">荔枝/龙眼收获、学校开学</w:t>
+            </w:r>
+          </w:p>
+        </w:tc>
+      </w:tr>
+      <w:tr>
+        <w:tc>
+          <w:tcPr/>
+          <w:p>
+            <w:pPr>
+              <w:pStyle w:val="Compact"/>
+            </w:pPr>
+            <w:r>
+              <w:rPr>
+                <w:rFonts w:hint="eastAsia"/>
+                <w:b/>
+                <w:bCs/>
+              </w:rPr>
+              <w:t xml:space="preserve">冬季</w:t>
+            </w:r>
+            <w:r>
+              <w:t xml:space="preserve"> </w:t>
+            </w:r>
+            <w:r>
+              <w:rPr>
+                <w:rFonts w:hint="eastAsia"/>
+              </w:rPr>
+              <w:t xml:space="preserve">(12-2月)</w:t>
+            </w:r>
+          </w:p>
+        </w:tc>
+        <w:tc>
+          <w:tcPr/>
+          <w:p>
+            <w:pPr>
+              <w:pStyle w:val="Compact"/>
+            </w:pPr>
+            <w:r>
+              <w:rPr>
+                <w:rFonts w:hint="eastAsia"/>
+              </w:rPr>
+              <w:t xml:space="preserve">短暂、较冷</w:t>
+            </w:r>
+          </w:p>
+        </w:tc>
+        <w:tc>
+          <w:tcPr/>
+          <w:p>
+            <w:pPr>
+              <w:pStyle w:val="Compact"/>
+            </w:pPr>
+            <w:r>
+              <w:rPr>
+                <w:rFonts w:hint="eastAsia"/>
+              </w:rPr>
+              <w:t xml:space="preserve">过年、寒假、写作业</w:t>
+            </w:r>
+          </w:p>
+        </w:tc>
+      </w:tr>
+    </w:tbl>
+    <w:p>
+      <w:r>
+        <w:pict>
+          <v:rect style="width:0;height:1.5pt" o:hralign="center" o:hrstd="t" o:hr="t"/>
+        </w:pict>
+      </w:r>
+    </w:p>
+    <w:bookmarkEnd w:id="90"/>
+    <w:bookmarkEnd w:id="91"/>
+    <w:bookmarkStart w:id="93" w:name="技术设计"/>
     <w:p>
       <w:pPr>
         <w:pStyle w:val="Heading1"/>
@@ -16573,7 +18241,7 @@
         <w:t xml:space="preserve">技术设计</w:t>
       </w:r>
     </w:p>
-    <w:bookmarkStart w:id="84" w:name="存档系统"/>
+    <w:bookmarkStart w:id="92" w:name="存档系统"/>
     <w:p>
       <w:pPr>
         <w:pStyle w:val="Heading2"/>
@@ -16829,9 +18497,9 @@
         </w:pict>
       </w:r>
     </w:p>
-    <w:bookmarkEnd w:id="84"/>
-    <w:bookmarkEnd w:id="85"/>
-    <w:bookmarkStart w:id="246" w:name="人物档案"/>
+    <w:bookmarkEnd w:id="92"/>
+    <w:bookmarkEnd w:id="93"/>
+    <w:bookmarkStart w:id="254" w:name="人物档案"/>
     <w:p>
       <w:pPr>
         <w:pStyle w:val="Heading1"/>
@@ -16843,7 +18511,7 @@
         <w:t xml:space="preserve">人物档案</w:t>
       </w:r>
     </w:p>
-    <w:bookmarkStart w:id="94" w:name="外婆"/>
+    <w:bookmarkStart w:id="102" w:name="外婆"/>
     <w:p>
       <w:pPr>
         <w:pStyle w:val="Heading2"/>
@@ -16855,7 +18523,7 @@
         <w:t xml:space="preserve">外婆</w:t>
       </w:r>
     </w:p>
-    <w:bookmarkStart w:id="86" w:name="基本信息"/>
+    <w:bookmarkStart w:id="94" w:name="基本信息"/>
     <w:p>
       <w:pPr>
         <w:pStyle w:val="Heading3"/>
@@ -17004,8 +18672,8 @@
         </w:tc>
       </w:tr>
     </w:tbl>
-    <w:bookmarkEnd w:id="86"/>
-    <w:bookmarkStart w:id="87" w:name="人物小传"/>
+    <w:bookmarkEnd w:id="94"/>
+    <w:bookmarkStart w:id="95" w:name="人物小传"/>
     <w:p>
       <w:pPr>
         <w:pStyle w:val="Heading3"/>
@@ -17061,8 +18729,8 @@
         <w:t xml:space="preserve">她对主角是真心疼的。这个孩子不是自己生的，但来了就是自己家的。她会偷偷给主角塞零食，会在其他大人不在的时候多说几句贴心话。但她的精力有限，要操心的事情太多，有时候顾不上主角的情绪——不是不关心，是真的忙不过来。</w:t>
       </w:r>
     </w:p>
-    <w:bookmarkEnd w:id="87"/>
-    <w:bookmarkStart w:id="88" w:name="性格特点"/>
+    <w:bookmarkEnd w:id="95"/>
+    <w:bookmarkStart w:id="96" w:name="性格特点"/>
     <w:p>
       <w:pPr>
         <w:pStyle w:val="Heading3"/>
@@ -17079,7 +18747,7 @@
         <w:pStyle w:val="Compact"/>
         <w:numPr>
           <w:ilvl w:val="0"/>
-          <w:numId w:val="1016"/>
+          <w:numId w:val="1025"/>
         </w:numPr>
       </w:pPr>
       <w:r>
@@ -17120,7 +18788,7 @@
         <w:pStyle w:val="Compact"/>
         <w:numPr>
           <w:ilvl w:val="0"/>
-          <w:numId w:val="1016"/>
+          <w:numId w:val="1025"/>
         </w:numPr>
       </w:pPr>
       <w:r>
@@ -17143,7 +18811,7 @@
         <w:pStyle w:val="Compact"/>
         <w:numPr>
           <w:ilvl w:val="0"/>
-          <w:numId w:val="1016"/>
+          <w:numId w:val="1025"/>
         </w:numPr>
       </w:pPr>
       <w:r>
@@ -17166,7 +18834,7 @@
         <w:pStyle w:val="Compact"/>
         <w:numPr>
           <w:ilvl w:val="0"/>
-          <w:numId w:val="1016"/>
+          <w:numId w:val="1025"/>
         </w:numPr>
       </w:pPr>
       <w:r>
@@ -17184,8 +18852,8 @@
         <w:t xml:space="preserve">：家里的难处她都知道——舅舅的心灰、舅妈的辛苦、外公的沉默——但她不说破，默默撑着</w:t>
       </w:r>
     </w:p>
-    <w:bookmarkEnd w:id="88"/>
-    <w:bookmarkStart w:id="89" w:name="说话方式"/>
+    <w:bookmarkEnd w:id="96"/>
+    <w:bookmarkStart w:id="97" w:name="说话方式"/>
     <w:p>
       <w:pPr>
         <w:pStyle w:val="Heading3"/>
@@ -17202,7 +18870,7 @@
         <w:pStyle w:val="Compact"/>
         <w:numPr>
           <w:ilvl w:val="0"/>
-          <w:numId w:val="1017"/>
+          <w:numId w:val="1026"/>
         </w:numPr>
       </w:pPr>
       <w:r>
@@ -17217,7 +18885,7 @@
         <w:pStyle w:val="Compact"/>
         <w:numPr>
           <w:ilvl w:val="0"/>
-          <w:numId w:val="1017"/>
+          <w:numId w:val="1026"/>
         </w:numPr>
       </w:pPr>
       <w:r>
@@ -17250,7 +18918,7 @@
         <w:pStyle w:val="Compact"/>
         <w:numPr>
           <w:ilvl w:val="0"/>
-          <w:numId w:val="1017"/>
+          <w:numId w:val="1026"/>
         </w:numPr>
       </w:pPr>
       <w:r>
@@ -17265,7 +18933,7 @@
         <w:pStyle w:val="Compact"/>
         <w:numPr>
           <w:ilvl w:val="0"/>
-          <w:numId w:val="1017"/>
+          <w:numId w:val="1026"/>
         </w:numPr>
       </w:pPr>
       <w:r>
@@ -17275,8 +18943,8 @@
         <w:t xml:space="preserve">偶尔冒出一两句老话、谚语</w:t>
       </w:r>
     </w:p>
-    <w:bookmarkEnd w:id="89"/>
-    <w:bookmarkStart w:id="90" w:name="与女儿主角妈妈的感情"/>
+    <w:bookmarkEnd w:id="97"/>
+    <w:bookmarkStart w:id="98" w:name="与女儿主角妈妈的感情"/>
     <w:p>
       <w:pPr>
         <w:pStyle w:val="Heading3"/>
@@ -17332,8 +19000,8 @@
         <w:t xml:space="preserve">她对主角的好，有一部分是对女儿的牵挂——你照顾好她的孩子，就是帮了她最大的忙。主角是外婆和女儿之间的情感纽带，外婆照顾主角，某种程度上也是在替女儿尽母亲的责任。</w:t>
       </w:r>
     </w:p>
-    <w:bookmarkEnd w:id="90"/>
-    <w:bookmarkStart w:id="91" w:name="与主角的关系"/>
+    <w:bookmarkEnd w:id="98"/>
+    <w:bookmarkStart w:id="99" w:name="与主角的关系"/>
     <w:p>
       <w:pPr>
         <w:pStyle w:val="Heading3"/>
@@ -17496,8 +19164,8 @@
         <w:t xml:space="preserve">外婆是主角在乡下最先建立情感联系的人。她不会说什么大道理，但她的存在本身就是一种安全感。</w:t>
       </w:r>
     </w:p>
-    <w:bookmarkEnd w:id="91"/>
-    <w:bookmarkStart w:id="92" w:name="参与事件"/>
+    <w:bookmarkEnd w:id="99"/>
+    <w:bookmarkStart w:id="100" w:name="参与事件"/>
     <w:p>
       <w:pPr>
         <w:pStyle w:val="Heading3"/>
@@ -17514,7 +19182,7 @@
         <w:pStyle w:val="Compact"/>
         <w:numPr>
           <w:ilvl w:val="0"/>
-          <w:numId w:val="1018"/>
+          <w:numId w:val="1027"/>
         </w:numPr>
       </w:pPr>
       <w:r>
@@ -17529,7 +19197,7 @@
         <w:pStyle w:val="Compact"/>
         <w:numPr>
           <w:ilvl w:val="0"/>
-          <w:numId w:val="1018"/>
+          <w:numId w:val="1027"/>
         </w:numPr>
       </w:pPr>
       <w:r>
@@ -17544,7 +19212,7 @@
         <w:pStyle w:val="Compact"/>
         <w:numPr>
           <w:ilvl w:val="0"/>
-          <w:numId w:val="1018"/>
+          <w:numId w:val="1027"/>
         </w:numPr>
       </w:pPr>
       <w:r>
@@ -17559,7 +19227,7 @@
         <w:pStyle w:val="Compact"/>
         <w:numPr>
           <w:ilvl w:val="0"/>
-          <w:numId w:val="1018"/>
+          <w:numId w:val="1027"/>
         </w:numPr>
       </w:pPr>
       <w:r>
@@ -17569,8 +19237,8 @@
         <w:t xml:space="preserve">主角想家时的安慰事件</w:t>
       </w:r>
     </w:p>
-    <w:bookmarkEnd w:id="92"/>
-    <w:bookmarkStart w:id="93" w:name="视觉设计参考"/>
+    <w:bookmarkEnd w:id="100"/>
+    <w:bookmarkStart w:id="101" w:name="视觉设计参考"/>
     <w:p>
       <w:pPr>
         <w:pStyle w:val="Heading3"/>
@@ -17587,7 +19255,7 @@
         <w:pStyle w:val="Compact"/>
         <w:numPr>
           <w:ilvl w:val="0"/>
-          <w:numId w:val="1019"/>
+          <w:numId w:val="1028"/>
         </w:numPr>
       </w:pPr>
       <w:r>
@@ -17602,7 +19270,7 @@
         <w:pStyle w:val="Compact"/>
         <w:numPr>
           <w:ilvl w:val="0"/>
-          <w:numId w:val="1019"/>
+          <w:numId w:val="1028"/>
         </w:numPr>
       </w:pPr>
       <w:r>
@@ -17617,7 +19285,7 @@
         <w:pStyle w:val="Compact"/>
         <w:numPr>
           <w:ilvl w:val="0"/>
-          <w:numId w:val="1019"/>
+          <w:numId w:val="1028"/>
         </w:numPr>
       </w:pPr>
       <w:r>
@@ -17634,9 +19302,9 @@
         </w:pict>
       </w:r>
     </w:p>
-    <w:bookmarkEnd w:id="93"/>
-    <w:bookmarkEnd w:id="94"/>
-    <w:bookmarkStart w:id="104" w:name="外公"/>
+    <w:bookmarkEnd w:id="101"/>
+    <w:bookmarkEnd w:id="102"/>
+    <w:bookmarkStart w:id="112" w:name="外公"/>
     <w:p>
       <w:pPr>
         <w:pStyle w:val="Heading2"/>
@@ -17648,7 +19316,7 @@
         <w:t xml:space="preserve">外公</w:t>
       </w:r>
     </w:p>
-    <w:bookmarkStart w:id="95" w:name="基本信息-1"/>
+    <w:bookmarkStart w:id="103" w:name="基本信息-1"/>
     <w:p>
       <w:pPr>
         <w:pStyle w:val="Heading3"/>
@@ -17797,8 +19465,8 @@
         </w:tc>
       </w:tr>
     </w:tbl>
-    <w:bookmarkEnd w:id="95"/>
-    <w:bookmarkStart w:id="96" w:name="人物小传-1"/>
+    <w:bookmarkEnd w:id="103"/>
+    <w:bookmarkStart w:id="104" w:name="人物小传-1"/>
     <w:p>
       <w:pPr>
         <w:pStyle w:val="Heading3"/>
@@ -17887,8 +19555,8 @@
         <w:t xml:space="preserve">这就是他的爱的方式——不解释，不邀功，只是默默把东西带到你面前。</w:t>
       </w:r>
     </w:p>
-    <w:bookmarkEnd w:id="96"/>
-    <w:bookmarkStart w:id="97" w:name="性格特点-1"/>
+    <w:bookmarkEnd w:id="104"/>
+    <w:bookmarkStart w:id="105" w:name="性格特点-1"/>
     <w:p>
       <w:pPr>
         <w:pStyle w:val="Heading3"/>
@@ -17905,7 +19573,7 @@
         <w:pStyle w:val="Compact"/>
         <w:numPr>
           <w:ilvl w:val="0"/>
-          <w:numId w:val="1020"/>
+          <w:numId w:val="1029"/>
         </w:numPr>
       </w:pPr>
       <w:r>
@@ -17928,7 +19596,7 @@
         <w:pStyle w:val="Compact"/>
         <w:numPr>
           <w:ilvl w:val="0"/>
-          <w:numId w:val="1020"/>
+          <w:numId w:val="1029"/>
         </w:numPr>
       </w:pPr>
       <w:r>
@@ -17951,7 +19619,7 @@
         <w:pStyle w:val="Compact"/>
         <w:numPr>
           <w:ilvl w:val="0"/>
-          <w:numId w:val="1020"/>
+          <w:numId w:val="1029"/>
         </w:numPr>
       </w:pPr>
       <w:r>
@@ -17974,7 +19642,7 @@
         <w:pStyle w:val="Compact"/>
         <w:numPr>
           <w:ilvl w:val="0"/>
-          <w:numId w:val="1020"/>
+          <w:numId w:val="1029"/>
         </w:numPr>
       </w:pPr>
       <w:r>
@@ -17997,7 +19665,7 @@
         <w:pStyle w:val="Compact"/>
         <w:numPr>
           <w:ilvl w:val="0"/>
-          <w:numId w:val="1020"/>
+          <w:numId w:val="1029"/>
         </w:numPr>
       </w:pPr>
       <w:r>
@@ -18020,7 +19688,7 @@
         <w:pStyle w:val="Compact"/>
         <w:numPr>
           <w:ilvl w:val="0"/>
-          <w:numId w:val="1020"/>
+          <w:numId w:val="1029"/>
         </w:numPr>
       </w:pPr>
       <w:r>
@@ -18038,8 +19706,8 @@
         <w:t xml:space="preserve">：年轻时卷入过一场南边的仗（非正式军人），回来后性格大变，从那以后不再多说话</w:t>
       </w:r>
     </w:p>
-    <w:bookmarkEnd w:id="97"/>
-    <w:bookmarkStart w:id="98" w:name="年轻时的外公"/>
+    <w:bookmarkEnd w:id="105"/>
+    <w:bookmarkStart w:id="106" w:name="年轻时的外公"/>
     <w:p>
       <w:pPr>
         <w:pStyle w:val="Heading3"/>
@@ -18110,8 +19778,8 @@
         <w:t xml:space="preserve">等模糊表述。玩家不需要知道具体是什么战争，只需要感受到一个被改变过的老人。</w:t>
       </w:r>
     </w:p>
-    <w:bookmarkEnd w:id="98"/>
-    <w:bookmarkStart w:id="99" w:name="说话方式-1"/>
+    <w:bookmarkEnd w:id="106"/>
+    <w:bookmarkStart w:id="107" w:name="说话方式-1"/>
     <w:p>
       <w:pPr>
         <w:pStyle w:val="Heading3"/>
@@ -18128,7 +19796,7 @@
         <w:pStyle w:val="Compact"/>
         <w:numPr>
           <w:ilvl w:val="0"/>
-          <w:numId w:val="1021"/>
+          <w:numId w:val="1030"/>
         </w:numPr>
       </w:pPr>
       <w:r>
@@ -18161,7 +19829,7 @@
         <w:pStyle w:val="Compact"/>
         <w:numPr>
           <w:ilvl w:val="0"/>
-          <w:numId w:val="1021"/>
+          <w:numId w:val="1030"/>
         </w:numPr>
       </w:pPr>
       <w:r>
@@ -18176,7 +19844,7 @@
         <w:pStyle w:val="Compact"/>
         <w:numPr>
           <w:ilvl w:val="0"/>
-          <w:numId w:val="1021"/>
+          <w:numId w:val="1030"/>
         </w:numPr>
       </w:pPr>
       <w:r>
@@ -18186,8 +19854,8 @@
         <w:t xml:space="preserve">对主角偶尔蹦出一句让人记住很久的话，比如”鱼要慢慢喂，急不得”</w:t>
       </w:r>
     </w:p>
-    <w:bookmarkEnd w:id="99"/>
-    <w:bookmarkStart w:id="100" w:name="与主角的关系-1"/>
+    <w:bookmarkEnd w:id="107"/>
+    <w:bookmarkStart w:id="108" w:name="与主角的关系-1"/>
     <w:p>
       <w:pPr>
         <w:pStyle w:val="Heading3"/>
@@ -18351,8 +20019,8 @@
         <w:t xml:space="preserve">外公是主角”沉默中的关爱”的来源。他不表达，但如果你感受得到，那就是最深的一种信任。</w:t>
       </w:r>
     </w:p>
-    <w:bookmarkEnd w:id="100"/>
-    <w:bookmarkStart w:id="101" w:name="与舅舅的关系"/>
+    <w:bookmarkEnd w:id="108"/>
+    <w:bookmarkStart w:id="109" w:name="与舅舅的关系"/>
     <w:p>
       <w:pPr>
         <w:pStyle w:val="Heading3"/>
@@ -18419,8 +20087,8 @@
         <w:t xml:space="preserve">外公是”做不说”的人，舅舅是”说但没做成”的人。方向相反，但根上是一样的倔。</w:t>
       </w:r>
     </w:p>
-    <w:bookmarkEnd w:id="101"/>
-    <w:bookmarkStart w:id="102" w:name="参与事件-1"/>
+    <w:bookmarkEnd w:id="109"/>
+    <w:bookmarkStart w:id="110" w:name="参与事件-1"/>
     <w:p>
       <w:pPr>
         <w:pStyle w:val="Heading3"/>
@@ -18437,7 +20105,7 @@
         <w:pStyle w:val="Compact"/>
         <w:numPr>
           <w:ilvl w:val="0"/>
-          <w:numId w:val="1022"/>
+          <w:numId w:val="1031"/>
         </w:numPr>
       </w:pPr>
       <w:r>
@@ -18452,7 +20120,7 @@
         <w:pStyle w:val="Compact"/>
         <w:numPr>
           <w:ilvl w:val="0"/>
-          <w:numId w:val="1022"/>
+          <w:numId w:val="1031"/>
         </w:numPr>
       </w:pPr>
       <w:r>
@@ -18467,7 +20135,7 @@
         <w:pStyle w:val="Compact"/>
         <w:numPr>
           <w:ilvl w:val="0"/>
-          <w:numId w:val="1022"/>
+          <w:numId w:val="1031"/>
         </w:numPr>
       </w:pPr>
       <w:r>
@@ -18482,7 +20150,7 @@
         <w:pStyle w:val="Compact"/>
         <w:numPr>
           <w:ilvl w:val="0"/>
-          <w:numId w:val="1022"/>
+          <w:numId w:val="1031"/>
         </w:numPr>
       </w:pPr>
       <w:r>
@@ -18497,7 +20165,7 @@
         <w:pStyle w:val="Compact"/>
         <w:numPr>
           <w:ilvl w:val="0"/>
-          <w:numId w:val="1022"/>
+          <w:numId w:val="1031"/>
         </w:numPr>
       </w:pPr>
       <w:r>
@@ -18512,7 +20180,7 @@
         <w:pStyle w:val="Compact"/>
         <w:numPr>
           <w:ilvl w:val="0"/>
-          <w:numId w:val="1022"/>
+          <w:numId w:val="1031"/>
         </w:numPr>
       </w:pPr>
       <w:r>
@@ -18522,8 +20190,8 @@
         <w:t xml:space="preserve">暴雨天抢收鱼塘（危机事件）</w:t>
       </w:r>
     </w:p>
-    <w:bookmarkEnd w:id="102"/>
-    <w:bookmarkStart w:id="103" w:name="视觉设计参考-1"/>
+    <w:bookmarkEnd w:id="110"/>
+    <w:bookmarkStart w:id="111" w:name="视觉设计参考-1"/>
     <w:p>
       <w:pPr>
         <w:pStyle w:val="Heading3"/>
@@ -18540,7 +20208,7 @@
         <w:pStyle w:val="Compact"/>
         <w:numPr>
           <w:ilvl w:val="0"/>
-          <w:numId w:val="1023"/>
+          <w:numId w:val="1032"/>
         </w:numPr>
       </w:pPr>
       <w:r>
@@ -18555,7 +20223,7 @@
         <w:pStyle w:val="Compact"/>
         <w:numPr>
           <w:ilvl w:val="0"/>
-          <w:numId w:val="1023"/>
+          <w:numId w:val="1032"/>
         </w:numPr>
       </w:pPr>
       <w:r>
@@ -18570,7 +20238,7 @@
         <w:pStyle w:val="Compact"/>
         <w:numPr>
           <w:ilvl w:val="0"/>
-          <w:numId w:val="1023"/>
+          <w:numId w:val="1032"/>
         </w:numPr>
       </w:pPr>
       <w:r>
@@ -18587,9 +20255,9 @@
         </w:pict>
       </w:r>
     </w:p>
-    <w:bookmarkEnd w:id="103"/>
-    <w:bookmarkEnd w:id="104"/>
-    <w:bookmarkStart w:id="115" w:name="舅舅"/>
+    <w:bookmarkEnd w:id="111"/>
+    <w:bookmarkEnd w:id="112"/>
+    <w:bookmarkStart w:id="123" w:name="舅舅"/>
     <w:p>
       <w:pPr>
         <w:pStyle w:val="Heading2"/>
@@ -18601,7 +20269,7 @@
         <w:t xml:space="preserve">舅舅</w:t>
       </w:r>
     </w:p>
-    <w:bookmarkStart w:id="105" w:name="基本信息-2"/>
+    <w:bookmarkStart w:id="113" w:name="基本信息-2"/>
     <w:p>
       <w:pPr>
         <w:pStyle w:val="Heading3"/>
@@ -18750,8 +20418,8 @@
         </w:tc>
       </w:tr>
     </w:tbl>
-    <w:bookmarkEnd w:id="105"/>
-    <w:bookmarkStart w:id="106" w:name="人物小传-2"/>
+    <w:bookmarkEnd w:id="113"/>
+    <w:bookmarkStart w:id="114" w:name="人物小传-2"/>
     <w:p>
       <w:pPr>
         <w:pStyle w:val="Heading3"/>
@@ -18818,8 +20486,8 @@
         <w:t xml:space="preserve">但他不是坏人。他严厉，是因为他对自己也严厉。他不善于表达关心，是因为没人教过他怎么表达。如果家里遇到大事——比如台风、比如需要做重要决定——他是会站出来的那个人。</w:t>
       </w:r>
     </w:p>
-    <w:bookmarkEnd w:id="106"/>
-    <w:bookmarkStart w:id="107" w:name="性格特点-2"/>
+    <w:bookmarkEnd w:id="114"/>
+    <w:bookmarkStart w:id="115" w:name="性格特点-2"/>
     <w:p>
       <w:pPr>
         <w:pStyle w:val="Heading3"/>
@@ -18836,7 +20504,7 @@
         <w:pStyle w:val="Compact"/>
         <w:numPr>
           <w:ilvl w:val="0"/>
-          <w:numId w:val="1024"/>
+          <w:numId w:val="1033"/>
         </w:numPr>
       </w:pPr>
       <w:r>
@@ -18859,7 +20527,7 @@
         <w:pStyle w:val="Compact"/>
         <w:numPr>
           <w:ilvl w:val="0"/>
-          <w:numId w:val="1024"/>
+          <w:numId w:val="1033"/>
         </w:numPr>
       </w:pPr>
       <w:r>
@@ -18882,7 +20550,7 @@
         <w:pStyle w:val="Compact"/>
         <w:numPr>
           <w:ilvl w:val="0"/>
-          <w:numId w:val="1024"/>
+          <w:numId w:val="1033"/>
         </w:numPr>
       </w:pPr>
       <w:r>
@@ -18905,7 +20573,7 @@
         <w:pStyle w:val="Compact"/>
         <w:numPr>
           <w:ilvl w:val="0"/>
-          <w:numId w:val="1024"/>
+          <w:numId w:val="1033"/>
         </w:numPr>
       </w:pPr>
       <w:r>
@@ -18928,7 +20596,7 @@
         <w:pStyle w:val="Compact"/>
         <w:numPr>
           <w:ilvl w:val="0"/>
-          <w:numId w:val="1024"/>
+          <w:numId w:val="1033"/>
         </w:numPr>
       </w:pPr>
       <w:r>
@@ -18946,8 +20614,8 @@
         <w:t xml:space="preserve">：别人一句无心的话可能戳到他的痛处，尤其是关于”城里”的话题</w:t>
       </w:r>
     </w:p>
-    <w:bookmarkEnd w:id="107"/>
-    <w:bookmarkStart w:id="108" w:name="说话方式-2"/>
+    <w:bookmarkEnd w:id="115"/>
+    <w:bookmarkStart w:id="116" w:name="说话方式-2"/>
     <w:p>
       <w:pPr>
         <w:pStyle w:val="Heading3"/>
@@ -18964,7 +20632,7 @@
         <w:pStyle w:val="Compact"/>
         <w:numPr>
           <w:ilvl w:val="0"/>
-          <w:numId w:val="1025"/>
+          <w:numId w:val="1034"/>
         </w:numPr>
       </w:pPr>
       <w:r>
@@ -18979,7 +20647,7 @@
         <w:pStyle w:val="Compact"/>
         <w:numPr>
           <w:ilvl w:val="0"/>
-          <w:numId w:val="1025"/>
+          <w:numId w:val="1034"/>
         </w:numPr>
       </w:pPr>
       <w:r>
@@ -18994,7 +20662,7 @@
         <w:pStyle w:val="Compact"/>
         <w:numPr>
           <w:ilvl w:val="0"/>
-          <w:numId w:val="1025"/>
+          <w:numId w:val="1034"/>
         </w:numPr>
       </w:pPr>
       <w:r>
@@ -19027,7 +20695,7 @@
         <w:pStyle w:val="Compact"/>
         <w:numPr>
           <w:ilvl w:val="0"/>
-          <w:numId w:val="1025"/>
+          <w:numId w:val="1034"/>
         </w:numPr>
       </w:pPr>
       <w:r>
@@ -19037,8 +20705,8 @@
         <w:t xml:space="preserve">喝了酒之后可能会多说几句，但说的也都是牢骚</w:t>
       </w:r>
     </w:p>
-    <w:bookmarkEnd w:id="108"/>
-    <w:bookmarkStart w:id="109" w:name="与主角的关系-2"/>
+    <w:bookmarkEnd w:id="116"/>
+    <w:bookmarkStart w:id="117" w:name="与主角的关系-2"/>
     <w:p>
       <w:pPr>
         <w:pStyle w:val="Heading3"/>
@@ -19201,8 +20869,8 @@
         <w:t xml:space="preserve">舅舅是主角理解”大人也不容易”的窗口。他不是英雄，也不是反派，只是一个被生活打败了但还在硬撑的人。</w:t>
       </w:r>
     </w:p>
-    <w:bookmarkEnd w:id="109"/>
-    <w:bookmarkStart w:id="110" w:name="与舅妈的关系"/>
+    <w:bookmarkEnd w:id="117"/>
+    <w:bookmarkStart w:id="118" w:name="与舅妈的关系"/>
     <w:p>
       <w:pPr>
         <w:pStyle w:val="Heading3"/>
@@ -19276,8 +20944,8 @@
         <w:t xml:space="preserve">。他喜欢热闹，喜欢家里有人来。舅妈一边骂他”又叫人来，饭都不够吃”，一边去厨房多炒两个菜。</w:t>
       </w:r>
     </w:p>
-    <w:bookmarkEnd w:id="110"/>
-    <w:bookmarkStart w:id="111" w:name="与外公的关系"/>
+    <w:bookmarkEnd w:id="118"/>
+    <w:bookmarkStart w:id="119" w:name="与外公的关系"/>
     <w:p>
       <w:pPr>
         <w:pStyle w:val="Heading3"/>
@@ -19333,8 +21001,8 @@
         <w:t xml:space="preserve">两人不吵架，但暗涌不断。真遇到大事——台风来了、鱼塘出问题——舅舅是能扛的，外公也知道。父子俩平时各干各的，危机时刻不用说就站到一起了。</w:t>
       </w:r>
     </w:p>
-    <w:bookmarkEnd w:id="111"/>
-    <w:bookmarkStart w:id="112" w:name="与两个儿子的关系"/>
+    <w:bookmarkEnd w:id="119"/>
+    <w:bookmarkStart w:id="120" w:name="与两个儿子的关系"/>
     <w:p>
       <w:pPr>
         <w:pStyle w:val="Heading3"/>
@@ -19408,8 +21076,8 @@
         <w:t xml:space="preserve">大表哥是”以前的舅舅”，二表哥是”现在的舅舅”。舅舅看着大表哥像是看到了要走自己老路的儿子，看着二表哥像是看到了已经走完这条路的自己。两个都让他心疼，但他一个都说不出口。</w:t>
       </w:r>
     </w:p>
-    <w:bookmarkEnd w:id="112"/>
-    <w:bookmarkStart w:id="113" w:name="参与事件-2"/>
+    <w:bookmarkEnd w:id="120"/>
+    <w:bookmarkStart w:id="121" w:name="参与事件-2"/>
     <w:p>
       <w:pPr>
         <w:pStyle w:val="Heading3"/>
@@ -19426,7 +21094,7 @@
         <w:pStyle w:val="Compact"/>
         <w:numPr>
           <w:ilvl w:val="0"/>
-          <w:numId w:val="1026"/>
+          <w:numId w:val="1035"/>
         </w:numPr>
       </w:pPr>
       <w:r>
@@ -19441,7 +21109,7 @@
         <w:pStyle w:val="Compact"/>
         <w:numPr>
           <w:ilvl w:val="0"/>
-          <w:numId w:val="1026"/>
+          <w:numId w:val="1035"/>
         </w:numPr>
       </w:pPr>
       <w:r>
@@ -19456,7 +21124,7 @@
         <w:pStyle w:val="Compact"/>
         <w:numPr>
           <w:ilvl w:val="0"/>
-          <w:numId w:val="1026"/>
+          <w:numId w:val="1035"/>
         </w:numPr>
       </w:pPr>
       <w:r>
@@ -19471,7 +21139,7 @@
         <w:pStyle w:val="Compact"/>
         <w:numPr>
           <w:ilvl w:val="0"/>
-          <w:numId w:val="1026"/>
+          <w:numId w:val="1035"/>
         </w:numPr>
       </w:pPr>
       <w:r>
@@ -19481,8 +21149,8 @@
         <w:t xml:space="preserve">酒后吐真言事件（情感事件）</w:t>
       </w:r>
     </w:p>
-    <w:bookmarkEnd w:id="113"/>
-    <w:bookmarkStart w:id="114" w:name="视觉设计参考-2"/>
+    <w:bookmarkEnd w:id="121"/>
+    <w:bookmarkStart w:id="122" w:name="视觉设计参考-2"/>
     <w:p>
       <w:pPr>
         <w:pStyle w:val="Heading3"/>
@@ -19499,7 +21167,7 @@
         <w:pStyle w:val="Compact"/>
         <w:numPr>
           <w:ilvl w:val="0"/>
-          <w:numId w:val="1027"/>
+          <w:numId w:val="1036"/>
         </w:numPr>
       </w:pPr>
       <w:r>
@@ -19514,7 +21182,7 @@
         <w:pStyle w:val="Compact"/>
         <w:numPr>
           <w:ilvl w:val="0"/>
-          <w:numId w:val="1027"/>
+          <w:numId w:val="1036"/>
         </w:numPr>
       </w:pPr>
       <w:r>
@@ -19529,7 +21197,7 @@
         <w:pStyle w:val="Compact"/>
         <w:numPr>
           <w:ilvl w:val="0"/>
-          <w:numId w:val="1027"/>
+          <w:numId w:val="1036"/>
         </w:numPr>
       </w:pPr>
       <w:r>
@@ -19546,9 +21214,9 @@
         </w:pict>
       </w:r>
     </w:p>
-    <w:bookmarkEnd w:id="114"/>
-    <w:bookmarkEnd w:id="115"/>
-    <w:bookmarkStart w:id="124" w:name="舅妈"/>
+    <w:bookmarkEnd w:id="122"/>
+    <w:bookmarkEnd w:id="123"/>
+    <w:bookmarkStart w:id="132" w:name="舅妈"/>
     <w:p>
       <w:pPr>
         <w:pStyle w:val="Heading2"/>
@@ -19560,7 +21228,7 @@
         <w:t xml:space="preserve">舅妈</w:t>
       </w:r>
     </w:p>
-    <w:bookmarkStart w:id="116" w:name="基本信息-3"/>
+    <w:bookmarkStart w:id="124" w:name="基本信息-3"/>
     <w:p>
       <w:pPr>
         <w:pStyle w:val="Heading3"/>
@@ -19709,8 +21377,8 @@
         </w:tc>
       </w:tr>
     </w:tbl>
-    <w:bookmarkEnd w:id="116"/>
-    <w:bookmarkStart w:id="117" w:name="人物小传-3"/>
+    <w:bookmarkEnd w:id="124"/>
+    <w:bookmarkStart w:id="125" w:name="人物小传-3"/>
     <w:p>
       <w:pPr>
         <w:pStyle w:val="Heading3"/>
@@ -19800,8 +21468,8 @@
         <w:t xml:space="preserve">舅妈对主角的照顾，有一部分是因为和主角妈妈的情分——你是她孩子，我待你跟待自己孩子一样。</w:t>
       </w:r>
     </w:p>
-    <w:bookmarkEnd w:id="117"/>
-    <w:bookmarkStart w:id="118" w:name="性格特点-3"/>
+    <w:bookmarkEnd w:id="125"/>
+    <w:bookmarkStart w:id="126" w:name="性格特点-3"/>
     <w:p>
       <w:pPr>
         <w:pStyle w:val="Heading3"/>
@@ -19818,7 +21486,7 @@
         <w:pStyle w:val="Compact"/>
         <w:numPr>
           <w:ilvl w:val="0"/>
-          <w:numId w:val="1028"/>
+          <w:numId w:val="1037"/>
         </w:numPr>
       </w:pPr>
       <w:r>
@@ -19841,7 +21509,7 @@
         <w:pStyle w:val="Compact"/>
         <w:numPr>
           <w:ilvl w:val="0"/>
-          <w:numId w:val="1028"/>
+          <w:numId w:val="1037"/>
         </w:numPr>
       </w:pPr>
       <w:r>
@@ -19864,7 +21532,7 @@
         <w:pStyle w:val="Compact"/>
         <w:numPr>
           <w:ilvl w:val="0"/>
-          <w:numId w:val="1028"/>
+          <w:numId w:val="1037"/>
         </w:numPr>
       </w:pPr>
       <w:r>
@@ -19887,7 +21555,7 @@
         <w:pStyle w:val="Compact"/>
         <w:numPr>
           <w:ilvl w:val="0"/>
-          <w:numId w:val="1028"/>
+          <w:numId w:val="1037"/>
         </w:numPr>
       </w:pPr>
       <w:r>
@@ -19910,7 +21578,7 @@
         <w:pStyle w:val="Compact"/>
         <w:numPr>
           <w:ilvl w:val="0"/>
-          <w:numId w:val="1028"/>
+          <w:numId w:val="1037"/>
         </w:numPr>
       </w:pPr>
       <w:r>
@@ -19928,8 +21596,8 @@
         <w:t xml:space="preserve">：对两个儿子辍学不强求，觉得快乐生活就好</w:t>
       </w:r>
     </w:p>
-    <w:bookmarkEnd w:id="118"/>
-    <w:bookmarkStart w:id="119" w:name="与舅舅的关系-1"/>
+    <w:bookmarkEnd w:id="126"/>
+    <w:bookmarkStart w:id="127" w:name="与舅舅的关系-1"/>
     <w:p>
       <w:pPr>
         <w:pStyle w:val="Heading3"/>
@@ -19974,8 +21642,8 @@
         <w:t xml:space="preserve">外人看着觉得舅妈吃亏——跟着一个失败的男人来到乡下。但舅妈自己不这么想。她觉得舅舅不是坏人，只是运气不好。他有本事的时候她跟着享过福，他落魄了她也跟着吃得起苦。这就是夫妻。</w:t>
       </w:r>
     </w:p>
-    <w:bookmarkEnd w:id="119"/>
-    <w:bookmarkStart w:id="120" w:name="与主角的关系-3"/>
+    <w:bookmarkEnd w:id="127"/>
+    <w:bookmarkStart w:id="128" w:name="与主角的关系-3"/>
     <w:p>
       <w:pPr>
         <w:pStyle w:val="Heading3"/>
@@ -20020,8 +21688,8 @@
         <w:t xml:space="preserve">舅妈是主角在这个家里”不需要争取就获得的善意”。和外婆的温情不同，舅妈的好是实在的、不带太多感情色彩的——她就是对你好，因为她就是这样的人。</w:t>
       </w:r>
     </w:p>
-    <w:bookmarkEnd w:id="120"/>
-    <w:bookmarkStart w:id="121" w:name="说话方式-3"/>
+    <w:bookmarkEnd w:id="128"/>
+    <w:bookmarkStart w:id="129" w:name="说话方式-3"/>
     <w:p>
       <w:pPr>
         <w:pStyle w:val="Heading3"/>
@@ -20038,7 +21706,7 @@
         <w:pStyle w:val="Compact"/>
         <w:numPr>
           <w:ilvl w:val="0"/>
-          <w:numId w:val="1029"/>
+          <w:numId w:val="1038"/>
         </w:numPr>
       </w:pPr>
       <w:r>
@@ -20053,7 +21721,7 @@
         <w:pStyle w:val="Compact"/>
         <w:numPr>
           <w:ilvl w:val="0"/>
-          <w:numId w:val="1029"/>
+          <w:numId w:val="1038"/>
         </w:numPr>
       </w:pPr>
       <w:r>
@@ -20080,7 +21748,7 @@
         <w:pStyle w:val="Compact"/>
         <w:numPr>
           <w:ilvl w:val="0"/>
-          <w:numId w:val="1029"/>
+          <w:numId w:val="1038"/>
         </w:numPr>
       </w:pPr>
       <w:r>
@@ -20101,7 +21769,7 @@
         <w:pStyle w:val="Compact"/>
         <w:numPr>
           <w:ilvl w:val="0"/>
-          <w:numId w:val="1029"/>
+          <w:numId w:val="1038"/>
         </w:numPr>
       </w:pPr>
       <w:r>
@@ -20123,8 +21791,8 @@
         <w:t xml:space="preserve">“别跑太快，摔了”</w:t>
       </w:r>
     </w:p>
-    <w:bookmarkEnd w:id="121"/>
-    <w:bookmarkStart w:id="122" w:name="参与事件-3"/>
+    <w:bookmarkEnd w:id="129"/>
+    <w:bookmarkStart w:id="130" w:name="参与事件-3"/>
     <w:p>
       <w:pPr>
         <w:pStyle w:val="Heading3"/>
@@ -20141,7 +21809,7 @@
         <w:pStyle w:val="Compact"/>
         <w:numPr>
           <w:ilvl w:val="0"/>
-          <w:numId w:val="1030"/>
+          <w:numId w:val="1039"/>
         </w:numPr>
       </w:pPr>
       <w:r>
@@ -20156,7 +21824,7 @@
         <w:pStyle w:val="Compact"/>
         <w:numPr>
           <w:ilvl w:val="0"/>
-          <w:numId w:val="1030"/>
+          <w:numId w:val="1039"/>
         </w:numPr>
       </w:pPr>
       <w:r>
@@ -20171,7 +21839,7 @@
         <w:pStyle w:val="Compact"/>
         <w:numPr>
           <w:ilvl w:val="0"/>
-          <w:numId w:val="1030"/>
+          <w:numId w:val="1039"/>
         </w:numPr>
       </w:pPr>
       <w:r>
@@ -20186,7 +21854,7 @@
         <w:pStyle w:val="Compact"/>
         <w:numPr>
           <w:ilvl w:val="0"/>
-          <w:numId w:val="1030"/>
+          <w:numId w:val="1039"/>
         </w:numPr>
       </w:pPr>
       <w:r>
@@ -20201,7 +21869,7 @@
         <w:pStyle w:val="Compact"/>
         <w:numPr>
           <w:ilvl w:val="0"/>
-          <w:numId w:val="1030"/>
+          <w:numId w:val="1039"/>
         </w:numPr>
       </w:pPr>
       <w:r>
@@ -20211,8 +21879,8 @@
         <w:t xml:space="preserve">舅妈和舅舅斗嘴（日常事件）</w:t>
       </w:r>
     </w:p>
-    <w:bookmarkEnd w:id="122"/>
-    <w:bookmarkStart w:id="123" w:name="视觉设计参考-3"/>
+    <w:bookmarkEnd w:id="130"/>
+    <w:bookmarkStart w:id="131" w:name="视觉设计参考-3"/>
     <w:p>
       <w:pPr>
         <w:pStyle w:val="Heading3"/>
@@ -20229,7 +21897,7 @@
         <w:pStyle w:val="Compact"/>
         <w:numPr>
           <w:ilvl w:val="0"/>
-          <w:numId w:val="1031"/>
+          <w:numId w:val="1040"/>
         </w:numPr>
       </w:pPr>
       <w:r>
@@ -20244,7 +21912,7 @@
         <w:pStyle w:val="Compact"/>
         <w:numPr>
           <w:ilvl w:val="0"/>
-          <w:numId w:val="1031"/>
+          <w:numId w:val="1040"/>
         </w:numPr>
       </w:pPr>
       <w:r>
@@ -20259,7 +21927,7 @@
         <w:pStyle w:val="Compact"/>
         <w:numPr>
           <w:ilvl w:val="0"/>
-          <w:numId w:val="1031"/>
+          <w:numId w:val="1040"/>
         </w:numPr>
       </w:pPr>
       <w:r>
@@ -20276,9 +21944,9 @@
         </w:pict>
       </w:r>
     </w:p>
-    <w:bookmarkEnd w:id="123"/>
-    <w:bookmarkEnd w:id="124"/>
-    <w:bookmarkStart w:id="137" w:name="大表哥"/>
+    <w:bookmarkEnd w:id="131"/>
+    <w:bookmarkEnd w:id="132"/>
+    <w:bookmarkStart w:id="145" w:name="大表哥"/>
     <w:p>
       <w:pPr>
         <w:pStyle w:val="Heading2"/>
@@ -20290,7 +21958,7 @@
         <w:t xml:space="preserve">大表哥</w:t>
       </w:r>
     </w:p>
-    <w:bookmarkStart w:id="125" w:name="基本信息-4"/>
+    <w:bookmarkStart w:id="133" w:name="基本信息-4"/>
     <w:p>
       <w:pPr>
         <w:pStyle w:val="Heading3"/>
@@ -20439,8 +22107,8 @@
         </w:tc>
       </w:tr>
     </w:tbl>
-    <w:bookmarkEnd w:id="125"/>
-    <w:bookmarkStart w:id="126" w:name="人物小传-4"/>
+    <w:bookmarkEnd w:id="133"/>
+    <w:bookmarkStart w:id="134" w:name="人物小传-4"/>
     <w:p>
       <w:pPr>
         <w:pStyle w:val="Heading3"/>
@@ -20507,8 +22175,8 @@
         <w:t xml:space="preserve">他是主角认识”外面世界”的窗口。每次回来，他会给主角带点县城的东西——一包零食、一本漫画、一个小玩意。这些东西在乡下买不到，对主角来说就是”外面的证据”。他也会跟主角讲县城的见闻，但不是炫耀，而是分享——他把主角当一个可以聊天的人，当亲弟弟一样关爱。</w:t>
       </w:r>
     </w:p>
-    <w:bookmarkEnd w:id="126"/>
-    <w:bookmarkStart w:id="127" w:name="性格特点-4"/>
+    <w:bookmarkEnd w:id="134"/>
+    <w:bookmarkStart w:id="135" w:name="性格特点-4"/>
     <w:p>
       <w:pPr>
         <w:pStyle w:val="Heading3"/>
@@ -20525,7 +22193,7 @@
         <w:pStyle w:val="Compact"/>
         <w:numPr>
           <w:ilvl w:val="0"/>
-          <w:numId w:val="1032"/>
+          <w:numId w:val="1041"/>
         </w:numPr>
       </w:pPr>
       <w:r>
@@ -20548,7 +22216,7 @@
         <w:pStyle w:val="Compact"/>
         <w:numPr>
           <w:ilvl w:val="0"/>
-          <w:numId w:val="1032"/>
+          <w:numId w:val="1041"/>
         </w:numPr>
       </w:pPr>
       <w:r>
@@ -20571,7 +22239,7 @@
         <w:pStyle w:val="Compact"/>
         <w:numPr>
           <w:ilvl w:val="0"/>
-          <w:numId w:val="1032"/>
+          <w:numId w:val="1041"/>
         </w:numPr>
       </w:pPr>
       <w:r>
@@ -20594,7 +22262,7 @@
         <w:pStyle w:val="Compact"/>
         <w:numPr>
           <w:ilvl w:val="0"/>
-          <w:numId w:val="1032"/>
+          <w:numId w:val="1041"/>
         </w:numPr>
       </w:pPr>
       <w:r>
@@ -20617,7 +22285,7 @@
         <w:pStyle w:val="Compact"/>
         <w:numPr>
           <w:ilvl w:val="0"/>
-          <w:numId w:val="1032"/>
+          <w:numId w:val="1041"/>
         </w:numPr>
       </w:pPr>
       <w:r>
@@ -20635,8 +22303,8 @@
         <w:t xml:space="preserve">：跟舅舅一样倔，不肯服软</w:t>
       </w:r>
     </w:p>
-    <w:bookmarkEnd w:id="127"/>
-    <w:bookmarkStart w:id="128" w:name="与舅舅的关系-2"/>
+    <w:bookmarkEnd w:id="135"/>
+    <w:bookmarkStart w:id="136" w:name="与舅舅的关系-2"/>
     <w:p>
       <w:pPr>
         <w:pStyle w:val="Heading3"/>
@@ -20681,8 +22349,8 @@
         <w:t xml:space="preserve">但在外闯荡过后，大表哥渐渐理解了父亲的不易。他开始明白那条路确实不好走，舅舅不是懦弱，是真的拼过。但他不会跟舅舅说这些话，他和他爸一样倔，不肯服软。这份理解藏在心里，也许要很多年后才会说出来。</w:t>
       </w:r>
     </w:p>
-    <w:bookmarkEnd w:id="128"/>
-    <w:bookmarkStart w:id="129" w:name="与舅妈的关系-1"/>
+    <w:bookmarkEnd w:id="136"/>
+    <w:bookmarkStart w:id="137" w:name="与舅妈的关系-1"/>
     <w:p>
       <w:pPr>
         <w:pStyle w:val="Heading3"/>
@@ -20716,8 +22384,8 @@
         <w:t xml:space="preserve">舅妈对他辍学的事没有责骂，只说”你开心就好”。大表哥表面上不说什么，心里是记着的。</w:t>
       </w:r>
     </w:p>
-    <w:bookmarkEnd w:id="129"/>
-    <w:bookmarkStart w:id="130" w:name="与二表哥的关系"/>
+    <w:bookmarkEnd w:id="137"/>
+    <w:bookmarkStart w:id="138" w:name="与二表哥的关系"/>
     <w:p>
       <w:pPr>
         <w:pStyle w:val="Heading3"/>
@@ -20785,8 +22453,8 @@
         <w:t xml:space="preserve">二表哥说”不急”，他就不再多说了。</w:t>
       </w:r>
     </w:p>
-    <w:bookmarkEnd w:id="130"/>
-    <w:bookmarkStart w:id="131" w:name="与主角的关系-4"/>
+    <w:bookmarkEnd w:id="138"/>
+    <w:bookmarkStart w:id="139" w:name="与主角的关系-4"/>
     <w:p>
       <w:pPr>
         <w:pStyle w:val="Heading3"/>
@@ -20820,8 +22488,8 @@
         <w:t xml:space="preserve">大表哥是主角的”榜样型玩伴”——他比主角大，见过更多东西，有自己想做的事。他让主角看到”不读书也有出路”，但也让主角思考”那条路是不是我想要的”。</w:t>
       </w:r>
     </w:p>
-    <w:bookmarkEnd w:id="131"/>
-    <w:bookmarkStart w:id="132" w:name="与外公外婆的关系"/>
+    <w:bookmarkEnd w:id="139"/>
+    <w:bookmarkStart w:id="140" w:name="与外公外婆的关系"/>
     <w:p>
       <w:pPr>
         <w:pStyle w:val="Heading3"/>
@@ -20844,8 +22512,8 @@
         <w:t xml:space="preserve">大表哥对外公外婆很有孝心。每次回来给家里做顿饭，也给老人做他们喜欢的菜。他知道外婆年纪大了操持家务不容易，舅妈扛起了大部分，但他能做的也会做。对外公，他话不多，但偶尔会去鱼塘看看，带包烟或者带点吃的。</w:t>
       </w:r>
     </w:p>
-    <w:bookmarkEnd w:id="132"/>
-    <w:bookmarkStart w:id="133" w:name="关键弧线"/>
+    <w:bookmarkEnd w:id="140"/>
+    <w:bookmarkStart w:id="141" w:name="关键弧线"/>
     <w:p>
       <w:pPr>
         <w:pStyle w:val="Heading3"/>
@@ -20927,8 +22595,8 @@
         <w:t xml:space="preserve">这个过程不需要玩家做什么，只需要”在场”——看着他变化。</w:t>
       </w:r>
     </w:p>
-    <w:bookmarkEnd w:id="133"/>
-    <w:bookmarkStart w:id="134" w:name="说话方式-4"/>
+    <w:bookmarkEnd w:id="141"/>
+    <w:bookmarkStart w:id="142" w:name="说话方式-4"/>
     <w:p>
       <w:pPr>
         <w:pStyle w:val="Heading3"/>
@@ -20945,7 +22613,7 @@
         <w:pStyle w:val="Compact"/>
         <w:numPr>
           <w:ilvl w:val="0"/>
-          <w:numId w:val="1033"/>
+          <w:numId w:val="1042"/>
         </w:numPr>
       </w:pPr>
       <w:r>
@@ -20960,7 +22628,7 @@
         <w:pStyle w:val="Compact"/>
         <w:numPr>
           <w:ilvl w:val="0"/>
-          <w:numId w:val="1033"/>
+          <w:numId w:val="1042"/>
         </w:numPr>
       </w:pPr>
       <w:r>
@@ -20975,7 +22643,7 @@
         <w:pStyle w:val="Compact"/>
         <w:numPr>
           <w:ilvl w:val="0"/>
-          <w:numId w:val="1033"/>
+          <w:numId w:val="1042"/>
         </w:numPr>
       </w:pPr>
       <w:r>
@@ -21002,7 +22670,7 @@
         <w:pStyle w:val="Compact"/>
         <w:numPr>
           <w:ilvl w:val="0"/>
-          <w:numId w:val="1033"/>
+          <w:numId w:val="1042"/>
         </w:numPr>
       </w:pPr>
       <w:r>
@@ -21030,8 +22698,8 @@
         <w:t xml:space="preserve">）</w:t>
       </w:r>
     </w:p>
-    <w:bookmarkEnd w:id="134"/>
-    <w:bookmarkStart w:id="135" w:name="参与事件-4"/>
+    <w:bookmarkEnd w:id="142"/>
+    <w:bookmarkStart w:id="143" w:name="参与事件-4"/>
     <w:p>
       <w:pPr>
         <w:pStyle w:val="Heading3"/>
@@ -21048,7 +22716,7 @@
         <w:pStyle w:val="Compact"/>
         <w:numPr>
           <w:ilvl w:val="0"/>
-          <w:numId w:val="1034"/>
+          <w:numId w:val="1043"/>
         </w:numPr>
       </w:pPr>
       <w:r>
@@ -21063,7 +22731,7 @@
         <w:pStyle w:val="Compact"/>
         <w:numPr>
           <w:ilvl w:val="0"/>
-          <w:numId w:val="1034"/>
+          <w:numId w:val="1043"/>
         </w:numPr>
       </w:pPr>
       <w:r>
@@ -21078,7 +22746,7 @@
         <w:pStyle w:val="Compact"/>
         <w:numPr>
           <w:ilvl w:val="0"/>
-          <w:numId w:val="1034"/>
+          <w:numId w:val="1043"/>
         </w:numPr>
       </w:pPr>
       <w:r>
@@ -21093,7 +22761,7 @@
         <w:pStyle w:val="Compact"/>
         <w:numPr>
           <w:ilvl w:val="0"/>
-          <w:numId w:val="1034"/>
+          <w:numId w:val="1043"/>
         </w:numPr>
       </w:pPr>
       <w:r>
@@ -21108,7 +22776,7 @@
         <w:pStyle w:val="Compact"/>
         <w:numPr>
           <w:ilvl w:val="0"/>
-          <w:numId w:val="1034"/>
+          <w:numId w:val="1043"/>
         </w:numPr>
       </w:pPr>
       <w:r>
@@ -21123,7 +22791,7 @@
         <w:pStyle w:val="Compact"/>
         <w:numPr>
           <w:ilvl w:val="0"/>
-          <w:numId w:val="1034"/>
+          <w:numId w:val="1043"/>
         </w:numPr>
       </w:pPr>
       <w:r>
@@ -21133,8 +22801,8 @@
         <w:t xml:space="preserve">说出口想开饭馆（情感事件）</w:t>
       </w:r>
     </w:p>
-    <w:bookmarkEnd w:id="135"/>
-    <w:bookmarkStart w:id="136" w:name="视觉设计参考-4"/>
+    <w:bookmarkEnd w:id="143"/>
+    <w:bookmarkStart w:id="144" w:name="视觉设计参考-4"/>
     <w:p>
       <w:pPr>
         <w:pStyle w:val="Heading3"/>
@@ -21151,7 +22819,7 @@
         <w:pStyle w:val="Compact"/>
         <w:numPr>
           <w:ilvl w:val="0"/>
-          <w:numId w:val="1035"/>
+          <w:numId w:val="1044"/>
         </w:numPr>
       </w:pPr>
       <w:r>
@@ -21166,7 +22834,7 @@
         <w:pStyle w:val="Compact"/>
         <w:numPr>
           <w:ilvl w:val="0"/>
-          <w:numId w:val="1035"/>
+          <w:numId w:val="1044"/>
         </w:numPr>
       </w:pPr>
       <w:r>
@@ -21181,7 +22849,7 @@
         <w:pStyle w:val="Compact"/>
         <w:numPr>
           <w:ilvl w:val="0"/>
-          <w:numId w:val="1035"/>
+          <w:numId w:val="1044"/>
         </w:numPr>
       </w:pPr>
       <w:r>
@@ -21196,7 +22864,7 @@
         <w:pStyle w:val="Compact"/>
         <w:numPr>
           <w:ilvl w:val="0"/>
-          <w:numId w:val="1035"/>
+          <w:numId w:val="1044"/>
         </w:numPr>
       </w:pPr>
       <w:r>
@@ -21213,9 +22881,9 @@
         </w:pict>
       </w:r>
     </w:p>
-    <w:bookmarkEnd w:id="136"/>
-    <w:bookmarkEnd w:id="137"/>
-    <w:bookmarkStart w:id="245" w:name="二表哥"/>
+    <w:bookmarkEnd w:id="144"/>
+    <w:bookmarkEnd w:id="145"/>
+    <w:bookmarkStart w:id="253" w:name="二表哥"/>
     <w:p>
       <w:pPr>
         <w:pStyle w:val="Heading2"/>
@@ -21227,7 +22895,7 @@
         <w:t xml:space="preserve">二表哥</w:t>
       </w:r>
     </w:p>
-    <w:bookmarkStart w:id="138" w:name="基本信息-5"/>
+    <w:bookmarkStart w:id="146" w:name="基本信息-5"/>
     <w:p>
       <w:pPr>
         <w:pStyle w:val="Heading3"/>
@@ -21376,8 +23044,8 @@
         </w:tc>
       </w:tr>
     </w:tbl>
-    <w:bookmarkEnd w:id="138"/>
-    <w:bookmarkStart w:id="139" w:name="人物小传-5"/>
+    <w:bookmarkEnd w:id="146"/>
+    <w:bookmarkStart w:id="147" w:name="人物小传-5"/>
     <w:p>
       <w:pPr>
         <w:pStyle w:val="Heading3"/>
@@ -21478,8 +23146,8 @@
         <w:t xml:space="preserve">二表哥是”现在的舅舅”——安于现状，不争不抢，在乡下过自己的日子。但他比舅舅快乐，因为他还没有经历过失去。</w:t>
       </w:r>
     </w:p>
-    <w:bookmarkEnd w:id="139"/>
-    <w:bookmarkStart w:id="140" w:name="性格特点-5"/>
+    <w:bookmarkEnd w:id="147"/>
+    <w:bookmarkStart w:id="148" w:name="性格特点-5"/>
     <w:p>
       <w:pPr>
         <w:pStyle w:val="Heading3"/>
@@ -21496,7 +23164,7 @@
         <w:pStyle w:val="Compact"/>
         <w:numPr>
           <w:ilvl w:val="0"/>
-          <w:numId w:val="1036"/>
+          <w:numId w:val="1045"/>
         </w:numPr>
       </w:pPr>
       <w:r>
@@ -21519,7 +23187,7 @@
         <w:pStyle w:val="Compact"/>
         <w:numPr>
           <w:ilvl w:val="0"/>
-          <w:numId w:val="1036"/>
+          <w:numId w:val="1045"/>
         </w:numPr>
       </w:pPr>
       <w:r>
@@ -21542,7 +23210,7 @@
         <w:pStyle w:val="Compact"/>
         <w:numPr>
           <w:ilvl w:val="0"/>
-          <w:numId w:val="1036"/>
+          <w:numId w:val="1045"/>
         </w:numPr>
       </w:pPr>
       <w:r>
@@ -21565,7 +23233,7 @@
         <w:pStyle w:val="Compact"/>
         <w:numPr>
           <w:ilvl w:val="0"/>
-          <w:numId w:val="1036"/>
+          <w:numId w:val="1045"/>
         </w:numPr>
       </w:pPr>
       <w:r>
@@ -21588,7 +23256,7 @@
         <w:pStyle w:val="Compact"/>
         <w:numPr>
           <w:ilvl w:val="0"/>
-          <w:numId w:val="1036"/>
+          <w:numId w:val="1045"/>
         </w:numPr>
       </w:pPr>
       <w:r>
@@ -21611,7 +23279,7 @@
         <w:pStyle w:val="Compact"/>
         <w:numPr>
           <w:ilvl w:val="0"/>
-          <w:numId w:val="1036"/>
+          <w:numId w:val="1045"/>
         </w:numPr>
       </w:pPr>
       <w:r>
@@ -21634,7 +23302,7 @@
         <w:pStyle w:val="Compact"/>
         <w:numPr>
           <w:ilvl w:val="0"/>
-          <w:numId w:val="1036"/>
+          <w:numId w:val="1045"/>
         </w:numPr>
       </w:pPr>
       <w:r>
@@ -21652,8 +23320,8 @@
         <w:t xml:space="preserve">：不喜欢去城里，觉得自己在那里什么都不是</w:t>
       </w:r>
     </w:p>
-    <w:bookmarkEnd w:id="140"/>
-    <w:bookmarkStart w:id="141" w:name="与舅舅的关系-3"/>
+    <w:bookmarkEnd w:id="148"/>
+    <w:bookmarkStart w:id="149" w:name="与舅舅的关系-3"/>
     <w:p>
       <w:pPr>
         <w:pStyle w:val="Heading3"/>
@@ -21676,8 +23344,8 @@
         <w:t xml:space="preserve">二表哥一直住在大屋里，跟舅舅抬头不见抬头见。舅舅对他有点严厉——不是大表哥那种吵架式的对抗，而是更拧巴的一种严厉。他其实有点害怕二表哥和自己一样，沉沦在乡下，一辈子就这样了。他在二表哥身上看到了自己的影子，这让他焦虑。但二表哥不像大表哥那样顶嘴，舅舅骂他他就听着，听完该干嘛干嘛，舅舅的火发不出来，闷在心里。</w:t>
       </w:r>
     </w:p>
-    <w:bookmarkEnd w:id="141"/>
-    <w:bookmarkStart w:id="142" w:name="与舅妈的关系-2"/>
+    <w:bookmarkEnd w:id="149"/>
+    <w:bookmarkStart w:id="150" w:name="与舅妈的关系-2"/>
     <w:p>
       <w:pPr>
         <w:pStyle w:val="Heading3"/>
@@ -21700,8 +23368,8 @@
         <w:t xml:space="preserve">舅妈对二表哥格外关爱。大表哥有本事，敢闯荡，有手艺，舅妈不担心他。但二表哥看上去没什么特长，在乡下晃来晃去，舅妈看在眼里，疼在心里。她不会说什么重话，只是默默多照顾一些——好吃的多给他留一份，天冷了提醒他加衣服。二表哥知道妈妈对他好，偶尔也会主动帮舅妈干点活。</w:t>
       </w:r>
     </w:p>
-    <w:bookmarkEnd w:id="142"/>
-    <w:bookmarkStart w:id="143" w:name="与大表哥的关系"/>
+    <w:bookmarkEnd w:id="150"/>
+    <w:bookmarkStart w:id="151" w:name="与大表哥的关系"/>
     <w:p>
       <w:pPr>
         <w:pStyle w:val="Heading3"/>
@@ -21735,8 +23403,8 @@
         <w:t xml:space="preserve">他其实挺佩服大哥的——敢出去闯，有手艺，有想法。但他不会说出来。</w:t>
       </w:r>
     </w:p>
-    <w:bookmarkEnd w:id="143"/>
-    <w:bookmarkStart w:id="144" w:name="与主角的关系-5"/>
+    <w:bookmarkEnd w:id="151"/>
+    <w:bookmarkStart w:id="152" w:name="与主角的关系-5"/>
     <w:p>
       <w:pPr>
         <w:pStyle w:val="Heading3"/>
@@ -21899,8 +23567,8 @@
         <w:t xml:space="preserve">二表哥是主角”童年”本身。跟大表哥在一起是”学到东西”，跟二表哥在一起是”玩得开心”。当主角将来面临回城读书的选择时，二表哥是那个最不舍的人。</w:t>
       </w:r>
     </w:p>
-    <w:bookmarkEnd w:id="144"/>
-    <w:bookmarkStart w:id="145" w:name="说话方式-5"/>
+    <w:bookmarkEnd w:id="152"/>
+    <w:bookmarkStart w:id="153" w:name="说话方式-5"/>
     <w:p>
       <w:pPr>
         <w:pStyle w:val="Heading3"/>
@@ -21917,7 +23585,7 @@
         <w:pStyle w:val="Compact"/>
         <w:numPr>
           <w:ilvl w:val="0"/>
-          <w:numId w:val="1037"/>
+          <w:numId w:val="1046"/>
         </w:numPr>
       </w:pPr>
       <w:r>
@@ -21932,7 +23600,7 @@
         <w:pStyle w:val="Compact"/>
         <w:numPr>
           <w:ilvl w:val="0"/>
-          <w:numId w:val="1037"/>
+          <w:numId w:val="1046"/>
         </w:numPr>
       </w:pPr>
       <w:r>
@@ -21965,7 +23633,7 @@
         <w:pStyle w:val="Compact"/>
         <w:numPr>
           <w:ilvl w:val="0"/>
-          <w:numId w:val="1037"/>
+          <w:numId w:val="1046"/>
         </w:numPr>
       </w:pPr>
       <w:r>
@@ -21980,7 +23648,7 @@
         <w:pStyle w:val="Compact"/>
         <w:numPr>
           <w:ilvl w:val="0"/>
-          <w:numId w:val="1037"/>
+          <w:numId w:val="1046"/>
         </w:numPr>
       </w:pPr>
       <w:r>
@@ -21990,8 +23658,8 @@
         <w:t xml:space="preserve">偶尔冒出一句让人哭笑不得的话</w:t>
       </w:r>
     </w:p>
-    <w:bookmarkEnd w:id="145"/>
-    <w:bookmarkStart w:id="146" w:name="参与事件-5"/>
+    <w:bookmarkEnd w:id="153"/>
+    <w:bookmarkStart w:id="154" w:name="参与事件-5"/>
     <w:p>
       <w:pPr>
         <w:pStyle w:val="Heading3"/>
@@ -22008,7 +23676,7 @@
         <w:pStyle w:val="Compact"/>
         <w:numPr>
           <w:ilvl w:val="0"/>
-          <w:numId w:val="1038"/>
+          <w:numId w:val="1047"/>
         </w:numPr>
       </w:pPr>
       <w:r>
@@ -22023,7 +23691,7 @@
         <w:pStyle w:val="Compact"/>
         <w:numPr>
           <w:ilvl w:val="0"/>
-          <w:numId w:val="1038"/>
+          <w:numId w:val="1047"/>
         </w:numPr>
       </w:pPr>
       <w:r>
@@ -22038,7 +23706,7 @@
         <w:pStyle w:val="Compact"/>
         <w:numPr>
           <w:ilvl w:val="0"/>
-          <w:numId w:val="1038"/>
+          <w:numId w:val="1047"/>
         </w:numPr>
       </w:pPr>
       <w:r>
@@ -22053,7 +23721,7 @@
         <w:pStyle w:val="Compact"/>
         <w:numPr>
           <w:ilvl w:val="0"/>
-          <w:numId w:val="1038"/>
+          <w:numId w:val="1047"/>
         </w:numPr>
       </w:pPr>
       <w:r>
@@ -22068,7 +23736,7 @@
         <w:pStyle w:val="Compact"/>
         <w:numPr>
           <w:ilvl w:val="0"/>
-          <w:numId w:val="1038"/>
+          <w:numId w:val="1047"/>
         </w:numPr>
       </w:pPr>
       <w:r>
@@ -22083,7 +23751,7 @@
         <w:pStyle w:val="Compact"/>
         <w:numPr>
           <w:ilvl w:val="0"/>
-          <w:numId w:val="1038"/>
+          <w:numId w:val="1047"/>
         </w:numPr>
       </w:pPr>
       <w:r>
@@ -22093,8 +23761,8 @@
         <w:t xml:space="preserve">主角要回城读书时的分别事件</w:t>
       </w:r>
     </w:p>
-    <w:bookmarkEnd w:id="146"/>
-    <w:bookmarkStart w:id="244" w:name="视觉设计参考-5"/>
+    <w:bookmarkEnd w:id="154"/>
+    <w:bookmarkStart w:id="252" w:name="视觉设计参考-5"/>
     <w:p>
       <w:pPr>
         <w:pStyle w:val="Heading3"/>
@@ -22111,7 +23779,7 @@
         <w:pStyle w:val="Compact"/>
         <w:numPr>
           <w:ilvl w:val="0"/>
-          <w:numId w:val="1039"/>
+          <w:numId w:val="1048"/>
         </w:numPr>
       </w:pPr>
       <w:r>
@@ -22126,7 +23794,7 @@
         <w:pStyle w:val="Compact"/>
         <w:numPr>
           <w:ilvl w:val="0"/>
-          <w:numId w:val="1039"/>
+          <w:numId w:val="1048"/>
         </w:numPr>
       </w:pPr>
       <w:r>
@@ -22141,7 +23809,7 @@
         <w:pStyle w:val="Compact"/>
         <w:numPr>
           <w:ilvl w:val="0"/>
-          <w:numId w:val="1039"/>
+          <w:numId w:val="1048"/>
         </w:numPr>
       </w:pPr>
       <w:r>
@@ -22156,7 +23824,7 @@
         <w:pStyle w:val="Compact"/>
         <w:numPr>
           <w:ilvl w:val="0"/>
-          <w:numId w:val="1039"/>
+          <w:numId w:val="1048"/>
         </w:numPr>
       </w:pPr>
       <w:r>
@@ -22171,7 +23839,7 @@
         <w:pStyle w:val="Compact"/>
         <w:numPr>
           <w:ilvl w:val="0"/>
-          <w:numId w:val="1039"/>
+          <w:numId w:val="1048"/>
         </w:numPr>
       </w:pPr>
       <w:r>
@@ -22193,7 +23861,7 @@
         <w:t xml:space="preserve">小明</w:t>
       </w:r>
     </w:p>
-    <w:bookmarkStart w:id="147" w:name="基本信息-6"/>
+    <w:bookmarkStart w:id="155" w:name="基本信息-6"/>
     <w:p>
       <w:pPr>
         <w:pStyle w:val="Heading4"/>
@@ -22374,8 +24042,8 @@
         </w:tc>
       </w:tr>
     </w:tbl>
-    <w:bookmarkEnd w:id="147"/>
-    <w:bookmarkStart w:id="148" w:name="人物小传-6"/>
+    <w:bookmarkEnd w:id="155"/>
+    <w:bookmarkStart w:id="156" w:name="人物小传-6"/>
     <w:p>
       <w:pPr>
         <w:pStyle w:val="Heading4"/>
@@ -22487,8 +24155,8 @@
         <w:t xml:space="preserve">但他在朋友面前从来不提这些。他永远是那个笑嘻嘻的、带头疯玩的小明。他的坚强不是装出来的，是他真的学会了——哭完了还是得回家帮妈妈做饭。</w:t>
       </w:r>
     </w:p>
-    <w:bookmarkEnd w:id="148"/>
-    <w:bookmarkStart w:id="149" w:name="性格特点-6"/>
+    <w:bookmarkEnd w:id="156"/>
+    <w:bookmarkStart w:id="157" w:name="性格特点-6"/>
     <w:p>
       <w:pPr>
         <w:pStyle w:val="Heading4"/>
@@ -22505,7 +24173,7 @@
         <w:pStyle w:val="Compact"/>
         <w:numPr>
           <w:ilvl w:val="0"/>
-          <w:numId w:val="1040"/>
+          <w:numId w:val="1049"/>
         </w:numPr>
       </w:pPr>
       <w:r>
@@ -22528,7 +24196,7 @@
         <w:pStyle w:val="Compact"/>
         <w:numPr>
           <w:ilvl w:val="0"/>
-          <w:numId w:val="1040"/>
+          <w:numId w:val="1049"/>
         </w:numPr>
       </w:pPr>
       <w:r>
@@ -22551,7 +24219,7 @@
         <w:pStyle w:val="Compact"/>
         <w:numPr>
           <w:ilvl w:val="0"/>
-          <w:numId w:val="1040"/>
+          <w:numId w:val="1049"/>
         </w:numPr>
       </w:pPr>
       <w:r>
@@ -22586,7 +24254,7 @@
         <w:pStyle w:val="Compact"/>
         <w:numPr>
           <w:ilvl w:val="0"/>
-          <w:numId w:val="1040"/>
+          <w:numId w:val="1049"/>
         </w:numPr>
       </w:pPr>
       <w:r>
@@ -22609,7 +24277,7 @@
         <w:pStyle w:val="Compact"/>
         <w:numPr>
           <w:ilvl w:val="0"/>
-          <w:numId w:val="1040"/>
+          <w:numId w:val="1049"/>
         </w:numPr>
       </w:pPr>
       <w:r>
@@ -22627,8 +24295,8 @@
         <w:t xml:space="preserve">：嘴上说”我才不怕”，其实心里也发怵，但为了面子死撑</w:t>
       </w:r>
     </w:p>
-    <w:bookmarkEnd w:id="149"/>
-    <w:bookmarkStart w:id="150" w:name="说话方式-6"/>
+    <w:bookmarkEnd w:id="157"/>
+    <w:bookmarkStart w:id="158" w:name="说话方式-6"/>
     <w:p>
       <w:pPr>
         <w:pStyle w:val="Heading4"/>
@@ -22645,7 +24313,7 @@
         <w:pStyle w:val="Compact"/>
         <w:numPr>
           <w:ilvl w:val="0"/>
-          <w:numId w:val="1041"/>
+          <w:numId w:val="1050"/>
         </w:numPr>
       </w:pPr>
       <w:r>
@@ -22660,7 +24328,7 @@
         <w:pStyle w:val="Compact"/>
         <w:numPr>
           <w:ilvl w:val="0"/>
-          <w:numId w:val="1041"/>
+          <w:numId w:val="1050"/>
         </w:numPr>
       </w:pPr>
       <w:r>
@@ -22687,7 +24355,7 @@
         <w:pStyle w:val="Compact"/>
         <w:numPr>
           <w:ilvl w:val="0"/>
-          <w:numId w:val="1041"/>
+          <w:numId w:val="1050"/>
         </w:numPr>
       </w:pPr>
       <w:r>
@@ -22708,7 +24376,7 @@
         <w:pStyle w:val="Compact"/>
         <w:numPr>
           <w:ilvl w:val="0"/>
-          <w:numId w:val="1041"/>
+          <w:numId w:val="1050"/>
         </w:numPr>
       </w:pPr>
       <w:r>
@@ -22735,7 +24403,7 @@
         <w:pStyle w:val="Compact"/>
         <w:numPr>
           <w:ilvl w:val="0"/>
-          <w:numId w:val="1041"/>
+          <w:numId w:val="1050"/>
         </w:numPr>
       </w:pPr>
       <w:r>
@@ -22745,8 +24413,8 @@
         <w:t xml:space="preserve">提到家里的事会轻描淡写带过，不让人觉得他特殊</w:t>
       </w:r>
     </w:p>
-    <w:bookmarkEnd w:id="150"/>
-    <w:bookmarkStart w:id="151" w:name="与主角的关系-6"/>
+    <w:bookmarkEnd w:id="158"/>
+    <w:bookmarkStart w:id="159" w:name="与主角的关系-6"/>
     <w:p>
       <w:pPr>
         <w:pStyle w:val="Heading4"/>
@@ -22974,8 +24642,8 @@
         <w:t xml:space="preserve">小明是主角”在村里站住脚”的关键。二表哥是血缘上的依靠，小明是社交上的桥梁。两人都是”不完整”的孩子，但小明比主角更早学会了接受。</w:t>
       </w:r>
     </w:p>
-    <w:bookmarkEnd w:id="151"/>
-    <w:bookmarkStart w:id="152" w:name="与二表哥的关系-1"/>
+    <w:bookmarkEnd w:id="159"/>
+    <w:bookmarkStart w:id="160" w:name="与二表哥的关系-1"/>
     <w:p>
       <w:pPr>
         <w:pStyle w:val="Heading4"/>
@@ -23009,8 +24677,8 @@
         <w:t xml:space="preserve">在带主角玩这件事上，两人有点”竞争”的意思：二表哥觉得主角是自己表弟，自己带就行；小明觉得多一个人多一份热闹，干嘛不让主角跟大家一起玩。</w:t>
       </w:r>
     </w:p>
-    <w:bookmarkEnd w:id="152"/>
-    <w:bookmarkStart w:id="153" w:name="与阿旺阿宝的关系"/>
+    <w:bookmarkEnd w:id="160"/>
+    <w:bookmarkStart w:id="161" w:name="与阿旺阿宝的关系"/>
     <w:p>
       <w:pPr>
         <w:pStyle w:val="Heading4"/>
@@ -23033,8 +24701,8 @@
         <w:t xml:space="preserve">小明和胖兄弟是从小玩到大的邻居。他对阿宝经常翻白眼——阿宝总是惹祸，擦屁股的活经常是小明干。但他打心底把两兄弟当铁哥们。</w:t>
       </w:r>
     </w:p>
-    <w:bookmarkEnd w:id="153"/>
-    <w:bookmarkStart w:id="154" w:name="与母亲的关系"/>
+    <w:bookmarkEnd w:id="161"/>
+    <w:bookmarkStart w:id="162" w:name="与母亲的关系"/>
     <w:p>
       <w:pPr>
         <w:pStyle w:val="Heading4"/>
@@ -23101,8 +24769,8 @@
         <w:t xml:space="preserve">妈妈没有给小明一个完整的家，但给了他一副硬骨头。这副骨头让他以后能去参军、能扛枪、能保家卫国。</w:t>
       </w:r>
     </w:p>
-    <w:bookmarkEnd w:id="154"/>
-    <w:bookmarkStart w:id="155" w:name="参与事件-6"/>
+    <w:bookmarkEnd w:id="162"/>
+    <w:bookmarkStart w:id="163" w:name="参与事件-6"/>
     <w:p>
       <w:pPr>
         <w:pStyle w:val="Heading4"/>
@@ -23119,7 +24787,7 @@
         <w:pStyle w:val="Compact"/>
         <w:numPr>
           <w:ilvl w:val="0"/>
-          <w:numId w:val="1042"/>
+          <w:numId w:val="1051"/>
         </w:numPr>
       </w:pPr>
       <w:r>
@@ -23134,7 +24802,7 @@
         <w:pStyle w:val="Compact"/>
         <w:numPr>
           <w:ilvl w:val="0"/>
-          <w:numId w:val="1042"/>
+          <w:numId w:val="1051"/>
         </w:numPr>
       </w:pPr>
       <w:r>
@@ -23149,7 +24817,7 @@
         <w:pStyle w:val="Compact"/>
         <w:numPr>
           <w:ilvl w:val="0"/>
-          <w:numId w:val="1042"/>
+          <w:numId w:val="1051"/>
         </w:numPr>
       </w:pPr>
       <w:r>
@@ -23164,7 +24832,7 @@
         <w:pStyle w:val="Compact"/>
         <w:numPr>
           <w:ilvl w:val="0"/>
-          <w:numId w:val="1042"/>
+          <w:numId w:val="1051"/>
         </w:numPr>
       </w:pPr>
       <w:r>
@@ -23179,7 +24847,7 @@
         <w:pStyle w:val="Compact"/>
         <w:numPr>
           <w:ilvl w:val="0"/>
-          <w:numId w:val="1042"/>
+          <w:numId w:val="1051"/>
         </w:numPr>
       </w:pPr>
       <w:r>
@@ -23194,7 +24862,7 @@
         <w:pStyle w:val="Compact"/>
         <w:numPr>
           <w:ilvl w:val="0"/>
-          <w:numId w:val="1042"/>
+          <w:numId w:val="1051"/>
         </w:numPr>
       </w:pPr>
       <w:r>
@@ -23209,7 +24877,7 @@
         <w:pStyle w:val="Compact"/>
         <w:numPr>
           <w:ilvl w:val="0"/>
-          <w:numId w:val="1042"/>
+          <w:numId w:val="1051"/>
         </w:numPr>
       </w:pPr>
       <w:r>
@@ -23224,7 +24892,7 @@
         <w:pStyle w:val="Compact"/>
         <w:numPr>
           <w:ilvl w:val="0"/>
-          <w:numId w:val="1042"/>
+          <w:numId w:val="1051"/>
         </w:numPr>
       </w:pPr>
       <w:r>
@@ -23239,7 +24907,7 @@
         <w:pStyle w:val="Compact"/>
         <w:numPr>
           <w:ilvl w:val="0"/>
-          <w:numId w:val="1042"/>
+          <w:numId w:val="1051"/>
         </w:numPr>
       </w:pPr>
       <w:r>
@@ -23249,8 +24917,8 @@
         <w:t xml:space="preserve">主角要回城时小明笑着送别的事件</w:t>
       </w:r>
     </w:p>
-    <w:bookmarkEnd w:id="155"/>
-    <w:bookmarkStart w:id="156" w:name="视觉设计参考-6"/>
+    <w:bookmarkEnd w:id="163"/>
+    <w:bookmarkStart w:id="164" w:name="视觉设计参考-6"/>
     <w:p>
       <w:pPr>
         <w:pStyle w:val="Heading4"/>
@@ -23267,7 +24935,7 @@
         <w:pStyle w:val="Compact"/>
         <w:numPr>
           <w:ilvl w:val="0"/>
-          <w:numId w:val="1043"/>
+          <w:numId w:val="1052"/>
         </w:numPr>
       </w:pPr>
       <w:r>
@@ -23282,7 +24950,7 @@
         <w:pStyle w:val="Compact"/>
         <w:numPr>
           <w:ilvl w:val="0"/>
-          <w:numId w:val="1043"/>
+          <w:numId w:val="1052"/>
         </w:numPr>
       </w:pPr>
       <w:r>
@@ -23297,7 +24965,7 @@
         <w:pStyle w:val="Compact"/>
         <w:numPr>
           <w:ilvl w:val="0"/>
-          <w:numId w:val="1043"/>
+          <w:numId w:val="1052"/>
         </w:numPr>
       </w:pPr>
       <w:r>
@@ -23312,7 +24980,7 @@
         <w:pStyle w:val="Compact"/>
         <w:numPr>
           <w:ilvl w:val="0"/>
-          <w:numId w:val="1043"/>
+          <w:numId w:val="1052"/>
         </w:numPr>
       </w:pPr>
       <w:r>
@@ -23327,7 +24995,7 @@
         <w:pStyle w:val="Compact"/>
         <w:numPr>
           <w:ilvl w:val="0"/>
-          <w:numId w:val="1043"/>
+          <w:numId w:val="1052"/>
         </w:numPr>
       </w:pPr>
       <w:r>
@@ -23342,7 +25010,7 @@
         <w:pStyle w:val="Compact"/>
         <w:numPr>
           <w:ilvl w:val="0"/>
-          <w:numId w:val="1043"/>
+          <w:numId w:val="1052"/>
         </w:numPr>
       </w:pPr>
       <w:r>
@@ -23359,8 +25027,8 @@
         </w:pict>
       </w:r>
     </w:p>
-    <w:bookmarkEnd w:id="156"/>
-    <w:bookmarkStart w:id="157" w:name="阿旺"/>
+    <w:bookmarkEnd w:id="164"/>
+    <w:bookmarkStart w:id="165" w:name="阿旺"/>
     <w:p>
       <w:pPr>
         <w:pStyle w:val="Heading4"/>
@@ -23372,8 +25040,8 @@
         <w:t xml:space="preserve">阿旺</w:t>
       </w:r>
     </w:p>
-    <w:bookmarkEnd w:id="157"/>
-    <w:bookmarkStart w:id="158" w:name="基本信息-7"/>
+    <w:bookmarkEnd w:id="165"/>
+    <w:bookmarkStart w:id="166" w:name="基本信息-7"/>
     <w:p>
       <w:pPr>
         <w:pStyle w:val="Heading4"/>
@@ -23554,8 +25222,8 @@
         </w:tc>
       </w:tr>
     </w:tbl>
-    <w:bookmarkEnd w:id="158"/>
-    <w:bookmarkStart w:id="159" w:name="人物小传-7"/>
+    <w:bookmarkEnd w:id="166"/>
+    <w:bookmarkStart w:id="167" w:name="人物小传-7"/>
     <w:p>
       <w:pPr>
         <w:pStyle w:val="Heading4"/>
@@ -23633,8 +25301,8 @@
         <w:t xml:space="preserve">他对弟弟阿宝有一种本能的保护欲。阿宝冒冒失失闯了祸，他不骂，只是默默跟在后面收拾。别人欺负阿宝，他二话不说站上去。他不跟人吵架，但他那个体型往那儿一站，很多事就解决了。</w:t>
       </w:r>
     </w:p>
-    <w:bookmarkEnd w:id="159"/>
-    <w:bookmarkStart w:id="160" w:name="性格特点-7"/>
+    <w:bookmarkEnd w:id="167"/>
+    <w:bookmarkStart w:id="168" w:name="性格特点-7"/>
     <w:p>
       <w:pPr>
         <w:pStyle w:val="Heading4"/>
@@ -23651,7 +25319,7 @@
         <w:pStyle w:val="Compact"/>
         <w:numPr>
           <w:ilvl w:val="0"/>
-          <w:numId w:val="1044"/>
+          <w:numId w:val="1053"/>
         </w:numPr>
       </w:pPr>
       <w:r>
@@ -23674,7 +25342,7 @@
         <w:pStyle w:val="Compact"/>
         <w:numPr>
           <w:ilvl w:val="0"/>
-          <w:numId w:val="1044"/>
+          <w:numId w:val="1053"/>
         </w:numPr>
       </w:pPr>
       <w:r>
@@ -23697,7 +25365,7 @@
         <w:pStyle w:val="Compact"/>
         <w:numPr>
           <w:ilvl w:val="0"/>
-          <w:numId w:val="1044"/>
+          <w:numId w:val="1053"/>
         </w:numPr>
       </w:pPr>
       <w:r>
@@ -23720,7 +25388,7 @@
         <w:pStyle w:val="Compact"/>
         <w:numPr>
           <w:ilvl w:val="0"/>
-          <w:numId w:val="1044"/>
+          <w:numId w:val="1053"/>
         </w:numPr>
       </w:pPr>
       <w:r>
@@ -23743,7 +25411,7 @@
         <w:pStyle w:val="Compact"/>
         <w:numPr>
           <w:ilvl w:val="0"/>
-          <w:numId w:val="1044"/>
+          <w:numId w:val="1053"/>
         </w:numPr>
       </w:pPr>
       <w:r>
@@ -23761,8 +25429,8 @@
         <w:t xml:space="preserve">：对阿宝有一种本能的保护，不许别人欺负他</w:t>
       </w:r>
     </w:p>
-    <w:bookmarkEnd w:id="160"/>
-    <w:bookmarkStart w:id="161" w:name="说话方式-7"/>
+    <w:bookmarkEnd w:id="168"/>
+    <w:bookmarkStart w:id="169" w:name="说话方式-7"/>
     <w:p>
       <w:pPr>
         <w:pStyle w:val="Heading4"/>
@@ -23779,7 +25447,7 @@
         <w:pStyle w:val="Compact"/>
         <w:numPr>
           <w:ilvl w:val="0"/>
-          <w:numId w:val="1045"/>
+          <w:numId w:val="1054"/>
         </w:numPr>
       </w:pPr>
       <w:r>
@@ -23812,7 +25480,7 @@
         <w:pStyle w:val="Compact"/>
         <w:numPr>
           <w:ilvl w:val="0"/>
-          <w:numId w:val="1045"/>
+          <w:numId w:val="1054"/>
         </w:numPr>
       </w:pPr>
       <w:r>
@@ -23827,7 +25495,7 @@
         <w:pStyle w:val="Compact"/>
         <w:numPr>
           <w:ilvl w:val="0"/>
-          <w:numId w:val="1045"/>
+          <w:numId w:val="1054"/>
         </w:numPr>
       </w:pPr>
       <w:r>
@@ -23854,7 +25522,7 @@
         <w:pStyle w:val="Compact"/>
         <w:numPr>
           <w:ilvl w:val="0"/>
-          <w:numId w:val="1045"/>
+          <w:numId w:val="1054"/>
         </w:numPr>
       </w:pPr>
       <w:r>
@@ -23876,8 +25544,8 @@
         <w:t xml:space="preserve">，但心里其实有想法</w:t>
       </w:r>
     </w:p>
-    <w:bookmarkEnd w:id="161"/>
-    <w:bookmarkStart w:id="162" w:name="与主角的关系-7"/>
+    <w:bookmarkEnd w:id="169"/>
+    <w:bookmarkStart w:id="170" w:name="与主角的关系-7"/>
     <w:p>
       <w:pPr>
         <w:pStyle w:val="Heading4"/>
@@ -24105,8 +25773,8 @@
         <w:t xml:space="preserve">阿旺是那种”不会说好听的，但你出了事他一定在”的朋友。也是那种走了之后你才发现他有多重要的朋友。</w:t>
       </w:r>
     </w:p>
-    <w:bookmarkEnd w:id="162"/>
-    <w:bookmarkStart w:id="163" w:name="与阿宝的关系"/>
+    <w:bookmarkEnd w:id="170"/>
+    <w:bookmarkStart w:id="171" w:name="与阿宝的关系"/>
     <w:p>
       <w:pPr>
         <w:pStyle w:val="Heading4"/>
@@ -24151,8 +25819,8 @@
         <w:t xml:space="preserve">但阿旺也有一点小委屈：所有人都觉得他是”阿宝的哥哥”，没人注意他自己的感受。他不说，不代表不在意。</w:t>
       </w:r>
     </w:p>
-    <w:bookmarkEnd w:id="163"/>
-    <w:bookmarkStart w:id="164" w:name="与家人的关系"/>
+    <w:bookmarkEnd w:id="171"/>
+    <w:bookmarkStart w:id="172" w:name="与家人的关系"/>
     <w:p>
       <w:pPr>
         <w:pStyle w:val="Heading4"/>
@@ -24208,8 +25876,8 @@
         <w:t xml:space="preserve">阿旺家和舅舅家是另一种对照：舅舅家没钱但有温度，阿旺家有钱但冷清。游戏不评断哪种更好，只呈现。</w:t>
       </w:r>
     </w:p>
-    <w:bookmarkEnd w:id="164"/>
-    <w:bookmarkStart w:id="165" w:name="参与事件-7"/>
+    <w:bookmarkEnd w:id="172"/>
+    <w:bookmarkStart w:id="173" w:name="参与事件-7"/>
     <w:p>
       <w:pPr>
         <w:pStyle w:val="Heading4"/>
@@ -24226,7 +25894,7 @@
         <w:pStyle w:val="Compact"/>
         <w:numPr>
           <w:ilvl w:val="0"/>
-          <w:numId w:val="1046"/>
+          <w:numId w:val="1055"/>
         </w:numPr>
       </w:pPr>
       <w:r>
@@ -24241,7 +25909,7 @@
         <w:pStyle w:val="Compact"/>
         <w:numPr>
           <w:ilvl w:val="0"/>
-          <w:numId w:val="1046"/>
+          <w:numId w:val="1055"/>
         </w:numPr>
       </w:pPr>
       <w:r>
@@ -24256,7 +25924,7 @@
         <w:pStyle w:val="Compact"/>
         <w:numPr>
           <w:ilvl w:val="0"/>
-          <w:numId w:val="1046"/>
+          <w:numId w:val="1055"/>
         </w:numPr>
       </w:pPr>
       <w:r>
@@ -24271,7 +25939,7 @@
         <w:pStyle w:val="Compact"/>
         <w:numPr>
           <w:ilvl w:val="0"/>
-          <w:numId w:val="1046"/>
+          <w:numId w:val="1055"/>
         </w:numPr>
       </w:pPr>
       <w:r>
@@ -24286,7 +25954,7 @@
         <w:pStyle w:val="Compact"/>
         <w:numPr>
           <w:ilvl w:val="0"/>
-          <w:numId w:val="1046"/>
+          <w:numId w:val="1055"/>
         </w:numPr>
       </w:pPr>
       <w:r>
@@ -24301,7 +25969,7 @@
         <w:pStyle w:val="Compact"/>
         <w:numPr>
           <w:ilvl w:val="0"/>
-          <w:numId w:val="1046"/>
+          <w:numId w:val="1055"/>
         </w:numPr>
       </w:pPr>
       <w:r>
@@ -24316,7 +25984,7 @@
         <w:pStyle w:val="Compact"/>
         <w:numPr>
           <w:ilvl w:val="0"/>
-          <w:numId w:val="1046"/>
+          <w:numId w:val="1055"/>
         </w:numPr>
       </w:pPr>
       <w:r>
@@ -24331,7 +25999,7 @@
         <w:pStyle w:val="Compact"/>
         <w:numPr>
           <w:ilvl w:val="0"/>
-          <w:numId w:val="1046"/>
+          <w:numId w:val="1055"/>
         </w:numPr>
       </w:pPr>
       <w:r>
@@ -24341,8 +26009,8 @@
         <w:t xml:space="preserve">爸妈来接他们去县城、阿旺默默把零食全塞给主角的离别事件</w:t>
       </w:r>
     </w:p>
-    <w:bookmarkEnd w:id="165"/>
-    <w:bookmarkStart w:id="166" w:name="视觉设计参考-7"/>
+    <w:bookmarkEnd w:id="173"/>
+    <w:bookmarkStart w:id="174" w:name="视觉设计参考-7"/>
     <w:p>
       <w:pPr>
         <w:pStyle w:val="Heading4"/>
@@ -24359,7 +26027,7 @@
         <w:pStyle w:val="Compact"/>
         <w:numPr>
           <w:ilvl w:val="0"/>
-          <w:numId w:val="1047"/>
+          <w:numId w:val="1056"/>
         </w:numPr>
       </w:pPr>
       <w:r>
@@ -24374,7 +26042,7 @@
         <w:pStyle w:val="Compact"/>
         <w:numPr>
           <w:ilvl w:val="0"/>
-          <w:numId w:val="1047"/>
+          <w:numId w:val="1056"/>
         </w:numPr>
       </w:pPr>
       <w:r>
@@ -24389,7 +26057,7 @@
         <w:pStyle w:val="Compact"/>
         <w:numPr>
           <w:ilvl w:val="0"/>
-          <w:numId w:val="1047"/>
+          <w:numId w:val="1056"/>
         </w:numPr>
       </w:pPr>
       <w:r>
@@ -24404,7 +26072,7 @@
         <w:pStyle w:val="Compact"/>
         <w:numPr>
           <w:ilvl w:val="0"/>
-          <w:numId w:val="1047"/>
+          <w:numId w:val="1056"/>
         </w:numPr>
       </w:pPr>
       <w:r>
@@ -24419,7 +26087,7 @@
         <w:pStyle w:val="Compact"/>
         <w:numPr>
           <w:ilvl w:val="0"/>
-          <w:numId w:val="1047"/>
+          <w:numId w:val="1056"/>
         </w:numPr>
       </w:pPr>
       <w:r>
@@ -24436,8 +26104,8 @@
         </w:pict>
       </w:r>
     </w:p>
-    <w:bookmarkEnd w:id="166"/>
-    <w:bookmarkStart w:id="167" w:name="阿宝"/>
+    <w:bookmarkEnd w:id="174"/>
+    <w:bookmarkStart w:id="175" w:name="阿宝"/>
     <w:p>
       <w:pPr>
         <w:pStyle w:val="Heading4"/>
@@ -24449,8 +26117,8 @@
         <w:t xml:space="preserve">阿宝</w:t>
       </w:r>
     </w:p>
-    <w:bookmarkEnd w:id="167"/>
-    <w:bookmarkStart w:id="168" w:name="基本信息-8"/>
+    <w:bookmarkEnd w:id="175"/>
+    <w:bookmarkStart w:id="176" w:name="基本信息-8"/>
     <w:p>
       <w:pPr>
         <w:pStyle w:val="Heading4"/>
@@ -24631,8 +26299,8 @@
         </w:tc>
       </w:tr>
     </w:tbl>
-    <w:bookmarkEnd w:id="168"/>
-    <w:bookmarkStart w:id="169" w:name="人物小传-8"/>
+    <w:bookmarkEnd w:id="176"/>
+    <w:bookmarkStart w:id="177" w:name="人物小传-8"/>
     <w:p>
       <w:pPr>
         <w:pStyle w:val="Heading4"/>
@@ -24721,8 +26389,8 @@
         <w:t xml:space="preserve">他是整个小团体的快乐源泉。大家都习惯了他出丑，也都习惯了在他出丑之后笑着把他拉起来。</w:t>
       </w:r>
     </w:p>
-    <w:bookmarkEnd w:id="169"/>
-    <w:bookmarkStart w:id="170" w:name="性格特点-8"/>
+    <w:bookmarkEnd w:id="177"/>
+    <w:bookmarkStart w:id="178" w:name="性格特点-8"/>
     <w:p>
       <w:pPr>
         <w:pStyle w:val="Heading4"/>
@@ -24739,7 +26407,7 @@
         <w:pStyle w:val="Compact"/>
         <w:numPr>
           <w:ilvl w:val="0"/>
-          <w:numId w:val="1048"/>
+          <w:numId w:val="1057"/>
         </w:numPr>
       </w:pPr>
       <w:r>
@@ -24762,7 +26430,7 @@
         <w:pStyle w:val="Compact"/>
         <w:numPr>
           <w:ilvl w:val="0"/>
-          <w:numId w:val="1048"/>
+          <w:numId w:val="1057"/>
         </w:numPr>
       </w:pPr>
       <w:r>
@@ -24785,7 +26453,7 @@
         <w:pStyle w:val="Compact"/>
         <w:numPr>
           <w:ilvl w:val="0"/>
-          <w:numId w:val="1048"/>
+          <w:numId w:val="1057"/>
         </w:numPr>
       </w:pPr>
       <w:r>
@@ -24808,7 +26476,7 @@
         <w:pStyle w:val="Compact"/>
         <w:numPr>
           <w:ilvl w:val="0"/>
-          <w:numId w:val="1048"/>
+          <w:numId w:val="1057"/>
         </w:numPr>
       </w:pPr>
       <w:r>
@@ -24831,7 +26499,7 @@
         <w:pStyle w:val="Compact"/>
         <w:numPr>
           <w:ilvl w:val="0"/>
-          <w:numId w:val="1048"/>
+          <w:numId w:val="1057"/>
         </w:numPr>
       </w:pPr>
       <w:r>
@@ -24849,8 +26517,8 @@
         <w:t xml:space="preserve">：心软，看到别人难过会手足无措地安慰</w:t>
       </w:r>
     </w:p>
-    <w:bookmarkEnd w:id="170"/>
-    <w:bookmarkStart w:id="171" w:name="说话方式-8"/>
+    <w:bookmarkEnd w:id="178"/>
+    <w:bookmarkStart w:id="179" w:name="说话方式-8"/>
     <w:p>
       <w:pPr>
         <w:pStyle w:val="Heading4"/>
@@ -24867,7 +26535,7 @@
         <w:pStyle w:val="Compact"/>
         <w:numPr>
           <w:ilvl w:val="0"/>
-          <w:numId w:val="1049"/>
+          <w:numId w:val="1058"/>
         </w:numPr>
       </w:pPr>
       <w:r>
@@ -24882,7 +26550,7 @@
         <w:pStyle w:val="Compact"/>
         <w:numPr>
           <w:ilvl w:val="0"/>
-          <w:numId w:val="1049"/>
+          <w:numId w:val="1058"/>
         </w:numPr>
       </w:pPr>
       <w:r>
@@ -24903,7 +26571,7 @@
         <w:pStyle w:val="Compact"/>
         <w:numPr>
           <w:ilvl w:val="0"/>
-          <w:numId w:val="1049"/>
+          <w:numId w:val="1058"/>
         </w:numPr>
       </w:pPr>
       <w:r>
@@ -24936,7 +26604,7 @@
         <w:pStyle w:val="Compact"/>
         <w:numPr>
           <w:ilvl w:val="0"/>
-          <w:numId w:val="1049"/>
+          <w:numId w:val="1058"/>
         </w:numPr>
       </w:pPr>
       <w:r>
@@ -24957,7 +26625,7 @@
         <w:pStyle w:val="Compact"/>
         <w:numPr>
           <w:ilvl w:val="0"/>
-          <w:numId w:val="1049"/>
+          <w:numId w:val="1058"/>
         </w:numPr>
       </w:pPr>
       <w:r>
@@ -24979,8 +26647,8 @@
         <w:t xml:space="preserve">（下次还会）</w:t>
       </w:r>
     </w:p>
-    <w:bookmarkEnd w:id="171"/>
-    <w:bookmarkStart w:id="172" w:name="与主角的关系-8"/>
+    <w:bookmarkEnd w:id="179"/>
+    <w:bookmarkStart w:id="180" w:name="与主角的关系-8"/>
     <w:p>
       <w:pPr>
         <w:pStyle w:val="Heading4"/>
@@ -25208,8 +26876,8 @@
         <w:t xml:space="preserve">阿宝是让主角”放下架子”的人。跟阿宝在一起不需要装，因为没人比他更丢脸。他走了以后，主角会发现村子里突然安静了很多。</w:t>
       </w:r>
     </w:p>
-    <w:bookmarkEnd w:id="172"/>
-    <w:bookmarkStart w:id="173" w:name="与阿旺的关系"/>
+    <w:bookmarkEnd w:id="180"/>
+    <w:bookmarkStart w:id="181" w:name="与阿旺的关系"/>
     <w:p>
       <w:pPr>
         <w:pStyle w:val="Heading4"/>
@@ -25254,8 +26922,8 @@
         <w:t xml:space="preserve">两兄弟之间有一种笨拙的温暖。阿宝经常说”我哥最厉害了”，阿旺从来不回应，但嘴角会偷偷翘一下。</w:t>
       </w:r>
     </w:p>
-    <w:bookmarkEnd w:id="173"/>
-    <w:bookmarkStart w:id="174" w:name="与小凤的关系"/>
+    <w:bookmarkEnd w:id="181"/>
+    <w:bookmarkStart w:id="182" w:name="与小凤的关系"/>
     <w:p>
       <w:pPr>
         <w:pStyle w:val="Heading4"/>
@@ -25278,8 +26946,8 @@
         <w:t xml:space="preserve">小凤是唯一一个能让阿宝闭嘴的人。她一瞪眼，阿宝就缩了。但阿宝也是最不怕小凤的人——被骂完了照样凑上去跟她玩，因为在他看来”小凤骂人是正常的，不骂才奇怪”。</w:t>
       </w:r>
     </w:p>
-    <w:bookmarkEnd w:id="174"/>
-    <w:bookmarkStart w:id="175" w:name="与家人的关系-1"/>
+    <w:bookmarkEnd w:id="182"/>
+    <w:bookmarkStart w:id="183" w:name="与家人的关系-1"/>
     <w:p>
       <w:pPr>
         <w:pStyle w:val="Heading4"/>
@@ -25346,8 +27014,8 @@
         <w:t xml:space="preserve">阿宝和主角一样，某种程度上也是”被送来的孩子”——只不过主角是被送来乡下，阿宝是被送来大屋。他们都在外婆家找到了自己家没有的温度。</w:t>
       </w:r>
     </w:p>
-    <w:bookmarkEnd w:id="175"/>
-    <w:bookmarkStart w:id="176" w:name="参与事件-8"/>
+    <w:bookmarkEnd w:id="183"/>
+    <w:bookmarkStart w:id="184" w:name="参与事件-8"/>
     <w:p>
       <w:pPr>
         <w:pStyle w:val="Heading4"/>
@@ -25364,7 +27032,7 @@
         <w:pStyle w:val="Compact"/>
         <w:numPr>
           <w:ilvl w:val="0"/>
-          <w:numId w:val="1050"/>
+          <w:numId w:val="1059"/>
         </w:numPr>
       </w:pPr>
       <w:r>
@@ -25379,7 +27047,7 @@
         <w:pStyle w:val="Compact"/>
         <w:numPr>
           <w:ilvl w:val="0"/>
-          <w:numId w:val="1050"/>
+          <w:numId w:val="1059"/>
         </w:numPr>
       </w:pPr>
       <w:r>
@@ -25394,7 +27062,7 @@
         <w:pStyle w:val="Compact"/>
         <w:numPr>
           <w:ilvl w:val="0"/>
-          <w:numId w:val="1050"/>
+          <w:numId w:val="1059"/>
         </w:numPr>
       </w:pPr>
       <w:r>
@@ -25409,7 +27077,7 @@
         <w:pStyle w:val="Compact"/>
         <w:numPr>
           <w:ilvl w:val="0"/>
-          <w:numId w:val="1050"/>
+          <w:numId w:val="1059"/>
         </w:numPr>
       </w:pPr>
       <w:r>
@@ -25424,7 +27092,7 @@
         <w:pStyle w:val="Compact"/>
         <w:numPr>
           <w:ilvl w:val="0"/>
-          <w:numId w:val="1050"/>
+          <w:numId w:val="1059"/>
         </w:numPr>
       </w:pPr>
       <w:r>
@@ -25439,7 +27107,7 @@
         <w:pStyle w:val="Compact"/>
         <w:numPr>
           <w:ilvl w:val="0"/>
-          <w:numId w:val="1050"/>
+          <w:numId w:val="1059"/>
         </w:numPr>
       </w:pPr>
       <w:r>
@@ -25454,7 +27122,7 @@
         <w:pStyle w:val="Compact"/>
         <w:numPr>
           <w:ilvl w:val="0"/>
-          <w:numId w:val="1050"/>
+          <w:numId w:val="1059"/>
         </w:numPr>
       </w:pPr>
       <w:r>
@@ -25469,7 +27137,7 @@
         <w:pStyle w:val="Compact"/>
         <w:numPr>
           <w:ilvl w:val="0"/>
-          <w:numId w:val="1050"/>
+          <w:numId w:val="1059"/>
         </w:numPr>
       </w:pPr>
       <w:r>
@@ -25484,7 +27152,7 @@
         <w:pStyle w:val="Compact"/>
         <w:numPr>
           <w:ilvl w:val="0"/>
-          <w:numId w:val="1050"/>
+          <w:numId w:val="1059"/>
         </w:numPr>
       </w:pPr>
       <w:r>
@@ -25494,8 +27162,8 @@
         <w:t xml:space="preserve">爸妈来接两兄弟去县城读书、阿宝哭着不肯走的离别事件（童年阶段后期）</w:t>
       </w:r>
     </w:p>
-    <w:bookmarkEnd w:id="176"/>
-    <w:bookmarkStart w:id="177" w:name="视觉设计参考-8"/>
+    <w:bookmarkEnd w:id="184"/>
+    <w:bookmarkStart w:id="185" w:name="视觉设计参考-8"/>
     <w:p>
       <w:pPr>
         <w:pStyle w:val="Heading4"/>
@@ -25512,7 +27180,7 @@
         <w:pStyle w:val="Compact"/>
         <w:numPr>
           <w:ilvl w:val="0"/>
-          <w:numId w:val="1051"/>
+          <w:numId w:val="1060"/>
         </w:numPr>
       </w:pPr>
       <w:r>
@@ -25527,7 +27195,7 @@
         <w:pStyle w:val="Compact"/>
         <w:numPr>
           <w:ilvl w:val="0"/>
-          <w:numId w:val="1051"/>
+          <w:numId w:val="1060"/>
         </w:numPr>
       </w:pPr>
       <w:r>
@@ -25542,7 +27210,7 @@
         <w:pStyle w:val="Compact"/>
         <w:numPr>
           <w:ilvl w:val="0"/>
-          <w:numId w:val="1051"/>
+          <w:numId w:val="1060"/>
         </w:numPr>
       </w:pPr>
       <w:r>
@@ -25557,7 +27225,7 @@
         <w:pStyle w:val="Compact"/>
         <w:numPr>
           <w:ilvl w:val="0"/>
-          <w:numId w:val="1051"/>
+          <w:numId w:val="1060"/>
         </w:numPr>
       </w:pPr>
       <w:r>
@@ -25572,7 +27240,7 @@
         <w:pStyle w:val="Compact"/>
         <w:numPr>
           <w:ilvl w:val="0"/>
-          <w:numId w:val="1051"/>
+          <w:numId w:val="1060"/>
         </w:numPr>
       </w:pPr>
       <w:r>
@@ -25589,8 +27257,8 @@
         </w:pict>
       </w:r>
     </w:p>
-    <w:bookmarkEnd w:id="177"/>
-    <w:bookmarkStart w:id="178" w:name="小英"/>
+    <w:bookmarkEnd w:id="185"/>
+    <w:bookmarkStart w:id="186" w:name="小英"/>
     <w:p>
       <w:pPr>
         <w:pStyle w:val="Heading4"/>
@@ -25602,8 +27270,8 @@
         <w:t xml:space="preserve">小英</w:t>
       </w:r>
     </w:p>
-    <w:bookmarkEnd w:id="178"/>
-    <w:bookmarkStart w:id="179" w:name="基本信息-9"/>
+    <w:bookmarkEnd w:id="186"/>
+    <w:bookmarkStart w:id="187" w:name="基本信息-9"/>
     <w:p>
       <w:pPr>
         <w:pStyle w:val="Heading4"/>
@@ -25784,8 +27452,8 @@
         </w:tc>
       </w:tr>
     </w:tbl>
-    <w:bookmarkEnd w:id="179"/>
-    <w:bookmarkStart w:id="180" w:name="人物小传-9"/>
+    <w:bookmarkEnd w:id="187"/>
+    <w:bookmarkStart w:id="188" w:name="人物小传-9"/>
     <w:p>
       <w:pPr>
         <w:pStyle w:val="Heading4"/>
@@ -25885,8 +27553,8 @@
         <w:t xml:space="preserve">在主角眼里，小英是”懂事”的参照。主角刚到乡下的时候很多事不懂、很多规矩不知道，小英不会说”你应该怎样”，但她的行为本身就是一种示范——帮外婆择菜、安安静静吃饭、不乱跑让大人操心。主角看到她，会不自觉地想”我也应该这样”。</w:t>
       </w:r>
     </w:p>
-    <w:bookmarkEnd w:id="180"/>
-    <w:bookmarkStart w:id="181" w:name="性格特点-9"/>
+    <w:bookmarkEnd w:id="188"/>
+    <w:bookmarkStart w:id="189" w:name="性格特点-9"/>
     <w:p>
       <w:pPr>
         <w:pStyle w:val="Heading4"/>
@@ -25903,7 +27571,7 @@
         <w:pStyle w:val="Compact"/>
         <w:numPr>
           <w:ilvl w:val="0"/>
-          <w:numId w:val="1052"/>
+          <w:numId w:val="1061"/>
         </w:numPr>
       </w:pPr>
       <w:r>
@@ -25926,7 +27594,7 @@
         <w:pStyle w:val="Compact"/>
         <w:numPr>
           <w:ilvl w:val="0"/>
-          <w:numId w:val="1052"/>
+          <w:numId w:val="1061"/>
         </w:numPr>
       </w:pPr>
       <w:r>
@@ -25949,7 +27617,7 @@
         <w:pStyle w:val="Compact"/>
         <w:numPr>
           <w:ilvl w:val="0"/>
-          <w:numId w:val="1052"/>
+          <w:numId w:val="1061"/>
         </w:numPr>
       </w:pPr>
       <w:r>
@@ -25972,7 +27640,7 @@
         <w:pStyle w:val="Compact"/>
         <w:numPr>
           <w:ilvl w:val="0"/>
-          <w:numId w:val="1052"/>
+          <w:numId w:val="1061"/>
         </w:numPr>
       </w:pPr>
       <w:r>
@@ -25995,7 +27663,7 @@
         <w:pStyle w:val="Compact"/>
         <w:numPr>
           <w:ilvl w:val="0"/>
-          <w:numId w:val="1052"/>
+          <w:numId w:val="1061"/>
         </w:numPr>
       </w:pPr>
       <w:r>
@@ -26013,8 +27681,8 @@
         <w:t xml:space="preserve">：家里人对她期望高，她总是小心翼翼地维持”好孩子”的形象</w:t>
       </w:r>
     </w:p>
-    <w:bookmarkEnd w:id="181"/>
-    <w:bookmarkStart w:id="182" w:name="说话方式-9"/>
+    <w:bookmarkEnd w:id="189"/>
+    <w:bookmarkStart w:id="190" w:name="说话方式-9"/>
     <w:p>
       <w:pPr>
         <w:pStyle w:val="Heading4"/>
@@ -26031,7 +27699,7 @@
         <w:pStyle w:val="Compact"/>
         <w:numPr>
           <w:ilvl w:val="0"/>
-          <w:numId w:val="1053"/>
+          <w:numId w:val="1062"/>
         </w:numPr>
       </w:pPr>
       <w:r>
@@ -26046,7 +27714,7 @@
         <w:pStyle w:val="Compact"/>
         <w:numPr>
           <w:ilvl w:val="0"/>
-          <w:numId w:val="1053"/>
+          <w:numId w:val="1062"/>
         </w:numPr>
       </w:pPr>
       <w:r>
@@ -26061,7 +27729,7 @@
         <w:pStyle w:val="Compact"/>
         <w:numPr>
           <w:ilvl w:val="0"/>
-          <w:numId w:val="1053"/>
+          <w:numId w:val="1062"/>
         </w:numPr>
       </w:pPr>
       <w:r>
@@ -26076,7 +27744,7 @@
         <w:pStyle w:val="Compact"/>
         <w:numPr>
           <w:ilvl w:val="0"/>
-          <w:numId w:val="1053"/>
+          <w:numId w:val="1062"/>
         </w:numPr>
       </w:pPr>
       <w:r>
@@ -26091,7 +27759,7 @@
         <w:pStyle w:val="Compact"/>
         <w:numPr>
           <w:ilvl w:val="0"/>
-          <w:numId w:val="1053"/>
+          <w:numId w:val="1062"/>
         </w:numPr>
       </w:pPr>
       <w:r>
@@ -26113,8 +27781,8 @@
         <w:t xml:space="preserve">“它受伤了”</w:t>
       </w:r>
     </w:p>
-    <w:bookmarkEnd w:id="182"/>
-    <w:bookmarkStart w:id="183" w:name="与主角的关系-9"/>
+    <w:bookmarkEnd w:id="190"/>
+    <w:bookmarkStart w:id="191" w:name="与主角的关系-9"/>
     <w:p>
       <w:pPr>
         <w:pStyle w:val="Heading4"/>
@@ -26353,8 +28021,8 @@
         <w:t xml:space="preserve">小英是主角”安静下来”的理由。跟其他所有人在一起都是热闹，跟小英在一起是安静。她让主角知道，不说话也是一种陪伴。她是那种童年时默默存在、长大后才意识到有多重要的人。</w:t>
       </w:r>
     </w:p>
-    <w:bookmarkEnd w:id="183"/>
-    <w:bookmarkStart w:id="184" w:name="与小凤的关系-1"/>
+    <w:bookmarkEnd w:id="191"/>
+    <w:bookmarkStart w:id="192" w:name="与小凤的关系-1"/>
     <w:p>
       <w:pPr>
         <w:pStyle w:val="Heading4"/>
@@ -26410,8 +28078,8 @@
         <w:t xml:space="preserve">小凤不是她亲姐姐，但比亲姐姐还上心。小英从来不叫她”姐姐”，但心里早就把她当姐姐了。</w:t>
       </w:r>
     </w:p>
-    <w:bookmarkEnd w:id="184"/>
-    <w:bookmarkStart w:id="185" w:name="与家人的关系-2"/>
+    <w:bookmarkEnd w:id="192"/>
+    <w:bookmarkStart w:id="193" w:name="与家人的关系-2"/>
     <w:p>
       <w:pPr>
         <w:pStyle w:val="Heading4"/>
@@ -26502,8 +28170,8 @@
         <w:t xml:space="preserve">小凤的苦是”不被期待”，小英的苦是”被期待太多”。两个女孩都缺一样东西：无条件的爱。</w:t>
       </w:r>
     </w:p>
-    <w:bookmarkEnd w:id="185"/>
-    <w:bookmarkStart w:id="186" w:name="参与事件-9"/>
+    <w:bookmarkEnd w:id="193"/>
+    <w:bookmarkStart w:id="194" w:name="参与事件-9"/>
     <w:p>
       <w:pPr>
         <w:pStyle w:val="Heading4"/>
@@ -26520,7 +28188,7 @@
         <w:pStyle w:val="Compact"/>
         <w:numPr>
           <w:ilvl w:val="0"/>
-          <w:numId w:val="1054"/>
+          <w:numId w:val="1063"/>
         </w:numPr>
       </w:pPr>
       <w:r>
@@ -26535,7 +28203,7 @@
         <w:pStyle w:val="Compact"/>
         <w:numPr>
           <w:ilvl w:val="0"/>
-          <w:numId w:val="1054"/>
+          <w:numId w:val="1063"/>
         </w:numPr>
       </w:pPr>
       <w:r>
@@ -26550,7 +28218,7 @@
         <w:pStyle w:val="Compact"/>
         <w:numPr>
           <w:ilvl w:val="0"/>
-          <w:numId w:val="1054"/>
+          <w:numId w:val="1063"/>
         </w:numPr>
       </w:pPr>
       <w:r>
@@ -26565,7 +28233,7 @@
         <w:pStyle w:val="Compact"/>
         <w:numPr>
           <w:ilvl w:val="0"/>
-          <w:numId w:val="1054"/>
+          <w:numId w:val="1063"/>
         </w:numPr>
       </w:pPr>
       <w:r>
@@ -26580,7 +28248,7 @@
         <w:pStyle w:val="Compact"/>
         <w:numPr>
           <w:ilvl w:val="0"/>
-          <w:numId w:val="1054"/>
+          <w:numId w:val="1063"/>
         </w:numPr>
       </w:pPr>
       <w:r>
@@ -26595,7 +28263,7 @@
         <w:pStyle w:val="Compact"/>
         <w:numPr>
           <w:ilvl w:val="0"/>
-          <w:numId w:val="1054"/>
+          <w:numId w:val="1063"/>
         </w:numPr>
       </w:pPr>
       <w:r>
@@ -26610,7 +28278,7 @@
         <w:pStyle w:val="Compact"/>
         <w:numPr>
           <w:ilvl w:val="0"/>
-          <w:numId w:val="1054"/>
+          <w:numId w:val="1063"/>
         </w:numPr>
       </w:pPr>
       <w:r>
@@ -26625,7 +28293,7 @@
         <w:pStyle w:val="Compact"/>
         <w:numPr>
           <w:ilvl w:val="0"/>
-          <w:numId w:val="1054"/>
+          <w:numId w:val="1063"/>
         </w:numPr>
       </w:pPr>
       <w:r>
@@ -26640,7 +28308,7 @@
         <w:pStyle w:val="Compact"/>
         <w:numPr>
           <w:ilvl w:val="0"/>
-          <w:numId w:val="1054"/>
+          <w:numId w:val="1063"/>
         </w:numPr>
       </w:pPr>
       <w:r>
@@ -26650,8 +28318,8 @@
         <w:t xml:space="preserve">主角握住小英的手、发现她手上也有茧的事件</w:t>
       </w:r>
     </w:p>
-    <w:bookmarkEnd w:id="186"/>
-    <w:bookmarkStart w:id="187" w:name="视觉设计参考-9"/>
+    <w:bookmarkEnd w:id="194"/>
+    <w:bookmarkStart w:id="195" w:name="视觉设计参考-9"/>
     <w:p>
       <w:pPr>
         <w:pStyle w:val="Heading4"/>
@@ -26668,7 +28336,7 @@
         <w:pStyle w:val="Compact"/>
         <w:numPr>
           <w:ilvl w:val="0"/>
-          <w:numId w:val="1055"/>
+          <w:numId w:val="1064"/>
         </w:numPr>
       </w:pPr>
       <w:r>
@@ -26683,7 +28351,7 @@
         <w:pStyle w:val="Compact"/>
         <w:numPr>
           <w:ilvl w:val="0"/>
-          <w:numId w:val="1055"/>
+          <w:numId w:val="1064"/>
         </w:numPr>
       </w:pPr>
       <w:r>
@@ -26698,7 +28366,7 @@
         <w:pStyle w:val="Compact"/>
         <w:numPr>
           <w:ilvl w:val="0"/>
-          <w:numId w:val="1055"/>
+          <w:numId w:val="1064"/>
         </w:numPr>
       </w:pPr>
       <w:r>
@@ -26713,7 +28381,7 @@
         <w:pStyle w:val="Compact"/>
         <w:numPr>
           <w:ilvl w:val="0"/>
-          <w:numId w:val="1055"/>
+          <w:numId w:val="1064"/>
         </w:numPr>
       </w:pPr>
       <w:r>
@@ -26728,7 +28396,7 @@
         <w:pStyle w:val="Compact"/>
         <w:numPr>
           <w:ilvl w:val="0"/>
-          <w:numId w:val="1055"/>
+          <w:numId w:val="1064"/>
         </w:numPr>
       </w:pPr>
       <w:r>
@@ -26745,8 +28413,8 @@
         </w:pict>
       </w:r>
     </w:p>
-    <w:bookmarkEnd w:id="187"/>
-    <w:bookmarkStart w:id="188" w:name="小凤"/>
+    <w:bookmarkEnd w:id="195"/>
+    <w:bookmarkStart w:id="196" w:name="小凤"/>
     <w:p>
       <w:pPr>
         <w:pStyle w:val="Heading4"/>
@@ -26758,8 +28426,8 @@
         <w:t xml:space="preserve">小凤</w:t>
       </w:r>
     </w:p>
-    <w:bookmarkEnd w:id="188"/>
-    <w:bookmarkStart w:id="189" w:name="基本信息-10"/>
+    <w:bookmarkEnd w:id="196"/>
+    <w:bookmarkStart w:id="197" w:name="基本信息-10"/>
     <w:p>
       <w:pPr>
         <w:pStyle w:val="Heading4"/>
@@ -26940,8 +28608,8 @@
         </w:tc>
       </w:tr>
     </w:tbl>
-    <w:bookmarkEnd w:id="189"/>
-    <w:bookmarkStart w:id="190" w:name="人物小传-10"/>
+    <w:bookmarkEnd w:id="197"/>
+    <w:bookmarkStart w:id="198" w:name="人物小传-10"/>
     <w:p>
       <w:pPr>
         <w:pStyle w:val="Heading4"/>
@@ -27031,8 +28699,8 @@
         <w:t xml:space="preserve">在主角眼里，小凤是”怎么在这个群体里生存”的模板——不是讨好所有人，而是有自己的立场，保护自己在意的人。但主角也会慢慢发现，小凤的”强大”背后，是一个不太幸福的家。</w:t>
       </w:r>
     </w:p>
-    <w:bookmarkEnd w:id="190"/>
-    <w:bookmarkStart w:id="191" w:name="性格特点-10"/>
+    <w:bookmarkEnd w:id="198"/>
+    <w:bookmarkStart w:id="199" w:name="性格特点-10"/>
     <w:p>
       <w:pPr>
         <w:pStyle w:val="Heading4"/>
@@ -27049,7 +28717,7 @@
         <w:pStyle w:val="Compact"/>
         <w:numPr>
           <w:ilvl w:val="0"/>
-          <w:numId w:val="1056"/>
+          <w:numId w:val="1065"/>
         </w:numPr>
       </w:pPr>
       <w:r>
@@ -27072,7 +28740,7 @@
         <w:pStyle w:val="Compact"/>
         <w:numPr>
           <w:ilvl w:val="0"/>
-          <w:numId w:val="1056"/>
+          <w:numId w:val="1065"/>
         </w:numPr>
       </w:pPr>
       <w:r>
@@ -27095,7 +28763,7 @@
         <w:pStyle w:val="Compact"/>
         <w:numPr>
           <w:ilvl w:val="0"/>
-          <w:numId w:val="1056"/>
+          <w:numId w:val="1065"/>
         </w:numPr>
       </w:pPr>
       <w:r>
@@ -27118,7 +28786,7 @@
         <w:pStyle w:val="Compact"/>
         <w:numPr>
           <w:ilvl w:val="0"/>
-          <w:numId w:val="1056"/>
+          <w:numId w:val="1065"/>
         </w:numPr>
       </w:pPr>
       <w:r>
@@ -27141,7 +28809,7 @@
         <w:pStyle w:val="Compact"/>
         <w:numPr>
           <w:ilvl w:val="0"/>
-          <w:numId w:val="1056"/>
+          <w:numId w:val="1065"/>
         </w:numPr>
       </w:pPr>
       <w:r>
@@ -27159,8 +28827,8 @@
         <w:t xml:space="preserve">：嘴上凶，但看到别人真的难过会手足无措</w:t>
       </w:r>
     </w:p>
-    <w:bookmarkEnd w:id="191"/>
-    <w:bookmarkStart w:id="192" w:name="说话方式-10"/>
+    <w:bookmarkEnd w:id="199"/>
+    <w:bookmarkStart w:id="200" w:name="说话方式-10"/>
     <w:p>
       <w:pPr>
         <w:pStyle w:val="Heading4"/>
@@ -27177,7 +28845,7 @@
         <w:pStyle w:val="Compact"/>
         <w:numPr>
           <w:ilvl w:val="0"/>
-          <w:numId w:val="1057"/>
+          <w:numId w:val="1066"/>
         </w:numPr>
       </w:pPr>
       <w:r>
@@ -27192,7 +28860,7 @@
         <w:pStyle w:val="Compact"/>
         <w:numPr>
           <w:ilvl w:val="0"/>
-          <w:numId w:val="1057"/>
+          <w:numId w:val="1066"/>
         </w:numPr>
       </w:pPr>
       <w:r>
@@ -27219,7 +28887,7 @@
         <w:pStyle w:val="Compact"/>
         <w:numPr>
           <w:ilvl w:val="0"/>
-          <w:numId w:val="1057"/>
+          <w:numId w:val="1066"/>
         </w:numPr>
       </w:pPr>
       <w:r>
@@ -27252,7 +28920,7 @@
         <w:pStyle w:val="Compact"/>
         <w:numPr>
           <w:ilvl w:val="0"/>
-          <w:numId w:val="1057"/>
+          <w:numId w:val="1066"/>
         </w:numPr>
       </w:pPr>
       <w:r>
@@ -27273,7 +28941,7 @@
         <w:pStyle w:val="Compact"/>
         <w:numPr>
           <w:ilvl w:val="0"/>
-          <w:numId w:val="1057"/>
+          <w:numId w:val="1066"/>
         </w:numPr>
       </w:pPr>
       <w:r>
@@ -27283,8 +28951,8 @@
         <w:t xml:space="preserve">偶尔温柔的时候反而让人不习惯</w:t>
       </w:r>
     </w:p>
-    <w:bookmarkEnd w:id="192"/>
-    <w:bookmarkStart w:id="193" w:name="与主角的关系-10"/>
+    <w:bookmarkEnd w:id="200"/>
+    <w:bookmarkStart w:id="201" w:name="与主角的关系-10"/>
     <w:p>
       <w:pPr>
         <w:pStyle w:val="Heading4"/>
@@ -27529,8 +29197,8 @@
         <w:t xml:space="preserve">小凤是主角”被接纳”的终极标志。她认可你，整个小团体就认可你。她也是那个让主角明白”喜欢一个人，不是因为她完美，而是因为在她面前你可以不完美”的人。</w:t>
       </w:r>
     </w:p>
-    <w:bookmarkEnd w:id="193"/>
-    <w:bookmarkStart w:id="194" w:name="与小英的关系"/>
+    <w:bookmarkEnd w:id="201"/>
+    <w:bookmarkStart w:id="202" w:name="与小英的关系"/>
     <w:p>
       <w:pPr>
         <w:pStyle w:val="Heading4"/>
@@ -27586,8 +29254,8 @@
         <w:t xml:space="preserve">小凤的护短不是血缘本能，是她自己选择的。这种选择比血缘更让人心疼。</w:t>
       </w:r>
     </w:p>
-    <w:bookmarkEnd w:id="194"/>
-    <w:bookmarkStart w:id="195" w:name="与阿宝的关系-1"/>
+    <w:bookmarkEnd w:id="202"/>
+    <w:bookmarkStart w:id="203" w:name="与阿宝的关系-1"/>
     <w:p>
       <w:pPr>
         <w:pStyle w:val="Heading4"/>
@@ -27610,8 +29278,8 @@
         <w:t xml:space="preserve">小凤对阿宝是”又嫌弃又护着”。她嫌他话多、嫌他笨、嫌他总闯祸。但她也最常帮阿宝——他摔了她第一个去拉，他被外人欺负了她第一个出头。阿宝是唯一一个被小凤骂了还笑嘻嘻凑上来的人，小凤拿他没办法。</w:t>
       </w:r>
     </w:p>
-    <w:bookmarkEnd w:id="195"/>
-    <w:bookmarkStart w:id="196" w:name="与母亲的关系-1"/>
+    <w:bookmarkEnd w:id="203"/>
+    <w:bookmarkStart w:id="204" w:name="与母亲的关系-1"/>
     <w:p>
       <w:pPr>
         <w:pStyle w:val="Heading4"/>
@@ -27689,8 +29357,8 @@
         <w:t xml:space="preserve">舅舅家的斗嘴是”吵完了还是家人”，小凤家的沉默是”不吵也不是家人”。</w:t>
       </w:r>
     </w:p>
-    <w:bookmarkEnd w:id="196"/>
-    <w:bookmarkStart w:id="197" w:name="与父亲的关系"/>
+    <w:bookmarkEnd w:id="204"/>
+    <w:bookmarkStart w:id="205" w:name="与父亲的关系"/>
     <w:p>
       <w:pPr>
         <w:pStyle w:val="Heading4"/>
@@ -27746,8 +29414,8 @@
         <w:t xml:space="preserve">这也造就了她骨子里的要强。她不是天性要强，是被逼出来的——她要用行动证明，女儿不比儿子差。</w:t>
       </w:r>
     </w:p>
-    <w:bookmarkEnd w:id="197"/>
-    <w:bookmarkStart w:id="198" w:name="参与事件-10"/>
+    <w:bookmarkEnd w:id="205"/>
+    <w:bookmarkStart w:id="206" w:name="参与事件-10"/>
     <w:p>
       <w:pPr>
         <w:pStyle w:val="Heading4"/>
@@ -27764,7 +29432,7 @@
         <w:pStyle w:val="Compact"/>
         <w:numPr>
           <w:ilvl w:val="0"/>
-          <w:numId w:val="1058"/>
+          <w:numId w:val="1067"/>
         </w:numPr>
       </w:pPr>
       <w:r>
@@ -27779,7 +29447,7 @@
         <w:pStyle w:val="Compact"/>
         <w:numPr>
           <w:ilvl w:val="0"/>
-          <w:numId w:val="1058"/>
+          <w:numId w:val="1067"/>
         </w:numPr>
       </w:pPr>
       <w:r>
@@ -27794,7 +29462,7 @@
         <w:pStyle w:val="Compact"/>
         <w:numPr>
           <w:ilvl w:val="0"/>
-          <w:numId w:val="1058"/>
+          <w:numId w:val="1067"/>
         </w:numPr>
       </w:pPr>
       <w:r>
@@ -27809,7 +29477,7 @@
         <w:pStyle w:val="Compact"/>
         <w:numPr>
           <w:ilvl w:val="0"/>
-          <w:numId w:val="1058"/>
+          <w:numId w:val="1067"/>
         </w:numPr>
       </w:pPr>
       <w:r>
@@ -27824,7 +29492,7 @@
         <w:pStyle w:val="Compact"/>
         <w:numPr>
           <w:ilvl w:val="0"/>
-          <w:numId w:val="1058"/>
+          <w:numId w:val="1067"/>
         </w:numPr>
       </w:pPr>
       <w:r>
@@ -27839,7 +29507,7 @@
         <w:pStyle w:val="Compact"/>
         <w:numPr>
           <w:ilvl w:val="0"/>
-          <w:numId w:val="1058"/>
+          <w:numId w:val="1067"/>
         </w:numPr>
       </w:pPr>
       <w:r>
@@ -27854,7 +29522,7 @@
         <w:pStyle w:val="Compact"/>
         <w:numPr>
           <w:ilvl w:val="0"/>
-          <w:numId w:val="1058"/>
+          <w:numId w:val="1067"/>
         </w:numPr>
       </w:pPr>
       <w:r>
@@ -27869,7 +29537,7 @@
         <w:pStyle w:val="Compact"/>
         <w:numPr>
           <w:ilvl w:val="0"/>
-          <w:numId w:val="1058"/>
+          <w:numId w:val="1067"/>
         </w:numPr>
       </w:pPr>
       <w:r>
@@ -27884,7 +29552,7 @@
         <w:pStyle w:val="Compact"/>
         <w:numPr>
           <w:ilvl w:val="0"/>
-          <w:numId w:val="1058"/>
+          <w:numId w:val="1067"/>
         </w:numPr>
       </w:pPr>
       <w:r>
@@ -27894,8 +29562,8 @@
         <w:t xml:space="preserve">主角第一次去小凤家、发现她家和外婆家完全不一样的事件</w:t>
       </w:r>
     </w:p>
-    <w:bookmarkEnd w:id="198"/>
-    <w:bookmarkStart w:id="199" w:name="视觉设计参考-10"/>
+    <w:bookmarkEnd w:id="206"/>
+    <w:bookmarkStart w:id="207" w:name="视觉设计参考-10"/>
     <w:p>
       <w:pPr>
         <w:pStyle w:val="Heading4"/>
@@ -27912,7 +29580,7 @@
         <w:pStyle w:val="Compact"/>
         <w:numPr>
           <w:ilvl w:val="0"/>
-          <w:numId w:val="1059"/>
+          <w:numId w:val="1068"/>
         </w:numPr>
       </w:pPr>
       <w:r>
@@ -27927,7 +29595,7 @@
         <w:pStyle w:val="Compact"/>
         <w:numPr>
           <w:ilvl w:val="0"/>
-          <w:numId w:val="1059"/>
+          <w:numId w:val="1068"/>
         </w:numPr>
       </w:pPr>
       <w:r>
@@ -27942,7 +29610,7 @@
         <w:pStyle w:val="Compact"/>
         <w:numPr>
           <w:ilvl w:val="0"/>
-          <w:numId w:val="1059"/>
+          <w:numId w:val="1068"/>
         </w:numPr>
       </w:pPr>
       <w:r>
@@ -27957,7 +29625,7 @@
         <w:pStyle w:val="Compact"/>
         <w:numPr>
           <w:ilvl w:val="0"/>
-          <w:numId w:val="1059"/>
+          <w:numId w:val="1068"/>
         </w:numPr>
       </w:pPr>
       <w:r>
@@ -27972,7 +29640,7 @@
         <w:pStyle w:val="Compact"/>
         <w:numPr>
           <w:ilvl w:val="0"/>
-          <w:numId w:val="1059"/>
+          <w:numId w:val="1068"/>
         </w:numPr>
       </w:pPr>
       <w:r>
@@ -27989,8 +29657,8 @@
         </w:pict>
       </w:r>
     </w:p>
-    <w:bookmarkEnd w:id="199"/>
-    <w:bookmarkStart w:id="200" w:name="阿婆"/>
+    <w:bookmarkEnd w:id="207"/>
+    <w:bookmarkStart w:id="208" w:name="阿婆"/>
     <w:p>
       <w:pPr>
         <w:pStyle w:val="Heading4"/>
@@ -28002,8 +29670,8 @@
         <w:t xml:space="preserve">阿婆</w:t>
       </w:r>
     </w:p>
-    <w:bookmarkEnd w:id="200"/>
-    <w:bookmarkStart w:id="201" w:name="基本信息-11"/>
+    <w:bookmarkEnd w:id="208"/>
+    <w:bookmarkStart w:id="209" w:name="基本信息-11"/>
     <w:p>
       <w:pPr>
         <w:pStyle w:val="Heading4"/>
@@ -28184,8 +29852,8 @@
         </w:tc>
       </w:tr>
     </w:tbl>
-    <w:bookmarkEnd w:id="201"/>
-    <w:bookmarkStart w:id="202" w:name="人物小传-11"/>
+    <w:bookmarkEnd w:id="209"/>
+    <w:bookmarkStart w:id="210" w:name="人物小传-11"/>
     <w:p>
       <w:pPr>
         <w:pStyle w:val="Heading4"/>
@@ -28281,8 +29949,8 @@
         <w:t xml:space="preserve">。她不参与主角的冒险，但她是主角在村里的一个锚点——不管玩到多晚、跑到多远，经过阿婆家门口就觉得快到家了。</w:t>
       </w:r>
     </w:p>
-    <w:bookmarkEnd w:id="202"/>
-    <w:bookmarkStart w:id="203" w:name="性格特点-11"/>
+    <w:bookmarkEnd w:id="210"/>
+    <w:bookmarkStart w:id="211" w:name="性格特点-11"/>
     <w:p>
       <w:pPr>
         <w:pStyle w:val="Heading4"/>
@@ -28299,7 +29967,7 @@
         <w:pStyle w:val="Compact"/>
         <w:numPr>
           <w:ilvl w:val="0"/>
-          <w:numId w:val="1060"/>
+          <w:numId w:val="1069"/>
         </w:numPr>
       </w:pPr>
       <w:r>
@@ -28322,7 +29990,7 @@
         <w:pStyle w:val="Compact"/>
         <w:numPr>
           <w:ilvl w:val="0"/>
-          <w:numId w:val="1060"/>
+          <w:numId w:val="1069"/>
         </w:numPr>
       </w:pPr>
       <w:r>
@@ -28345,7 +30013,7 @@
         <w:pStyle w:val="Compact"/>
         <w:numPr>
           <w:ilvl w:val="0"/>
-          <w:numId w:val="1060"/>
+          <w:numId w:val="1069"/>
         </w:numPr>
       </w:pPr>
       <w:r>
@@ -28368,7 +30036,7 @@
         <w:pStyle w:val="Compact"/>
         <w:numPr>
           <w:ilvl w:val="0"/>
-          <w:numId w:val="1060"/>
+          <w:numId w:val="1069"/>
         </w:numPr>
       </w:pPr>
       <w:r>
@@ -28386,8 +30054,8 @@
         <w:t xml:space="preserve">：不愿意给儿女添麻烦，不愿意被人当”废人”看待</w:t>
       </w:r>
     </w:p>
-    <w:bookmarkEnd w:id="203"/>
-    <w:bookmarkStart w:id="204" w:name="说话方式-11"/>
+    <w:bookmarkEnd w:id="211"/>
+    <w:bookmarkStart w:id="212" w:name="说话方式-11"/>
     <w:p>
       <w:pPr>
         <w:pStyle w:val="Heading4"/>
@@ -28404,7 +30072,7 @@
         <w:pStyle w:val="Compact"/>
         <w:numPr>
           <w:ilvl w:val="0"/>
-          <w:numId w:val="1061"/>
+          <w:numId w:val="1070"/>
         </w:numPr>
       </w:pPr>
       <w:r>
@@ -28419,7 +30087,7 @@
         <w:pStyle w:val="Compact"/>
         <w:numPr>
           <w:ilvl w:val="0"/>
-          <w:numId w:val="1061"/>
+          <w:numId w:val="1070"/>
         </w:numPr>
       </w:pPr>
       <w:r>
@@ -28452,7 +30120,7 @@
         <w:pStyle w:val="Compact"/>
         <w:numPr>
           <w:ilvl w:val="0"/>
-          <w:numId w:val="1061"/>
+          <w:numId w:val="1070"/>
         </w:numPr>
       </w:pPr>
       <w:r>
@@ -28485,7 +30153,7 @@
         <w:pStyle w:val="Compact"/>
         <w:numPr>
           <w:ilvl w:val="0"/>
-          <w:numId w:val="1061"/>
+          <w:numId w:val="1070"/>
         </w:numPr>
       </w:pPr>
       <w:r>
@@ -28495,8 +30163,8 @@
         <w:t xml:space="preserve">偶尔冒出一句很有智慧的话，因为她活了七十多年什么都见过</w:t>
       </w:r>
     </w:p>
-    <w:bookmarkEnd w:id="204"/>
-    <w:bookmarkStart w:id="205" w:name="与外婆的关系"/>
+    <w:bookmarkEnd w:id="212"/>
+    <w:bookmarkStart w:id="213" w:name="与外婆的关系"/>
     <w:p>
       <w:pPr>
         <w:pStyle w:val="Heading4"/>
@@ -28530,8 +30198,8 @@
         <w:t xml:space="preserve">阿婆羡慕外婆有外孙来陪。她自己的孙辈都在城里，一年见不到几次。她对主角好，有一部分是因为”看到别人家的孙子，就想起自己的”。</w:t>
       </w:r>
     </w:p>
-    <w:bookmarkEnd w:id="205"/>
-    <w:bookmarkStart w:id="206" w:name="参与事件-11"/>
+    <w:bookmarkEnd w:id="213"/>
+    <w:bookmarkStart w:id="214" w:name="参与事件-11"/>
     <w:p>
       <w:pPr>
         <w:pStyle w:val="Heading4"/>
@@ -28548,7 +30216,7 @@
         <w:pStyle w:val="Compact"/>
         <w:numPr>
           <w:ilvl w:val="0"/>
-          <w:numId w:val="1062"/>
+          <w:numId w:val="1071"/>
         </w:numPr>
       </w:pPr>
       <w:r>
@@ -28563,7 +30231,7 @@
         <w:pStyle w:val="Compact"/>
         <w:numPr>
           <w:ilvl w:val="0"/>
-          <w:numId w:val="1062"/>
+          <w:numId w:val="1071"/>
         </w:numPr>
       </w:pPr>
       <w:r>
@@ -28578,7 +30246,7 @@
         <w:pStyle w:val="Compact"/>
         <w:numPr>
           <w:ilvl w:val="0"/>
-          <w:numId w:val="1062"/>
+          <w:numId w:val="1071"/>
         </w:numPr>
       </w:pPr>
       <w:r>
@@ -28593,7 +30261,7 @@
         <w:pStyle w:val="Compact"/>
         <w:numPr>
           <w:ilvl w:val="0"/>
-          <w:numId w:val="1062"/>
+          <w:numId w:val="1071"/>
         </w:numPr>
       </w:pPr>
       <w:r>
@@ -28608,7 +30276,7 @@
         <w:pStyle w:val="Compact"/>
         <w:numPr>
           <w:ilvl w:val="0"/>
-          <w:numId w:val="1062"/>
+          <w:numId w:val="1071"/>
         </w:numPr>
       </w:pPr>
       <w:r>
@@ -28618,8 +30286,8 @@
         <w:t xml:space="preserve">阿婆的儿女打电话回来、她嘴上说”不用管我”挂了电话却坐了很久的事件</w:t>
       </w:r>
     </w:p>
-    <w:bookmarkEnd w:id="206"/>
-    <w:bookmarkStart w:id="207" w:name="视觉设计参考-11"/>
+    <w:bookmarkEnd w:id="214"/>
+    <w:bookmarkStart w:id="215" w:name="视觉设计参考-11"/>
     <w:p>
       <w:pPr>
         <w:pStyle w:val="Heading4"/>
@@ -28636,7 +30304,7 @@
         <w:pStyle w:val="Compact"/>
         <w:numPr>
           <w:ilvl w:val="0"/>
-          <w:numId w:val="1063"/>
+          <w:numId w:val="1072"/>
         </w:numPr>
       </w:pPr>
       <w:r>
@@ -28651,7 +30319,7 @@
         <w:pStyle w:val="Compact"/>
         <w:numPr>
           <w:ilvl w:val="0"/>
-          <w:numId w:val="1063"/>
+          <w:numId w:val="1072"/>
         </w:numPr>
       </w:pPr>
       <w:r>
@@ -28666,7 +30334,7 @@
         <w:pStyle w:val="Compact"/>
         <w:numPr>
           <w:ilvl w:val="0"/>
-          <w:numId w:val="1063"/>
+          <w:numId w:val="1072"/>
         </w:numPr>
       </w:pPr>
       <w:r>
@@ -28681,7 +30349,7 @@
         <w:pStyle w:val="Compact"/>
         <w:numPr>
           <w:ilvl w:val="0"/>
-          <w:numId w:val="1063"/>
+          <w:numId w:val="1072"/>
         </w:numPr>
       </w:pPr>
       <w:r>
@@ -28696,7 +30364,7 @@
         <w:pStyle w:val="Compact"/>
         <w:numPr>
           <w:ilvl w:val="0"/>
-          <w:numId w:val="1063"/>
+          <w:numId w:val="1072"/>
         </w:numPr>
       </w:pPr>
       <w:r>
@@ -28713,8 +30381,8 @@
         </w:pict>
       </w:r>
     </w:p>
-    <w:bookmarkEnd w:id="207"/>
-    <w:bookmarkStart w:id="208" w:name="村长"/>
+    <w:bookmarkEnd w:id="215"/>
+    <w:bookmarkStart w:id="216" w:name="村长"/>
     <w:p>
       <w:pPr>
         <w:pStyle w:val="Heading4"/>
@@ -28726,8 +30394,8 @@
         <w:t xml:space="preserve">村长</w:t>
       </w:r>
     </w:p>
-    <w:bookmarkEnd w:id="208"/>
-    <w:bookmarkStart w:id="209" w:name="基本信息-12"/>
+    <w:bookmarkEnd w:id="216"/>
+    <w:bookmarkStart w:id="217" w:name="基本信息-12"/>
     <w:p>
       <w:pPr>
         <w:pStyle w:val="Heading4"/>
@@ -28911,8 +30579,8 @@
         </w:tc>
       </w:tr>
     </w:tbl>
-    <w:bookmarkEnd w:id="209"/>
-    <w:bookmarkStart w:id="210" w:name="人物小传-12"/>
+    <w:bookmarkEnd w:id="217"/>
+    <w:bookmarkStart w:id="218" w:name="人物小传-12"/>
     <w:p>
       <w:pPr>
         <w:pStyle w:val="Heading4"/>
@@ -28990,8 +30658,8 @@
         <w:t xml:space="preserve">在主角眼里，村长是一个”大人的世界”的窗口。他和外公的关系、他对大儿子的态度，都是主角长大后才会慢慢理解的事。</w:t>
       </w:r>
     </w:p>
-    <w:bookmarkEnd w:id="210"/>
-    <w:bookmarkStart w:id="211" w:name="性格特点-12"/>
+    <w:bookmarkEnd w:id="218"/>
+    <w:bookmarkStart w:id="219" w:name="性格特点-12"/>
     <w:p>
       <w:pPr>
         <w:pStyle w:val="Heading4"/>
@@ -29008,7 +30676,7 @@
         <w:pStyle w:val="Compact"/>
         <w:numPr>
           <w:ilvl w:val="0"/>
-          <w:numId w:val="1064"/>
+          <w:numId w:val="1073"/>
         </w:numPr>
       </w:pPr>
       <w:r>
@@ -29031,7 +30699,7 @@
         <w:pStyle w:val="Compact"/>
         <w:numPr>
           <w:ilvl w:val="0"/>
-          <w:numId w:val="1064"/>
+          <w:numId w:val="1073"/>
         </w:numPr>
       </w:pPr>
       <w:r>
@@ -29054,7 +30722,7 @@
         <w:pStyle w:val="Compact"/>
         <w:numPr>
           <w:ilvl w:val="0"/>
-          <w:numId w:val="1064"/>
+          <w:numId w:val="1073"/>
         </w:numPr>
       </w:pPr>
       <w:r>
@@ -29077,7 +30745,7 @@
         <w:pStyle w:val="Compact"/>
         <w:numPr>
           <w:ilvl w:val="0"/>
-          <w:numId w:val="1064"/>
+          <w:numId w:val="1073"/>
         </w:numPr>
       </w:pPr>
       <w:r>
@@ -29095,8 +30763,8 @@
         <w:t xml:space="preserve">：关于那场仗，跟外公一样，一个字不提</w:t>
       </w:r>
     </w:p>
-    <w:bookmarkEnd w:id="211"/>
-    <w:bookmarkStart w:id="212" w:name="说话方式-12"/>
+    <w:bookmarkEnd w:id="219"/>
+    <w:bookmarkStart w:id="220" w:name="说话方式-12"/>
     <w:p>
       <w:pPr>
         <w:pStyle w:val="Heading4"/>
@@ -29113,7 +30781,7 @@
         <w:pStyle w:val="Compact"/>
         <w:numPr>
           <w:ilvl w:val="0"/>
-          <w:numId w:val="1065"/>
+          <w:numId w:val="1074"/>
         </w:numPr>
       </w:pPr>
       <w:r>
@@ -29128,7 +30796,7 @@
         <w:pStyle w:val="Compact"/>
         <w:numPr>
           <w:ilvl w:val="0"/>
-          <w:numId w:val="1065"/>
+          <w:numId w:val="1074"/>
         </w:numPr>
       </w:pPr>
       <w:r>
@@ -29155,7 +30823,7 @@
         <w:pStyle w:val="Compact"/>
         <w:numPr>
           <w:ilvl w:val="0"/>
-          <w:numId w:val="1065"/>
+          <w:numId w:val="1074"/>
         </w:numPr>
       </w:pPr>
       <w:r>
@@ -29188,7 +30856,7 @@
         <w:pStyle w:val="Compact"/>
         <w:numPr>
           <w:ilvl w:val="0"/>
-          <w:numId w:val="1065"/>
+          <w:numId w:val="1074"/>
         </w:numPr>
       </w:pPr>
       <w:r>
@@ -29198,8 +30866,8 @@
         <w:t xml:space="preserve">提到外公时话会少一些，但眼神里有东西</w:t>
       </w:r>
     </w:p>
-    <w:bookmarkEnd w:id="212"/>
-    <w:bookmarkStart w:id="213" w:name="与外公的关系-1"/>
+    <w:bookmarkEnd w:id="220"/>
+    <w:bookmarkStart w:id="221" w:name="与外公的关系-1"/>
     <w:p>
       <w:pPr>
         <w:pStyle w:val="Heading4"/>
@@ -29244,8 +30912,8 @@
         <w:t xml:space="preserve">外公和村长的关系，是这个游戏里”大人之间不说出口的友情”的代表。</w:t>
       </w:r>
     </w:p>
-    <w:bookmarkEnd w:id="213"/>
-    <w:bookmarkStart w:id="214" w:name="与阿旺阿宝的关系-1"/>
+    <w:bookmarkEnd w:id="221"/>
+    <w:bookmarkStart w:id="222" w:name="与阿旺阿宝的关系-1"/>
     <w:p>
       <w:pPr>
         <w:pStyle w:val="Heading4"/>
@@ -29279,8 +30947,8 @@
         <w:t xml:space="preserve">村长心疼大儿子顾不上家，但说不出口。他能做的就是对两个孙子好一点，再好一点。</w:t>
       </w:r>
     </w:p>
-    <w:bookmarkEnd w:id="214"/>
-    <w:bookmarkStart w:id="215" w:name="与那场仗的关系"/>
+    <w:bookmarkEnd w:id="222"/>
+    <w:bookmarkStart w:id="223" w:name="与那场仗的关系"/>
     <w:p>
       <w:pPr>
         <w:pStyle w:val="Heading4"/>
@@ -29362,8 +31030,8 @@
         <w:t xml:space="preserve">这是游戏内容模糊化规则的体现：不直接使用真实事件名称，保持真实感底色但不被具体历史绑定。</w:t>
       </w:r>
     </w:p>
-    <w:bookmarkEnd w:id="215"/>
-    <w:bookmarkStart w:id="216" w:name="参与事件-12"/>
+    <w:bookmarkEnd w:id="223"/>
+    <w:bookmarkStart w:id="224" w:name="参与事件-12"/>
     <w:p>
       <w:pPr>
         <w:pStyle w:val="Heading4"/>
@@ -29380,7 +31048,7 @@
         <w:pStyle w:val="Compact"/>
         <w:numPr>
           <w:ilvl w:val="0"/>
-          <w:numId w:val="1066"/>
+          <w:numId w:val="1075"/>
         </w:numPr>
       </w:pPr>
       <w:r>
@@ -29395,7 +31063,7 @@
         <w:pStyle w:val="Compact"/>
         <w:numPr>
           <w:ilvl w:val="0"/>
-          <w:numId w:val="1066"/>
+          <w:numId w:val="1075"/>
         </w:numPr>
       </w:pPr>
       <w:r>
@@ -29410,7 +31078,7 @@
         <w:pStyle w:val="Compact"/>
         <w:numPr>
           <w:ilvl w:val="0"/>
-          <w:numId w:val="1066"/>
+          <w:numId w:val="1075"/>
         </w:numPr>
       </w:pPr>
       <w:r>
@@ -29425,7 +31093,7 @@
         <w:pStyle w:val="Compact"/>
         <w:numPr>
           <w:ilvl w:val="0"/>
-          <w:numId w:val="1066"/>
+          <w:numId w:val="1075"/>
         </w:numPr>
       </w:pPr>
       <w:r>
@@ -29440,7 +31108,7 @@
         <w:pStyle w:val="Compact"/>
         <w:numPr>
           <w:ilvl w:val="0"/>
-          <w:numId w:val="1066"/>
+          <w:numId w:val="1075"/>
         </w:numPr>
       </w:pPr>
       <w:r>
@@ -29455,7 +31123,7 @@
         <w:pStyle w:val="Compact"/>
         <w:numPr>
           <w:ilvl w:val="0"/>
-          <w:numId w:val="1066"/>
+          <w:numId w:val="1075"/>
         </w:numPr>
       </w:pPr>
       <w:r>
@@ -29465,8 +31133,8 @@
         <w:t xml:space="preserve">阿旺阿宝去爷爷家蹭饭的温馨事件</w:t>
       </w:r>
     </w:p>
-    <w:bookmarkEnd w:id="216"/>
-    <w:bookmarkStart w:id="217" w:name="视觉设计参考-12"/>
+    <w:bookmarkEnd w:id="224"/>
+    <w:bookmarkStart w:id="225" w:name="视觉设计参考-12"/>
     <w:p>
       <w:pPr>
         <w:pStyle w:val="Heading4"/>
@@ -29483,7 +31151,7 @@
         <w:pStyle w:val="Compact"/>
         <w:numPr>
           <w:ilvl w:val="0"/>
-          <w:numId w:val="1067"/>
+          <w:numId w:val="1076"/>
         </w:numPr>
       </w:pPr>
       <w:r>
@@ -29498,7 +31166,7 @@
         <w:pStyle w:val="Compact"/>
         <w:numPr>
           <w:ilvl w:val="0"/>
-          <w:numId w:val="1067"/>
+          <w:numId w:val="1076"/>
         </w:numPr>
       </w:pPr>
       <w:r>
@@ -29513,7 +31181,7 @@
         <w:pStyle w:val="Compact"/>
         <w:numPr>
           <w:ilvl w:val="0"/>
-          <w:numId w:val="1067"/>
+          <w:numId w:val="1076"/>
         </w:numPr>
       </w:pPr>
       <w:r>
@@ -29528,7 +31196,7 @@
         <w:pStyle w:val="Compact"/>
         <w:numPr>
           <w:ilvl w:val="0"/>
-          <w:numId w:val="1067"/>
+          <w:numId w:val="1076"/>
         </w:numPr>
       </w:pPr>
       <w:r>
@@ -29543,7 +31211,7 @@
         <w:pStyle w:val="Compact"/>
         <w:numPr>
           <w:ilvl w:val="0"/>
-          <w:numId w:val="1067"/>
+          <w:numId w:val="1076"/>
         </w:numPr>
       </w:pPr>
       <w:r>
@@ -29560,8 +31228,8 @@
         </w:pict>
       </w:r>
     </w:p>
-    <w:bookmarkEnd w:id="217"/>
-    <w:bookmarkStart w:id="218" w:name="小明妈"/>
+    <w:bookmarkEnd w:id="225"/>
+    <w:bookmarkStart w:id="226" w:name="小明妈"/>
     <w:p>
       <w:pPr>
         <w:pStyle w:val="Heading4"/>
@@ -29573,8 +31241,8 @@
         <w:t xml:space="preserve">小明妈</w:t>
       </w:r>
     </w:p>
-    <w:bookmarkEnd w:id="218"/>
-    <w:bookmarkStart w:id="219" w:name="基本信息-13"/>
+    <w:bookmarkEnd w:id="226"/>
+    <w:bookmarkStart w:id="227" w:name="基本信息-13"/>
     <w:p>
       <w:pPr>
         <w:pStyle w:val="Heading4"/>
@@ -29758,8 +31426,8 @@
         </w:tc>
       </w:tr>
     </w:tbl>
-    <w:bookmarkEnd w:id="219"/>
-    <w:bookmarkStart w:id="220" w:name="人物小传-13"/>
+    <w:bookmarkEnd w:id="227"/>
+    <w:bookmarkStart w:id="228" w:name="人物小传-13"/>
     <w:p>
       <w:pPr>
         <w:pStyle w:val="Heading4"/>
@@ -29837,8 +31505,8 @@
         <w:t xml:space="preserve">小明的坚强来自她。她没有给小明一个完整的家，但给了他一副硬骨头。</w:t>
       </w:r>
     </w:p>
-    <w:bookmarkEnd w:id="220"/>
-    <w:bookmarkStart w:id="221" w:name="性格特点-13"/>
+    <w:bookmarkEnd w:id="228"/>
+    <w:bookmarkStart w:id="229" w:name="性格特点-13"/>
     <w:p>
       <w:pPr>
         <w:pStyle w:val="Heading4"/>
@@ -29855,7 +31523,7 @@
         <w:pStyle w:val="Compact"/>
         <w:numPr>
           <w:ilvl w:val="0"/>
-          <w:numId w:val="1068"/>
+          <w:numId w:val="1077"/>
         </w:numPr>
       </w:pPr>
       <w:r>
@@ -29878,7 +31546,7 @@
         <w:pStyle w:val="Compact"/>
         <w:numPr>
           <w:ilvl w:val="0"/>
-          <w:numId w:val="1068"/>
+          <w:numId w:val="1077"/>
         </w:numPr>
       </w:pPr>
       <w:r>
@@ -29901,7 +31569,7 @@
         <w:pStyle w:val="Compact"/>
         <w:numPr>
           <w:ilvl w:val="0"/>
-          <w:numId w:val="1068"/>
+          <w:numId w:val="1077"/>
         </w:numPr>
       </w:pPr>
       <w:r>
@@ -29924,7 +31592,7 @@
         <w:pStyle w:val="Compact"/>
         <w:numPr>
           <w:ilvl w:val="0"/>
-          <w:numId w:val="1068"/>
+          <w:numId w:val="1077"/>
         </w:numPr>
       </w:pPr>
       <w:r>
@@ -29942,8 +31610,8 @@
         <w:t xml:space="preserve">：穷但不卑微，苦但不卖惨</w:t>
       </w:r>
     </w:p>
-    <w:bookmarkEnd w:id="221"/>
-    <w:bookmarkStart w:id="222" w:name="说话方式-13"/>
+    <w:bookmarkEnd w:id="229"/>
+    <w:bookmarkStart w:id="230" w:name="说话方式-13"/>
     <w:p>
       <w:pPr>
         <w:pStyle w:val="Heading4"/>
@@ -29960,7 +31628,7 @@
         <w:pStyle w:val="Compact"/>
         <w:numPr>
           <w:ilvl w:val="0"/>
-          <w:numId w:val="1069"/>
+          <w:numId w:val="1078"/>
         </w:numPr>
       </w:pPr>
       <w:r>
@@ -29975,7 +31643,7 @@
         <w:pStyle w:val="Compact"/>
         <w:numPr>
           <w:ilvl w:val="0"/>
-          <w:numId w:val="1069"/>
+          <w:numId w:val="1078"/>
         </w:numPr>
       </w:pPr>
       <w:r>
@@ -30008,7 +31676,7 @@
         <w:pStyle w:val="Compact"/>
         <w:numPr>
           <w:ilvl w:val="0"/>
-          <w:numId w:val="1069"/>
+          <w:numId w:val="1078"/>
         </w:numPr>
       </w:pPr>
       <w:r>
@@ -30029,7 +31697,7 @@
         <w:pStyle w:val="Compact"/>
         <w:numPr>
           <w:ilvl w:val="0"/>
-          <w:numId w:val="1069"/>
+          <w:numId w:val="1078"/>
         </w:numPr>
       </w:pPr>
       <w:r>
@@ -30039,8 +31707,8 @@
         <w:t xml:space="preserve">她不说”我爱你”，但每天的饭菜都是热的</w:t>
       </w:r>
     </w:p>
-    <w:bookmarkEnd w:id="222"/>
-    <w:bookmarkStart w:id="223" w:name="与小明的关系"/>
+    <w:bookmarkEnd w:id="230"/>
+    <w:bookmarkStart w:id="231" w:name="与小明的关系"/>
     <w:p>
       <w:pPr>
         <w:pStyle w:val="Heading4"/>
@@ -30085,8 +31753,8 @@
         <w:t xml:space="preserve">主角看到小明和妈妈的相处方式，会想起自己的爸妈——也许开始理解”不在身边不代表不爱”。</w:t>
       </w:r>
     </w:p>
-    <w:bookmarkEnd w:id="223"/>
-    <w:bookmarkStart w:id="224" w:name="参与事件-13"/>
+    <w:bookmarkEnd w:id="231"/>
+    <w:bookmarkStart w:id="232" w:name="参与事件-13"/>
     <w:p>
       <w:pPr>
         <w:pStyle w:val="Heading4"/>
@@ -30103,7 +31771,7 @@
         <w:pStyle w:val="Compact"/>
         <w:numPr>
           <w:ilvl w:val="0"/>
-          <w:numId w:val="1070"/>
+          <w:numId w:val="1079"/>
         </w:numPr>
       </w:pPr>
       <w:r>
@@ -30118,7 +31786,7 @@
         <w:pStyle w:val="Compact"/>
         <w:numPr>
           <w:ilvl w:val="0"/>
-          <w:numId w:val="1070"/>
+          <w:numId w:val="1079"/>
         </w:numPr>
       </w:pPr>
       <w:r>
@@ -30133,7 +31801,7 @@
         <w:pStyle w:val="Compact"/>
         <w:numPr>
           <w:ilvl w:val="0"/>
-          <w:numId w:val="1070"/>
+          <w:numId w:val="1079"/>
         </w:numPr>
       </w:pPr>
       <w:r>
@@ -30148,7 +31816,7 @@
         <w:pStyle w:val="Compact"/>
         <w:numPr>
           <w:ilvl w:val="0"/>
-          <w:numId w:val="1070"/>
+          <w:numId w:val="1079"/>
         </w:numPr>
       </w:pPr>
       <w:r>
@@ -30158,8 +31826,8 @@
         <w:t xml:space="preserve">小明妈和舅妈偶尔聊天的事件（两个女人的互相理解）</w:t>
       </w:r>
     </w:p>
-    <w:bookmarkEnd w:id="224"/>
-    <w:bookmarkStart w:id="225" w:name="视觉设计参考-13"/>
+    <w:bookmarkEnd w:id="232"/>
+    <w:bookmarkStart w:id="233" w:name="视觉设计参考-13"/>
     <w:p>
       <w:pPr>
         <w:pStyle w:val="Heading4"/>
@@ -30176,7 +31844,7 @@
         <w:pStyle w:val="Compact"/>
         <w:numPr>
           <w:ilvl w:val="0"/>
-          <w:numId w:val="1071"/>
+          <w:numId w:val="1080"/>
         </w:numPr>
       </w:pPr>
       <w:r>
@@ -30191,7 +31859,7 @@
         <w:pStyle w:val="Compact"/>
         <w:numPr>
           <w:ilvl w:val="0"/>
-          <w:numId w:val="1071"/>
+          <w:numId w:val="1080"/>
         </w:numPr>
       </w:pPr>
       <w:r>
@@ -30206,7 +31874,7 @@
         <w:pStyle w:val="Compact"/>
         <w:numPr>
           <w:ilvl w:val="0"/>
-          <w:numId w:val="1071"/>
+          <w:numId w:val="1080"/>
         </w:numPr>
       </w:pPr>
       <w:r>
@@ -30221,7 +31889,7 @@
         <w:pStyle w:val="Compact"/>
         <w:numPr>
           <w:ilvl w:val="0"/>
-          <w:numId w:val="1071"/>
+          <w:numId w:val="1080"/>
         </w:numPr>
       </w:pPr>
       <w:r>
@@ -30236,7 +31904,7 @@
         <w:pStyle w:val="Compact"/>
         <w:numPr>
           <w:ilvl w:val="0"/>
-          <w:numId w:val="1071"/>
+          <w:numId w:val="1080"/>
         </w:numPr>
       </w:pPr>
       <w:r>
@@ -30253,8 +31921,8 @@
         </w:pict>
       </w:r>
     </w:p>
-    <w:bookmarkEnd w:id="225"/>
-    <w:bookmarkStart w:id="226" w:name="小凤妈"/>
+    <w:bookmarkEnd w:id="233"/>
+    <w:bookmarkStart w:id="234" w:name="小凤妈"/>
     <w:p>
       <w:pPr>
         <w:pStyle w:val="Heading4"/>
@@ -30266,8 +31934,8 @@
         <w:t xml:space="preserve">小凤妈</w:t>
       </w:r>
     </w:p>
-    <w:bookmarkEnd w:id="226"/>
-    <w:bookmarkStart w:id="227" w:name="基本信息-14"/>
+    <w:bookmarkEnd w:id="234"/>
+    <w:bookmarkStart w:id="235" w:name="基本信息-14"/>
     <w:p>
       <w:pPr>
         <w:pStyle w:val="Heading4"/>
@@ -30451,8 +32119,8 @@
         </w:tc>
       </w:tr>
     </w:tbl>
-    <w:bookmarkEnd w:id="227"/>
-    <w:bookmarkStart w:id="228" w:name="人物小传-14"/>
+    <w:bookmarkEnd w:id="235"/>
+    <w:bookmarkStart w:id="236" w:name="人物小传-14"/>
     <w:p>
       <w:pPr>
         <w:pStyle w:val="Heading4"/>
@@ -30530,8 +32198,8 @@
         <w:t xml:space="preserve">舅舅家的斗嘴是”吵完了还是家人”，小凤家的沉默是”不吵也不是家人”。小凤妈不是不想吵，是连吵架的力气都没有了。</w:t>
       </w:r>
     </w:p>
-    <w:bookmarkEnd w:id="228"/>
-    <w:bookmarkStart w:id="229" w:name="性格特点-14"/>
+    <w:bookmarkEnd w:id="236"/>
+    <w:bookmarkStart w:id="237" w:name="性格特点-14"/>
     <w:p>
       <w:pPr>
         <w:pStyle w:val="Heading4"/>
@@ -30548,7 +32216,7 @@
         <w:pStyle w:val="Compact"/>
         <w:numPr>
           <w:ilvl w:val="0"/>
-          <w:numId w:val="1072"/>
+          <w:numId w:val="1081"/>
         </w:numPr>
       </w:pPr>
       <w:r>
@@ -30571,7 +32239,7 @@
         <w:pStyle w:val="Compact"/>
         <w:numPr>
           <w:ilvl w:val="0"/>
-          <w:numId w:val="1072"/>
+          <w:numId w:val="1081"/>
         </w:numPr>
       </w:pPr>
       <w:r>
@@ -30594,7 +32262,7 @@
         <w:pStyle w:val="Compact"/>
         <w:numPr>
           <w:ilvl w:val="0"/>
-          <w:numId w:val="1072"/>
+          <w:numId w:val="1081"/>
         </w:numPr>
       </w:pPr>
       <w:r>
@@ -30617,7 +32285,7 @@
         <w:pStyle w:val="Compact"/>
         <w:numPr>
           <w:ilvl w:val="0"/>
-          <w:numId w:val="1072"/>
+          <w:numId w:val="1081"/>
         </w:numPr>
       </w:pPr>
       <w:r>
@@ -30635,8 +32303,8 @@
         <w:t xml:space="preserve">：她对小凤的关心藏在行动里，但从不说出口</w:t>
       </w:r>
     </w:p>
-    <w:bookmarkEnd w:id="229"/>
-    <w:bookmarkStart w:id="230" w:name="说话方式-14"/>
+    <w:bookmarkEnd w:id="237"/>
+    <w:bookmarkStart w:id="238" w:name="说话方式-14"/>
     <w:p>
       <w:pPr>
         <w:pStyle w:val="Heading4"/>
@@ -30653,7 +32321,7 @@
         <w:pStyle w:val="Compact"/>
         <w:numPr>
           <w:ilvl w:val="0"/>
-          <w:numId w:val="1073"/>
+          <w:numId w:val="1082"/>
         </w:numPr>
       </w:pPr>
       <w:r>
@@ -30686,7 +32354,7 @@
         <w:pStyle w:val="Compact"/>
         <w:numPr>
           <w:ilvl w:val="0"/>
-          <w:numId w:val="1073"/>
+          <w:numId w:val="1082"/>
         </w:numPr>
       </w:pPr>
       <w:r>
@@ -30713,7 +32381,7 @@
         <w:pStyle w:val="Compact"/>
         <w:numPr>
           <w:ilvl w:val="0"/>
-          <w:numId w:val="1073"/>
+          <w:numId w:val="1082"/>
         </w:numPr>
       </w:pPr>
       <w:r>
@@ -30723,8 +32391,8 @@
         <w:t xml:space="preserve">这种温柔太少太少，所以小凤每次听到都会愣一下</w:t>
       </w:r>
     </w:p>
-    <w:bookmarkEnd w:id="230"/>
-    <w:bookmarkStart w:id="231" w:name="与小凤的关系-2"/>
+    <w:bookmarkEnd w:id="238"/>
+    <w:bookmarkStart w:id="239" w:name="与小凤的关系-2"/>
     <w:p>
       <w:pPr>
         <w:pStyle w:val="Heading4"/>
@@ -30769,8 +32437,8 @@
         <w:t xml:space="preserve">小凤在外面组建了自己”家”——把小英当妹妹、把朋友们当家人。她不是故意要离开妈妈的世界，是妈妈的世界里没有她的位置。</w:t>
       </w:r>
     </w:p>
-    <w:bookmarkEnd w:id="231"/>
-    <w:bookmarkStart w:id="232" w:name="与小明妈的关系"/>
+    <w:bookmarkEnd w:id="239"/>
+    <w:bookmarkStart w:id="240" w:name="与小明妈的关系"/>
     <w:p>
       <w:pPr>
         <w:pStyle w:val="Heading4"/>
@@ -30815,8 +32483,8 @@
         <w:t xml:space="preserve">如果说小明妈是”把苦变成了力量”，小凤妈就是”被苦压着没有翻身”。没有对错，只是不同的人面对同样的处境，有不同的承受方式。</w:t>
       </w:r>
     </w:p>
-    <w:bookmarkEnd w:id="232"/>
-    <w:bookmarkStart w:id="233" w:name="参与事件-14"/>
+    <w:bookmarkEnd w:id="240"/>
+    <w:bookmarkStart w:id="241" w:name="参与事件-14"/>
     <w:p>
       <w:pPr>
         <w:pStyle w:val="Heading4"/>
@@ -30833,7 +32501,7 @@
         <w:pStyle w:val="Compact"/>
         <w:numPr>
           <w:ilvl w:val="0"/>
-          <w:numId w:val="1074"/>
+          <w:numId w:val="1083"/>
         </w:numPr>
       </w:pPr>
       <w:r>
@@ -30848,7 +32516,7 @@
         <w:pStyle w:val="Compact"/>
         <w:numPr>
           <w:ilvl w:val="0"/>
-          <w:numId w:val="1074"/>
+          <w:numId w:val="1083"/>
         </w:numPr>
       </w:pPr>
       <w:r>
@@ -30863,7 +32531,7 @@
         <w:pStyle w:val="Compact"/>
         <w:numPr>
           <w:ilvl w:val="0"/>
-          <w:numId w:val="1074"/>
+          <w:numId w:val="1083"/>
         </w:numPr>
       </w:pPr>
       <w:r>
@@ -30878,7 +32546,7 @@
         <w:pStyle w:val="Compact"/>
         <w:numPr>
           <w:ilvl w:val="0"/>
-          <w:numId w:val="1074"/>
+          <w:numId w:val="1083"/>
         </w:numPr>
       </w:pPr>
       <w:r>
@@ -30888,8 +32556,8 @@
         <w:t xml:space="preserve">过年丈夫回来那几天、家里气氛微妙变化的事件</w:t>
       </w:r>
     </w:p>
-    <w:bookmarkEnd w:id="233"/>
-    <w:bookmarkStart w:id="234" w:name="视觉设计参考-14"/>
+    <w:bookmarkEnd w:id="241"/>
+    <w:bookmarkStart w:id="242" w:name="视觉设计参考-14"/>
     <w:p>
       <w:pPr>
         <w:pStyle w:val="Heading4"/>
@@ -30906,7 +32574,7 @@
         <w:pStyle w:val="Compact"/>
         <w:numPr>
           <w:ilvl w:val="0"/>
-          <w:numId w:val="1075"/>
+          <w:numId w:val="1084"/>
         </w:numPr>
       </w:pPr>
       <w:r>
@@ -30921,7 +32589,7 @@
         <w:pStyle w:val="Compact"/>
         <w:numPr>
           <w:ilvl w:val="0"/>
-          <w:numId w:val="1075"/>
+          <w:numId w:val="1084"/>
         </w:numPr>
       </w:pPr>
       <w:r>
@@ -30936,7 +32604,7 @@
         <w:pStyle w:val="Compact"/>
         <w:numPr>
           <w:ilvl w:val="0"/>
-          <w:numId w:val="1075"/>
+          <w:numId w:val="1084"/>
         </w:numPr>
       </w:pPr>
       <w:r>
@@ -30951,7 +32619,7 @@
         <w:pStyle w:val="Compact"/>
         <w:numPr>
           <w:ilvl w:val="0"/>
-          <w:numId w:val="1075"/>
+          <w:numId w:val="1084"/>
         </w:numPr>
       </w:pPr>
       <w:r>
@@ -30966,7 +32634,7 @@
         <w:pStyle w:val="Compact"/>
         <w:numPr>
           <w:ilvl w:val="0"/>
-          <w:numId w:val="1075"/>
+          <w:numId w:val="1084"/>
         </w:numPr>
       </w:pPr>
       <w:r>
@@ -30983,8 +32651,8 @@
         </w:pict>
       </w:r>
     </w:p>
-    <w:bookmarkEnd w:id="234"/>
-    <w:bookmarkStart w:id="235" w:name="村民群像"/>
+    <w:bookmarkEnd w:id="242"/>
+    <w:bookmarkStart w:id="243" w:name="村民群像"/>
     <w:p>
       <w:pPr>
         <w:pStyle w:val="Heading4"/>
@@ -31014,8 +32682,8 @@
         </w:pict>
       </w:r>
     </w:p>
-    <w:bookmarkEnd w:id="235"/>
-    <w:bookmarkStart w:id="236" w:name="花婶"/>
+    <w:bookmarkEnd w:id="243"/>
+    <w:bookmarkStart w:id="244" w:name="花婶"/>
     <w:p>
       <w:pPr>
         <w:pStyle w:val="Heading4"/>
@@ -31032,7 +32700,7 @@
         <w:pStyle w:val="Compact"/>
         <w:numPr>
           <w:ilvl w:val="0"/>
-          <w:numId w:val="1076"/>
+          <w:numId w:val="1085"/>
         </w:numPr>
       </w:pPr>
       <w:r>
@@ -31055,7 +32723,7 @@
         <w:pStyle w:val="Compact"/>
         <w:numPr>
           <w:ilvl w:val="0"/>
-          <w:numId w:val="1076"/>
+          <w:numId w:val="1085"/>
         </w:numPr>
       </w:pPr>
       <w:r>
@@ -31078,7 +32746,7 @@
         <w:pStyle w:val="Compact"/>
         <w:numPr>
           <w:ilvl w:val="0"/>
-          <w:numId w:val="1076"/>
+          <w:numId w:val="1085"/>
         </w:numPr>
       </w:pPr>
       <w:r>
@@ -31101,7 +32769,7 @@
         <w:pStyle w:val="Compact"/>
         <w:numPr>
           <w:ilvl w:val="0"/>
-          <w:numId w:val="1076"/>
+          <w:numId w:val="1085"/>
         </w:numPr>
       </w:pPr>
       <w:r>
@@ -31124,7 +32792,7 @@
         <w:pStyle w:val="Compact"/>
         <w:numPr>
           <w:ilvl w:val="0"/>
-          <w:numId w:val="1076"/>
+          <w:numId w:val="1085"/>
         </w:numPr>
       </w:pPr>
       <w:r>
@@ -31147,7 +32815,7 @@
         <w:pStyle w:val="Compact"/>
         <w:numPr>
           <w:ilvl w:val="0"/>
-          <w:numId w:val="1076"/>
+          <w:numId w:val="1085"/>
         </w:numPr>
       </w:pPr>
       <w:r>
@@ -31188,7 +32856,7 @@
         <w:pStyle w:val="Compact"/>
         <w:numPr>
           <w:ilvl w:val="0"/>
-          <w:numId w:val="1076"/>
+          <w:numId w:val="1085"/>
         </w:numPr>
       </w:pPr>
       <w:r>
@@ -31213,8 +32881,8 @@
         </w:pict>
       </w:r>
     </w:p>
-    <w:bookmarkEnd w:id="236"/>
-    <w:bookmarkStart w:id="237" w:name="医生伯伯"/>
+    <w:bookmarkEnd w:id="244"/>
+    <w:bookmarkStart w:id="245" w:name="医生伯伯"/>
     <w:p>
       <w:pPr>
         <w:pStyle w:val="Heading4"/>
@@ -31231,7 +32899,7 @@
         <w:pStyle w:val="Compact"/>
         <w:numPr>
           <w:ilvl w:val="0"/>
-          <w:numId w:val="1077"/>
+          <w:numId w:val="1086"/>
         </w:numPr>
       </w:pPr>
       <w:r>
@@ -31254,7 +32922,7 @@
         <w:pStyle w:val="Compact"/>
         <w:numPr>
           <w:ilvl w:val="0"/>
-          <w:numId w:val="1077"/>
+          <w:numId w:val="1086"/>
         </w:numPr>
       </w:pPr>
       <w:r>
@@ -31277,7 +32945,7 @@
         <w:pStyle w:val="Compact"/>
         <w:numPr>
           <w:ilvl w:val="0"/>
-          <w:numId w:val="1077"/>
+          <w:numId w:val="1086"/>
         </w:numPr>
       </w:pPr>
       <w:r>
@@ -31300,7 +32968,7 @@
         <w:pStyle w:val="Compact"/>
         <w:numPr>
           <w:ilvl w:val="0"/>
-          <w:numId w:val="1077"/>
+          <w:numId w:val="1086"/>
         </w:numPr>
       </w:pPr>
       <w:r>
@@ -31323,7 +32991,7 @@
         <w:pStyle w:val="Compact"/>
         <w:numPr>
           <w:ilvl w:val="0"/>
-          <w:numId w:val="1077"/>
+          <w:numId w:val="1086"/>
         </w:numPr>
       </w:pPr>
       <w:r>
@@ -31346,7 +33014,7 @@
         <w:pStyle w:val="Compact"/>
         <w:numPr>
           <w:ilvl w:val="0"/>
-          <w:numId w:val="1077"/>
+          <w:numId w:val="1086"/>
         </w:numPr>
       </w:pPr>
       <w:r>
@@ -31387,7 +33055,7 @@
         <w:pStyle w:val="Compact"/>
         <w:numPr>
           <w:ilvl w:val="0"/>
-          <w:numId w:val="1077"/>
+          <w:numId w:val="1086"/>
         </w:numPr>
       </w:pPr>
       <w:r>
@@ -31412,8 +33080,8 @@
         </w:pict>
       </w:r>
     </w:p>
-    <w:bookmarkEnd w:id="237"/>
-    <w:bookmarkStart w:id="238" w:name="摩托车佬老陈"/>
+    <w:bookmarkEnd w:id="245"/>
+    <w:bookmarkStart w:id="246" w:name="摩托车佬老陈"/>
     <w:p>
       <w:pPr>
         <w:pStyle w:val="Heading4"/>
@@ -31430,7 +33098,7 @@
         <w:pStyle w:val="Compact"/>
         <w:numPr>
           <w:ilvl w:val="0"/>
-          <w:numId w:val="1078"/>
+          <w:numId w:val="1087"/>
         </w:numPr>
       </w:pPr>
       <w:r>
@@ -31453,7 +33121,7 @@
         <w:pStyle w:val="Compact"/>
         <w:numPr>
           <w:ilvl w:val="0"/>
-          <w:numId w:val="1078"/>
+          <w:numId w:val="1087"/>
         </w:numPr>
       </w:pPr>
       <w:r>
@@ -31476,7 +33144,7 @@
         <w:pStyle w:val="Compact"/>
         <w:numPr>
           <w:ilvl w:val="0"/>
-          <w:numId w:val="1078"/>
+          <w:numId w:val="1087"/>
         </w:numPr>
       </w:pPr>
       <w:r>
@@ -31499,7 +33167,7 @@
         <w:pStyle w:val="Compact"/>
         <w:numPr>
           <w:ilvl w:val="0"/>
-          <w:numId w:val="1078"/>
+          <w:numId w:val="1087"/>
         </w:numPr>
       </w:pPr>
       <w:r>
@@ -31522,7 +33190,7 @@
         <w:pStyle w:val="Compact"/>
         <w:numPr>
           <w:ilvl w:val="0"/>
-          <w:numId w:val="1078"/>
+          <w:numId w:val="1087"/>
         </w:numPr>
       </w:pPr>
       <w:r>
@@ -31545,7 +33213,7 @@
         <w:pStyle w:val="Compact"/>
         <w:numPr>
           <w:ilvl w:val="0"/>
-          <w:numId w:val="1078"/>
+          <w:numId w:val="1087"/>
         </w:numPr>
       </w:pPr>
       <w:r>
@@ -31586,7 +33254,7 @@
         <w:pStyle w:val="Compact"/>
         <w:numPr>
           <w:ilvl w:val="0"/>
-          <w:numId w:val="1078"/>
+          <w:numId w:val="1087"/>
         </w:numPr>
       </w:pPr>
       <w:r>
@@ -31611,8 +33279,8 @@
         </w:pict>
       </w:r>
     </w:p>
-    <w:bookmarkEnd w:id="238"/>
-    <w:bookmarkStart w:id="239" w:name="阿德叔"/>
+    <w:bookmarkEnd w:id="246"/>
+    <w:bookmarkStart w:id="247" w:name="阿德叔"/>
     <w:p>
       <w:pPr>
         <w:pStyle w:val="Heading4"/>
@@ -31629,7 +33297,7 @@
         <w:pStyle w:val="Compact"/>
         <w:numPr>
           <w:ilvl w:val="0"/>
-          <w:numId w:val="1079"/>
+          <w:numId w:val="1088"/>
         </w:numPr>
       </w:pPr>
       <w:r>
@@ -31652,7 +33320,7 @@
         <w:pStyle w:val="Compact"/>
         <w:numPr>
           <w:ilvl w:val="0"/>
-          <w:numId w:val="1079"/>
+          <w:numId w:val="1088"/>
         </w:numPr>
       </w:pPr>
       <w:r>
@@ -31675,7 +33343,7 @@
         <w:pStyle w:val="Compact"/>
         <w:numPr>
           <w:ilvl w:val="0"/>
-          <w:numId w:val="1079"/>
+          <w:numId w:val="1088"/>
         </w:numPr>
       </w:pPr>
       <w:r>
@@ -31698,7 +33366,7 @@
         <w:pStyle w:val="Compact"/>
         <w:numPr>
           <w:ilvl w:val="0"/>
-          <w:numId w:val="1079"/>
+          <w:numId w:val="1088"/>
         </w:numPr>
       </w:pPr>
       <w:r>
@@ -31721,7 +33389,7 @@
         <w:pStyle w:val="Compact"/>
         <w:numPr>
           <w:ilvl w:val="0"/>
-          <w:numId w:val="1079"/>
+          <w:numId w:val="1088"/>
         </w:numPr>
       </w:pPr>
       <w:r>
@@ -31744,7 +33412,7 @@
         <w:pStyle w:val="Compact"/>
         <w:numPr>
           <w:ilvl w:val="0"/>
-          <w:numId w:val="1079"/>
+          <w:numId w:val="1088"/>
         </w:numPr>
       </w:pPr>
       <w:r>
@@ -31785,7 +33453,7 @@
         <w:pStyle w:val="Compact"/>
         <w:numPr>
           <w:ilvl w:val="0"/>
-          <w:numId w:val="1079"/>
+          <w:numId w:val="1088"/>
         </w:numPr>
       </w:pPr>
       <w:r>
@@ -31810,8 +33478,8 @@
         </w:pict>
       </w:r>
     </w:p>
-    <w:bookmarkEnd w:id="239"/>
-    <w:bookmarkStart w:id="240" w:name="三婆"/>
+    <w:bookmarkEnd w:id="247"/>
+    <w:bookmarkStart w:id="248" w:name="三婆"/>
     <w:p>
       <w:pPr>
         <w:pStyle w:val="Heading4"/>
@@ -31828,7 +33496,7 @@
         <w:pStyle w:val="Compact"/>
         <w:numPr>
           <w:ilvl w:val="0"/>
-          <w:numId w:val="1080"/>
+          <w:numId w:val="1089"/>
         </w:numPr>
       </w:pPr>
       <w:r>
@@ -31851,7 +33519,7 @@
         <w:pStyle w:val="Compact"/>
         <w:numPr>
           <w:ilvl w:val="0"/>
-          <w:numId w:val="1080"/>
+          <w:numId w:val="1089"/>
         </w:numPr>
       </w:pPr>
       <w:r>
@@ -31874,7 +33542,7 @@
         <w:pStyle w:val="Compact"/>
         <w:numPr>
           <w:ilvl w:val="0"/>
-          <w:numId w:val="1080"/>
+          <w:numId w:val="1089"/>
         </w:numPr>
       </w:pPr>
       <w:r>
@@ -31897,7 +33565,7 @@
         <w:pStyle w:val="Compact"/>
         <w:numPr>
           <w:ilvl w:val="0"/>
-          <w:numId w:val="1080"/>
+          <w:numId w:val="1089"/>
         </w:numPr>
       </w:pPr>
       <w:r>
@@ -31920,7 +33588,7 @@
         <w:pStyle w:val="Compact"/>
         <w:numPr>
           <w:ilvl w:val="0"/>
-          <w:numId w:val="1080"/>
+          <w:numId w:val="1089"/>
         </w:numPr>
       </w:pPr>
       <w:r>
@@ -31943,7 +33611,7 @@
         <w:pStyle w:val="Compact"/>
         <w:numPr>
           <w:ilvl w:val="0"/>
-          <w:numId w:val="1080"/>
+          <w:numId w:val="1089"/>
         </w:numPr>
       </w:pPr>
       <w:r>
@@ -31978,7 +33646,7 @@
         <w:pStyle w:val="Compact"/>
         <w:numPr>
           <w:ilvl w:val="0"/>
-          <w:numId w:val="1080"/>
+          <w:numId w:val="1089"/>
         </w:numPr>
       </w:pPr>
       <w:r>
@@ -32003,8 +33671,8 @@
         </w:pict>
       </w:r>
     </w:p>
-    <w:bookmarkEnd w:id="240"/>
-    <w:bookmarkStart w:id="241" w:name="阿辉"/>
+    <w:bookmarkEnd w:id="248"/>
+    <w:bookmarkStart w:id="249" w:name="阿辉"/>
     <w:p>
       <w:pPr>
         <w:pStyle w:val="Heading4"/>
@@ -32021,7 +33689,7 @@
         <w:pStyle w:val="Compact"/>
         <w:numPr>
           <w:ilvl w:val="0"/>
-          <w:numId w:val="1081"/>
+          <w:numId w:val="1090"/>
         </w:numPr>
       </w:pPr>
       <w:r>
@@ -32044,7 +33712,7 @@
         <w:pStyle w:val="Compact"/>
         <w:numPr>
           <w:ilvl w:val="0"/>
-          <w:numId w:val="1081"/>
+          <w:numId w:val="1090"/>
         </w:numPr>
       </w:pPr>
       <w:r>
@@ -32067,7 +33735,7 @@
         <w:pStyle w:val="Compact"/>
         <w:numPr>
           <w:ilvl w:val="0"/>
-          <w:numId w:val="1081"/>
+          <w:numId w:val="1090"/>
         </w:numPr>
       </w:pPr>
       <w:r>
@@ -32090,7 +33758,7 @@
         <w:pStyle w:val="Compact"/>
         <w:numPr>
           <w:ilvl w:val="0"/>
-          <w:numId w:val="1081"/>
+          <w:numId w:val="1090"/>
         </w:numPr>
       </w:pPr>
       <w:r>
@@ -32113,7 +33781,7 @@
         <w:pStyle w:val="Compact"/>
         <w:numPr>
           <w:ilvl w:val="0"/>
-          <w:numId w:val="1081"/>
+          <w:numId w:val="1090"/>
         </w:numPr>
       </w:pPr>
       <w:r>
@@ -32136,7 +33804,7 @@
         <w:pStyle w:val="Compact"/>
         <w:numPr>
           <w:ilvl w:val="0"/>
-          <w:numId w:val="1081"/>
+          <w:numId w:val="1090"/>
         </w:numPr>
       </w:pPr>
       <w:r>
@@ -32171,7 +33839,7 @@
         <w:pStyle w:val="Compact"/>
         <w:numPr>
           <w:ilvl w:val="0"/>
-          <w:numId w:val="1081"/>
+          <w:numId w:val="1090"/>
         </w:numPr>
       </w:pPr>
       <w:r>
@@ -32196,8 +33864,8 @@
         </w:pict>
       </w:r>
     </w:p>
-    <w:bookmarkEnd w:id="241"/>
-    <w:bookmarkStart w:id="242" w:name="小英爸"/>
+    <w:bookmarkEnd w:id="249"/>
+    <w:bookmarkStart w:id="250" w:name="小英爸"/>
     <w:p>
       <w:pPr>
         <w:pStyle w:val="Heading4"/>
@@ -32214,7 +33882,7 @@
         <w:pStyle w:val="Compact"/>
         <w:numPr>
           <w:ilvl w:val="0"/>
-          <w:numId w:val="1082"/>
+          <w:numId w:val="1091"/>
         </w:numPr>
       </w:pPr>
       <w:r>
@@ -32237,7 +33905,7 @@
         <w:pStyle w:val="Compact"/>
         <w:numPr>
           <w:ilvl w:val="0"/>
-          <w:numId w:val="1082"/>
+          <w:numId w:val="1091"/>
         </w:numPr>
       </w:pPr>
       <w:r>
@@ -32260,7 +33928,7 @@
         <w:pStyle w:val="Compact"/>
         <w:numPr>
           <w:ilvl w:val="0"/>
-          <w:numId w:val="1082"/>
+          <w:numId w:val="1091"/>
         </w:numPr>
       </w:pPr>
       <w:r>
@@ -32283,7 +33951,7 @@
         <w:pStyle w:val="Compact"/>
         <w:numPr>
           <w:ilvl w:val="0"/>
-          <w:numId w:val="1082"/>
+          <w:numId w:val="1091"/>
         </w:numPr>
       </w:pPr>
       <w:r>
@@ -32306,7 +33974,7 @@
         <w:pStyle w:val="Compact"/>
         <w:numPr>
           <w:ilvl w:val="0"/>
-          <w:numId w:val="1082"/>
+          <w:numId w:val="1091"/>
         </w:numPr>
       </w:pPr>
       <w:r>
@@ -32329,7 +33997,7 @@
         <w:pStyle w:val="Compact"/>
         <w:numPr>
           <w:ilvl w:val="0"/>
-          <w:numId w:val="1082"/>
+          <w:numId w:val="1091"/>
         </w:numPr>
       </w:pPr>
       <w:r>
@@ -32370,7 +34038,7 @@
         <w:pStyle w:val="Compact"/>
         <w:numPr>
           <w:ilvl w:val="0"/>
-          <w:numId w:val="1082"/>
+          <w:numId w:val="1091"/>
         </w:numPr>
       </w:pPr>
       <w:r>
@@ -32395,8 +34063,8 @@
         </w:pict>
       </w:r>
     </w:p>
-    <w:bookmarkEnd w:id="242"/>
-    <w:bookmarkStart w:id="243" w:name="设计原则"/>
+    <w:bookmarkEnd w:id="250"/>
+    <w:bookmarkStart w:id="251" w:name="设计原则"/>
     <w:p>
       <w:pPr>
         <w:pStyle w:val="Heading4"/>
@@ -32518,10 +34186,10 @@
         </w:pict>
       </w:r>
     </w:p>
-    <w:bookmarkEnd w:id="243"/>
-    <w:bookmarkEnd w:id="244"/>
-    <w:bookmarkEnd w:id="245"/>
-    <w:bookmarkEnd w:id="246"/>
+    <w:bookmarkEnd w:id="251"/>
+    <w:bookmarkEnd w:id="252"/>
+    <w:bookmarkEnd w:id="253"/>
+    <w:bookmarkEnd w:id="254"/>
     <w:sectPr>
       <w:footnotePr>
         <w:numRestart w:val="eachSect"/>
@@ -32872,19 +34540,19 @@
     <w:abstractNumId w:val="991"/>
   </w:num>
   <w:num w:numId="1020">
-    <w:abstractNumId w:val="991"/>
+    <w:abstractNumId w:val="992"/>
   </w:num>
   <w:num w:numId="1021">
-    <w:abstractNumId w:val="991"/>
+    <w:abstractNumId w:val="992"/>
   </w:num>
   <w:num w:numId="1022">
-    <w:abstractNumId w:val="991"/>
+    <w:abstractNumId w:val="992"/>
   </w:num>
   <w:num w:numId="1023">
-    <w:abstractNumId w:val="991"/>
+    <w:abstractNumId w:val="992"/>
   </w:num>
   <w:num w:numId="1024">
-    <w:abstractNumId w:val="991"/>
+    <w:abstractNumId w:val="992"/>
   </w:num>
   <w:num w:numId="1025">
     <w:abstractNumId w:val="991"/>
@@ -33058,6 +34726,33 @@
     <w:abstractNumId w:val="991"/>
   </w:num>
   <w:num w:numId="1082">
+    <w:abstractNumId w:val="991"/>
+  </w:num>
+  <w:num w:numId="1083">
+    <w:abstractNumId w:val="991"/>
+  </w:num>
+  <w:num w:numId="1084">
+    <w:abstractNumId w:val="991"/>
+  </w:num>
+  <w:num w:numId="1085">
+    <w:abstractNumId w:val="991"/>
+  </w:num>
+  <w:num w:numId="1086">
+    <w:abstractNumId w:val="991"/>
+  </w:num>
+  <w:num w:numId="1087">
+    <w:abstractNumId w:val="991"/>
+  </w:num>
+  <w:num w:numId="1088">
+    <w:abstractNumId w:val="991"/>
+  </w:num>
+  <w:num w:numId="1089">
+    <w:abstractNumId w:val="991"/>
+  </w:num>
+  <w:num w:numId="1090">
+    <w:abstractNumId w:val="991"/>
+  </w:num>
+  <w:num w:numId="1091">
     <w:abstractNumId w:val="991"/>
   </w:num>
 </w:numbering>

--- a/《草芥》游戏策划案.docx
+++ b/《草芥》游戏策划案.docx
@@ -9768,6 +9768,435 @@
                 <w:rFonts w:hint="eastAsia"/>
               </w:rPr>
               <w:t xml:space="preserve">室内外切换时镜头有平滑过渡动画</w:t>
+            </w:r>
+          </w:p>
+        </w:tc>
+      </w:tr>
+      <w:tr>
+        <w:tc>
+          <w:tcPr/>
+          <w:p>
+            <w:pPr>
+              <w:pStyle w:val="Compact"/>
+            </w:pPr>
+            <w:r>
+              <w:t xml:space="preserve">#### </w:t>
+            </w:r>
+            <w:r>
+              <w:rPr>
+                <w:rFonts w:hint="eastAsia"/>
+              </w:rPr>
+              <w:t xml:space="preserve">场景切换</w:t>
+            </w:r>
+          </w:p>
+        </w:tc>
+      </w:tr>
+      <w:tr>
+        <w:tc>
+          <w:tcPr/>
+          <w:p>
+            <w:pPr>
+              <w:pStyle w:val="Compact"/>
+            </w:pPr>
+            <w:r>
+              <w:rPr>
+                <w:rFonts w:hint="eastAsia"/>
+              </w:rPr>
+              <w:t xml:space="preserve">场景切换使用</w:t>
+            </w:r>
+            <w:r>
+              <w:rPr>
+                <w:rFonts w:hint="eastAsia"/>
+                <w:b/>
+                <w:bCs/>
+              </w:rPr>
+              <w:t xml:space="preserve">像素化水彩过渡</w:t>
+            </w:r>
+            <w:r>
+              <w:rPr>
+                <w:rFonts w:hint="eastAsia"/>
+              </w:rPr>
+              <w:t xml:space="preserve">效果——水彩的晕开感但保持像素网格，和漫画框对话风格统一。</w:t>
+            </w:r>
+          </w:p>
+        </w:tc>
+      </w:tr>
+      <w:tr>
+        <w:tc>
+          <w:tcPr/>
+          <w:p>
+            <w:pPr>
+              <w:pStyle w:val="Compact"/>
+            </w:pPr>
+            <w:r>
+              <w:rPr>
+                <w:rFonts w:hint="eastAsia"/>
+                <w:b/>
+                <w:bCs/>
+              </w:rPr>
+              <w:t xml:space="preserve">过渡过程：</w:t>
+            </w:r>
+          </w:p>
+        </w:tc>
+      </w:tr>
+      <w:tr>
+        <w:tc>
+          <w:tcPr/>
+          <w:p>
+            <w:pPr>
+              <w:pStyle w:val="Compact"/>
+            </w:pPr>
+            <w:r>
+              <w:t xml:space="preserve">| </w:t>
+            </w:r>
+            <w:r>
+              <w:rPr>
+                <w:rFonts w:hint="eastAsia"/>
+              </w:rPr>
+              <w:t xml:space="preserve">阶段</w:t>
+            </w:r>
+            <w:r>
+              <w:t xml:space="preserve"> | </w:t>
+            </w:r>
+            <w:r>
+              <w:rPr>
+                <w:rFonts w:hint="eastAsia"/>
+              </w:rPr>
+              <w:t xml:space="preserve">画面效果</w:t>
+            </w:r>
+            <w:r>
+              <w:t xml:space="preserve"> |</w:t>
+            </w:r>
+            <w:r>
+              <w:t xml:space="preserve"> </w:t>
+            </w:r>
+            <w:r>
+              <w:t xml:space="preserve">|——|———|</w:t>
+            </w:r>
+            <w:r>
+              <w:t xml:space="preserve"> </w:t>
+            </w:r>
+            <w:r>
+              <w:t xml:space="preserve">| </w:t>
+            </w:r>
+            <w:r>
+              <w:rPr>
+                <w:rFonts w:hint="eastAsia"/>
+              </w:rPr>
+              <w:t xml:space="preserve">触发</w:t>
+            </w:r>
+            <w:r>
+              <w:t xml:space="preserve"> | </w:t>
+            </w:r>
+            <w:r>
+              <w:rPr>
+                <w:rFonts w:hint="eastAsia"/>
+              </w:rPr>
+              <w:t xml:space="preserve">当前场景边缘出现水彩颜色，像素抖动（dithering）扩散</w:t>
+            </w:r>
+            <w:r>
+              <w:t xml:space="preserve"> |</w:t>
+            </w:r>
+            <w:r>
+              <w:t xml:space="preserve"> </w:t>
+            </w:r>
+            <w:r>
+              <w:t xml:space="preserve">| </w:t>
+            </w:r>
+            <w:r>
+              <w:rPr>
+                <w:rFonts w:hint="eastAsia"/>
+              </w:rPr>
+              <w:t xml:space="preserve">覆盖</w:t>
+            </w:r>
+            <w:r>
+              <w:t xml:space="preserve"> | </w:t>
+            </w:r>
+            <w:r>
+              <w:rPr>
+                <w:rFonts w:hint="eastAsia"/>
+              </w:rPr>
+              <w:t xml:space="preserve">水彩逐渐覆盖整个画面，颜色像在湿纸上晕开，但扩散过程保持像素网格感</w:t>
+            </w:r>
+            <w:r>
+              <w:t xml:space="preserve"> |</w:t>
+            </w:r>
+            <w:r>
+              <w:t xml:space="preserve"> </w:t>
+            </w:r>
+            <w:r>
+              <w:t xml:space="preserve">| </w:t>
+            </w:r>
+            <w:r>
+              <w:rPr>
+                <w:rFonts w:hint="eastAsia"/>
+              </w:rPr>
+              <w:t xml:space="preserve">浮现</w:t>
+            </w:r>
+            <w:r>
+              <w:t xml:space="preserve"> | </w:t>
+            </w:r>
+            <w:r>
+              <w:rPr>
+                <w:rFonts w:hint="eastAsia"/>
+              </w:rPr>
+              <w:t xml:space="preserve">新场景从水彩颜色中”浮现”，像素从模糊到清晰</w:t>
+            </w:r>
+            <w:r>
+              <w:t xml:space="preserve"> |</w:t>
+            </w:r>
+          </w:p>
+        </w:tc>
+      </w:tr>
+      <w:tr>
+        <w:tc>
+          <w:tcPr/>
+          <w:p>
+            <w:pPr>
+              <w:pStyle w:val="Compact"/>
+            </w:pPr>
+            <w:r>
+              <w:rPr>
+                <w:rFonts w:hint="eastAsia"/>
+                <w:b/>
+                <w:bCs/>
+              </w:rPr>
+              <w:t xml:space="preserve">不同目的地用水彩颜色区分：</w:t>
+            </w:r>
+          </w:p>
+        </w:tc>
+      </w:tr>
+      <w:tr>
+        <w:tc>
+          <w:tcPr/>
+          <w:p>
+            <w:pPr>
+              <w:pStyle w:val="Compact"/>
+            </w:pPr>
+            <w:r>
+              <w:t xml:space="preserve">| </w:t>
+            </w:r>
+            <w:r>
+              <w:rPr>
+                <w:rFonts w:hint="eastAsia"/>
+              </w:rPr>
+              <w:t xml:space="preserve">目的地</w:t>
+            </w:r>
+            <w:r>
+              <w:t xml:space="preserve"> | </w:t>
+            </w:r>
+            <w:r>
+              <w:rPr>
+                <w:rFonts w:hint="eastAsia"/>
+              </w:rPr>
+              <w:t xml:space="preserve">过渡颜色</w:t>
+            </w:r>
+            <w:r>
+              <w:t xml:space="preserve"> | </w:t>
+            </w:r>
+            <w:r>
+              <w:rPr>
+                <w:rFonts w:hint="eastAsia"/>
+              </w:rPr>
+              <w:t xml:space="preserve">传递的情绪</w:t>
+            </w:r>
+            <w:r>
+              <w:t xml:space="preserve"> |</w:t>
+            </w:r>
+            <w:r>
+              <w:t xml:space="preserve"> </w:t>
+            </w:r>
+            <w:r>
+              <w:t xml:space="preserve">|——–|———|———–|</w:t>
+            </w:r>
+            <w:r>
+              <w:t xml:space="preserve"> </w:t>
+            </w:r>
+            <w:r>
+              <w:t xml:space="preserve">| </w:t>
+            </w:r>
+            <w:r>
+              <w:rPr>
+                <w:rFonts w:hint="eastAsia"/>
+              </w:rPr>
+              <w:t xml:space="preserve">大屋出门</w:t>
+            </w:r>
+            <w:r>
+              <w:t xml:space="preserve"> | </w:t>
+            </w:r>
+            <w:r>
+              <w:rPr>
+                <w:rFonts w:hint="eastAsia"/>
+              </w:rPr>
+              <w:t xml:space="preserve">暖黄色</w:t>
+            </w:r>
+            <w:r>
+              <w:t xml:space="preserve"> | </w:t>
+            </w:r>
+            <w:r>
+              <w:rPr>
+                <w:rFonts w:hint="eastAsia"/>
+              </w:rPr>
+              <w:t xml:space="preserve">阳光、出门的兴奋</w:t>
+            </w:r>
+            <w:r>
+              <w:t xml:space="preserve"> |</w:t>
+            </w:r>
+            <w:r>
+              <w:t xml:space="preserve"> </w:t>
+            </w:r>
+            <w:r>
+              <w:t xml:space="preserve">| </w:t>
+            </w:r>
+            <w:r>
+              <w:rPr>
+                <w:rFonts w:hint="eastAsia"/>
+              </w:rPr>
+              <w:t xml:space="preserve">去鱼塘</w:t>
+            </w:r>
+            <w:r>
+              <w:t xml:space="preserve"> | </w:t>
+            </w:r>
+            <w:r>
+              <w:rPr>
+                <w:rFonts w:hint="eastAsia"/>
+              </w:rPr>
+              <w:t xml:space="preserve">青绿色</w:t>
+            </w:r>
+            <w:r>
+              <w:t xml:space="preserve"> | </w:t>
+            </w:r>
+            <w:r>
+              <w:rPr>
+                <w:rFonts w:hint="eastAsia"/>
+              </w:rPr>
+              <w:t xml:space="preserve">水、草、外公的世界</w:t>
+            </w:r>
+            <w:r>
+              <w:t xml:space="preserve"> |</w:t>
+            </w:r>
+            <w:r>
+              <w:t xml:space="preserve"> </w:t>
+            </w:r>
+            <w:r>
+              <w:t xml:space="preserve">| </w:t>
+            </w:r>
+            <w:r>
+              <w:rPr>
+                <w:rFonts w:hint="eastAsia"/>
+              </w:rPr>
+              <w:t xml:space="preserve">去集市</w:t>
+            </w:r>
+            <w:r>
+              <w:t xml:space="preserve"> | </w:t>
+            </w:r>
+            <w:r>
+              <w:rPr>
+                <w:rFonts w:hint="eastAsia"/>
+              </w:rPr>
+              <w:t xml:space="preserve">橙红色</w:t>
+            </w:r>
+            <w:r>
+              <w:t xml:space="preserve"> | </w:t>
+            </w:r>
+            <w:r>
+              <w:rPr>
+                <w:rFonts w:hint="eastAsia"/>
+              </w:rPr>
+              <w:t xml:space="preserve">热闹、赶集</w:t>
+            </w:r>
+            <w:r>
+              <w:t xml:space="preserve"> |</w:t>
+            </w:r>
+            <w:r>
+              <w:t xml:space="preserve"> </w:t>
+            </w:r>
+            <w:r>
+              <w:t xml:space="preserve">| </w:t>
+            </w:r>
+            <w:r>
+              <w:rPr>
+                <w:rFonts w:hint="eastAsia"/>
+              </w:rPr>
+              <w:t xml:space="preserve">回主角房间</w:t>
+            </w:r>
+            <w:r>
+              <w:t xml:space="preserve"> | </w:t>
+            </w:r>
+            <w:r>
+              <w:rPr>
+                <w:rFonts w:hint="eastAsia"/>
+              </w:rPr>
+              <w:t xml:space="preserve">蓝灰色</w:t>
+            </w:r>
+            <w:r>
+              <w:t xml:space="preserve"> | </w:t>
+            </w:r>
+            <w:r>
+              <w:rPr>
+                <w:rFonts w:hint="eastAsia"/>
+              </w:rPr>
+              <w:t xml:space="preserve">安静、私人空间</w:t>
+            </w:r>
+            <w:r>
+              <w:t xml:space="preserve"> |</w:t>
+            </w:r>
+            <w:r>
+              <w:t xml:space="preserve"> </w:t>
+            </w:r>
+            <w:r>
+              <w:t xml:space="preserve">| </w:t>
+            </w:r>
+            <w:r>
+              <w:rPr>
+                <w:rFonts w:hint="eastAsia"/>
+              </w:rPr>
+              <w:t xml:space="preserve">天台</w:t>
+            </w:r>
+            <w:r>
+              <w:t xml:space="preserve"> | </w:t>
+            </w:r>
+            <w:r>
+              <w:rPr>
+                <w:rFonts w:hint="eastAsia"/>
+              </w:rPr>
+              <w:t xml:space="preserve">深蓝色渐变到橙色</w:t>
+            </w:r>
+            <w:r>
+              <w:t xml:space="preserve"> | </w:t>
+            </w:r>
+            <w:r>
+              <w:rPr>
+                <w:rFonts w:hint="eastAsia"/>
+              </w:rPr>
+              <w:t xml:space="preserve">傍晚、开阔、呼吸感</w:t>
+            </w:r>
+            <w:r>
+              <w:t xml:space="preserve"> |</w:t>
+            </w:r>
+          </w:p>
+        </w:tc>
+      </w:tr>
+      <w:tr>
+        <w:tc>
+          <w:tcPr/>
+          <w:p>
+            <w:pPr>
+              <w:pStyle w:val="Compact"/>
+            </w:pPr>
+            <w:r>
+              <w:rPr>
+                <w:rFonts w:hint="eastAsia"/>
+                <w:b/>
+                <w:bCs/>
+              </w:rPr>
+              <w:t xml:space="preserve">参考</w:t>
+            </w:r>
+            <w:r>
+              <w:rPr>
+                <w:rFonts w:hint="eastAsia"/>
+              </w:rPr>
+              <w:t xml:space="preserve">：《Gris》的水彩过渡效果，但用像素化处理保持风格统一。</w:t>
             </w:r>
           </w:p>
         </w:tc>

--- a/《草芥》游戏策划案.docx
+++ b/《草芥》游戏策划案.docx
@@ -13750,730 +13750,244 @@
     </w:p>
     <w:bookmarkEnd w:id="57"/>
     <w:bookmarkStart w:id="58" w:name="室内场景构图平视舞台"/>
-    <w:p>
-      <w:pPr>
-        <w:pStyle w:val="Heading5"/>
-      </w:pPr>
-      <w:r>
-        <w:t xml:space="preserve">7. </w:t>
-      </w:r>
-      <w:r>
-        <w:rPr>
-          <w:rFonts w:hint="eastAsia"/>
-        </w:rPr>
-        <w:t xml:space="preserve">室内场景构图——平视舞台</w:t>
-      </w:r>
-    </w:p>
-    <w:p>
-      <w:pPr>
-        <w:pStyle w:val="FirstParagraph"/>
-      </w:pPr>
-      <w:r>
-        <w:rPr>
-          <w:rFonts w:hint="eastAsia"/>
-        </w:rPr>
-        <w:t xml:space="preserve">室内场景采用</w:t>
-      </w:r>
-      <w:r>
-        <w:rPr>
-          <w:rFonts w:hint="eastAsia"/>
-          <w:b/>
-          <w:bCs/>
-        </w:rPr>
-        <w:t xml:space="preserve">平视剖面/舞台</w:t>
-      </w:r>
-      <w:r>
-        <w:rPr>
-          <w:rFonts w:hint="eastAsia"/>
-        </w:rPr>
-        <w:t xml:space="preserve">风格，区别于室外的视差纵深体系。参考《直到那时（Until</w:t>
-      </w:r>
-      <w:r>
-        <w:t xml:space="preserve"> </w:t>
-      </w:r>
-      <w:r>
-        <w:rPr>
-          <w:rFonts w:hint="eastAsia"/>
-        </w:rPr>
-        <w:t xml:space="preserve">Then）》《Long</w:t>
-      </w:r>
-      <w:r>
-        <w:t xml:space="preserve"> </w:t>
-      </w:r>
-      <w:r>
-        <w:rPr>
-          <w:rFonts w:hint="eastAsia"/>
-        </w:rPr>
-        <w:t xml:space="preserve">Gone》的室内设计。</w:t>
-      </w:r>
-    </w:p>
-    <w:p>
-      <w:pPr>
-        <w:pStyle w:val="BodyText"/>
-      </w:pPr>
-      <w:r>
-        <w:rPr>
-          <w:rFonts w:hint="eastAsia"/>
-          <w:b/>
-          <w:bCs/>
-        </w:rPr>
-        <w:t xml:space="preserve">平视舞台</w:t>
-      </w:r>
-      <w:r>
-        <w:rPr>
-          <w:b/>
-          <w:bCs/>
-        </w:rPr>
-        <w:t xml:space="preserve"> = </w:t>
-      </w:r>
-      <w:r>
-        <w:rPr>
-          <w:rFonts w:hint="eastAsia"/>
-          <w:b/>
-          <w:bCs/>
-        </w:rPr>
-        <w:t xml:space="preserve">看建筑的正面切面。</w:t>
-      </w:r>
-      <w:r>
-        <w:t xml:space="preserve"> </w:t>
-      </w:r>
-      <w:r>
-        <w:rPr>
-          <w:rFonts w:hint="eastAsia"/>
-        </w:rPr>
-        <w:t xml:space="preserve">不做</w:t>
-      </w:r>
-      <w:r>
-        <w:t xml:space="preserve"> 3D </w:t>
-      </w:r>
-      <w:r>
-        <w:rPr>
-          <w:rFonts w:hint="eastAsia"/>
-        </w:rPr>
-        <w:t xml:space="preserve">透视，用平面矩形组成房间——天花板、后墙、左右墙、地板，五个面构成一个舞台布景。玩家像在看一栋建筑的剖面模型。这种风格在像素叙事游戏里非常普遍：观众一眼就能理解空间关系，美术素材是正面的、平面的，制作门槛低。</w:t>
-      </w:r>
-    </w:p>
-    <w:p>
-      <w:pPr>
-        <w:pStyle w:val="BodyText"/>
-      </w:pPr>
-      <w:r>
-        <w:rPr>
-          <w:rFonts w:hint="eastAsia"/>
-          <w:b/>
-          <w:bCs/>
-        </w:rPr>
-        <w:t xml:space="preserve">为什么不用</w:t>
-      </w:r>
-      <w:r>
-        <w:rPr>
-          <w:b/>
-          <w:bCs/>
-        </w:rPr>
-        <w:t xml:space="preserve"> 3D </w:t>
-      </w:r>
-      <w:r>
-        <w:rPr>
-          <w:rFonts w:hint="eastAsia"/>
-          <w:b/>
-          <w:bCs/>
-        </w:rPr>
-        <w:t xml:space="preserve">透视：</w:t>
-      </w:r>
-    </w:p>
-    <w:p>
-      <w:pPr>
-        <w:pStyle w:val="BodyText"/>
-      </w:pPr>
-      <w:r>
-        <w:rPr>
-          <w:rFonts w:hint="eastAsia"/>
-        </w:rPr>
-        <w:t xml:space="preserve">试过梯形地板+斜边墙的透视方案——854×480</w:t>
-      </w:r>
-      <w:r>
-        <w:t xml:space="preserve"> </w:t>
-      </w:r>
-      <w:r>
-        <w:rPr>
-          <w:rFonts w:hint="eastAsia"/>
-        </w:rPr>
-        <w:t xml:space="preserve">视口下，透视让本来就窄的房间更窄，玩家可走动区域被挤压到画面底部细带。而且透视要求美术素材为斜视角度，制作成本翻倍。室内追求的是”包裹感”而非”空间感”，平视的正面剖面天然就传递包裹感。梯形透视留给天台——狭窄空间向外看的透视感有明确的叙事价值。</w:t>
-      </w:r>
-    </w:p>
-    <w:p>
-      <w:pPr>
-        <w:pStyle w:val="BodyText"/>
-      </w:pPr>
-      <w:r>
-        <w:rPr>
-          <w:rFonts w:hint="eastAsia"/>
-          <w:b/>
-          <w:bCs/>
-        </w:rPr>
-        <w:t xml:space="preserve">镜头切换本身是叙事：</w:t>
-      </w:r>
-    </w:p>
-    <w:p>
-      <w:pPr>
-        <w:pStyle w:val="BodyText"/>
-      </w:pPr>
-      <w:r>
-        <w:rPr>
-          <w:rFonts w:hint="eastAsia"/>
-        </w:rPr>
-        <w:t xml:space="preserve">室外</w:t>
-      </w:r>
-      <w:r>
-        <w:t xml:space="preserve"> zoom=1.25 → </w:t>
-      </w:r>
-      <w:r>
-        <w:rPr>
-          <w:rFonts w:hint="eastAsia"/>
-        </w:rPr>
-        <w:t xml:space="preserve">室内</w:t>
-      </w:r>
-      <w:r>
-        <w:t xml:space="preserve"> </w:t>
-      </w:r>
-      <w:r>
-        <w:rPr>
-          <w:rFonts w:hint="eastAsia"/>
-        </w:rPr>
-        <w:t xml:space="preserve">zoom=1.8~2.0，玩家感受到”走进屋里”的亲密。镜头越贴近，房间感觉越小越私密。3F</w:t>
-      </w:r>
-      <w:r>
-        <w:t xml:space="preserve"> </w:t>
-      </w:r>
-      <w:r>
-        <w:rPr>
-          <w:rFonts w:hint="eastAsia"/>
-        </w:rPr>
-        <w:t xml:space="preserve">主角房间</w:t>
-      </w:r>
-      <w:r>
-        <w:t xml:space="preserve"> zoom=2.0 </w:t>
-      </w:r>
-      <w:r>
-        <w:rPr>
-          <w:rFonts w:hint="eastAsia"/>
-        </w:rPr>
-        <w:t xml:space="preserve">是游戏中最贴近角色的镜头——暗示”这是我的空间”。切到室外</w:t>
-      </w:r>
-      <w:r>
-        <w:t xml:space="preserve"> zoom=1.25 </w:t>
-      </w:r>
-      <w:r>
-        <w:rPr>
-          <w:rFonts w:hint="eastAsia"/>
-        </w:rPr>
-        <w:t xml:space="preserve">则是”走出家门看到了世界”。切到天台</w:t>
-      </w:r>
-      <w:r>
-        <w:t xml:space="preserve"> zoom=0.7 </w:t>
-      </w:r>
-      <w:r>
-        <w:rPr>
-          <w:rFonts w:hint="eastAsia"/>
-        </w:rPr>
-        <w:t xml:space="preserve">是豁然开朗。</w:t>
-      </w:r>
-    </w:p>
-    <w:p>
-      <w:pPr>
-        <w:pStyle w:val="BodyText"/>
-      </w:pPr>
-      <w:r>
-        <w:rPr>
-          <w:rFonts w:hint="eastAsia"/>
-          <w:b/>
-          <w:bCs/>
-        </w:rPr>
-        <w:t xml:space="preserve">深度感不靠几何透视，靠三层叠加：</w:t>
-      </w:r>
-    </w:p>
-    <w:p>
-      <w:pPr>
-        <w:pStyle w:val="BodyText"/>
-      </w:pPr>
-      <w:r>
-        <w:rPr>
-          <w:rFonts w:hint="eastAsia"/>
-        </w:rPr>
-        <w:t xml:space="preserve">没有梯形地板和斜边墙，深度感从哪来？</w:t>
-      </w:r>
-    </w:p>
-    <w:p>
-      <w:pPr>
-        <w:pStyle w:val="Compact"/>
-        <w:numPr>
-          <w:ilvl w:val="0"/>
-          <w:numId w:val="1010"/>
-        </w:numPr>
-      </w:pPr>
-      <w:r>
-        <w:rPr>
-          <w:rFonts w:hint="eastAsia"/>
-          <w:b/>
-          <w:bCs/>
-        </w:rPr>
-        <w:t xml:space="preserve">光影渐变</w:t>
-      </w:r>
-      <w:r>
-        <w:rPr>
-          <w:rFonts w:hint="eastAsia"/>
-        </w:rPr>
-        <w:t xml:space="preserve">——天花板区域叠深阴影，地面线附近叠浅阴影，形成”房间深处偏暗、近处偏亮”的明暗过渡。参考《直到那时》的室内：几乎所有室内场景都有自然的明暗层次，不需要精确的</w:t>
-      </w:r>
-      <w:r>
-        <w:t xml:space="preserve"> 3D </w:t>
-      </w:r>
-      <w:r>
-        <w:rPr>
-          <w:rFonts w:hint="eastAsia"/>
-        </w:rPr>
-        <w:t xml:space="preserve">计算。</w:t>
-      </w:r>
-    </w:p>
-    <w:p>
-      <w:pPr>
-        <w:pStyle w:val="Compact"/>
-        <w:numPr>
-          <w:ilvl w:val="0"/>
-          <w:numId w:val="1010"/>
-        </w:numPr>
-      </w:pPr>
-      <w:r>
-        <w:rPr>
-          <w:rFonts w:hint="eastAsia"/>
-          <w:b/>
-          <w:bCs/>
-        </w:rPr>
-        <w:t xml:space="preserve">微小缩放</w:t>
-      </w:r>
-      <w:r>
-        <w:rPr>
-          <w:rFonts w:hint="eastAsia"/>
-        </w:rPr>
-        <w:t xml:space="preserve">——玩家上下移动时，角色</w:t>
-      </w:r>
-      <w:r>
-        <w:t xml:space="preserve"> scale </w:t>
-      </w:r>
-      <w:r>
-        <w:rPr>
-          <w:rFonts w:hint="eastAsia"/>
-        </w:rPr>
-        <w:t xml:space="preserve">在</w:t>
-      </w:r>
-      <w:r>
-        <w:t xml:space="preserve"> 0.92~1.0 </w:t>
-      </w:r>
-      <w:r>
-        <w:rPr>
-          <w:rFonts w:hint="eastAsia"/>
-        </w:rPr>
-        <w:t xml:space="preserve">之间微妙变化。8%</w:t>
-      </w:r>
-      <w:r>
-        <w:t xml:space="preserve"> </w:t>
-      </w:r>
-      <w:r>
-        <w:rPr>
-          <w:rFonts w:hint="eastAsia"/>
-        </w:rPr>
-        <w:t xml:space="preserve">的缩放差肉眼几乎察觉不到，但累积下来有空间暗示。不喧宾夺主。</w:t>
-      </w:r>
-    </w:p>
-    <w:p>
-      <w:pPr>
-        <w:pStyle w:val="Compact"/>
-        <w:numPr>
-          <w:ilvl w:val="0"/>
-          <w:numId w:val="1010"/>
-        </w:numPr>
-      </w:pPr>
-      <w:r>
-        <w:rPr>
-          <w:b/>
-          <w:bCs/>
-        </w:rPr>
-        <w:t xml:space="preserve">z_index </w:t>
-      </w:r>
-      <w:r>
-        <w:rPr>
-          <w:rFonts w:hint="eastAsia"/>
-          <w:b/>
-          <w:bCs/>
-        </w:rPr>
-        <w:t xml:space="preserve">排序</w:t>
-      </w:r>
-      <w:r>
-        <w:rPr>
-          <w:rFonts w:hint="eastAsia"/>
-        </w:rPr>
-        <w:t xml:space="preserve">——所有物品的</w:t>
-      </w:r>
-      <w:r>
-        <w:t xml:space="preserve"> z_index = </w:t>
-      </w:r>
-      <w:r>
-        <w:rPr>
-          <w:rFonts w:hint="eastAsia"/>
-        </w:rPr>
-        <w:t xml:space="preserve">底部</w:t>
-      </w:r>
-      <w:r>
-        <w:t xml:space="preserve"> Y </w:t>
-      </w:r>
-      <w:r>
-        <w:rPr>
-          <w:rFonts w:hint="eastAsia"/>
-        </w:rPr>
-        <w:t xml:space="preserve">坐标，自然形成前后遮挡。跟室外的深度排序规则一致。</w:t>
-      </w:r>
-    </w:p>
-    <w:p>
-      <w:pPr>
-        <w:pStyle w:val="FirstParagraph"/>
-      </w:pPr>
-      <w:r>
-        <w:rPr>
-          <w:rFonts w:hint="eastAsia"/>
-        </w:rPr>
-        <w:t xml:space="preserve">三层独立工作，互相配合。单一哪一层都不能独立制造深度感。</w:t>
-      </w:r>
-    </w:p>
-    <w:p>
-      <w:pPr>
-        <w:pStyle w:val="BodyText"/>
-      </w:pPr>
-      <w:r>
-        <w:rPr>
-          <w:rFonts w:hint="eastAsia"/>
-          <w:b/>
-          <w:bCs/>
-        </w:rPr>
-        <w:t xml:space="preserve">房间结构的统一性：</w:t>
-      </w:r>
-    </w:p>
-    <w:p>
-      <w:pPr>
-        <w:pStyle w:val="BodyText"/>
-      </w:pPr>
-      <w:r>
-        <w:rPr>
-          <w:rFonts w:hint="eastAsia"/>
-        </w:rPr>
-        <w:t xml:space="preserve">所有室内共享同一套天花板高度（25px）、地面线（y=340）、墙壁厚度（15px）、地板高度（y=340~480）。区别只有屏幕宽度和</w:t>
-      </w:r>
-      <w:r>
-        <w:t xml:space="preserve"> </w:t>
-      </w:r>
-      <w:r>
-        <w:rPr>
-          <w:rFonts w:hint="eastAsia"/>
-        </w:rPr>
-        <w:t xml:space="preserve">zoom：1F</w:t>
-      </w:r>
-      <w:r>
-        <w:t xml:space="preserve"> </w:t>
-      </w:r>
-      <w:r>
-        <w:rPr>
-          <w:rFonts w:hint="eastAsia"/>
-        </w:rPr>
-        <w:t xml:space="preserve">最宽（750px,</w:t>
-      </w:r>
-      <w:r>
-        <w:t xml:space="preserve"> </w:t>
-      </w:r>
-      <w:r>
-        <w:rPr>
-          <w:rFonts w:hint="eastAsia"/>
-        </w:rPr>
-        <w:t xml:space="preserve">zoom=1.8），2F</w:t>
-      </w:r>
-      <w:r>
-        <w:t xml:space="preserve"> </w:t>
-      </w:r>
-      <w:r>
-        <w:rPr>
-          <w:rFonts w:hint="eastAsia"/>
-        </w:rPr>
-        <w:t xml:space="preserve">窄（640px,</w:t>
-      </w:r>
-      <w:r>
-        <w:t xml:space="preserve"> </w:t>
-      </w:r>
-      <w:r>
-        <w:rPr>
-          <w:rFonts w:hint="eastAsia"/>
-        </w:rPr>
-        <w:t xml:space="preserve">zoom=1.8），3F</w:t>
-      </w:r>
-      <w:r>
-        <w:t xml:space="preserve"> </w:t>
-      </w:r>
-      <w:r>
-        <w:rPr>
-          <w:rFonts w:hint="eastAsia"/>
-        </w:rPr>
-        <w:t xml:space="preserve">最窄（510px,</w:t>
-      </w:r>
-      <w:r>
-        <w:t xml:space="preserve"> </w:t>
-      </w:r>
-      <w:r>
-        <w:rPr>
-          <w:rFonts w:hint="eastAsia"/>
-        </w:rPr>
-        <w:t xml:space="preserve">zoom=2.0）。房间越小，镜头越近，玩家感受到的私密感越强。宽度决定”有多少可探索内容”，zoom</w:t>
-      </w:r>
-      <w:r>
-        <w:t xml:space="preserve"> </w:t>
-      </w:r>
-      <w:r>
-        <w:rPr>
-          <w:rFonts w:hint="eastAsia"/>
-        </w:rPr>
-        <w:t xml:space="preserve">决定”有多亲密”。</w:t>
-      </w:r>
-    </w:p>
-    <w:p>
-      <w:pPr>
-        <w:pStyle w:val="BodyText"/>
-      </w:pPr>
-      <w:r>
-        <w:rPr>
-          <w:rFonts w:hint="eastAsia"/>
-          <w:b/>
-          <w:bCs/>
-        </w:rPr>
-        <w:t xml:space="preserve">室内物品的互动性：</w:t>
-      </w:r>
-    </w:p>
-    <w:p>
-      <w:pPr>
-        <w:pStyle w:val="BodyText"/>
-      </w:pPr>
-      <w:r>
-        <w:rPr>
-          <w:rFonts w:hint="eastAsia"/>
-        </w:rPr>
-        <w:t xml:space="preserve">室内场景的核心是</w:t>
-      </w:r>
-      <w:r>
-        <w:rPr>
-          <w:rFonts w:hint="eastAsia"/>
-          <w:b/>
-          <w:bCs/>
-        </w:rPr>
-        <w:t xml:space="preserve">可互动的物品</w:t>
-      </w:r>
-      <w:r>
-        <w:t xml:space="preserve">。InteractableObject </w:t>
-      </w:r>
-      <w:r>
-        <w:rPr>
-          <w:rFonts w:hint="eastAsia"/>
-        </w:rPr>
-        <w:t xml:space="preserve">系统复用现有对话气泡——玩家靠近按</w:t>
-      </w:r>
-      <w:r>
-        <w:t xml:space="preserve"> </w:t>
-      </w:r>
-      <w:r>
-        <w:rPr>
-          <w:rFonts w:hint="eastAsia"/>
-        </w:rPr>
-        <w:t xml:space="preserve">E，弹出描述气泡。不需要新的</w:t>
-      </w:r>
-      <w:r>
-        <w:t xml:space="preserve"> </w:t>
-      </w:r>
-      <w:r>
-        <w:rPr>
-          <w:rFonts w:hint="eastAsia"/>
-        </w:rPr>
-        <w:t xml:space="preserve">UI。物品用</w:t>
-      </w:r>
-      <w:r>
-        <w:t xml:space="preserve"> Polygon2D </w:t>
-      </w:r>
-      <w:r>
-        <w:rPr>
-          <w:rFonts w:hint="eastAsia"/>
-        </w:rPr>
-        <w:t xml:space="preserve">矩形拼接，颜色温暖不突兀，符合”不出现纯白纯黑”的美术规则。</w:t>
-      </w:r>
-    </w:p>
-    <w:p>
-      <w:pPr>
-        <w:pStyle w:val="BodyText"/>
-      </w:pPr>
-      <w:r>
-        <w:rPr>
-          <w:rFonts w:hint="eastAsia"/>
-        </w:rPr>
-        <w:t xml:space="preserve">布局上，房间要留出</w:t>
-      </w:r>
-      <w:r>
-        <w:rPr>
-          <w:rFonts w:hint="eastAsia"/>
-          <w:b/>
-          <w:bCs/>
-        </w:rPr>
-        <w:t xml:space="preserve">宽敞走道</w:t>
-      </w:r>
-      <w:r>
-        <w:rPr>
-          <w:rFonts w:hint="eastAsia"/>
-        </w:rPr>
-        <w:t xml:space="preserve">——床靠左墙、书桌靠右墙，中间留</w:t>
-      </w:r>
-      <w:r>
-        <w:t xml:space="preserve"> ~250px </w:t>
-      </w:r>
-      <w:r>
-        <w:rPr>
-          <w:rFonts w:hint="eastAsia"/>
-        </w:rPr>
-        <w:t xml:space="preserve">的走动空间。小物品（笔记本、书本、地毯）增加生活气息。窗户在后墙，玩家抬头能看到外面。</w:t>
-      </w:r>
-    </w:p>
-    <w:p>
-      <w:pPr>
-        <w:pStyle w:val="BodyText"/>
-      </w:pPr>
-      <w:r>
-        <w:rPr>
-          <w:rFonts w:hint="eastAsia"/>
-          <w:b/>
-          <w:bCs/>
-        </w:rPr>
-        <w:t xml:space="preserve">室内场景之间的关系：</w:t>
-      </w:r>
-    </w:p>
-    <w:p>
-      <w:pPr>
-        <w:pStyle w:val="BodyText"/>
-      </w:pPr>
-      <w:r>
-        <w:t xml:space="preserve">1F→2F→3F </w:t>
-      </w:r>
-      <w:r>
-        <w:rPr>
-          <w:rFonts w:hint="eastAsia"/>
-        </w:rPr>
-        <w:t xml:space="preserve">是一栋楼的上下层。楼梯</w:t>
-      </w:r>
-      <w:r>
-        <w:t xml:space="preserve"> Trigger </w:t>
-      </w:r>
-      <w:r>
-        <w:rPr>
-          <w:rFonts w:hint="eastAsia"/>
-        </w:rPr>
-        <w:t xml:space="preserve">设置</w:t>
-      </w:r>
-      <w:r>
-        <w:t xml:space="preserve"> </w:t>
-      </w:r>
-      <w:r>
-        <w:rPr>
-          <w:rStyle w:val="VerbatimChar"/>
-        </w:rPr>
-        <w:t xml:space="preserve">spawn_id</w:t>
-      </w:r>
-      <w:r>
-        <w:t xml:space="preserve"> </w:t>
-      </w:r>
-      <w:r>
-        <w:rPr>
-          <w:rFonts w:hint="eastAsia"/>
-        </w:rPr>
-        <w:t xml:space="preserve">指向目标场景的出生点，玩家”上楼”等于”走到上层的另一端”。门在左边、楼梯在右边（或反过来），让玩家在楼层间有方向感。从大屋出门回到庭院，zoom</w:t>
-      </w:r>
-      <w:r>
-        <w:t xml:space="preserve"> </w:t>
-      </w:r>
-      <w:r>
-        <w:rPr>
-          <w:rFonts w:hint="eastAsia"/>
-        </w:rPr>
-        <w:t xml:space="preserve">从</w:t>
-      </w:r>
-      <w:r>
-        <w:t xml:space="preserve"> 1.8 </w:t>
-      </w:r>
-      <w:r>
-        <w:rPr>
-          <w:rFonts w:hint="eastAsia"/>
-        </w:rPr>
-        <w:t xml:space="preserve">切回</w:t>
-      </w:r>
-      <w:r>
-        <w:t xml:space="preserve"> </w:t>
-      </w:r>
-      <w:r>
-        <w:rPr>
-          <w:rFonts w:hint="eastAsia"/>
-        </w:rPr>
-        <w:t xml:space="preserve">1.25——镜头拉远，视野打开。</w:t>
-      </w:r>
-    </w:p>
-    <w:p>
-      <w:pPr>
-        <w:pStyle w:val="BodyText"/>
-      </w:pPr>
-      <w:r>
-        <w:rPr>
-          <w:rFonts w:hint="eastAsia"/>
-          <w:b/>
-          <w:bCs/>
-        </w:rPr>
-        <w:t xml:space="preserve">梯形透视留给天台：</w:t>
-      </w:r>
-    </w:p>
-    <w:p>
-      <w:pPr>
-        <w:pStyle w:val="BodyText"/>
-      </w:pPr>
-      <w:r>
-        <w:rPr>
-          <w:rFonts w:hint="eastAsia"/>
-        </w:rPr>
-        <w:t xml:space="preserve">天台是”狭窄空间+向外瞭望”——梯形前宽后窄的地板</w:t>
-      </w:r>
-      <w:r>
-        <w:t xml:space="preserve"> + </w:t>
-      </w:r>
-      <w:r>
-        <w:rPr>
-          <w:rFonts w:hint="eastAsia"/>
-        </w:rPr>
-        <w:t xml:space="preserve">斜边墙</w:t>
-      </w:r>
-      <w:r>
-        <w:t xml:space="preserve"> + </w:t>
-      </w:r>
-      <w:r>
-        <w:rPr>
-          <w:rFonts w:hint="eastAsia"/>
-        </w:rPr>
-        <w:t xml:space="preserve">低消失点，强调”向外看”的开放感。天台属于室外，允许滚轮缩放，配合透视效果更强烈。天台的实现细节待定。</w:t>
-      </w:r>
-    </w:p>
-    <w:p>
-      <w:r>
-        <w:pict>
-          <v:rect style="width:0;height:1.5pt" o:hralign="center" o:hrstd="t" o:hr="t"/>
-        </w:pict>
-      </w:r>
-    </w:p>
     <w:bookmarkEnd w:id="58"/>
     <w:bookmarkStart w:id="59" w:name="场景事物遮挡与碰撞设计"/>
+    <w:p>
+      <w:pPr>
+        <w:pStyle w:val="BodyText"/>
+      </w:pPr>
+      <w:r>
+        <w:t>不要做的事：不要把家具排成一条水平线；不要只放大矩形；不要让墙面空白超过半个屏幕宽；不要为室内启用滚轮缩放；不要让非多模态模型根据参考图自由发挥。</w:t>
+      </w:r>
+    </w:p>
+    <w:p>
+      <w:pPr>
+        <w:pStyle w:val="BodyText"/>
+      </w:pPr>
+      <w:r>
+        <w:t>互动规则：室内不是只给玩家看的背景。每个房间至少要有 2~4 个可查看物件，互动描述要写生活痕迹或人物关系，例如挂历、灶台、书桌、窗户、行李箱、房门、贴纸。</w:t>
+      </w:r>
+    </w:p>
+    <w:p>
+      <w:pPr>
+        <w:pStyle w:val="BodyText"/>
+      </w:pPr>
+      <w:r>
+        <w:t>颜色规则：不用纯白 Color(1,1,1,1)，窗光用暖米白、淡蓝灰、低 alpha 半透明；不用纯黑 Color(0,0,0,1)，暗部用深棕、暖灰、紫棕。小物件可以更高饱和，但面积必须小，不能抢人物。</w:t>
+      </w:r>
+    </w:p>
+    <w:p>
+      <w:pPr>
+        <w:pStyle w:val="BodyText"/>
+      </w:pPr>
+      <w:r>
+        <w:t>镜头切换本身是叙事：室外 zoom=1.25 → 一楼 zoom=1.8 → 三楼 zoom=2.0。镜头越贴近，房间越私密。天台反过来应该拉远，形成“从家里走向外面世界”的呼吸感。</w:t>
+      </w:r>
+    </w:p>
+    <w:p>
+      <w:pPr>
+        <w:pStyle w:val="BodyText"/>
+      </w:pPr>
+      <w:r>
+        <w:t>三层大屋样板：一楼是暗暖、烟火气、公共生活空间，核心物件为灶台、碗柜、挂历、圆桌、水缸；二楼是窄走廊，三扇门代表家庭成员，核心物件为奖状、歪画、狗垫、楼梯暗角；三楼是蓝灰明亮、主角的小空间，核心物件为窗光、床、书桌、行李箱、玩具、贴纸。</w:t>
+      </w:r>
+    </w:p>
+    <w:p>
+      <w:pPr>
+        <w:pStyle w:val="BodyText"/>
+      </w:pPr>
+      <w:r>
+        <w:t>非多模态模型新增房间流程：先写房间性格；再选 width / ceiling_h / palette；放门窗；放 3~5 个大物件；放 4~8 个小物件；放 2~4 个光影矩形；最后为可查看物件创建 InteractableObject。</w:t>
+      </w:r>
+    </w:p>
+    <w:p>
+      <w:pPr>
+        <w:pStyle w:val="BodyText"/>
+      </w:pPr>
+      <w:r>
+        <w:t>实现方式：当前工程使用 scripts/scenes/interior_stage_builder.gd。每个室内场景脚本调用 InteriorStageBuilderScript.rebuild(self, spec)，用 spec 字典生成墙、地板、家具、光带、前景遮罩。所有物件必须写清 name、pos、size、color、z，禁止只写“像参考图一样”。</w:t>
+      </w:r>
+    </w:p>
+    <w:p>
+      <w:pPr>
+        <w:pStyle w:val="BodyText"/>
+      </w:pPr>
+      <w:r>
+        <w:t>固定坐标：height=480；floor_y=340；walk_y=350~410；foreground_y=404~480；ceiling_h=44~56；wall=25~30。生成顺序从后到前：房间壳、后墙物件、中层家具、光影层、前景层。</w:t>
+      </w:r>
+    </w:p>
+    <w:p>
+      <w:pPr>
+        <w:pStyle w:val="BodyText"/>
+      </w:pPr>
+      <w:r>
+        <w:t>画面目标：横向构图、正面剖面、前后层次、局部光源、生活密度。每个房间至少有 8~15 个可命名物件，物件服务人物关系和叙事，而不是装饰堆砌。</w:t>
+      </w:r>
+    </w:p>
+    <w:p>
+      <w:pPr>
+        <w:pStyle w:val="BodyText"/>
+      </w:pPr>
+      <w:r>
+        <w:t>这套方法必须能被非多模态模型执行。Claude Code、DeepSeek 或其他文本模型不需要看参考图，只要按文字坐标表写 width、height、ceiling_h、floor_y、wall、palette、lights、items、foreground，就能搭出接近参考气质的室内。</w:t>
+      </w:r>
+    </w:p>
+    <w:p>
+      <w:pPr>
+        <w:pStyle w:val="FirstParagraph"/>
+      </w:pPr>
+      <w:r>
+        <w:t>室内场景采用横向舞台盒子风格，参考《沉默意志》的暗色生活房间和《直到那时》的明亮儿童房。它不是斜俯视 RPG 房间，而是把一间屋子正面剖开给玩家看：墙面横向展开，人物站在中下部，家具像舞台布景一样分层摆放。</w:t>
+      </w:r>
+    </w:p>
+    <w:p>
+      <w:r>
+        <w:t>不要做的事：不要把房间做成俯视地图；不要只放大色块没有生活物；不要让家具挡住玩家行走带；不要写需要看参考图才能理解的描述；不要把所有物件都放在同一 z_index。</w:t>
+      </w:r>
+    </w:p>
+    <w:p>
+      <w:r>
+        <w:t>颜色规则：不使用纯白和纯黑。最亮用米白、旧纸黄、窗光蓝；最暗用深棕、暖黑、烟灰。每层房间有一个主色温：一楼橙褐，二楼灰褐，三楼蓝灰。</w:t>
+      </w:r>
+    </w:p>
+    <w:p>
+      <w:r>
+        <w:t>镜头切换本身是叙事：室外 zoom=1.25 → 一楼 zoom=1.8 → 三楼 zoom=2.0。镜头越贴近，房间越私密。玩家从庭院进入一楼时视野被墙和家具收住；走到三楼时，窗光和小物件让空间更像主角自己的内心。</w:t>
+      </w:r>
+    </w:p>
+    <w:p>
+      <w:r>
+        <w:t>三楼主角房：明亮、蓝灰、刚有一点自己的空间。关键词：大窗光、床、书桌、行李箱、机器人玩具、作业本、飞机贴纸、窗格光线。</w:t>
+      </w:r>
+    </w:p>
+    <w:p>
+      <w:r>
+        <w:t>二楼走廊：窄、压缩、每扇门代表一个家庭成员。关键词：三个房门、奖状、歪画、旧伞、狗垫、门缝光、楼梯暗角。</w:t>
+      </w:r>
+    </w:p>
+    <w:p>
+      <w:r>
+        <w:t>一楼客厅/厨房：暗暖、烟火气、家族公共空间。关键词：灶台烟痕、碗柜、圆桌、挂历、水缸、前景桌沿、餐具、水痕。</w:t>
+      </w:r>
+    </w:p>
+    <w:p>
+      <w:r>
+        <w:t>非多模态模型新增房间时按顺序填表：先写房间性格；选 width / ceiling_h / palette；放门窗；放 3~5 个大物件；放 4~8 个小物件；放 6~12 条结构线；放 2~4 个光影矩形；最后为可查看物件创建 InteractableObject。</w:t>
+      </w:r>
+    </w:p>
+    <w:p>
+      <w:pPr/>
+      <w:r>
+        <w:t>比例与视角规范：室内门框按儿童角色比例控制，普通房门 140~170px 高、50~90px 宽；二楼三扇门不能成为画面主角，门板比门框内缩 8~12px，门把手放在 y=255~270 附近。</w:t>
+      </w:r>
+    </w:p>
+    <w:p>
+      <w:pPr/>
+      <w:r>
+        <w:t>家具使用正面剖面语言：床要有床沿、被面和正面垂落；桌子要有桌面薄边、前挡板和桌腿；不要只画一块大矩形当作俯视桌面。</w:t>
+      </w:r>
+    </w:p>
+    <w:p>
+      <w:pPr/>
+      <w:r>
+        <w:t>光斑只用低透明矩形或短线暗示，避免贯穿全屏的高对比黄色线条；不要再使用 WindowGridLight、WindowLightGrid 这类命名和构图。行走带或光斑上的调查点必须 blocks_player=false。</w:t>
+      </w:r>
+    </w:p>
+    <w:p>
+      <w:r>
+        <w:t>items 默认生成矩形；需要墙缝、地砖线、门缝光、床单褶皱时，用 {'kind': 'line', 'from': Vector2(...), 'to': Vector2(...), 'width': 2.0}。线条不是装饰花纹，而是用来说明空间结构、光线方向和生活磨损。</w:t>
+      </w:r>
+    </w:p>
+    <w:p>
+      <w:r>
+        <w:t>InteriorStageBuilderScript.rebuild(self, spec) 是室内场景的主要制作入口。spec 必须包含 width、height、ceiling_h、floor_y、wall、palette、lights、items、foreground。</w:t>
+      </w:r>
+    </w:p>
+    <w:p>
+      <w:r>
+        <w:t>层级规则：z=-120~ -100 放天花、后墙、侧墙；z=-80~ -40 放门窗、海报、挂历、奖状；z=300~430 放家具主体；z=50~100 放光带、烟雾、前景暗角；z=player.y 给角色和 NPC。</w:t>
+      </w:r>
+    </w:p>
+    <w:p>
+      <w:r>
+        <w:t>固定坐标语法：width 控制房间横向长度，ceiling_h 控制天花厚度，floor_y 是墙与地面的分界线，wall 是左右侧墙厚度，side_bottom 是侧墙透视收口。默认视口 854x480，室内不要做大幅镜头移动。</w:t>
+      </w:r>
+    </w:p>
+    <w:p>
+      <w:r>
+        <w:t>核心画面目标：一眼读懂房间功能；角色活动区保持在 y=340~410；墙面中上部放信息物件；前景用桌沿、床沿、楼梯暗影压住画面；用窗光、屏幕光、灶火光或顶部暗影说明情绪。</w:t>
+      </w:r>
+    </w:p>
+    <w:p>
+      <w:r>
+        <w:t>室内场景采用横向舞台盒子风格，参考《沉默意志》的暗色生活房间和《直到那时》的明亮儿童房。它不是斜俯视 RPG 房间，而是把一间屋子正面剖开给玩家看：墙面横向展开，人物站在中下部，家具像舞台布景一样分层摆放。</w:t>
+      </w:r>
+    </w:p>
+    <w:p>
+      <w:r>
+        <w:t>不要做的事：不要把家具排成一条水平线；不要只放大矩形；不要让家具挡住玩家行走带；不要写需要看参考图才能理解的描述。</w:t>
+      </w:r>
+    </w:p>
+    <w:p>
+      <w:r>
+        <w:t>颜色规则：不使用纯白和纯黑。最亮用米白、旧纸黄、窗光蓝；最暗用深棕、暖黑、烟灰。每层房间有一个主色温：一楼橙褐，二楼灰褐，三楼蓝灰。</w:t>
+      </w:r>
+    </w:p>
+    <w:p>
+      <w:r>
+        <w:t>三楼主角房：明亮、蓝灰、刚有一点自己的空间。关键词：大窗光、床、书桌、行李箱、机器人玩具、作业本、飞机贴纸、窗格投影。</w:t>
+      </w:r>
+    </w:p>
+    <w:p>
+      <w:r>
+        <w:t>二楼走廊：窄、压缩、每扇门代表一个家庭成员。关键词：三个房门、奖状、歪画、旧伞、门饰、门把手、窗格光、楼梯暗角。</w:t>
+      </w:r>
+    </w:p>
+    <w:p>
+      <w:r>
+        <w:t>一楼客厅/厨房：暗暖、烟火气、家族公共空间。关键词：灶台烟痕、碗柜、圆桌、挂历、水缸、前景竹榻、旧收音机、照片墙、餐具。</w:t>
+      </w:r>
+    </w:p>
+    <w:p>
+      <w:r>
+        <w:t>非多模态模型新增房间时按顺序填表：房间性格、色板、门窗、大物件、小物件、结构线、椭圆小形、光影矩形、InteractableObject。</w:t>
+      </w:r>
+    </w:p>
+    <w:p>
+      <w:r>
+        <w:t>参考《直到那时》时，优先提取窗格光、蓝灰空气、贴纸墙、玩具剪影、门廊结构和地砖线；不要照搬科幻玩具，只把它转译成孩子房间的想象感。</w:t>
+      </w:r>
+    </w:p>
+    <w:p>
+      <w:r>
+        <w:t>参考《沉默意志》时，优先提取前景压暗、床沿/桌沿遮挡、局部小屏幕光、墙面照片和顶部设备；不要照搬现代公寓，只把它转译成大屋生活物。</w:t>
+      </w:r>
+    </w:p>
+    <w:p>
+      <w:r>
+        <w:t>需要杯口、饭碗、门把手、玩具轮子、柔和光斑时，用 kind=ellipse。椭圆只做小面积点睛，不要大面积铺满房间。</w:t>
+      </w:r>
+    </w:p>
+    <w:p>
+      <w:r>
+        <w:t>items 默认是矩形；需要墙缝、地砖线、门缝光、床单褶皱时，用 kind=line。线条不是装饰花纹，而是用来说明空间结构、光线方向和生活磨损。</w:t>
+      </w:r>
+    </w:p>
+    <w:p>
+      <w:r>
+        <w:t>当前工程使用 scripts/scenes/interior_stage_builder.gd 生成室内舞台。每个室内场景脚本提供一个 spec 字典，包含 width、height、ceiling_h、floor_y、wall、palette、lights、items、foreground。</w:t>
+      </w:r>
+    </w:p>
+    <w:p>
+      <w:r>
+        <w:t>室内场景采用横向舞台盒子风格，参考《沉默意志》的暗色生活房间和《直到那时》的明亮儿童房。它不是斜俯视 RPG 房间，而是把一间屋子正面剖开给玩家看：墙面横向展开，人物站在中下部，家具像舞台布景一样分层摆放。</w:t>
+      </w:r>
+    </w:p>
+    <w:p>
+      <w:r>
+        <w:t>7. 室内场景构图方法论——横向舞台盒子 v2</w:t>
+      </w:r>
+    </w:p>
     <w:p>
       <w:pPr>
         <w:pStyle w:val="Heading4"/>
